--- a/artigo_anonimo.docx
+++ b/artigo_anonimo.docx
@@ -5097,7 +5097,7 @@
       </w:pPr>
       <w:r>
         <w:rPr/>
-        <w:t>A deduplicação foi executada após padronizar os metadados das três fontes, com o DOI convertido para minúsculas e sem prefixos de URL, espaços ou ponto final, e o título normalizado quanto a caixa, acentuação e pontuação, excluindo do agrupamento títulos com menos de oito caracteres, preparação adaptada dos problemas de interoperabilidade documentados por Rathbone et al. (2015), sem adoção do algoritmo SRA-DM. Registros com o mesmo DOI normalizado foram agrupados; na ausência de DOI, títulos normalizados idênticos só foram agrupados sem conflito entre identificadores presentes, critério mais restritivo que a abordagem baseada em regras de Jiang et al. (2014). Para cada grupo fundido, preservaram-se bases, consultas de origem e identificadores brutos, mantendo o resumo mais longo disponível e selecionando os demais metadados por completude e prioridade de fonte.</w:t>
+        <w:t>A deduplicação foi executada após padronizar os metadados das três fontes, com o DOI convertido para minúsculas e sem prefixos de URL, espaços ou ponto final, e o título normalizado quanto a caixa, acentuação e pontuação, excluindo do agrupamento títulos com menos de oito caracteres, preparação adaptada dos problemas de interoperabilidade documentados por Rathbone et al. (2015), sem adoção do algoritmo SRA-DM. Registros com o mesmo DOI normalizado foram agrupados; na ausência de DOI, títulos normalizados idênticos só foram agrupados sem conflito entre identificadores presentes, critério mais restritivo que a abordagem baseada em regras de Jiang et al. (2014). Para cada grupo fundido, preservaram-se bases e consultas de origem, mantendo o resumo mais longo disponível.</w:t>
       </w:r>
     </w:p>
     <w:p>
@@ -10954,7 +10954,7 @@
       </w:r>
       <w:r>
         <w:rPr/>
-        <w:t xml:space="preserve"> (Naji, Gunduz, and Maki 2023) e previsão orçamentária apoiada em ordens de serviço (Martins and Espejo 2024; Morais, Paula, and Reis 2023). No contexto das universidades federais brasileiras, esse conjunto reforça a prioridade de cadastros consistentes, fonte e data dos dados, unidade comparada, regras de veto e histórico dos parâmetros, elementos indispensáveis à prestação de contas.</w:t>
+        <w:t xml:space="preserve"> (Naji, Gunduz, and Maki 2023) e previsão orçamentária apoiada em ordens de serviço (Martins and Espejo 2024; Morais, Paula, and Reis 2023). No contexto das universidades federais brasileiras, esse conjunto reforça a prioridade de cadastros consistentes, regras de veto e histórico dos parâmetros para a prestação de contas.</w:t>
       </w:r>
     </w:p>
     <w:p>
@@ -10997,7 +10997,7 @@
       </w:r>
       <w:r>
         <w:rPr/>
-        <w:t>, ampliando a evidência tecnológica, e não a diversidade institucional. Nesse cenário orçamentário, a ausência de critérios documentados tende a penalizar as intervenções preventivas, que carecem da urgência visível dos reparos corretivos.</w:t>
+        <w:t>, ampliando a evidência tecnológica, e não a diversidade institucional.</w:t>
       </w:r>
     </w:p>
     <w:p>
@@ -13290,7 +13290,7 @@
       </w:pPr>
       <w:r>
         <w:rPr/>
-        <w:t>Diante dessa lacuna, a especificação operacional candidata acrescenta uma matriz rastreável que liga critérios sustentados pela revisão a indicadores, fontes, periodicidades e direções propostos pelo autor, além de um fluxo que ordena validação de conteúdo, qualidade dos dados, normalização, ponderação, agregação, vetos candidatos e sensibilidade. A revisão sustenta os critérios; os indicadores e suas parametrizações permanecem proposições autorais para validação, e a definição de normalização, pesos, agregação e limiares dos vetos candidatos de risco estrutural, risco à vida, risco de incêndio e descumprimento legal integra a etapa institucional seguinte, dependente de norma, laudo ou autoridade competente.</w:t>
+        <w:t>Diante dessa lacuna, a especificação operacional candidata acrescenta uma matriz rastreável que liga critérios sustentados pela revisão a indicadores, fontes, periodicidades e direções propostos pelo autor, além de um fluxo que ordena validação de conteúdo, normalização, ponderação, agregação e vetos candidatos. A revisão sustenta os critérios; os indicadores permanecem proposições autorais para validação, e a definição de pesos, agregação e limiares dos vetos de risco estrutural, risco à vida, risco de incêndio e descumprimento legal integra a etapa institucional seguinte, dependente de norma, laudo ou autoridade competente.</w:t>
       </w:r>
     </w:p>
     <w:p>

--- a/artigo_anonimo.docx
+++ b/artigo_anonimo.docx
@@ -105,7 +105,14 @@
       </w:pPr>
       <w:bookmarkStart w:id="0" w:name="sec%3Aintroducao"/>
       <w:r>
-        <w:rPr/>
+        <w:rPr>
+          <w:rStyle w:val="SectionNumber"/>
+        </w:rPr>
+        <w:t>1</w:t>
+      </w:r>
+      <w:r>
+        <w:rPr/>
+        <w:tab/>
         <w:t>Introdução</w:t>
       </w:r>
     </w:p>
@@ -116,7 +123,7 @@
       </w:pPr>
       <w:r>
         <w:rPr/>
-        <w:t>A gestão de edificações públicas universitárias enfrenta uma tensão recorrente, pois intervenções visíveis ou urgentes competem por recursos com ações preventivas, ambientais, sociais e institucionais cujos benefícios se distribuem ao longo do ciclo de vida. Em universidades públicas, critérios transparentes reduzem a predominância de práticas reativas e fortalecem a justificativa técnica das prioridades (Lateef, Khamidi, and Idrus 2010; Barbosa et al. 2020). Nas universidades federais brasileiras, estudos registram fragmentação de cadastros, demanda acumulada, restrições orçamentárias e necessidade de integrar custos, ordens de serviço e condição dos ativos (Barbosa et al. 2020; Martins and Espejo 2024; Morais, Paula, and Reis 2023). A manutenção condiciona desempenho, segurança, durabilidade e continuidade dos serviços, em consonância com os requisitos de planejamento, controle e avaliação da NBR 5674 e com as responsabilidades administrativas do gestor público (Associação Brasileira de Normas Técnicas 2012; Araújo Neto 2015). Para orientar prioridades, porém, essas entradas precisam ser articuladas a condição física, risco, energia, impacto ambiental, experiência dos usuários, conformidade e capacidade institucional (Maia, Scheer, and Freitas 2016; Nägeli et al. 2019; Alfalah et al. 2022).</w:t>
+        <w:t>A gestão de edificações públicas universitárias enfrenta uma tensão recorrente, pois intervenções visíveis ou urgentes competem por recursos com ações preventivas, ambientais, sociais e institucionais cujos benefícios se distribuem ao longo do ciclo de vida. Em universidades públicas, critérios transparentes reduzem a predominância de práticas reativas e fortalecem a justificativa técnica das prioridades (Barbosa et al., 2020; Lateef; Khamidi; Idrus, 2010). Nas universidades federais brasileiras, estudos registram fragmentação de cadastros, demanda acumulada, restrições orçamentárias e necessidade de integrar custos, ordens de serviço e condição dos ativos (Barbosa et al., 2020; Martins; Espejo, 2024; Morais; Paula; Reis, 2023). A manutenção condiciona desempenho, segurança, durabilidade e continuidade dos serviços, em consonância com os requisitos de planejamento, controle e avaliação da NBR 5674 e com as responsabilidades administrativas do gestor público (Araújo Neto, 2015; Associação Brasileira de Normas Técnicas, 2012). Para orientar prioridades, porém, essas entradas precisam ser articuladas a condição física, risco, energia, impacto ambiental, experiência dos usuários, conformidade e capacidade institucional (Alfalah et al., 2022; Maia; Scheer; Freitas, 2016; Nägeli et al., 2019).</w:t>
       </w:r>
     </w:p>
     <w:p>
@@ -137,7 +144,7 @@
       </w:r>
       <w:r>
         <w:rPr/>
-        <w:t xml:space="preserve">) integra desempenho ambiental, econômico e social ao planejamento, à operação e à gestão dos ativos construídos (Nielsen, Sarasoja, and Galamba 2016; Opoku and Lee 2022; Okoro 2023). Os Objetivos de Desenvolvimento Sustentável oferecem metas públicas para infraestrutura, cidades e uso responsável de recursos, enquanto a abordagem ambiental, social e de governança (ESG, do inglês </w:t>
+        <w:t xml:space="preserve">) integra desempenho ambiental, econômico e social ao planejamento, à operação e à gestão dos ativos construídos (Nielsen; Sarasoja; Galamba, 2016; Okoro, 2023; Opoku; Lee, 2022). Os Objetivos de Desenvolvimento Sustentável oferecem metas públicas para infraestrutura, cidades e uso responsável de recursos, enquanto a abordagem ambiental, social e de governança (ESG, do inglês </w:t>
       </w:r>
       <w:r>
         <w:rPr>
@@ -148,7 +155,7 @@
       </w:r>
       <w:r>
         <w:rPr/>
-        <w:t>) organiza indicadores aplicáveis aos ativos e serviços prediais (Okoro 2023; Ramantswana et al. 2026). Métodos de apoio multicritério (</w:t>
+        <w:t>) organiza indicadores aplicáveis aos ativos e serviços prediais (Okoro, 2023; Ramantswana et al., 2026). Métodos de apoio multicritério (</w:t>
       </w:r>
       <w:r>
         <w:rPr>
@@ -203,7 +210,7 @@
       </w:r>
       <w:r>
         <w:rPr/>
-        <w:t xml:space="preserve"> (ANP) ou por abordagens correlatas (Alfalah et al. 2022; Naji, Gunduz, and Maki 2023; Masmoudi et al. 2026).</w:t>
+        <w:t xml:space="preserve"> (ANP) ou por abordagens correlatas (Alfalah et al., 2022; Masmoudi et al., 2026; Naji; Gunduz; Maki, 2023).</w:t>
       </w:r>
     </w:p>
     <w:p>
@@ -213,19 +220,7 @@
       </w:pPr>
       <w:r>
         <w:rPr/>
-        <w:t>A literatura sustenta cinco correntes complementares que orientam a conversão dessa evidência em especificação operacional, com núcleo analítico, contribuição e lacuna de integração sintetizados na Tabela </w:t>
-      </w:r>
-      <w:hyperlink w:anchor="tab%3Acorrentesteoricas">
-        <w:r>
-          <w:rPr>
-            <w:rStyle w:val="Hyperlink"/>
-          </w:rPr>
-          <w:t>1</w:t>
-        </w:r>
-      </w:hyperlink>
-      <w:r>
-        <w:rPr/>
-        <w:t xml:space="preserve"> (Nägeli et al. 2019; Nielsen, Sarasoja, and Galamba 2016; Alfalah et al. 2022; Deng, Menassa, and Kamat 2021; Masmoudi et al. 2026). A corrente técnica-operacional deriva de ciclo de vida e confiabilidade do ativo (Nägeli et al. 2019; Othman and Kamal 2023; Chew and Conejos 2016; Conejos, Chew, and Azril 2019); a ambiental integra energia, emissões e efeitos intertemporais à gestão de facilidades (Nielsen, Sarasoja, and Galamba 2016; Opoku and Lee 2022; Okoro 2023); a social reúne segurança, conforto e continuidade acadêmica das pessoas que utilizam e operam a edificação (Alfalah et al. 2022); a informacional e digital organiza cadastro, condição e histórico pela modelagem da informação da construção (BIM, do inglês </w:t>
+        <w:t xml:space="preserve">A literatura sustenta cinco correntes complementares que orientam a conversão dessa evidência em especificação operacional, com núcleo analítico, contribuição e lacuna de integração sintetizados na Tabela 1 (Alfalah et al., 2022; Deng; Menassa; Kamat, 2021; Masmoudi et al., 2026; Nägeli et al., 2019; Nielsen; Sarasoja; Galamba, 2016). A corrente técnica-operacional deriva de ciclo de vida e confiabilidade do ativo (Chew; Conejos, 2016; Conejos; Chew; Azril, 2019; Nägeli et al., 2019; Othman; Kamal, 2023); a ambiental integra energia, emissões e efeitos intertemporais à gestão de facilidades (Nielsen; Sarasoja; Galamba, 2016; Okoro, 2023; Opoku; Lee, 2022); a social reúne segurança, conforto e continuidade acadêmica das pessoas que utilizam e operam a edificação (Alfalah et al., 2022); a informacional e digital organiza cadastro, condição e histórico pela modelagem da informação da construção (BIM, do inglês </w:t>
       </w:r>
       <w:r>
         <w:rPr>
@@ -247,7 +242,7 @@
       </w:r>
       <w:r>
         <w:rPr/>
-        <w:t xml:space="preserve">, sensores e ontologias (Deng, Menassa, and Kamat 2021; Espinosa Gispert et al. 2025; Goretti and Kaming 2023; Motuzienė et al. 2025; Wu and Mundt-Petersen 2025; Das 2025); e a de integração multicritério estrutura conflitos entre objetivos por AHP, TOPSIS, ANP, Delphi e lógica </w:t>
+        <w:t xml:space="preserve">, sensores e ontologias (Das, 2025; Deng; Menassa; Kamat, 2021; Espinosa Gispert et al., 2025; Goretti; Kaming, 2023; Motuzienė et al., 2025; Wu; Mundt-Petersen, 2025); e a de integração multicritério estrutura conflitos entre objetivos por AHP, TOPSIS, ANP, Delphi e lógica </w:t>
       </w:r>
       <w:r>
         <w:rPr>
@@ -258,7 +253,28 @@
       </w:r>
       <w:r>
         <w:rPr/>
-        <w:t xml:space="preserve"> (Alfalah et al. 2022; Naji, Gunduz, and Maki 2023; Masmoudi et al. 2026).</w:t>
+        <w:t xml:space="preserve"> (Alfalah et al., 2022; Masmoudi et al., 2026; Naji; Gunduz; Maki, 2023).</w:t>
+      </w:r>
+    </w:p>
+    <w:p>
+      <w:pPr>
+        <w:pStyle w:val="TableCaption"/>
+        <w:keepNext w:val="true"/>
+        <w:rPr/>
+      </w:pPr>
+      <w:r>
+        <w:rPr/>
+        <w:t>Tabela 1. Correntes teóricas que fundamentam a especificação proposta</w:t>
+      </w:r>
+    </w:p>
+    <w:p>
+      <w:pPr>
+        <w:pStyle w:val="BodyText"/>
+        <w:rPr/>
+      </w:pPr>
+      <w:r>
+        <w:rPr/>
+        <w:t>&gt;p2.7cm &gt;p3.3cm &gt;p4.0cm Y</w:t>
       </w:r>
     </w:p>
     <w:tbl>
@@ -282,7 +298,10 @@
         <w:gridCol w:w="2339"/>
       </w:tblGrid>
       <w:tr>
-        <w:trPr/>
+        <w:trPr>
+          <w:tblHeader w:val="true"/>
+          <w:cantSplit w:val="true"/>
+        </w:trPr>
         <w:tc>
           <w:tcPr>
             <w:tcW w:w="2340" w:type="dxa"/>
@@ -397,7 +416,9 @@
         </w:tc>
       </w:tr>
       <w:tr>
-        <w:trPr/>
+        <w:trPr>
+          <w:cantSplit w:val="true"/>
+        </w:trPr>
         <w:tc>
           <w:tcPr>
             <w:tcW w:w="2340" w:type="dxa"/>
@@ -508,7 +529,9 @@
         </w:tc>
       </w:tr>
       <w:tr>
-        <w:trPr/>
+        <w:trPr>
+          <w:cantSplit w:val="true"/>
+        </w:trPr>
         <w:tc>
           <w:tcPr>
             <w:tcW w:w="2340" w:type="dxa"/>
@@ -619,7 +642,9 @@
         </w:tc>
       </w:tr>
       <w:tr>
-        <w:trPr/>
+        <w:trPr>
+          <w:cantSplit w:val="true"/>
+        </w:trPr>
         <w:tc>
           <w:tcPr>
             <w:tcW w:w="2340" w:type="dxa"/>
@@ -730,7 +755,9 @@
         </w:tc>
       </w:tr>
       <w:tr>
-        <w:trPr/>
+        <w:trPr>
+          <w:cantSplit w:val="true"/>
+        </w:trPr>
         <w:tc>
           <w:tcPr>
             <w:tcW w:w="2340" w:type="dxa"/>
@@ -841,7 +868,9 @@
         </w:tc>
       </w:tr>
       <w:tr>
-        <w:trPr/>
+        <w:trPr>
+          <w:cantSplit w:val="true"/>
+        </w:trPr>
         <w:tc>
           <w:tcPr>
             <w:tcW w:w="2340" w:type="dxa"/>
@@ -968,7 +997,7 @@
       </w:pPr>
       <w:r>
         <w:rPr/>
-        <w:t>A literatura sobre digitalização e decisão ainda distribui integração de dados, previsão operacional, critérios de sustentabilidade e escolha multicritério em cadeias parciais (Deng, Menassa, and Kamat 2021; Das 2025; Alfalah et al. 2022; Masmoudi et al. 2026). Ferramentas informacionais e preditivas produzem dados, diagnósticos e estimativas, mas a conexão entre essa produção e uma decisão administrativa validada permanece fragmentada. Este artigo estabelece uma conexão rastreável entre evidência científica, dimensão, critério, indicador observável, parametrização multicritério futura, veto não compensatório e decisão pública auditável, preservando a distinção entre frequência bibliográfica e importância normativa.</w:t>
+        <w:t>A literatura sobre digitalização e decisão ainda distribui integração de dados, previsão operacional, critérios de sustentabilidade e escolha multicritério em cadeias parciais (Alfalah et al., 2022; Das, 2025; Deng; Menassa; Kamat, 2021; Masmoudi et al., 2026). Ferramentas informacionais e preditivas produzem dados, diagnósticos e estimativas, mas a conexão entre essa produção e uma decisão administrativa validada permanece fragmentada. Este artigo estabelece uma conexão rastreável entre a evidência científica e a decisão pública auditável, preservando a distinção entre frequência bibliográfica e importância normativa.</w:t>
       </w:r>
     </w:p>
     <w:p>
@@ -1000,7 +1029,14 @@
       </w:pPr>
       <w:bookmarkStart w:id="2" w:name="sec%3Ametodo"/>
       <w:r>
-        <w:rPr/>
+        <w:rPr>
+          <w:rStyle w:val="SectionNumber"/>
+        </w:rPr>
+        <w:t>2</w:t>
+      </w:r>
+      <w:r>
+        <w:rPr/>
+        <w:tab/>
         <w:t>Método de pesquisa</w:t>
       </w:r>
     </w:p>
@@ -1011,7 +1047,7 @@
       </w:pPr>
       <w:r>
         <w:rPr/>
-        <w:t>A pesquisa foi estruturada como revisão integrativa sistematizada, com apoio bibliométrico e síntese temática, reunindo estudos de diferentes delineamentos sob busca, seleção e síntese explicitados (Whittemore and Knafl 2005; Snyder 2019). O apoio bibliométrico organizou o corpus e orientou a síntese temática (Donthu et al. 2021), com transparência e reprodutibilidade destacadas por Hu et al. (2026). O escopo declarado distingue esses procedimentos das etapas de pré-registro, dupla revisão, avaliação de risco de viés, elegibilidade integral em texto completo e metanálise, ausentes deste desenho.</w:t>
+        <w:t>A pesquisa foi estruturada como revisão integrativa sistematizada, com apoio bibliométrico e síntese temática, reunindo estudos de diferentes delineamentos sob busca, seleção e síntese explicitados (Snyder, 2019; Whittemore; Knafl, 2005). O apoio bibliométrico organizou o corpus e orientou a síntese temática (Donthu et al., 2021), com transparência e reprodutibilidade destacadas por Hu et al. (2026). O escopo declarado distingue esses procedimentos das etapas de pré-registro, dupla revisão, avaliação de risco de viés, elegibilidade integral em texto completo e metanálise, ausentes deste desenho.</w:t>
       </w:r>
     </w:p>
     <w:p>
@@ -1022,7 +1058,14 @@
       <w:bookmarkStart w:id="3" w:name="conjuntos-analíticos"/>
       <w:bookmarkEnd w:id="3"/>
       <w:r>
-        <w:rPr/>
+        <w:rPr>
+          <w:rStyle w:val="SectionNumber"/>
+        </w:rPr>
+        <w:t>2.1</w:t>
+      </w:r>
+      <w:r>
+        <w:rPr/>
+        <w:tab/>
         <w:t>Conjuntos analíticos</w:t>
       </w:r>
     </w:p>
@@ -1033,19 +1076,7 @@
       </w:pPr>
       <w:r>
         <w:rPr/>
-        <w:t>A análise foi organizada em dois níveis complementares. A camada bibliométrica ampliada utilizou os 372 registros do estrato bibliométrico forte da busca principal, empregados para analisar fontes, coocorrência de palavras-chave, mapa temático e evolução entre 2010–2020 e 2021–2026 (completude dos campos na Seção </w:t>
-      </w:r>
-      <w:hyperlink w:anchor="sec%3Apanorama">
-        <w:r>
-          <w:rPr>
-            <w:rStyle w:val="Hyperlink"/>
-          </w:rPr>
-          <w:t>3.1</w:t>
-        </w:r>
-      </w:hyperlink>
-      <w:r>
-        <w:rPr/>
-        <w:t>). A síntese temática utilizou inicialmente 104 registros e passou a 121 após a incorporação de 17 registros identificados pela busca complementar de sensibilidade para inteligência artificial e aprendizado de máquina. A comparação por identificador único mostrou que 109 dos 121 registros do núcleo temático vigente também pertencem ao estrato bibliométrico de 372, 12 são exclusivos do núcleo temático vigente e 263 são exclusivos da camada bibliométrica; os conjuntos permanecem parcialmente sobrepostos e não foram fundidos, para não alterar artificialmente a estrutura temática da busca principal.</w:t>
+        <w:t>A análise foi organizada em dois níveis complementares. A camada bibliométrica ampliada utilizou os 372 registros do estrato bibliométrico forte da busca principal, empregados para analisar fontes, coocorrência de palavras-chave, mapa temático e evolução entre 2010–2020 e 2021–2026 (completude dos campos na Seção 3.1). A síntese temática utilizou inicialmente 104 registros e passou a 121 após a incorporação de 17 registros identificados pela busca complementar de sensibilidade para inteligência artificial e aprendizado de máquina. A comparação por identificador único mostrou que 109 dos 121 registros do núcleo temático vigente também pertencem ao estrato bibliométrico de 372, 12 são exclusivos do núcleo temático vigente e 263 são exclusivos da camada bibliométrica; os conjuntos permanecem parcialmente sobrepostos e não foram fundidos, para não alterar artificialmente a estrutura temática da busca principal.</w:t>
       </w:r>
     </w:p>
     <w:p>
@@ -1055,19 +1086,28 @@
       </w:pPr>
       <w:r>
         <w:rPr/>
-        <w:t>A Tabela </w:t>
-      </w:r>
-      <w:hyperlink w:anchor="tab%3Aglossariocamadas">
-        <w:r>
-          <w:rPr>
-            <w:rStyle w:val="Hyperlink"/>
-          </w:rPr>
-          <w:t>2</w:t>
-        </w:r>
-      </w:hyperlink>
-      <w:r>
-        <w:rPr/>
-        <w:t xml:space="preserve"> padroniza os rótulos usados no artigo e evita que diferentes etapas sejam tratadas como um único conjunto.</w:t>
+        <w:t>A Tabela 2 padroniza os rótulos usados no artigo e evita que diferentes etapas sejam tratadas como um único conjunto.</w:t>
+      </w:r>
+    </w:p>
+    <w:p>
+      <w:pPr>
+        <w:pStyle w:val="TableCaption"/>
+        <w:keepNext w:val="true"/>
+        <w:rPr/>
+      </w:pPr>
+      <w:r>
+        <w:rPr/>
+        <w:t>Tabela 2. Glossário dos conjuntos analíticos da revisão</w:t>
+      </w:r>
+    </w:p>
+    <w:p>
+      <w:pPr>
+        <w:pStyle w:val="BodyText"/>
+        <w:rPr/>
+      </w:pPr>
+      <w:r>
+        <w:rPr/>
+        <w:t>&gt;p3.3cm &gt;p1.6cm Y</w:t>
       </w:r>
     </w:p>
     <w:tbl>
@@ -1090,7 +1130,10 @@
         <w:gridCol w:w="3120"/>
       </w:tblGrid>
       <w:tr>
-        <w:trPr/>
+        <w:trPr>
+          <w:tblHeader w:val="true"/>
+          <w:cantSplit w:val="true"/>
+        </w:trPr>
         <w:tc>
           <w:tcPr>
             <w:tcW w:w="3120" w:type="dxa"/>
@@ -1177,7 +1220,9 @@
         </w:tc>
       </w:tr>
       <w:tr>
-        <w:trPr/>
+        <w:trPr>
+          <w:cantSplit w:val="true"/>
+        </w:trPr>
         <w:tc>
           <w:tcPr>
             <w:tcW w:w="3120" w:type="dxa"/>
@@ -1261,7 +1306,9 @@
         </w:tc>
       </w:tr>
       <w:tr>
-        <w:trPr/>
+        <w:trPr>
+          <w:cantSplit w:val="true"/>
+        </w:trPr>
         <w:tc>
           <w:tcPr>
             <w:tcW w:w="3120" w:type="dxa"/>
@@ -1345,7 +1392,9 @@
         </w:tc>
       </w:tr>
       <w:tr>
-        <w:trPr/>
+        <w:trPr>
+          <w:cantSplit w:val="true"/>
+        </w:trPr>
         <w:tc>
           <w:tcPr>
             <w:tcW w:w="3120" w:type="dxa"/>
@@ -1429,7 +1478,9 @@
         </w:tc>
       </w:tr>
       <w:tr>
-        <w:trPr/>
+        <w:trPr>
+          <w:cantSplit w:val="true"/>
+        </w:trPr>
         <w:tc>
           <w:tcPr>
             <w:tcW w:w="3120" w:type="dxa"/>
@@ -1513,7 +1564,9 @@
         </w:tc>
       </w:tr>
       <w:tr>
-        <w:trPr/>
+        <w:trPr>
+          <w:cantSplit w:val="true"/>
+        </w:trPr>
         <w:tc>
           <w:tcPr>
             <w:tcW w:w="3120" w:type="dxa"/>
@@ -1613,19 +1666,28 @@
       </w:pPr>
       <w:r>
         <w:rPr/>
-        <w:t>A Tabela </w:t>
-      </w:r>
-      <w:hyperlink w:anchor="tab%3Aalinhamentorq">
-        <w:r>
-          <w:rPr>
-            <w:rStyle w:val="Hyperlink"/>
-          </w:rPr>
-          <w:t>3</w:t>
-        </w:r>
-      </w:hyperlink>
-      <w:r>
-        <w:rPr/>
-        <w:t xml:space="preserve"> explicita a correspondência entre a pergunta central, as questões específicas, os critérios de seleção, os campos extraídos e os resultados apresentados. O contexto público universitário e os métodos de apoio à decisão foram campos de caracterização analítica, e não requisitos obrigatórios de inclusão.</w:t>
+        <w:t>A Tabela 3 explicita a correspondência entre a pergunta central, as questões específicas, os critérios de seleção, os campos extraídos e os resultados apresentados. O contexto público universitário e os métodos de apoio à decisão foram campos de caracterização analítica, e não requisitos obrigatórios de inclusão.</w:t>
+      </w:r>
+    </w:p>
+    <w:p>
+      <w:pPr>
+        <w:pStyle w:val="TableCaption"/>
+        <w:keepNext w:val="true"/>
+        <w:rPr/>
+      </w:pPr>
+      <w:r>
+        <w:rPr/>
+        <w:t>Tabela 3. Matriz de alinhamento entre perguntas, seleção, extração e resultados</w:t>
+      </w:r>
+    </w:p>
+    <w:p>
+      <w:pPr>
+        <w:pStyle w:val="BodyText"/>
+        <w:rPr/>
+      </w:pPr>
+      <w:r>
+        <w:rPr/>
+        <w:t>&gt;p1.8cm &gt;p2.7cm &gt;p2.3cm &gt;p4.1cm Y</w:t>
       </w:r>
     </w:p>
     <w:tbl>
@@ -1650,7 +1712,10 @@
         <w:gridCol w:w="1872"/>
       </w:tblGrid>
       <w:tr>
-        <w:trPr/>
+        <w:trPr>
+          <w:tblHeader w:val="true"/>
+          <w:cantSplit w:val="true"/>
+        </w:trPr>
         <w:tc>
           <w:tcPr>
             <w:tcW w:w="1872" w:type="dxa"/>
@@ -1793,7 +1858,9 @@
         </w:tc>
       </w:tr>
       <w:tr>
-        <w:trPr/>
+        <w:trPr>
+          <w:cantSplit w:val="true"/>
+        </w:trPr>
         <w:tc>
           <w:tcPr>
             <w:tcW w:w="1872" w:type="dxa"/>
@@ -1931,7 +1998,9 @@
         </w:tc>
       </w:tr>
       <w:tr>
-        <w:trPr/>
+        <w:trPr>
+          <w:cantSplit w:val="true"/>
+        </w:trPr>
         <w:tc>
           <w:tcPr>
             <w:tcW w:w="1872" w:type="dxa"/>
@@ -2063,13 +2132,15 @@
               <w:rPr>
                 <w:sz w:val="18"/>
               </w:rPr>
-              <w:t>Seção 3.2 e Gráfico 7.</w:t>
+              <w:t>Seção 3.2 e Gráfico 6.</w:t>
             </w:r>
           </w:p>
         </w:tc>
       </w:tr>
       <w:tr>
-        <w:trPr/>
+        <w:trPr>
+          <w:cantSplit w:val="true"/>
+        </w:trPr>
         <w:tc>
           <w:tcPr>
             <w:tcW w:w="1872" w:type="dxa"/>
@@ -2207,7 +2278,9 @@
         </w:tc>
       </w:tr>
       <w:tr>
-        <w:trPr/>
+        <w:trPr>
+          <w:cantSplit w:val="true"/>
+        </w:trPr>
         <w:tc>
           <w:tcPr>
             <w:tcW w:w="1872" w:type="dxa"/>
@@ -2339,13 +2412,15 @@
               <w:rPr>
                 <w:sz w:val="18"/>
               </w:rPr>
-              <w:t>Seção 3.3 e Gráfico 8.</w:t>
+              <w:t>Seção 3.3 e Gráfico 7.</w:t>
             </w:r>
           </w:p>
         </w:tc>
       </w:tr>
       <w:tr>
-        <w:trPr/>
+        <w:trPr>
+          <w:cantSplit w:val="true"/>
+        </w:trPr>
         <w:tc>
           <w:tcPr>
             <w:tcW w:w="1872" w:type="dxa"/>
@@ -2483,7 +2558,9 @@
         </w:tc>
       </w:tr>
       <w:tr>
-        <w:trPr/>
+        <w:trPr>
+          <w:cantSplit w:val="true"/>
+        </w:trPr>
         <w:tc>
           <w:tcPr>
             <w:tcW w:w="1872" w:type="dxa"/>
@@ -2621,7 +2698,9 @@
         </w:tc>
       </w:tr>
       <w:tr>
-        <w:trPr/>
+        <w:trPr>
+          <w:cantSplit w:val="true"/>
+        </w:trPr>
         <w:tc>
           <w:tcPr>
             <w:tcW w:w="1872" w:type="dxa"/>
@@ -2779,7 +2858,14 @@
       <w:bookmarkStart w:id="6" w:name="estratégia-de-busca"/>
       <w:bookmarkEnd w:id="6"/>
       <w:r>
-        <w:rPr/>
+        <w:rPr>
+          <w:rStyle w:val="SectionNumber"/>
+        </w:rPr>
+        <w:t>2.2</w:t>
+      </w:r>
+      <w:r>
+        <w:rPr/>
+        <w:tab/>
         <w:t>Estratégia de busca</w:t>
       </w:r>
     </w:p>
@@ -2820,7 +2906,7 @@
       </w:r>
       <w:r>
         <w:rPr/>
-        <w:t xml:space="preserve"> usaram filtro de data entre 2010-01-01 e 2026-12-31 e limite de 200 registros por consulta; por ordenar resultados por relevância, o Crossref foi tratado como fonte complementar de metadados, e não como equivalente às expressões booleanas das demais bases (Crossref 2026).</w:t>
+        <w:t xml:space="preserve"> usaram filtro de data entre 2010-01-01 e 2026-12-31 e limite de 200 registros por consulta; por ordenar resultados por relevância, o Crossref foi tratado como fonte complementar de metadados, e não como equivalente às expressões booleanas das demais bases (Crossref, 2026).</w:t>
       </w:r>
     </w:p>
     <w:p>
@@ -2830,19 +2916,28 @@
       </w:pPr>
       <w:r>
         <w:rPr/>
-        <w:t>A busca complementar de sensibilidade foi executada em 12 de julho de 2026 nas mesmas três fontes, sem filtros adicionais além do período de publicação (Tabela </w:t>
-      </w:r>
-      <w:hyperlink w:anchor="tab%3Aestrategiabusca">
-        <w:r>
-          <w:rPr>
-            <w:rStyle w:val="Hyperlink"/>
-          </w:rPr>
-          <w:t>4</w:t>
-        </w:r>
-      </w:hyperlink>
-      <w:r>
-        <w:rPr/>
-        <w:t>). A soma de 18.846 ocorrências entre as duas rodadas corresponde apenas ao volume operacional antes da deduplicação e não constitui corpus homogêneo, porque a busca de sensibilidade foi deliberadamente enriquecida para IA e aprendizado de máquina.</w:t>
+        <w:t>A busca complementar de sensibilidade foi executada em 12 de julho de 2026 nas mesmas três fontes, sem filtros adicionais além do período de publicação (Tabela 4). A soma de 18.846 ocorrências entre as duas rodadas corresponde apenas ao volume operacional antes da deduplicação e não constitui corpus homogêneo, porque a busca de sensibilidade foi deliberadamente enriquecida para IA e aprendizado de máquina.</w:t>
+      </w:r>
+    </w:p>
+    <w:p>
+      <w:pPr>
+        <w:pStyle w:val="TableCaption"/>
+        <w:keepNext w:val="true"/>
+        <w:rPr/>
+      </w:pPr>
+      <w:r>
+        <w:rPr/>
+        <w:t>Tabela 4. Estratégia de busca consolidada por rodada e base</w:t>
+      </w:r>
+    </w:p>
+    <w:p>
+      <w:pPr>
+        <w:pStyle w:val="BodyText"/>
+        <w:rPr/>
+      </w:pPr>
+      <w:r>
+        <w:rPr/>
+        <w:t>&gt;p2.1cm &gt;p2.1cm &gt;p1.6cm &gt;p3.0cm &gt;p1.3cm Y</w:t>
       </w:r>
     </w:p>
     <w:tbl>
@@ -2868,7 +2963,10 @@
         <w:gridCol w:w="1560"/>
       </w:tblGrid>
       <w:tr>
-        <w:trPr/>
+        <w:trPr>
+          <w:tblHeader w:val="true"/>
+          <w:cantSplit w:val="true"/>
+        </w:trPr>
         <w:tc>
           <w:tcPr>
             <w:tcW w:w="1560" w:type="dxa"/>
@@ -3039,7 +3137,9 @@
         </w:tc>
       </w:tr>
       <w:tr>
-        <w:trPr/>
+        <w:trPr>
+          <w:cantSplit w:val="true"/>
+        </w:trPr>
         <w:tc>
           <w:tcPr>
             <w:tcW w:w="1560" w:type="dxa"/>
@@ -3204,7 +3304,9 @@
         </w:tc>
       </w:tr>
       <w:tr>
-        <w:trPr/>
+        <w:trPr>
+          <w:cantSplit w:val="true"/>
+        </w:trPr>
         <w:tc>
           <w:tcPr>
             <w:tcW w:w="1560" w:type="dxa"/>
@@ -3369,7 +3471,9 @@
         </w:tc>
       </w:tr>
       <w:tr>
-        <w:trPr/>
+        <w:trPr>
+          <w:cantSplit w:val="true"/>
+        </w:trPr>
         <w:tc>
           <w:tcPr>
             <w:tcW w:w="1560" w:type="dxa"/>
@@ -3534,7 +3638,9 @@
         </w:tc>
       </w:tr>
       <w:tr>
-        <w:trPr/>
+        <w:trPr>
+          <w:cantSplit w:val="true"/>
+        </w:trPr>
         <w:tc>
           <w:tcPr>
             <w:tcW w:w="1560" w:type="dxa"/>
@@ -3558,7 +3664,7 @@
               <w:rPr>
                 <w:sz w:val="18"/>
               </w:rPr>
-              <w:t>(lr)1-6</w:t>
+              <w:t>Subtotal da busca principal</w:t>
             </w:r>
           </w:p>
         </w:tc>
@@ -3582,6 +3688,78 @@
               <w:rPr/>
             </w:pPr>
             <w:r>
+              <w:rPr/>
+            </w:r>
+          </w:p>
+        </w:tc>
+        <w:tc>
+          <w:tcPr>
+            <w:tcW w:w="1561" w:type="dxa"/>
+            <w:tcBorders>
+              <w:top w:val="single" w:sz="4" w:space="0" w:color="999999"/>
+              <w:start w:val="single" w:sz="4" w:space="0" w:color="999999"/>
+              <w:bottom w:val="single" w:sz="4" w:space="0" w:color="999999"/>
+              <w:end w:val="single" w:sz="4" w:space="0" w:color="999999"/>
+            </w:tcBorders>
+          </w:tcPr>
+          <w:p>
+            <w:pPr>
+              <w:pStyle w:val="Normal"/>
+              <w:widowControl/>
+              <w:bidi w:val="0"/>
+              <w:spacing w:before="0" w:after="200"/>
+              <w:jc w:val="start"/>
+              <w:rPr/>
+            </w:pPr>
+            <w:r>
+              <w:rPr/>
+            </w:r>
+          </w:p>
+        </w:tc>
+        <w:tc>
+          <w:tcPr>
+            <w:tcW w:w="1560" w:type="dxa"/>
+            <w:tcBorders>
+              <w:top w:val="single" w:sz="4" w:space="0" w:color="999999"/>
+              <w:start w:val="single" w:sz="4" w:space="0" w:color="999999"/>
+              <w:bottom w:val="single" w:sz="4" w:space="0" w:color="999999"/>
+              <w:end w:val="single" w:sz="4" w:space="0" w:color="999999"/>
+            </w:tcBorders>
+          </w:tcPr>
+          <w:p>
+            <w:pPr>
+              <w:pStyle w:val="Normal"/>
+              <w:widowControl/>
+              <w:bidi w:val="0"/>
+              <w:spacing w:before="0" w:after="200"/>
+              <w:jc w:val="start"/>
+              <w:rPr/>
+            </w:pPr>
+            <w:r>
+              <w:rPr/>
+            </w:r>
+          </w:p>
+        </w:tc>
+        <w:tc>
+          <w:tcPr>
+            <w:tcW w:w="1559" w:type="dxa"/>
+            <w:tcBorders>
+              <w:top w:val="single" w:sz="4" w:space="0" w:color="999999"/>
+              <w:start w:val="single" w:sz="4" w:space="0" w:color="999999"/>
+              <w:bottom w:val="single" w:sz="4" w:space="0" w:color="999999"/>
+              <w:end w:val="single" w:sz="4" w:space="0" w:color="999999"/>
+            </w:tcBorders>
+          </w:tcPr>
+          <w:p>
+            <w:pPr>
+              <w:pStyle w:val="Normal"/>
+              <w:widowControl/>
+              <w:bidi w:val="0"/>
+              <w:spacing w:before="0" w:after="200"/>
+              <w:jc w:val="start"/>
+              <w:rPr/>
+            </w:pPr>
+            <w:r>
               <w:rPr>
                 <w:sz w:val="18"/>
               </w:rPr>
@@ -3591,7 +3769,7 @@
         </w:tc>
         <w:tc>
           <w:tcPr>
-            <w:tcW w:w="1561" w:type="dxa"/>
+            <w:tcW w:w="1560" w:type="dxa"/>
             <w:tcBorders>
               <w:top w:val="single" w:sz="4" w:space="0" w:color="999999"/>
               <w:start w:val="single" w:sz="4" w:space="0" w:color="999999"/>
@@ -3613,84 +3791,14 @@
                 <w:sz w:val="18"/>
               </w:rPr>
               <w:t>13 consultas, antes da deduplicação.</w:t>
-            </w:r>
-          </w:p>
-        </w:tc>
-        <w:tc>
-          <w:tcPr>
-            <w:tcW w:w="1560" w:type="dxa"/>
-            <w:tcBorders>
-              <w:top w:val="single" w:sz="4" w:space="0" w:color="999999"/>
-              <w:start w:val="single" w:sz="4" w:space="0" w:color="999999"/>
-              <w:bottom w:val="single" w:sz="4" w:space="0" w:color="999999"/>
-              <w:end w:val="single" w:sz="4" w:space="0" w:color="999999"/>
-            </w:tcBorders>
-          </w:tcPr>
-          <w:p>
-            <w:pPr>
-              <w:pStyle w:val="Normal"/>
-              <w:widowControl/>
-              <w:bidi w:val="0"/>
-              <w:spacing w:before="0" w:after="200"/>
-              <w:jc w:val="start"/>
-              <w:rPr/>
-            </w:pPr>
-            <w:r>
-              <w:rPr/>
-            </w:r>
-          </w:p>
-        </w:tc>
-        <w:tc>
-          <w:tcPr>
-            <w:tcW w:w="1559" w:type="dxa"/>
-            <w:tcBorders>
-              <w:top w:val="single" w:sz="4" w:space="0" w:color="999999"/>
-              <w:start w:val="single" w:sz="4" w:space="0" w:color="999999"/>
-              <w:bottom w:val="single" w:sz="4" w:space="0" w:color="999999"/>
-              <w:end w:val="single" w:sz="4" w:space="0" w:color="999999"/>
-            </w:tcBorders>
-          </w:tcPr>
-          <w:p>
-            <w:pPr>
-              <w:pStyle w:val="Normal"/>
-              <w:widowControl/>
-              <w:bidi w:val="0"/>
-              <w:spacing w:before="0" w:after="200"/>
-              <w:jc w:val="start"/>
-              <w:rPr/>
-            </w:pPr>
-            <w:r>
-              <w:rPr/>
-            </w:r>
-          </w:p>
-        </w:tc>
-        <w:tc>
-          <w:tcPr>
-            <w:tcW w:w="1560" w:type="dxa"/>
-            <w:tcBorders>
-              <w:top w:val="single" w:sz="4" w:space="0" w:color="999999"/>
-              <w:start w:val="single" w:sz="4" w:space="0" w:color="999999"/>
-              <w:bottom w:val="single" w:sz="4" w:space="0" w:color="999999"/>
-              <w:end w:val="single" w:sz="4" w:space="0" w:color="999999"/>
-            </w:tcBorders>
-          </w:tcPr>
-          <w:p>
-            <w:pPr>
-              <w:pStyle w:val="Normal"/>
-              <w:widowControl/>
-              <w:bidi w:val="0"/>
-              <w:spacing w:before="0" w:after="200"/>
-              <w:jc w:val="start"/>
-              <w:rPr/>
-            </w:pPr>
-            <w:r>
-              <w:rPr/>
             </w:r>
           </w:p>
         </w:tc>
       </w:tr>
       <w:tr>
-        <w:trPr/>
+        <w:trPr>
+          <w:cantSplit w:val="true"/>
+        </w:trPr>
         <w:tc>
           <w:tcPr>
             <w:tcW w:w="1560" w:type="dxa"/>
@@ -3855,7 +3963,9 @@
         </w:tc>
       </w:tr>
       <w:tr>
-        <w:trPr/>
+        <w:trPr>
+          <w:cantSplit w:val="true"/>
+        </w:trPr>
         <w:tc>
           <w:tcPr>
             <w:tcW w:w="1560" w:type="dxa"/>
@@ -4020,7 +4130,9 @@
         </w:tc>
       </w:tr>
       <w:tr>
-        <w:trPr/>
+        <w:trPr>
+          <w:cantSplit w:val="true"/>
+        </w:trPr>
         <w:tc>
           <w:tcPr>
             <w:tcW w:w="1560" w:type="dxa"/>
@@ -4185,7 +4297,9 @@
         </w:tc>
       </w:tr>
       <w:tr>
-        <w:trPr/>
+        <w:trPr>
+          <w:cantSplit w:val="true"/>
+        </w:trPr>
         <w:tc>
           <w:tcPr>
             <w:tcW w:w="1560" w:type="dxa"/>
@@ -4209,7 +4323,7 @@
               <w:rPr>
                 <w:sz w:val="18"/>
               </w:rPr>
-              <w:t>(lr)1-6</w:t>
+              <w:t>Subtotal da busca de sensibilidade</w:t>
             </w:r>
           </w:p>
         </w:tc>
@@ -4233,6 +4347,78 @@
               <w:rPr/>
             </w:pPr>
             <w:r>
+              <w:rPr/>
+            </w:r>
+          </w:p>
+        </w:tc>
+        <w:tc>
+          <w:tcPr>
+            <w:tcW w:w="1561" w:type="dxa"/>
+            <w:tcBorders>
+              <w:top w:val="single" w:sz="4" w:space="0" w:color="999999"/>
+              <w:start w:val="single" w:sz="4" w:space="0" w:color="999999"/>
+              <w:bottom w:val="single" w:sz="4" w:space="0" w:color="999999"/>
+              <w:end w:val="single" w:sz="4" w:space="0" w:color="999999"/>
+            </w:tcBorders>
+          </w:tcPr>
+          <w:p>
+            <w:pPr>
+              <w:pStyle w:val="Normal"/>
+              <w:widowControl/>
+              <w:bidi w:val="0"/>
+              <w:spacing w:before="0" w:after="200"/>
+              <w:jc w:val="start"/>
+              <w:rPr/>
+            </w:pPr>
+            <w:r>
+              <w:rPr/>
+            </w:r>
+          </w:p>
+        </w:tc>
+        <w:tc>
+          <w:tcPr>
+            <w:tcW w:w="1560" w:type="dxa"/>
+            <w:tcBorders>
+              <w:top w:val="single" w:sz="4" w:space="0" w:color="999999"/>
+              <w:start w:val="single" w:sz="4" w:space="0" w:color="999999"/>
+              <w:bottom w:val="single" w:sz="4" w:space="0" w:color="999999"/>
+              <w:end w:val="single" w:sz="4" w:space="0" w:color="999999"/>
+            </w:tcBorders>
+          </w:tcPr>
+          <w:p>
+            <w:pPr>
+              <w:pStyle w:val="Normal"/>
+              <w:widowControl/>
+              <w:bidi w:val="0"/>
+              <w:spacing w:before="0" w:after="200"/>
+              <w:jc w:val="start"/>
+              <w:rPr/>
+            </w:pPr>
+            <w:r>
+              <w:rPr/>
+            </w:r>
+          </w:p>
+        </w:tc>
+        <w:tc>
+          <w:tcPr>
+            <w:tcW w:w="1559" w:type="dxa"/>
+            <w:tcBorders>
+              <w:top w:val="single" w:sz="4" w:space="0" w:color="999999"/>
+              <w:start w:val="single" w:sz="4" w:space="0" w:color="999999"/>
+              <w:bottom w:val="single" w:sz="4" w:space="0" w:color="999999"/>
+              <w:end w:val="single" w:sz="4" w:space="0" w:color="999999"/>
+            </w:tcBorders>
+          </w:tcPr>
+          <w:p>
+            <w:pPr>
+              <w:pStyle w:val="Normal"/>
+              <w:widowControl/>
+              <w:bidi w:val="0"/>
+              <w:spacing w:before="0" w:after="200"/>
+              <w:jc w:val="start"/>
+              <w:rPr/>
+            </w:pPr>
+            <w:r>
               <w:rPr>
                 <w:sz w:val="18"/>
               </w:rPr>
@@ -4242,7 +4428,7 @@
         </w:tc>
         <w:tc>
           <w:tcPr>
-            <w:tcW w:w="1561" w:type="dxa"/>
+            <w:tcW w:w="1560" w:type="dxa"/>
             <w:tcBorders>
               <w:top w:val="single" w:sz="4" w:space="0" w:color="999999"/>
               <w:start w:val="single" w:sz="4" w:space="0" w:color="999999"/>
@@ -4264,78 +4450,6 @@
                 <w:sz w:val="18"/>
               </w:rPr>
               <w:t>12 consultas, antes da deduplicação.</w:t>
-            </w:r>
-          </w:p>
-        </w:tc>
-        <w:tc>
-          <w:tcPr>
-            <w:tcW w:w="1560" w:type="dxa"/>
-            <w:tcBorders>
-              <w:top w:val="single" w:sz="4" w:space="0" w:color="999999"/>
-              <w:start w:val="single" w:sz="4" w:space="0" w:color="999999"/>
-              <w:bottom w:val="single" w:sz="4" w:space="0" w:color="999999"/>
-              <w:end w:val="single" w:sz="4" w:space="0" w:color="999999"/>
-            </w:tcBorders>
-          </w:tcPr>
-          <w:p>
-            <w:pPr>
-              <w:pStyle w:val="Normal"/>
-              <w:widowControl/>
-              <w:bidi w:val="0"/>
-              <w:spacing w:before="0" w:after="200"/>
-              <w:jc w:val="start"/>
-              <w:rPr/>
-            </w:pPr>
-            <w:r>
-              <w:rPr/>
-            </w:r>
-          </w:p>
-        </w:tc>
-        <w:tc>
-          <w:tcPr>
-            <w:tcW w:w="1559" w:type="dxa"/>
-            <w:tcBorders>
-              <w:top w:val="single" w:sz="4" w:space="0" w:color="999999"/>
-              <w:start w:val="single" w:sz="4" w:space="0" w:color="999999"/>
-              <w:bottom w:val="single" w:sz="4" w:space="0" w:color="999999"/>
-              <w:end w:val="single" w:sz="4" w:space="0" w:color="999999"/>
-            </w:tcBorders>
-          </w:tcPr>
-          <w:p>
-            <w:pPr>
-              <w:pStyle w:val="Normal"/>
-              <w:widowControl/>
-              <w:bidi w:val="0"/>
-              <w:spacing w:before="0" w:after="200"/>
-              <w:jc w:val="start"/>
-              <w:rPr/>
-            </w:pPr>
-            <w:r>
-              <w:rPr/>
-            </w:r>
-          </w:p>
-        </w:tc>
-        <w:tc>
-          <w:tcPr>
-            <w:tcW w:w="1560" w:type="dxa"/>
-            <w:tcBorders>
-              <w:top w:val="single" w:sz="4" w:space="0" w:color="999999"/>
-              <w:start w:val="single" w:sz="4" w:space="0" w:color="999999"/>
-              <w:bottom w:val="single" w:sz="4" w:space="0" w:color="999999"/>
-              <w:end w:val="single" w:sz="4" w:space="0" w:color="999999"/>
-            </w:tcBorders>
-          </w:tcPr>
-          <w:p>
-            <w:pPr>
-              <w:pStyle w:val="Normal"/>
-              <w:widowControl/>
-              <w:bidi w:val="0"/>
-              <w:spacing w:before="0" w:after="200"/>
-              <w:jc w:val="start"/>
-              <w:rPr/>
-            </w:pPr>
-            <w:r>
-              <w:rPr/>
             </w:r>
           </w:p>
         </w:tc>
@@ -4357,19 +4471,28 @@
       </w:pPr>
       <w:r>
         <w:rPr/>
-        <w:t>Na Web of Science, a associação entre cada arquivo exportado e as quatro strings principais foi informada de memória pelo pesquisador, não reconstruída de registro contemporâneo. Não houve busca piloto, uso de estudos-semente ou pré-registro; o protocolo e a matriz conceitual foram elaborados antes da coleta principal, e a RQ6 foi formalizada posteriormente para testar a insuficiência temática identificada. Os critérios de seleção combinaram aderência ao ambiente construído, manutenção ou gestão predial e sustentabilidade, com método de decisão, contexto público universitário e tipologia da edificação como campos de caracterização analítica (Tabela </w:t>
-      </w:r>
-      <w:hyperlink w:anchor="tab%3Acriteriosincluexclu">
-        <w:r>
-          <w:rPr>
-            <w:rStyle w:val="Hyperlink"/>
-          </w:rPr>
-          <w:t>5</w:t>
-        </w:r>
-      </w:hyperlink>
-      <w:r>
-        <w:rPr/>
-        <w:t>).</w:t>
+        <w:t>Na Web of Science, a associação entre cada arquivo exportado e as quatro strings principais foi informada de memória pelo pesquisador, não reconstruída de registro contemporâneo. Não houve busca piloto, uso de estudos-semente ou pré-registro; o protocolo e a matriz conceitual foram elaborados antes da coleta principal, e a RQ6 foi formalizada posteriormente para testar a insuficiência temática identificada. Os critérios de seleção combinaram aderência ao ambiente construído, manutenção ou gestão predial e sustentabilidade, com método de decisão, contexto público universitário e tipologia da edificação como campos de caracterização analítica (Tabela 5).</w:t>
+      </w:r>
+    </w:p>
+    <w:p>
+      <w:pPr>
+        <w:pStyle w:val="TableCaption"/>
+        <w:keepNext w:val="true"/>
+        <w:rPr/>
+      </w:pPr>
+      <w:r>
+        <w:rPr/>
+        <w:t>Tabela 5. Critérios de seleção e caracterização do corpus</w:t>
+      </w:r>
+    </w:p>
+    <w:p>
+      <w:pPr>
+        <w:pStyle w:val="BodyText"/>
+        <w:rPr/>
+      </w:pPr>
+      <w:r>
+        <w:rPr/>
+        <w:t>&gt;p3.4cm &gt;p2.7cm Y</w:t>
       </w:r>
     </w:p>
     <w:tbl>
@@ -4392,7 +4515,10 @@
         <w:gridCol w:w="3120"/>
       </w:tblGrid>
       <w:tr>
-        <w:trPr/>
+        <w:trPr>
+          <w:tblHeader w:val="true"/>
+          <w:cantSplit w:val="true"/>
+        </w:trPr>
         <w:tc>
           <w:tcPr>
             <w:tcW w:w="3120" w:type="dxa"/>
@@ -4479,7 +4605,9 @@
         </w:tc>
       </w:tr>
       <w:tr>
-        <w:trPr/>
+        <w:trPr>
+          <w:cantSplit w:val="true"/>
+        </w:trPr>
         <w:tc>
           <w:tcPr>
             <w:tcW w:w="3120" w:type="dxa"/>
@@ -4563,7 +4691,9 @@
         </w:tc>
       </w:tr>
       <w:tr>
-        <w:trPr/>
+        <w:trPr>
+          <w:cantSplit w:val="true"/>
+        </w:trPr>
         <w:tc>
           <w:tcPr>
             <w:tcW w:w="3120" w:type="dxa"/>
@@ -4647,7 +4777,9 @@
         </w:tc>
       </w:tr>
       <w:tr>
-        <w:trPr/>
+        <w:trPr>
+          <w:cantSplit w:val="true"/>
+        </w:trPr>
         <w:tc>
           <w:tcPr>
             <w:tcW w:w="3120" w:type="dxa"/>
@@ -4731,7 +4863,9 @@
         </w:tc>
       </w:tr>
       <w:tr>
-        <w:trPr/>
+        <w:trPr>
+          <w:cantSplit w:val="true"/>
+        </w:trPr>
         <w:tc>
           <w:tcPr>
             <w:tcW w:w="3120" w:type="dxa"/>
@@ -4815,7 +4949,9 @@
         </w:tc>
       </w:tr>
       <w:tr>
-        <w:trPr/>
+        <w:trPr>
+          <w:cantSplit w:val="true"/>
+        </w:trPr>
         <w:tc>
           <w:tcPr>
             <w:tcW w:w="3120" w:type="dxa"/>
@@ -4899,7 +5035,9 @@
         </w:tc>
       </w:tr>
       <w:tr>
-        <w:trPr/>
+        <w:trPr>
+          <w:cantSplit w:val="true"/>
+        </w:trPr>
         <w:tc>
           <w:tcPr>
             <w:tcW w:w="3120" w:type="dxa"/>
@@ -4983,7 +5121,9 @@
         </w:tc>
       </w:tr>
       <w:tr>
-        <w:trPr/>
+        <w:trPr>
+          <w:cantSplit w:val="true"/>
+        </w:trPr>
         <w:tc>
           <w:tcPr>
             <w:tcW w:w="3120" w:type="dxa"/>
@@ -5086,7 +5226,14 @@
       </w:pPr>
       <w:bookmarkStart w:id="9" w:name="X961280b3a45a67e41e71da47b94b36fd32344d7"/>
       <w:r>
-        <w:rPr/>
+        <w:rPr>
+          <w:rStyle w:val="SectionNumber"/>
+        </w:rPr>
+        <w:t>2.3</w:t>
+      </w:r>
+      <w:r>
+        <w:rPr/>
+        <w:tab/>
         <w:t>Deduplicação e preservação da proveniência</w:t>
       </w:r>
     </w:p>
@@ -5119,7 +5266,14 @@
       </w:pPr>
       <w:bookmarkStart w:id="11" w:name="triagem-e-auditoria"/>
       <w:r>
-        <w:rPr/>
+        <w:rPr>
+          <w:rStyle w:val="SectionNumber"/>
+        </w:rPr>
+        <w:t>2.4</w:t>
+      </w:r>
+      <w:r>
+        <w:rPr/>
+        <w:tab/>
         <w:t>Triagem e auditoria</w:t>
       </w:r>
     </w:p>
@@ -5140,31 +5294,28 @@
       </w:pPr>
       <w:r>
         <w:rPr/>
-        <w:t>Os 3.678 registros passaram por duas camadas determinísticas em R, sem modelo de linguagem e sem leitura de texto completo. A primeira classificou 372 como estrato bibliométrico forte, 830 descritivos, 157 contextuais e 2.319 descarte; a segunda pontuou o alinhamento às perguntas de pesquisa, classificando 137 como centrais, 651 secundários, 375 descritivos, 157 contextuais e 2.358 excluídos, encaminhando os 137 centrais à auditoria qualitativa. Essa auditoria examinou título, resumo, palavras-chave e campos extraídos, sem leitura integral, mantendo 104 no núcleo temático original; entre os 33 restantes, 21 foram secundários, três apenas para mapeamento e nove excluídos, um deles previamente marcado para verificação pontual em texto completo. Não houve segundo avaliador independente. Os arquivos da auditoria não identificam ferramenta de IA, modelo, versão ou prompt, e o campo de compatibilidade das planilhas não constitui evidência de uso do ASReview. A Tabela </w:t>
-      </w:r>
-      <w:hyperlink w:anchor="tab%3Afunilselecao">
-        <w:r>
-          <w:rPr>
-            <w:rStyle w:val="Hyperlink"/>
-          </w:rPr>
-          <w:t>6</w:t>
-        </w:r>
-      </w:hyperlink>
-      <w:r>
-        <w:rPr/>
-        <w:t xml:space="preserve"> preserva a rastreabilidade da busca principal até o núcleo original de 104 registros, e a Figura </w:t>
-      </w:r>
-      <w:hyperlink w:anchor="fig%3Afunil">
-        <w:r>
-          <w:rPr>
-            <w:rStyle w:val="Hyperlink"/>
-          </w:rPr>
-          <w:t>1</w:t>
-        </w:r>
-      </w:hyperlink>
-      <w:r>
-        <w:rPr/>
-        <w:t xml:space="preserve"> integra esse percurso à busca de sensibilidade, explicitando a convergência no núcleo temático vigente de 121 registros.</w:t>
+        <w:t>Os 3.678 registros passaram por duas camadas determinísticas em R, sem modelo de linguagem e sem leitura de texto completo. A primeira classificou 372 como estrato bibliométrico forte, 830 descritivos, 157 contextuais e 2.319 descarte; a segunda pontuou o alinhamento às perguntas de pesquisa, classificando 137 como centrais, 651 secundários, 375 descritivos, 157 contextuais e 2.358 excluídos, encaminhando os 137 centrais à auditoria qualitativa. Essa auditoria examinou título, resumo, palavras-chave e campos extraídos, sem leitura integral, mantendo 104 no núcleo temático original; entre os 33 restantes, 21 foram secundários, três apenas para mapeamento e nove excluídos, um deles previamente marcado para verificação pontual em texto completo. Não houve segundo avaliador independente. Os arquivos da auditoria não identificam ferramenta de IA, modelo, versão ou prompt, e o campo de compatibilidade das planilhas não constitui evidência de uso do ASReview. A Tabela 6 preserva a rastreabilidade da busca principal até o núcleo original de 104 registros, e a Figura 1 integra esse percurso à busca de sensibilidade, explicitando a convergência no núcleo temático vigente de 121 registros.</w:t>
+      </w:r>
+    </w:p>
+    <w:p>
+      <w:pPr>
+        <w:pStyle w:val="TableCaption"/>
+        <w:keepNext w:val="true"/>
+        <w:rPr/>
+      </w:pPr>
+      <w:r>
+        <w:rPr/>
+        <w:t>Tabela 6. Rastreabilidade do funil de seleção da busca principal</w:t>
+      </w:r>
+    </w:p>
+    <w:p>
+      <w:pPr>
+        <w:pStyle w:val="BodyText"/>
+        <w:rPr/>
+      </w:pPr>
+      <w:r>
+        <w:rPr/>
+        <w:t>&gt;p1.7cm &gt;p1.1cm &gt;p2.5cm &gt;p2.6cm &gt;p2.0cm &gt;p1.1cm &gt;p1.2cm Y</w:t>
       </w:r>
     </w:p>
     <w:tbl>
@@ -5192,7 +5343,10 @@
         <w:gridCol w:w="1169"/>
       </w:tblGrid>
       <w:tr>
-        <w:trPr/>
+        <w:trPr>
+          <w:tblHeader w:val="true"/>
+          <w:cantSplit w:val="true"/>
+        </w:trPr>
         <w:tc>
           <w:tcPr>
             <w:tcW w:w="1170" w:type="dxa"/>
@@ -5419,7 +5573,9 @@
         </w:tc>
       </w:tr>
       <w:tr>
-        <w:trPr/>
+        <w:trPr>
+          <w:cantSplit w:val="true"/>
+        </w:trPr>
         <w:tc>
           <w:tcPr>
             <w:tcW w:w="1170" w:type="dxa"/>
@@ -5638,7 +5794,9 @@
         </w:tc>
       </w:tr>
       <w:tr>
-        <w:trPr/>
+        <w:trPr>
+          <w:cantSplit w:val="true"/>
+        </w:trPr>
         <w:tc>
           <w:tcPr>
             <w:tcW w:w="1170" w:type="dxa"/>
@@ -5857,7 +6015,9 @@
         </w:tc>
       </w:tr>
       <w:tr>
-        <w:trPr/>
+        <w:trPr>
+          <w:cantSplit w:val="true"/>
+        </w:trPr>
         <w:tc>
           <w:tcPr>
             <w:tcW w:w="1170" w:type="dxa"/>
@@ -6076,7 +6236,9 @@
         </w:tc>
       </w:tr>
       <w:tr>
-        <w:trPr/>
+        <w:trPr>
+          <w:cantSplit w:val="true"/>
+        </w:trPr>
         <w:tc>
           <w:tcPr>
             <w:tcW w:w="1170" w:type="dxa"/>
@@ -6380,7 +6542,14 @@
       </w:pPr>
       <w:bookmarkStart w:id="13" w:name="sec%3Abuscaia"/>
       <w:r>
-        <w:rPr/>
+        <w:rPr>
+          <w:rStyle w:val="SectionNumber"/>
+        </w:rPr>
+        <w:t>2.5</w:t>
+      </w:r>
+      <w:r>
+        <w:rPr/>
+        <w:tab/>
         <w:t>Busca complementar de sensibilidade para inteligência artificial e aprendizado de máquina</w:t>
       </w:r>
     </w:p>
@@ -6391,19 +6560,7 @@
       </w:pPr>
       <w:r>
         <w:rPr/>
-        <w:t>As quatro expressões booleanas do núcleo original recuperaram inteligência artificial e aprendizado de máquina apenas de forma incidental, pois nenhuma das questões originalmente formuladas, de RQ0 a RQ5, continha dicionário de termos dedicado ao tema, e o método de decisão associado à RQ3 abrangia exclusivamente instrumentos multicritério como MCDM, AHP e TOPSIS. Para verificar se essa lacuna subestimava a presença do tema no campo, uma busca complementar foi conduzida nas mesmas três bases, com expressões voltadas explicitamente a IA e aprendizado de máquina aplicados a manutenção e gestão predial, recuperando 6.728 ocorrências brutas (Tabela </w:t>
-      </w:r>
-      <w:hyperlink w:anchor="tab%3Aestrategiabusca">
-        <w:r>
-          <w:rPr>
-            <w:rStyle w:val="Hyperlink"/>
-          </w:rPr>
-          <w:t>4</w:t>
-        </w:r>
-      </w:hyperlink>
-      <w:r>
-        <w:rPr/>
-        <w:t>). Os registros foram normalizados no mesmo esquema de campos do núcleo original e deduplicados em cascata (DOI normalizado, identificador próprio da fonte, título normalizado exato e título aproximado confirmado por ano, autor ou periódico); do total bruto, 359 registros já constavam do corpus original e 4.889 registros únicos seguiram para auditoria temática.</w:t>
+        <w:t>As quatro expressões booleanas do núcleo original recuperaram inteligência artificial e aprendizado de máquina apenas de forma incidental, pois nenhuma das questões originalmente formuladas, de RQ0 a RQ5, continha dicionário de termos dedicado ao tema, e o método de decisão associado à RQ3 abrangia exclusivamente instrumentos multicritério como MCDM, AHP e TOPSIS. Para verificar se essa lacuna subestimava a presença do tema no campo, uma busca complementar foi conduzida nas mesmas três bases, com expressões voltadas explicitamente a IA e aprendizado de máquina aplicados a manutenção e gestão predial, recuperando 6.728 ocorrências brutas (Tabela 4). Os registros foram normalizados no mesmo esquema de campos do núcleo original e deduplicados em cascata (DOI normalizado, identificador próprio da fonte, título normalizado exato e título aproximado confirmado por ano, autor ou periódico); do total bruto, 359 registros já constavam do corpus original e 4.889 registros únicos seguiram para auditoria temática.</w:t>
       </w:r>
     </w:p>
     <w:p>
@@ -6490,7 +6647,7 @@
       </w:r>
       <w:r>
         <w:rPr/>
-        <w:t xml:space="preserve"> como sinônimos de IA, pois plataformas digitais, modelos treinados e mecanismos de decisão ocupam níveis analíticos distintos (Deng, Menassa, and Kamat 2021; Das 2025). Os 4.889 registros foram classificados, sem amostragem, em seis classes de evidência, com nível de confiança rebaixado por definição para registros sem resumo, concentrados no Crossref.</w:t>
+        <w:t xml:space="preserve"> como sinônimos de IA, pois plataformas digitais, modelos treinados e mecanismos de decisão ocupam níveis analíticos distintos (Das, 2025; Deng; Menassa; Kamat, 2021). Os 4.889 registros foram classificados, sem amostragem, em seis classes de evidência, com nível de confiança rebaixado por definição para registros sem resumo, concentrados no Crossref.</w:t>
       </w:r>
     </w:p>
     <w:p>
@@ -6512,7 +6669,14 @@
       </w:pPr>
       <w:bookmarkStart w:id="15" w:name="reprodutibilidade-e-limites-da-automação"/>
       <w:r>
-        <w:rPr/>
+        <w:rPr>
+          <w:rStyle w:val="SectionNumber"/>
+        </w:rPr>
+        <w:t>2.6</w:t>
+      </w:r>
+      <w:r>
+        <w:rPr/>
+        <w:tab/>
         <w:t>Reprodutibilidade e limites da automação</w:t>
       </w:r>
     </w:p>
@@ -6535,7 +6699,7 @@
       <w:bookmarkStart w:id="17" w:name="reprodutibilidade-e-limites-da-automação"/>
       <w:r>
         <w:rPr/>
-        <w:t>Na preparação deste manuscrito para submissão, utilizou-se a ferramenta Claude (Claude Code, Anthropic, modelo Claude Sonnet 5) exclusivamente na revisão ortográfica, textual e de adequação formal às normas editoriais do periódico, sem uso na concepção, coleta, análise ou geração de conteúdo científico.</w:t>
+        <w:t>Na preparação deste manuscrito para submissão, utilizou-se a ferramenta Claude (Claude Code, Anthropic, modelo Claude Sonnet 5) para reestruturação editorial, condensação textual, revisão linguística e adequação formal às normas editoriais do periódico; todas as alterações científicas e editoriais propostas foram revisadas e aprovadas pelo autor. A ferramenta não foi utilizada na concepção da pesquisa, na coleta de dados, na definição do corpus, na codificação, no cálculo dos resultados ou na criação de evidências.</w:t>
       </w:r>
       <w:bookmarkEnd w:id="16"/>
       <w:bookmarkEnd w:id="17"/>
@@ -6547,7 +6711,14 @@
       </w:pPr>
       <w:bookmarkStart w:id="18" w:name="sec%3Aresultados"/>
       <w:r>
-        <w:rPr/>
+        <w:rPr>
+          <w:rStyle w:val="SectionNumber"/>
+        </w:rPr>
+        <w:t>3</w:t>
+      </w:r>
+      <w:r>
+        <w:rPr/>
+        <w:tab/>
         <w:t>Resultados e discussão</w:t>
       </w:r>
     </w:p>
@@ -6558,7 +6729,14 @@
       </w:pPr>
       <w:bookmarkStart w:id="19" w:name="sec%3Apanorama"/>
       <w:r>
-        <w:rPr/>
+        <w:rPr>
+          <w:rStyle w:val="SectionNumber"/>
+        </w:rPr>
+        <w:t>3.1</w:t>
+      </w:r>
+      <w:r>
+        <w:rPr/>
+        <w:tab/>
         <w:t>Estrutura bibliométrica e evolução do campo</w:t>
       </w:r>
     </w:p>
@@ -6569,43 +6747,7 @@
       </w:pPr>
       <w:r>
         <w:rPr/>
-        <w:t>O núcleo temático vigente reúne 121 registros publicados entre 2010 e 2026, dos quais 104 pertencem ao núcleo original e 17 foram incorporados pela busca de sensibilidade para inteligência artificial e aprendizado de máquina (Seção </w:t>
-      </w:r>
-      <w:hyperlink w:anchor="sec%3Abuscaia">
-        <w:r>
-          <w:rPr>
-            <w:rStyle w:val="Hyperlink"/>
-          </w:rPr>
-          <w:t>2.5</w:t>
-        </w:r>
-      </w:hyperlink>
-      <w:r>
-        <w:rPr/>
-        <w:t>). Entre 2019 e 2026 concentram-se 101 registros (83,5%), com máximo de 29 estudos em 2025 (Gráfico </w:t>
-      </w:r>
-      <w:hyperlink w:anchor="fig%3Atemporal">
-        <w:r>
-          <w:rPr>
-            <w:rStyle w:val="Hyperlink"/>
-          </w:rPr>
-          <w:t>2</w:t>
-        </w:r>
-      </w:hyperlink>
-      <w:r>
-        <w:rPr/>
-        <w:t>). A deduplicação preservou a proveniência múltipla. Sessenta e sete registros vieram apenas da Scopus, 41 da Scopus e da Web of Science, sete apenas da Web of Science, três das três bases, dois da Scopus e do Crossref e um apenas do Crossref (Tabela </w:t>
-      </w:r>
-      <w:hyperlink w:anchor="tab%3Abasetipo">
-        <w:r>
-          <w:rPr>
-            <w:rStyle w:val="Hyperlink"/>
-          </w:rPr>
-          <w:t>7</w:t>
-        </w:r>
-      </w:hyperlink>
-      <w:r>
-        <w:rPr/>
-        <w:t>). A baixa disponibilidade de resumos no Crossref reduziu sua contribuição à triagem.</w:t>
+        <w:t>O núcleo temático vigente reúne 121 registros publicados entre 2010 e 2026, dos quais 104 pertencem ao núcleo original e 17 foram incorporados pela busca de sensibilidade para inteligência artificial e aprendizado de máquina (Seção 2.5). Entre 2019 e 2026 concentram-se 101 registros (83,5%), com máximo de 29 estudos em 2025 (Gráfico 1). A deduplicação preservou a proveniência múltipla. Sessenta e sete registros vieram apenas da Scopus, 41 da Scopus e da Web of Science, sete apenas da Web of Science, três das três bases, dois da Scopus e do Crossref e um apenas do Crossref (Tabela 7). A baixa disponibilidade de resumos no Crossref reduziu sua contribuição à triagem.</w:t>
       </w:r>
     </w:p>
     <w:p>
@@ -6661,7 +6803,7 @@
       </w:pPr>
       <w:r>
         <w:rPr/>
-        <w:t>Gráfico . Distribuição temporal do núcleo temático vigente</w:t>
+        <w:t>Gráfico 1. Distribuição temporal do núcleo temático vigente</w:t>
       </w:r>
     </w:p>
     <w:p>
@@ -6748,19 +6890,28 @@
       </w:r>
       <w:r>
         <w:rPr/>
-        <w:t xml:space="preserve"> em livro ou série de livro. A Tabela </w:t>
-      </w:r>
-      <w:hyperlink w:anchor="tab%3Abasetipo">
-        <w:r>
-          <w:rPr>
-            <w:rStyle w:val="Hyperlink"/>
-          </w:rPr>
-          <w:t>7</w:t>
-        </w:r>
-      </w:hyperlink>
-      <w:r>
-        <w:rPr/>
-        <w:t xml:space="preserve"> apresenta proveniência e tipologia separadamente, indicando predomínio de artigos de periódico e forte presença da Scopus; a sobreposição entre bases registra caminhos de recuperação do mesmo estudo, enquanto a avaliação da evidência depende do conteúdo de cada registro.</w:t>
+        <w:t xml:space="preserve"> em livro ou série de livro. A Tabela 7 apresenta proveniência e tipologia separadamente, indicando predomínio de artigos de periódico e forte presença da Scopus; a sobreposição entre bases registra caminhos de recuperação do mesmo estudo, enquanto a avaliação da evidência depende do conteúdo de cada registro.</w:t>
+      </w:r>
+    </w:p>
+    <w:p>
+      <w:pPr>
+        <w:pStyle w:val="TableCaption"/>
+        <w:keepNext w:val="true"/>
+        <w:rPr/>
+      </w:pPr>
+      <w:r>
+        <w:rPr/>
+        <w:t>Tabela 7. Distribuição do núcleo temático vigente por base de origem e tipo documental</w:t>
+      </w:r>
+    </w:p>
+    <w:p>
+      <w:pPr>
+        <w:pStyle w:val="BodyText"/>
+        <w:rPr/>
+      </w:pPr>
+      <w:r>
+        <w:rPr/>
+        <w:t>&gt;p3.7cm &gt;p1.8cm &gt;p1.8cm Y</w:t>
       </w:r>
     </w:p>
     <w:tbl>
@@ -6784,7 +6935,10 @@
         <w:gridCol w:w="2339"/>
       </w:tblGrid>
       <w:tr>
-        <w:trPr/>
+        <w:trPr>
+          <w:tblHeader w:val="true"/>
+          <w:cantSplit w:val="true"/>
+        </w:trPr>
         <w:tc>
           <w:tcPr>
             <w:tcW w:w="2340" w:type="dxa"/>
@@ -6899,7 +7053,9 @@
         </w:tc>
       </w:tr>
       <w:tr>
-        <w:trPr/>
+        <w:trPr>
+          <w:cantSplit w:val="true"/>
+        </w:trPr>
         <w:tc>
           <w:tcPr>
             <w:tcW w:w="2340" w:type="dxa"/>
@@ -6923,7 +7079,7 @@
               <w:rPr>
                 <w:sz w:val="18"/>
               </w:rPr>
-              <w:t>Scopus</w:t>
+              <w:t>A. Registros do núcleo com origem na base, respostas múltiplas</w:t>
             </w:r>
           </w:p>
         </w:tc>
@@ -6947,10 +7103,7 @@
               <w:rPr/>
             </w:pPr>
             <w:r>
-              <w:rPr>
-                <w:sz w:val="18"/>
-              </w:rPr>
-              <w:t>113</w:t>
+              <w:rPr/>
             </w:r>
           </w:p>
         </w:tc>
@@ -6974,10 +7127,7 @@
               <w:rPr/>
             </w:pPr>
             <w:r>
-              <w:rPr>
-                <w:sz w:val="18"/>
-              </w:rPr>
-              <w:t>93,4</w:t>
+              <w:rPr/>
             </w:r>
           </w:p>
         </w:tc>
@@ -7001,16 +7151,15 @@
               <w:rPr/>
             </w:pPr>
             <w:r>
-              <w:rPr>
-                <w:sz w:val="18"/>
-              </w:rPr>
-              <w:t>Base bibliográfica principal.</w:t>
+              <w:rPr/>
             </w:r>
           </w:p>
         </w:tc>
       </w:tr>
       <w:tr>
-        <w:trPr/>
+        <w:trPr>
+          <w:cantSplit w:val="true"/>
+        </w:trPr>
         <w:tc>
           <w:tcPr>
             <w:tcW w:w="2340" w:type="dxa"/>
@@ -7034,7 +7183,7 @@
               <w:rPr>
                 <w:sz w:val="18"/>
               </w:rPr>
-              <w:t>Web of Science</w:t>
+              <w:t>Scopus</w:t>
             </w:r>
           </w:p>
         </w:tc>
@@ -7061,7 +7210,7 @@
               <w:rPr>
                 <w:sz w:val="18"/>
               </w:rPr>
-              <w:t>51</w:t>
+              <w:t>113</w:t>
             </w:r>
           </w:p>
         </w:tc>
@@ -7088,7 +7237,7 @@
               <w:rPr>
                 <w:sz w:val="18"/>
               </w:rPr>
-              <w:t>42,1</w:t>
+              <w:t>93,4</w:t>
             </w:r>
           </w:p>
         </w:tc>
@@ -7115,13 +7264,15 @@
               <w:rPr>
                 <w:sz w:val="18"/>
               </w:rPr>
-              <w:t>Base bibliográfica independente.</w:t>
+              <w:t>Base bibliográfica principal.</w:t>
             </w:r>
           </w:p>
         </w:tc>
       </w:tr>
       <w:tr>
-        <w:trPr/>
+        <w:trPr>
+          <w:cantSplit w:val="true"/>
+        </w:trPr>
         <w:tc>
           <w:tcPr>
             <w:tcW w:w="2340" w:type="dxa"/>
@@ -7145,7 +7296,7 @@
               <w:rPr>
                 <w:sz w:val="18"/>
               </w:rPr>
-              <w:t>Crossref</w:t>
+              <w:t>Web of Science</w:t>
             </w:r>
           </w:p>
         </w:tc>
@@ -7172,7 +7323,7 @@
               <w:rPr>
                 <w:sz w:val="18"/>
               </w:rPr>
-              <w:t>6</w:t>
+              <w:t>51</w:t>
             </w:r>
           </w:p>
         </w:tc>
@@ -7199,7 +7350,7 @@
               <w:rPr>
                 <w:sz w:val="18"/>
               </w:rPr>
-              <w:t>5,0</w:t>
+              <w:t>42,1</w:t>
             </w:r>
           </w:p>
         </w:tc>
@@ -7226,13 +7377,15 @@
               <w:rPr>
                 <w:sz w:val="18"/>
               </w:rPr>
-              <w:t>Fonte complementar de metadados.</w:t>
+              <w:t>Base bibliográfica independente.</w:t>
             </w:r>
           </w:p>
         </w:tc>
       </w:tr>
       <w:tr>
-        <w:trPr/>
+        <w:trPr>
+          <w:cantSplit w:val="true"/>
+        </w:trPr>
         <w:tc>
           <w:tcPr>
             <w:tcW w:w="2340" w:type="dxa"/>
@@ -7256,7 +7409,7 @@
               <w:rPr>
                 <w:sz w:val="18"/>
               </w:rPr>
-              <w:t>Artigo de periódico</w:t>
+              <w:t>Crossref</w:t>
             </w:r>
           </w:p>
         </w:tc>
@@ -7283,7 +7436,7 @@
               <w:rPr>
                 <w:sz w:val="18"/>
               </w:rPr>
-              <w:t>90</w:t>
+              <w:t>6</w:t>
             </w:r>
           </w:p>
         </w:tc>
@@ -7310,7 +7463,7 @@
               <w:rPr>
                 <w:sz w:val="18"/>
               </w:rPr>
-              <w:t>74,4</w:t>
+              <w:t>5,0</w:t>
             </w:r>
           </w:p>
         </w:tc>
@@ -7337,13 +7490,15 @@
               <w:rPr>
                 <w:sz w:val="18"/>
               </w:rPr>
-              <w:t>Journal, JOUR e journal-article.</w:t>
+              <w:t>Fonte complementar de metadados.</w:t>
             </w:r>
           </w:p>
         </w:tc>
       </w:tr>
       <w:tr>
-        <w:trPr/>
+        <w:trPr>
+          <w:cantSplit w:val="true"/>
+        </w:trPr>
         <w:tc>
           <w:tcPr>
             <w:tcW w:w="2340" w:type="dxa"/>
@@ -7367,7 +7522,7 @@
               <w:rPr>
                 <w:sz w:val="18"/>
               </w:rPr>
-              <w:t>Trabalho em evento</w:t>
+              <w:t>B. Tipo documental harmonizado, categorias exclusivas</w:t>
             </w:r>
           </w:p>
         </w:tc>
@@ -7391,10 +7546,7 @@
               <w:rPr/>
             </w:pPr>
             <w:r>
-              <w:rPr>
-                <w:sz w:val="18"/>
-              </w:rPr>
-              <w:t>20</w:t>
+              <w:rPr/>
             </w:r>
           </w:p>
         </w:tc>
@@ -7418,10 +7570,7 @@
               <w:rPr/>
             </w:pPr>
             <w:r>
-              <w:rPr>
-                <w:sz w:val="18"/>
-              </w:rPr>
-              <w:t>16,5</w:t>
+              <w:rPr/>
             </w:r>
           </w:p>
         </w:tc>
@@ -7445,16 +7594,241 @@
               <w:rPr/>
             </w:pPr>
             <w:r>
-              <w:rPr>
-                <w:sz w:val="18"/>
-              </w:rPr>
-              <w:t>Conference Proceeding e CPAPER.</w:t>
+              <w:rPr/>
             </w:r>
           </w:p>
         </w:tc>
       </w:tr>
       <w:tr>
-        <w:trPr/>
+        <w:trPr>
+          <w:cantSplit w:val="true"/>
+        </w:trPr>
+        <w:tc>
+          <w:tcPr>
+            <w:tcW w:w="2340" w:type="dxa"/>
+            <w:tcBorders>
+              <w:top w:val="single" w:sz="4" w:space="0" w:color="999999"/>
+              <w:start w:val="single" w:sz="4" w:space="0" w:color="999999"/>
+              <w:bottom w:val="single" w:sz="4" w:space="0" w:color="999999"/>
+              <w:end w:val="single" w:sz="4" w:space="0" w:color="999999"/>
+            </w:tcBorders>
+          </w:tcPr>
+          <w:p>
+            <w:pPr>
+              <w:pStyle w:val="Normal"/>
+              <w:widowControl/>
+              <w:bidi w:val="0"/>
+              <w:spacing w:before="0" w:after="200"/>
+              <w:jc w:val="start"/>
+              <w:rPr/>
+            </w:pPr>
+            <w:r>
+              <w:rPr>
+                <w:sz w:val="18"/>
+              </w:rPr>
+              <w:t>Artigo de periódico</w:t>
+            </w:r>
+          </w:p>
+        </w:tc>
+        <w:tc>
+          <w:tcPr>
+            <w:tcW w:w="2340" w:type="dxa"/>
+            <w:tcBorders>
+              <w:top w:val="single" w:sz="4" w:space="0" w:color="999999"/>
+              <w:start w:val="single" w:sz="4" w:space="0" w:color="999999"/>
+              <w:bottom w:val="single" w:sz="4" w:space="0" w:color="999999"/>
+              <w:end w:val="single" w:sz="4" w:space="0" w:color="999999"/>
+            </w:tcBorders>
+          </w:tcPr>
+          <w:p>
+            <w:pPr>
+              <w:pStyle w:val="Normal"/>
+              <w:widowControl/>
+              <w:bidi w:val="0"/>
+              <w:spacing w:before="0" w:after="200"/>
+              <w:jc w:val="start"/>
+              <w:rPr/>
+            </w:pPr>
+            <w:r>
+              <w:rPr>
+                <w:sz w:val="18"/>
+              </w:rPr>
+              <w:t>90</w:t>
+            </w:r>
+          </w:p>
+        </w:tc>
+        <w:tc>
+          <w:tcPr>
+            <w:tcW w:w="2340" w:type="dxa"/>
+            <w:tcBorders>
+              <w:top w:val="single" w:sz="4" w:space="0" w:color="999999"/>
+              <w:start w:val="single" w:sz="4" w:space="0" w:color="999999"/>
+              <w:bottom w:val="single" w:sz="4" w:space="0" w:color="999999"/>
+              <w:end w:val="single" w:sz="4" w:space="0" w:color="999999"/>
+            </w:tcBorders>
+          </w:tcPr>
+          <w:p>
+            <w:pPr>
+              <w:pStyle w:val="Normal"/>
+              <w:widowControl/>
+              <w:bidi w:val="0"/>
+              <w:spacing w:before="0" w:after="200"/>
+              <w:jc w:val="start"/>
+              <w:rPr/>
+            </w:pPr>
+            <w:r>
+              <w:rPr>
+                <w:sz w:val="18"/>
+              </w:rPr>
+              <w:t>74,4</w:t>
+            </w:r>
+          </w:p>
+        </w:tc>
+        <w:tc>
+          <w:tcPr>
+            <w:tcW w:w="2339" w:type="dxa"/>
+            <w:tcBorders>
+              <w:top w:val="single" w:sz="4" w:space="0" w:color="999999"/>
+              <w:start w:val="single" w:sz="4" w:space="0" w:color="999999"/>
+              <w:bottom w:val="single" w:sz="4" w:space="0" w:color="999999"/>
+              <w:end w:val="single" w:sz="4" w:space="0" w:color="999999"/>
+            </w:tcBorders>
+          </w:tcPr>
+          <w:p>
+            <w:pPr>
+              <w:pStyle w:val="Normal"/>
+              <w:widowControl/>
+              <w:bidi w:val="0"/>
+              <w:spacing w:before="0" w:after="200"/>
+              <w:jc w:val="start"/>
+              <w:rPr/>
+            </w:pPr>
+            <w:r>
+              <w:rPr>
+                <w:sz w:val="18"/>
+              </w:rPr>
+              <w:t>Journal, JOUR e journal-article.</w:t>
+            </w:r>
+          </w:p>
+        </w:tc>
+      </w:tr>
+      <w:tr>
+        <w:trPr>
+          <w:cantSplit w:val="true"/>
+        </w:trPr>
+        <w:tc>
+          <w:tcPr>
+            <w:tcW w:w="2340" w:type="dxa"/>
+            <w:tcBorders>
+              <w:top w:val="single" w:sz="4" w:space="0" w:color="999999"/>
+              <w:start w:val="single" w:sz="4" w:space="0" w:color="999999"/>
+              <w:bottom w:val="single" w:sz="4" w:space="0" w:color="999999"/>
+              <w:end w:val="single" w:sz="4" w:space="0" w:color="999999"/>
+            </w:tcBorders>
+          </w:tcPr>
+          <w:p>
+            <w:pPr>
+              <w:pStyle w:val="Normal"/>
+              <w:widowControl/>
+              <w:bidi w:val="0"/>
+              <w:spacing w:before="0" w:after="200"/>
+              <w:jc w:val="start"/>
+              <w:rPr/>
+            </w:pPr>
+            <w:r>
+              <w:rPr>
+                <w:sz w:val="18"/>
+              </w:rPr>
+              <w:t>Trabalho em evento</w:t>
+            </w:r>
+          </w:p>
+        </w:tc>
+        <w:tc>
+          <w:tcPr>
+            <w:tcW w:w="2340" w:type="dxa"/>
+            <w:tcBorders>
+              <w:top w:val="single" w:sz="4" w:space="0" w:color="999999"/>
+              <w:start w:val="single" w:sz="4" w:space="0" w:color="999999"/>
+              <w:bottom w:val="single" w:sz="4" w:space="0" w:color="999999"/>
+              <w:end w:val="single" w:sz="4" w:space="0" w:color="999999"/>
+            </w:tcBorders>
+          </w:tcPr>
+          <w:p>
+            <w:pPr>
+              <w:pStyle w:val="Normal"/>
+              <w:widowControl/>
+              <w:bidi w:val="0"/>
+              <w:spacing w:before="0" w:after="200"/>
+              <w:jc w:val="start"/>
+              <w:rPr/>
+            </w:pPr>
+            <w:r>
+              <w:rPr>
+                <w:sz w:val="18"/>
+              </w:rPr>
+              <w:t>20</w:t>
+            </w:r>
+          </w:p>
+        </w:tc>
+        <w:tc>
+          <w:tcPr>
+            <w:tcW w:w="2340" w:type="dxa"/>
+            <w:tcBorders>
+              <w:top w:val="single" w:sz="4" w:space="0" w:color="999999"/>
+              <w:start w:val="single" w:sz="4" w:space="0" w:color="999999"/>
+              <w:bottom w:val="single" w:sz="4" w:space="0" w:color="999999"/>
+              <w:end w:val="single" w:sz="4" w:space="0" w:color="999999"/>
+            </w:tcBorders>
+          </w:tcPr>
+          <w:p>
+            <w:pPr>
+              <w:pStyle w:val="Normal"/>
+              <w:widowControl/>
+              <w:bidi w:val="0"/>
+              <w:spacing w:before="0" w:after="200"/>
+              <w:jc w:val="start"/>
+              <w:rPr/>
+            </w:pPr>
+            <w:r>
+              <w:rPr>
+                <w:sz w:val="18"/>
+              </w:rPr>
+              <w:t>16,5</w:t>
+            </w:r>
+          </w:p>
+        </w:tc>
+        <w:tc>
+          <w:tcPr>
+            <w:tcW w:w="2339" w:type="dxa"/>
+            <w:tcBorders>
+              <w:top w:val="single" w:sz="4" w:space="0" w:color="999999"/>
+              <w:start w:val="single" w:sz="4" w:space="0" w:color="999999"/>
+              <w:bottom w:val="single" w:sz="4" w:space="0" w:color="999999"/>
+              <w:end w:val="single" w:sz="4" w:space="0" w:color="999999"/>
+            </w:tcBorders>
+          </w:tcPr>
+          <w:p>
+            <w:pPr>
+              <w:pStyle w:val="Normal"/>
+              <w:widowControl/>
+              <w:bidi w:val="0"/>
+              <w:spacing w:before="0" w:after="200"/>
+              <w:jc w:val="start"/>
+              <w:rPr/>
+            </w:pPr>
+            <w:r>
+              <w:rPr>
+                <w:sz w:val="18"/>
+              </w:rPr>
+              <w:t>Conference Proceeding e CPAPER.</w:t>
+            </w:r>
+          </w:p>
+        </w:tc>
+      </w:tr>
+      <w:tr>
+        <w:trPr>
+          <w:cantSplit w:val="true"/>
+        </w:trPr>
         <w:tc>
           <w:tcPr>
             <w:tcW w:w="2340" w:type="dxa"/>
@@ -7613,19 +7987,7 @@
       </w:pPr>
       <w:r>
         <w:rPr/>
-        <w:t>O Gráfico </w:t>
-      </w:r>
-      <w:hyperlink w:anchor="fig%3Afontes372">
-        <w:r>
-          <w:rPr>
-            <w:rStyle w:val="Hyperlink"/>
-          </w:rPr>
-          <w:t>3</w:t>
-        </w:r>
-      </w:hyperlink>
-      <w:r>
-        <w:rPr/>
-        <w:t xml:space="preserve"> sintetiza 208 fontes, das quais o núcleo aproximado de Bradford reuniu 13, responsáveis por cerca de um terço dos registros, entre elas </w:t>
+        <w:t xml:space="preserve">O Gráfico 2 sintetiza 208 fontes, das quais o núcleo aproximado de Bradford reuniu 13, responsáveis por cerca de um terço dos registros, entre elas </w:t>
       </w:r>
       <w:r>
         <w:rPr>
@@ -7747,7 +8109,7 @@
       </w:pPr>
       <w:r>
         <w:rPr/>
-        <w:t>Gráfico . Fontes mais frequentes no corpus bibliométrico ampliado</w:t>
+        <w:t>Gráfico 2. Fontes mais frequentes no corpus bibliométrico ampliado</w:t>
       </w:r>
     </w:p>
     <w:p>
@@ -7757,19 +8119,7 @@
       </w:pPr>
       <w:r>
         <w:rPr/>
-        <w:t>O mapa temático (Gráfico </w:t>
-      </w:r>
-      <w:hyperlink w:anchor="fig%3Amapatematico372">
-        <w:r>
-          <w:rPr>
-            <w:rStyle w:val="Hyperlink"/>
-          </w:rPr>
-          <w:t>4</w:t>
-        </w:r>
-      </w:hyperlink>
-      <w:r>
-        <w:rPr/>
-        <w:t xml:space="preserve">) revelou dois eixos centrais, formados por BIM, desempenho da edificação e </w:t>
+        <w:t xml:space="preserve">O mapa temático (Gráfico 3) revelou dois eixos centrais, formados por BIM, desempenho da edificação e </w:t>
       </w:r>
       <w:r>
         <w:rPr>
@@ -7836,7 +8186,7 @@
       </w:pPr>
       <w:r>
         <w:rPr/>
-        <w:t>Gráfico . Mapa temático por centralidade e densidade das palavras-chave</w:t>
+        <w:t>Gráfico 3. Mapa temático por centralidade e densidade das palavras-chave</w:t>
       </w:r>
     </w:p>
     <w:p>
@@ -7846,19 +8196,7 @@
       </w:pPr>
       <w:r>
         <w:rPr/>
-        <w:t>A rede normalizada (Gráfico </w:t>
-      </w:r>
-      <w:hyperlink w:anchor="fig%3Aredecor372">
-        <w:r>
-          <w:rPr>
-            <w:rStyle w:val="Hyperlink"/>
-          </w:rPr>
-          <w:t>5</w:t>
-        </w:r>
-      </w:hyperlink>
-      <w:r>
-        <w:rPr/>
-        <w:t xml:space="preserve">) reforça BIM e gestão de facilidades como conectores centrais, associados a </w:t>
+        <w:t xml:space="preserve">A rede normalizada (Gráfico 4) reforça BIM e gestão de facilidades como conectores centrais, associados a </w:t>
       </w:r>
       <w:r>
         <w:rPr>
@@ -7925,7 +8263,7 @@
       </w:pPr>
       <w:r>
         <w:rPr/>
-        <w:t>Gráfico . Rede normalizada de coocorrência de palavras-chave</w:t>
+        <w:t>Gráfico 4. Rede normalizada de coocorrência de palavras-chave</w:t>
       </w:r>
     </w:p>
     <w:p>
@@ -7935,19 +8273,7 @@
       </w:pPr>
       <w:r>
         <w:rPr/>
-        <w:t>A comparação temporal (Gráfico </w:t>
-      </w:r>
-      <w:hyperlink w:anchor="fig%3Aevolucaotematica372">
-        <w:r>
-          <w:rPr>
-            <w:rStyle w:val="Hyperlink"/>
-          </w:rPr>
-          <w:t>6</w:t>
-        </w:r>
-      </w:hyperlink>
-      <w:r>
-        <w:rPr/>
-        <w:t xml:space="preserve">) mostrou aumento de 7,3 pontos percentuais para BIM, 4,7 para </w:t>
+        <w:t xml:space="preserve">A comparação temporal (Gráfico 5) mostrou aumento de 7,3 pontos percentuais para BIM, 4,7 para </w:t>
       </w:r>
       <w:r>
         <w:rPr>
@@ -8014,7 +8340,7 @@
       </w:pPr>
       <w:r>
         <w:rPr/>
-        <w:t>Gráfico . Evolução das palavras-chave entre 2010–2020 e 2021–2026</w:t>
+        <w:t>Gráfico 5. Evolução das palavras-chave entre 2010–2020 e 2021–2026</w:t>
       </w:r>
     </w:p>
     <w:p>
@@ -8046,7 +8372,14 @@
       </w:pPr>
       <w:bookmarkStart w:id="20" w:name="sec%3Acriterios"/>
       <w:r>
-        <w:rPr/>
+        <w:rPr>
+          <w:rStyle w:val="SectionNumber"/>
+        </w:rPr>
+        <w:t>3.2</w:t>
+      </w:r>
+      <w:r>
+        <w:rPr/>
+        <w:tab/>
         <w:t>Dimensões e critérios para priorização sustentável</w:t>
       </w:r>
     </w:p>
@@ -8057,7 +8390,7 @@
       </w:pPr>
       <w:r>
         <w:rPr/>
-        <w:t>Foram identificadas seis dimensões com respostas múltiplas, na ordem técnica-operacional (116 registros), institucional (97), ambiental (92), ciclo de vida (65), econômica (63) e social (59). O predomínio das duas primeiras reflete a amplitude do manual de codificação e descreve a composição documental do núcleo, convergindo com a gestão sustentável de facilidades, que articula impactos ambientais, sociais e econômicos nos níveis estratégico, tático e operacional (Nielsen, Sarasoja, and Galamba 2016; Okoro 2023), e com avaliações educacionais que integram desempenho, energia, conforto e usuários (Alfalah et al. 2022).</w:t>
+        <w:t>Foram identificadas seis dimensões com respostas múltiplas, na ordem técnica-operacional (116 registros), institucional (97), ambiental (92), ciclo de vida (65), econômica (63) e social (59). O predomínio das duas primeiras reflete a amplitude do manual de codificação e descreve a composição documental do núcleo, convergindo com a gestão sustentável de facilidades, que articula impactos ambientais, sociais e econômicos nos níveis estratégico, tático e operacional (Nielsen; Sarasoja; Galamba, 2016; Okoro, 2023), e com avaliações educacionais que integram desempenho, energia, conforto e usuários (Alfalah et al., 2022).</w:t>
       </w:r>
     </w:p>
     <w:p>
@@ -8113,7 +8446,7 @@
       </w:pPr>
       <w:r>
         <w:rPr/>
-        <w:t>Gráfico . Dimensões de sustentabilidade identificadas no núcleo temático vigente</w:t>
+        <w:t>Gráfico 6. Dimensões de sustentabilidade identificadas no núcleo temático vigente</w:t>
       </w:r>
     </w:p>
     <w:p>
@@ -8123,7 +8456,7 @@
       </w:pPr>
       <w:r>
         <w:rPr/>
-        <w:t>Os ODS apareceram explicitamente em um registro, que combinou sustentabilidade, AHP, TOPSIS e otimização na alocação de prestadores de manutenção pública (Masmoudi et al. 2026); o vocabulário ESG esteve ausente dos campos auditados, embora componentes ambientais, sociais e institucionais fossem frequentes, padrão compatível com sua incorporação ainda emergente à gestão de facilidades (Ramantswana et al. 2026).</w:t>
+        <w:t>Os ODS apareceram explicitamente em um registro, que combinou sustentabilidade, AHP, TOPSIS e otimização na alocação de prestadores de manutenção pública (Masmoudi et al., 2026); o vocabulário ESG esteve ausente dos campos auditados, embora componentes ambientais, sociais e institucionais fossem frequentes, padrão compatível com sua incorporação ainda emergente à gestão de facilidades (Ramantswana et al., 2026).</w:t>
       </w:r>
     </w:p>
     <w:p>
@@ -8133,19 +8466,28 @@
       </w:pPr>
       <w:r>
         <w:rPr/>
-        <w:t>Quanto aos critérios de priorização, desempenho operacional apareceu em 99 registros, informação e dados em 82, custo em 63 e energia e vida útil em 44 cada, com os demais critérios técnicos, sociais e ambientais listados na Tabela </w:t>
-      </w:r>
-      <w:hyperlink w:anchor="tab%3Acriteriospriorizacao">
-        <w:r>
-          <w:rPr>
-            <w:rStyle w:val="Hyperlink"/>
-          </w:rPr>
-          <w:t>8</w:t>
-        </w:r>
-      </w:hyperlink>
-      <w:r>
-        <w:rPr/>
-        <w:t>.</w:t>
+        <w:t>Ao todo, foram identificados 15 critérios de priorização, distribuídos de forma heterogênea entre as seis dimensões. Quanto à frequência, desempenho operacional apareceu em 99 registros, informação e dados em 82, custo em 63 e energia e vida útil em 44 cada, com os demais critérios técnicos, sociais e ambientais listados na Tabela 8.</w:t>
+      </w:r>
+    </w:p>
+    <w:p>
+      <w:pPr>
+        <w:pStyle w:val="TableCaption"/>
+        <w:keepNext w:val="true"/>
+        <w:rPr/>
+      </w:pPr>
+      <w:r>
+        <w:rPr/>
+        <w:t>Tabela 8. Critérios de priorização identificados no núcleo temático vigente</w:t>
+      </w:r>
+    </w:p>
+    <w:p>
+      <w:pPr>
+        <w:pStyle w:val="BodyText"/>
+        <w:rPr/>
+      </w:pPr>
+      <w:r>
+        <w:rPr/>
+        <w:t>Y &gt;p2.1cm &gt;p2.1cm</w:t>
       </w:r>
     </w:p>
     <w:tbl>
@@ -8168,7 +8510,10 @@
         <w:gridCol w:w="3120"/>
       </w:tblGrid>
       <w:tr>
-        <w:trPr/>
+        <w:trPr>
+          <w:tblHeader w:val="true"/>
+          <w:cantSplit w:val="true"/>
+        </w:trPr>
         <w:tc>
           <w:tcPr>
             <w:tcW w:w="3120" w:type="dxa"/>
@@ -8255,7 +8600,9 @@
         </w:tc>
       </w:tr>
       <w:tr>
-        <w:trPr/>
+        <w:trPr>
+          <w:cantSplit w:val="true"/>
+        </w:trPr>
         <w:tc>
           <w:tcPr>
             <w:tcW w:w="3120" w:type="dxa"/>
@@ -8339,7 +8686,9 @@
         </w:tc>
       </w:tr>
       <w:tr>
-        <w:trPr/>
+        <w:trPr>
+          <w:cantSplit w:val="true"/>
+        </w:trPr>
         <w:tc>
           <w:tcPr>
             <w:tcW w:w="3120" w:type="dxa"/>
@@ -8423,7 +8772,9 @@
         </w:tc>
       </w:tr>
       <w:tr>
-        <w:trPr/>
+        <w:trPr>
+          <w:cantSplit w:val="true"/>
+        </w:trPr>
         <w:tc>
           <w:tcPr>
             <w:tcW w:w="3120" w:type="dxa"/>
@@ -8507,7 +8858,9 @@
         </w:tc>
       </w:tr>
       <w:tr>
-        <w:trPr/>
+        <w:trPr>
+          <w:cantSplit w:val="true"/>
+        </w:trPr>
         <w:tc>
           <w:tcPr>
             <w:tcW w:w="3120" w:type="dxa"/>
@@ -8591,7 +8944,9 @@
         </w:tc>
       </w:tr>
       <w:tr>
-        <w:trPr/>
+        <w:trPr>
+          <w:cantSplit w:val="true"/>
+        </w:trPr>
         <w:tc>
           <w:tcPr>
             <w:tcW w:w="3120" w:type="dxa"/>
@@ -8675,7 +9030,9 @@
         </w:tc>
       </w:tr>
       <w:tr>
-        <w:trPr/>
+        <w:trPr>
+          <w:cantSplit w:val="true"/>
+        </w:trPr>
         <w:tc>
           <w:tcPr>
             <w:tcW w:w="3120" w:type="dxa"/>
@@ -8759,7 +9116,9 @@
         </w:tc>
       </w:tr>
       <w:tr>
-        <w:trPr/>
+        <w:trPr>
+          <w:cantSplit w:val="true"/>
+        </w:trPr>
         <w:tc>
           <w:tcPr>
             <w:tcW w:w="3120" w:type="dxa"/>
@@ -8843,7 +9202,9 @@
         </w:tc>
       </w:tr>
       <w:tr>
-        <w:trPr/>
+        <w:trPr>
+          <w:cantSplit w:val="true"/>
+        </w:trPr>
         <w:tc>
           <w:tcPr>
             <w:tcW w:w="3120" w:type="dxa"/>
@@ -8927,7 +9288,9 @@
         </w:tc>
       </w:tr>
       <w:tr>
-        <w:trPr/>
+        <w:trPr>
+          <w:cantSplit w:val="true"/>
+        </w:trPr>
         <w:tc>
           <w:tcPr>
             <w:tcW w:w="3120" w:type="dxa"/>
@@ -9011,7 +9374,9 @@
         </w:tc>
       </w:tr>
       <w:tr>
-        <w:trPr/>
+        <w:trPr>
+          <w:cantSplit w:val="true"/>
+        </w:trPr>
         <w:tc>
           <w:tcPr>
             <w:tcW w:w="3120" w:type="dxa"/>
@@ -9095,7 +9460,9 @@
         </w:tc>
       </w:tr>
       <w:tr>
-        <w:trPr/>
+        <w:trPr>
+          <w:cantSplit w:val="true"/>
+        </w:trPr>
         <w:tc>
           <w:tcPr>
             <w:tcW w:w="3120" w:type="dxa"/>
@@ -9179,7 +9546,9 @@
         </w:tc>
       </w:tr>
       <w:tr>
-        <w:trPr/>
+        <w:trPr>
+          <w:cantSplit w:val="true"/>
+        </w:trPr>
         <w:tc>
           <w:tcPr>
             <w:tcW w:w="3120" w:type="dxa"/>
@@ -9263,7 +9632,9 @@
         </w:tc>
       </w:tr>
       <w:tr>
-        <w:trPr/>
+        <w:trPr>
+          <w:cantSplit w:val="true"/>
+        </w:trPr>
         <w:tc>
           <w:tcPr>
             <w:tcW w:w="3120" w:type="dxa"/>
@@ -9347,7 +9718,9 @@
         </w:tc>
       </w:tr>
       <w:tr>
-        <w:trPr/>
+        <w:trPr>
+          <w:cantSplit w:val="true"/>
+        </w:trPr>
         <w:tc>
           <w:tcPr>
             <w:tcW w:w="3120" w:type="dxa"/>
@@ -9431,7 +9804,9 @@
         </w:tc>
       </w:tr>
       <w:tr>
-        <w:trPr/>
+        <w:trPr>
+          <w:cantSplit w:val="true"/>
+        </w:trPr>
         <w:tc>
           <w:tcPr>
             <w:tcW w:w="3120" w:type="dxa"/>
@@ -9532,7 +9907,7 @@
       <w:bookmarkStart w:id="21" w:name="sec%3Acriterios"/>
       <w:r>
         <w:rPr/>
-        <w:t>Na gestão pública universitária, o desempenho sustenta indicadores relacionados à continuidade e às falhas, a informação oferece as condições necessárias à rastreabilidade e o custo permite distinguir correções emergenciais, manutenção planejada e renovação, combinação reforçada por registros de pagamento e planejamento conjunto de manutenção, renovação e energia (Kim et al. 2018; Nägeli et al. 2019). As leituras integrais qualificam relações entre critérios. Operação e manutenção podem superar 80% do custo total do ciclo de vida, e seus custos anuais podem representar de 50% a 70% dos custos operacionais, bases de cálculo que devem permanecer distintas (Aliu et al. 2025); decisões de concepção podem evitar até 50% das dificuldades de manutenção, conectando manutenibilidade a desempenho, custo e risco (Othman and Kamal 2023; Chew and Conejos 2016; Conejos, Chew, and Azril 2019).</w:t>
+        <w:t>Na gestão pública universitária, o desempenho sustenta indicadores relacionados à continuidade e às falhas, a informação oferece as condições necessárias à rastreabilidade e o custo permite distinguir correções emergenciais, manutenção planejada e renovação, combinação reforçada por registros de pagamento e planejamento conjunto de manutenção, renovação e energia (Kim et al., 2018; Nägeli et al., 2019). As leituras integrais qualificam relações entre critérios. Operação e manutenção podem superar 80% do custo total do ciclo de vida, e seus custos anuais podem representar de 50% a 70% dos custos operacionais, bases de cálculo que devem permanecer distintas (Aliu et al., 2025); decisões de concepção podem evitar até 50% das dificuldades de manutenção, conectando manutenibilidade a desempenho, custo e risco (Chew; Conejos, 2016; Conejos; Chew; Azril, 2019; Othman; Kamal, 2023).</w:t>
       </w:r>
       <w:bookmarkEnd w:id="21"/>
     </w:p>
@@ -9543,7 +9918,14 @@
       </w:pPr>
       <w:bookmarkStart w:id="22" w:name="sec%3Ametodos"/>
       <w:r>
-        <w:rPr/>
+        <w:rPr>
+          <w:rStyle w:val="SectionNumber"/>
+        </w:rPr>
+        <w:t>3.3</w:t>
+      </w:r>
+      <w:r>
+        <w:rPr/>
+        <w:tab/>
         <w:t>Digitalização, IA e métodos de apoio à decisão</w:t>
       </w:r>
     </w:p>
@@ -9652,7 +10034,7 @@
       </w:pPr>
       <w:r>
         <w:rPr/>
-        <w:t>Gráfico . Abordagens e métodos de apoio à decisão identificados no núcleo temático vigente</w:t>
+        <w:t>Gráfico 7. Abordagens e métodos de apoio à decisão identificados no núcleo temático vigente</w:t>
       </w:r>
     </w:p>
     <w:p>
@@ -9669,7 +10051,7 @@
       </w:r>
       <w:r>
         <w:rPr/>
-        <w:t xml:space="preserve"> foi identificado em 11 registros (9,1%), e a busca de sensibilidade elevou o aprendizado de máquina de nove para 26 registros (21,5%), resultado diretamente associado ao enriquecimento temático da rodada complementar. Para a especificação proposta, a arquitetura informacional pode começar com planilhas, cadastros, inspeções e ordens de serviço e evoluir para plataformas digitais e módulos preditivos conforme a qualidade dos dados. As aplicações multicritério identificadas desempenham funções distintas, como o ANP difuso na avaliação de edifícios educacionais (Alfalah et al. 2022), Delphi modificado na gestão de </w:t>
+        <w:t xml:space="preserve"> foi identificado em 11 registros (9,1%), e a busca de sensibilidade elevou o aprendizado de máquina de nove para 26 registros (21,5%), resultado diretamente associado ao enriquecimento temático da rodada complementar. Para a especificação proposta, a arquitetura informacional pode começar com planilhas, cadastros, inspeções e ordens de serviço e evoluir para plataformas digitais e módulos preditivos conforme a qualidade dos dados. As aplicações multicritério identificadas desempenham funções distintas, como o ANP difuso na avaliação de edifícios educacionais (Alfalah et al., 2022), Delphi modificado na gestão de </w:t>
       </w:r>
       <w:r>
         <w:rPr>
@@ -9680,7 +10062,7 @@
       </w:r>
       <w:r>
         <w:rPr/>
-        <w:t xml:space="preserve"> (Naji, Gunduz, and Maki 2023) e a combinação de AHP, TOPSIS e otimização na alocação de prestadores públicos (Masmoudi et al. 2026).</w:t>
+        <w:t xml:space="preserve"> (Naji; Gunduz; Maki, 2023) e a combinação de AHP, TOPSIS e otimização na alocação de prestadores públicos (Masmoudi et al., 2026).</w:t>
       </w:r>
     </w:p>
     <w:p>
@@ -9690,7 +10072,7 @@
       </w:pPr>
       <w:r>
         <w:rPr/>
-        <w:t xml:space="preserve">A leitura integral do lote da RQ6 separa produção de variáveis operacionais e governança decisória. Modelos de aprendizado de máquina estimaram demanda de ventilação, com economia de até 7,5% sobre o controle tradicional (Motuzienė et al. 2025), vida útil de componentes por regressão em grafos, com </w:t>
+        <w:t xml:space="preserve">A leitura integral do lote da RQ6 separa produção de variáveis operacionais e governança decisória. Modelos de aprendizado de máquina estimaram demanda de ventilação, com economia de até 7,5% sobre o controle tradicional (Motuzienė et al., 2025), vida útil de componentes por regressão em grafos, com </w:t>
       </w:r>
       <w:r>
         <w:rPr/>
@@ -9723,7 +10105,7 @@
       </m:oMath>
       <w:r>
         <w:rPr/>
-        <w:t xml:space="preserve"> (Wu and Mundt-Petersen 2025), e consumo de eletricidade, gás e água com conjuntos separados de treinamento, validação e teste (Suh and Chang 2012), além de diagnóstico, classificação de danos e apoio operacional. Duas revisões qualificam esse alcance. A síntese de IoT e IA identificou concentração no Norte Global e desafios de interoperabilidade, privacidade, governança e ciclo de vida (Das 2025), e entre 76 estudos sobre ambientes internos conectados, 41 integraram energia, conforto e sustentabilidade e 35 apenas parte delas (Alici 2026). A matriz comparativa dos 17 registros, no material suplementar, classifica dez estudos em previsão ou previsão com otimização, dois em diagnóstico e classificação de danos e cinco em síntese ou integração tecnológica, e apenas três aproximam a saída de uma ação operacional. A integração com preferências institucionais, ponderação e vetos permanece etapa decisória adicional.</w:t>
+        <w:t xml:space="preserve"> (Wu; Mundt-Petersen, 2025), e consumo de eletricidade, gás e água com conjuntos separados de treinamento, validação e teste (Suh; Chang, 2012), além de diagnóstico, classificação de danos e apoio operacional. Duas revisões qualificam esse alcance. A síntese de IoT e IA identificou concentração no Norte Global e desafios de interoperabilidade, privacidade, governança e ciclo de vida (Das, 2025), e entre 76 estudos sobre ambientes internos conectados, 41 integraram energia, conforto e sustentabilidade e 35 apenas parte delas (Alici, 2026). A matriz comparativa dos 17 registros, no material suplementar, classifica dez estudos em previsão ou previsão com otimização, dois em diagnóstico e classificação de danos e cinco em síntese ou integração tecnológica, e apenas três aproximam a saída de uma ação operacional. A integração com preferências institucionais, ponderação e vetos permanece etapa decisória adicional.</w:t>
       </w:r>
     </w:p>
     <w:p>
@@ -9744,7 +10126,7 @@
       </w:r>
       <w:r>
         <w:rPr/>
-        <w:t xml:space="preserve"> em estágios parciais de controle, otimização e retroalimentação (Deng, Menassa, and Kamat 2021), e outros trabalhos desenvolveram ontologia de ativos, BIM 7D e comparação de estratégias por simulação (Espinosa Gispert et al. 2025; Goretti and Kaming 2023; Ferreira et al. 2020). No plano decisório, aparecem Lean Six Sigma, avaliação sintética fuzzy e raciocínio baseado em casos com Fuzzy-AHP (Aldairi, Khan, and Munive-Hernandez 2017; Yoon and Cha 2018; Park, Kwon, and Ahn 2019), casos que distinguem menção conceitual, aplicação formal e validação empírica.</w:t>
+        <w:t xml:space="preserve"> em estágios parciais de controle, otimização e retroalimentação (Deng; Menassa; Kamat, 2021), e outros trabalhos desenvolveram ontologia de ativos, BIM 7D e comparação de estratégias por simulação (Espinosa Gispert et al., 2025; Ferreira et al., 2020; Goretti; Kaming, 2023). No plano decisório, aparecem Lean Six Sigma, avaliação sintética fuzzy e raciocínio baseado em casos com Fuzzy-AHP (Aldairi; Khan; Munive-Hernandez, 2017; Park; Kwon; Ahn, 2019; Yoon; Cha, 2018), casos que distinguem menção conceitual, aplicação formal e validação empírica.</w:t>
       </w:r>
     </w:p>
     <w:p>
@@ -9764,7 +10146,7 @@
       </w:r>
       <w:r>
         <w:rPr/>
-        <w:t xml:space="preserve"> em quase todo o núcleo, contrastada com a frequência menor de métodos multicritério nomeados, situa a lacuna central na cadeia entre evidência, variável mensurável, preferência institucional e decisão validada, padrão coerente com a fragmentação já discutida entre integração informacional e estruturação decisória (Deng, Menassa, and Kamat 2021; Das 2025). Estruturas conceituais, indicadores, normalização, ponderação, agregação, sensibilidade e validação ocupam etapas distintas, e a transferência das aplicações de ANP, Delphi, AHP e TOPSIS à gestão universitária depende do contexto e dos dados locais. Nessa leitura, a barreira à adoção de métodos multicritério em universidades públicas tende a ser menos a complexidade algorítmica do que a cultura de registro, atualização cadastral e prestação de contas das escolhas, sustentada pela importância atribuída a ordens de serviço, custos, vínculo com ativos e histórico de intervenções (Martins and Espejo 2024; Morais, Paula, and Reis 2023).</w:t>
+        <w:t xml:space="preserve"> em quase todo o núcleo, contrastada com a frequência menor de métodos multicritério nomeados, situa a lacuna central na cadeia entre evidência, variável mensurável, preferência institucional e decisão validada, padrão coerente com a fragmentação já discutida entre integração informacional e estruturação decisória (Das, 2025; Deng; Menassa; Kamat, 2021). Estruturas conceituais, indicadores, normalização, ponderação, agregação, sensibilidade e validação ocupam etapas distintas, e a transferência das aplicações de ANP, Delphi, AHP e TOPSIS à gestão universitária depende do contexto e dos dados locais. Essa leitura sugere que a barreira à adoção de métodos multicritério em universidades públicas tende a ser menos a complexidade algorítmica do que a cultura de registro, atualização cadastral e prestação de contas das escolhas, sustentada pela importância atribuída a ordens de serviço, custos, vínculo com ativos e histórico de intervenções (Martins; Espejo, 2024; Morais; Paula; Reis, 2023).</w:t>
       </w:r>
       <w:bookmarkEnd w:id="22"/>
     </w:p>
@@ -9775,7 +10157,14 @@
       </w:pPr>
       <w:bookmarkStart w:id="23" w:name="sec%3Aaplicabilidade"/>
       <w:r>
-        <w:rPr/>
+        <w:rPr>
+          <w:rStyle w:val="SectionNumber"/>
+        </w:rPr>
+        <w:t>3.4</w:t>
+      </w:r>
+      <w:r>
+        <w:rPr/>
+        <w:tab/>
         <w:t>Especificidade das edificações públicas universitárias</w:t>
       </w:r>
     </w:p>
@@ -9797,19 +10186,28 @@
       </w:r>
       <w:r>
         <w:rPr/>
-        <w:t>, seis patrimônios históricos, cinco edifícios públicos, cinco escolas e um museu, categorias que admitem respostas múltiplas (Tabela </w:t>
-      </w:r>
-      <w:hyperlink w:anchor="tab%3Acontexto">
-        <w:r>
-          <w:rPr>
-            <w:rStyle w:val="Hyperlink"/>
-          </w:rPr>
-          <w:t>9</w:t>
-        </w:r>
-      </w:hyperlink>
-      <w:r>
-        <w:rPr/>
-        <w:t>).</w:t>
+        <w:t>, seis patrimônios históricos, cinco edifícios públicos, cinco escolas e um museu, categorias que admitem respostas múltiplas (Tabela 9).</w:t>
+      </w:r>
+    </w:p>
+    <w:p>
+      <w:pPr>
+        <w:pStyle w:val="TableCaption"/>
+        <w:keepNext w:val="true"/>
+        <w:rPr/>
+      </w:pPr>
+      <w:r>
+        <w:rPr/>
+        <w:t>Tabela 9. Contextos de edificação identificados no núcleo temático vigente</w:t>
+      </w:r>
+    </w:p>
+    <w:p>
+      <w:pPr>
+        <w:pStyle w:val="BodyText"/>
+        <w:rPr/>
+      </w:pPr>
+      <w:r>
+        <w:rPr/>
+        <w:t>Y &gt;p2.1cm &gt;p2.1cm</w:t>
       </w:r>
     </w:p>
     <w:tbl>
@@ -9832,7 +10230,10 @@
         <w:gridCol w:w="3120"/>
       </w:tblGrid>
       <w:tr>
-        <w:trPr/>
+        <w:trPr>
+          <w:tblHeader w:val="true"/>
+          <w:cantSplit w:val="true"/>
+        </w:trPr>
         <w:tc>
           <w:tcPr>
             <w:tcW w:w="3120" w:type="dxa"/>
@@ -9919,7 +10320,9 @@
         </w:tc>
       </w:tr>
       <w:tr>
-        <w:trPr/>
+        <w:trPr>
+          <w:cantSplit w:val="true"/>
+        </w:trPr>
         <w:tc>
           <w:tcPr>
             <w:tcW w:w="3120" w:type="dxa"/>
@@ -10003,7 +10406,9 @@
         </w:tc>
       </w:tr>
       <w:tr>
-        <w:trPr/>
+        <w:trPr>
+          <w:cantSplit w:val="true"/>
+        </w:trPr>
         <w:tc>
           <w:tcPr>
             <w:tcW w:w="3120" w:type="dxa"/>
@@ -10087,7 +10492,9 @@
         </w:tc>
       </w:tr>
       <w:tr>
-        <w:trPr/>
+        <w:trPr>
+          <w:cantSplit w:val="true"/>
+        </w:trPr>
         <w:tc>
           <w:tcPr>
             <w:tcW w:w="3120" w:type="dxa"/>
@@ -10171,7 +10578,9 @@
         </w:tc>
       </w:tr>
       <w:tr>
-        <w:trPr/>
+        <w:trPr>
+          <w:cantSplit w:val="true"/>
+        </w:trPr>
         <w:tc>
           <w:tcPr>
             <w:tcW w:w="3120" w:type="dxa"/>
@@ -10255,7 +10664,9 @@
         </w:tc>
       </w:tr>
       <w:tr>
-        <w:trPr/>
+        <w:trPr>
+          <w:cantSplit w:val="true"/>
+        </w:trPr>
         <w:tc>
           <w:tcPr>
             <w:tcW w:w="3120" w:type="dxa"/>
@@ -10339,7 +10750,9 @@
         </w:tc>
       </w:tr>
       <w:tr>
-        <w:trPr/>
+        <w:trPr>
+          <w:cantSplit w:val="true"/>
+        </w:trPr>
         <w:tc>
           <w:tcPr>
             <w:tcW w:w="3120" w:type="dxa"/>
@@ -10423,7 +10836,9 @@
         </w:tc>
       </w:tr>
       <w:tr>
-        <w:trPr/>
+        <w:trPr>
+          <w:cantSplit w:val="true"/>
+        </w:trPr>
         <w:tc>
           <w:tcPr>
             <w:tcW w:w="3120" w:type="dxa"/>
@@ -10507,7 +10922,9 @@
         </w:tc>
       </w:tr>
       <w:tr>
-        <w:trPr/>
+        <w:trPr>
+          <w:cantSplit w:val="true"/>
+        </w:trPr>
         <w:tc>
           <w:tcPr>
             <w:tcW w:w="3120" w:type="dxa"/>
@@ -10591,7 +11008,9 @@
         </w:tc>
       </w:tr>
       <w:tr>
-        <w:trPr/>
+        <w:trPr>
+          <w:cantSplit w:val="true"/>
+        </w:trPr>
         <w:tc>
           <w:tcPr>
             <w:tcW w:w="3120" w:type="dxa"/>
@@ -10675,7 +11094,9 @@
         </w:tc>
       </w:tr>
       <w:tr>
-        <w:trPr/>
+        <w:trPr>
+          <w:cantSplit w:val="true"/>
+        </w:trPr>
         <w:tc>
           <w:tcPr>
             <w:tcW w:w="3120" w:type="dxa"/>
@@ -10759,7 +11180,9 @@
         </w:tc>
       </w:tr>
       <w:tr>
-        <w:trPr/>
+        <w:trPr>
+          <w:cantSplit w:val="true"/>
+        </w:trPr>
         <w:tc>
           <w:tcPr>
             <w:tcW w:w="3120" w:type="dxa"/>
@@ -10843,7 +11266,9 @@
         </w:tc>
       </w:tr>
       <w:tr>
-        <w:trPr/>
+        <w:trPr>
+          <w:cantSplit w:val="true"/>
+        </w:trPr>
         <w:tc>
           <w:tcPr>
             <w:tcW w:w="3120" w:type="dxa"/>
@@ -10943,7 +11368,7 @@
       </w:pPr>
       <w:r>
         <w:rPr/>
-        <w:t xml:space="preserve">Em instituições de ensino, a gestão sustentável combina desempenho físico, usuários e capacidade administrativa. Estudos em universidades públicas registraram predomínio corretivo, cadastros fragmentados, baixa institucionalização de indicadores e fragilidades na manutenção preventiva (Lateef, Khamidi, and Idrus 2010; Barbosa et al. 2020), e outros trabalhos identificaram fatores críticos em universidades (Awuzie and Isa 2017), critérios ambientais, econômicos e sociais em edifícios educacionais (Alfalah et al. 2022), indicadores operacionais de </w:t>
+        <w:t xml:space="preserve">Em instituições de ensino, a gestão sustentável combina desempenho físico, usuários e capacidade administrativa. Estudos em universidades públicas registraram predomínio corretivo, cadastros fragmentados, baixa institucionalização de indicadores e fragilidades na manutenção preventiva (Barbosa et al., 2020; Lateef; Khamidi; Idrus, 2010), e outros trabalhos identificaram fatores críticos em universidades (Awuzie; Isa, 2017), critérios ambientais, econômicos e sociais em edifícios educacionais (Alfalah et al., 2022), indicadores operacionais de </w:t>
       </w:r>
       <w:r>
         <w:rPr>
@@ -10954,7 +11379,7 @@
       </w:r>
       <w:r>
         <w:rPr/>
-        <w:t xml:space="preserve"> (Naji, Gunduz, and Maki 2023) e previsão orçamentária apoiada em ordens de serviço (Martins and Espejo 2024; Morais, Paula, and Reis 2023). No contexto das universidades federais brasileiras, esse conjunto reforça a prioridade de cadastros consistentes, regras de veto e histórico dos parâmetros para a prestação de contas.</w:t>
+        <w:t xml:space="preserve"> (Naji; Gunduz; Maki, 2023) e previsão orçamentária apoiada em ordens de serviço (Martins; Espejo, 2024; Morais; Paula; Reis, 2023). No contexto das universidades federais brasileiras, esse conjunto reforça a prioridade de cadastros consistentes, regras de veto e histórico dos parâmetros para a prestação de contas.</w:t>
       </w:r>
     </w:p>
     <w:p>
@@ -11007,7 +11432,7 @@
       </w:pPr>
       <w:r>
         <w:rPr/>
-        <w:t>Contextos africanos acrescentam resiliência, governança, usuários e continuidade acadêmica à condição física (Awuzie and Isa 2017; Ndukuba 2025), hipóteses de transferência para validação brasileira. Em texto completo, um instrumento estrangeiro exigiu adaptação para aplicação em hospital público (Talib, Rajagopalan, and Yang 2013), e outros três projetos identificaram perdas de informação entre construção e operação, recorrendo ao BIM, à entrega suave (</w:t>
+        <w:t>Contextos africanos acrescentam resiliência, governança, usuários e continuidade acadêmica à condição física (Awuzie; Isa, 2017; Ndukuba, 2025), hipóteses de transferência para validação brasileira. Em texto completo, um instrumento estrangeiro exigiu adaptação para aplicação em hospital público (Talib; Rajagopalan; Yang, 2013), e outros três projetos identificaram perdas de informação entre construção e operação, recorrendo ao BIM, à entrega suave (</w:t>
       </w:r>
       <w:r>
         <w:rPr>
@@ -11018,7 +11443,7 @@
       </w:r>
       <w:r>
         <w:rPr/>
-        <w:t>) e à comunicação (Tan, Zaman, and Sutrisna 2018). Essas evidências sustentam governança da informação e validação contextual da especificação proposta a seguir.</w:t>
+        <w:t>) e à comunicação (Tan; Zaman; Sutrisna, 2018). Essas evidências sustentam governança da informação e validação contextual da especificação proposta a seguir.</w:t>
       </w:r>
       <w:bookmarkEnd w:id="23"/>
     </w:p>
@@ -11029,7 +11454,14 @@
       </w:pPr>
       <w:bookmarkStart w:id="24" w:name="sec%3Amatriz"/>
       <w:r>
-        <w:rPr/>
+        <w:rPr>
+          <w:rStyle w:val="SectionNumber"/>
+        </w:rPr>
+        <w:t>3.5</w:t>
+      </w:r>
+      <w:r>
+        <w:rPr/>
+        <w:tab/>
         <w:t>Da evidência à especificação operacional</w:t>
       </w:r>
     </w:p>
@@ -11040,19 +11472,7 @@
       </w:pPr>
       <w:r>
         <w:rPr/>
-        <w:t>O Gráfico </w:t>
-      </w:r>
-      <w:hyperlink w:anchor="fig%3Aheatmap">
-        <w:r>
-          <w:rPr>
-            <w:rStyle w:val="Hyperlink"/>
-          </w:rPr>
-          <w:t>9</w:t>
-        </w:r>
-      </w:hyperlink>
-      <w:r>
-        <w:rPr/>
-        <w:t xml:space="preserve"> apresenta as coocorrências documentais entre os dez critérios e os dez instrumentos de apoio à decisão mais frequentes. Desempenho operacional e </w:t>
+        <w:t xml:space="preserve">O Gráfico 8 apresenta as coocorrências documentais entre os dez critérios e os dez instrumentos de apoio à decisão mais frequentes. Desempenho operacional e </w:t>
       </w:r>
       <w:r>
         <w:rPr>
@@ -11138,7 +11558,7 @@
       </w:pPr>
       <w:r>
         <w:rPr/>
-        <w:t>Gráfico . Coocorrência entre critérios de priorização e instrumentos de apoio à decisão</w:t>
+        <w:t>Gráfico 8. Coocorrência entre critérios de priorização e instrumentos de apoio à decisão</w:t>
       </w:r>
     </w:p>
     <w:p>
@@ -11148,19 +11568,7 @@
       </w:pPr>
       <w:r>
         <w:rPr/>
-        <w:t>O Gráfico </w:t>
-      </w:r>
-      <w:hyperlink w:anchor="fig%3Amatrizanalitica">
-        <w:r>
-          <w:rPr>
-            <w:rStyle w:val="Hyperlink"/>
-          </w:rPr>
-          <w:t>10</w:t>
-        </w:r>
-      </w:hyperlink>
-      <w:r>
-        <w:rPr/>
-        <w:t xml:space="preserve"> reorganiza essas relações em cinco dimensões. A técnica-operacional apresenta 100 coocorrências com </w:t>
+        <w:t xml:space="preserve">O Gráfico 9 reorganiza essas relações em cinco dimensões. A técnica-operacional apresenta 100 coocorrências com </w:t>
       </w:r>
       <w:r>
         <w:rPr>
@@ -11246,7 +11654,7 @@
       </w:pPr>
       <w:r>
         <w:rPr/>
-        <w:t>Gráfico . Matriz de coocorrência entre dimensões de sustentabilidade e instrumentos de apoio à decisão</w:t>
+        <w:t>Gráfico 9. Matriz de coocorrência entre dimensões de sustentabilidade e instrumentos de apoio à decisão</w:t>
       </w:r>
     </w:p>
     <w:p>
@@ -11256,31 +11664,28 @@
       </w:pPr>
       <w:r>
         <w:rPr/>
-        <w:t>A matriz que segue é uma síntese conceitual informada pela revisão, e não é um modelo validado nem um instrumento pronto para decisão; ela separa evidência extraída e especificação autoral. A dimensão ambiental reúne energia, emissões, água e resíduos, o custo constitui a dimensão econômica, segurança, conforto e satisfação integram a dimensão social, a técnica-operacional abrange desempenho, informação, vida útil, risco, condição, manutenibilidade e qualidade do serviço, e a institucional, presente em 97 registros, fundamenta os desdobramentos candidatos de conformidade, governança e capacidade de execução. As frequências sustentam a seleção inicial, enquanto pesos e importância normativa serão definidos na validação institucional. A Tabela </w:t>
-      </w:r>
-      <w:hyperlink w:anchor="tab%3Aprotocolooperacional">
-        <w:r>
-          <w:rPr>
-            <w:rStyle w:val="Hyperlink"/>
-          </w:rPr>
-          <w:t>10</w:t>
-        </w:r>
-      </w:hyperlink>
-      <w:r>
-        <w:rPr/>
-        <w:t xml:space="preserve"> liga critérios candidatos às evidências da revisão, e a Tabela </w:t>
-      </w:r>
-      <w:hyperlink w:anchor="tab%3Aespecificacaoindicadores">
-        <w:r>
-          <w:rPr>
-            <w:rStyle w:val="Hyperlink"/>
-          </w:rPr>
-          <w:t>11</w:t>
-        </w:r>
-      </w:hyperlink>
-      <w:r>
-        <w:rPr/>
-        <w:t xml:space="preserve"> apresenta, em plano separado, indicadores, fontes, periodicidades e direções propostos pelo autor para validação.</w:t>
+        <w:t>A matriz que segue é uma síntese conceitual informada pela revisão, e não é um modelo validado nem um instrumento pronto para decisão; ela separa evidência extraída e especificação autoral. A dimensão ambiental reúne energia, emissões, água e resíduos, o custo constitui a dimensão econômica, segurança, conforto e satisfação integram a dimensão social, a técnica-operacional abrange desempenho, informação, vida útil, risco, condição, manutenibilidade e qualidade do serviço, e a institucional, presente em 97 registros, fundamenta os desdobramentos candidatos de conformidade, governança e capacidade de execução. As frequências sustentam a seleção inicial, enquanto pesos e importância normativa serão definidos na validação institucional. A Tabela 10 liga critérios candidatos às evidências da revisão, e a Tabela 11 apresenta, em plano separado, indicadores, fontes, periodicidades e direções propostos pelo autor para validação.</w:t>
+      </w:r>
+    </w:p>
+    <w:p>
+      <w:pPr>
+        <w:pStyle w:val="TableCaption"/>
+        <w:keepNext w:val="true"/>
+        <w:rPr/>
+      </w:pPr>
+      <w:r>
+        <w:rPr/>
+        <w:t>Tabela 10. Rastreabilidade entre evidências e critérios candidatos</w:t>
+      </w:r>
+    </w:p>
+    <w:p>
+      <w:pPr>
+        <w:pStyle w:val="BodyText"/>
+        <w:rPr/>
+      </w:pPr>
+      <w:r>
+        <w:rPr/>
+        <w:t>&gt;p2.4cm &gt;p2.7cm Y</w:t>
       </w:r>
     </w:p>
     <w:tbl>
@@ -11303,7 +11708,10 @@
         <w:gridCol w:w="3120"/>
       </w:tblGrid>
       <w:tr>
-        <w:trPr/>
+        <w:trPr>
+          <w:tblHeader w:val="true"/>
+          <w:cantSplit w:val="true"/>
+        </w:trPr>
         <w:tc>
           <w:tcPr>
             <w:tcW w:w="3120" w:type="dxa"/>
@@ -11390,7 +11798,9 @@
         </w:tc>
       </w:tr>
       <w:tr>
-        <w:trPr/>
+        <w:trPr>
+          <w:cantSplit w:val="true"/>
+        </w:trPr>
         <w:tc>
           <w:tcPr>
             <w:tcW w:w="3120" w:type="dxa"/>
@@ -11474,7 +11884,9 @@
         </w:tc>
       </w:tr>
       <w:tr>
-        <w:trPr/>
+        <w:trPr>
+          <w:cantSplit w:val="true"/>
+        </w:trPr>
         <w:tc>
           <w:tcPr>
             <w:tcW w:w="3120" w:type="dxa"/>
@@ -11552,13 +11964,15 @@
               <w:rPr>
                 <w:sz w:val="18"/>
               </w:rPr>
-              <w:t>Informação em 82 registros, BIM em 28 e digital twin em 11. Perdas de informação foram observadas por Tan, Zaman, and Sutrisna (2018).</w:t>
+              <w:t>Informação em 82 registros, BIM em 28 e digital twin em 11. Perdas de informação foram observadas por Tan; Zaman; Sutrisna (2018).</w:t>
             </w:r>
           </w:p>
         </w:tc>
       </w:tr>
       <w:tr>
-        <w:trPr/>
+        <w:trPr>
+          <w:cantSplit w:val="true"/>
+        </w:trPr>
         <w:tc>
           <w:tcPr>
             <w:tcW w:w="3120" w:type="dxa"/>
@@ -11636,13 +12050,15 @@
               <w:rPr>
                 <w:sz w:val="18"/>
               </w:rPr>
-              <w:t>Condição em 34 registros, vida útil em 44 e ciclo de vida em 65. A manutenibilidade é apoiada por Othman and Kamal (2023).</w:t>
+              <w:t>Condição em 34 registros, vida útil em 44 e ciclo de vida em 65. A manutenibilidade é apoiada por Othman; Kamal (2023).</w:t>
             </w:r>
           </w:p>
         </w:tc>
       </w:tr>
       <w:tr>
-        <w:trPr/>
+        <w:trPr>
+          <w:cantSplit w:val="true"/>
+        </w:trPr>
         <w:tc>
           <w:tcPr>
             <w:tcW w:w="3120" w:type="dxa"/>
@@ -11720,13 +12136,15 @@
               <w:rPr>
                 <w:sz w:val="18"/>
               </w:rPr>
-              <w:t>Dimensão institucional em 97 registros. Talib, Rajagopalan, and Yang (2013) aponta a necessidade de adaptação contextual.</w:t>
+              <w:t>Dimensão institucional em 97 registros. Talib; Rajagopalan; Yang (2013) aponta a necessidade de adaptação contextual.</w:t>
             </w:r>
           </w:p>
         </w:tc>
       </w:tr>
       <w:tr>
-        <w:trPr/>
+        <w:trPr>
+          <w:cantSplit w:val="true"/>
+        </w:trPr>
         <w:tc>
           <w:tcPr>
             <w:tcW w:w="3120" w:type="dxa"/>
@@ -11804,13 +12222,15 @@
               <w:rPr>
                 <w:sz w:val="18"/>
               </w:rPr>
-              <w:t>Custo em 63 registros. Previsão e ciclo de vida aparecem em Kim et al. (2018; Nägeli et al. 2019).</w:t>
+              <w:t>Custo em 63 registros. Previsão e ciclo de vida aparecem em Kim et al. (2018; Nägeli et al., 2019).</w:t>
             </w:r>
           </w:p>
         </w:tc>
       </w:tr>
       <w:tr>
-        <w:trPr/>
+        <w:trPr>
+          <w:cantSplit w:val="true"/>
+        </w:trPr>
         <w:tc>
           <w:tcPr>
             <w:tcW w:w="3120" w:type="dxa"/>
@@ -11894,7 +12314,9 @@
         </w:tc>
       </w:tr>
       <w:tr>
-        <w:trPr/>
+        <w:trPr>
+          <w:cantSplit w:val="true"/>
+        </w:trPr>
         <w:tc>
           <w:tcPr>
             <w:tcW w:w="3120" w:type="dxa"/>
@@ -11985,6 +12407,27 @@
       </w:pPr>
       <w:r>
         <w:rPr/>
+      </w:r>
+    </w:p>
+    <w:p>
+      <w:pPr>
+        <w:pStyle w:val="TableCaption"/>
+        <w:keepNext w:val="true"/>
+        <w:rPr/>
+      </w:pPr>
+      <w:r>
+        <w:rPr/>
+        <w:t>Tabela 11. Proposição autoral de especificação operacional dos indicadores</w:t>
+      </w:r>
+    </w:p>
+    <w:p>
+      <w:pPr>
+        <w:pStyle w:val="BodyText"/>
+        <w:rPr/>
+      </w:pPr>
+      <w:r>
+        <w:rPr/>
+        <w:t>&gt;p2.15cm Y &gt;p2.3cm &gt;p1.55cm &gt;p1.7cm</w:t>
       </w:r>
     </w:p>
     <w:tbl>
@@ -12009,7 +12452,10 @@
         <w:gridCol w:w="1872"/>
       </w:tblGrid>
       <w:tr>
-        <w:trPr/>
+        <w:trPr>
+          <w:tblHeader w:val="true"/>
+          <w:cantSplit w:val="true"/>
+        </w:trPr>
         <w:tc>
           <w:tcPr>
             <w:tcW w:w="1872" w:type="dxa"/>
@@ -12152,7 +12598,9 @@
         </w:tc>
       </w:tr>
       <w:tr>
-        <w:trPr/>
+        <w:trPr>
+          <w:cantSplit w:val="true"/>
+        </w:trPr>
         <w:tc>
           <w:tcPr>
             <w:tcW w:w="1872" w:type="dxa"/>
@@ -12290,7 +12738,9 @@
         </w:tc>
       </w:tr>
       <w:tr>
-        <w:trPr/>
+        <w:trPr>
+          <w:cantSplit w:val="true"/>
+        </w:trPr>
         <w:tc>
           <w:tcPr>
             <w:tcW w:w="1872" w:type="dxa"/>
@@ -12428,7 +12878,9 @@
         </w:tc>
       </w:tr>
       <w:tr>
-        <w:trPr/>
+        <w:trPr>
+          <w:cantSplit w:val="true"/>
+        </w:trPr>
         <w:tc>
           <w:tcPr>
             <w:tcW w:w="1872" w:type="dxa"/>
@@ -12566,7 +13018,9 @@
         </w:tc>
       </w:tr>
       <w:tr>
-        <w:trPr/>
+        <w:trPr>
+          <w:cantSplit w:val="true"/>
+        </w:trPr>
         <w:tc>
           <w:tcPr>
             <w:tcW w:w="1872" w:type="dxa"/>
@@ -12704,7 +13158,9 @@
         </w:tc>
       </w:tr>
       <w:tr>
-        <w:trPr/>
+        <w:trPr>
+          <w:cantSplit w:val="true"/>
+        </w:trPr>
         <w:tc>
           <w:tcPr>
             <w:tcW w:w="1872" w:type="dxa"/>
@@ -12842,7 +13298,9 @@
         </w:tc>
       </w:tr>
       <w:tr>
-        <w:trPr/>
+        <w:trPr>
+          <w:cantSplit w:val="true"/>
+        </w:trPr>
         <w:tc>
           <w:tcPr>
             <w:tcW w:w="1872" w:type="dxa"/>
@@ -12980,7 +13438,9 @@
         </w:tc>
       </w:tr>
       <w:tr>
-        <w:trPr/>
+        <w:trPr>
+          <w:cantSplit w:val="true"/>
+        </w:trPr>
         <w:tc>
           <w:tcPr>
             <w:tcW w:w="1872" w:type="dxa"/>
@@ -13134,19 +13594,7 @@
       </w:pPr>
       <w:r>
         <w:rPr/>
-        <w:t>A Figura </w:t>
-      </w:r>
-      <w:hyperlink w:anchor="fig%3Afluxoprotocolo">
-        <w:r>
-          <w:rPr>
-            <w:rStyle w:val="Hyperlink"/>
-          </w:rPr>
-          <w:t>11</w:t>
-        </w:r>
-      </w:hyperlink>
-      <w:r>
-        <w:rPr/>
-        <w:t xml:space="preserve"> resume o fluxo candidato, em que a unidade de comparação precede a coleta, e os critérios e indicadores são validados antes da elicitação dos pesos, com a divulgação da prioridade ocorrendo após a análise de sensibilidade e o registro das escolhas.</w:t>
+        <w:t>A Figura 2 resume o fluxo candidato, em que a unidade de comparação precede a coleta, e os critérios e indicadores são validados antes da elicitação dos pesos, com a divulgação da prioridade ocorrendo após a análise de sensibilidade e o registro das escolhas.</w:t>
       </w:r>
     </w:p>
     <w:p>
@@ -13213,7 +13661,7 @@
       </w:pPr>
       <w:r>
         <w:rPr/>
-        <w:t>Na etapa 4, método, pesos e função de agregação serão definidos conforme o problema decisório, a participação institucional, a qualidade dos dados e o grau de compensação admissível. A análise de sensibilidade varia pesos, limiares e tratamento de ausências. Risco estrutural, risco à vida, incêndio e descumprimento legal formam vetos candidatos, com limiares estabelecidos por norma, laudo ou autoridade competente (Associação Brasileira de Normas Técnicas 2012; Araújo Neto 2015); o ciclo de vida permanece transversal para evitar dupla contagem.</w:t>
+        <w:t>Na etapa 4, método, pesos e função de agregação serão definidos conforme o problema decisório, a participação institucional, a qualidade dos dados e o grau de compensação admissível. A análise de sensibilidade varia pesos, limiares e tratamento de ausências. Risco estrutural, risco à vida, incêndio e descumprimento legal formam vetos candidatos, com limiares estabelecidos por norma, laudo ou autoridade competente (Araújo Neto, 2015; Associação Brasileira de Normas Técnicas, 2012); o ciclo de vida permanece transversal para evitar dupla contagem.</w:t>
       </w:r>
     </w:p>
     <w:p>
@@ -13225,7 +13673,7 @@
       <w:bookmarkStart w:id="26" w:name="sec%3Amatriz"/>
       <w:r>
         <w:rPr/>
-        <w:t>A especificação proposta liga, assim, os critérios sustentados pela revisão a indicadores candidatos e a um fluxo de validação, convertendo dimensões e critérios recorrentes em etapas verificáveis e respondendo à RQ0. A baixa presença lexical de ODS e ESG, diante da recorrência de energia, emissões, segurança, conforto e governança, indica aproximação substantiva ainda pouco expressa por esses rótulos (Ramantswana et al. 2026). As coocorrências descrevem associações documentais, e a avaliação institucional determinará importância, pesos, método e robustez segundo a força e a disponibilidade dos dados, completando a cadeia entre evidência científica, dimensão, critério, indicador observável, parametrização multicritério futura, veto não compensatório e decisão pública rastreável.</w:t>
+        <w:t>A especificação proposta liga, assim, os critérios sustentados pela revisão a indicadores candidatos e a um fluxo de validação, convertendo dimensões e critérios recorrentes em etapas verificáveis e respondendo à RQ0. A baixa presença lexical de ODS e ESG, diante da recorrência de energia, emissões, segurança, conforto e governança, indica aproximação substantiva ainda pouco expressa por esses rótulos (Ramantswana et al., 2026). As coocorrências descrevem associações documentais, e a avaliação institucional determinará importância, pesos, método e robustez segundo a força e a disponibilidade dos dados, completando assim a cadeia entre a evidência da revisão e a decisão pública rastreável.</w:t>
       </w:r>
       <w:bookmarkEnd w:id="25"/>
       <w:bookmarkEnd w:id="26"/>
@@ -13237,7 +13685,14 @@
       </w:pPr>
       <w:bookmarkStart w:id="27" w:name="sec%3Aconsideracoes"/>
       <w:r>
-        <w:rPr/>
+        <w:rPr>
+          <w:rStyle w:val="SectionNumber"/>
+        </w:rPr>
+        <w:t>4</w:t>
+      </w:r>
+      <w:r>
+        <w:rPr/>
+        <w:tab/>
         <w:t>Considerações finais</w:t>
       </w:r>
     </w:p>
@@ -13248,18 +13703,7 @@
       </w:pPr>
       <w:r>
         <w:rPr/>
-        <w:t xml:space="preserve">A pergunta central foi respondida pela integração de duas camadas parcialmente sobrepostas. O mapeamento bibliométrico identificou transição de eficiência, desempenho e edificações verdes para BIM, </w:t>
-      </w:r>
-      <w:r>
-        <w:rPr>
-          <w:i/>
-          <w:iCs/>
-        </w:rPr>
-        <w:t>digital twins</w:t>
-      </w:r>
-      <w:r>
-        <w:rPr/>
-        <w:t>, carbono, ciclo de vida e manutenção preditiva; a síntese temática mostrou que as dimensões técnica-operacional, institucional e ambiental e os critérios de desempenho, informação, custo, vida útil, energia e risco formam o núcleo documental, com 109 dos 121 registros temáticos pertencendo também ao estrato bibliométrico de 372. Essa integração fundamentou a matriz de critérios e indicadores e o fluxo de validação para futura parametrização multicritério, respondendo à RQ0 ao ligar evidência científica, dimensão, critério, indicador observável, parametrização multicritério futura, veto não compensatório e decisão pública rastreável.</w:t>
+        <w:t>A pergunta central foi respondida pela integração de duas camadas parcialmente sobrepostas. O mapeamento bibliométrico identificou evolução temática de eficiência e desempenho para tecnologias digitais, carbono, ciclo de vida e manutenção preditiva; a síntese temática mostrou que as dimensões técnica-operacional, institucional e ambiental e os critérios de desempenho, informação, custo, vida útil, energia e risco formam o núcleo documental, com 109 dos 121 registros temáticos pertencendo também ao estrato bibliométrico de 372. Essa integração fundamentou a matriz de critérios e indicadores e o fluxo de validação para futura parametrização multicritério, respondendo à RQ0 ao ligar evidência, critérios e decisão pública rastreável.</w:t>
       </w:r>
     </w:p>
     <w:p>
@@ -13269,7 +13713,7 @@
       </w:pPr>
       <w:r>
         <w:rPr/>
-        <w:t xml:space="preserve">A lacuna não está na escassez de dados, estruturas ou modelos, mas na cadeia que os conecta a uma decisão institucional validada. Estruturas genéricas, BIM e apoio à decisão foram mais frequentes que métodos multicritério nomeados, e a busca de sensibilidade, ao elevar o aprendizado de máquina de nove para 26 registros, revelou um lote de 17 estudos concentrado em previsão, diagnóstico e integração tecnológica, sem demonstrar uma cadeia decisória completa entre modelo treinado, validação externa, ponderação, vetos e decisão pública auditável. Universidades, </w:t>
+        <w:t xml:space="preserve">Os resultados sugerem que a lacuna não está na escassez de dados, estruturas ou modelos, mas na cadeia que os conecta a uma decisão institucional validada. Estruturas genéricas, BIM e apoio à decisão foram mais frequentes que métodos multicritério nomeados, e a busca de sensibilidade, ao elevar o aprendizado de máquina de nove para 26 registros, revelou um lote de 17 estudos concentrado em previsão, diagnóstico e integração tecnológica, sem demonstrar uma cadeia decisória completa entre modelo treinado, validação externa, ponderação, vetos e decisão pública auditável. Universidades, </w:t>
       </w:r>
       <w:r>
         <w:rPr>
@@ -13320,12 +13764,12 @@
       </w:pPr>
       <w:r>
         <w:rPr/>
-        <w:t>Diante da escassez de recursos, esta especificação oferece um caminho para justificar cada investimento por critérios documentados e auditáveis, convertendo a priorização da manutenção de resposta improvisada em prática de governança e valor público.</w:t>
-      </w:r>
-    </w:p>
-    <w:p>
-      <w:pPr>
-        <w:pStyle w:val="Heading1"/>
+        <w:t>Diante da escassez de recursos, esta especificação oferece um caminho possível para justificar cada investimento por critérios documentados e auditáveis, contribuindo para deslocar a priorização da manutenção de uma resposta improvisada para uma prática mais próxima da governança e do valor público, uma vez validada institucionalmente.</w:t>
+      </w:r>
+    </w:p>
+    <w:p>
+      <w:pPr>
+        <w:pStyle w:val="Normal"/>
         <w:rPr/>
       </w:pPr>
       <w:bookmarkStart w:id="28" w:name="refs"/>
@@ -13342,30 +13786,30 @@
       </w:pPr>
       <w:r>
         <w:rPr/>
-        <w:t xml:space="preserve">Aldairi, Jasim, M. K. Khan, and J. Eduardo Munive-Hernandez. 2017. “Knowledge-Based Lean Six Sigma Maintenance System for Sustainable Buildings.” </w:t>
-      </w:r>
-      <w:r>
-        <w:rPr>
-          <w:i/>
-          <w:iCs/>
-        </w:rPr>
-        <w:t>International Journal of Lean Six Sigma</w:t>
-      </w:r>
-      <w:r>
-        <w:rPr/>
-        <w:t xml:space="preserve"> 8 (1): 109–30. </w:t>
+        <w:t xml:space="preserve">ALDAIRI, Jasim; KHAN, M. K.; MUNIVE-HERNANDEZ, J. Eduardo. </w:t>
       </w:r>
       <w:hyperlink r:id="rId13">
         <w:r>
           <w:rPr>
             <w:rStyle w:val="Hyperlink"/>
           </w:rPr>
-          <w:t>https://doi.org/10.1108/IJLSS-09-2015-0035</w:t>
+          <w:t>Knowledge-based Lean Six Sigma maintenance system for sustainable buildings</w:t>
         </w:r>
       </w:hyperlink>
       <w:r>
         <w:rPr/>
-        <w:t>.</w:t>
+        <w:t xml:space="preserve">. </w:t>
+      </w:r>
+      <w:r>
+        <w:rPr>
+          <w:b/>
+          <w:bCs/>
+        </w:rPr>
+        <w:t>International Journal of Lean Six Sigma</w:t>
+      </w:r>
+      <w:r>
+        <w:rPr/>
+        <w:t>, v. 8, n. 1, p. 109–130, 2017.</w:t>
       </w:r>
       <w:bookmarkEnd w:id="29"/>
     </w:p>
@@ -13377,30 +13821,41 @@
       <w:bookmarkStart w:id="30" w:name="ref-alfalah_frameworkeducacional_2022"/>
       <w:r>
         <w:rPr/>
-        <w:t xml:space="preserve">Alfalah, Ghasan, Abobakr Al-Sakkaf, Eslam Mohammed Abdelkader, and Tarek Zayed. 2022. “An Integrated Fuzzy-Based Sustainability Framework for Post-Secondary Educational Buildings: A User-Perspective Approach.” </w:t>
+        <w:t xml:space="preserve">ALFALAH, Ghasan </w:t>
       </w:r>
       <w:r>
         <w:rPr>
           <w:i/>
           <w:iCs/>
         </w:rPr>
-        <w:t>Sustainability</w:t>
-      </w:r>
-      <w:r>
-        <w:rPr/>
-        <w:t xml:space="preserve"> 14 (16): 9955. </w:t>
+        <w:t>et al.</w:t>
+      </w:r>
+      <w:r>
+        <w:rPr/>
+        <w:t xml:space="preserve"> </w:t>
       </w:r>
       <w:hyperlink r:id="rId14">
         <w:r>
           <w:rPr>
             <w:rStyle w:val="Hyperlink"/>
           </w:rPr>
-          <w:t>https://doi.org/10.3390/su14169955</w:t>
+          <w:t>An integrated fuzzy-based sustainability framework for post-secondary educational buildings: a user-perspective approach</w:t>
         </w:r>
       </w:hyperlink>
       <w:r>
         <w:rPr/>
-        <w:t>.</w:t>
+        <w:t xml:space="preserve">. </w:t>
+      </w:r>
+      <w:r>
+        <w:rPr>
+          <w:b/>
+          <w:bCs/>
+        </w:rPr>
+        <w:t>Sustainability</w:t>
+      </w:r>
+      <w:r>
+        <w:rPr/>
+        <w:t>, v. 14, n. 16, p. 9955, 2022.</w:t>
       </w:r>
       <w:bookmarkEnd w:id="30"/>
     </w:p>
@@ -13412,30 +13867,30 @@
       <w:bookmarkStart w:id="31" w:name="ref-alici_iotambientes_2026"/>
       <w:r>
         <w:rPr/>
-        <w:t xml:space="preserve">Alici, Nedim. 2026. “IoT-Enabled Indoor Environments in Smart Cities: A Systematic Review on Energy Efficiency, User Comfort, and Environmental Sustainability.” </w:t>
-      </w:r>
-      <w:r>
-        <w:rPr>
-          <w:i/>
-          <w:iCs/>
-        </w:rPr>
-        <w:t>Frontiers in Sustainability</w:t>
-      </w:r>
-      <w:r>
-        <w:rPr/>
-        <w:t xml:space="preserve"> 7: 1751337. </w:t>
+        <w:t xml:space="preserve">ALICI, Nedim. </w:t>
       </w:r>
       <w:hyperlink r:id="rId15">
         <w:r>
           <w:rPr>
             <w:rStyle w:val="Hyperlink"/>
           </w:rPr>
-          <w:t>https://doi.org/10.3389/frsus.2026.1751337</w:t>
+          <w:t>IoT-enabled indoor environments in smart cities: a systematic review on energy efficiency, user comfort, and environmental sustainability</w:t>
         </w:r>
       </w:hyperlink>
       <w:r>
         <w:rPr/>
-        <w:t>.</w:t>
+        <w:t xml:space="preserve">. </w:t>
+      </w:r>
+      <w:r>
+        <w:rPr>
+          <w:b/>
+          <w:bCs/>
+        </w:rPr>
+        <w:t>Frontiers in Sustainability</w:t>
+      </w:r>
+      <w:r>
+        <w:rPr/>
+        <w:t>, v. 7, p. 1751337, 2026.</w:t>
       </w:r>
       <w:bookmarkEnd w:id="31"/>
     </w:p>
@@ -13447,30 +13902,41 @@
       <w:bookmarkStart w:id="32" w:name="ref-aliu_barreirasdt_2025"/>
       <w:r>
         <w:rPr/>
-        <w:t xml:space="preserve">Aliu, Abdulmalik Adozuka, Nor Rima Muhamad Ariff, Sheikh Ali Azzran Sh Said, Divine Senanu Ametefe, and Dah John. 2025. “Barriers to Digital Transformation in Facilities Management: Insights from a Developing Country.” </w:t>
+        <w:t xml:space="preserve">ALIU, Abdulmalik Adozuka </w:t>
       </w:r>
       <w:r>
         <w:rPr>
           <w:i/>
           <w:iCs/>
         </w:rPr>
-        <w:t>Journal of Construction in Developing Countries</w:t>
-      </w:r>
-      <w:r>
-        <w:rPr/>
-        <w:t xml:space="preserve"> 30 (2): 137–68. </w:t>
+        <w:t>et al.</w:t>
+      </w:r>
+      <w:r>
+        <w:rPr/>
+        <w:t xml:space="preserve"> </w:t>
       </w:r>
       <w:hyperlink r:id="rId16">
         <w:r>
           <w:rPr>
             <w:rStyle w:val="Hyperlink"/>
           </w:rPr>
-          <w:t>https://doi.org/10.21315/jcdc.2025.30.2.6</w:t>
+          <w:t>Barriers to digital transformation in facilities management: insights from a developing country</w:t>
         </w:r>
       </w:hyperlink>
       <w:r>
         <w:rPr/>
-        <w:t>.</w:t>
+        <w:t xml:space="preserve">. </w:t>
+      </w:r>
+      <w:r>
+        <w:rPr>
+          <w:b/>
+          <w:bCs/>
+        </w:rPr>
+        <w:t>Journal of Construction in Developing Countries</w:t>
+      </w:r>
+      <w:r>
+        <w:rPr/>
+        <w:t>, v. 30, n. 2, p. 137–168, 2025.</w:t>
       </w:r>
       <w:bookmarkEnd w:id="32"/>
     </w:p>
@@ -13482,30 +13948,30 @@
       <w:bookmarkStart w:id="33" w:name="ref-araujoneto_manutencaolegislacao_2015"/>
       <w:r>
         <w:rPr/>
-        <w:t xml:space="preserve">Araújo Neto, Paschoal Gavazza de. 2015. “A Manutenção Predial Nas Edificações Públicas, Um Estudo Sobre a Legislação.” </w:t>
-      </w:r>
-      <w:r>
-        <w:rPr>
-          <w:i/>
-          <w:iCs/>
-        </w:rPr>
-        <w:t>E&amp;S Engineering and Science</w:t>
-      </w:r>
-      <w:r>
-        <w:rPr/>
-        <w:t xml:space="preserve"> 3 (1): 85–93. </w:t>
+        <w:t xml:space="preserve">ARAÚJO NETO, Paschoal Gavazza de. </w:t>
       </w:r>
       <w:hyperlink r:id="rId17">
         <w:r>
           <w:rPr>
             <w:rStyle w:val="Hyperlink"/>
           </w:rPr>
-          <w:t>https://doi.org/10.18607/ES201532557</w:t>
+          <w:t>A manutenção predial nas edificações públicas, um estudo sobre a legislação</w:t>
         </w:r>
       </w:hyperlink>
       <w:r>
         <w:rPr/>
-        <w:t>.</w:t>
+        <w:t xml:space="preserve">. </w:t>
+      </w:r>
+      <w:r>
+        <w:rPr>
+          <w:b/>
+          <w:bCs/>
+        </w:rPr>
+        <w:t>E&amp;S Engineering and Science</w:t>
+      </w:r>
+      <w:r>
+        <w:rPr/>
+        <w:t>, v. 3, n. 1, p. 85–93, 2015.</w:t>
       </w:r>
       <w:bookmarkEnd w:id="33"/>
     </w:p>
@@ -13517,7 +13983,18 @@
       <w:bookmarkStart w:id="34" w:name="ref-abnt_nbr5674_2012"/>
       <w:r>
         <w:rPr/>
-        <w:t>Associação Brasileira de Normas Técnicas. 2012. “NBR 5674: Manutenção de Edificações, Requisitos Para o Sistema de Gestão de Manutenção.” Rio de Janeiro: ABNT.</w:t>
+        <w:t xml:space="preserve">ASSOCIAÇÃO BRASILEIRA DE NORMAS TÉCNICAS. </w:t>
+      </w:r>
+      <w:r>
+        <w:rPr>
+          <w:b/>
+          <w:bCs/>
+        </w:rPr>
+        <w:t>NBR 5674: manutenção de edificações, requisitos para o sistema de gestão de manutenção</w:t>
+      </w:r>
+      <w:r>
+        <w:rPr/>
+        <w:t>. Rio de Janeiro: ABNT, 2012.</w:t>
       </w:r>
       <w:bookmarkEnd w:id="34"/>
     </w:p>
@@ -13529,30 +14006,30 @@
       <w:bookmarkStart w:id="35" w:name="ref-awuzie_fmuniversidades_2017"/>
       <w:r>
         <w:rPr/>
-        <w:t xml:space="preserve">Awuzie, Bankole Osita, and Rasheed Isa. 2017. “Stakeholders’ Perception of Critical Success Factors for Sustainable Facilities Management Practice in Universities in Sub-Saharan Africa.” </w:t>
-      </w:r>
-      <w:r>
-        <w:rPr>
-          <w:i/>
-          <w:iCs/>
-        </w:rPr>
-        <w:t>Acta Structilia</w:t>
-      </w:r>
-      <w:r>
-        <w:rPr/>
-        <w:t xml:space="preserve"> 24 (2): 106–27. </w:t>
+        <w:t xml:space="preserve">AWUZIE, Bankole Osita; ISA, Rasheed. </w:t>
       </w:r>
       <w:hyperlink r:id="rId18">
         <w:r>
           <w:rPr>
             <w:rStyle w:val="Hyperlink"/>
           </w:rPr>
-          <w:t>https://doi.org/10.18820/24150487/as24i2.4</w:t>
+          <w:t>Stakeholders’ perception of critical success factors for sustainable facilities management practice in universities in sub-Saharan Africa</w:t>
         </w:r>
       </w:hyperlink>
       <w:r>
         <w:rPr/>
-        <w:t>.</w:t>
+        <w:t xml:space="preserve">. </w:t>
+      </w:r>
+      <w:r>
+        <w:rPr>
+          <w:b/>
+          <w:bCs/>
+        </w:rPr>
+        <w:t>Acta Structilia</w:t>
+      </w:r>
+      <w:r>
+        <w:rPr/>
+        <w:t>, v. 24, n. 2, p. 106–127, 2017.</w:t>
       </w:r>
       <w:bookmarkEnd w:id="35"/>
     </w:p>
@@ -13564,30 +14041,41 @@
       <w:bookmarkStart w:id="36" w:name="X8197757cb75e327dcc86b36afee00a28411c12b"/>
       <w:r>
         <w:rPr/>
-        <w:t xml:space="preserve">Barbosa, Ana Maria da Silva, Taciana de Barros Jerônimo, Patrícia Tatiana Ferreira Ramos, and Juliana Karla Rodrigues de Souza Santos. 2020. “A Gestão de Facilities Na Manutenção de Uma Instituição Pública.” </w:t>
+        <w:t xml:space="preserve">BARBOSA, Ana Maria da Silva </w:t>
       </w:r>
       <w:r>
         <w:rPr>
           <w:i/>
           <w:iCs/>
         </w:rPr>
-        <w:t>Revista Gestão Industrial</w:t>
-      </w:r>
-      <w:r>
-        <w:rPr/>
-        <w:t xml:space="preserve"> 16 (3): 129–46. </w:t>
+        <w:t>et al.</w:t>
+      </w:r>
+      <w:r>
+        <w:rPr/>
+        <w:t xml:space="preserve"> </w:t>
       </w:r>
       <w:hyperlink r:id="rId19">
         <w:r>
           <w:rPr>
             <w:rStyle w:val="Hyperlink"/>
           </w:rPr>
-          <w:t>https://doi.org/10.3895/gi.v16n3.8968</w:t>
+          <w:t>A gestão de facilities na manutenção de uma instituição pública</w:t>
         </w:r>
       </w:hyperlink>
       <w:r>
         <w:rPr/>
-        <w:t>.</w:t>
+        <w:t xml:space="preserve">. </w:t>
+      </w:r>
+      <w:r>
+        <w:rPr>
+          <w:b/>
+          <w:bCs/>
+        </w:rPr>
+        <w:t>Revista Gestão Industrial</w:t>
+      </w:r>
+      <w:r>
+        <w:rPr/>
+        <w:t>, v. 16, n. 3, p. 129–146, 2020.</w:t>
       </w:r>
       <w:bookmarkEnd w:id="36"/>
     </w:p>
@@ -13599,30 +14087,30 @@
       <w:bookmarkStart w:id="37" w:name="ref-chew_manutenibilidadeverde_2016"/>
       <w:r>
         <w:rPr/>
-        <w:t xml:space="preserve">Chew, Michael Yit Lin, and Sheila Conejos. 2016. “Developing a Green Maintainability Framework for Green Walls in Singapore.” </w:t>
-      </w:r>
-      <w:r>
-        <w:rPr>
-          <w:i/>
-          <w:iCs/>
-        </w:rPr>
-        <w:t>Structural Survey</w:t>
-      </w:r>
-      <w:r>
-        <w:rPr/>
-        <w:t xml:space="preserve"> 34 (4/5): 379–406. </w:t>
+        <w:t xml:space="preserve">CHEW, Michael Yit Lin; CONEJOS, Sheila. </w:t>
       </w:r>
       <w:hyperlink r:id="rId20">
         <w:r>
           <w:rPr>
             <w:rStyle w:val="Hyperlink"/>
           </w:rPr>
-          <w:t>https://doi.org/10.1108/SS-02-2016-0007</w:t>
+          <w:t>Developing a green maintainability framework for green walls in Singapore</w:t>
         </w:r>
       </w:hyperlink>
       <w:r>
         <w:rPr/>
-        <w:t>.</w:t>
+        <w:t xml:space="preserve">. </w:t>
+      </w:r>
+      <w:r>
+        <w:rPr>
+          <w:b/>
+          <w:bCs/>
+        </w:rPr>
+        <w:t>Structural Survey</w:t>
+      </w:r>
+      <w:r>
+        <w:rPr/>
+        <w:t>, v. 34, n. 4/5, p. 379–406, 2016.</w:t>
       </w:r>
       <w:bookmarkEnd w:id="37"/>
     </w:p>
@@ -13634,30 +14122,30 @@
       <w:bookmarkStart w:id="38" w:name="ref-conejos_verticalgreenery_2019"/>
       <w:r>
         <w:rPr/>
-        <w:t xml:space="preserve">Conejos, Sheila, Michael Yit Lin Chew, and Fikril Hakim Bin Azril. 2019. “Green Maintainability Assessment of High-Rise Vertical Greenery Systems.” </w:t>
-      </w:r>
-      <w:r>
-        <w:rPr>
-          <w:i/>
-          <w:iCs/>
-        </w:rPr>
-        <w:t>Facilities</w:t>
-      </w:r>
-      <w:r>
-        <w:rPr/>
-        <w:t xml:space="preserve"> 37 (13/14): 1008–47. </w:t>
+        <w:t xml:space="preserve">CONEJOS, Sheila; CHEW, Michael Yit Lin; AZRIL, Fikril Hakim Bin. </w:t>
       </w:r>
       <w:hyperlink r:id="rId21">
         <w:r>
           <w:rPr>
             <w:rStyle w:val="Hyperlink"/>
           </w:rPr>
-          <w:t>https://doi.org/10.1108/F-09-2018-0107</w:t>
+          <w:t>Green maintainability assessment of high-rise vertical greenery systems</w:t>
         </w:r>
       </w:hyperlink>
       <w:r>
         <w:rPr/>
-        <w:t>.</w:t>
+        <w:t xml:space="preserve">. </w:t>
+      </w:r>
+      <w:r>
+        <w:rPr>
+          <w:b/>
+          <w:bCs/>
+        </w:rPr>
+        <w:t>Facilities</w:t>
+      </w:r>
+      <w:r>
+        <w:rPr/>
+        <w:t>, v. 37, n. 13/14, p. 1008–1047, 2019.</w:t>
       </w:r>
       <w:bookmarkEnd w:id="38"/>
     </w:p>
@@ -13669,7 +14157,18 @@
       <w:bookmarkStart w:id="39" w:name="ref-crossref_restapi_2026"/>
       <w:r>
         <w:rPr/>
-        <w:t xml:space="preserve">Crossref. 2026. “REST API: Metadata Retrieval.” 2026. </w:t>
+        <w:t xml:space="preserve">CROSSREF. </w:t>
+      </w:r>
+      <w:r>
+        <w:rPr>
+          <w:b/>
+          <w:bCs/>
+        </w:rPr>
+        <w:t>REST API: metadata retrieval</w:t>
+      </w:r>
+      <w:r>
+        <w:rPr/>
+        <w:t>. Disponível em: &lt;</w:t>
       </w:r>
       <w:hyperlink r:id="rId22">
         <w:r>
@@ -13681,7 +14180,7 @@
       </w:hyperlink>
       <w:r>
         <w:rPr/>
-        <w:t>.</w:t>
+        <w:t>&gt;. Acesso em: 10 jul. 2026.</w:t>
       </w:r>
       <w:bookmarkEnd w:id="39"/>
     </w:p>
@@ -13693,30 +14192,30 @@
       <w:bookmarkStart w:id="40" w:name="ref-das_iotai_2025"/>
       <w:r>
         <w:rPr/>
-        <w:t xml:space="preserve">Das, Dillip Kumar. 2025. “Integrating IoT and AI for Sustainable Energy-Efficient Smart Building: Potential, Barriers and Strategic Pathways.” </w:t>
-      </w:r>
-      <w:r>
-        <w:rPr>
-          <w:i/>
-          <w:iCs/>
-        </w:rPr>
-        <w:t>Sustainability</w:t>
-      </w:r>
-      <w:r>
-        <w:rPr/>
-        <w:t xml:space="preserve"> 17 (22): 10313. </w:t>
+        <w:t xml:space="preserve">DAS, Dillip Kumar. </w:t>
       </w:r>
       <w:hyperlink r:id="rId23">
         <w:r>
           <w:rPr>
             <w:rStyle w:val="Hyperlink"/>
           </w:rPr>
-          <w:t>https://doi.org/10.3390/su172210313</w:t>
+          <w:t>Integrating IoT and AI for Sustainable Energy-Efficient Smart Building: Potential, Barriers and Strategic Pathways</w:t>
         </w:r>
       </w:hyperlink>
       <w:r>
         <w:rPr/>
-        <w:t>.</w:t>
+        <w:t xml:space="preserve">. </w:t>
+      </w:r>
+      <w:r>
+        <w:rPr>
+          <w:b/>
+          <w:bCs/>
+        </w:rPr>
+        <w:t>Sustainability</w:t>
+      </w:r>
+      <w:r>
+        <w:rPr/>
+        <w:t>, v. 17, n. 22, p. 10313, 2025.</w:t>
       </w:r>
       <w:bookmarkEnd w:id="40"/>
     </w:p>
@@ -13728,30 +14227,30 @@
       <w:bookmarkStart w:id="41" w:name="ref-deng_bimdigitaltwins_2021"/>
       <w:r>
         <w:rPr/>
-        <w:t xml:space="preserve">Deng, Min, Carol C. Menassa, and Vineet R. Kamat. 2021. “From BIM to Digital Twins: A Systematic Review of the Evolution of Intelligent Building Representations in the AEC-FM Industry.” </w:t>
-      </w:r>
-      <w:r>
-        <w:rPr>
-          <w:i/>
-          <w:iCs/>
-        </w:rPr>
-        <w:t>Journal of Information Technology in Construction (ITcon)</w:t>
-      </w:r>
-      <w:r>
-        <w:rPr/>
-        <w:t xml:space="preserve"> 26: 58–83. </w:t>
+        <w:t xml:space="preserve">DENG, Min; MENASSA, Carol C.; KAMAT, Vineet R. </w:t>
       </w:r>
       <w:hyperlink r:id="rId24">
         <w:r>
           <w:rPr>
             <w:rStyle w:val="Hyperlink"/>
           </w:rPr>
-          <w:t>https://doi.org/10.36680/j.itcon.2021.005</w:t>
+          <w:t>From BIM to digital twins: a systematic review of the evolution of intelligent building representations in the AEC-FM industry</w:t>
         </w:r>
       </w:hyperlink>
       <w:r>
         <w:rPr/>
-        <w:t>.</w:t>
+        <w:t xml:space="preserve">. </w:t>
+      </w:r>
+      <w:r>
+        <w:rPr>
+          <w:b/>
+          <w:bCs/>
+        </w:rPr>
+        <w:t>Journal of Information Technology in Construction (ITcon)</w:t>
+      </w:r>
+      <w:r>
+        <w:rPr/>
+        <w:t>, v. 26, p. 58–83, 2021.</w:t>
       </w:r>
       <w:bookmarkEnd w:id="41"/>
     </w:p>
@@ -13763,30 +14262,41 @@
       <w:bookmarkStart w:id="42" w:name="ref-donthu_bibliometria_2021"/>
       <w:r>
         <w:rPr/>
-        <w:t xml:space="preserve">Donthu, Naveen, Satish Kumar, Debmalya Mukherjee, Nitesh Pandey, and Weng Marc Lim. 2021. “How to Conduct a Bibliometric Analysis: An Overview and Guidelines.” </w:t>
+        <w:t xml:space="preserve">DONTHU, Naveen </w:t>
       </w:r>
       <w:r>
         <w:rPr>
           <w:i/>
           <w:iCs/>
         </w:rPr>
-        <w:t>Journal of Business Research</w:t>
-      </w:r>
-      <w:r>
-        <w:rPr/>
-        <w:t xml:space="preserve"> 133: 285–96. </w:t>
+        <w:t>et al.</w:t>
+      </w:r>
+      <w:r>
+        <w:rPr/>
+        <w:t xml:space="preserve"> </w:t>
       </w:r>
       <w:hyperlink r:id="rId25">
         <w:r>
           <w:rPr>
             <w:rStyle w:val="Hyperlink"/>
           </w:rPr>
-          <w:t>https://doi.org/10.1016/j.jbusres.2021.04.070</w:t>
+          <w:t>How to conduct a bibliometric analysis: an overview and guidelines</w:t>
         </w:r>
       </w:hyperlink>
       <w:r>
         <w:rPr/>
-        <w:t>.</w:t>
+        <w:t xml:space="preserve">. </w:t>
+      </w:r>
+      <w:r>
+        <w:rPr>
+          <w:b/>
+          <w:bCs/>
+        </w:rPr>
+        <w:t>Journal of Business Research</w:t>
+      </w:r>
+      <w:r>
+        <w:rPr/>
+        <w:t>, v. 133, p. 285–296, 2021.</w:t>
       </w:r>
       <w:bookmarkEnd w:id="42"/>
     </w:p>
@@ -13798,30 +14308,41 @@
       <w:bookmarkStart w:id="43" w:name="ref-gispert_ontologiaativos_2025"/>
       <w:r>
         <w:rPr/>
-        <w:t xml:space="preserve">Espinosa Gispert, Diego, Ibrahim Yitmen, Habib Sadri, and Afshin Taheri. 2025. “Development of an Ontology-Based Asset Information Model for Predictive Maintenance in Building Facilities.” </w:t>
+        <w:t xml:space="preserve">ESPINOSA GISPERT, Diego </w:t>
       </w:r>
       <w:r>
         <w:rPr>
           <w:i/>
           <w:iCs/>
         </w:rPr>
-        <w:t>Smart and Sustainable Built Environment</w:t>
-      </w:r>
-      <w:r>
-        <w:rPr/>
-        <w:t xml:space="preserve"> 14 (3): 740–57. </w:t>
+        <w:t>et al.</w:t>
+      </w:r>
+      <w:r>
+        <w:rPr/>
+        <w:t xml:space="preserve"> </w:t>
       </w:r>
       <w:hyperlink r:id="rId26">
         <w:r>
           <w:rPr>
             <w:rStyle w:val="Hyperlink"/>
           </w:rPr>
-          <w:t>https://doi.org/10.1108/SASBE-07-2023-0170</w:t>
+          <w:t>Development of an ontology-based asset information model for predictive maintenance in building facilities</w:t>
         </w:r>
       </w:hyperlink>
       <w:r>
         <w:rPr/>
-        <w:t>.</w:t>
+        <w:t xml:space="preserve">. </w:t>
+      </w:r>
+      <w:r>
+        <w:rPr>
+          <w:b/>
+          <w:bCs/>
+        </w:rPr>
+        <w:t>Smart and Sustainable Built Environment</w:t>
+      </w:r>
+      <w:r>
+        <w:rPr/>
+        <w:t>, v. 14, n. 3, p. 740–757, 2025.</w:t>
       </w:r>
       <w:bookmarkEnd w:id="43"/>
     </w:p>
@@ -13833,30 +14354,41 @@
       <w:bookmarkStart w:id="44" w:name="ref-ferreira_manutencaoceramica_2020"/>
       <w:r>
         <w:rPr/>
-        <w:t xml:space="preserve">Ferreira, Cláudia, Luís Canhoto Neves, Ana Silva, and Jorge de Brito. 2020. “Stochastic Maintenance Models for Ceramic Claddings.” </w:t>
+        <w:t xml:space="preserve">FERREIRA, Cláudia </w:t>
       </w:r>
       <w:r>
         <w:rPr>
           <w:i/>
           <w:iCs/>
         </w:rPr>
-        <w:t>Structure and Infrastructure Engineering</w:t>
-      </w:r>
-      <w:r>
-        <w:rPr/>
-        <w:t xml:space="preserve"> 16 (2): 247–65. </w:t>
+        <w:t>et al.</w:t>
+      </w:r>
+      <w:r>
+        <w:rPr/>
+        <w:t xml:space="preserve"> </w:t>
       </w:r>
       <w:hyperlink r:id="rId27">
         <w:r>
           <w:rPr>
             <w:rStyle w:val="Hyperlink"/>
           </w:rPr>
-          <w:t>https://doi.org/10.1080/15732479.2019.1652657</w:t>
+          <w:t>Stochastic maintenance models for ceramic claddings</w:t>
         </w:r>
       </w:hyperlink>
       <w:r>
         <w:rPr/>
-        <w:t>.</w:t>
+        <w:t xml:space="preserve">. </w:t>
+      </w:r>
+      <w:r>
+        <w:rPr>
+          <w:b/>
+          <w:bCs/>
+        </w:rPr>
+        <w:t>Structure and Infrastructure Engineering</w:t>
+      </w:r>
+      <w:r>
+        <w:rPr/>
+        <w:t>, v. 16, n. 2, p. 247–265, 2020.</w:t>
       </w:r>
       <w:bookmarkEnd w:id="44"/>
     </w:p>
@@ -13868,30 +14400,30 @@
       <w:bookmarkStart w:id="45" w:name="ref-goretti_bimoem_2023"/>
       <w:r>
         <w:rPr/>
-        <w:t xml:space="preserve">Goretti, Hannah A., and Peter Kaming. 2023. “A Review and Bibliometric Analysis of Utilizing Building Information Modeling (BIM) on Effective Operation and Maintenance (o&amp;m).” </w:t>
-      </w:r>
-      <w:r>
-        <w:rPr>
-          <w:i/>
-          <w:iCs/>
-        </w:rPr>
-        <w:t>E3S Web of Conferences</w:t>
-      </w:r>
-      <w:r>
-        <w:rPr/>
-        <w:t xml:space="preserve"> 429: 01002. </w:t>
+        <w:t xml:space="preserve">GORETTI, Hannah A.; KAMING, Peter. </w:t>
       </w:r>
       <w:hyperlink r:id="rId28">
         <w:r>
           <w:rPr>
             <w:rStyle w:val="Hyperlink"/>
           </w:rPr>
-          <w:t>https://doi.org/10.1051/e3sconf/202342901002</w:t>
+          <w:t>A review and bibliometric analysis of utilizing building information modeling (BIM) on effective operation and maintenance (O&amp;M)</w:t>
         </w:r>
       </w:hyperlink>
       <w:r>
         <w:rPr/>
-        <w:t>.</w:t>
+        <w:t xml:space="preserve">. </w:t>
+      </w:r>
+      <w:r>
+        <w:rPr>
+          <w:b/>
+          <w:bCs/>
+        </w:rPr>
+        <w:t>E3S Web of Conferences</w:t>
+      </w:r>
+      <w:r>
+        <w:rPr/>
+        <w:t>, v. 429, p. 01002, 2023.</w:t>
       </w:r>
       <w:bookmarkEnd w:id="45"/>
     </w:p>
@@ -13903,30 +14435,41 @@
       <w:bookmarkStart w:id="46" w:name="ref-hu_revisao_sintese_2026"/>
       <w:r>
         <w:rPr/>
-        <w:t xml:space="preserve">Hu, Meilan, Paye Shin Koh, Xun Ci Soh, Andree Hartanto, and Nadyanna M. Majeed. 2026. “From Review to Synthesis: A Step-by-Step Methodological Guide to Systematic Reviews and Multilevel Meta-Analyses.” </w:t>
+        <w:t xml:space="preserve">HU, Meilan </w:t>
       </w:r>
       <w:r>
         <w:rPr>
           <w:i/>
           <w:iCs/>
         </w:rPr>
-        <w:t>Behavior Research Methods</w:t>
-      </w:r>
-      <w:r>
-        <w:rPr/>
-        <w:t xml:space="preserve"> 58 (7): 197. </w:t>
+        <w:t>et al.</w:t>
+      </w:r>
+      <w:r>
+        <w:rPr/>
+        <w:t xml:space="preserve"> </w:t>
       </w:r>
       <w:hyperlink r:id="rId29">
         <w:r>
           <w:rPr>
             <w:rStyle w:val="Hyperlink"/>
           </w:rPr>
-          <w:t>https://doi.org/10.3758/s13428-026-02961-x</w:t>
+          <w:t>From review to synthesis: a step-by-step methodological guide to systematic reviews and multilevel meta-analyses</w:t>
         </w:r>
       </w:hyperlink>
       <w:r>
         <w:rPr/>
-        <w:t>.</w:t>
+        <w:t xml:space="preserve">. </w:t>
+      </w:r>
+      <w:r>
+        <w:rPr>
+          <w:b/>
+          <w:bCs/>
+        </w:rPr>
+        <w:t>Behavior Research Methods</w:t>
+      </w:r>
+      <w:r>
+        <w:rPr/>
+        <w:t>, v. 58, n. 7, p. 197, 2026.</w:t>
       </w:r>
       <w:bookmarkEnd w:id="46"/>
     </w:p>
@@ -13938,30 +14481,41 @@
       <w:bookmarkStart w:id="47" w:name="ref-jiang_deduplicacao_regras_2014"/>
       <w:r>
         <w:rPr/>
-        <w:t xml:space="preserve">Jiang, Yu, Can Lin, Weiyi Meng, Clement Yu, Aaron M. Cohen, and Neil R. Smalheiser. 2014. “Rule-Based Deduplication of Article Records from Bibliographic Databases.” </w:t>
+        <w:t xml:space="preserve">JIANG, Yu </w:t>
       </w:r>
       <w:r>
         <w:rPr>
           <w:i/>
           <w:iCs/>
         </w:rPr>
-        <w:t>Database</w:t>
-      </w:r>
-      <w:r>
-        <w:rPr/>
-        <w:t xml:space="preserve"> 2014: bat086. </w:t>
+        <w:t>et al.</w:t>
+      </w:r>
+      <w:r>
+        <w:rPr/>
+        <w:t xml:space="preserve"> </w:t>
       </w:r>
       <w:hyperlink r:id="rId30">
         <w:r>
           <w:rPr>
             <w:rStyle w:val="Hyperlink"/>
           </w:rPr>
-          <w:t>https://doi.org/10.1093/database/bat086</w:t>
+          <w:t>Rule-based deduplication of article records from bibliographic databases</w:t>
         </w:r>
       </w:hyperlink>
       <w:r>
         <w:rPr/>
-        <w:t>.</w:t>
+        <w:t xml:space="preserve">. </w:t>
+      </w:r>
+      <w:r>
+        <w:rPr>
+          <w:b/>
+          <w:bCs/>
+        </w:rPr>
+        <w:t>Database</w:t>
+      </w:r>
+      <w:r>
+        <w:rPr/>
+        <w:t>, v. 2014, p. bat086, 2014.</w:t>
       </w:r>
       <w:bookmarkEnd w:id="47"/>
     </w:p>
@@ -13973,30 +14527,41 @@
       <w:bookmarkStart w:id="48" w:name="ref-kim_estimativacustoseducacional_2018"/>
       <w:r>
         <w:rPr/>
-        <w:t xml:space="preserve">Kim, Ji-Myong, Taehui Kim, Yeong-Jin Yu, and Kiyoung Son. 2018. “Development of a Maintenance and Repair Cost Estimation Model for Educational Buildings Using Regression Analysis.” </w:t>
+        <w:t xml:space="preserve">KIM, Ji-Myong </w:t>
       </w:r>
       <w:r>
         <w:rPr>
           <w:i/>
           <w:iCs/>
         </w:rPr>
-        <w:t>Journal of Asian Architecture and Building Engineering</w:t>
-      </w:r>
-      <w:r>
-        <w:rPr/>
-        <w:t xml:space="preserve"> 17 (2): 307–12. </w:t>
+        <w:t>et al.</w:t>
+      </w:r>
+      <w:r>
+        <w:rPr/>
+        <w:t xml:space="preserve"> </w:t>
       </w:r>
       <w:hyperlink r:id="rId31">
         <w:r>
           <w:rPr>
             <w:rStyle w:val="Hyperlink"/>
           </w:rPr>
-          <w:t>https://doi.org/10.3130/jaabe.17.307</w:t>
+          <w:t>Development of a maintenance and repair cost estimation model for educational buildings using regression analysis</w:t>
         </w:r>
       </w:hyperlink>
       <w:r>
         <w:rPr/>
-        <w:t>.</w:t>
+        <w:t xml:space="preserve">. </w:t>
+      </w:r>
+      <w:r>
+        <w:rPr>
+          <w:b/>
+          <w:bCs/>
+        </w:rPr>
+        <w:t>Journal of Asian Architecture and Building Engineering</w:t>
+      </w:r>
+      <w:r>
+        <w:rPr/>
+        <w:t>, v. 17, n. 2, p. 307–312, 2018.</w:t>
       </w:r>
       <w:bookmarkEnd w:id="48"/>
     </w:p>
@@ -14008,18 +14573,18 @@
       <w:bookmarkStart w:id="49" w:name="ref-lateef_manutencaouniversidade_2010"/>
       <w:r>
         <w:rPr/>
-        <w:t xml:space="preserve">Lateef, Olanrewaju Abdul, Mohd Faris Khamidi, and Arazi Idrus. 2010. “Building Maintenance Management in a Malaysian University Campuses: A Case Study.” </w:t>
+        <w:t xml:space="preserve">LATEEF, Olanrewaju Abdul; KHAMIDI, Mohd Faris; IDRUS, Arazi. Building maintenance management in a Malaysian university campuses: a case study. </w:t>
       </w:r>
       <w:r>
         <w:rPr>
-          <w:i/>
-          <w:iCs/>
+          <w:b/>
+          <w:bCs/>
         </w:rPr>
         <w:t>Australasian Journal of Construction Economics and Building</w:t>
       </w:r>
       <w:r>
         <w:rPr/>
-        <w:t xml:space="preserve"> 10 (1/2): 76–89.</w:t>
+        <w:t>, v. 10, n. 1/2, p. 76–89, 2010.</w:t>
       </w:r>
       <w:bookmarkEnd w:id="49"/>
     </w:p>
@@ -14031,18 +14596,18 @@
       <w:bookmarkStart w:id="50" w:name="ref-maia_gestaoinformacaomanutencao_2016"/>
       <w:r>
         <w:rPr/>
-        <w:t xml:space="preserve">Maia, Barbara Lepca, Sérgio Scheer, and Maria do Carmo Duarte Freitas. 2016. “Manutenção Predial: A Prospecta de Decisões a Partir Da Gestão Da Informação.” </w:t>
+        <w:t xml:space="preserve">MAIA, Barbara Lepca; SCHEER, Sérgio; FREITAS, Maria do Carmo Duarte. Manutenção predial: a prospecta de decisões a partir da gestão da informação. </w:t>
       </w:r>
       <w:r>
         <w:rPr>
-          <w:i/>
-          <w:iCs/>
+          <w:b/>
+          <w:bCs/>
         </w:rPr>
         <w:t>Revista de Engenharia e Tecnologia</w:t>
       </w:r>
       <w:r>
         <w:rPr/>
-        <w:t xml:space="preserve"> 8 (3): 37–55.</w:t>
+        <w:t>, v. 8, n. 3, p. 37–55, 2016.</w:t>
       </w:r>
       <w:bookmarkEnd w:id="50"/>
     </w:p>
@@ -14054,30 +14619,30 @@
       <w:bookmarkStart w:id="51" w:name="ref-martins_custosmanutencaoses_2024"/>
       <w:r>
         <w:rPr/>
-        <w:t xml:space="preserve">Martins, Rafael Fernando Batista, and Márcia Maria dos Santos Bortolocci Espejo. 2024. “Análise de Custos de Manutenção Predial Em Uma Universidade Federal Brasileira Com Uso Do Modelo de Suavização Exponencial Simples.” </w:t>
-      </w:r>
-      <w:r>
-        <w:rPr>
-          <w:i/>
-          <w:iCs/>
-        </w:rPr>
-        <w:t>ABCustos</w:t>
-      </w:r>
-      <w:r>
-        <w:rPr/>
-        <w:t xml:space="preserve"> 19 (1): 79–98. </w:t>
+        <w:t xml:space="preserve">MARTINS, Rafael Fernando Batista; ESPEJO, Márcia Maria dos Santos Bortolocci. </w:t>
       </w:r>
       <w:hyperlink r:id="rId32">
         <w:r>
           <w:rPr>
             <w:rStyle w:val="Hyperlink"/>
           </w:rPr>
-          <w:t>https://doi.org/10.47179/abcustos.v19i1.719</w:t>
+          <w:t>Análise de custos de manutenção predial em uma universidade federal brasileira com uso do modelo de suavização exponencial simples</w:t>
         </w:r>
       </w:hyperlink>
       <w:r>
         <w:rPr/>
-        <w:t>.</w:t>
+        <w:t xml:space="preserve">. </w:t>
+      </w:r>
+      <w:r>
+        <w:rPr>
+          <w:b/>
+          <w:bCs/>
+        </w:rPr>
+        <w:t>ABCustos</w:t>
+      </w:r>
+      <w:r>
+        <w:rPr/>
+        <w:t>, v. 19, n. 1, p. 79–98, 2024.</w:t>
       </w:r>
       <w:bookmarkEnd w:id="51"/>
     </w:p>
@@ -14089,30 +14654,41 @@
       <w:bookmarkStart w:id="52" w:name="ref-masmoudi_ahptopsis_2026"/>
       <w:r>
         <w:rPr/>
-        <w:t xml:space="preserve">Masmoudi, Malek, Mohamed Alshamsi, Sujan Piya, and Srikant Gupta. 2026. “Contractors Allocation for Public Building Maintenance: A Sustainable Approach Aligned with SDGs Using AHP-TOPSIS and Bi-Objective Optimization.” </w:t>
+        <w:t xml:space="preserve">MASMOUDI, Malek </w:t>
       </w:r>
       <w:r>
         <w:rPr>
           <w:i/>
           <w:iCs/>
         </w:rPr>
-        <w:t>International Transactions in Operational Research</w:t>
-      </w:r>
-      <w:r>
-        <w:rPr/>
-        <w:t xml:space="preserve"> 33 (4): 2535–76. </w:t>
+        <w:t>et al.</w:t>
+      </w:r>
+      <w:r>
+        <w:rPr/>
+        <w:t xml:space="preserve"> </w:t>
       </w:r>
       <w:hyperlink r:id="rId33">
         <w:r>
           <w:rPr>
             <w:rStyle w:val="Hyperlink"/>
           </w:rPr>
-          <w:t>https://doi.org/10.1111/itor.70022</w:t>
+          <w:t>Contractors allocation for public building maintenance: a sustainable approach aligned with SDGs using AHP-TOPSIS and bi-objective optimization</w:t>
         </w:r>
       </w:hyperlink>
       <w:r>
         <w:rPr/>
-        <w:t>.</w:t>
+        <w:t xml:space="preserve">. </w:t>
+      </w:r>
+      <w:r>
+        <w:rPr>
+          <w:b/>
+          <w:bCs/>
+        </w:rPr>
+        <w:t>International Transactions in Operational Research</w:t>
+      </w:r>
+      <w:r>
+        <w:rPr/>
+        <w:t>, v. 33, n. 4, p. 2535–2576, 2026.</w:t>
       </w:r>
       <w:bookmarkEnd w:id="52"/>
     </w:p>
@@ -14124,30 +14700,30 @@
       <w:bookmarkStart w:id="53" w:name="ref-morais_eficienciamanutencao_2023"/>
       <w:r>
         <w:rPr/>
-        <w:t xml:space="preserve">Morais, Lucas Salomão Rael de, Heber Martins de Paula, and Ricardo Prado Abreu Reis. 2023. “Promoção Da Eficiência Da Manutenção Predial Em Edificações Públicas: Abordagem Baseada Em Registros de Ordens de Serviço.” </w:t>
-      </w:r>
-      <w:r>
-        <w:rPr>
-          <w:i/>
-          <w:iCs/>
-        </w:rPr>
-        <w:t>Paranoá</w:t>
-      </w:r>
-      <w:r>
-        <w:rPr/>
-        <w:t xml:space="preserve"> 16 (34): 1–27. </w:t>
+        <w:t xml:space="preserve">MORAIS, Lucas Salomão Rael de; PAULA, Heber Martins de; REIS, Ricardo Prado Abreu. </w:t>
       </w:r>
       <w:hyperlink r:id="rId34">
         <w:r>
           <w:rPr>
             <w:rStyle w:val="Hyperlink"/>
           </w:rPr>
-          <w:t>https://doi.org/10.18830/issn.1679-0944.n34.2023.08</w:t>
+          <w:t>Promoção da eficiência da manutenção predial em edificações públicas: abordagem baseada em registros de ordens de serviço</w:t>
         </w:r>
       </w:hyperlink>
       <w:r>
         <w:rPr/>
-        <w:t>.</w:t>
+        <w:t xml:space="preserve">. </w:t>
+      </w:r>
+      <w:r>
+        <w:rPr>
+          <w:b/>
+          <w:bCs/>
+        </w:rPr>
+        <w:t>Paranoá</w:t>
+      </w:r>
+      <w:r>
+        <w:rPr/>
+        <w:t>, v. 16, n. 34, p. 1–27, 2023.</w:t>
       </w:r>
       <w:bookmarkEnd w:id="53"/>
     </w:p>
@@ -14159,30 +14735,41 @@
       <w:bookmarkStart w:id="54" w:name="ref-motuziene_ventilacaoia_2025"/>
       <w:r>
         <w:rPr/>
-        <w:t xml:space="preserve">Motuzienė, Violeta, Jonas Bielskus, Rasa Džiugaitė-Tumėnienė, and Vidas Raudonis. 2025. “Occupancy-Based Predictive AI-Driven Ventilation Control for Energy Savings in Office Buildings.” </w:t>
+        <w:t xml:space="preserve">MOTUZIENĖ, Violeta </w:t>
       </w:r>
       <w:r>
         <w:rPr>
           <w:i/>
           <w:iCs/>
         </w:rPr>
-        <w:t>Sustainability</w:t>
-      </w:r>
-      <w:r>
-        <w:rPr/>
-        <w:t xml:space="preserve"> 17 (9): 4140. </w:t>
+        <w:t>et al.</w:t>
+      </w:r>
+      <w:r>
+        <w:rPr/>
+        <w:t xml:space="preserve"> </w:t>
       </w:r>
       <w:hyperlink r:id="rId35">
         <w:r>
           <w:rPr>
             <w:rStyle w:val="Hyperlink"/>
           </w:rPr>
-          <w:t>https://doi.org/10.3390/su17094140</w:t>
+          <w:t>Occupancy-Based Predictive AI-Driven Ventilation Control for Energy Savings in Office Buildings</w:t>
         </w:r>
       </w:hyperlink>
       <w:r>
         <w:rPr/>
-        <w:t>.</w:t>
+        <w:t xml:space="preserve">. </w:t>
+      </w:r>
+      <w:r>
+        <w:rPr>
+          <w:b/>
+          <w:bCs/>
+        </w:rPr>
+        <w:t>Sustainability</w:t>
+      </w:r>
+      <w:r>
+        <w:rPr/>
+        <w:t>, v. 17, n. 9, p. 4140, 2025.</w:t>
       </w:r>
       <w:bookmarkEnd w:id="54"/>
     </w:p>
@@ -14194,30 +14781,41 @@
       <w:bookmarkStart w:id="55" w:name="ref-nageli_ciclovida_2019"/>
       <w:r>
         <w:rPr/>
-        <w:t xml:space="preserve">Nägeli, Claudio, Abolfazl Farahani, Magnus Österbring, Jan-Olof Dalenbäck, and Holger Wallbaum. 2019. “A Service-Life Cycle Approach to Maintenance and Energy Retrofit Planning for Building Portfolios.” </w:t>
+        <w:t xml:space="preserve">NÄGELI, Claudio </w:t>
       </w:r>
       <w:r>
         <w:rPr>
           <w:i/>
           <w:iCs/>
         </w:rPr>
-        <w:t>Building and Environment</w:t>
-      </w:r>
-      <w:r>
-        <w:rPr/>
-        <w:t xml:space="preserve"> 160: 106212. </w:t>
+        <w:t>et al.</w:t>
+      </w:r>
+      <w:r>
+        <w:rPr/>
+        <w:t xml:space="preserve"> </w:t>
       </w:r>
       <w:hyperlink r:id="rId36">
         <w:r>
           <w:rPr>
             <w:rStyle w:val="Hyperlink"/>
           </w:rPr>
-          <w:t>https://doi.org/10.1016/j.buildenv.2019.106212</w:t>
+          <w:t>A service-life cycle approach to maintenance and energy retrofit planning for building portfolios</w:t>
         </w:r>
       </w:hyperlink>
       <w:r>
         <w:rPr/>
-        <w:t>.</w:t>
+        <w:t xml:space="preserve">. </w:t>
+      </w:r>
+      <w:r>
+        <w:rPr>
+          <w:b/>
+          <w:bCs/>
+        </w:rPr>
+        <w:t>Building and Environment</w:t>
+      </w:r>
+      <w:r>
+        <w:rPr/>
+        <w:t>, v. 160, p. 106212, 2019.</w:t>
       </w:r>
       <w:bookmarkEnd w:id="55"/>
     </w:p>
@@ -14229,30 +14827,30 @@
       <w:bookmarkStart w:id="56" w:name="ref-naji_campusdelphi_2023"/>
       <w:r>
         <w:rPr/>
-        <w:t xml:space="preserve">Naji, Khalid K., Murat Gunduz, and Omar Maki. 2023. “Development of a Campus Facility Management Operational Framework Using a Modified Delphi Method.” </w:t>
-      </w:r>
-      <w:r>
-        <w:rPr>
-          <w:i/>
-          <w:iCs/>
-        </w:rPr>
-        <w:t>Journal of Construction Engineering and Management</w:t>
-      </w:r>
-      <w:r>
-        <w:rPr/>
-        <w:t xml:space="preserve"> 149 (7): 04023052. </w:t>
+        <w:t xml:space="preserve">NAJI, Khalid K.; GUNDUZ, Murat; MAKI, Omar. </w:t>
       </w:r>
       <w:hyperlink r:id="rId37">
         <w:r>
           <w:rPr>
             <w:rStyle w:val="Hyperlink"/>
           </w:rPr>
-          <w:t>https://doi.org/10.1061/JCEMD4.COENG-13154</w:t>
+          <w:t>Development of a campus facility management operational framework using a modified Delphi method</w:t>
         </w:r>
       </w:hyperlink>
       <w:r>
         <w:rPr/>
-        <w:t>.</w:t>
+        <w:t xml:space="preserve">. </w:t>
+      </w:r>
+      <w:r>
+        <w:rPr>
+          <w:b/>
+          <w:bCs/>
+        </w:rPr>
+        <w:t>Journal of Construction Engineering and Management</w:t>
+      </w:r>
+      <w:r>
+        <w:rPr/>
+        <w:t>, v. 149, n. 7, p. 04023052, 2023.</w:t>
       </w:r>
       <w:bookmarkEnd w:id="56"/>
     </w:p>
@@ -14264,30 +14862,30 @@
       <w:bookmarkStart w:id="57" w:name="X29a0b815a0fa8c82998c6fb0764f2ef94fd929e"/>
       <w:r>
         <w:rPr/>
-        <w:t xml:space="preserve">Ndukuba, Samuel Nnadoziem. 2025. “Building Institutional Resilience Through Sustainable Facility Management in South African Vocational Education.” </w:t>
-      </w:r>
-      <w:r>
-        <w:rPr>
-          <w:i/>
-          <w:iCs/>
-        </w:rPr>
-        <w:t>Construction Entrepreneurship and Real Property</w:t>
-      </w:r>
-      <w:r>
-        <w:rPr/>
-        <w:t xml:space="preserve"> 2 (2): 110–23. </w:t>
+        <w:t xml:space="preserve">NDUKUBA, Samuel Nnadoziem. </w:t>
       </w:r>
       <w:hyperlink r:id="rId38">
         <w:r>
           <w:rPr>
             <w:rStyle w:val="Hyperlink"/>
           </w:rPr>
-          <w:t>https://doi.org/10.56065/pdpyke84</w:t>
+          <w:t>Building institutional resilience through sustainable facility management in South African vocational education</w:t>
         </w:r>
       </w:hyperlink>
       <w:r>
         <w:rPr/>
-        <w:t>.</w:t>
+        <w:t xml:space="preserve">. </w:t>
+      </w:r>
+      <w:r>
+        <w:rPr>
+          <w:b/>
+          <w:bCs/>
+        </w:rPr>
+        <w:t>Construction Entrepreneurship and Real Property</w:t>
+      </w:r>
+      <w:r>
+        <w:rPr/>
+        <w:t>, v. 2, n. 2, p. 110–123, 2025.</w:t>
       </w:r>
       <w:bookmarkEnd w:id="57"/>
     </w:p>
@@ -14299,30 +14897,30 @@
       <w:bookmarkStart w:id="58" w:name="ref-nielsen_sustentabilidadefm_2016"/>
       <w:r>
         <w:rPr/>
-        <w:t xml:space="preserve">Nielsen, Susanne Balslev, Anna-Liisa Sarasoja, and Kirsten Ramskov Galamba. 2016. “Sustainability in Facilities Management: An Overview of Current Research.” </w:t>
-      </w:r>
-      <w:r>
-        <w:rPr>
-          <w:i/>
-          <w:iCs/>
-        </w:rPr>
-        <w:t>Facilities</w:t>
-      </w:r>
-      <w:r>
-        <w:rPr/>
-        <w:t xml:space="preserve"> 34 (9-10): 535–63. </w:t>
+        <w:t xml:space="preserve">NIELSEN, Susanne Balslev; SARASOJA, Anna-Liisa; GALAMBA, Kirsten Ramskov. </w:t>
       </w:r>
       <w:hyperlink r:id="rId39">
         <w:r>
           <w:rPr>
             <w:rStyle w:val="Hyperlink"/>
           </w:rPr>
-          <w:t>https://doi.org/10.1108/F-07-2014-0060</w:t>
+          <w:t>Sustainability in facilities management: an overview of current research</w:t>
         </w:r>
       </w:hyperlink>
       <w:r>
         <w:rPr/>
-        <w:t>.</w:t>
+        <w:t xml:space="preserve">. </w:t>
+      </w:r>
+      <w:r>
+        <w:rPr>
+          <w:b/>
+          <w:bCs/>
+        </w:rPr>
+        <w:t>Facilities</w:t>
+      </w:r>
+      <w:r>
+        <w:rPr/>
+        <w:t>, v. 34, n. 9-10, p. 535–563, 2016.</w:t>
       </w:r>
       <w:bookmarkEnd w:id="58"/>
     </w:p>
@@ -14334,65 +14932,65 @@
       <w:bookmarkStart w:id="59" w:name="ref-okoro_sustainablefm_2023"/>
       <w:r>
         <w:rPr/>
-        <w:t xml:space="preserve">Okoro, Chioma Sylvia. 2023. “Sustainable Facilities Management in the Built Environment: A Mixed-Method Review.” </w:t>
-      </w:r>
-      <w:r>
-        <w:rPr>
-          <w:i/>
-          <w:iCs/>
-        </w:rPr>
-        <w:t>Sustainability</w:t>
-      </w:r>
-      <w:r>
-        <w:rPr/>
-        <w:t xml:space="preserve"> 15 (4): 3174. </w:t>
+        <w:t xml:space="preserve">OKORO, Chioma Sylvia. </w:t>
       </w:r>
       <w:hyperlink r:id="rId40">
         <w:r>
           <w:rPr>
             <w:rStyle w:val="Hyperlink"/>
           </w:rPr>
-          <w:t>https://doi.org/10.3390/su15043174</w:t>
+          <w:t>Sustainable facilities management in the built environment: a mixed-method review</w:t>
         </w:r>
       </w:hyperlink>
       <w:r>
         <w:rPr/>
-        <w:t>.</w:t>
-      </w:r>
-      <w:bookmarkEnd w:id="59"/>
-    </w:p>
-    <w:p>
-      <w:pPr>
-        <w:pStyle w:val="Bibliography"/>
-        <w:rPr/>
-      </w:pPr>
-      <w:bookmarkStart w:id="60" w:name="ref-opoku_futurofm_2022"/>
-      <w:r>
-        <w:rPr/>
-        <w:t xml:space="preserve">Opoku, Alex, and Jeoung Yul Lee. 2022. “The Future of Facilities Management: Managing Facilities for Sustainable Development.” </w:t>
+        <w:t xml:space="preserve">. </w:t>
       </w:r>
       <w:r>
         <w:rPr>
-          <w:i/>
-          <w:iCs/>
+          <w:b/>
+          <w:bCs/>
         </w:rPr>
         <w:t>Sustainability</w:t>
       </w:r>
       <w:r>
         <w:rPr/>
-        <w:t xml:space="preserve"> 14 (3): 1705. </w:t>
+        <w:t>, v. 15, n. 4, p. 3174, 2023.</w:t>
+      </w:r>
+      <w:bookmarkEnd w:id="59"/>
+    </w:p>
+    <w:p>
+      <w:pPr>
+        <w:pStyle w:val="Bibliography"/>
+        <w:rPr/>
+      </w:pPr>
+      <w:bookmarkStart w:id="60" w:name="ref-opoku_futurofm_2022"/>
+      <w:r>
+        <w:rPr/>
+        <w:t xml:space="preserve">OPOKU, Alex; LEE, Jeoung Yul. </w:t>
       </w:r>
       <w:hyperlink r:id="rId41">
         <w:r>
           <w:rPr>
             <w:rStyle w:val="Hyperlink"/>
           </w:rPr>
-          <w:t>https://doi.org/10.3390/su14031705</w:t>
+          <w:t>The future of facilities management: managing facilities for sustainable development</w:t>
         </w:r>
       </w:hyperlink>
       <w:r>
         <w:rPr/>
-        <w:t>.</w:t>
+        <w:t xml:space="preserve">. </w:t>
+      </w:r>
+      <w:r>
+        <w:rPr>
+          <w:b/>
+          <w:bCs/>
+        </w:rPr>
+        <w:t>Sustainability</w:t>
+      </w:r>
+      <w:r>
+        <w:rPr/>
+        <w:t>, v. 14, n. 3, p. 1705, 2022.</w:t>
       </w:r>
       <w:bookmarkEnd w:id="60"/>
     </w:p>
@@ -14404,30 +15002,30 @@
       <w:bookmarkStart w:id="61" w:name="ref-othman_manutenibilidadeesi_2023"/>
       <w:r>
         <w:rPr/>
-        <w:t xml:space="preserve">Othman, Ayman Ahmed Ezzat, and Ahmed Kamal. 2023. “Enhancing Building Maintainability Through Early Supplier Involvement in the Design Process.” </w:t>
-      </w:r>
-      <w:r>
-        <w:rPr>
-          <w:i/>
-          <w:iCs/>
-        </w:rPr>
-        <w:t>Organization, Technology and Management in Construction</w:t>
-      </w:r>
-      <w:r>
-        <w:rPr/>
-        <w:t xml:space="preserve"> 15: 34–49. </w:t>
+        <w:t xml:space="preserve">OTHMAN, Ayman Ahmed Ezzat; KAMAL, Ahmed. </w:t>
       </w:r>
       <w:hyperlink r:id="rId42">
         <w:r>
           <w:rPr>
             <w:rStyle w:val="Hyperlink"/>
           </w:rPr>
-          <w:t>https://doi.org/10.2478/otmcj-2023-0005</w:t>
+          <w:t>Enhancing building maintainability through early supplier involvement in the design process</w:t>
         </w:r>
       </w:hyperlink>
       <w:r>
         <w:rPr/>
-        <w:t>.</w:t>
+        <w:t xml:space="preserve">. </w:t>
+      </w:r>
+      <w:r>
+        <w:rPr>
+          <w:b/>
+          <w:bCs/>
+        </w:rPr>
+        <w:t>Organization, Technology and Management in Construction</w:t>
+      </w:r>
+      <w:r>
+        <w:rPr/>
+        <w:t>, v. 15, p. 34–49, 2023.</w:t>
       </w:r>
       <w:bookmarkEnd w:id="61"/>
     </w:p>
@@ -14439,30 +15037,30 @@
       <w:bookmarkStart w:id="62" w:name="ref-park_cbrfuzzyahp_2019"/>
       <w:r>
         <w:rPr/>
-        <w:t xml:space="preserve">Park, Sojin, Nahyun Kwon, and Yonghan Ahn. 2019. “Forecasting Repair Schedule for Building Components Based on Case-Based Reasoning and Fuzzy-AHP.” </w:t>
-      </w:r>
-      <w:r>
-        <w:rPr>
-          <w:i/>
-          <w:iCs/>
-        </w:rPr>
-        <w:t>Sustainability</w:t>
-      </w:r>
-      <w:r>
-        <w:rPr/>
-        <w:t xml:space="preserve"> 11 (24): 7181. </w:t>
+        <w:t xml:space="preserve">PARK, Sojin; KWON, Nahyun; AHN, Yonghan. </w:t>
       </w:r>
       <w:hyperlink r:id="rId43">
         <w:r>
           <w:rPr>
             <w:rStyle w:val="Hyperlink"/>
           </w:rPr>
-          <w:t>https://doi.org/10.3390/su11247181</w:t>
+          <w:t>Forecasting Repair Schedule for Building Components Based on Case-Based Reasoning and Fuzzy-AHP</w:t>
         </w:r>
       </w:hyperlink>
       <w:r>
         <w:rPr/>
-        <w:t>.</w:t>
+        <w:t xml:space="preserve">. </w:t>
+      </w:r>
+      <w:r>
+        <w:rPr>
+          <w:b/>
+          <w:bCs/>
+        </w:rPr>
+        <w:t>Sustainability</w:t>
+      </w:r>
+      <w:r>
+        <w:rPr/>
+        <w:t>, v. 11, n. 24, p. 7181, 2019.</w:t>
       </w:r>
       <w:bookmarkEnd w:id="62"/>
     </w:p>
@@ -14474,30 +15072,41 @@
       <w:bookmarkStart w:id="63" w:name="ref-ramantswana_esgfm_2026"/>
       <w:r>
         <w:rPr/>
-        <w:t xml:space="preserve">Ramantswana, Thabelo, Bankole Awuzie, Lerato Mompati, and Thabo Khafiso. 2026. “Embedding ESG in Facility Management Practices: A South African Corporate Real Estate Perspective.” </w:t>
+        <w:t xml:space="preserve">RAMANTSWANA, Thabelo </w:t>
       </w:r>
       <w:r>
         <w:rPr>
           <w:i/>
           <w:iCs/>
         </w:rPr>
-        <w:t>International Journal of Building Pathology and Adaptation</w:t>
-      </w:r>
-      <w:r>
-        <w:rPr/>
-        <w:t xml:space="preserve"> 44 (5): 1246–66. </w:t>
+        <w:t>et al.</w:t>
+      </w:r>
+      <w:r>
+        <w:rPr/>
+        <w:t xml:space="preserve"> </w:t>
       </w:r>
       <w:hyperlink r:id="rId44">
         <w:r>
           <w:rPr>
             <w:rStyle w:val="Hyperlink"/>
           </w:rPr>
-          <w:t>https://doi.org/10.1108/IJBPA-07-2025-0169</w:t>
+          <w:t>Embedding ESG in facility management practices: a South African corporate real estate perspective</w:t>
         </w:r>
       </w:hyperlink>
       <w:r>
         <w:rPr/>
-        <w:t>.</w:t>
+        <w:t xml:space="preserve">. </w:t>
+      </w:r>
+      <w:r>
+        <w:rPr>
+          <w:b/>
+          <w:bCs/>
+        </w:rPr>
+        <w:t>International Journal of Building Pathology and Adaptation</w:t>
+      </w:r>
+      <w:r>
+        <w:rPr/>
+        <w:t>, v. 44, n. 5, p. 1246–1266, 2026.</w:t>
       </w:r>
       <w:bookmarkEnd w:id="63"/>
     </w:p>
@@ -14509,30 +15118,41 @@
       <w:bookmarkStart w:id="64" w:name="ref-rathbone_deduplicacao_2015"/>
       <w:r>
         <w:rPr/>
-        <w:t xml:space="preserve">Rathbone, John, Matt Carter, Tammy Hoffmann, and Paul Glasziou. 2015. “Better Duplicate Detection for Systematic Reviewers: Evaluation of Systematic Review Assistant-Deduplication Module.” </w:t>
+        <w:t xml:space="preserve">RATHBONE, John </w:t>
       </w:r>
       <w:r>
         <w:rPr>
           <w:i/>
           <w:iCs/>
         </w:rPr>
-        <w:t>Systematic Reviews</w:t>
-      </w:r>
-      <w:r>
-        <w:rPr/>
-        <w:t xml:space="preserve"> 4: 6. </w:t>
+        <w:t>et al.</w:t>
+      </w:r>
+      <w:r>
+        <w:rPr/>
+        <w:t xml:space="preserve"> </w:t>
       </w:r>
       <w:hyperlink r:id="rId45">
         <w:r>
           <w:rPr>
             <w:rStyle w:val="Hyperlink"/>
           </w:rPr>
-          <w:t>https://doi.org/10.1186/2046-4053-4-6</w:t>
+          <w:t>Better duplicate detection for systematic reviewers: evaluation of Systematic Review Assistant-Deduplication Module</w:t>
         </w:r>
       </w:hyperlink>
       <w:r>
         <w:rPr/>
-        <w:t>.</w:t>
+        <w:t xml:space="preserve">. </w:t>
+      </w:r>
+      <w:r>
+        <w:rPr>
+          <w:b/>
+          <w:bCs/>
+        </w:rPr>
+        <w:t>Systematic Reviews</w:t>
+      </w:r>
+      <w:r>
+        <w:rPr/>
+        <w:t>, v. 4, p. 6, 2015.</w:t>
       </w:r>
       <w:bookmarkEnd w:id="64"/>
     </w:p>
@@ -14544,30 +15164,30 @@
       <w:bookmarkStart w:id="65" w:name="ref-snyder_revisaometodologia_2019"/>
       <w:r>
         <w:rPr/>
-        <w:t xml:space="preserve">Snyder, Hannah. 2019. “Literature Review as a Research Methodology: An Overview and Guidelines.” </w:t>
-      </w:r>
-      <w:r>
-        <w:rPr>
-          <w:i/>
-          <w:iCs/>
-        </w:rPr>
-        <w:t>Journal of Business Research</w:t>
-      </w:r>
-      <w:r>
-        <w:rPr/>
-        <w:t xml:space="preserve"> 104: 333–39. </w:t>
+        <w:t xml:space="preserve">SNYDER, Hannah. </w:t>
       </w:r>
       <w:hyperlink r:id="rId46">
         <w:r>
           <w:rPr>
             <w:rStyle w:val="Hyperlink"/>
           </w:rPr>
-          <w:t>https://doi.org/10.1016/j.jbusres.2019.07.039</w:t>
+          <w:t>Literature review as a research methodology: an overview and guidelines</w:t>
         </w:r>
       </w:hyperlink>
       <w:r>
         <w:rPr/>
-        <w:t>.</w:t>
+        <w:t xml:space="preserve">. </w:t>
+      </w:r>
+      <w:r>
+        <w:rPr>
+          <w:b/>
+          <w:bCs/>
+        </w:rPr>
+        <w:t>Journal of Business Research</w:t>
+      </w:r>
+      <w:r>
+        <w:rPr/>
+        <w:t>, v. 104, p. 333–339, 2019.</w:t>
       </w:r>
       <w:bookmarkEnd w:id="65"/>
     </w:p>
@@ -14579,30 +15199,30 @@
       <w:bookmarkStart w:id="66" w:name="ref-suh_demandaenergiaagua_2012"/>
       <w:r>
         <w:rPr/>
-        <w:t xml:space="preserve">Suh, Dongjun, and Seongju Chang. 2012. “An Energy and Water Resource Demand Estimation Model for Multi-Family Housing Complexes in Korea.” </w:t>
-      </w:r>
-      <w:r>
-        <w:rPr>
-          <w:i/>
-          <w:iCs/>
-        </w:rPr>
-        <w:t>Energies</w:t>
-      </w:r>
-      <w:r>
-        <w:rPr/>
-        <w:t xml:space="preserve"> 5 (11): 4497–4516. </w:t>
+        <w:t xml:space="preserve">SUH, Dongjun; CHANG, Seongju. </w:t>
       </w:r>
       <w:hyperlink r:id="rId47">
         <w:r>
           <w:rPr>
             <w:rStyle w:val="Hyperlink"/>
           </w:rPr>
-          <w:t>https://doi.org/10.3390/en5114497</w:t>
+          <w:t>An Energy and Water Resource Demand Estimation Model for Multi-Family Housing Complexes in Korea</w:t>
         </w:r>
       </w:hyperlink>
       <w:r>
         <w:rPr/>
-        <w:t>.</w:t>
+        <w:t xml:space="preserve">. </w:t>
+      </w:r>
+      <w:r>
+        <w:rPr>
+          <w:b/>
+          <w:bCs/>
+        </w:rPr>
+        <w:t>Energies</w:t>
+      </w:r>
+      <w:r>
+        <w:rPr/>
+        <w:t>, v. 5, n. 11, p. 4497–4516, 2012.</w:t>
       </w:r>
       <w:bookmarkEnd w:id="66"/>
     </w:p>
@@ -14614,65 +15234,65 @@
       <w:bookmarkStart w:id="67" w:name="ref-talib_hospitalfm_2013"/>
       <w:r>
         <w:rPr/>
-        <w:t xml:space="preserve">Talib, Yuhainis, Priyadarsini Rajagopalan, and Jay Yang. 2013. “Evaluation of Building Performance for Strategic Facilities Management in Healthcare: A Case Study of a Public Hospital in Australia.” </w:t>
-      </w:r>
-      <w:r>
-        <w:rPr>
-          <w:i/>
-          <w:iCs/>
-        </w:rPr>
-        <w:t>Facilities</w:t>
-      </w:r>
-      <w:r>
-        <w:rPr/>
-        <w:t xml:space="preserve"> 31 (13/14): 681–701. </w:t>
+        <w:t xml:space="preserve">TALIB, Yuhainis; RAJAGOPALAN, Priyadarsini; YANG, Jay. </w:t>
       </w:r>
       <w:hyperlink r:id="rId48">
         <w:r>
           <w:rPr>
             <w:rStyle w:val="Hyperlink"/>
           </w:rPr>
-          <w:t>https://doi.org/10.1108/F-06-2012-0042</w:t>
+          <w:t>Evaluation of building performance for strategic facilities management in healthcare: a case study of a public hospital in Australia</w:t>
         </w:r>
       </w:hyperlink>
       <w:r>
         <w:rPr/>
-        <w:t>.</w:t>
-      </w:r>
-      <w:bookmarkEnd w:id="67"/>
-    </w:p>
-    <w:p>
-      <w:pPr>
-        <w:pStyle w:val="Bibliography"/>
-        <w:rPr/>
-      </w:pPr>
-      <w:bookmarkStart w:id="68" w:name="ref-tan_fluxoinformacao_2018"/>
-      <w:r>
-        <w:rPr/>
-        <w:t xml:space="preserve">Tan, Adeline Zhu Teng, Atiq Uz Zaman, and Monty Sutrisna. 2018. “Enabling an Effective Knowledge and Information Flow Between the Phases of Building Construction and Facilities Management.” </w:t>
+        <w:t xml:space="preserve">. </w:t>
       </w:r>
       <w:r>
         <w:rPr>
-          <w:i/>
-          <w:iCs/>
+          <w:b/>
+          <w:bCs/>
         </w:rPr>
         <w:t>Facilities</w:t>
       </w:r>
       <w:r>
         <w:rPr/>
-        <w:t xml:space="preserve"> 36 (3/4): 151–70. </w:t>
+        <w:t>, v. 31, n. 13/14, p. 681–701, 2013.</w:t>
+      </w:r>
+      <w:bookmarkEnd w:id="67"/>
+    </w:p>
+    <w:p>
+      <w:pPr>
+        <w:pStyle w:val="Bibliography"/>
+        <w:rPr/>
+      </w:pPr>
+      <w:bookmarkStart w:id="68" w:name="ref-tan_fluxoinformacao_2018"/>
+      <w:r>
+        <w:rPr/>
+        <w:t xml:space="preserve">TAN, Adeline Zhu Teng; ZAMAN, Atiq Uz; SUTRISNA, Monty. </w:t>
       </w:r>
       <w:hyperlink r:id="rId49">
         <w:r>
           <w:rPr>
             <w:rStyle w:val="Hyperlink"/>
           </w:rPr>
-          <w:t>https://doi.org/10.1108/F-03-2016-0028</w:t>
+          <w:t>Enabling an effective knowledge and information flow between the phases of building construction and facilities management</w:t>
         </w:r>
       </w:hyperlink>
       <w:r>
         <w:rPr/>
-        <w:t>.</w:t>
+        <w:t xml:space="preserve">. </w:t>
+      </w:r>
+      <w:r>
+        <w:rPr>
+          <w:b/>
+          <w:bCs/>
+        </w:rPr>
+        <w:t>Facilities</w:t>
+      </w:r>
+      <w:r>
+        <w:rPr/>
+        <w:t>, v. 36, n. 3/4, p. 151–170, 2018.</w:t>
       </w:r>
       <w:bookmarkEnd w:id="68"/>
     </w:p>
@@ -14684,30 +15304,30 @@
       <w:bookmarkStart w:id="69" w:name="ref-whittemore_revisaointegrativa_2005"/>
       <w:r>
         <w:rPr/>
-        <w:t xml:space="preserve">Whittemore, Robin, and Kathleen Knafl. 2005. “The Integrative Review: Updated Methodology.” </w:t>
-      </w:r>
-      <w:r>
-        <w:rPr>
-          <w:i/>
-          <w:iCs/>
-        </w:rPr>
-        <w:t>Journal of Advanced Nursing</w:t>
-      </w:r>
-      <w:r>
-        <w:rPr/>
-        <w:t xml:space="preserve"> 52 (5): 546–53. </w:t>
+        <w:t xml:space="preserve">WHITTEMORE, Robin; KNAFL, Kathleen. </w:t>
       </w:r>
       <w:hyperlink r:id="rId50">
         <w:r>
           <w:rPr>
             <w:rStyle w:val="Hyperlink"/>
           </w:rPr>
-          <w:t>https://doi.org/10.1111/j.1365-2648.2005.03621.x</w:t>
+          <w:t>The integrative review: updated methodology</w:t>
         </w:r>
       </w:hyperlink>
       <w:r>
         <w:rPr/>
-        <w:t>.</w:t>
+        <w:t xml:space="preserve">. </w:t>
+      </w:r>
+      <w:r>
+        <w:rPr>
+          <w:b/>
+          <w:bCs/>
+        </w:rPr>
+        <w:t>Journal of Advanced Nursing</w:t>
+      </w:r>
+      <w:r>
+        <w:rPr/>
+        <w:t>, v. 52, n. 5, p. 546–553, 2005.</w:t>
       </w:r>
       <w:bookmarkEnd w:id="69"/>
     </w:p>
@@ -14719,30 +15339,30 @@
       <w:bookmarkStart w:id="70" w:name="ref-wu_gnnvidautil_2025"/>
       <w:r>
         <w:rPr/>
-        <w:t xml:space="preserve">Wu, Pei-Yu, and S. Olof Mundt-Petersen. 2025. “Empirical Quantification and Prediction of Building Component Lifespans with Graph Neural Networks.” </w:t>
-      </w:r>
-      <w:r>
-        <w:rPr>
-          <w:i/>
-          <w:iCs/>
-        </w:rPr>
-        <w:t>IOP Conference Series: Earth and Environmental Science</w:t>
-      </w:r>
-      <w:r>
-        <w:rPr/>
-        <w:t xml:space="preserve"> 1554: 012036. </w:t>
+        <w:t xml:space="preserve">WU, Pei-Yu; MUNDT-PETERSEN, S. Olof. </w:t>
       </w:r>
       <w:hyperlink r:id="rId51">
         <w:r>
           <w:rPr>
             <w:rStyle w:val="Hyperlink"/>
           </w:rPr>
-          <w:t>https://doi.org/10.1088/1755-1315/1554/1/012036</w:t>
+          <w:t>Empirical Quantification and Prediction of Building Component Lifespans with Graph Neural Networks</w:t>
         </w:r>
       </w:hyperlink>
       <w:r>
         <w:rPr/>
-        <w:t>.</w:t>
+        <w:t xml:space="preserve">. </w:t>
+      </w:r>
+      <w:r>
+        <w:rPr>
+          <w:b/>
+          <w:bCs/>
+        </w:rPr>
+        <w:t>IOP Conference Series: Earth and Environmental Science</w:t>
+      </w:r>
+      <w:r>
+        <w:rPr/>
+        <w:t>, v. 1554, p. 012036, 2025.</w:t>
       </w:r>
       <w:bookmarkEnd w:id="70"/>
     </w:p>
@@ -14755,30 +15375,30 @@
       <w:bookmarkStart w:id="71" w:name="ref-yoon_fuzzyfm_2018"/>
       <w:r>
         <w:rPr/>
-        <w:t xml:space="preserve">Yoon, Jong Han, and Hee Sung Cha. 2018. “Optimal FM Strategy for Commercial Office Buildings Using Fuzzy Synthetic Evaluation.” </w:t>
-      </w:r>
-      <w:r>
-        <w:rPr>
-          <w:i/>
-          <w:iCs/>
-        </w:rPr>
-        <w:t>Journal of Performance of Constructed Facilities</w:t>
-      </w:r>
-      <w:r>
-        <w:rPr/>
-        <w:t xml:space="preserve"> 32 (3): 04018025. </w:t>
+        <w:t xml:space="preserve">YOON, Jong Han; CHA, Hee Sung. </w:t>
       </w:r>
       <w:hyperlink r:id="rId52">
         <w:r>
           <w:rPr>
             <w:rStyle w:val="Hyperlink"/>
           </w:rPr>
-          <w:t>https://doi.org/10.1061/(ASCE)CF.1943-5509.0001176</w:t>
+          <w:t>Optimal FM Strategy for Commercial Office Buildings Using Fuzzy Synthetic Evaluation</w:t>
         </w:r>
       </w:hyperlink>
       <w:r>
         <w:rPr/>
-        <w:t>.</w:t>
+        <w:t xml:space="preserve">. </w:t>
+      </w:r>
+      <w:r>
+        <w:rPr>
+          <w:b/>
+          <w:bCs/>
+        </w:rPr>
+        <w:t>Journal of Performance of Constructed Facilities</w:t>
+      </w:r>
+      <w:r>
+        <w:rPr/>
+        <w:t>, v. 32, n. 3, p. 04018025, 2018.</w:t>
       </w:r>
       <w:bookmarkEnd w:id="27"/>
       <w:bookmarkEnd w:id="28"/>

--- a/artigo_anonimo.docx
+++ b/artigo_anonimo.docx
@@ -265,16 +265,6 @@
       <w:r>
         <w:rPr/>
         <w:t>Tabela 1. Correntes teóricas que fundamentam a especificação proposta</w:t>
-      </w:r>
-    </w:p>
-    <w:p>
-      <w:pPr>
-        <w:pStyle w:val="BodyText"/>
-        <w:rPr/>
-      </w:pPr>
-      <w:r>
-        <w:rPr/>
-        <w:t>&gt;p2.7cm &gt;p3.3cm &gt;p4.0cm Y</w:t>
       </w:r>
     </w:p>
     <w:tbl>
@@ -996,6 +986,19 @@
         <w:rPr/>
       </w:pPr>
       <w:r>
+        <w:rPr>
+          <w:i/>
+          <w:sz w:val="18"/>
+        </w:rPr>
+        <w:t>Fonte: elaborado pelo autor.</w:t>
+      </w:r>
+    </w:p>
+    <w:p>
+      <w:pPr>
+        <w:pStyle w:val="BodyText"/>
+        <w:rPr/>
+      </w:pPr>
+      <w:r>
         <w:rPr/>
         <w:t>A literatura sobre digitalização e decisão ainda distribui integração de dados, previsão operacional, critérios de sustentabilidade e escolha multicritério em cadeias parciais (Alfalah et al., 2022; Das, 2025; Deng; Menassa; Kamat, 2021; Masmoudi et al., 2026). Ferramentas informacionais e preditivas produzem dados, diagnósticos e estimativas, mas a conexão entre essa produção e uma decisão administrativa validada permanece fragmentada. Este artigo estabelece uma conexão rastreável entre a evidência científica e a decisão pública auditável, preservando a distinção entre frequência bibliográfica e importância normativa.</w:t>
       </w:r>
@@ -1056,7 +1059,6 @@
         <w:rPr/>
       </w:pPr>
       <w:bookmarkStart w:id="3" w:name="conjuntos-analíticos"/>
-      <w:bookmarkEnd w:id="3"/>
       <w:r>
         <w:rPr>
           <w:rStyle w:val="SectionNumber"/>
@@ -1098,16 +1100,6 @@
       <w:r>
         <w:rPr/>
         <w:t>Tabela 2. Glossário dos conjuntos analíticos da revisão</w:t>
-      </w:r>
-    </w:p>
-    <w:p>
-      <w:pPr>
-        <w:pStyle w:val="BodyText"/>
-        <w:rPr/>
-      </w:pPr>
-      <w:r>
-        <w:rPr/>
-        <w:t>&gt;p3.3cm &gt;p1.6cm Y</w:t>
       </w:r>
     </w:p>
     <w:tbl>
@@ -1665,6 +1657,19 @@
         <w:rPr/>
       </w:pPr>
       <w:r>
+        <w:rPr>
+          <w:i/>
+          <w:sz w:val="18"/>
+        </w:rPr>
+        <w:t>Fonte: elaborado pelo autor.</w:t>
+      </w:r>
+    </w:p>
+    <w:p>
+      <w:pPr>
+        <w:pStyle w:val="BodyText"/>
+        <w:rPr/>
+      </w:pPr>
+      <w:r>
         <w:rPr/>
         <w:t>A Tabela 3 explicita a correspondência entre a pergunta central, as questões específicas, os critérios de seleção, os campos extraídos e os resultados apresentados. O contexto público universitário e os métodos de apoio à decisão foram campos de caracterização analítica, e não requisitos obrigatórios de inclusão.</w:t>
       </w:r>
@@ -1678,16 +1683,6 @@
       <w:r>
         <w:rPr/>
         <w:t>Tabela 3. Matriz de alinhamento entre perguntas, seleção, extração e resultados</w:t>
-      </w:r>
-    </w:p>
-    <w:p>
-      <w:pPr>
-        <w:pStyle w:val="BodyText"/>
-        <w:rPr/>
-      </w:pPr>
-      <w:r>
-        <w:rPr/>
-        <w:t>&gt;p1.8cm &gt;p2.7cm &gt;p2.3cm &gt;p4.1cm Y</w:t>
       </w:r>
     </w:p>
     <w:tbl>
@@ -2846,17 +2841,28 @@
       <w:r>
         <w:rPr/>
       </w:r>
+    </w:p>
+    <w:p>
+      <w:pPr>
+        <w:pStyle w:val="BodyText"/>
+        <w:rPr/>
+      </w:pPr>
       <w:bookmarkStart w:id="4" w:name="conjuntos-analíticos"/>
-      <w:bookmarkStart w:id="5" w:name="conjuntos-analíticos"/>
-      <w:bookmarkEnd w:id="5"/>
+      <w:r>
+        <w:rPr>
+          <w:i/>
+          <w:sz w:val="18"/>
+        </w:rPr>
+        <w:t>Fonte: elaborado pelo autor.</w:t>
+      </w:r>
+      <w:bookmarkEnd w:id="4"/>
     </w:p>
     <w:p>
       <w:pPr>
         <w:pStyle w:val="Heading2"/>
         <w:rPr/>
       </w:pPr>
-      <w:bookmarkStart w:id="6" w:name="estratégia-de-busca"/>
-      <w:bookmarkEnd w:id="6"/>
+      <w:bookmarkStart w:id="5" w:name="estratégia-de-busca"/>
       <w:r>
         <w:rPr>
           <w:rStyle w:val="SectionNumber"/>
@@ -2928,16 +2934,6 @@
       <w:r>
         <w:rPr/>
         <w:t>Tabela 4. Estratégia de busca consolidada por rodada e base</w:t>
-      </w:r>
-    </w:p>
-    <w:p>
-      <w:pPr>
-        <w:pStyle w:val="BodyText"/>
-        <w:rPr/>
-      </w:pPr>
-      <w:r>
-        <w:rPr/>
-        <w:t>&gt;p2.1cm &gt;p2.1cm &gt;p1.6cm &gt;p3.0cm &gt;p1.3cm Y</w:t>
       </w:r>
     </w:p>
     <w:tbl>
@@ -4470,6 +4466,19 @@
         <w:rPr/>
       </w:pPr>
       <w:r>
+        <w:rPr>
+          <w:i/>
+          <w:sz w:val="18"/>
+        </w:rPr>
+        <w:t>Nota: a soma operacional das rodadas é 18.846 ocorrências, mas não representa um único corpus bruto. Fonte: elaborado pelo autor a partir dos logs e arquivos exportados.</w:t>
+      </w:r>
+    </w:p>
+    <w:p>
+      <w:pPr>
+        <w:pStyle w:val="BodyText"/>
+        <w:rPr/>
+      </w:pPr>
+      <w:r>
         <w:rPr/>
         <w:t>Na Web of Science, a associação entre cada arquivo exportado e as quatro strings principais foi informada de memória pelo pesquisador, não reconstruída de registro contemporâneo. Não houve busca piloto, uso de estudos-semente ou pré-registro; o protocolo e a matriz conceitual foram elaborados antes da coleta principal, e a RQ6 foi formalizada posteriormente para testar a insuficiência temática identificada. Os critérios de seleção combinaram aderência ao ambiente construído, manutenção ou gestão predial e sustentabilidade, com método de decisão, contexto público universitário e tipologia da edificação como campos de caracterização analítica (Tabela 5).</w:t>
       </w:r>
@@ -4483,16 +4492,6 @@
       <w:r>
         <w:rPr/>
         <w:t>Tabela 5. Critérios de seleção e caracterização do corpus</w:t>
-      </w:r>
-    </w:p>
-    <w:p>
-      <w:pPr>
-        <w:pStyle w:val="BodyText"/>
-        <w:rPr/>
-      </w:pPr>
-      <w:r>
-        <w:rPr/>
-        <w:t>&gt;p3.4cm &gt;p2.7cm Y</w:t>
       </w:r>
     </w:p>
     <w:tbl>
@@ -5215,16 +5214,28 @@
       <w:r>
         <w:rPr/>
       </w:r>
-      <w:bookmarkStart w:id="7" w:name="estratégia-de-busca"/>
-      <w:bookmarkStart w:id="8" w:name="estratégia-de-busca"/>
-      <w:bookmarkEnd w:id="8"/>
+    </w:p>
+    <w:p>
+      <w:pPr>
+        <w:pStyle w:val="BodyText"/>
+        <w:rPr/>
+      </w:pPr>
+      <w:bookmarkStart w:id="6" w:name="estratégia-de-busca"/>
+      <w:r>
+        <w:rPr>
+          <w:i/>
+          <w:sz w:val="18"/>
+        </w:rPr>
+        <w:t>Fonte: elaborado pelo autor.</w:t>
+      </w:r>
+      <w:bookmarkEnd w:id="6"/>
     </w:p>
     <w:p>
       <w:pPr>
         <w:pStyle w:val="Heading2"/>
         <w:rPr/>
       </w:pPr>
-      <w:bookmarkStart w:id="9" w:name="X961280b3a45a67e41e71da47b94b36fd32344d7"/>
+      <w:bookmarkStart w:id="7" w:name="X961280b3a45a67e41e71da47b94b36fd32344d7"/>
       <w:r>
         <w:rPr>
           <w:rStyle w:val="SectionNumber"/>
@@ -5252,19 +5263,19 @@
         <w:pStyle w:val="BodyText"/>
         <w:rPr/>
       </w:pPr>
-      <w:bookmarkStart w:id="10" w:name="X961280b3a45a67e41e71da47b94b36fd32344d7"/>
+      <w:bookmarkStart w:id="8" w:name="X961280b3a45a67e41e71da47b94b36fd32344d7"/>
       <w:r>
         <w:rPr/>
         <w:t>A aplicação dessas regras consolidou 12.118 ocorrências em 9.542 registros únicos, removendo 2.576 repetições. Dos 1.808 grupos com duplicidade, 1.635 foram agrupados por DOI e 173 por título normalizado, com 98 conflitos de identificadores mantidos separados. A Tabela S1 do material suplementar apresenta os indicadores completos.</w:t>
       </w:r>
-      <w:bookmarkEnd w:id="10"/>
+      <w:bookmarkEnd w:id="8"/>
     </w:p>
     <w:p>
       <w:pPr>
         <w:pStyle w:val="Heading2"/>
         <w:rPr/>
       </w:pPr>
-      <w:bookmarkStart w:id="11" w:name="triagem-e-auditoria"/>
+      <w:bookmarkStart w:id="9" w:name="triagem-e-auditoria"/>
       <w:r>
         <w:rPr>
           <w:rStyle w:val="SectionNumber"/>
@@ -5306,16 +5317,6 @@
       <w:r>
         <w:rPr/>
         <w:t>Tabela 6. Rastreabilidade do funil de seleção da busca principal</w:t>
-      </w:r>
-    </w:p>
-    <w:p>
-      <w:pPr>
-        <w:pStyle w:val="BodyText"/>
-        <w:rPr/>
-      </w:pPr>
-      <w:r>
-        <w:rPr/>
-        <w:t>&gt;p1.7cm &gt;p1.1cm &gt;p2.5cm &gt;p2.6cm &gt;p2.0cm &gt;p1.1cm &gt;p1.2cm Y</w:t>
       </w:r>
     </w:p>
     <w:tbl>
@@ -6464,6 +6465,19 @@
       </w:pPr>
       <w:r>
         <w:rPr/>
+      </w:r>
+    </w:p>
+    <w:p>
+      <w:pPr>
+        <w:pStyle w:val="BodyText"/>
+        <w:rPr/>
+      </w:pPr>
+      <w:r>
+        <w:rPr>
+          <w:i/>
+          <w:sz w:val="18"/>
+        </w:rPr>
+        <w:t>Fonte: elaborado pelo autor.</w:t>
       </w:r>
     </w:p>
     <w:p>
@@ -6528,19 +6542,19 @@
         <w:pStyle w:val="BodyText"/>
         <w:rPr/>
       </w:pPr>
-      <w:bookmarkStart w:id="12" w:name="triagem-e-auditoria"/>
+      <w:bookmarkStart w:id="10" w:name="triagem-e-auditoria"/>
       <w:r>
         <w:rPr/>
         <w:t>A elegibilidade e a extração do núcleo temático apoiaram-se predominantemente em título, resumo, palavras-chave e campos estruturados. Entre 37 textos completos consultados em tarefas posteriores, 19 acrescentaram evidências específicas citadas individualmente; no lote de sensibilidade, sete dos 17 textos estavam disponíveis integralmente e cinco ampliaram resultados quantitativos, desenho de validação ou limitações. A extração identificou dimensões de sustentabilidade, critérios de priorização, métodos de apoio à decisão, contexto da edificação, ODS, ESG e lacunas relacionadas a instituições públicas de ensino superior, tratando cada categoria com respostas múltiplas e um único identificador por estudo. Dimensão e critério são categorias distintas, pois a dimensão é a categoria mais ampla (técnica-operacional, institucional, ambiental, de ciclo de vida, econômica ou social) e o critério é um atributo operacional específico dentro dela, de modo que energia, risco, conforto e segurança contam como critérios sem duplicar as seis dimensões. Definições e exemplos estão no manual de codificação mantido no repositório.</w:t>
       </w:r>
-      <w:bookmarkEnd w:id="12"/>
+      <w:bookmarkEnd w:id="10"/>
     </w:p>
     <w:p>
       <w:pPr>
         <w:pStyle w:val="Heading2"/>
         <w:rPr/>
       </w:pPr>
-      <w:bookmarkStart w:id="13" w:name="sec%3Abuscaia"/>
+      <w:bookmarkStart w:id="11" w:name="sec%3Abuscaia"/>
       <w:r>
         <w:rPr>
           <w:rStyle w:val="SectionNumber"/>
@@ -6655,19 +6669,19 @@
         <w:pStyle w:val="BodyText"/>
         <w:rPr/>
       </w:pPr>
-      <w:bookmarkStart w:id="14" w:name="sec%3Abuscaia"/>
+      <w:bookmarkStart w:id="12" w:name="sec%3Abuscaia"/>
       <w:r>
         <w:rPr/>
         <w:t>A classificação produziu 20 candidatos novos; a revisão individual removeu oito cuja aplicação, tecnicamente confirmada, ocorria em domínio industrial, aeroespacial ou veicular sem relação com edificações, restando 12. Sete registros já pertencentes ao corpus original, antes secundários ou excluídos por um dicionário que não reconhecia IA, foram reavaliados sob a RQ6, e cinco foram promovidos ao núcleo principal e dois permaneceram secundários por não apresentarem relação explícita com a manutenção predial. Ao final, 17 registros passaram a integrar o núcleo temático, elevando-o de 104 para 121, sob o mesmo vocabulário fechado e os mesmos procedimentos do núcleo original, sem leitura de texto completo.</w:t>
       </w:r>
-      <w:bookmarkEnd w:id="14"/>
+      <w:bookmarkEnd w:id="12"/>
     </w:p>
     <w:p>
       <w:pPr>
         <w:pStyle w:val="Heading2"/>
         <w:rPr/>
       </w:pPr>
-      <w:bookmarkStart w:id="15" w:name="reprodutibilidade-e-limites-da-automação"/>
+      <w:bookmarkStart w:id="13" w:name="reprodutibilidade-e-limites-da-automação"/>
       <w:r>
         <w:rPr>
           <w:rStyle w:val="SectionNumber"/>
@@ -6695,21 +6709,21 @@
         <w:pStyle w:val="BodyText"/>
         <w:rPr/>
       </w:pPr>
-      <w:bookmarkStart w:id="16" w:name="sec%3Ametodo"/>
-      <w:bookmarkStart w:id="17" w:name="reprodutibilidade-e-limites-da-automação"/>
+      <w:bookmarkStart w:id="14" w:name="sec%3Ametodo"/>
+      <w:bookmarkStart w:id="15" w:name="reprodutibilidade-e-limites-da-automação"/>
       <w:r>
         <w:rPr/>
         <w:t>Na preparação deste manuscrito para submissão, utilizou-se a ferramenta Claude (Claude Code, Anthropic, modelo Claude Sonnet 5) para reestruturação editorial, condensação textual, revisão linguística e adequação formal às normas editoriais do periódico; todas as alterações científicas e editoriais propostas foram revisadas e aprovadas pelo autor. A ferramenta não foi utilizada na concepção da pesquisa, na coleta de dados, na definição do corpus, na codificação, no cálculo dos resultados ou na criação de evidências.</w:t>
       </w:r>
-      <w:bookmarkEnd w:id="16"/>
-      <w:bookmarkEnd w:id="17"/>
+      <w:bookmarkEnd w:id="14"/>
+      <w:bookmarkEnd w:id="15"/>
     </w:p>
     <w:p>
       <w:pPr>
         <w:pStyle w:val="Heading1"/>
         <w:rPr/>
       </w:pPr>
-      <w:bookmarkStart w:id="18" w:name="sec%3Aresultados"/>
+      <w:bookmarkStart w:id="16" w:name="sec%3Aresultados"/>
       <w:r>
         <w:rPr>
           <w:rStyle w:val="SectionNumber"/>
@@ -6727,7 +6741,7 @@
         <w:pStyle w:val="Heading2"/>
         <w:rPr/>
       </w:pPr>
-      <w:bookmarkStart w:id="19" w:name="sec%3Apanorama"/>
+      <w:bookmarkStart w:id="17" w:name="sec%3Apanorama"/>
       <w:r>
         <w:rPr>
           <w:rStyle w:val="SectionNumber"/>
@@ -6904,16 +6918,6 @@
         <w:t>Tabela 7. Distribuição do núcleo temático vigente por base de origem e tipo documental</w:t>
       </w:r>
     </w:p>
-    <w:p>
-      <w:pPr>
-        <w:pStyle w:val="BodyText"/>
-        <w:rPr/>
-      </w:pPr>
-      <w:r>
-        <w:rPr/>
-        <w:t>&gt;p3.7cm &gt;p1.8cm &gt;p1.8cm Y</w:t>
-      </w:r>
-    </w:p>
     <w:tbl>
       <w:tblPr>
         <w:tblW w:w="9360" w:type="dxa"/>
@@ -7946,6 +7950,19 @@
       </w:pPr>
       <w:r>
         <w:rPr/>
+      </w:r>
+    </w:p>
+    <w:p>
+      <w:pPr>
+        <w:pStyle w:val="BodyText"/>
+        <w:rPr/>
+      </w:pPr>
+      <w:r>
+        <w:rPr>
+          <w:i/>
+          <w:sz w:val="18"/>
+        </w:rPr>
+        <w:t>Fonte: elaborado pelo autor.</w:t>
       </w:r>
     </w:p>
     <w:p>
@@ -8363,14 +8380,14 @@
         <w:rPr/>
         <w:t>, carbono, ciclo de vida e manutenção preditiva, embora o crescimento informacional não implique, por si, integração decisória equivalente. As subseções seguintes verificam como essa transição se converte em dimensões, critérios, métodos e regras aplicáveis à priorização pública universitária.</w:t>
       </w:r>
-      <w:bookmarkEnd w:id="19"/>
+      <w:bookmarkEnd w:id="17"/>
     </w:p>
     <w:p>
       <w:pPr>
         <w:pStyle w:val="Heading2"/>
         <w:rPr/>
       </w:pPr>
-      <w:bookmarkStart w:id="20" w:name="sec%3Acriterios"/>
+      <w:bookmarkStart w:id="18" w:name="sec%3Acriterios"/>
       <w:r>
         <w:rPr>
           <w:rStyle w:val="SectionNumber"/>
@@ -8480,16 +8497,6 @@
         <w:t>Tabela 8. Critérios de priorização identificados no núcleo temático vigente</w:t>
       </w:r>
     </w:p>
-    <w:p>
-      <w:pPr>
-        <w:pStyle w:val="BodyText"/>
-        <w:rPr/>
-      </w:pPr>
-      <w:r>
-        <w:rPr/>
-        <w:t>Y &gt;p2.1cm &gt;p2.1cm</w:t>
-      </w:r>
-    </w:p>
     <w:tbl>
       <w:tblPr>
         <w:tblW w:w="9360" w:type="dxa"/>
@@ -9904,19 +9911,32 @@
         <w:pStyle w:val="BodyText"/>
         <w:rPr/>
       </w:pPr>
-      <w:bookmarkStart w:id="21" w:name="sec%3Acriterios"/>
+      <w:r>
+        <w:rPr>
+          <w:i/>
+          <w:sz w:val="18"/>
+        </w:rPr>
+        <w:t>Fonte: elaborado pelo autor.</w:t>
+      </w:r>
+    </w:p>
+    <w:p>
+      <w:pPr>
+        <w:pStyle w:val="BodyText"/>
+        <w:rPr/>
+      </w:pPr>
+      <w:bookmarkStart w:id="19" w:name="sec%3Acriterios"/>
       <w:r>
         <w:rPr/>
         <w:t>Na gestão pública universitária, o desempenho sustenta indicadores relacionados à continuidade e às falhas, a informação oferece as condições necessárias à rastreabilidade e o custo permite distinguir correções emergenciais, manutenção planejada e renovação, combinação reforçada por registros de pagamento e planejamento conjunto de manutenção, renovação e energia (Kim et al., 2018; Nägeli et al., 2019). As leituras integrais qualificam relações entre critérios. Operação e manutenção podem superar 80% do custo total do ciclo de vida, e seus custos anuais podem representar de 50% a 70% dos custos operacionais, bases de cálculo que devem permanecer distintas (Aliu et al., 2025); decisões de concepção podem evitar até 50% das dificuldades de manutenção, conectando manutenibilidade a desempenho, custo e risco (Chew; Conejos, 2016; Conejos; Chew; Azril, 2019; Othman; Kamal, 2023).</w:t>
       </w:r>
-      <w:bookmarkEnd w:id="21"/>
+      <w:bookmarkEnd w:id="19"/>
     </w:p>
     <w:p>
       <w:pPr>
         <w:pStyle w:val="Heading2"/>
         <w:rPr/>
       </w:pPr>
-      <w:bookmarkStart w:id="22" w:name="sec%3Ametodos"/>
+      <w:bookmarkStart w:id="20" w:name="sec%3Ametodos"/>
       <w:r>
         <w:rPr>
           <w:rStyle w:val="SectionNumber"/>
@@ -10148,14 +10168,14 @@
         <w:rPr/>
         <w:t xml:space="preserve"> em quase todo o núcleo, contrastada com a frequência menor de métodos multicritério nomeados, situa a lacuna central na cadeia entre evidência, variável mensurável, preferência institucional e decisão validada, padrão coerente com a fragmentação já discutida entre integração informacional e estruturação decisória (Das, 2025; Deng; Menassa; Kamat, 2021). Estruturas conceituais, indicadores, normalização, ponderação, agregação, sensibilidade e validação ocupam etapas distintas, e a transferência das aplicações de ANP, Delphi, AHP e TOPSIS à gestão universitária depende do contexto e dos dados locais. Essa leitura sugere que a barreira à adoção de métodos multicritério em universidades públicas tende a ser menos a complexidade algorítmica do que a cultura de registro, atualização cadastral e prestação de contas das escolhas, sustentada pela importância atribuída a ordens de serviço, custos, vínculo com ativos e histórico de intervenções (Martins; Espejo, 2024; Morais; Paula; Reis, 2023).</w:t>
       </w:r>
-      <w:bookmarkEnd w:id="22"/>
+      <w:bookmarkEnd w:id="20"/>
     </w:p>
     <w:p>
       <w:pPr>
         <w:pStyle w:val="Heading2"/>
         <w:rPr/>
       </w:pPr>
-      <w:bookmarkStart w:id="23" w:name="sec%3Aaplicabilidade"/>
+      <w:bookmarkStart w:id="21" w:name="sec%3Aaplicabilidade"/>
       <w:r>
         <w:rPr>
           <w:rStyle w:val="SectionNumber"/>
@@ -10198,16 +10218,6 @@
       <w:r>
         <w:rPr/>
         <w:t>Tabela 9. Contextos de edificação identificados no núcleo temático vigente</w:t>
-      </w:r>
-    </w:p>
-    <w:p>
-      <w:pPr>
-        <w:pStyle w:val="BodyText"/>
-        <w:rPr/>
-      </w:pPr>
-      <w:r>
-        <w:rPr/>
-        <w:t>Y &gt;p2.1cm &gt;p2.1cm</w:t>
       </w:r>
     </w:p>
     <w:tbl>
@@ -11367,6 +11377,19 @@
         <w:rPr/>
       </w:pPr>
       <w:r>
+        <w:rPr>
+          <w:i/>
+          <w:sz w:val="18"/>
+        </w:rPr>
+        <w:t>Fonte: elaborado pelo autor.</w:t>
+      </w:r>
+    </w:p>
+    <w:p>
+      <w:pPr>
+        <w:pStyle w:val="BodyText"/>
+        <w:rPr/>
+      </w:pPr>
+      <w:r>
         <w:rPr/>
         <w:t xml:space="preserve">Em instituições de ensino, a gestão sustentável combina desempenho físico, usuários e capacidade administrativa. Estudos em universidades públicas registraram predomínio corretivo, cadastros fragmentados, baixa institucionalização de indicadores e fragilidades na manutenção preventiva (Barbosa et al., 2020; Lateef; Khamidi; Idrus, 2010), e outros trabalhos identificaram fatores críticos em universidades (Awuzie; Isa, 2017), critérios ambientais, econômicos e sociais em edifícios educacionais (Alfalah et al., 2022), indicadores operacionais de </w:t>
       </w:r>
@@ -11445,14 +11468,14 @@
         <w:rPr/>
         <w:t>) e à comunicação (Tan; Zaman; Sutrisna, 2018). Essas evidências sustentam governança da informação e validação contextual da especificação proposta a seguir.</w:t>
       </w:r>
-      <w:bookmarkEnd w:id="23"/>
+      <w:bookmarkEnd w:id="21"/>
     </w:p>
     <w:p>
       <w:pPr>
         <w:pStyle w:val="Heading2"/>
         <w:rPr/>
       </w:pPr>
-      <w:bookmarkStart w:id="24" w:name="sec%3Amatriz"/>
+      <w:bookmarkStart w:id="22" w:name="sec%3Amatriz"/>
       <w:r>
         <w:rPr>
           <w:rStyle w:val="SectionNumber"/>
@@ -11678,16 +11701,6 @@
         <w:t>Tabela 10. Rastreabilidade entre evidências e critérios candidatos</w:t>
       </w:r>
     </w:p>
-    <w:p>
-      <w:pPr>
-        <w:pStyle w:val="BodyText"/>
-        <w:rPr/>
-      </w:pPr>
-      <w:r>
-        <w:rPr/>
-        <w:t>&gt;p2.4cm &gt;p2.7cm Y</w:t>
-      </w:r>
-    </w:p>
     <w:tbl>
       <w:tblPr>
         <w:tblW w:w="9360" w:type="dxa"/>
@@ -12411,6 +12424,19 @@
     </w:p>
     <w:p>
       <w:pPr>
+        <w:pStyle w:val="BodyText"/>
+        <w:rPr/>
+      </w:pPr>
+      <w:r>
+        <w:rPr>
+          <w:i/>
+          <w:sz w:val="18"/>
+        </w:rPr>
+        <w:t>Fonte: elaborado pelo autor.</w:t>
+      </w:r>
+    </w:p>
+    <w:p>
+      <w:pPr>
         <w:pStyle w:val="TableCaption"/>
         <w:keepNext w:val="true"/>
         <w:rPr/>
@@ -12418,16 +12444,6 @@
       <w:r>
         <w:rPr/>
         <w:t>Tabela 11. Proposição autoral de especificação operacional dos indicadores</w:t>
-      </w:r>
-    </w:p>
-    <w:p>
-      <w:pPr>
-        <w:pStyle w:val="BodyText"/>
-        <w:rPr/>
-      </w:pPr>
-      <w:r>
-        <w:rPr/>
-        <w:t>&gt;p2.15cm Y &gt;p2.3cm &gt;p1.55cm &gt;p1.7cm</w:t>
       </w:r>
     </w:p>
     <w:tbl>
@@ -13585,6 +13601,19 @@
       </w:pPr>
       <w:r>
         <w:rPr/>
+      </w:r>
+    </w:p>
+    <w:p>
+      <w:pPr>
+        <w:pStyle w:val="BodyText"/>
+        <w:rPr/>
+      </w:pPr>
+      <w:r>
+        <w:rPr>
+          <w:i/>
+          <w:sz w:val="18"/>
+        </w:rPr>
+        <w:t>Nota: indicadores, unidades, fontes, periodicidades e direções são proposições do autor para validação institucional. A revisão sustenta os critérios e a necessidade de rastreabilidade. Maior ou menor indica a direção desejável do indicador.</w:t>
       </w:r>
     </w:p>
     <w:p>
@@ -13669,21 +13698,21 @@
         <w:pStyle w:val="BodyText"/>
         <w:rPr/>
       </w:pPr>
-      <w:bookmarkStart w:id="25" w:name="sec%3Aresultados"/>
-      <w:bookmarkStart w:id="26" w:name="sec%3Amatriz"/>
+      <w:bookmarkStart w:id="23" w:name="sec%3Aresultados"/>
+      <w:bookmarkStart w:id="24" w:name="sec%3Amatriz"/>
       <w:r>
         <w:rPr/>
         <w:t>A especificação proposta liga, assim, os critérios sustentados pela revisão a indicadores candidatos e a um fluxo de validação, convertendo dimensões e critérios recorrentes em etapas verificáveis e respondendo à RQ0. A baixa presença lexical de ODS e ESG, diante da recorrência de energia, emissões, segurança, conforto e governança, indica aproximação substantiva ainda pouco expressa por esses rótulos (Ramantswana et al., 2026). As coocorrências descrevem associações documentais, e a avaliação institucional determinará importância, pesos, método e robustez segundo a força e a disponibilidade dos dados, completando assim a cadeia entre a evidência da revisão e a decisão pública rastreável.</w:t>
       </w:r>
-      <w:bookmarkEnd w:id="25"/>
-      <w:bookmarkEnd w:id="26"/>
+      <w:bookmarkEnd w:id="23"/>
+      <w:bookmarkEnd w:id="24"/>
     </w:p>
     <w:p>
       <w:pPr>
         <w:pStyle w:val="Heading1"/>
         <w:rPr/>
       </w:pPr>
-      <w:bookmarkStart w:id="27" w:name="sec%3Aconsideracoes"/>
+      <w:bookmarkStart w:id="25" w:name="sec%3Aconsideracoes"/>
       <w:r>
         <w:rPr>
           <w:rStyle w:val="SectionNumber"/>
@@ -13772,8 +13801,8 @@
         <w:pStyle w:val="Normal"/>
         <w:rPr/>
       </w:pPr>
-      <w:bookmarkStart w:id="28" w:name="refs"/>
-      <w:bookmarkStart w:id="29" w:name="ref-aldairi_lean6sbm_2017"/>
+      <w:bookmarkStart w:id="26" w:name="refs"/>
+      <w:bookmarkStart w:id="27" w:name="ref-aldairi_lean6sbm_2017"/>
       <w:r>
         <w:rPr/>
         <w:t>Referências</w:t>
@@ -13811,14 +13840,14 @@
         <w:rPr/>
         <w:t>, v. 8, n. 1, p. 109–130, 2017.</w:t>
       </w:r>
-      <w:bookmarkEnd w:id="29"/>
+      <w:bookmarkEnd w:id="27"/>
     </w:p>
     <w:p>
       <w:pPr>
         <w:pStyle w:val="Bibliography"/>
         <w:rPr/>
       </w:pPr>
-      <w:bookmarkStart w:id="30" w:name="ref-alfalah_frameworkeducacional_2022"/>
+      <w:bookmarkStart w:id="28" w:name="ref-alfalah_frameworkeducacional_2022"/>
       <w:r>
         <w:rPr/>
         <w:t xml:space="preserve">ALFALAH, Ghasan </w:t>
@@ -13857,14 +13886,14 @@
         <w:rPr/>
         <w:t>, v. 14, n. 16, p. 9955, 2022.</w:t>
       </w:r>
-      <w:bookmarkEnd w:id="30"/>
+      <w:bookmarkEnd w:id="28"/>
     </w:p>
     <w:p>
       <w:pPr>
         <w:pStyle w:val="Bibliography"/>
         <w:rPr/>
       </w:pPr>
-      <w:bookmarkStart w:id="31" w:name="ref-alici_iotambientes_2026"/>
+      <w:bookmarkStart w:id="29" w:name="ref-alici_iotambientes_2026"/>
       <w:r>
         <w:rPr/>
         <w:t xml:space="preserve">ALICI, Nedim. </w:t>
@@ -13892,14 +13921,14 @@
         <w:rPr/>
         <w:t>, v. 7, p. 1751337, 2026.</w:t>
       </w:r>
-      <w:bookmarkEnd w:id="31"/>
+      <w:bookmarkEnd w:id="29"/>
     </w:p>
     <w:p>
       <w:pPr>
         <w:pStyle w:val="Bibliography"/>
         <w:rPr/>
       </w:pPr>
-      <w:bookmarkStart w:id="32" w:name="ref-aliu_barreirasdt_2025"/>
+      <w:bookmarkStart w:id="30" w:name="ref-aliu_barreirasdt_2025"/>
       <w:r>
         <w:rPr/>
         <w:t xml:space="preserve">ALIU, Abdulmalik Adozuka </w:t>
@@ -13938,14 +13967,14 @@
         <w:rPr/>
         <w:t>, v. 30, n. 2, p. 137–168, 2025.</w:t>
       </w:r>
-      <w:bookmarkEnd w:id="32"/>
+      <w:bookmarkEnd w:id="30"/>
     </w:p>
     <w:p>
       <w:pPr>
         <w:pStyle w:val="Bibliography"/>
         <w:rPr/>
       </w:pPr>
-      <w:bookmarkStart w:id="33" w:name="ref-araujoneto_manutencaolegislacao_2015"/>
+      <w:bookmarkStart w:id="31" w:name="ref-araujoneto_manutencaolegislacao_2015"/>
       <w:r>
         <w:rPr/>
         <w:t xml:space="preserve">ARAÚJO NETO, Paschoal Gavazza de. </w:t>
@@ -13973,14 +14002,14 @@
         <w:rPr/>
         <w:t>, v. 3, n. 1, p. 85–93, 2015.</w:t>
       </w:r>
-      <w:bookmarkEnd w:id="33"/>
+      <w:bookmarkEnd w:id="31"/>
     </w:p>
     <w:p>
       <w:pPr>
         <w:pStyle w:val="Bibliography"/>
         <w:rPr/>
       </w:pPr>
-      <w:bookmarkStart w:id="34" w:name="ref-abnt_nbr5674_2012"/>
+      <w:bookmarkStart w:id="32" w:name="ref-abnt_nbr5674_2012"/>
       <w:r>
         <w:rPr/>
         <w:t xml:space="preserve">ASSOCIAÇÃO BRASILEIRA DE NORMAS TÉCNICAS. </w:t>
@@ -13996,14 +14025,14 @@
         <w:rPr/>
         <w:t>. Rio de Janeiro: ABNT, 2012.</w:t>
       </w:r>
-      <w:bookmarkEnd w:id="34"/>
+      <w:bookmarkEnd w:id="32"/>
     </w:p>
     <w:p>
       <w:pPr>
         <w:pStyle w:val="Bibliography"/>
         <w:rPr/>
       </w:pPr>
-      <w:bookmarkStart w:id="35" w:name="ref-awuzie_fmuniversidades_2017"/>
+      <w:bookmarkStart w:id="33" w:name="ref-awuzie_fmuniversidades_2017"/>
       <w:r>
         <w:rPr/>
         <w:t xml:space="preserve">AWUZIE, Bankole Osita; ISA, Rasheed. </w:t>
@@ -14031,14 +14060,14 @@
         <w:rPr/>
         <w:t>, v. 24, n. 2, p. 106–127, 2017.</w:t>
       </w:r>
-      <w:bookmarkEnd w:id="35"/>
+      <w:bookmarkEnd w:id="33"/>
     </w:p>
     <w:p>
       <w:pPr>
         <w:pStyle w:val="Bibliography"/>
         <w:rPr/>
       </w:pPr>
-      <w:bookmarkStart w:id="36" w:name="X8197757cb75e327dcc86b36afee00a28411c12b"/>
+      <w:bookmarkStart w:id="34" w:name="X8197757cb75e327dcc86b36afee00a28411c12b"/>
       <w:r>
         <w:rPr/>
         <w:t xml:space="preserve">BARBOSA, Ana Maria da Silva </w:t>
@@ -14077,14 +14106,14 @@
         <w:rPr/>
         <w:t>, v. 16, n. 3, p. 129–146, 2020.</w:t>
       </w:r>
-      <w:bookmarkEnd w:id="36"/>
+      <w:bookmarkEnd w:id="34"/>
     </w:p>
     <w:p>
       <w:pPr>
         <w:pStyle w:val="Bibliography"/>
         <w:rPr/>
       </w:pPr>
-      <w:bookmarkStart w:id="37" w:name="ref-chew_manutenibilidadeverde_2016"/>
+      <w:bookmarkStart w:id="35" w:name="ref-chew_manutenibilidadeverde_2016"/>
       <w:r>
         <w:rPr/>
         <w:t xml:space="preserve">CHEW, Michael Yit Lin; CONEJOS, Sheila. </w:t>
@@ -14112,14 +14141,14 @@
         <w:rPr/>
         <w:t>, v. 34, n. 4/5, p. 379–406, 2016.</w:t>
       </w:r>
-      <w:bookmarkEnd w:id="37"/>
+      <w:bookmarkEnd w:id="35"/>
     </w:p>
     <w:p>
       <w:pPr>
         <w:pStyle w:val="Bibliography"/>
         <w:rPr/>
       </w:pPr>
-      <w:bookmarkStart w:id="38" w:name="ref-conejos_verticalgreenery_2019"/>
+      <w:bookmarkStart w:id="36" w:name="ref-conejos_verticalgreenery_2019"/>
       <w:r>
         <w:rPr/>
         <w:t xml:space="preserve">CONEJOS, Sheila; CHEW, Michael Yit Lin; AZRIL, Fikril Hakim Bin. </w:t>
@@ -14147,14 +14176,14 @@
         <w:rPr/>
         <w:t>, v. 37, n. 13/14, p. 1008–1047, 2019.</w:t>
       </w:r>
-      <w:bookmarkEnd w:id="38"/>
+      <w:bookmarkEnd w:id="36"/>
     </w:p>
     <w:p>
       <w:pPr>
         <w:pStyle w:val="Bibliography"/>
         <w:rPr/>
       </w:pPr>
-      <w:bookmarkStart w:id="39" w:name="ref-crossref_restapi_2026"/>
+      <w:bookmarkStart w:id="37" w:name="ref-crossref_restapi_2026"/>
       <w:r>
         <w:rPr/>
         <w:t xml:space="preserve">CROSSREF. </w:t>
@@ -14182,14 +14211,14 @@
         <w:rPr/>
         <w:t>&gt;. Acesso em: 10 jul. 2026.</w:t>
       </w:r>
-      <w:bookmarkEnd w:id="39"/>
+      <w:bookmarkEnd w:id="37"/>
     </w:p>
     <w:p>
       <w:pPr>
         <w:pStyle w:val="Bibliography"/>
         <w:rPr/>
       </w:pPr>
-      <w:bookmarkStart w:id="40" w:name="ref-das_iotai_2025"/>
+      <w:bookmarkStart w:id="38" w:name="ref-das_iotai_2025"/>
       <w:r>
         <w:rPr/>
         <w:t xml:space="preserve">DAS, Dillip Kumar. </w:t>
@@ -14217,14 +14246,14 @@
         <w:rPr/>
         <w:t>, v. 17, n. 22, p. 10313, 2025.</w:t>
       </w:r>
-      <w:bookmarkEnd w:id="40"/>
+      <w:bookmarkEnd w:id="38"/>
     </w:p>
     <w:p>
       <w:pPr>
         <w:pStyle w:val="Bibliography"/>
         <w:rPr/>
       </w:pPr>
-      <w:bookmarkStart w:id="41" w:name="ref-deng_bimdigitaltwins_2021"/>
+      <w:bookmarkStart w:id="39" w:name="ref-deng_bimdigitaltwins_2021"/>
       <w:r>
         <w:rPr/>
         <w:t xml:space="preserve">DENG, Min; MENASSA, Carol C.; KAMAT, Vineet R. </w:t>
@@ -14252,14 +14281,14 @@
         <w:rPr/>
         <w:t>, v. 26, p. 58–83, 2021.</w:t>
       </w:r>
-      <w:bookmarkEnd w:id="41"/>
+      <w:bookmarkEnd w:id="39"/>
     </w:p>
     <w:p>
       <w:pPr>
         <w:pStyle w:val="Bibliography"/>
         <w:rPr/>
       </w:pPr>
-      <w:bookmarkStart w:id="42" w:name="ref-donthu_bibliometria_2021"/>
+      <w:bookmarkStart w:id="40" w:name="ref-donthu_bibliometria_2021"/>
       <w:r>
         <w:rPr/>
         <w:t xml:space="preserve">DONTHU, Naveen </w:t>
@@ -14298,14 +14327,14 @@
         <w:rPr/>
         <w:t>, v. 133, p. 285–296, 2021.</w:t>
       </w:r>
-      <w:bookmarkEnd w:id="42"/>
+      <w:bookmarkEnd w:id="40"/>
     </w:p>
     <w:p>
       <w:pPr>
         <w:pStyle w:val="Bibliography"/>
         <w:rPr/>
       </w:pPr>
-      <w:bookmarkStart w:id="43" w:name="ref-gispert_ontologiaativos_2025"/>
+      <w:bookmarkStart w:id="41" w:name="ref-gispert_ontologiaativos_2025"/>
       <w:r>
         <w:rPr/>
         <w:t xml:space="preserve">ESPINOSA GISPERT, Diego </w:t>
@@ -14344,14 +14373,14 @@
         <w:rPr/>
         <w:t>, v. 14, n. 3, p. 740–757, 2025.</w:t>
       </w:r>
-      <w:bookmarkEnd w:id="43"/>
+      <w:bookmarkEnd w:id="41"/>
     </w:p>
     <w:p>
       <w:pPr>
         <w:pStyle w:val="Bibliography"/>
         <w:rPr/>
       </w:pPr>
-      <w:bookmarkStart w:id="44" w:name="ref-ferreira_manutencaoceramica_2020"/>
+      <w:bookmarkStart w:id="42" w:name="ref-ferreira_manutencaoceramica_2020"/>
       <w:r>
         <w:rPr/>
         <w:t xml:space="preserve">FERREIRA, Cláudia </w:t>
@@ -14390,14 +14419,14 @@
         <w:rPr/>
         <w:t>, v. 16, n. 2, p. 247–265, 2020.</w:t>
       </w:r>
-      <w:bookmarkEnd w:id="44"/>
+      <w:bookmarkEnd w:id="42"/>
     </w:p>
     <w:p>
       <w:pPr>
         <w:pStyle w:val="Bibliography"/>
         <w:rPr/>
       </w:pPr>
-      <w:bookmarkStart w:id="45" w:name="ref-goretti_bimoem_2023"/>
+      <w:bookmarkStart w:id="43" w:name="ref-goretti_bimoem_2023"/>
       <w:r>
         <w:rPr/>
         <w:t xml:space="preserve">GORETTI, Hannah A.; KAMING, Peter. </w:t>
@@ -14425,14 +14454,14 @@
         <w:rPr/>
         <w:t>, v. 429, p. 01002, 2023.</w:t>
       </w:r>
-      <w:bookmarkEnd w:id="45"/>
+      <w:bookmarkEnd w:id="43"/>
     </w:p>
     <w:p>
       <w:pPr>
         <w:pStyle w:val="Bibliography"/>
         <w:rPr/>
       </w:pPr>
-      <w:bookmarkStart w:id="46" w:name="ref-hu_revisao_sintese_2026"/>
+      <w:bookmarkStart w:id="44" w:name="ref-hu_revisao_sintese_2026"/>
       <w:r>
         <w:rPr/>
         <w:t xml:space="preserve">HU, Meilan </w:t>
@@ -14471,14 +14500,14 @@
         <w:rPr/>
         <w:t>, v. 58, n. 7, p. 197, 2026.</w:t>
       </w:r>
-      <w:bookmarkEnd w:id="46"/>
+      <w:bookmarkEnd w:id="44"/>
     </w:p>
     <w:p>
       <w:pPr>
         <w:pStyle w:val="Bibliography"/>
         <w:rPr/>
       </w:pPr>
-      <w:bookmarkStart w:id="47" w:name="ref-jiang_deduplicacao_regras_2014"/>
+      <w:bookmarkStart w:id="45" w:name="ref-jiang_deduplicacao_regras_2014"/>
       <w:r>
         <w:rPr/>
         <w:t xml:space="preserve">JIANG, Yu </w:t>
@@ -14517,14 +14546,14 @@
         <w:rPr/>
         <w:t>, v. 2014, p. bat086, 2014.</w:t>
       </w:r>
-      <w:bookmarkEnd w:id="47"/>
+      <w:bookmarkEnd w:id="45"/>
     </w:p>
     <w:p>
       <w:pPr>
         <w:pStyle w:val="Bibliography"/>
         <w:rPr/>
       </w:pPr>
-      <w:bookmarkStart w:id="48" w:name="ref-kim_estimativacustoseducacional_2018"/>
+      <w:bookmarkStart w:id="46" w:name="ref-kim_estimativacustoseducacional_2018"/>
       <w:r>
         <w:rPr/>
         <w:t xml:space="preserve">KIM, Ji-Myong </w:t>
@@ -14563,14 +14592,14 @@
         <w:rPr/>
         <w:t>, v. 17, n. 2, p. 307–312, 2018.</w:t>
       </w:r>
-      <w:bookmarkEnd w:id="48"/>
+      <w:bookmarkEnd w:id="46"/>
     </w:p>
     <w:p>
       <w:pPr>
         <w:pStyle w:val="Bibliography"/>
         <w:rPr/>
       </w:pPr>
-      <w:bookmarkStart w:id="49" w:name="ref-lateef_manutencaouniversidade_2010"/>
+      <w:bookmarkStart w:id="47" w:name="ref-lateef_manutencaouniversidade_2010"/>
       <w:r>
         <w:rPr/>
         <w:t xml:space="preserve">LATEEF, Olanrewaju Abdul; KHAMIDI, Mohd Faris; IDRUS, Arazi. Building maintenance management in a Malaysian university campuses: a case study. </w:t>
@@ -14586,14 +14615,14 @@
         <w:rPr/>
         <w:t>, v. 10, n. 1/2, p. 76–89, 2010.</w:t>
       </w:r>
-      <w:bookmarkEnd w:id="49"/>
+      <w:bookmarkEnd w:id="47"/>
     </w:p>
     <w:p>
       <w:pPr>
         <w:pStyle w:val="Bibliography"/>
         <w:rPr/>
       </w:pPr>
-      <w:bookmarkStart w:id="50" w:name="ref-maia_gestaoinformacaomanutencao_2016"/>
+      <w:bookmarkStart w:id="48" w:name="ref-maia_gestaoinformacaomanutencao_2016"/>
       <w:r>
         <w:rPr/>
         <w:t xml:space="preserve">MAIA, Barbara Lepca; SCHEER, Sérgio; FREITAS, Maria do Carmo Duarte. Manutenção predial: a prospecta de decisões a partir da gestão da informação. </w:t>
@@ -14609,14 +14638,14 @@
         <w:rPr/>
         <w:t>, v. 8, n. 3, p. 37–55, 2016.</w:t>
       </w:r>
-      <w:bookmarkEnd w:id="50"/>
+      <w:bookmarkEnd w:id="48"/>
     </w:p>
     <w:p>
       <w:pPr>
         <w:pStyle w:val="Bibliography"/>
         <w:rPr/>
       </w:pPr>
-      <w:bookmarkStart w:id="51" w:name="ref-martins_custosmanutencaoses_2024"/>
+      <w:bookmarkStart w:id="49" w:name="ref-martins_custosmanutencaoses_2024"/>
       <w:r>
         <w:rPr/>
         <w:t xml:space="preserve">MARTINS, Rafael Fernando Batista; ESPEJO, Márcia Maria dos Santos Bortolocci. </w:t>
@@ -14644,14 +14673,14 @@
         <w:rPr/>
         <w:t>, v. 19, n. 1, p. 79–98, 2024.</w:t>
       </w:r>
-      <w:bookmarkEnd w:id="51"/>
+      <w:bookmarkEnd w:id="49"/>
     </w:p>
     <w:p>
       <w:pPr>
         <w:pStyle w:val="Bibliography"/>
         <w:rPr/>
       </w:pPr>
-      <w:bookmarkStart w:id="52" w:name="ref-masmoudi_ahptopsis_2026"/>
+      <w:bookmarkStart w:id="50" w:name="ref-masmoudi_ahptopsis_2026"/>
       <w:r>
         <w:rPr/>
         <w:t xml:space="preserve">MASMOUDI, Malek </w:t>
@@ -14690,14 +14719,14 @@
         <w:rPr/>
         <w:t>, v. 33, n. 4, p. 2535–2576, 2026.</w:t>
       </w:r>
-      <w:bookmarkEnd w:id="52"/>
+      <w:bookmarkEnd w:id="50"/>
     </w:p>
     <w:p>
       <w:pPr>
         <w:pStyle w:val="Bibliography"/>
         <w:rPr/>
       </w:pPr>
-      <w:bookmarkStart w:id="53" w:name="ref-morais_eficienciamanutencao_2023"/>
+      <w:bookmarkStart w:id="51" w:name="ref-morais_eficienciamanutencao_2023"/>
       <w:r>
         <w:rPr/>
         <w:t xml:space="preserve">MORAIS, Lucas Salomão Rael de; PAULA, Heber Martins de; REIS, Ricardo Prado Abreu. </w:t>
@@ -14725,14 +14754,14 @@
         <w:rPr/>
         <w:t>, v. 16, n. 34, p. 1–27, 2023.</w:t>
       </w:r>
-      <w:bookmarkEnd w:id="53"/>
+      <w:bookmarkEnd w:id="51"/>
     </w:p>
     <w:p>
       <w:pPr>
         <w:pStyle w:val="Bibliography"/>
         <w:rPr/>
       </w:pPr>
-      <w:bookmarkStart w:id="54" w:name="ref-motuziene_ventilacaoia_2025"/>
+      <w:bookmarkStart w:id="52" w:name="ref-motuziene_ventilacaoia_2025"/>
       <w:r>
         <w:rPr/>
         <w:t xml:space="preserve">MOTUZIENĖ, Violeta </w:t>
@@ -14771,14 +14800,14 @@
         <w:rPr/>
         <w:t>, v. 17, n. 9, p. 4140, 2025.</w:t>
       </w:r>
-      <w:bookmarkEnd w:id="54"/>
+      <w:bookmarkEnd w:id="52"/>
     </w:p>
     <w:p>
       <w:pPr>
         <w:pStyle w:val="Bibliography"/>
         <w:rPr/>
       </w:pPr>
-      <w:bookmarkStart w:id="55" w:name="ref-nageli_ciclovida_2019"/>
+      <w:bookmarkStart w:id="53" w:name="ref-nageli_ciclovida_2019"/>
       <w:r>
         <w:rPr/>
         <w:t xml:space="preserve">NÄGELI, Claudio </w:t>
@@ -14817,14 +14846,14 @@
         <w:rPr/>
         <w:t>, v. 160, p. 106212, 2019.</w:t>
       </w:r>
-      <w:bookmarkEnd w:id="55"/>
+      <w:bookmarkEnd w:id="53"/>
     </w:p>
     <w:p>
       <w:pPr>
         <w:pStyle w:val="Bibliography"/>
         <w:rPr/>
       </w:pPr>
-      <w:bookmarkStart w:id="56" w:name="ref-naji_campusdelphi_2023"/>
+      <w:bookmarkStart w:id="54" w:name="ref-naji_campusdelphi_2023"/>
       <w:r>
         <w:rPr/>
         <w:t xml:space="preserve">NAJI, Khalid K.; GUNDUZ, Murat; MAKI, Omar. </w:t>
@@ -14852,14 +14881,14 @@
         <w:rPr/>
         <w:t>, v. 149, n. 7, p. 04023052, 2023.</w:t>
       </w:r>
-      <w:bookmarkEnd w:id="56"/>
+      <w:bookmarkEnd w:id="54"/>
     </w:p>
     <w:p>
       <w:pPr>
         <w:pStyle w:val="Bibliography"/>
         <w:rPr/>
       </w:pPr>
-      <w:bookmarkStart w:id="57" w:name="X29a0b815a0fa8c82998c6fb0764f2ef94fd929e"/>
+      <w:bookmarkStart w:id="55" w:name="X29a0b815a0fa8c82998c6fb0764f2ef94fd929e"/>
       <w:r>
         <w:rPr/>
         <w:t xml:space="preserve">NDUKUBA, Samuel Nnadoziem. </w:t>
@@ -14887,14 +14916,14 @@
         <w:rPr/>
         <w:t>, v. 2, n. 2, p. 110–123, 2025.</w:t>
       </w:r>
-      <w:bookmarkEnd w:id="57"/>
+      <w:bookmarkEnd w:id="55"/>
     </w:p>
     <w:p>
       <w:pPr>
         <w:pStyle w:val="Bibliography"/>
         <w:rPr/>
       </w:pPr>
-      <w:bookmarkStart w:id="58" w:name="ref-nielsen_sustentabilidadefm_2016"/>
+      <w:bookmarkStart w:id="56" w:name="ref-nielsen_sustentabilidadefm_2016"/>
       <w:r>
         <w:rPr/>
         <w:t xml:space="preserve">NIELSEN, Susanne Balslev; SARASOJA, Anna-Liisa; GALAMBA, Kirsten Ramskov. </w:t>
@@ -14922,14 +14951,14 @@
         <w:rPr/>
         <w:t>, v. 34, n. 9-10, p. 535–563, 2016.</w:t>
       </w:r>
-      <w:bookmarkEnd w:id="58"/>
+      <w:bookmarkEnd w:id="56"/>
     </w:p>
     <w:p>
       <w:pPr>
         <w:pStyle w:val="Bibliography"/>
         <w:rPr/>
       </w:pPr>
-      <w:bookmarkStart w:id="59" w:name="ref-okoro_sustainablefm_2023"/>
+      <w:bookmarkStart w:id="57" w:name="ref-okoro_sustainablefm_2023"/>
       <w:r>
         <w:rPr/>
         <w:t xml:space="preserve">OKORO, Chioma Sylvia. </w:t>
@@ -14957,14 +14986,14 @@
         <w:rPr/>
         <w:t>, v. 15, n. 4, p. 3174, 2023.</w:t>
       </w:r>
-      <w:bookmarkEnd w:id="59"/>
+      <w:bookmarkEnd w:id="57"/>
     </w:p>
     <w:p>
       <w:pPr>
         <w:pStyle w:val="Bibliography"/>
         <w:rPr/>
       </w:pPr>
-      <w:bookmarkStart w:id="60" w:name="ref-opoku_futurofm_2022"/>
+      <w:bookmarkStart w:id="58" w:name="ref-opoku_futurofm_2022"/>
       <w:r>
         <w:rPr/>
         <w:t xml:space="preserve">OPOKU, Alex; LEE, Jeoung Yul. </w:t>
@@ -14992,14 +15021,14 @@
         <w:rPr/>
         <w:t>, v. 14, n. 3, p. 1705, 2022.</w:t>
       </w:r>
-      <w:bookmarkEnd w:id="60"/>
+      <w:bookmarkEnd w:id="58"/>
     </w:p>
     <w:p>
       <w:pPr>
         <w:pStyle w:val="Bibliography"/>
         <w:rPr/>
       </w:pPr>
-      <w:bookmarkStart w:id="61" w:name="ref-othman_manutenibilidadeesi_2023"/>
+      <w:bookmarkStart w:id="59" w:name="ref-othman_manutenibilidadeesi_2023"/>
       <w:r>
         <w:rPr/>
         <w:t xml:space="preserve">OTHMAN, Ayman Ahmed Ezzat; KAMAL, Ahmed. </w:t>
@@ -15027,14 +15056,14 @@
         <w:rPr/>
         <w:t>, v. 15, p. 34–49, 2023.</w:t>
       </w:r>
-      <w:bookmarkEnd w:id="61"/>
+      <w:bookmarkEnd w:id="59"/>
     </w:p>
     <w:p>
       <w:pPr>
         <w:pStyle w:val="Bibliography"/>
         <w:rPr/>
       </w:pPr>
-      <w:bookmarkStart w:id="62" w:name="ref-park_cbrfuzzyahp_2019"/>
+      <w:bookmarkStart w:id="60" w:name="ref-park_cbrfuzzyahp_2019"/>
       <w:r>
         <w:rPr/>
         <w:t xml:space="preserve">PARK, Sojin; KWON, Nahyun; AHN, Yonghan. </w:t>
@@ -15062,14 +15091,14 @@
         <w:rPr/>
         <w:t>, v. 11, n. 24, p. 7181, 2019.</w:t>
       </w:r>
-      <w:bookmarkEnd w:id="62"/>
+      <w:bookmarkEnd w:id="60"/>
     </w:p>
     <w:p>
       <w:pPr>
         <w:pStyle w:val="Bibliography"/>
         <w:rPr/>
       </w:pPr>
-      <w:bookmarkStart w:id="63" w:name="ref-ramantswana_esgfm_2026"/>
+      <w:bookmarkStart w:id="61" w:name="ref-ramantswana_esgfm_2026"/>
       <w:r>
         <w:rPr/>
         <w:t xml:space="preserve">RAMANTSWANA, Thabelo </w:t>
@@ -15108,14 +15137,14 @@
         <w:rPr/>
         <w:t>, v. 44, n. 5, p. 1246–1266, 2026.</w:t>
       </w:r>
-      <w:bookmarkEnd w:id="63"/>
+      <w:bookmarkEnd w:id="61"/>
     </w:p>
     <w:p>
       <w:pPr>
         <w:pStyle w:val="Bibliography"/>
         <w:rPr/>
       </w:pPr>
-      <w:bookmarkStart w:id="64" w:name="ref-rathbone_deduplicacao_2015"/>
+      <w:bookmarkStart w:id="62" w:name="ref-rathbone_deduplicacao_2015"/>
       <w:r>
         <w:rPr/>
         <w:t xml:space="preserve">RATHBONE, John </w:t>
@@ -15154,14 +15183,14 @@
         <w:rPr/>
         <w:t>, v. 4, p. 6, 2015.</w:t>
       </w:r>
-      <w:bookmarkEnd w:id="64"/>
+      <w:bookmarkEnd w:id="62"/>
     </w:p>
     <w:p>
       <w:pPr>
         <w:pStyle w:val="Bibliography"/>
         <w:rPr/>
       </w:pPr>
-      <w:bookmarkStart w:id="65" w:name="ref-snyder_revisaometodologia_2019"/>
+      <w:bookmarkStart w:id="63" w:name="ref-snyder_revisaometodologia_2019"/>
       <w:r>
         <w:rPr/>
         <w:t xml:space="preserve">SNYDER, Hannah. </w:t>
@@ -15189,14 +15218,14 @@
         <w:rPr/>
         <w:t>, v. 104, p. 333–339, 2019.</w:t>
       </w:r>
-      <w:bookmarkEnd w:id="65"/>
+      <w:bookmarkEnd w:id="63"/>
     </w:p>
     <w:p>
       <w:pPr>
         <w:pStyle w:val="Bibliography"/>
         <w:rPr/>
       </w:pPr>
-      <w:bookmarkStart w:id="66" w:name="ref-suh_demandaenergiaagua_2012"/>
+      <w:bookmarkStart w:id="64" w:name="ref-suh_demandaenergiaagua_2012"/>
       <w:r>
         <w:rPr/>
         <w:t xml:space="preserve">SUH, Dongjun; CHANG, Seongju. </w:t>
@@ -15224,14 +15253,14 @@
         <w:rPr/>
         <w:t>, v. 5, n. 11, p. 4497–4516, 2012.</w:t>
       </w:r>
-      <w:bookmarkEnd w:id="66"/>
+      <w:bookmarkEnd w:id="64"/>
     </w:p>
     <w:p>
       <w:pPr>
         <w:pStyle w:val="Bibliography"/>
         <w:rPr/>
       </w:pPr>
-      <w:bookmarkStart w:id="67" w:name="ref-talib_hospitalfm_2013"/>
+      <w:bookmarkStart w:id="65" w:name="ref-talib_hospitalfm_2013"/>
       <w:r>
         <w:rPr/>
         <w:t xml:space="preserve">TALIB, Yuhainis; RAJAGOPALAN, Priyadarsini; YANG, Jay. </w:t>
@@ -15259,14 +15288,14 @@
         <w:rPr/>
         <w:t>, v. 31, n. 13/14, p. 681–701, 2013.</w:t>
       </w:r>
-      <w:bookmarkEnd w:id="67"/>
+      <w:bookmarkEnd w:id="65"/>
     </w:p>
     <w:p>
       <w:pPr>
         <w:pStyle w:val="Bibliography"/>
         <w:rPr/>
       </w:pPr>
-      <w:bookmarkStart w:id="68" w:name="ref-tan_fluxoinformacao_2018"/>
+      <w:bookmarkStart w:id="66" w:name="ref-tan_fluxoinformacao_2018"/>
       <w:r>
         <w:rPr/>
         <w:t xml:space="preserve">TAN, Adeline Zhu Teng; ZAMAN, Atiq Uz; SUTRISNA, Monty. </w:t>
@@ -15294,14 +15323,14 @@
         <w:rPr/>
         <w:t>, v. 36, n. 3/4, p. 151–170, 2018.</w:t>
       </w:r>
-      <w:bookmarkEnd w:id="68"/>
+      <w:bookmarkEnd w:id="66"/>
     </w:p>
     <w:p>
       <w:pPr>
         <w:pStyle w:val="Bibliography"/>
         <w:rPr/>
       </w:pPr>
-      <w:bookmarkStart w:id="69" w:name="ref-whittemore_revisaointegrativa_2005"/>
+      <w:bookmarkStart w:id="67" w:name="ref-whittemore_revisaointegrativa_2005"/>
       <w:r>
         <w:rPr/>
         <w:t xml:space="preserve">WHITTEMORE, Robin; KNAFL, Kathleen. </w:t>
@@ -15329,14 +15358,14 @@
         <w:rPr/>
         <w:t>, v. 52, n. 5, p. 546–553, 2005.</w:t>
       </w:r>
-      <w:bookmarkEnd w:id="69"/>
+      <w:bookmarkEnd w:id="67"/>
     </w:p>
     <w:p>
       <w:pPr>
         <w:pStyle w:val="Bibliography"/>
         <w:rPr/>
       </w:pPr>
-      <w:bookmarkStart w:id="70" w:name="ref-wu_gnnvidautil_2025"/>
+      <w:bookmarkStart w:id="68" w:name="ref-wu_gnnvidautil_2025"/>
       <w:r>
         <w:rPr/>
         <w:t xml:space="preserve">WU, Pei-Yu; MUNDT-PETERSEN, S. Olof. </w:t>
@@ -15364,7 +15393,7 @@
         <w:rPr/>
         <w:t>, v. 1554, p. 012036, 2025.</w:t>
       </w:r>
-      <w:bookmarkEnd w:id="70"/>
+      <w:bookmarkEnd w:id="68"/>
     </w:p>
     <w:p>
       <w:pPr>
@@ -15372,7 +15401,7 @@
         <w:spacing w:before="0" w:after="200"/>
         <w:rPr/>
       </w:pPr>
-      <w:bookmarkStart w:id="71" w:name="ref-yoon_fuzzyfm_2018"/>
+      <w:bookmarkStart w:id="69" w:name="ref-yoon_fuzzyfm_2018"/>
       <w:r>
         <w:rPr/>
         <w:t xml:space="preserve">YOON, Jong Han; CHA, Hee Sung. </w:t>
@@ -15400,9 +15429,9 @@
         <w:rPr/>
         <w:t>, v. 32, n. 3, p. 04018025, 2018.</w:t>
       </w:r>
-      <w:bookmarkEnd w:id="27"/>
-      <w:bookmarkEnd w:id="28"/>
-      <w:bookmarkEnd w:id="71"/>
+      <w:bookmarkEnd w:id="25"/>
+      <w:bookmarkEnd w:id="26"/>
+      <w:bookmarkEnd w:id="69"/>
     </w:p>
     <w:sectPr>
       <w:type w:val="nextPage"/>

--- a/artigo_anonimo.docx
+++ b/artigo_anonimo.docx
@@ -798,7 +798,20 @@
               <w:rPr>
                 <w:sz w:val="18"/>
               </w:rPr>
-              <w:t>BIM, digital twin, sensores, ontologias, IA e manutenção preditiva.</w:t>
+              <w:t xml:space="preserve">BIM, </w:t>
+            </w:r>
+            <w:r>
+              <w:rPr>
+                <w:i/>
+                <w:sz w:val="18"/>
+              </w:rPr>
+              <w:t>digital twin</w:t>
+            </w:r>
+            <w:r>
+              <w:rPr>
+                <w:sz w:val="18"/>
+              </w:rPr>
+              <w:t>, sensores, ontologias, IA e manutenção preditiva.</w:t>
             </w:r>
           </w:p>
         </w:tc>
@@ -5028,7 +5041,20 @@
               <w:rPr>
                 <w:sz w:val="18"/>
               </w:rPr>
-              <w:t>Identificação de universidades, campus, edifícios públicos, escolas, hospitais e outras tipologias.</w:t>
+              <w:t xml:space="preserve">Identificação de universidades, </w:t>
+            </w:r>
+            <w:r>
+              <w:rPr>
+                <w:i/>
+                <w:sz w:val="18"/>
+              </w:rPr>
+              <w:t>campus</w:t>
+            </w:r>
+            <w:r>
+              <w:rPr>
+                <w:sz w:val="18"/>
+              </w:rPr>
+              <w:t>, edifícios públicos, escolas, hospitais e outras tipologias.</w:t>
             </w:r>
           </w:p>
         </w:tc>
@@ -7709,9 +7735,42 @@
             </w:pPr>
             <w:r>
               <w:rPr>
-                <w:sz w:val="18"/>
-              </w:rPr>
-              <w:t>Journal, JOUR e journal-article.</w:t>
+                <w:i/>
+                <w:sz w:val="18"/>
+              </w:rPr>
+              <w:t>Journal</w:t>
+            </w:r>
+            <w:r>
+              <w:rPr>
+                <w:sz w:val="18"/>
+              </w:rPr>
+              <w:t xml:space="preserve">, </w:t>
+            </w:r>
+            <w:r>
+              <w:rPr>
+                <w:i/>
+                <w:sz w:val="18"/>
+              </w:rPr>
+              <w:t>JOUR</w:t>
+            </w:r>
+            <w:r>
+              <w:rPr>
+                <w:sz w:val="18"/>
+              </w:rPr>
+              <w:t xml:space="preserve"> e </w:t>
+            </w:r>
+            <w:r>
+              <w:rPr>
+                <w:i/>
+                <w:sz w:val="18"/>
+              </w:rPr>
+              <w:t>journal-article</w:t>
+            </w:r>
+            <w:r>
+              <w:rPr>
+                <w:sz w:val="18"/>
+              </w:rPr>
+              <w:t>.</w:t>
             </w:r>
           </w:p>
         </w:tc>
@@ -7822,9 +7881,29 @@
             </w:pPr>
             <w:r>
               <w:rPr>
-                <w:sz w:val="18"/>
-              </w:rPr>
-              <w:t>Conference Proceeding e CPAPER.</w:t>
+                <w:i/>
+                <w:sz w:val="18"/>
+              </w:rPr>
+              <w:t>Conference Proceeding</w:t>
+            </w:r>
+            <w:r>
+              <w:rPr>
+                <w:sz w:val="18"/>
+              </w:rPr>
+              <w:t xml:space="preserve"> e </w:t>
+            </w:r>
+            <w:r>
+              <w:rPr>
+                <w:i/>
+                <w:sz w:val="18"/>
+              </w:rPr>
+              <w:t>CPAPER</w:t>
+            </w:r>
+            <w:r>
+              <w:rPr>
+                <w:sz w:val="18"/>
+              </w:rPr>
+              <w:t>.</w:t>
             </w:r>
           </w:p>
         </w:tc>
@@ -7935,9 +8014,29 @@
             </w:pPr>
             <w:r>
               <w:rPr>
-                <w:sz w:val="18"/>
-              </w:rPr>
-              <w:t>Book Series e Book.</w:t>
+                <w:i/>
+                <w:sz w:val="18"/>
+              </w:rPr>
+              <w:t>Book Series</w:t>
+            </w:r>
+            <w:r>
+              <w:rPr>
+                <w:sz w:val="18"/>
+              </w:rPr>
+              <w:t xml:space="preserve"> e </w:t>
+            </w:r>
+            <w:r>
+              <w:rPr>
+                <w:i/>
+                <w:sz w:val="18"/>
+              </w:rPr>
+              <w:t>Book</w:t>
+            </w:r>
+            <w:r>
+              <w:rPr>
+                <w:sz w:val="18"/>
+              </w:rPr>
+              <w:t>.</w:t>
             </w:r>
           </w:p>
         </w:tc>
@@ -10870,6 +10969,7 @@
             </w:pPr>
             <w:r>
               <w:rPr>
+                <w:i/>
                 <w:sz w:val="18"/>
               </w:rPr>
               <w:t>Campus</w:t>
@@ -11977,7 +12077,20 @@
               <w:rPr>
                 <w:sz w:val="18"/>
               </w:rPr>
-              <w:t>Informação em 82 registros, BIM em 28 e digital twin em 11. Perdas de informação foram observadas por Tan; Zaman; Sutrisna (2018).</w:t>
+              <w:t xml:space="preserve">Informação em 82 registros, BIM em 28 e </w:t>
+            </w:r>
+            <w:r>
+              <w:rPr>
+                <w:i/>
+                <w:sz w:val="18"/>
+              </w:rPr>
+              <w:t>digital twin</w:t>
+            </w:r>
+            <w:r>
+              <w:rPr>
+                <w:sz w:val="18"/>
+              </w:rPr>
+              <w:t xml:space="preserve"> em 11. Perdas de informação foram observadas por Tan; Zaman; Sutrisna (2018).</w:t>
             </w:r>
           </w:p>
         </w:tc>
@@ -13227,7 +13340,7 @@
               <w:rPr>
                 <w:sz w:val="18"/>
               </w:rPr>
-              <w:t>Custo estimado por área, R$/m</w:t>
+              <w:t>Custo estimado por área, R$/m²</w:t>
             </w:r>
           </w:p>
         </w:tc>
@@ -13367,7 +13480,7 @@
               <w:rPr>
                 <w:sz w:val="18"/>
               </w:rPr>
-              <w:t>Intensidade energética em base móvel de 12 meses, kWh/m</w:t>
+              <w:t>Intensidade energética em base móvel de 12 meses, kWh/m²</w:t>
             </w:r>
           </w:p>
         </w:tc>

--- a/artigo_anonimo.docx
+++ b/artigo_anonimo.docx
@@ -1,14 +1,10 @@
 
 <file path=word/document.xml><?xml version="1.0" encoding="utf-8"?>
-<w:document xmlns:o="urn:schemas-microsoft-com:office:office" xmlns:r="http://schemas.openxmlformats.org/officeDocument/2006/relationships" xmlns:v="urn:schemas-microsoft-com:vml" xmlns:w="http://schemas.openxmlformats.org/wordprocessingml/2006/main" xmlns:w10="urn:schemas-microsoft-com:office:word" xmlns:wp="http://schemas.openxmlformats.org/drawingml/2006/wordprocessingDrawing" xmlns:wps="http://schemas.microsoft.com/office/word/2010/wordprocessingShape" xmlns:wpg="http://schemas.microsoft.com/office/word/2010/wordprocessingGroup" xmlns:mc="http://schemas.openxmlformats.org/markup-compatibility/2006" xmlns:wp14="http://schemas.microsoft.com/office/word/2010/wordprocessingDrawing" xmlns:w14="http://schemas.microsoft.com/office/word/2010/wordml" xmlns:w15="http://schemas.microsoft.com/office/word/2012/wordml" mc:Ignorable="w14 wp14 w15">
+<w:document xmlns:o="urn:schemas-microsoft-com:office:office" xmlns:r="http://schemas.openxmlformats.org/officeDocument/2006/relationships" xmlns:v="urn:schemas-microsoft-com:vml" xmlns:w="http://schemas.openxmlformats.org/wordprocessingml/2006/main" xmlns:w10="urn:schemas-microsoft-com:office:word" xmlns:wp="http://schemas.openxmlformats.org/drawingml/2006/wordprocessingDrawing" xmlns:pic="http://schemas.openxmlformats.org/drawingml/2006/picture" xmlns:wps="http://schemas.microsoft.com/office/word/2010/wordprocessingShape" xmlns:wpg="http://schemas.microsoft.com/office/word/2010/wordprocessingGroup" xmlns:mc="http://schemas.openxmlformats.org/markup-compatibility/2006" xmlns:wp14="http://schemas.microsoft.com/office/word/2010/wordprocessingDrawing" xmlns:w14="http://schemas.microsoft.com/office/word/2010/wordml" xmlns:w15="http://schemas.microsoft.com/office/word/2012/wordml" mc:Ignorable="w14 wp14 w15">
   <w:body>
     <w:p>
       <w:pPr>
         <w:pStyle w:val="Title"/>
-        <w:keepNext w:val="true"/>
-        <w:keepLines/>
-        <w:spacing w:before="480" w:after="240"/>
-        <w:jc w:val="center"/>
         <w:rPr/>
       </w:pPr>
       <w:r>
@@ -271,7 +267,7 @@
       <w:tblPr>
         <w:tblW w:w="9360" w:type="dxa"/>
         <w:jc w:val="start"/>
-        <w:tblInd w:w="113" w:type="dxa"/>
+        <w:tblInd w:w="103" w:type="dxa"/>
         <w:tblLayout w:type="fixed"/>
         <w:tblCellMar>
           <w:top w:w="0" w:type="dxa"/>
@@ -279,18 +275,18 @@
           <w:bottom w:w="0" w:type="dxa"/>
           <w:end w:w="108" w:type="dxa"/>
         </w:tblCellMar>
-        <w:tblLook w:val="04a0" w:noHBand="0" w:noVBand="1" w:firstColumn="1" w:lastRow="0" w:lastColumn="0" w:firstRow="1"/>
+        <w:tblLook w:val="04a0" w:firstRow="1" w:noVBand="1" w:lastRow="0" w:firstColumn="1" w:lastColumn="0" w:noHBand="0"/>
       </w:tblPr>
       <w:tblGrid>
         <w:gridCol w:w="2340"/>
         <w:gridCol w:w="2340"/>
         <w:gridCol w:w="2340"/>
-        <w:gridCol w:w="2339"/>
+        <w:gridCol w:w="2340"/>
       </w:tblGrid>
       <w:tr>
         <w:trPr>
           <w:tblHeader w:val="true"/>
-          <w:cantSplit w:val="true"/>
+          <w:cantSplit/>
         </w:trPr>
         <w:tc>
           <w:tcPr>
@@ -378,7 +374,7 @@
         </w:tc>
         <w:tc>
           <w:tcPr>
-            <w:tcW w:w="2339" w:type="dxa"/>
+            <w:tcW w:w="2340" w:type="dxa"/>
             <w:tcBorders>
               <w:top w:val="single" w:sz="4" w:space="0" w:color="999999"/>
               <w:start w:val="single" w:sz="4" w:space="0" w:color="999999"/>
@@ -407,7 +403,7 @@
       </w:tr>
       <w:tr>
         <w:trPr>
-          <w:cantSplit w:val="true"/>
+          <w:cantSplit/>
         </w:trPr>
         <w:tc>
           <w:tcPr>
@@ -492,7 +488,7 @@
         </w:tc>
         <w:tc>
           <w:tcPr>
-            <w:tcW w:w="2339" w:type="dxa"/>
+            <w:tcW w:w="2340" w:type="dxa"/>
             <w:tcBorders>
               <w:top w:val="single" w:sz="4" w:space="0" w:color="999999"/>
               <w:start w:val="single" w:sz="4" w:space="0" w:color="999999"/>
@@ -520,7 +516,7 @@
       </w:tr>
       <w:tr>
         <w:trPr>
-          <w:cantSplit w:val="true"/>
+          <w:cantSplit/>
         </w:trPr>
         <w:tc>
           <w:tcPr>
@@ -605,7 +601,7 @@
         </w:tc>
         <w:tc>
           <w:tcPr>
-            <w:tcW w:w="2339" w:type="dxa"/>
+            <w:tcW w:w="2340" w:type="dxa"/>
             <w:tcBorders>
               <w:top w:val="single" w:sz="4" w:space="0" w:color="999999"/>
               <w:start w:val="single" w:sz="4" w:space="0" w:color="999999"/>
@@ -633,7 +629,7 @@
       </w:tr>
       <w:tr>
         <w:trPr>
-          <w:cantSplit w:val="true"/>
+          <w:cantSplit/>
         </w:trPr>
         <w:tc>
           <w:tcPr>
@@ -718,7 +714,7 @@
         </w:tc>
         <w:tc>
           <w:tcPr>
-            <w:tcW w:w="2339" w:type="dxa"/>
+            <w:tcW w:w="2340" w:type="dxa"/>
             <w:tcBorders>
               <w:top w:val="single" w:sz="4" w:space="0" w:color="999999"/>
               <w:start w:val="single" w:sz="4" w:space="0" w:color="999999"/>
@@ -746,7 +742,7 @@
       </w:tr>
       <w:tr>
         <w:trPr>
-          <w:cantSplit w:val="true"/>
+          <w:cantSplit/>
         </w:trPr>
         <w:tc>
           <w:tcPr>
@@ -844,7 +840,7 @@
         </w:tc>
         <w:tc>
           <w:tcPr>
-            <w:tcW w:w="2339" w:type="dxa"/>
+            <w:tcW w:w="2340" w:type="dxa"/>
             <w:tcBorders>
               <w:top w:val="single" w:sz="4" w:space="0" w:color="999999"/>
               <w:start w:val="single" w:sz="4" w:space="0" w:color="999999"/>
@@ -872,7 +868,7 @@
       </w:tr>
       <w:tr>
         <w:trPr>
-          <w:cantSplit w:val="true"/>
+          <w:cantSplit/>
         </w:trPr>
         <w:tc>
           <w:tcPr>
@@ -957,7 +953,7 @@
         </w:tc>
         <w:tc>
           <w:tcPr>
-            <w:tcW w:w="2339" w:type="dxa"/>
+            <w:tcW w:w="2340" w:type="dxa"/>
             <w:tcBorders>
               <w:top w:val="single" w:sz="4" w:space="0" w:color="999999"/>
               <w:start w:val="single" w:sz="4" w:space="0" w:color="999999"/>
@@ -1031,19 +1027,18 @@
         <w:pStyle w:val="BodyText"/>
         <w:rPr/>
       </w:pPr>
-      <w:bookmarkStart w:id="1" w:name="sec%3Aintroducao"/>
       <w:r>
         <w:rPr/>
         <w:t>A contribuição central é uma especificação operacional candidata, composta por matriz de critérios e indicadores candidatos e por um fluxo de validação institucional, que articula evidência científica, dimensão, critério, indicador observável, parametrização multicritério futura, veto não compensatório e decisão pública rastreável. O mapeamento bibliométrico, a síntese temática e a busca de sensibilidade formam camadas articuladas de evidência para orientar essa parametrização e validação futuras, deslocando o foco do artigo da gestão da informação de manutenção por BIM para a estruturação auditável da priorização sustentável.</w:t>
       </w:r>
-      <w:bookmarkEnd w:id="1"/>
+      <w:bookmarkEnd w:id="0"/>
     </w:p>
     <w:p>
       <w:pPr>
         <w:pStyle w:val="Heading1"/>
         <w:rPr/>
       </w:pPr>
-      <w:bookmarkStart w:id="2" w:name="sec%3Ametodo"/>
+      <w:bookmarkStart w:id="1" w:name="sec%3Ametodo"/>
       <w:r>
         <w:rPr>
           <w:rStyle w:val="SectionNumber"/>
@@ -1071,7 +1066,7 @@
         <w:pStyle w:val="Heading2"/>
         <w:rPr/>
       </w:pPr>
-      <w:bookmarkStart w:id="3" w:name="conjuntos-analíticos"/>
+      <w:bookmarkStart w:id="2" w:name="conjuntos-analíticos"/>
       <w:r>
         <w:rPr>
           <w:rStyle w:val="SectionNumber"/>
@@ -1119,7 +1114,7 @@
       <w:tblPr>
         <w:tblW w:w="9360" w:type="dxa"/>
         <w:jc w:val="start"/>
-        <w:tblInd w:w="113" w:type="dxa"/>
+        <w:tblInd w:w="103" w:type="dxa"/>
         <w:tblLayout w:type="fixed"/>
         <w:tblCellMar>
           <w:top w:w="0" w:type="dxa"/>
@@ -1127,7 +1122,7 @@
           <w:bottom w:w="0" w:type="dxa"/>
           <w:end w:w="108" w:type="dxa"/>
         </w:tblCellMar>
-        <w:tblLook w:val="04a0" w:noHBand="0" w:noVBand="1" w:firstColumn="1" w:lastRow="0" w:lastColumn="0" w:firstRow="1"/>
+        <w:tblLook w:val="04a0" w:firstRow="1" w:noVBand="1" w:lastRow="0" w:firstColumn="1" w:lastColumn="0" w:noHBand="0"/>
       </w:tblPr>
       <w:tblGrid>
         <w:gridCol w:w="3120"/>
@@ -1137,7 +1132,7 @@
       <w:tr>
         <w:trPr>
           <w:tblHeader w:val="true"/>
-          <w:cantSplit w:val="true"/>
+          <w:cantSplit/>
         </w:trPr>
         <w:tc>
           <w:tcPr>
@@ -1226,7 +1221,7 @@
       </w:tr>
       <w:tr>
         <w:trPr>
-          <w:cantSplit w:val="true"/>
+          <w:cantSplit/>
         </w:trPr>
         <w:tc>
           <w:tcPr>
@@ -1312,7 +1307,7 @@
       </w:tr>
       <w:tr>
         <w:trPr>
-          <w:cantSplit w:val="true"/>
+          <w:cantSplit/>
         </w:trPr>
         <w:tc>
           <w:tcPr>
@@ -1398,7 +1393,7 @@
       </w:tr>
       <w:tr>
         <w:trPr>
-          <w:cantSplit w:val="true"/>
+          <w:cantSplit/>
         </w:trPr>
         <w:tc>
           <w:tcPr>
@@ -1484,7 +1479,7 @@
       </w:tr>
       <w:tr>
         <w:trPr>
-          <w:cantSplit w:val="true"/>
+          <w:cantSplit/>
         </w:trPr>
         <w:tc>
           <w:tcPr>
@@ -1570,7 +1565,7 @@
       </w:tr>
       <w:tr>
         <w:trPr>
-          <w:cantSplit w:val="true"/>
+          <w:cantSplit/>
         </w:trPr>
         <w:tc>
           <w:tcPr>
@@ -1702,7 +1697,7 @@
       <w:tblPr>
         <w:tblW w:w="9360" w:type="dxa"/>
         <w:jc w:val="start"/>
-        <w:tblInd w:w="113" w:type="dxa"/>
+        <w:tblInd w:w="103" w:type="dxa"/>
         <w:tblLayout w:type="fixed"/>
         <w:tblCellMar>
           <w:top w:w="0" w:type="dxa"/>
@@ -1710,7 +1705,7 @@
           <w:bottom w:w="0" w:type="dxa"/>
           <w:end w:w="108" w:type="dxa"/>
         </w:tblCellMar>
-        <w:tblLook w:val="04a0" w:noHBand="0" w:noVBand="1" w:firstColumn="1" w:lastRow="0" w:lastColumn="0" w:firstRow="1"/>
+        <w:tblLook w:val="04a0" w:firstRow="1" w:noVBand="1" w:lastRow="0" w:firstColumn="1" w:lastColumn="0" w:noHBand="0"/>
       </w:tblPr>
       <w:tblGrid>
         <w:gridCol w:w="1872"/>
@@ -1722,7 +1717,7 @@
       <w:tr>
         <w:trPr>
           <w:tblHeader w:val="true"/>
-          <w:cantSplit w:val="true"/>
+          <w:cantSplit/>
         </w:trPr>
         <w:tc>
           <w:tcPr>
@@ -1867,7 +1862,7 @@
       </w:tr>
       <w:tr>
         <w:trPr>
-          <w:cantSplit w:val="true"/>
+          <w:cantSplit/>
         </w:trPr>
         <w:tc>
           <w:tcPr>
@@ -2007,7 +2002,7 @@
       </w:tr>
       <w:tr>
         <w:trPr>
-          <w:cantSplit w:val="true"/>
+          <w:cantSplit/>
         </w:trPr>
         <w:tc>
           <w:tcPr>
@@ -2147,7 +2142,7 @@
       </w:tr>
       <w:tr>
         <w:trPr>
-          <w:cantSplit w:val="true"/>
+          <w:cantSplit/>
         </w:trPr>
         <w:tc>
           <w:tcPr>
@@ -2287,7 +2282,7 @@
       </w:tr>
       <w:tr>
         <w:trPr>
-          <w:cantSplit w:val="true"/>
+          <w:cantSplit/>
         </w:trPr>
         <w:tc>
           <w:tcPr>
@@ -2427,7 +2422,7 @@
       </w:tr>
       <w:tr>
         <w:trPr>
-          <w:cantSplit w:val="true"/>
+          <w:cantSplit/>
         </w:trPr>
         <w:tc>
           <w:tcPr>
@@ -2567,7 +2562,7 @@
       </w:tr>
       <w:tr>
         <w:trPr>
-          <w:cantSplit w:val="true"/>
+          <w:cantSplit/>
         </w:trPr>
         <w:tc>
           <w:tcPr>
@@ -2707,7 +2702,7 @@
       </w:tr>
       <w:tr>
         <w:trPr>
-          <w:cantSplit w:val="true"/>
+          <w:cantSplit/>
         </w:trPr>
         <w:tc>
           <w:tcPr>
@@ -2860,7 +2855,6 @@
         <w:pStyle w:val="BodyText"/>
         <w:rPr/>
       </w:pPr>
-      <w:bookmarkStart w:id="4" w:name="conjuntos-analíticos"/>
       <w:r>
         <w:rPr>
           <w:i/>
@@ -2868,14 +2862,14 @@
         </w:rPr>
         <w:t>Fonte: elaborado pelo autor.</w:t>
       </w:r>
-      <w:bookmarkEnd w:id="4"/>
+      <w:bookmarkEnd w:id="2"/>
     </w:p>
     <w:p>
       <w:pPr>
         <w:pStyle w:val="Heading2"/>
         <w:rPr/>
       </w:pPr>
-      <w:bookmarkStart w:id="5" w:name="estratégia-de-busca"/>
+      <w:bookmarkStart w:id="3" w:name="estratégia-de-busca"/>
       <w:r>
         <w:rPr>
           <w:rStyle w:val="SectionNumber"/>
@@ -2953,7 +2947,7 @@
       <w:tblPr>
         <w:tblW w:w="9360" w:type="dxa"/>
         <w:jc w:val="start"/>
-        <w:tblInd w:w="113" w:type="dxa"/>
+        <w:tblInd w:w="103" w:type="dxa"/>
         <w:tblLayout w:type="fixed"/>
         <w:tblCellMar>
           <w:top w:w="0" w:type="dxa"/>
@@ -2961,7 +2955,7 @@
           <w:bottom w:w="0" w:type="dxa"/>
           <w:end w:w="108" w:type="dxa"/>
         </w:tblCellMar>
-        <w:tblLook w:val="04a0" w:noHBand="0" w:noVBand="1" w:firstColumn="1" w:lastRow="0" w:lastColumn="0" w:firstRow="1"/>
+        <w:tblLook w:val="04a0" w:firstRow="1" w:noVBand="1" w:lastRow="0" w:firstColumn="1" w:lastColumn="0" w:noHBand="0"/>
       </w:tblPr>
       <w:tblGrid>
         <w:gridCol w:w="1560"/>
@@ -2969,12 +2963,12 @@
         <w:gridCol w:w="1561"/>
         <w:gridCol w:w="1560"/>
         <w:gridCol w:w="1559"/>
-        <w:gridCol w:w="1560"/>
+        <w:gridCol w:w="1561"/>
       </w:tblGrid>
       <w:tr>
         <w:trPr>
           <w:tblHeader w:val="true"/>
-          <w:cantSplit w:val="true"/>
+          <w:cantSplit/>
         </w:trPr>
         <w:tc>
           <w:tcPr>
@@ -3118,7 +3112,7 @@
         </w:tc>
         <w:tc>
           <w:tcPr>
-            <w:tcW w:w="1560" w:type="dxa"/>
+            <w:tcW w:w="1561" w:type="dxa"/>
             <w:tcBorders>
               <w:top w:val="single" w:sz="4" w:space="0" w:color="999999"/>
               <w:start w:val="single" w:sz="4" w:space="0" w:color="999999"/>
@@ -3147,7 +3141,7 @@
       </w:tr>
       <w:tr>
         <w:trPr>
-          <w:cantSplit w:val="true"/>
+          <w:cantSplit/>
         </w:trPr>
         <w:tc>
           <w:tcPr>
@@ -3286,7 +3280,7 @@
         </w:tc>
         <w:tc>
           <w:tcPr>
-            <w:tcW w:w="1560" w:type="dxa"/>
+            <w:tcW w:w="1561" w:type="dxa"/>
             <w:tcBorders>
               <w:top w:val="single" w:sz="4" w:space="0" w:color="999999"/>
               <w:start w:val="single" w:sz="4" w:space="0" w:color="999999"/>
@@ -3314,7 +3308,7 @@
       </w:tr>
       <w:tr>
         <w:trPr>
-          <w:cantSplit w:val="true"/>
+          <w:cantSplit/>
         </w:trPr>
         <w:tc>
           <w:tcPr>
@@ -3453,7 +3447,7 @@
         </w:tc>
         <w:tc>
           <w:tcPr>
-            <w:tcW w:w="1560" w:type="dxa"/>
+            <w:tcW w:w="1561" w:type="dxa"/>
             <w:tcBorders>
               <w:top w:val="single" w:sz="4" w:space="0" w:color="999999"/>
               <w:start w:val="single" w:sz="4" w:space="0" w:color="999999"/>
@@ -3481,7 +3475,7 @@
       </w:tr>
       <w:tr>
         <w:trPr>
-          <w:cantSplit w:val="true"/>
+          <w:cantSplit/>
         </w:trPr>
         <w:tc>
           <w:tcPr>
@@ -3620,7 +3614,7 @@
         </w:tc>
         <w:tc>
           <w:tcPr>
-            <w:tcW w:w="1560" w:type="dxa"/>
+            <w:tcW w:w="1561" w:type="dxa"/>
             <w:tcBorders>
               <w:top w:val="single" w:sz="4" w:space="0" w:color="999999"/>
               <w:start w:val="single" w:sz="4" w:space="0" w:color="999999"/>
@@ -3648,7 +3642,7 @@
       </w:tr>
       <w:tr>
         <w:trPr>
-          <w:cantSplit w:val="true"/>
+          <w:cantSplit/>
         </w:trPr>
         <w:tc>
           <w:tcPr>
@@ -3778,7 +3772,7 @@
         </w:tc>
         <w:tc>
           <w:tcPr>
-            <w:tcW w:w="1560" w:type="dxa"/>
+            <w:tcW w:w="1561" w:type="dxa"/>
             <w:tcBorders>
               <w:top w:val="single" w:sz="4" w:space="0" w:color="999999"/>
               <w:start w:val="single" w:sz="4" w:space="0" w:color="999999"/>
@@ -3806,7 +3800,7 @@
       </w:tr>
       <w:tr>
         <w:trPr>
-          <w:cantSplit w:val="true"/>
+          <w:cantSplit/>
         </w:trPr>
         <w:tc>
           <w:tcPr>
@@ -3945,7 +3939,7 @@
         </w:tc>
         <w:tc>
           <w:tcPr>
-            <w:tcW w:w="1560" w:type="dxa"/>
+            <w:tcW w:w="1561" w:type="dxa"/>
             <w:tcBorders>
               <w:top w:val="single" w:sz="4" w:space="0" w:color="999999"/>
               <w:start w:val="single" w:sz="4" w:space="0" w:color="999999"/>
@@ -3973,7 +3967,7 @@
       </w:tr>
       <w:tr>
         <w:trPr>
-          <w:cantSplit w:val="true"/>
+          <w:cantSplit/>
         </w:trPr>
         <w:tc>
           <w:tcPr>
@@ -4112,7 +4106,7 @@
         </w:tc>
         <w:tc>
           <w:tcPr>
-            <w:tcW w:w="1560" w:type="dxa"/>
+            <w:tcW w:w="1561" w:type="dxa"/>
             <w:tcBorders>
               <w:top w:val="single" w:sz="4" w:space="0" w:color="999999"/>
               <w:start w:val="single" w:sz="4" w:space="0" w:color="999999"/>
@@ -4140,7 +4134,7 @@
       </w:tr>
       <w:tr>
         <w:trPr>
-          <w:cantSplit w:val="true"/>
+          <w:cantSplit/>
         </w:trPr>
         <w:tc>
           <w:tcPr>
@@ -4279,7 +4273,7 @@
         </w:tc>
         <w:tc>
           <w:tcPr>
-            <w:tcW w:w="1560" w:type="dxa"/>
+            <w:tcW w:w="1561" w:type="dxa"/>
             <w:tcBorders>
               <w:top w:val="single" w:sz="4" w:space="0" w:color="999999"/>
               <w:start w:val="single" w:sz="4" w:space="0" w:color="999999"/>
@@ -4307,7 +4301,7 @@
       </w:tr>
       <w:tr>
         <w:trPr>
-          <w:cantSplit w:val="true"/>
+          <w:cantSplit/>
         </w:trPr>
         <w:tc>
           <w:tcPr>
@@ -4437,7 +4431,7 @@
         </w:tc>
         <w:tc>
           <w:tcPr>
-            <w:tcW w:w="1560" w:type="dxa"/>
+            <w:tcW w:w="1561" w:type="dxa"/>
             <w:tcBorders>
               <w:top w:val="single" w:sz="4" w:space="0" w:color="999999"/>
               <w:start w:val="single" w:sz="4" w:space="0" w:color="999999"/>
@@ -4511,7 +4505,7 @@
       <w:tblPr>
         <w:tblW w:w="9360" w:type="dxa"/>
         <w:jc w:val="start"/>
-        <w:tblInd w:w="113" w:type="dxa"/>
+        <w:tblInd w:w="103" w:type="dxa"/>
         <w:tblLayout w:type="fixed"/>
         <w:tblCellMar>
           <w:top w:w="0" w:type="dxa"/>
@@ -4519,7 +4513,7 @@
           <w:bottom w:w="0" w:type="dxa"/>
           <w:end w:w="108" w:type="dxa"/>
         </w:tblCellMar>
-        <w:tblLook w:val="04a0" w:noHBand="0" w:noVBand="1" w:firstColumn="1" w:lastRow="0" w:lastColumn="0" w:firstRow="1"/>
+        <w:tblLook w:val="04a0" w:firstRow="1" w:noVBand="1" w:lastRow="0" w:firstColumn="1" w:lastColumn="0" w:noHBand="0"/>
       </w:tblPr>
       <w:tblGrid>
         <w:gridCol w:w="3120"/>
@@ -4529,7 +4523,7 @@
       <w:tr>
         <w:trPr>
           <w:tblHeader w:val="true"/>
-          <w:cantSplit w:val="true"/>
+          <w:cantSplit/>
         </w:trPr>
         <w:tc>
           <w:tcPr>
@@ -4618,7 +4612,7 @@
       </w:tr>
       <w:tr>
         <w:trPr>
-          <w:cantSplit w:val="true"/>
+          <w:cantSplit/>
         </w:trPr>
         <w:tc>
           <w:tcPr>
@@ -4704,7 +4698,7 @@
       </w:tr>
       <w:tr>
         <w:trPr>
-          <w:cantSplit w:val="true"/>
+          <w:cantSplit/>
         </w:trPr>
         <w:tc>
           <w:tcPr>
@@ -4790,7 +4784,7 @@
       </w:tr>
       <w:tr>
         <w:trPr>
-          <w:cantSplit w:val="true"/>
+          <w:cantSplit/>
         </w:trPr>
         <w:tc>
           <w:tcPr>
@@ -4876,7 +4870,7 @@
       </w:tr>
       <w:tr>
         <w:trPr>
-          <w:cantSplit w:val="true"/>
+          <w:cantSplit/>
         </w:trPr>
         <w:tc>
           <w:tcPr>
@@ -4962,7 +4956,7 @@
       </w:tr>
       <w:tr>
         <w:trPr>
-          <w:cantSplit w:val="true"/>
+          <w:cantSplit/>
         </w:trPr>
         <w:tc>
           <w:tcPr>
@@ -5061,7 +5055,7 @@
       </w:tr>
       <w:tr>
         <w:trPr>
-          <w:cantSplit w:val="true"/>
+          <w:cantSplit/>
         </w:trPr>
         <w:tc>
           <w:tcPr>
@@ -5147,7 +5141,7 @@
       </w:tr>
       <w:tr>
         <w:trPr>
-          <w:cantSplit w:val="true"/>
+          <w:cantSplit/>
         </w:trPr>
         <w:tc>
           <w:tcPr>
@@ -5246,7 +5240,6 @@
         <w:pStyle w:val="BodyText"/>
         <w:rPr/>
       </w:pPr>
-      <w:bookmarkStart w:id="6" w:name="estratégia-de-busca"/>
       <w:r>
         <w:rPr>
           <w:i/>
@@ -5254,14 +5247,14 @@
         </w:rPr>
         <w:t>Fonte: elaborado pelo autor.</w:t>
       </w:r>
-      <w:bookmarkEnd w:id="6"/>
+      <w:bookmarkEnd w:id="3"/>
     </w:p>
     <w:p>
       <w:pPr>
         <w:pStyle w:val="Heading2"/>
         <w:rPr/>
       </w:pPr>
-      <w:bookmarkStart w:id="7" w:name="X961280b3a45a67e41e71da47b94b36fd32344d7"/>
+      <w:bookmarkStart w:id="4" w:name="X961280b3a45a67e41e71da47b94b36fd32344d7"/>
       <w:r>
         <w:rPr>
           <w:rStyle w:val="SectionNumber"/>
@@ -5289,19 +5282,18 @@
         <w:pStyle w:val="BodyText"/>
         <w:rPr/>
       </w:pPr>
-      <w:bookmarkStart w:id="8" w:name="X961280b3a45a67e41e71da47b94b36fd32344d7"/>
       <w:r>
         <w:rPr/>
         <w:t>A aplicação dessas regras consolidou 12.118 ocorrências em 9.542 registros únicos, removendo 2.576 repetições. Dos 1.808 grupos com duplicidade, 1.635 foram agrupados por DOI e 173 por título normalizado, com 98 conflitos de identificadores mantidos separados. A Tabela S1 do material suplementar apresenta os indicadores completos.</w:t>
       </w:r>
-      <w:bookmarkEnd w:id="8"/>
+      <w:bookmarkEnd w:id="4"/>
     </w:p>
     <w:p>
       <w:pPr>
         <w:pStyle w:val="Heading2"/>
         <w:rPr/>
       </w:pPr>
-      <w:bookmarkStart w:id="9" w:name="triagem-e-auditoria"/>
+      <w:bookmarkStart w:id="5" w:name="triagem-e-auditoria"/>
       <w:r>
         <w:rPr>
           <w:rStyle w:val="SectionNumber"/>
@@ -5349,7 +5341,7 @@
       <w:tblPr>
         <w:tblW w:w="9360" w:type="dxa"/>
         <w:jc w:val="start"/>
-        <w:tblInd w:w="113" w:type="dxa"/>
+        <w:tblInd w:w="103" w:type="dxa"/>
         <w:tblLayout w:type="fixed"/>
         <w:tblCellMar>
           <w:top w:w="0" w:type="dxa"/>
@@ -5357,7 +5349,7 @@
           <w:bottom w:w="0" w:type="dxa"/>
           <w:end w:w="108" w:type="dxa"/>
         </w:tblCellMar>
-        <w:tblLook w:val="04a0" w:noHBand="0" w:noVBand="1" w:firstColumn="1" w:lastRow="0" w:lastColumn="0" w:firstRow="1"/>
+        <w:tblLook w:val="04a0" w:firstRow="1" w:noVBand="1" w:lastRow="0" w:firstColumn="1" w:lastColumn="0" w:noHBand="0"/>
       </w:tblPr>
       <w:tblGrid>
         <w:gridCol w:w="1170"/>
@@ -5367,12 +5359,12 @@
         <w:gridCol w:w="1170"/>
         <w:gridCol w:w="1170"/>
         <w:gridCol w:w="1170"/>
-        <w:gridCol w:w="1169"/>
+        <w:gridCol w:w="1170"/>
       </w:tblGrid>
       <w:tr>
         <w:trPr>
           <w:tblHeader w:val="true"/>
-          <w:cantSplit w:val="true"/>
+          <w:cantSplit/>
         </w:trPr>
         <w:tc>
           <w:tcPr>
@@ -5572,7 +5564,7 @@
         </w:tc>
         <w:tc>
           <w:tcPr>
-            <w:tcW w:w="1169" w:type="dxa"/>
+            <w:tcW w:w="1170" w:type="dxa"/>
             <w:tcBorders>
               <w:top w:val="single" w:sz="4" w:space="0" w:color="999999"/>
               <w:start w:val="single" w:sz="4" w:space="0" w:color="999999"/>
@@ -5601,7 +5593,7 @@
       </w:tr>
       <w:tr>
         <w:trPr>
-          <w:cantSplit w:val="true"/>
+          <w:cantSplit/>
         </w:trPr>
         <w:tc>
           <w:tcPr>
@@ -5794,7 +5786,7 @@
         </w:tc>
         <w:tc>
           <w:tcPr>
-            <w:tcW w:w="1169" w:type="dxa"/>
+            <w:tcW w:w="1170" w:type="dxa"/>
             <w:tcBorders>
               <w:top w:val="single" w:sz="4" w:space="0" w:color="999999"/>
               <w:start w:val="single" w:sz="4" w:space="0" w:color="999999"/>
@@ -5822,7 +5814,7 @@
       </w:tr>
       <w:tr>
         <w:trPr>
-          <w:cantSplit w:val="true"/>
+          <w:cantSplit/>
         </w:trPr>
         <w:tc>
           <w:tcPr>
@@ -6015,7 +6007,7 @@
         </w:tc>
         <w:tc>
           <w:tcPr>
-            <w:tcW w:w="1169" w:type="dxa"/>
+            <w:tcW w:w="1170" w:type="dxa"/>
             <w:tcBorders>
               <w:top w:val="single" w:sz="4" w:space="0" w:color="999999"/>
               <w:start w:val="single" w:sz="4" w:space="0" w:color="999999"/>
@@ -6043,7 +6035,7 @@
       </w:tr>
       <w:tr>
         <w:trPr>
-          <w:cantSplit w:val="true"/>
+          <w:cantSplit/>
         </w:trPr>
         <w:tc>
           <w:tcPr>
@@ -6236,7 +6228,7 @@
         </w:tc>
         <w:tc>
           <w:tcPr>
-            <w:tcW w:w="1169" w:type="dxa"/>
+            <w:tcW w:w="1170" w:type="dxa"/>
             <w:tcBorders>
               <w:top w:val="single" w:sz="4" w:space="0" w:color="999999"/>
               <w:start w:val="single" w:sz="4" w:space="0" w:color="999999"/>
@@ -6264,7 +6256,7 @@
       </w:tr>
       <w:tr>
         <w:trPr>
-          <w:cantSplit w:val="true"/>
+          <w:cantSplit/>
         </w:trPr>
         <w:tc>
           <w:tcPr>
@@ -6457,7 +6449,7 @@
         </w:tc>
         <w:tc>
           <w:tcPr>
-            <w:tcW w:w="1169" w:type="dxa"/>
+            <w:tcW w:w="1170" w:type="dxa"/>
             <w:tcBorders>
               <w:top w:val="single" w:sz="4" w:space="0" w:color="999999"/>
               <w:start w:val="single" w:sz="4" w:space="0" w:color="999999"/>
@@ -6508,17 +6500,252 @@
     </w:p>
     <w:p>
       <w:pPr>
-        <w:pStyle w:val="Normal"/>
-        <w:jc w:val="center"/>
-        <w:rPr/>
-      </w:pPr>
+        <w:pStyle w:val="ImageCaption"/>
+        <w:rPr/>
+      </w:pPr>
+      <w:bookmarkStart w:id="6" w:name="fig%3Afunil"/>
+      <w:r>
+        <w:rPr/>
+        <w:t>Fluxo integrado da busca principal e da busca complementar de sensibilidade</w:t>
+      </w:r>
+      <w:bookmarkEnd w:id="6"/>
+    </w:p>
+    <w:p>
+      <w:pPr>
+        <w:pStyle w:val="BodyText"/>
+        <w:rPr/>
+      </w:pPr>
+      <w:r>
+        <w:rPr/>
+        <w:t>A elegibilidade e a extração do núcleo temático apoiaram-se predominantemente em título, resumo, palavras-chave e campos estruturados. Entre 37 textos completos consultados em tarefas posteriores, 19 acrescentaram evidências específicas citadas individualmente; no lote de sensibilidade, sete dos 17 textos estavam disponíveis integralmente e cinco ampliaram resultados quantitativos, desenho de validação ou limitações. A extração identificou dimensões de sustentabilidade, critérios de priorização, métodos de apoio à decisão, contexto da edificação, ODS, ESG e lacunas relacionadas a instituições públicas de ensino superior, tratando cada categoria com respostas múltiplas e um único identificador por estudo. Dimensão e critério são categorias distintas, pois a dimensão é a categoria mais ampla (técnica-operacional, institucional, ambiental, de ciclo de vida, econômica ou social) e o critério é um atributo operacional específico dentro dela, de modo que energia, risco, conforto e segurança contam como critérios sem duplicar as seis dimensões. Definições e exemplos estão no manual de codificação mantido no repositório.</w:t>
+      </w:r>
+      <w:bookmarkEnd w:id="5"/>
+    </w:p>
+    <w:p>
+      <w:pPr>
+        <w:pStyle w:val="Heading2"/>
+        <w:rPr/>
+      </w:pPr>
+      <w:bookmarkStart w:id="7" w:name="sec%3Abuscaia"/>
+      <w:r>
+        <w:rPr>
+          <w:rStyle w:val="SectionNumber"/>
+        </w:rPr>
+        <w:t>2.5</w:t>
+      </w:r>
+      <w:r>
+        <w:rPr/>
+        <w:tab/>
+        <w:t>Busca complementar de sensibilidade para inteligência artificial e aprendizado de máquina</w:t>
+      </w:r>
+    </w:p>
+    <w:p>
+      <w:pPr>
+        <w:pStyle w:val="FirstParagraph"/>
+        <w:rPr/>
+      </w:pPr>
+      <w:r>
+        <w:rPr/>
+        <w:t>As quatro expressões booleanas do núcleo original recuperaram inteligência artificial e aprendizado de máquina apenas de forma incidental, pois nenhuma das questões originalmente formuladas, de RQ0 a RQ5, continha dicionário de termos dedicado ao tema, e o método de decisão associado à RQ3 abrangia exclusivamente instrumentos multicritério como MCDM, AHP e TOPSIS. Para verificar se essa lacuna subestimava a presença do tema no campo, uma busca complementar foi conduzida nas mesmas três bases, com expressões voltadas explicitamente a IA e aprendizado de máquina aplicados a manutenção e gestão predial, recuperando 6.728 ocorrências brutas (Tabela 4). Os registros foram normalizados no mesmo esquema de campos do núcleo original e deduplicados em cascata (DOI normalizado, identificador próprio da fonte, título normalizado exato e título aproximado confirmado por ano, autor ou periódico); do total bruto, 359 registros já constavam do corpus original e 4.889 registros únicos seguiram para auditoria temática.</w:t>
+      </w:r>
+    </w:p>
+    <w:p>
+      <w:pPr>
+        <w:pStyle w:val="BodyText"/>
+        <w:rPr/>
+      </w:pPr>
+      <w:r>
+        <w:rPr/>
+        <w:t xml:space="preserve">A RQ6 recebeu manual de codificação próprio em dois níveis, com expressões que confirmam isoladamente uma técnica computacional, como </w:t>
+      </w:r>
+      <w:r>
+        <w:rPr>
+          <w:i/>
+          <w:iCs/>
+        </w:rPr>
+        <w:t>machine learning</w:t>
+      </w:r>
+      <w:r>
+        <w:rPr/>
+        <w:t xml:space="preserve">, </w:t>
+      </w:r>
+      <w:r>
+        <w:rPr>
+          <w:i/>
+          <w:iCs/>
+        </w:rPr>
+        <w:t>neural network</w:t>
+      </w:r>
+      <w:r>
+        <w:rPr/>
+        <w:t xml:space="preserve">, </w:t>
+      </w:r>
+      <w:r>
+        <w:rPr>
+          <w:i/>
+          <w:iCs/>
+        </w:rPr>
+        <w:t>random forest</w:t>
+      </w:r>
+      <w:r>
+        <w:rPr/>
+        <w:t xml:space="preserve"> e </w:t>
+      </w:r>
+      <w:r>
+        <w:rPr>
+          <w:i/>
+          <w:iCs/>
+        </w:rPr>
+        <w:t>large language model</w:t>
+      </w:r>
+      <w:r>
+        <w:rPr/>
+        <w:t xml:space="preserve">, e termos ambíguos que exigem contexto adicional, como manutenção preditiva, BIM, </w:t>
+      </w:r>
+      <w:r>
+        <w:rPr>
+          <w:i/>
+          <w:iCs/>
+        </w:rPr>
+        <w:t>digital twin</w:t>
+      </w:r>
+      <w:r>
+        <w:rPr/>
+        <w:t xml:space="preserve">, IoT e </w:t>
+      </w:r>
+      <w:r>
+        <w:rPr>
+          <w:i/>
+          <w:iCs/>
+        </w:rPr>
+        <w:t>decision tree</w:t>
+      </w:r>
+      <w:r>
+        <w:rPr/>
+        <w:t xml:space="preserve"> fora do contexto de algoritmo treinado. Essa distinção evita tratar manutenção preditiva, BIM ou </w:t>
+      </w:r>
+      <w:r>
+        <w:rPr>
+          <w:i/>
+          <w:iCs/>
+        </w:rPr>
+        <w:t>digital twin</w:t>
+      </w:r>
+      <w:r>
+        <w:rPr/>
+        <w:t xml:space="preserve"> como sinônimos de IA, pois plataformas digitais, modelos treinados e mecanismos de decisão ocupam níveis analíticos distintos (Das, 2025; Deng; Menassa; Kamat, 2021). Os 4.889 registros foram classificados, sem amostragem, em seis classes de evidência, com nível de confiança rebaixado por definição para registros sem resumo, concentrados no Crossref.</w:t>
+      </w:r>
+    </w:p>
+    <w:p>
+      <w:pPr>
+        <w:pStyle w:val="BodyText"/>
+        <w:rPr/>
+      </w:pPr>
+      <w:r>
+        <w:rPr/>
+        <w:t>A classificação produziu 20 candidatos novos; a revisão individual removeu oito cuja aplicação, tecnicamente confirmada, ocorria em domínio industrial, aeroespacial ou veicular sem relação com edificações, restando 12. Sete registros já pertencentes ao corpus original, antes secundários ou excluídos por um dicionário que não reconhecia IA, foram reavaliados sob a RQ6, e cinco foram promovidos ao núcleo principal e dois permaneceram secundários por não apresentarem relação explícita com a manutenção predial. Ao final, 17 registros passaram a integrar o núcleo temático, elevando-o de 104 para 121, sob o mesmo vocabulário fechado e os mesmos procedimentos do núcleo original, sem leitura de texto completo.</w:t>
+      </w:r>
+      <w:bookmarkEnd w:id="7"/>
+    </w:p>
+    <w:p>
+      <w:pPr>
+        <w:pStyle w:val="Heading2"/>
+        <w:rPr/>
+      </w:pPr>
+      <w:bookmarkStart w:id="8" w:name="reprodutibilidade-e-limites-da-automação"/>
+      <w:r>
+        <w:rPr>
+          <w:rStyle w:val="SectionNumber"/>
+        </w:rPr>
+        <w:t>2.6</w:t>
+      </w:r>
+      <w:r>
+        <w:rPr/>
+        <w:tab/>
+        <w:t>Reprodutibilidade e limites da automação</w:t>
+      </w:r>
+    </w:p>
+    <w:p>
+      <w:pPr>
+        <w:pStyle w:val="FirstParagraph"/>
+        <w:rPr/>
+      </w:pPr>
+      <w:r>
+        <w:rPr/>
+        <w:t>Consultas, exportações, manual de codificação, matrizes intermediárias, scripts determinísticos, figuras e verificações automatizadas foram versionados no repositório da pesquisa, preservando identificadores, proveniência e parâmetros que permitem recompilar resultados e produtos bibliométricos, contribuição de ciência aberta que não substitui pré-registro nem revisão independente. O caráter determinístico garante que a mesma entrada, processada com a mesma versão do código, produza a mesma saída, com a subjetividade explicitada no manual de codificação, nos limiares e nas decisões sobre casos duvidosos. O desenho priorizou fontes com metadados interoperáveis, o que delimita a cobertura de relatórios técnicos, normas internas e experiências institucionais da literatura cinzenta.</w:t>
+      </w:r>
+    </w:p>
+    <w:p>
+      <w:pPr>
+        <w:pStyle w:val="BodyText"/>
+        <w:rPr/>
+      </w:pPr>
+      <w:r>
+        <w:rPr/>
+        <w:t>Na preparação deste manuscrito para submissão, utilizou-se a ferramenta Claude (Claude Code, Anthropic, modelo Claude Sonnet 5) para reestruturação editorial, condensação textual, revisão linguística e adequação formal às normas editoriais do periódico; todas as alterações científicas e editoriais propostas foram revisadas e aprovadas pelo autor. A ferramenta não foi utilizada na concepção da pesquisa, na coleta de dados, na definição do corpus, na codificação, no cálculo dos resultados ou na criação de evidências.</w:t>
+      </w:r>
+      <w:bookmarkEnd w:id="1"/>
+      <w:bookmarkEnd w:id="8"/>
+    </w:p>
+    <w:p>
+      <w:pPr>
+        <w:pStyle w:val="Heading1"/>
+        <w:rPr/>
+      </w:pPr>
+      <w:bookmarkStart w:id="9" w:name="sec%3Aresultados"/>
+      <w:r>
+        <w:rPr>
+          <w:rStyle w:val="SectionNumber"/>
+        </w:rPr>
+        <w:t>3</w:t>
+      </w:r>
+      <w:r>
+        <w:rPr/>
+        <w:tab/>
+        <w:t>Resultados e discussão</w:t>
+      </w:r>
+    </w:p>
+    <w:p>
+      <w:pPr>
+        <w:pStyle w:val="Heading2"/>
+        <w:rPr/>
+      </w:pPr>
+      <w:bookmarkStart w:id="10" w:name="sec%3Apanorama"/>
+      <w:r>
+        <w:rPr>
+          <w:rStyle w:val="SectionNumber"/>
+        </w:rPr>
+        <w:t>3.1</w:t>
+      </w:r>
+      <w:r>
+        <w:rPr/>
+        <w:tab/>
+        <w:t>Estrutura bibliométrica e evolução do campo</w:t>
+      </w:r>
+    </w:p>
+    <w:p>
+      <w:pPr>
+        <w:pStyle w:val="FirstParagraph"/>
+        <w:rPr/>
+      </w:pPr>
+      <w:r>
+        <w:rPr/>
+        <w:t>O núcleo temático vigente reúne 121 registros publicados entre 2010 e 2026, dos quais 104 pertencem ao núcleo original e 17 foram incorporados pela busca de sensibilidade para inteligência artificial e aprendizado de máquina (Seção 2.5). Entre 2019 e 2026 concentram-se 101 registros (83,5%), com máximo de 29 estudos em 2025 (Gráfico 1). A deduplicação preservou a proveniência múltipla. Sessenta e sete registros vieram apenas da Scopus, 41 da Scopus e da Web of Science, sete apenas da Web of Science, três das três bases, dois da Scopus e do Crossref e um apenas do Crossref (Tabela 7). A baixa disponibilidade de resumos no Crossref reduziu sua contribuição à triagem.</w:t>
+      </w:r>
+    </w:p>
+    <w:p>
+      <w:pPr>
+        <w:pStyle w:val="CaptionedFigure"/>
+        <w:rPr/>
+      </w:pPr>
+      <w:bookmarkStart w:id="11" w:name="fig%3Atemporal"/>
       <w:r>
         <w:rPr/>
         <w:drawing>
           <wp:inline distT="0" distB="0" distL="0" distR="0">
-            <wp:extent cx="5669280" cy="2752725"/>
+            <wp:extent cx="4800600" cy="2800350"/>
             <wp:effectExtent l="0" t="0" r="0" b="0"/>
-            <wp:docPr id="1" name="Picture 59" descr="" title=""/>
+            <wp:docPr id="1" name="Picture"/>
             <wp:cNvGraphicFramePr>
               <a:graphicFrameLocks xmlns:a="http://schemas.openxmlformats.org/drawingml/2006/main" noChangeAspect="1"/>
             </wp:cNvGraphicFramePr>
@@ -6526,7 +6753,7 @@
               <a:graphicData uri="http://schemas.openxmlformats.org/drawingml/2006/picture">
                 <pic:pic xmlns:pic="http://schemas.openxmlformats.org/drawingml/2006/picture">
                   <pic:nvPicPr>
-                    <pic:cNvPr id="1" name="Picture 59" descr="" title=""/>
+                    <pic:cNvPr id="1" name="Picture"/>
                     <pic:cNvPicPr>
                       <a:picLocks noChangeAspect="1" noChangeArrowheads="1"/>
                     </pic:cNvPicPr>
@@ -6540,11 +6767,12 @@
                   <pic:spPr bwMode="auto">
                     <a:xfrm>
                       <a:off x="0" y="0"/>
-                      <a:ext cx="5669280" cy="2752725"/>
+                      <a:ext cx="4800600" cy="2800350"/>
                     </a:xfrm>
                     <a:prstGeom prst="rect">
                       <a:avLst/>
                     </a:prstGeom>
+                    <a:noFill/>
                   </pic:spPr>
                 </pic:pic>
               </a:graphicData>
@@ -6560,64 +6788,25 @@
       </w:pPr>
       <w:r>
         <w:rPr/>
-        <w:t>Fluxo integrado da busca principal e da busca complementar de sensibilidade</w:t>
-      </w:r>
+        <w:t>Gráfico 1. Distribuição temporal do núcleo temático vigente</w:t>
+      </w:r>
+      <w:bookmarkEnd w:id="11"/>
     </w:p>
     <w:p>
       <w:pPr>
         <w:pStyle w:val="BodyText"/>
         <w:rPr/>
       </w:pPr>
-      <w:bookmarkStart w:id="10" w:name="triagem-e-auditoria"/>
-      <w:r>
-        <w:rPr/>
-        <w:t>A elegibilidade e a extração do núcleo temático apoiaram-se predominantemente em título, resumo, palavras-chave e campos estruturados. Entre 37 textos completos consultados em tarefas posteriores, 19 acrescentaram evidências específicas citadas individualmente; no lote de sensibilidade, sete dos 17 textos estavam disponíveis integralmente e cinco ampliaram resultados quantitativos, desenho de validação ou limitações. A extração identificou dimensões de sustentabilidade, critérios de priorização, métodos de apoio à decisão, contexto da edificação, ODS, ESG e lacunas relacionadas a instituições públicas de ensino superior, tratando cada categoria com respostas múltiplas e um único identificador por estudo. Dimensão e critério são categorias distintas, pois a dimensão é a categoria mais ampla (técnica-operacional, institucional, ambiental, de ciclo de vida, econômica ou social) e o critério é um atributo operacional específico dentro dela, de modo que energia, risco, conforto e segurança contam como critérios sem duplicar as seis dimensões. Definições e exemplos estão no manual de codificação mantido no repositório.</w:t>
-      </w:r>
-      <w:bookmarkEnd w:id="10"/>
-    </w:p>
-    <w:p>
-      <w:pPr>
-        <w:pStyle w:val="Heading2"/>
-        <w:rPr/>
-      </w:pPr>
-      <w:bookmarkStart w:id="11" w:name="sec%3Abuscaia"/>
-      <w:r>
-        <w:rPr>
-          <w:rStyle w:val="SectionNumber"/>
-        </w:rPr>
-        <w:t>2.5</w:t>
-      </w:r>
-      <w:r>
-        <w:rPr/>
-        <w:tab/>
-        <w:t>Busca complementar de sensibilidade para inteligência artificial e aprendizado de máquina</w:t>
-      </w:r>
-    </w:p>
-    <w:p>
-      <w:pPr>
-        <w:pStyle w:val="FirstParagraph"/>
-        <w:rPr/>
-      </w:pPr>
-      <w:r>
-        <w:rPr/>
-        <w:t>As quatro expressões booleanas do núcleo original recuperaram inteligência artificial e aprendizado de máquina apenas de forma incidental, pois nenhuma das questões originalmente formuladas, de RQ0 a RQ5, continha dicionário de termos dedicado ao tema, e o método de decisão associado à RQ3 abrangia exclusivamente instrumentos multicritério como MCDM, AHP e TOPSIS. Para verificar se essa lacuna subestimava a presença do tema no campo, uma busca complementar foi conduzida nas mesmas três bases, com expressões voltadas explicitamente a IA e aprendizado de máquina aplicados a manutenção e gestão predial, recuperando 6.728 ocorrências brutas (Tabela 4). Os registros foram normalizados no mesmo esquema de campos do núcleo original e deduplicados em cascata (DOI normalizado, identificador próprio da fonte, título normalizado exato e título aproximado confirmado por ano, autor ou periódico); do total bruto, 359 registros já constavam do corpus original e 4.889 registros únicos seguiram para auditoria temática.</w:t>
-      </w:r>
-    </w:p>
-    <w:p>
-      <w:pPr>
-        <w:pStyle w:val="BodyText"/>
-        <w:rPr/>
-      </w:pPr>
-      <w:r>
-        <w:rPr/>
-        <w:t xml:space="preserve">A RQ6 recebeu manual de codificação próprio em dois níveis, com expressões que confirmam isoladamente uma técnica computacional, como </w:t>
+      <w:r>
+        <w:rPr/>
+        <w:t xml:space="preserve">Os tipos documentais foram harmonizados, reunindo </w:t>
       </w:r>
       <w:r>
         <w:rPr>
           <w:i/>
           <w:iCs/>
         </w:rPr>
-        <w:t>machine learning</w:t>
+        <w:t>Journal</w:t>
       </w:r>
       <w:r>
         <w:rPr/>
@@ -6628,66 +6817,1184 @@
           <w:i/>
           <w:iCs/>
         </w:rPr>
-        <w:t>neural network</w:t>
-      </w:r>
-      <w:r>
-        <w:rPr/>
-        <w:t xml:space="preserve">, </w:t>
+        <w:t>JOUR</w:t>
+      </w:r>
+      <w:r>
+        <w:rPr/>
+        <w:t xml:space="preserve"> e </w:t>
       </w:r>
       <w:r>
         <w:rPr>
           <w:i/>
           <w:iCs/>
         </w:rPr>
-        <w:t>random forest</w:t>
-      </w:r>
-      <w:r>
-        <w:rPr/>
-        <w:t xml:space="preserve"> e </w:t>
+        <w:t>journal-article</w:t>
+      </w:r>
+      <w:r>
+        <w:rPr/>
+        <w:t xml:space="preserve"> na categoria artigo de periódico; </w:t>
       </w:r>
       <w:r>
         <w:rPr>
           <w:i/>
           <w:iCs/>
         </w:rPr>
-        <w:t>large language model</w:t>
-      </w:r>
-      <w:r>
-        <w:rPr/>
-        <w:t xml:space="preserve">, e termos ambíguos que exigem contexto adicional, como manutenção preditiva, BIM, </w:t>
+        <w:t>Conference Proceeding</w:t>
+      </w:r>
+      <w:r>
+        <w:rPr/>
+        <w:t xml:space="preserve"> e </w:t>
       </w:r>
       <w:r>
         <w:rPr>
           <w:i/>
           <w:iCs/>
         </w:rPr>
-        <w:t>digital twin</w:t>
-      </w:r>
-      <w:r>
-        <w:rPr/>
-        <w:t xml:space="preserve">, IoT e </w:t>
+        <w:t>CPAPER</w:t>
+      </w:r>
+      <w:r>
+        <w:rPr/>
+        <w:t xml:space="preserve"> em trabalhos em evento; </w:t>
       </w:r>
       <w:r>
         <w:rPr>
           <w:i/>
           <w:iCs/>
         </w:rPr>
-        <w:t>decision tree</w:t>
-      </w:r>
-      <w:r>
-        <w:rPr/>
-        <w:t xml:space="preserve"> fora do contexto de algoritmo treinado. Essa distinção evita tratar manutenção preditiva, BIM ou </w:t>
+        <w:t>Book Series</w:t>
+      </w:r>
+      <w:r>
+        <w:rPr/>
+        <w:t xml:space="preserve"> e </w:t>
       </w:r>
       <w:r>
         <w:rPr>
           <w:i/>
           <w:iCs/>
         </w:rPr>
-        <w:t>digital twin</w:t>
-      </w:r>
-      <w:r>
-        <w:rPr/>
-        <w:t xml:space="preserve"> como sinônimos de IA, pois plataformas digitais, modelos treinados e mecanismos de decisão ocupam níveis analíticos distintos (Das, 2025; Deng; Menassa; Kamat, 2021). Os 4.889 registros foram classificados, sem amostragem, em seis classes de evidência, com nível de confiança rebaixado por definição para registros sem resumo, concentrados no Crossref.</w:t>
+        <w:t>Book</w:t>
+      </w:r>
+      <w:r>
+        <w:rPr/>
+        <w:t xml:space="preserve"> em livro ou série de livro. A Tabela 7 apresenta proveniência e tipologia separadamente, indicando predomínio de artigos de periódico e forte presença da Scopus; a sobreposição entre bases registra caminhos de recuperação do mesmo estudo, enquanto a avaliação da evidência depende do conteúdo de cada registro.</w:t>
+      </w:r>
+    </w:p>
+    <w:p>
+      <w:pPr>
+        <w:pStyle w:val="TableCaption"/>
+        <w:keepNext w:val="true"/>
+        <w:rPr/>
+      </w:pPr>
+      <w:r>
+        <w:rPr/>
+        <w:t>Tabela 7. Distribuição do núcleo temático vigente por base de origem e tipo documental</w:t>
+      </w:r>
+    </w:p>
+    <w:tbl>
+      <w:tblPr>
+        <w:tblW w:w="9360" w:type="dxa"/>
+        <w:jc w:val="start"/>
+        <w:tblInd w:w="103" w:type="dxa"/>
+        <w:tblLayout w:type="fixed"/>
+        <w:tblCellMar>
+          <w:top w:w="0" w:type="dxa"/>
+          <w:start w:w="108" w:type="dxa"/>
+          <w:bottom w:w="0" w:type="dxa"/>
+          <w:end w:w="108" w:type="dxa"/>
+        </w:tblCellMar>
+        <w:tblLook w:val="04a0" w:firstRow="1" w:noVBand="1" w:lastRow="0" w:firstColumn="1" w:lastColumn="0" w:noHBand="0"/>
+      </w:tblPr>
+      <w:tblGrid>
+        <w:gridCol w:w="2340"/>
+        <w:gridCol w:w="2340"/>
+        <w:gridCol w:w="2340"/>
+        <w:gridCol w:w="2340"/>
+      </w:tblGrid>
+      <w:tr>
+        <w:trPr>
+          <w:tblHeader w:val="true"/>
+          <w:cantSplit/>
+        </w:trPr>
+        <w:tc>
+          <w:tcPr>
+            <w:tcW w:w="2340" w:type="dxa"/>
+            <w:tcBorders>
+              <w:top w:val="single" w:sz="4" w:space="0" w:color="999999"/>
+              <w:start w:val="single" w:sz="4" w:space="0" w:color="999999"/>
+              <w:bottom w:val="single" w:sz="4" w:space="0" w:color="999999"/>
+              <w:end w:val="single" w:sz="4" w:space="0" w:color="999999"/>
+            </w:tcBorders>
+          </w:tcPr>
+          <w:p>
+            <w:pPr>
+              <w:pStyle w:val="Normal"/>
+              <w:widowControl/>
+              <w:bidi w:val="0"/>
+              <w:spacing w:before="0" w:after="200"/>
+              <w:jc w:val="start"/>
+              <w:rPr/>
+            </w:pPr>
+            <w:r>
+              <w:rPr>
+                <w:b/>
+                <w:sz w:val="18"/>
+              </w:rPr>
+              <w:t>Categoria</w:t>
+            </w:r>
+          </w:p>
+        </w:tc>
+        <w:tc>
+          <w:tcPr>
+            <w:tcW w:w="2340" w:type="dxa"/>
+            <w:tcBorders>
+              <w:top w:val="single" w:sz="4" w:space="0" w:color="999999"/>
+              <w:start w:val="single" w:sz="4" w:space="0" w:color="999999"/>
+              <w:bottom w:val="single" w:sz="4" w:space="0" w:color="999999"/>
+              <w:end w:val="single" w:sz="4" w:space="0" w:color="999999"/>
+            </w:tcBorders>
+          </w:tcPr>
+          <w:p>
+            <w:pPr>
+              <w:pStyle w:val="Normal"/>
+              <w:widowControl/>
+              <w:bidi w:val="0"/>
+              <w:spacing w:before="0" w:after="200"/>
+              <w:jc w:val="start"/>
+              <w:rPr/>
+            </w:pPr>
+            <w:r>
+              <w:rPr>
+                <w:b/>
+                <w:sz w:val="18"/>
+              </w:rPr>
+              <w:t>Registros</w:t>
+            </w:r>
+          </w:p>
+        </w:tc>
+        <w:tc>
+          <w:tcPr>
+            <w:tcW w:w="2340" w:type="dxa"/>
+            <w:tcBorders>
+              <w:top w:val="single" w:sz="4" w:space="0" w:color="999999"/>
+              <w:start w:val="single" w:sz="4" w:space="0" w:color="999999"/>
+              <w:bottom w:val="single" w:sz="4" w:space="0" w:color="999999"/>
+              <w:end w:val="single" w:sz="4" w:space="0" w:color="999999"/>
+            </w:tcBorders>
+          </w:tcPr>
+          <w:p>
+            <w:pPr>
+              <w:pStyle w:val="Normal"/>
+              <w:widowControl/>
+              <w:bidi w:val="0"/>
+              <w:spacing w:before="0" w:after="200"/>
+              <w:jc w:val="start"/>
+              <w:rPr/>
+            </w:pPr>
+            <w:r>
+              <w:rPr>
+                <w:b/>
+                <w:sz w:val="18"/>
+              </w:rPr>
+              <w:t>% dos 121</w:t>
+            </w:r>
+          </w:p>
+        </w:tc>
+        <w:tc>
+          <w:tcPr>
+            <w:tcW w:w="2340" w:type="dxa"/>
+            <w:tcBorders>
+              <w:top w:val="single" w:sz="4" w:space="0" w:color="999999"/>
+              <w:start w:val="single" w:sz="4" w:space="0" w:color="999999"/>
+              <w:bottom w:val="single" w:sz="4" w:space="0" w:color="999999"/>
+              <w:end w:val="single" w:sz="4" w:space="0" w:color="999999"/>
+            </w:tcBorders>
+          </w:tcPr>
+          <w:p>
+            <w:pPr>
+              <w:pStyle w:val="Normal"/>
+              <w:widowControl/>
+              <w:bidi w:val="0"/>
+              <w:spacing w:before="0" w:after="200"/>
+              <w:jc w:val="start"/>
+              <w:rPr/>
+            </w:pPr>
+            <w:r>
+              <w:rPr>
+                <w:b/>
+                <w:sz w:val="18"/>
+              </w:rPr>
+              <w:t>Observação</w:t>
+            </w:r>
+          </w:p>
+        </w:tc>
+      </w:tr>
+      <w:tr>
+        <w:trPr>
+          <w:cantSplit/>
+        </w:trPr>
+        <w:tc>
+          <w:tcPr>
+            <w:tcW w:w="2340" w:type="dxa"/>
+            <w:tcBorders>
+              <w:top w:val="single" w:sz="4" w:space="0" w:color="999999"/>
+              <w:start w:val="single" w:sz="4" w:space="0" w:color="999999"/>
+              <w:bottom w:val="single" w:sz="4" w:space="0" w:color="999999"/>
+              <w:end w:val="single" w:sz="4" w:space="0" w:color="999999"/>
+            </w:tcBorders>
+          </w:tcPr>
+          <w:p>
+            <w:pPr>
+              <w:pStyle w:val="Normal"/>
+              <w:widowControl/>
+              <w:bidi w:val="0"/>
+              <w:spacing w:before="0" w:after="200"/>
+              <w:jc w:val="start"/>
+              <w:rPr/>
+            </w:pPr>
+            <w:r>
+              <w:rPr>
+                <w:sz w:val="18"/>
+              </w:rPr>
+              <w:t>A. Registros do núcleo com origem na base, respostas múltiplas</w:t>
+            </w:r>
+          </w:p>
+        </w:tc>
+        <w:tc>
+          <w:tcPr>
+            <w:tcW w:w="2340" w:type="dxa"/>
+            <w:tcBorders>
+              <w:top w:val="single" w:sz="4" w:space="0" w:color="999999"/>
+              <w:start w:val="single" w:sz="4" w:space="0" w:color="999999"/>
+              <w:bottom w:val="single" w:sz="4" w:space="0" w:color="999999"/>
+              <w:end w:val="single" w:sz="4" w:space="0" w:color="999999"/>
+            </w:tcBorders>
+          </w:tcPr>
+          <w:p>
+            <w:pPr>
+              <w:pStyle w:val="Normal"/>
+              <w:widowControl/>
+              <w:bidi w:val="0"/>
+              <w:spacing w:before="0" w:after="200"/>
+              <w:jc w:val="start"/>
+              <w:rPr/>
+            </w:pPr>
+            <w:r>
+              <w:rPr/>
+            </w:r>
+          </w:p>
+        </w:tc>
+        <w:tc>
+          <w:tcPr>
+            <w:tcW w:w="2340" w:type="dxa"/>
+            <w:tcBorders>
+              <w:top w:val="single" w:sz="4" w:space="0" w:color="999999"/>
+              <w:start w:val="single" w:sz="4" w:space="0" w:color="999999"/>
+              <w:bottom w:val="single" w:sz="4" w:space="0" w:color="999999"/>
+              <w:end w:val="single" w:sz="4" w:space="0" w:color="999999"/>
+            </w:tcBorders>
+          </w:tcPr>
+          <w:p>
+            <w:pPr>
+              <w:pStyle w:val="Normal"/>
+              <w:widowControl/>
+              <w:bidi w:val="0"/>
+              <w:spacing w:before="0" w:after="200"/>
+              <w:jc w:val="start"/>
+              <w:rPr/>
+            </w:pPr>
+            <w:r>
+              <w:rPr/>
+            </w:r>
+          </w:p>
+        </w:tc>
+        <w:tc>
+          <w:tcPr>
+            <w:tcW w:w="2340" w:type="dxa"/>
+            <w:tcBorders>
+              <w:top w:val="single" w:sz="4" w:space="0" w:color="999999"/>
+              <w:start w:val="single" w:sz="4" w:space="0" w:color="999999"/>
+              <w:bottom w:val="single" w:sz="4" w:space="0" w:color="999999"/>
+              <w:end w:val="single" w:sz="4" w:space="0" w:color="999999"/>
+            </w:tcBorders>
+          </w:tcPr>
+          <w:p>
+            <w:pPr>
+              <w:pStyle w:val="Normal"/>
+              <w:widowControl/>
+              <w:bidi w:val="0"/>
+              <w:spacing w:before="0" w:after="200"/>
+              <w:jc w:val="start"/>
+              <w:rPr/>
+            </w:pPr>
+            <w:r>
+              <w:rPr/>
+            </w:r>
+          </w:p>
+        </w:tc>
+      </w:tr>
+      <w:tr>
+        <w:trPr>
+          <w:cantSplit/>
+        </w:trPr>
+        <w:tc>
+          <w:tcPr>
+            <w:tcW w:w="2340" w:type="dxa"/>
+            <w:tcBorders>
+              <w:top w:val="single" w:sz="4" w:space="0" w:color="999999"/>
+              <w:start w:val="single" w:sz="4" w:space="0" w:color="999999"/>
+              <w:bottom w:val="single" w:sz="4" w:space="0" w:color="999999"/>
+              <w:end w:val="single" w:sz="4" w:space="0" w:color="999999"/>
+            </w:tcBorders>
+          </w:tcPr>
+          <w:p>
+            <w:pPr>
+              <w:pStyle w:val="Normal"/>
+              <w:widowControl/>
+              <w:bidi w:val="0"/>
+              <w:spacing w:before="0" w:after="200"/>
+              <w:jc w:val="start"/>
+              <w:rPr/>
+            </w:pPr>
+            <w:r>
+              <w:rPr>
+                <w:sz w:val="18"/>
+              </w:rPr>
+              <w:t>Scopus</w:t>
+            </w:r>
+          </w:p>
+        </w:tc>
+        <w:tc>
+          <w:tcPr>
+            <w:tcW w:w="2340" w:type="dxa"/>
+            <w:tcBorders>
+              <w:top w:val="single" w:sz="4" w:space="0" w:color="999999"/>
+              <w:start w:val="single" w:sz="4" w:space="0" w:color="999999"/>
+              <w:bottom w:val="single" w:sz="4" w:space="0" w:color="999999"/>
+              <w:end w:val="single" w:sz="4" w:space="0" w:color="999999"/>
+            </w:tcBorders>
+          </w:tcPr>
+          <w:p>
+            <w:pPr>
+              <w:pStyle w:val="Normal"/>
+              <w:widowControl/>
+              <w:bidi w:val="0"/>
+              <w:spacing w:before="0" w:after="200"/>
+              <w:jc w:val="start"/>
+              <w:rPr/>
+            </w:pPr>
+            <w:r>
+              <w:rPr>
+                <w:sz w:val="18"/>
+              </w:rPr>
+              <w:t>113</w:t>
+            </w:r>
+          </w:p>
+        </w:tc>
+        <w:tc>
+          <w:tcPr>
+            <w:tcW w:w="2340" w:type="dxa"/>
+            <w:tcBorders>
+              <w:top w:val="single" w:sz="4" w:space="0" w:color="999999"/>
+              <w:start w:val="single" w:sz="4" w:space="0" w:color="999999"/>
+              <w:bottom w:val="single" w:sz="4" w:space="0" w:color="999999"/>
+              <w:end w:val="single" w:sz="4" w:space="0" w:color="999999"/>
+            </w:tcBorders>
+          </w:tcPr>
+          <w:p>
+            <w:pPr>
+              <w:pStyle w:val="Normal"/>
+              <w:widowControl/>
+              <w:bidi w:val="0"/>
+              <w:spacing w:before="0" w:after="200"/>
+              <w:jc w:val="start"/>
+              <w:rPr/>
+            </w:pPr>
+            <w:r>
+              <w:rPr>
+                <w:sz w:val="18"/>
+              </w:rPr>
+              <w:t>93,4</w:t>
+            </w:r>
+          </w:p>
+        </w:tc>
+        <w:tc>
+          <w:tcPr>
+            <w:tcW w:w="2340" w:type="dxa"/>
+            <w:tcBorders>
+              <w:top w:val="single" w:sz="4" w:space="0" w:color="999999"/>
+              <w:start w:val="single" w:sz="4" w:space="0" w:color="999999"/>
+              <w:bottom w:val="single" w:sz="4" w:space="0" w:color="999999"/>
+              <w:end w:val="single" w:sz="4" w:space="0" w:color="999999"/>
+            </w:tcBorders>
+          </w:tcPr>
+          <w:p>
+            <w:pPr>
+              <w:pStyle w:val="Normal"/>
+              <w:widowControl/>
+              <w:bidi w:val="0"/>
+              <w:spacing w:before="0" w:after="200"/>
+              <w:jc w:val="start"/>
+              <w:rPr/>
+            </w:pPr>
+            <w:r>
+              <w:rPr>
+                <w:sz w:val="18"/>
+              </w:rPr>
+              <w:t>Base bibliográfica principal.</w:t>
+            </w:r>
+          </w:p>
+        </w:tc>
+      </w:tr>
+      <w:tr>
+        <w:trPr>
+          <w:cantSplit/>
+        </w:trPr>
+        <w:tc>
+          <w:tcPr>
+            <w:tcW w:w="2340" w:type="dxa"/>
+            <w:tcBorders>
+              <w:top w:val="single" w:sz="4" w:space="0" w:color="999999"/>
+              <w:start w:val="single" w:sz="4" w:space="0" w:color="999999"/>
+              <w:bottom w:val="single" w:sz="4" w:space="0" w:color="999999"/>
+              <w:end w:val="single" w:sz="4" w:space="0" w:color="999999"/>
+            </w:tcBorders>
+          </w:tcPr>
+          <w:p>
+            <w:pPr>
+              <w:pStyle w:val="Normal"/>
+              <w:widowControl/>
+              <w:bidi w:val="0"/>
+              <w:spacing w:before="0" w:after="200"/>
+              <w:jc w:val="start"/>
+              <w:rPr/>
+            </w:pPr>
+            <w:r>
+              <w:rPr>
+                <w:sz w:val="18"/>
+              </w:rPr>
+              <w:t>Web of Science</w:t>
+            </w:r>
+          </w:p>
+        </w:tc>
+        <w:tc>
+          <w:tcPr>
+            <w:tcW w:w="2340" w:type="dxa"/>
+            <w:tcBorders>
+              <w:top w:val="single" w:sz="4" w:space="0" w:color="999999"/>
+              <w:start w:val="single" w:sz="4" w:space="0" w:color="999999"/>
+              <w:bottom w:val="single" w:sz="4" w:space="0" w:color="999999"/>
+              <w:end w:val="single" w:sz="4" w:space="0" w:color="999999"/>
+            </w:tcBorders>
+          </w:tcPr>
+          <w:p>
+            <w:pPr>
+              <w:pStyle w:val="Normal"/>
+              <w:widowControl/>
+              <w:bidi w:val="0"/>
+              <w:spacing w:before="0" w:after="200"/>
+              <w:jc w:val="start"/>
+              <w:rPr/>
+            </w:pPr>
+            <w:r>
+              <w:rPr>
+                <w:sz w:val="18"/>
+              </w:rPr>
+              <w:t>51</w:t>
+            </w:r>
+          </w:p>
+        </w:tc>
+        <w:tc>
+          <w:tcPr>
+            <w:tcW w:w="2340" w:type="dxa"/>
+            <w:tcBorders>
+              <w:top w:val="single" w:sz="4" w:space="0" w:color="999999"/>
+              <w:start w:val="single" w:sz="4" w:space="0" w:color="999999"/>
+              <w:bottom w:val="single" w:sz="4" w:space="0" w:color="999999"/>
+              <w:end w:val="single" w:sz="4" w:space="0" w:color="999999"/>
+            </w:tcBorders>
+          </w:tcPr>
+          <w:p>
+            <w:pPr>
+              <w:pStyle w:val="Normal"/>
+              <w:widowControl/>
+              <w:bidi w:val="0"/>
+              <w:spacing w:before="0" w:after="200"/>
+              <w:jc w:val="start"/>
+              <w:rPr/>
+            </w:pPr>
+            <w:r>
+              <w:rPr>
+                <w:sz w:val="18"/>
+              </w:rPr>
+              <w:t>42,1</w:t>
+            </w:r>
+          </w:p>
+        </w:tc>
+        <w:tc>
+          <w:tcPr>
+            <w:tcW w:w="2340" w:type="dxa"/>
+            <w:tcBorders>
+              <w:top w:val="single" w:sz="4" w:space="0" w:color="999999"/>
+              <w:start w:val="single" w:sz="4" w:space="0" w:color="999999"/>
+              <w:bottom w:val="single" w:sz="4" w:space="0" w:color="999999"/>
+              <w:end w:val="single" w:sz="4" w:space="0" w:color="999999"/>
+            </w:tcBorders>
+          </w:tcPr>
+          <w:p>
+            <w:pPr>
+              <w:pStyle w:val="Normal"/>
+              <w:widowControl/>
+              <w:bidi w:val="0"/>
+              <w:spacing w:before="0" w:after="200"/>
+              <w:jc w:val="start"/>
+              <w:rPr/>
+            </w:pPr>
+            <w:r>
+              <w:rPr>
+                <w:sz w:val="18"/>
+              </w:rPr>
+              <w:t>Base bibliográfica independente.</w:t>
+            </w:r>
+          </w:p>
+        </w:tc>
+      </w:tr>
+      <w:tr>
+        <w:trPr>
+          <w:cantSplit/>
+        </w:trPr>
+        <w:tc>
+          <w:tcPr>
+            <w:tcW w:w="2340" w:type="dxa"/>
+            <w:tcBorders>
+              <w:top w:val="single" w:sz="4" w:space="0" w:color="999999"/>
+              <w:start w:val="single" w:sz="4" w:space="0" w:color="999999"/>
+              <w:bottom w:val="single" w:sz="4" w:space="0" w:color="999999"/>
+              <w:end w:val="single" w:sz="4" w:space="0" w:color="999999"/>
+            </w:tcBorders>
+          </w:tcPr>
+          <w:p>
+            <w:pPr>
+              <w:pStyle w:val="Normal"/>
+              <w:widowControl/>
+              <w:bidi w:val="0"/>
+              <w:spacing w:before="0" w:after="200"/>
+              <w:jc w:val="start"/>
+              <w:rPr/>
+            </w:pPr>
+            <w:r>
+              <w:rPr>
+                <w:sz w:val="18"/>
+              </w:rPr>
+              <w:t>Crossref</w:t>
+            </w:r>
+          </w:p>
+        </w:tc>
+        <w:tc>
+          <w:tcPr>
+            <w:tcW w:w="2340" w:type="dxa"/>
+            <w:tcBorders>
+              <w:top w:val="single" w:sz="4" w:space="0" w:color="999999"/>
+              <w:start w:val="single" w:sz="4" w:space="0" w:color="999999"/>
+              <w:bottom w:val="single" w:sz="4" w:space="0" w:color="999999"/>
+              <w:end w:val="single" w:sz="4" w:space="0" w:color="999999"/>
+            </w:tcBorders>
+          </w:tcPr>
+          <w:p>
+            <w:pPr>
+              <w:pStyle w:val="Normal"/>
+              <w:widowControl/>
+              <w:bidi w:val="0"/>
+              <w:spacing w:before="0" w:after="200"/>
+              <w:jc w:val="start"/>
+              <w:rPr/>
+            </w:pPr>
+            <w:r>
+              <w:rPr>
+                <w:sz w:val="18"/>
+              </w:rPr>
+              <w:t>6</w:t>
+            </w:r>
+          </w:p>
+        </w:tc>
+        <w:tc>
+          <w:tcPr>
+            <w:tcW w:w="2340" w:type="dxa"/>
+            <w:tcBorders>
+              <w:top w:val="single" w:sz="4" w:space="0" w:color="999999"/>
+              <w:start w:val="single" w:sz="4" w:space="0" w:color="999999"/>
+              <w:bottom w:val="single" w:sz="4" w:space="0" w:color="999999"/>
+              <w:end w:val="single" w:sz="4" w:space="0" w:color="999999"/>
+            </w:tcBorders>
+          </w:tcPr>
+          <w:p>
+            <w:pPr>
+              <w:pStyle w:val="Normal"/>
+              <w:widowControl/>
+              <w:bidi w:val="0"/>
+              <w:spacing w:before="0" w:after="200"/>
+              <w:jc w:val="start"/>
+              <w:rPr/>
+            </w:pPr>
+            <w:r>
+              <w:rPr>
+                <w:sz w:val="18"/>
+              </w:rPr>
+              <w:t>5,0</w:t>
+            </w:r>
+          </w:p>
+        </w:tc>
+        <w:tc>
+          <w:tcPr>
+            <w:tcW w:w="2340" w:type="dxa"/>
+            <w:tcBorders>
+              <w:top w:val="single" w:sz="4" w:space="0" w:color="999999"/>
+              <w:start w:val="single" w:sz="4" w:space="0" w:color="999999"/>
+              <w:bottom w:val="single" w:sz="4" w:space="0" w:color="999999"/>
+              <w:end w:val="single" w:sz="4" w:space="0" w:color="999999"/>
+            </w:tcBorders>
+          </w:tcPr>
+          <w:p>
+            <w:pPr>
+              <w:pStyle w:val="Normal"/>
+              <w:widowControl/>
+              <w:bidi w:val="0"/>
+              <w:spacing w:before="0" w:after="200"/>
+              <w:jc w:val="start"/>
+              <w:rPr/>
+            </w:pPr>
+            <w:r>
+              <w:rPr>
+                <w:sz w:val="18"/>
+              </w:rPr>
+              <w:t>Fonte complementar de metadados.</w:t>
+            </w:r>
+          </w:p>
+        </w:tc>
+      </w:tr>
+      <w:tr>
+        <w:trPr>
+          <w:cantSplit/>
+        </w:trPr>
+        <w:tc>
+          <w:tcPr>
+            <w:tcW w:w="2340" w:type="dxa"/>
+            <w:tcBorders>
+              <w:top w:val="single" w:sz="4" w:space="0" w:color="999999"/>
+              <w:start w:val="single" w:sz="4" w:space="0" w:color="999999"/>
+              <w:bottom w:val="single" w:sz="4" w:space="0" w:color="999999"/>
+              <w:end w:val="single" w:sz="4" w:space="0" w:color="999999"/>
+            </w:tcBorders>
+          </w:tcPr>
+          <w:p>
+            <w:pPr>
+              <w:pStyle w:val="Normal"/>
+              <w:widowControl/>
+              <w:bidi w:val="0"/>
+              <w:spacing w:before="0" w:after="200"/>
+              <w:jc w:val="start"/>
+              <w:rPr/>
+            </w:pPr>
+            <w:r>
+              <w:rPr>
+                <w:sz w:val="18"/>
+              </w:rPr>
+              <w:t>B. Tipo documental harmonizado, categorias exclusivas</w:t>
+            </w:r>
+          </w:p>
+        </w:tc>
+        <w:tc>
+          <w:tcPr>
+            <w:tcW w:w="2340" w:type="dxa"/>
+            <w:tcBorders>
+              <w:top w:val="single" w:sz="4" w:space="0" w:color="999999"/>
+              <w:start w:val="single" w:sz="4" w:space="0" w:color="999999"/>
+              <w:bottom w:val="single" w:sz="4" w:space="0" w:color="999999"/>
+              <w:end w:val="single" w:sz="4" w:space="0" w:color="999999"/>
+            </w:tcBorders>
+          </w:tcPr>
+          <w:p>
+            <w:pPr>
+              <w:pStyle w:val="Normal"/>
+              <w:widowControl/>
+              <w:bidi w:val="0"/>
+              <w:spacing w:before="0" w:after="200"/>
+              <w:jc w:val="start"/>
+              <w:rPr/>
+            </w:pPr>
+            <w:r>
+              <w:rPr/>
+            </w:r>
+          </w:p>
+        </w:tc>
+        <w:tc>
+          <w:tcPr>
+            <w:tcW w:w="2340" w:type="dxa"/>
+            <w:tcBorders>
+              <w:top w:val="single" w:sz="4" w:space="0" w:color="999999"/>
+              <w:start w:val="single" w:sz="4" w:space="0" w:color="999999"/>
+              <w:bottom w:val="single" w:sz="4" w:space="0" w:color="999999"/>
+              <w:end w:val="single" w:sz="4" w:space="0" w:color="999999"/>
+            </w:tcBorders>
+          </w:tcPr>
+          <w:p>
+            <w:pPr>
+              <w:pStyle w:val="Normal"/>
+              <w:widowControl/>
+              <w:bidi w:val="0"/>
+              <w:spacing w:before="0" w:after="200"/>
+              <w:jc w:val="start"/>
+              <w:rPr/>
+            </w:pPr>
+            <w:r>
+              <w:rPr/>
+            </w:r>
+          </w:p>
+        </w:tc>
+        <w:tc>
+          <w:tcPr>
+            <w:tcW w:w="2340" w:type="dxa"/>
+            <w:tcBorders>
+              <w:top w:val="single" w:sz="4" w:space="0" w:color="999999"/>
+              <w:start w:val="single" w:sz="4" w:space="0" w:color="999999"/>
+              <w:bottom w:val="single" w:sz="4" w:space="0" w:color="999999"/>
+              <w:end w:val="single" w:sz="4" w:space="0" w:color="999999"/>
+            </w:tcBorders>
+          </w:tcPr>
+          <w:p>
+            <w:pPr>
+              <w:pStyle w:val="Normal"/>
+              <w:widowControl/>
+              <w:bidi w:val="0"/>
+              <w:spacing w:before="0" w:after="200"/>
+              <w:jc w:val="start"/>
+              <w:rPr/>
+            </w:pPr>
+            <w:r>
+              <w:rPr/>
+            </w:r>
+          </w:p>
+        </w:tc>
+      </w:tr>
+      <w:tr>
+        <w:trPr>
+          <w:cantSplit/>
+        </w:trPr>
+        <w:tc>
+          <w:tcPr>
+            <w:tcW w:w="2340" w:type="dxa"/>
+            <w:tcBorders>
+              <w:top w:val="single" w:sz="4" w:space="0" w:color="999999"/>
+              <w:start w:val="single" w:sz="4" w:space="0" w:color="999999"/>
+              <w:bottom w:val="single" w:sz="4" w:space="0" w:color="999999"/>
+              <w:end w:val="single" w:sz="4" w:space="0" w:color="999999"/>
+            </w:tcBorders>
+          </w:tcPr>
+          <w:p>
+            <w:pPr>
+              <w:pStyle w:val="Normal"/>
+              <w:widowControl/>
+              <w:bidi w:val="0"/>
+              <w:spacing w:before="0" w:after="200"/>
+              <w:jc w:val="start"/>
+              <w:rPr/>
+            </w:pPr>
+            <w:r>
+              <w:rPr>
+                <w:sz w:val="18"/>
+              </w:rPr>
+              <w:t>Artigo de periódico</w:t>
+            </w:r>
+          </w:p>
+        </w:tc>
+        <w:tc>
+          <w:tcPr>
+            <w:tcW w:w="2340" w:type="dxa"/>
+            <w:tcBorders>
+              <w:top w:val="single" w:sz="4" w:space="0" w:color="999999"/>
+              <w:start w:val="single" w:sz="4" w:space="0" w:color="999999"/>
+              <w:bottom w:val="single" w:sz="4" w:space="0" w:color="999999"/>
+              <w:end w:val="single" w:sz="4" w:space="0" w:color="999999"/>
+            </w:tcBorders>
+          </w:tcPr>
+          <w:p>
+            <w:pPr>
+              <w:pStyle w:val="Normal"/>
+              <w:widowControl/>
+              <w:bidi w:val="0"/>
+              <w:spacing w:before="0" w:after="200"/>
+              <w:jc w:val="start"/>
+              <w:rPr/>
+            </w:pPr>
+            <w:r>
+              <w:rPr>
+                <w:sz w:val="18"/>
+              </w:rPr>
+              <w:t>90</w:t>
+            </w:r>
+          </w:p>
+        </w:tc>
+        <w:tc>
+          <w:tcPr>
+            <w:tcW w:w="2340" w:type="dxa"/>
+            <w:tcBorders>
+              <w:top w:val="single" w:sz="4" w:space="0" w:color="999999"/>
+              <w:start w:val="single" w:sz="4" w:space="0" w:color="999999"/>
+              <w:bottom w:val="single" w:sz="4" w:space="0" w:color="999999"/>
+              <w:end w:val="single" w:sz="4" w:space="0" w:color="999999"/>
+            </w:tcBorders>
+          </w:tcPr>
+          <w:p>
+            <w:pPr>
+              <w:pStyle w:val="Normal"/>
+              <w:widowControl/>
+              <w:bidi w:val="0"/>
+              <w:spacing w:before="0" w:after="200"/>
+              <w:jc w:val="start"/>
+              <w:rPr/>
+            </w:pPr>
+            <w:r>
+              <w:rPr>
+                <w:sz w:val="18"/>
+              </w:rPr>
+              <w:t>74,4</w:t>
+            </w:r>
+          </w:p>
+        </w:tc>
+        <w:tc>
+          <w:tcPr>
+            <w:tcW w:w="2340" w:type="dxa"/>
+            <w:tcBorders>
+              <w:top w:val="single" w:sz="4" w:space="0" w:color="999999"/>
+              <w:start w:val="single" w:sz="4" w:space="0" w:color="999999"/>
+              <w:bottom w:val="single" w:sz="4" w:space="0" w:color="999999"/>
+              <w:end w:val="single" w:sz="4" w:space="0" w:color="999999"/>
+            </w:tcBorders>
+          </w:tcPr>
+          <w:p>
+            <w:pPr>
+              <w:pStyle w:val="Normal"/>
+              <w:widowControl/>
+              <w:bidi w:val="0"/>
+              <w:spacing w:before="0" w:after="200"/>
+              <w:jc w:val="start"/>
+              <w:rPr/>
+            </w:pPr>
+            <w:r>
+              <w:rPr>
+                <w:i/>
+                <w:sz w:val="18"/>
+              </w:rPr>
+              <w:t>Journal</w:t>
+            </w:r>
+            <w:r>
+              <w:rPr>
+                <w:sz w:val="18"/>
+              </w:rPr>
+              <w:t xml:space="preserve">, </w:t>
+            </w:r>
+            <w:r>
+              <w:rPr>
+                <w:i/>
+                <w:sz w:val="18"/>
+              </w:rPr>
+              <w:t>JOUR</w:t>
+            </w:r>
+            <w:r>
+              <w:rPr>
+                <w:sz w:val="18"/>
+              </w:rPr>
+              <w:t xml:space="preserve"> e </w:t>
+            </w:r>
+            <w:r>
+              <w:rPr>
+                <w:i/>
+                <w:sz w:val="18"/>
+              </w:rPr>
+              <w:t>journal-article</w:t>
+            </w:r>
+            <w:r>
+              <w:rPr>
+                <w:sz w:val="18"/>
+              </w:rPr>
+              <w:t>.</w:t>
+            </w:r>
+          </w:p>
+        </w:tc>
+      </w:tr>
+      <w:tr>
+        <w:trPr>
+          <w:cantSplit/>
+        </w:trPr>
+        <w:tc>
+          <w:tcPr>
+            <w:tcW w:w="2340" w:type="dxa"/>
+            <w:tcBorders>
+              <w:top w:val="single" w:sz="4" w:space="0" w:color="999999"/>
+              <w:start w:val="single" w:sz="4" w:space="0" w:color="999999"/>
+              <w:bottom w:val="single" w:sz="4" w:space="0" w:color="999999"/>
+              <w:end w:val="single" w:sz="4" w:space="0" w:color="999999"/>
+            </w:tcBorders>
+          </w:tcPr>
+          <w:p>
+            <w:pPr>
+              <w:pStyle w:val="Normal"/>
+              <w:widowControl/>
+              <w:bidi w:val="0"/>
+              <w:spacing w:before="0" w:after="200"/>
+              <w:jc w:val="start"/>
+              <w:rPr/>
+            </w:pPr>
+            <w:r>
+              <w:rPr>
+                <w:sz w:val="18"/>
+              </w:rPr>
+              <w:t>Trabalho em evento</w:t>
+            </w:r>
+          </w:p>
+        </w:tc>
+        <w:tc>
+          <w:tcPr>
+            <w:tcW w:w="2340" w:type="dxa"/>
+            <w:tcBorders>
+              <w:top w:val="single" w:sz="4" w:space="0" w:color="999999"/>
+              <w:start w:val="single" w:sz="4" w:space="0" w:color="999999"/>
+              <w:bottom w:val="single" w:sz="4" w:space="0" w:color="999999"/>
+              <w:end w:val="single" w:sz="4" w:space="0" w:color="999999"/>
+            </w:tcBorders>
+          </w:tcPr>
+          <w:p>
+            <w:pPr>
+              <w:pStyle w:val="Normal"/>
+              <w:widowControl/>
+              <w:bidi w:val="0"/>
+              <w:spacing w:before="0" w:after="200"/>
+              <w:jc w:val="start"/>
+              <w:rPr/>
+            </w:pPr>
+            <w:r>
+              <w:rPr>
+                <w:sz w:val="18"/>
+              </w:rPr>
+              <w:t>20</w:t>
+            </w:r>
+          </w:p>
+        </w:tc>
+        <w:tc>
+          <w:tcPr>
+            <w:tcW w:w="2340" w:type="dxa"/>
+            <w:tcBorders>
+              <w:top w:val="single" w:sz="4" w:space="0" w:color="999999"/>
+              <w:start w:val="single" w:sz="4" w:space="0" w:color="999999"/>
+              <w:bottom w:val="single" w:sz="4" w:space="0" w:color="999999"/>
+              <w:end w:val="single" w:sz="4" w:space="0" w:color="999999"/>
+            </w:tcBorders>
+          </w:tcPr>
+          <w:p>
+            <w:pPr>
+              <w:pStyle w:val="Normal"/>
+              <w:widowControl/>
+              <w:bidi w:val="0"/>
+              <w:spacing w:before="0" w:after="200"/>
+              <w:jc w:val="start"/>
+              <w:rPr/>
+            </w:pPr>
+            <w:r>
+              <w:rPr>
+                <w:sz w:val="18"/>
+              </w:rPr>
+              <w:t>16,5</w:t>
+            </w:r>
+          </w:p>
+        </w:tc>
+        <w:tc>
+          <w:tcPr>
+            <w:tcW w:w="2340" w:type="dxa"/>
+            <w:tcBorders>
+              <w:top w:val="single" w:sz="4" w:space="0" w:color="999999"/>
+              <w:start w:val="single" w:sz="4" w:space="0" w:color="999999"/>
+              <w:bottom w:val="single" w:sz="4" w:space="0" w:color="999999"/>
+              <w:end w:val="single" w:sz="4" w:space="0" w:color="999999"/>
+            </w:tcBorders>
+          </w:tcPr>
+          <w:p>
+            <w:pPr>
+              <w:pStyle w:val="Normal"/>
+              <w:widowControl/>
+              <w:bidi w:val="0"/>
+              <w:spacing w:before="0" w:after="200"/>
+              <w:jc w:val="start"/>
+              <w:rPr/>
+            </w:pPr>
+            <w:r>
+              <w:rPr>
+                <w:i/>
+                <w:sz w:val="18"/>
+              </w:rPr>
+              <w:t>Conference Proceeding</w:t>
+            </w:r>
+            <w:r>
+              <w:rPr>
+                <w:sz w:val="18"/>
+              </w:rPr>
+              <w:t xml:space="preserve"> e </w:t>
+            </w:r>
+            <w:r>
+              <w:rPr>
+                <w:i/>
+                <w:sz w:val="18"/>
+              </w:rPr>
+              <w:t>CPAPER</w:t>
+            </w:r>
+            <w:r>
+              <w:rPr>
+                <w:sz w:val="18"/>
+              </w:rPr>
+              <w:t>.</w:t>
+            </w:r>
+          </w:p>
+        </w:tc>
+      </w:tr>
+      <w:tr>
+        <w:trPr>
+          <w:cantSplit/>
+        </w:trPr>
+        <w:tc>
+          <w:tcPr>
+            <w:tcW w:w="2340" w:type="dxa"/>
+            <w:tcBorders>
+              <w:top w:val="single" w:sz="4" w:space="0" w:color="999999"/>
+              <w:start w:val="single" w:sz="4" w:space="0" w:color="999999"/>
+              <w:bottom w:val="single" w:sz="4" w:space="0" w:color="999999"/>
+              <w:end w:val="single" w:sz="4" w:space="0" w:color="999999"/>
+            </w:tcBorders>
+          </w:tcPr>
+          <w:p>
+            <w:pPr>
+              <w:pStyle w:val="Normal"/>
+              <w:widowControl/>
+              <w:bidi w:val="0"/>
+              <w:spacing w:before="0" w:after="200"/>
+              <w:jc w:val="start"/>
+              <w:rPr/>
+            </w:pPr>
+            <w:r>
+              <w:rPr>
+                <w:sz w:val="18"/>
+              </w:rPr>
+              <w:t>Livro ou série de livro</w:t>
+            </w:r>
+          </w:p>
+        </w:tc>
+        <w:tc>
+          <w:tcPr>
+            <w:tcW w:w="2340" w:type="dxa"/>
+            <w:tcBorders>
+              <w:top w:val="single" w:sz="4" w:space="0" w:color="999999"/>
+              <w:start w:val="single" w:sz="4" w:space="0" w:color="999999"/>
+              <w:bottom w:val="single" w:sz="4" w:space="0" w:color="999999"/>
+              <w:end w:val="single" w:sz="4" w:space="0" w:color="999999"/>
+            </w:tcBorders>
+          </w:tcPr>
+          <w:p>
+            <w:pPr>
+              <w:pStyle w:val="Normal"/>
+              <w:widowControl/>
+              <w:bidi w:val="0"/>
+              <w:spacing w:before="0" w:after="200"/>
+              <w:jc w:val="start"/>
+              <w:rPr/>
+            </w:pPr>
+            <w:r>
+              <w:rPr>
+                <w:sz w:val="18"/>
+              </w:rPr>
+              <w:t>11</w:t>
+            </w:r>
+          </w:p>
+        </w:tc>
+        <w:tc>
+          <w:tcPr>
+            <w:tcW w:w="2340" w:type="dxa"/>
+            <w:tcBorders>
+              <w:top w:val="single" w:sz="4" w:space="0" w:color="999999"/>
+              <w:start w:val="single" w:sz="4" w:space="0" w:color="999999"/>
+              <w:bottom w:val="single" w:sz="4" w:space="0" w:color="999999"/>
+              <w:end w:val="single" w:sz="4" w:space="0" w:color="999999"/>
+            </w:tcBorders>
+          </w:tcPr>
+          <w:p>
+            <w:pPr>
+              <w:pStyle w:val="Normal"/>
+              <w:widowControl/>
+              <w:bidi w:val="0"/>
+              <w:spacing w:before="0" w:after="200"/>
+              <w:jc w:val="start"/>
+              <w:rPr/>
+            </w:pPr>
+            <w:r>
+              <w:rPr>
+                <w:sz w:val="18"/>
+              </w:rPr>
+              <w:t>9,1</w:t>
+            </w:r>
+          </w:p>
+        </w:tc>
+        <w:tc>
+          <w:tcPr>
+            <w:tcW w:w="2340" w:type="dxa"/>
+            <w:tcBorders>
+              <w:top w:val="single" w:sz="4" w:space="0" w:color="999999"/>
+              <w:start w:val="single" w:sz="4" w:space="0" w:color="999999"/>
+              <w:bottom w:val="single" w:sz="4" w:space="0" w:color="999999"/>
+              <w:end w:val="single" w:sz="4" w:space="0" w:color="999999"/>
+            </w:tcBorders>
+          </w:tcPr>
+          <w:p>
+            <w:pPr>
+              <w:pStyle w:val="Normal"/>
+              <w:widowControl/>
+              <w:bidi w:val="0"/>
+              <w:spacing w:before="0" w:after="200"/>
+              <w:jc w:val="start"/>
+              <w:rPr/>
+            </w:pPr>
+            <w:r>
+              <w:rPr>
+                <w:i/>
+                <w:sz w:val="18"/>
+              </w:rPr>
+              <w:t>Book Series</w:t>
+            </w:r>
+            <w:r>
+              <w:rPr>
+                <w:sz w:val="18"/>
+              </w:rPr>
+              <w:t xml:space="preserve"> e </w:t>
+            </w:r>
+            <w:r>
+              <w:rPr>
+                <w:i/>
+                <w:sz w:val="18"/>
+              </w:rPr>
+              <w:t>Book</w:t>
+            </w:r>
+            <w:r>
+              <w:rPr>
+                <w:sz w:val="18"/>
+              </w:rPr>
+              <w:t>.</w:t>
+            </w:r>
+          </w:p>
+        </w:tc>
+      </w:tr>
+    </w:tbl>
+    <w:p>
+      <w:pPr>
+        <w:pStyle w:val="Normal"/>
+        <w:rPr/>
+      </w:pPr>
+      <w:r>
+        <w:rPr/>
       </w:r>
     </w:p>
     <w:p>
@@ -6695,39 +8002,12 @@
         <w:pStyle w:val="BodyText"/>
         <w:rPr/>
       </w:pPr>
-      <w:bookmarkStart w:id="12" w:name="sec%3Abuscaia"/>
-      <w:r>
-        <w:rPr/>
-        <w:t>A classificação produziu 20 candidatos novos; a revisão individual removeu oito cuja aplicação, tecnicamente confirmada, ocorria em domínio industrial, aeroespacial ou veicular sem relação com edificações, restando 12. Sete registros já pertencentes ao corpus original, antes secundários ou excluídos por um dicionário que não reconhecia IA, foram reavaliados sob a RQ6, e cinco foram promovidos ao núcleo principal e dois permaneceram secundários por não apresentarem relação explícita com a manutenção predial. Ao final, 17 registros passaram a integrar o núcleo temático, elevando-o de 104 para 121, sob o mesmo vocabulário fechado e os mesmos procedimentos do núcleo original, sem leitura de texto completo.</w:t>
-      </w:r>
-      <w:bookmarkEnd w:id="12"/>
-    </w:p>
-    <w:p>
-      <w:pPr>
-        <w:pStyle w:val="Heading2"/>
-        <w:rPr/>
-      </w:pPr>
-      <w:bookmarkStart w:id="13" w:name="reprodutibilidade-e-limites-da-automação"/>
       <w:r>
         <w:rPr>
-          <w:rStyle w:val="SectionNumber"/>
+          <w:i/>
+          <w:sz w:val="18"/>
         </w:rPr>
-        <w:t>2.6</w:t>
-      </w:r>
-      <w:r>
-        <w:rPr/>
-        <w:tab/>
-        <w:t>Reprodutibilidade e limites da automação</w:t>
-      </w:r>
-    </w:p>
-    <w:p>
-      <w:pPr>
-        <w:pStyle w:val="FirstParagraph"/>
-        <w:rPr/>
-      </w:pPr>
-      <w:r>
-        <w:rPr/>
-        <w:t>Consultas, exportações, manual de codificação, matrizes intermediárias, scripts determinísticos, figuras e verificações automatizadas foram versionados no repositório da pesquisa, preservando identificadores, proveniência e parâmetros que permitem recompilar resultados e produtos bibliométricos, contribuição de ciência aberta que não substitui pré-registro nem revisão independente. O caráter determinístico garante que a mesma entrada, processada com a mesma versão do código, produza a mesma saída, com a subjetividade explicitada no manual de codificação, nos limiares e nas decisões sobre casos duvidosos. O desenho priorizou fontes com metadados interoperáveis, o que delimita a cobertura de relatórios técnicos, normas internas e experiências institucionais da literatura cinzenta.</w:t>
+        <w:t>Fonte: elaborado pelo autor.</w:t>
       </w:r>
     </w:p>
     <w:p>
@@ -6735,59 +8015,107 @@
         <w:pStyle w:val="BodyText"/>
         <w:rPr/>
       </w:pPr>
-      <w:bookmarkStart w:id="14" w:name="sec%3Ametodo"/>
-      <w:bookmarkStart w:id="15" w:name="reprodutibilidade-e-limites-da-automação"/>
-      <w:r>
-        <w:rPr/>
-        <w:t>Na preparação deste manuscrito para submissão, utilizou-se a ferramenta Claude (Claude Code, Anthropic, modelo Claude Sonnet 5) para reestruturação editorial, condensação textual, revisão linguística e adequação formal às normas editoriais do periódico; todas as alterações científicas e editoriais propostas foram revisadas e aprovadas pelo autor. A ferramenta não foi utilizada na concepção da pesquisa, na coleta de dados, na definição do corpus, na codificação, no cálculo dos resultados ou na criação de evidências.</w:t>
-      </w:r>
-      <w:bookmarkEnd w:id="14"/>
-      <w:bookmarkEnd w:id="15"/>
-    </w:p>
-    <w:p>
-      <w:pPr>
-        <w:pStyle w:val="Heading1"/>
-        <w:rPr/>
-      </w:pPr>
-      <w:bookmarkStart w:id="16" w:name="sec%3Aresultados"/>
+      <w:r>
+        <w:rPr/>
+        <w:t xml:space="preserve">A camada bibliométrica, com função analítica distinta da síntese temática (cf. Método), utilizou os 372 registros com aderência simultânea ao objeto predial, à manutenção ou gestão, à sustentabilidade e à presença de método, dados ou resultados; 329 (88,4%) continham palavras-chave, 327 (87,9%) DOI e 91 (24,5%) autores. As palavras-chave foram normalizadas quanto a caixa, acentuação, singular e variantes ortográficas, reunindo, por exemplo, </w:t>
+      </w:r>
       <w:r>
         <w:rPr>
-          <w:rStyle w:val="SectionNumber"/>
+          <w:i/>
+          <w:iCs/>
         </w:rPr>
-        <w:t>3</w:t>
-      </w:r>
-      <w:r>
-        <w:rPr/>
-        <w:tab/>
-        <w:t>Resultados e discussão</w:t>
-      </w:r>
-    </w:p>
-    <w:p>
-      <w:pPr>
-        <w:pStyle w:val="Heading2"/>
-        <w:rPr/>
-      </w:pPr>
-      <w:bookmarkStart w:id="17" w:name="sec%3Apanorama"/>
+        <w:t>building information modeling</w:t>
+      </w:r>
+      <w:r>
+        <w:rPr/>
+        <w:t xml:space="preserve">, </w:t>
+      </w:r>
       <w:r>
         <w:rPr>
-          <w:rStyle w:val="SectionNumber"/>
+          <w:i/>
+          <w:iCs/>
         </w:rPr>
-        <w:t>3.1</w:t>
-      </w:r>
-      <w:r>
-        <w:rPr/>
-        <w:tab/>
-        <w:t>Estrutura bibliométrica e evolução do campo</w:t>
-      </w:r>
-    </w:p>
-    <w:p>
-      <w:pPr>
-        <w:pStyle w:val="FirstParagraph"/>
-        <w:rPr/>
-      </w:pPr>
-      <w:r>
-        <w:rPr/>
-        <w:t>O núcleo temático vigente reúne 121 registros publicados entre 2010 e 2026, dos quais 104 pertencem ao núcleo original e 17 foram incorporados pela busca de sensibilidade para inteligência artificial e aprendizado de máquina (Seção 2.5). Entre 2019 e 2026 concentram-se 101 registros (83,5%), com máximo de 29 estudos em 2025 (Gráfico 1). A deduplicação preservou a proveniência múltipla. Sessenta e sete registros vieram apenas da Scopus, 41 da Scopus e da Web of Science, sete apenas da Web of Science, três das três bases, dois da Scopus e do Crossref e um apenas do Crossref (Tabela 7). A baixa disponibilidade de resumos no Crossref reduziu sua contribuição à triagem.</w:t>
+        <w:t>building information modelling</w:t>
+      </w:r>
+      <w:r>
+        <w:rPr/>
+        <w:t xml:space="preserve"> e BIM; a rede considera a coocorrência no mesmo registro, normalizada pelo cosseno das frequências marginais, e a evolução compara 157 registros de 2010–2020 com 215 de 2021–2026.</w:t>
+      </w:r>
+    </w:p>
+    <w:p>
+      <w:pPr>
+        <w:pStyle w:val="BodyText"/>
+        <w:rPr/>
+      </w:pPr>
+      <w:r>
+        <w:rPr/>
+        <w:t xml:space="preserve">O Gráfico 2 sintetiza 208 fontes, das quais o núcleo aproximado de Bradford reuniu 13, responsáveis por cerca de um terço dos registros, entre elas </w:t>
+      </w:r>
+      <w:r>
+        <w:rPr>
+          <w:i/>
+          <w:iCs/>
+        </w:rPr>
+        <w:t>Energy and Buildings</w:t>
+      </w:r>
+      <w:r>
+        <w:rPr/>
+        <w:t xml:space="preserve"> (18), </w:t>
+      </w:r>
+      <w:r>
+        <w:rPr>
+          <w:i/>
+          <w:iCs/>
+        </w:rPr>
+        <w:t>Journal of Building Engineering</w:t>
+      </w:r>
+      <w:r>
+        <w:rPr/>
+        <w:t xml:space="preserve"> (15), </w:t>
+      </w:r>
+      <w:r>
+        <w:rPr>
+          <w:i/>
+          <w:iCs/>
+        </w:rPr>
+        <w:t>Facilities</w:t>
+      </w:r>
+      <w:r>
+        <w:rPr/>
+        <w:t xml:space="preserve"> (14), </w:t>
+      </w:r>
+      <w:r>
+        <w:rPr>
+          <w:i/>
+          <w:iCs/>
+        </w:rPr>
+        <w:t>Lecture Notes in Civil Engineering</w:t>
+      </w:r>
+      <w:r>
+        <w:rPr/>
+        <w:t xml:space="preserve"> (11), </w:t>
+      </w:r>
+      <w:r>
+        <w:rPr>
+          <w:i/>
+          <w:iCs/>
+        </w:rPr>
+        <w:t>IOP Conference Series: Earth and Environmental Science</w:t>
+      </w:r>
+      <w:r>
+        <w:rPr/>
+        <w:t xml:space="preserve"> (10) e </w:t>
+      </w:r>
+      <w:r>
+        <w:rPr>
+          <w:i/>
+          <w:iCs/>
+        </w:rPr>
+        <w:t>Sustainability</w:t>
+      </w:r>
+      <w:r>
+        <w:rPr/>
+        <w:t xml:space="preserve"> (10), confirmando a interdisciplinaridade entre energia, engenharia de edificações, gestão de facilidades e sustentabilidade.</w:t>
       </w:r>
     </w:p>
     <w:p>
@@ -6795,13 +8123,14 @@
         <w:pStyle w:val="CaptionedFigure"/>
         <w:rPr/>
       </w:pPr>
+      <w:bookmarkStart w:id="12" w:name="fig%3Afontes372"/>
       <w:r>
         <w:rPr/>
         <w:drawing>
           <wp:inline distT="0" distB="0" distL="0" distR="0">
-            <wp:extent cx="5334000" cy="3111500"/>
+            <wp:extent cx="5227320" cy="3425190"/>
             <wp:effectExtent l="0" t="0" r="0" b="0"/>
-            <wp:docPr id="2" name="Picture" descr="" title=""/>
+            <wp:docPr id="2" name="Figura2"/>
             <wp:cNvGraphicFramePr>
               <a:graphicFrameLocks xmlns:a="http://schemas.openxmlformats.org/drawingml/2006/main" noChangeAspect="1"/>
             </wp:cNvGraphicFramePr>
@@ -6809,7 +8138,7 @@
               <a:graphicData uri="http://schemas.openxmlformats.org/drawingml/2006/picture">
                 <pic:pic xmlns:pic="http://schemas.openxmlformats.org/drawingml/2006/picture">
                   <pic:nvPicPr>
-                    <pic:cNvPr id="2" name="Picture" descr="" title=""/>
+                    <pic:cNvPr id="2" name="Figura2"/>
                     <pic:cNvPicPr>
                       <a:picLocks noChangeAspect="1" noChangeArrowheads="1"/>
                     </pic:cNvPicPr>
@@ -6823,11 +8152,12 @@
                   <pic:spPr bwMode="auto">
                     <a:xfrm>
                       <a:off x="0" y="0"/>
-                      <a:ext cx="5334000" cy="3111500"/>
+                      <a:ext cx="5227320" cy="3425190"/>
                     </a:xfrm>
                     <a:prstGeom prst="rect">
                       <a:avLst/>
                     </a:prstGeom>
+                    <a:noFill/>
                   </pic:spPr>
                 </pic:pic>
               </a:graphicData>
@@ -6843,8 +8173,9 @@
       </w:pPr>
       <w:r>
         <w:rPr/>
-        <w:t>Gráfico 1. Distribuição temporal do núcleo temático vigente</w:t>
-      </w:r>
+        <w:t>Gráfico 2. Fontes mais frequentes no corpus bibliométrico ampliado</w:t>
+      </w:r>
+      <w:bookmarkEnd w:id="12"/>
     </w:p>
     <w:p>
       <w:pPr>
@@ -6853,1323 +8184,18 @@
       </w:pPr>
       <w:r>
         <w:rPr/>
-        <w:t xml:space="preserve">Os tipos documentais foram harmonizados, reunindo </w:t>
+        <w:t xml:space="preserve">O mapa temático (Gráfico 3) revelou dois eixos centrais, formados por BIM, desempenho da edificação e </w:t>
       </w:r>
       <w:r>
         <w:rPr>
           <w:i/>
           <w:iCs/>
         </w:rPr>
-        <w:t>Journal</w:t>
-      </w:r>
-      <w:r>
-        <w:rPr/>
-        <w:t xml:space="preserve">, </w:t>
-      </w:r>
-      <w:r>
-        <w:rPr>
-          <w:i/>
-          <w:iCs/>
-        </w:rPr>
-        <w:t>JOUR</w:t>
-      </w:r>
-      <w:r>
-        <w:rPr/>
-        <w:t xml:space="preserve"> e </w:t>
-      </w:r>
-      <w:r>
-        <w:rPr>
-          <w:i/>
-          <w:iCs/>
-        </w:rPr>
-        <w:t>journal-article</w:t>
-      </w:r>
-      <w:r>
-        <w:rPr/>
-        <w:t xml:space="preserve"> na categoria artigo de periódico; </w:t>
-      </w:r>
-      <w:r>
-        <w:rPr>
-          <w:i/>
-          <w:iCs/>
-        </w:rPr>
-        <w:t>Conference Proceeding</w:t>
-      </w:r>
-      <w:r>
-        <w:rPr/>
-        <w:t xml:space="preserve"> e </w:t>
-      </w:r>
-      <w:r>
-        <w:rPr>
-          <w:i/>
-          <w:iCs/>
-        </w:rPr>
-        <w:t>CPAPER</w:t>
-      </w:r>
-      <w:r>
-        <w:rPr/>
-        <w:t xml:space="preserve"> em trabalhos em evento; </w:t>
-      </w:r>
-      <w:r>
-        <w:rPr>
-          <w:i/>
-          <w:iCs/>
-        </w:rPr>
-        <w:t>Book Series</w:t>
-      </w:r>
-      <w:r>
-        <w:rPr/>
-        <w:t xml:space="preserve"> e </w:t>
-      </w:r>
-      <w:r>
-        <w:rPr>
-          <w:i/>
-          <w:iCs/>
-        </w:rPr>
-        <w:t>Book</w:t>
-      </w:r>
-      <w:r>
-        <w:rPr/>
-        <w:t xml:space="preserve"> em livro ou série de livro. A Tabela 7 apresenta proveniência e tipologia separadamente, indicando predomínio de artigos de periódico e forte presença da Scopus; a sobreposição entre bases registra caminhos de recuperação do mesmo estudo, enquanto a avaliação da evidência depende do conteúdo de cada registro.</w:t>
-      </w:r>
-    </w:p>
-    <w:p>
-      <w:pPr>
-        <w:pStyle w:val="TableCaption"/>
-        <w:keepNext w:val="true"/>
-        <w:rPr/>
-      </w:pPr>
-      <w:r>
-        <w:rPr/>
-        <w:t>Tabela 7. Distribuição do núcleo temático vigente por base de origem e tipo documental</w:t>
-      </w:r>
-    </w:p>
-    <w:tbl>
-      <w:tblPr>
-        <w:tblW w:w="9360" w:type="dxa"/>
-        <w:jc w:val="start"/>
-        <w:tblInd w:w="113" w:type="dxa"/>
-        <w:tblLayout w:type="fixed"/>
-        <w:tblCellMar>
-          <w:top w:w="0" w:type="dxa"/>
-          <w:start w:w="108" w:type="dxa"/>
-          <w:bottom w:w="0" w:type="dxa"/>
-          <w:end w:w="108" w:type="dxa"/>
-        </w:tblCellMar>
-        <w:tblLook w:val="04a0" w:noHBand="0" w:noVBand="1" w:firstColumn="1" w:lastRow="0" w:lastColumn="0" w:firstRow="1"/>
-      </w:tblPr>
-      <w:tblGrid>
-        <w:gridCol w:w="2340"/>
-        <w:gridCol w:w="2340"/>
-        <w:gridCol w:w="2340"/>
-        <w:gridCol w:w="2339"/>
-      </w:tblGrid>
-      <w:tr>
-        <w:trPr>
-          <w:tblHeader w:val="true"/>
-          <w:cantSplit w:val="true"/>
-        </w:trPr>
-        <w:tc>
-          <w:tcPr>
-            <w:tcW w:w="2340" w:type="dxa"/>
-            <w:tcBorders>
-              <w:top w:val="single" w:sz="4" w:space="0" w:color="999999"/>
-              <w:start w:val="single" w:sz="4" w:space="0" w:color="999999"/>
-              <w:bottom w:val="single" w:sz="4" w:space="0" w:color="999999"/>
-              <w:end w:val="single" w:sz="4" w:space="0" w:color="999999"/>
-            </w:tcBorders>
-          </w:tcPr>
-          <w:p>
-            <w:pPr>
-              <w:pStyle w:val="Normal"/>
-              <w:widowControl/>
-              <w:bidi w:val="0"/>
-              <w:spacing w:before="0" w:after="200"/>
-              <w:jc w:val="start"/>
-              <w:rPr/>
-            </w:pPr>
-            <w:r>
-              <w:rPr>
-                <w:b/>
-                <w:sz w:val="18"/>
-              </w:rPr>
-              <w:t>Categoria</w:t>
-            </w:r>
-          </w:p>
-        </w:tc>
-        <w:tc>
-          <w:tcPr>
-            <w:tcW w:w="2340" w:type="dxa"/>
-            <w:tcBorders>
-              <w:top w:val="single" w:sz="4" w:space="0" w:color="999999"/>
-              <w:start w:val="single" w:sz="4" w:space="0" w:color="999999"/>
-              <w:bottom w:val="single" w:sz="4" w:space="0" w:color="999999"/>
-              <w:end w:val="single" w:sz="4" w:space="0" w:color="999999"/>
-            </w:tcBorders>
-          </w:tcPr>
-          <w:p>
-            <w:pPr>
-              <w:pStyle w:val="Normal"/>
-              <w:widowControl/>
-              <w:bidi w:val="0"/>
-              <w:spacing w:before="0" w:after="200"/>
-              <w:jc w:val="start"/>
-              <w:rPr/>
-            </w:pPr>
-            <w:r>
-              <w:rPr>
-                <w:b/>
-                <w:sz w:val="18"/>
-              </w:rPr>
-              <w:t>Registros</w:t>
-            </w:r>
-          </w:p>
-        </w:tc>
-        <w:tc>
-          <w:tcPr>
-            <w:tcW w:w="2340" w:type="dxa"/>
-            <w:tcBorders>
-              <w:top w:val="single" w:sz="4" w:space="0" w:color="999999"/>
-              <w:start w:val="single" w:sz="4" w:space="0" w:color="999999"/>
-              <w:bottom w:val="single" w:sz="4" w:space="0" w:color="999999"/>
-              <w:end w:val="single" w:sz="4" w:space="0" w:color="999999"/>
-            </w:tcBorders>
-          </w:tcPr>
-          <w:p>
-            <w:pPr>
-              <w:pStyle w:val="Normal"/>
-              <w:widowControl/>
-              <w:bidi w:val="0"/>
-              <w:spacing w:before="0" w:after="200"/>
-              <w:jc w:val="start"/>
-              <w:rPr/>
-            </w:pPr>
-            <w:r>
-              <w:rPr>
-                <w:b/>
-                <w:sz w:val="18"/>
-              </w:rPr>
-              <w:t>% dos 121</w:t>
-            </w:r>
-          </w:p>
-        </w:tc>
-        <w:tc>
-          <w:tcPr>
-            <w:tcW w:w="2339" w:type="dxa"/>
-            <w:tcBorders>
-              <w:top w:val="single" w:sz="4" w:space="0" w:color="999999"/>
-              <w:start w:val="single" w:sz="4" w:space="0" w:color="999999"/>
-              <w:bottom w:val="single" w:sz="4" w:space="0" w:color="999999"/>
-              <w:end w:val="single" w:sz="4" w:space="0" w:color="999999"/>
-            </w:tcBorders>
-          </w:tcPr>
-          <w:p>
-            <w:pPr>
-              <w:pStyle w:val="Normal"/>
-              <w:widowControl/>
-              <w:bidi w:val="0"/>
-              <w:spacing w:before="0" w:after="200"/>
-              <w:jc w:val="start"/>
-              <w:rPr/>
-            </w:pPr>
-            <w:r>
-              <w:rPr>
-                <w:b/>
-                <w:sz w:val="18"/>
-              </w:rPr>
-              <w:t>Observação</w:t>
-            </w:r>
-          </w:p>
-        </w:tc>
-      </w:tr>
-      <w:tr>
-        <w:trPr>
-          <w:cantSplit w:val="true"/>
-        </w:trPr>
-        <w:tc>
-          <w:tcPr>
-            <w:tcW w:w="2340" w:type="dxa"/>
-            <w:tcBorders>
-              <w:top w:val="single" w:sz="4" w:space="0" w:color="999999"/>
-              <w:start w:val="single" w:sz="4" w:space="0" w:color="999999"/>
-              <w:bottom w:val="single" w:sz="4" w:space="0" w:color="999999"/>
-              <w:end w:val="single" w:sz="4" w:space="0" w:color="999999"/>
-            </w:tcBorders>
-          </w:tcPr>
-          <w:p>
-            <w:pPr>
-              <w:pStyle w:val="Normal"/>
-              <w:widowControl/>
-              <w:bidi w:val="0"/>
-              <w:spacing w:before="0" w:after="200"/>
-              <w:jc w:val="start"/>
-              <w:rPr/>
-            </w:pPr>
-            <w:r>
-              <w:rPr>
-                <w:sz w:val="18"/>
-              </w:rPr>
-              <w:t>A. Registros do núcleo com origem na base, respostas múltiplas</w:t>
-            </w:r>
-          </w:p>
-        </w:tc>
-        <w:tc>
-          <w:tcPr>
-            <w:tcW w:w="2340" w:type="dxa"/>
-            <w:tcBorders>
-              <w:top w:val="single" w:sz="4" w:space="0" w:color="999999"/>
-              <w:start w:val="single" w:sz="4" w:space="0" w:color="999999"/>
-              <w:bottom w:val="single" w:sz="4" w:space="0" w:color="999999"/>
-              <w:end w:val="single" w:sz="4" w:space="0" w:color="999999"/>
-            </w:tcBorders>
-          </w:tcPr>
-          <w:p>
-            <w:pPr>
-              <w:pStyle w:val="Normal"/>
-              <w:widowControl/>
-              <w:bidi w:val="0"/>
-              <w:spacing w:before="0" w:after="200"/>
-              <w:jc w:val="start"/>
-              <w:rPr/>
-            </w:pPr>
-            <w:r>
-              <w:rPr/>
-            </w:r>
-          </w:p>
-        </w:tc>
-        <w:tc>
-          <w:tcPr>
-            <w:tcW w:w="2340" w:type="dxa"/>
-            <w:tcBorders>
-              <w:top w:val="single" w:sz="4" w:space="0" w:color="999999"/>
-              <w:start w:val="single" w:sz="4" w:space="0" w:color="999999"/>
-              <w:bottom w:val="single" w:sz="4" w:space="0" w:color="999999"/>
-              <w:end w:val="single" w:sz="4" w:space="0" w:color="999999"/>
-            </w:tcBorders>
-          </w:tcPr>
-          <w:p>
-            <w:pPr>
-              <w:pStyle w:val="Normal"/>
-              <w:widowControl/>
-              <w:bidi w:val="0"/>
-              <w:spacing w:before="0" w:after="200"/>
-              <w:jc w:val="start"/>
-              <w:rPr/>
-            </w:pPr>
-            <w:r>
-              <w:rPr/>
-            </w:r>
-          </w:p>
-        </w:tc>
-        <w:tc>
-          <w:tcPr>
-            <w:tcW w:w="2339" w:type="dxa"/>
-            <w:tcBorders>
-              <w:top w:val="single" w:sz="4" w:space="0" w:color="999999"/>
-              <w:start w:val="single" w:sz="4" w:space="0" w:color="999999"/>
-              <w:bottom w:val="single" w:sz="4" w:space="0" w:color="999999"/>
-              <w:end w:val="single" w:sz="4" w:space="0" w:color="999999"/>
-            </w:tcBorders>
-          </w:tcPr>
-          <w:p>
-            <w:pPr>
-              <w:pStyle w:val="Normal"/>
-              <w:widowControl/>
-              <w:bidi w:val="0"/>
-              <w:spacing w:before="0" w:after="200"/>
-              <w:jc w:val="start"/>
-              <w:rPr/>
-            </w:pPr>
-            <w:r>
-              <w:rPr/>
-            </w:r>
-          </w:p>
-        </w:tc>
-      </w:tr>
-      <w:tr>
-        <w:trPr>
-          <w:cantSplit w:val="true"/>
-        </w:trPr>
-        <w:tc>
-          <w:tcPr>
-            <w:tcW w:w="2340" w:type="dxa"/>
-            <w:tcBorders>
-              <w:top w:val="single" w:sz="4" w:space="0" w:color="999999"/>
-              <w:start w:val="single" w:sz="4" w:space="0" w:color="999999"/>
-              <w:bottom w:val="single" w:sz="4" w:space="0" w:color="999999"/>
-              <w:end w:val="single" w:sz="4" w:space="0" w:color="999999"/>
-            </w:tcBorders>
-          </w:tcPr>
-          <w:p>
-            <w:pPr>
-              <w:pStyle w:val="Normal"/>
-              <w:widowControl/>
-              <w:bidi w:val="0"/>
-              <w:spacing w:before="0" w:after="200"/>
-              <w:jc w:val="start"/>
-              <w:rPr/>
-            </w:pPr>
-            <w:r>
-              <w:rPr>
-                <w:sz w:val="18"/>
-              </w:rPr>
-              <w:t>Scopus</w:t>
-            </w:r>
-          </w:p>
-        </w:tc>
-        <w:tc>
-          <w:tcPr>
-            <w:tcW w:w="2340" w:type="dxa"/>
-            <w:tcBorders>
-              <w:top w:val="single" w:sz="4" w:space="0" w:color="999999"/>
-              <w:start w:val="single" w:sz="4" w:space="0" w:color="999999"/>
-              <w:bottom w:val="single" w:sz="4" w:space="0" w:color="999999"/>
-              <w:end w:val="single" w:sz="4" w:space="0" w:color="999999"/>
-            </w:tcBorders>
-          </w:tcPr>
-          <w:p>
-            <w:pPr>
-              <w:pStyle w:val="Normal"/>
-              <w:widowControl/>
-              <w:bidi w:val="0"/>
-              <w:spacing w:before="0" w:after="200"/>
-              <w:jc w:val="start"/>
-              <w:rPr/>
-            </w:pPr>
-            <w:r>
-              <w:rPr>
-                <w:sz w:val="18"/>
-              </w:rPr>
-              <w:t>113</w:t>
-            </w:r>
-          </w:p>
-        </w:tc>
-        <w:tc>
-          <w:tcPr>
-            <w:tcW w:w="2340" w:type="dxa"/>
-            <w:tcBorders>
-              <w:top w:val="single" w:sz="4" w:space="0" w:color="999999"/>
-              <w:start w:val="single" w:sz="4" w:space="0" w:color="999999"/>
-              <w:bottom w:val="single" w:sz="4" w:space="0" w:color="999999"/>
-              <w:end w:val="single" w:sz="4" w:space="0" w:color="999999"/>
-            </w:tcBorders>
-          </w:tcPr>
-          <w:p>
-            <w:pPr>
-              <w:pStyle w:val="Normal"/>
-              <w:widowControl/>
-              <w:bidi w:val="0"/>
-              <w:spacing w:before="0" w:after="200"/>
-              <w:jc w:val="start"/>
-              <w:rPr/>
-            </w:pPr>
-            <w:r>
-              <w:rPr>
-                <w:sz w:val="18"/>
-              </w:rPr>
-              <w:t>93,4</w:t>
-            </w:r>
-          </w:p>
-        </w:tc>
-        <w:tc>
-          <w:tcPr>
-            <w:tcW w:w="2339" w:type="dxa"/>
-            <w:tcBorders>
-              <w:top w:val="single" w:sz="4" w:space="0" w:color="999999"/>
-              <w:start w:val="single" w:sz="4" w:space="0" w:color="999999"/>
-              <w:bottom w:val="single" w:sz="4" w:space="0" w:color="999999"/>
-              <w:end w:val="single" w:sz="4" w:space="0" w:color="999999"/>
-            </w:tcBorders>
-          </w:tcPr>
-          <w:p>
-            <w:pPr>
-              <w:pStyle w:val="Normal"/>
-              <w:widowControl/>
-              <w:bidi w:val="0"/>
-              <w:spacing w:before="0" w:after="200"/>
-              <w:jc w:val="start"/>
-              <w:rPr/>
-            </w:pPr>
-            <w:r>
-              <w:rPr>
-                <w:sz w:val="18"/>
-              </w:rPr>
-              <w:t>Base bibliográfica principal.</w:t>
-            </w:r>
-          </w:p>
-        </w:tc>
-      </w:tr>
-      <w:tr>
-        <w:trPr>
-          <w:cantSplit w:val="true"/>
-        </w:trPr>
-        <w:tc>
-          <w:tcPr>
-            <w:tcW w:w="2340" w:type="dxa"/>
-            <w:tcBorders>
-              <w:top w:val="single" w:sz="4" w:space="0" w:color="999999"/>
-              <w:start w:val="single" w:sz="4" w:space="0" w:color="999999"/>
-              <w:bottom w:val="single" w:sz="4" w:space="0" w:color="999999"/>
-              <w:end w:val="single" w:sz="4" w:space="0" w:color="999999"/>
-            </w:tcBorders>
-          </w:tcPr>
-          <w:p>
-            <w:pPr>
-              <w:pStyle w:val="Normal"/>
-              <w:widowControl/>
-              <w:bidi w:val="0"/>
-              <w:spacing w:before="0" w:after="200"/>
-              <w:jc w:val="start"/>
-              <w:rPr/>
-            </w:pPr>
-            <w:r>
-              <w:rPr>
-                <w:sz w:val="18"/>
-              </w:rPr>
-              <w:t>Web of Science</w:t>
-            </w:r>
-          </w:p>
-        </w:tc>
-        <w:tc>
-          <w:tcPr>
-            <w:tcW w:w="2340" w:type="dxa"/>
-            <w:tcBorders>
-              <w:top w:val="single" w:sz="4" w:space="0" w:color="999999"/>
-              <w:start w:val="single" w:sz="4" w:space="0" w:color="999999"/>
-              <w:bottom w:val="single" w:sz="4" w:space="0" w:color="999999"/>
-              <w:end w:val="single" w:sz="4" w:space="0" w:color="999999"/>
-            </w:tcBorders>
-          </w:tcPr>
-          <w:p>
-            <w:pPr>
-              <w:pStyle w:val="Normal"/>
-              <w:widowControl/>
-              <w:bidi w:val="0"/>
-              <w:spacing w:before="0" w:after="200"/>
-              <w:jc w:val="start"/>
-              <w:rPr/>
-            </w:pPr>
-            <w:r>
-              <w:rPr>
-                <w:sz w:val="18"/>
-              </w:rPr>
-              <w:t>51</w:t>
-            </w:r>
-          </w:p>
-        </w:tc>
-        <w:tc>
-          <w:tcPr>
-            <w:tcW w:w="2340" w:type="dxa"/>
-            <w:tcBorders>
-              <w:top w:val="single" w:sz="4" w:space="0" w:color="999999"/>
-              <w:start w:val="single" w:sz="4" w:space="0" w:color="999999"/>
-              <w:bottom w:val="single" w:sz="4" w:space="0" w:color="999999"/>
-              <w:end w:val="single" w:sz="4" w:space="0" w:color="999999"/>
-            </w:tcBorders>
-          </w:tcPr>
-          <w:p>
-            <w:pPr>
-              <w:pStyle w:val="Normal"/>
-              <w:widowControl/>
-              <w:bidi w:val="0"/>
-              <w:spacing w:before="0" w:after="200"/>
-              <w:jc w:val="start"/>
-              <w:rPr/>
-            </w:pPr>
-            <w:r>
-              <w:rPr>
-                <w:sz w:val="18"/>
-              </w:rPr>
-              <w:t>42,1</w:t>
-            </w:r>
-          </w:p>
-        </w:tc>
-        <w:tc>
-          <w:tcPr>
-            <w:tcW w:w="2339" w:type="dxa"/>
-            <w:tcBorders>
-              <w:top w:val="single" w:sz="4" w:space="0" w:color="999999"/>
-              <w:start w:val="single" w:sz="4" w:space="0" w:color="999999"/>
-              <w:bottom w:val="single" w:sz="4" w:space="0" w:color="999999"/>
-              <w:end w:val="single" w:sz="4" w:space="0" w:color="999999"/>
-            </w:tcBorders>
-          </w:tcPr>
-          <w:p>
-            <w:pPr>
-              <w:pStyle w:val="Normal"/>
-              <w:widowControl/>
-              <w:bidi w:val="0"/>
-              <w:spacing w:before="0" w:after="200"/>
-              <w:jc w:val="start"/>
-              <w:rPr/>
-            </w:pPr>
-            <w:r>
-              <w:rPr>
-                <w:sz w:val="18"/>
-              </w:rPr>
-              <w:t>Base bibliográfica independente.</w:t>
-            </w:r>
-          </w:p>
-        </w:tc>
-      </w:tr>
-      <w:tr>
-        <w:trPr>
-          <w:cantSplit w:val="true"/>
-        </w:trPr>
-        <w:tc>
-          <w:tcPr>
-            <w:tcW w:w="2340" w:type="dxa"/>
-            <w:tcBorders>
-              <w:top w:val="single" w:sz="4" w:space="0" w:color="999999"/>
-              <w:start w:val="single" w:sz="4" w:space="0" w:color="999999"/>
-              <w:bottom w:val="single" w:sz="4" w:space="0" w:color="999999"/>
-              <w:end w:val="single" w:sz="4" w:space="0" w:color="999999"/>
-            </w:tcBorders>
-          </w:tcPr>
-          <w:p>
-            <w:pPr>
-              <w:pStyle w:val="Normal"/>
-              <w:widowControl/>
-              <w:bidi w:val="0"/>
-              <w:spacing w:before="0" w:after="200"/>
-              <w:jc w:val="start"/>
-              <w:rPr/>
-            </w:pPr>
-            <w:r>
-              <w:rPr>
-                <w:sz w:val="18"/>
-              </w:rPr>
-              <w:t>Crossref</w:t>
-            </w:r>
-          </w:p>
-        </w:tc>
-        <w:tc>
-          <w:tcPr>
-            <w:tcW w:w="2340" w:type="dxa"/>
-            <w:tcBorders>
-              <w:top w:val="single" w:sz="4" w:space="0" w:color="999999"/>
-              <w:start w:val="single" w:sz="4" w:space="0" w:color="999999"/>
-              <w:bottom w:val="single" w:sz="4" w:space="0" w:color="999999"/>
-              <w:end w:val="single" w:sz="4" w:space="0" w:color="999999"/>
-            </w:tcBorders>
-          </w:tcPr>
-          <w:p>
-            <w:pPr>
-              <w:pStyle w:val="Normal"/>
-              <w:widowControl/>
-              <w:bidi w:val="0"/>
-              <w:spacing w:before="0" w:after="200"/>
-              <w:jc w:val="start"/>
-              <w:rPr/>
-            </w:pPr>
-            <w:r>
-              <w:rPr>
-                <w:sz w:val="18"/>
-              </w:rPr>
-              <w:t>6</w:t>
-            </w:r>
-          </w:p>
-        </w:tc>
-        <w:tc>
-          <w:tcPr>
-            <w:tcW w:w="2340" w:type="dxa"/>
-            <w:tcBorders>
-              <w:top w:val="single" w:sz="4" w:space="0" w:color="999999"/>
-              <w:start w:val="single" w:sz="4" w:space="0" w:color="999999"/>
-              <w:bottom w:val="single" w:sz="4" w:space="0" w:color="999999"/>
-              <w:end w:val="single" w:sz="4" w:space="0" w:color="999999"/>
-            </w:tcBorders>
-          </w:tcPr>
-          <w:p>
-            <w:pPr>
-              <w:pStyle w:val="Normal"/>
-              <w:widowControl/>
-              <w:bidi w:val="0"/>
-              <w:spacing w:before="0" w:after="200"/>
-              <w:jc w:val="start"/>
-              <w:rPr/>
-            </w:pPr>
-            <w:r>
-              <w:rPr>
-                <w:sz w:val="18"/>
-              </w:rPr>
-              <w:t>5,0</w:t>
-            </w:r>
-          </w:p>
-        </w:tc>
-        <w:tc>
-          <w:tcPr>
-            <w:tcW w:w="2339" w:type="dxa"/>
-            <w:tcBorders>
-              <w:top w:val="single" w:sz="4" w:space="0" w:color="999999"/>
-              <w:start w:val="single" w:sz="4" w:space="0" w:color="999999"/>
-              <w:bottom w:val="single" w:sz="4" w:space="0" w:color="999999"/>
-              <w:end w:val="single" w:sz="4" w:space="0" w:color="999999"/>
-            </w:tcBorders>
-          </w:tcPr>
-          <w:p>
-            <w:pPr>
-              <w:pStyle w:val="Normal"/>
-              <w:widowControl/>
-              <w:bidi w:val="0"/>
-              <w:spacing w:before="0" w:after="200"/>
-              <w:jc w:val="start"/>
-              <w:rPr/>
-            </w:pPr>
-            <w:r>
-              <w:rPr>
-                <w:sz w:val="18"/>
-              </w:rPr>
-              <w:t>Fonte complementar de metadados.</w:t>
-            </w:r>
-          </w:p>
-        </w:tc>
-      </w:tr>
-      <w:tr>
-        <w:trPr>
-          <w:cantSplit w:val="true"/>
-        </w:trPr>
-        <w:tc>
-          <w:tcPr>
-            <w:tcW w:w="2340" w:type="dxa"/>
-            <w:tcBorders>
-              <w:top w:val="single" w:sz="4" w:space="0" w:color="999999"/>
-              <w:start w:val="single" w:sz="4" w:space="0" w:color="999999"/>
-              <w:bottom w:val="single" w:sz="4" w:space="0" w:color="999999"/>
-              <w:end w:val="single" w:sz="4" w:space="0" w:color="999999"/>
-            </w:tcBorders>
-          </w:tcPr>
-          <w:p>
-            <w:pPr>
-              <w:pStyle w:val="Normal"/>
-              <w:widowControl/>
-              <w:bidi w:val="0"/>
-              <w:spacing w:before="0" w:after="200"/>
-              <w:jc w:val="start"/>
-              <w:rPr/>
-            </w:pPr>
-            <w:r>
-              <w:rPr>
-                <w:sz w:val="18"/>
-              </w:rPr>
-              <w:t>B. Tipo documental harmonizado, categorias exclusivas</w:t>
-            </w:r>
-          </w:p>
-        </w:tc>
-        <w:tc>
-          <w:tcPr>
-            <w:tcW w:w="2340" w:type="dxa"/>
-            <w:tcBorders>
-              <w:top w:val="single" w:sz="4" w:space="0" w:color="999999"/>
-              <w:start w:val="single" w:sz="4" w:space="0" w:color="999999"/>
-              <w:bottom w:val="single" w:sz="4" w:space="0" w:color="999999"/>
-              <w:end w:val="single" w:sz="4" w:space="0" w:color="999999"/>
-            </w:tcBorders>
-          </w:tcPr>
-          <w:p>
-            <w:pPr>
-              <w:pStyle w:val="Normal"/>
-              <w:widowControl/>
-              <w:bidi w:val="0"/>
-              <w:spacing w:before="0" w:after="200"/>
-              <w:jc w:val="start"/>
-              <w:rPr/>
-            </w:pPr>
-            <w:r>
-              <w:rPr/>
-            </w:r>
-          </w:p>
-        </w:tc>
-        <w:tc>
-          <w:tcPr>
-            <w:tcW w:w="2340" w:type="dxa"/>
-            <w:tcBorders>
-              <w:top w:val="single" w:sz="4" w:space="0" w:color="999999"/>
-              <w:start w:val="single" w:sz="4" w:space="0" w:color="999999"/>
-              <w:bottom w:val="single" w:sz="4" w:space="0" w:color="999999"/>
-              <w:end w:val="single" w:sz="4" w:space="0" w:color="999999"/>
-            </w:tcBorders>
-          </w:tcPr>
-          <w:p>
-            <w:pPr>
-              <w:pStyle w:val="Normal"/>
-              <w:widowControl/>
-              <w:bidi w:val="0"/>
-              <w:spacing w:before="0" w:after="200"/>
-              <w:jc w:val="start"/>
-              <w:rPr/>
-            </w:pPr>
-            <w:r>
-              <w:rPr/>
-            </w:r>
-          </w:p>
-        </w:tc>
-        <w:tc>
-          <w:tcPr>
-            <w:tcW w:w="2339" w:type="dxa"/>
-            <w:tcBorders>
-              <w:top w:val="single" w:sz="4" w:space="0" w:color="999999"/>
-              <w:start w:val="single" w:sz="4" w:space="0" w:color="999999"/>
-              <w:bottom w:val="single" w:sz="4" w:space="0" w:color="999999"/>
-              <w:end w:val="single" w:sz="4" w:space="0" w:color="999999"/>
-            </w:tcBorders>
-          </w:tcPr>
-          <w:p>
-            <w:pPr>
-              <w:pStyle w:val="Normal"/>
-              <w:widowControl/>
-              <w:bidi w:val="0"/>
-              <w:spacing w:before="0" w:after="200"/>
-              <w:jc w:val="start"/>
-              <w:rPr/>
-            </w:pPr>
-            <w:r>
-              <w:rPr/>
-            </w:r>
-          </w:p>
-        </w:tc>
-      </w:tr>
-      <w:tr>
-        <w:trPr>
-          <w:cantSplit w:val="true"/>
-        </w:trPr>
-        <w:tc>
-          <w:tcPr>
-            <w:tcW w:w="2340" w:type="dxa"/>
-            <w:tcBorders>
-              <w:top w:val="single" w:sz="4" w:space="0" w:color="999999"/>
-              <w:start w:val="single" w:sz="4" w:space="0" w:color="999999"/>
-              <w:bottom w:val="single" w:sz="4" w:space="0" w:color="999999"/>
-              <w:end w:val="single" w:sz="4" w:space="0" w:color="999999"/>
-            </w:tcBorders>
-          </w:tcPr>
-          <w:p>
-            <w:pPr>
-              <w:pStyle w:val="Normal"/>
-              <w:widowControl/>
-              <w:bidi w:val="0"/>
-              <w:spacing w:before="0" w:after="200"/>
-              <w:jc w:val="start"/>
-              <w:rPr/>
-            </w:pPr>
-            <w:r>
-              <w:rPr>
-                <w:sz w:val="18"/>
-              </w:rPr>
-              <w:t>Artigo de periódico</w:t>
-            </w:r>
-          </w:p>
-        </w:tc>
-        <w:tc>
-          <w:tcPr>
-            <w:tcW w:w="2340" w:type="dxa"/>
-            <w:tcBorders>
-              <w:top w:val="single" w:sz="4" w:space="0" w:color="999999"/>
-              <w:start w:val="single" w:sz="4" w:space="0" w:color="999999"/>
-              <w:bottom w:val="single" w:sz="4" w:space="0" w:color="999999"/>
-              <w:end w:val="single" w:sz="4" w:space="0" w:color="999999"/>
-            </w:tcBorders>
-          </w:tcPr>
-          <w:p>
-            <w:pPr>
-              <w:pStyle w:val="Normal"/>
-              <w:widowControl/>
-              <w:bidi w:val="0"/>
-              <w:spacing w:before="0" w:after="200"/>
-              <w:jc w:val="start"/>
-              <w:rPr/>
-            </w:pPr>
-            <w:r>
-              <w:rPr>
-                <w:sz w:val="18"/>
-              </w:rPr>
-              <w:t>90</w:t>
-            </w:r>
-          </w:p>
-        </w:tc>
-        <w:tc>
-          <w:tcPr>
-            <w:tcW w:w="2340" w:type="dxa"/>
-            <w:tcBorders>
-              <w:top w:val="single" w:sz="4" w:space="0" w:color="999999"/>
-              <w:start w:val="single" w:sz="4" w:space="0" w:color="999999"/>
-              <w:bottom w:val="single" w:sz="4" w:space="0" w:color="999999"/>
-              <w:end w:val="single" w:sz="4" w:space="0" w:color="999999"/>
-            </w:tcBorders>
-          </w:tcPr>
-          <w:p>
-            <w:pPr>
-              <w:pStyle w:val="Normal"/>
-              <w:widowControl/>
-              <w:bidi w:val="0"/>
-              <w:spacing w:before="0" w:after="200"/>
-              <w:jc w:val="start"/>
-              <w:rPr/>
-            </w:pPr>
-            <w:r>
-              <w:rPr>
-                <w:sz w:val="18"/>
-              </w:rPr>
-              <w:t>74,4</w:t>
-            </w:r>
-          </w:p>
-        </w:tc>
-        <w:tc>
-          <w:tcPr>
-            <w:tcW w:w="2339" w:type="dxa"/>
-            <w:tcBorders>
-              <w:top w:val="single" w:sz="4" w:space="0" w:color="999999"/>
-              <w:start w:val="single" w:sz="4" w:space="0" w:color="999999"/>
-              <w:bottom w:val="single" w:sz="4" w:space="0" w:color="999999"/>
-              <w:end w:val="single" w:sz="4" w:space="0" w:color="999999"/>
-            </w:tcBorders>
-          </w:tcPr>
-          <w:p>
-            <w:pPr>
-              <w:pStyle w:val="Normal"/>
-              <w:widowControl/>
-              <w:bidi w:val="0"/>
-              <w:spacing w:before="0" w:after="200"/>
-              <w:jc w:val="start"/>
-              <w:rPr/>
-            </w:pPr>
-            <w:r>
-              <w:rPr>
-                <w:i/>
-                <w:sz w:val="18"/>
-              </w:rPr>
-              <w:t>Journal</w:t>
-            </w:r>
-            <w:r>
-              <w:rPr>
-                <w:sz w:val="18"/>
-              </w:rPr>
-              <w:t xml:space="preserve">, </w:t>
-            </w:r>
-            <w:r>
-              <w:rPr>
-                <w:i/>
-                <w:sz w:val="18"/>
-              </w:rPr>
-              <w:t>JOUR</w:t>
-            </w:r>
-            <w:r>
-              <w:rPr>
-                <w:sz w:val="18"/>
-              </w:rPr>
-              <w:t xml:space="preserve"> e </w:t>
-            </w:r>
-            <w:r>
-              <w:rPr>
-                <w:i/>
-                <w:sz w:val="18"/>
-              </w:rPr>
-              <w:t>journal-article</w:t>
-            </w:r>
-            <w:r>
-              <w:rPr>
-                <w:sz w:val="18"/>
-              </w:rPr>
-              <w:t>.</w:t>
-            </w:r>
-          </w:p>
-        </w:tc>
-      </w:tr>
-      <w:tr>
-        <w:trPr>
-          <w:cantSplit w:val="true"/>
-        </w:trPr>
-        <w:tc>
-          <w:tcPr>
-            <w:tcW w:w="2340" w:type="dxa"/>
-            <w:tcBorders>
-              <w:top w:val="single" w:sz="4" w:space="0" w:color="999999"/>
-              <w:start w:val="single" w:sz="4" w:space="0" w:color="999999"/>
-              <w:bottom w:val="single" w:sz="4" w:space="0" w:color="999999"/>
-              <w:end w:val="single" w:sz="4" w:space="0" w:color="999999"/>
-            </w:tcBorders>
-          </w:tcPr>
-          <w:p>
-            <w:pPr>
-              <w:pStyle w:val="Normal"/>
-              <w:widowControl/>
-              <w:bidi w:val="0"/>
-              <w:spacing w:before="0" w:after="200"/>
-              <w:jc w:val="start"/>
-              <w:rPr/>
-            </w:pPr>
-            <w:r>
-              <w:rPr>
-                <w:sz w:val="18"/>
-              </w:rPr>
-              <w:t>Trabalho em evento</w:t>
-            </w:r>
-          </w:p>
-        </w:tc>
-        <w:tc>
-          <w:tcPr>
-            <w:tcW w:w="2340" w:type="dxa"/>
-            <w:tcBorders>
-              <w:top w:val="single" w:sz="4" w:space="0" w:color="999999"/>
-              <w:start w:val="single" w:sz="4" w:space="0" w:color="999999"/>
-              <w:bottom w:val="single" w:sz="4" w:space="0" w:color="999999"/>
-              <w:end w:val="single" w:sz="4" w:space="0" w:color="999999"/>
-            </w:tcBorders>
-          </w:tcPr>
-          <w:p>
-            <w:pPr>
-              <w:pStyle w:val="Normal"/>
-              <w:widowControl/>
-              <w:bidi w:val="0"/>
-              <w:spacing w:before="0" w:after="200"/>
-              <w:jc w:val="start"/>
-              <w:rPr/>
-            </w:pPr>
-            <w:r>
-              <w:rPr>
-                <w:sz w:val="18"/>
-              </w:rPr>
-              <w:t>20</w:t>
-            </w:r>
-          </w:p>
-        </w:tc>
-        <w:tc>
-          <w:tcPr>
-            <w:tcW w:w="2340" w:type="dxa"/>
-            <w:tcBorders>
-              <w:top w:val="single" w:sz="4" w:space="0" w:color="999999"/>
-              <w:start w:val="single" w:sz="4" w:space="0" w:color="999999"/>
-              <w:bottom w:val="single" w:sz="4" w:space="0" w:color="999999"/>
-              <w:end w:val="single" w:sz="4" w:space="0" w:color="999999"/>
-            </w:tcBorders>
-          </w:tcPr>
-          <w:p>
-            <w:pPr>
-              <w:pStyle w:val="Normal"/>
-              <w:widowControl/>
-              <w:bidi w:val="0"/>
-              <w:spacing w:before="0" w:after="200"/>
-              <w:jc w:val="start"/>
-              <w:rPr/>
-            </w:pPr>
-            <w:r>
-              <w:rPr>
-                <w:sz w:val="18"/>
-              </w:rPr>
-              <w:t>16,5</w:t>
-            </w:r>
-          </w:p>
-        </w:tc>
-        <w:tc>
-          <w:tcPr>
-            <w:tcW w:w="2339" w:type="dxa"/>
-            <w:tcBorders>
-              <w:top w:val="single" w:sz="4" w:space="0" w:color="999999"/>
-              <w:start w:val="single" w:sz="4" w:space="0" w:color="999999"/>
-              <w:bottom w:val="single" w:sz="4" w:space="0" w:color="999999"/>
-              <w:end w:val="single" w:sz="4" w:space="0" w:color="999999"/>
-            </w:tcBorders>
-          </w:tcPr>
-          <w:p>
-            <w:pPr>
-              <w:pStyle w:val="Normal"/>
-              <w:widowControl/>
-              <w:bidi w:val="0"/>
-              <w:spacing w:before="0" w:after="200"/>
-              <w:jc w:val="start"/>
-              <w:rPr/>
-            </w:pPr>
-            <w:r>
-              <w:rPr>
-                <w:i/>
-                <w:sz w:val="18"/>
-              </w:rPr>
-              <w:t>Conference Proceeding</w:t>
-            </w:r>
-            <w:r>
-              <w:rPr>
-                <w:sz w:val="18"/>
-              </w:rPr>
-              <w:t xml:space="preserve"> e </w:t>
-            </w:r>
-            <w:r>
-              <w:rPr>
-                <w:i/>
-                <w:sz w:val="18"/>
-              </w:rPr>
-              <w:t>CPAPER</w:t>
-            </w:r>
-            <w:r>
-              <w:rPr>
-                <w:sz w:val="18"/>
-              </w:rPr>
-              <w:t>.</w:t>
-            </w:r>
-          </w:p>
-        </w:tc>
-      </w:tr>
-      <w:tr>
-        <w:trPr>
-          <w:cantSplit w:val="true"/>
-        </w:trPr>
-        <w:tc>
-          <w:tcPr>
-            <w:tcW w:w="2340" w:type="dxa"/>
-            <w:tcBorders>
-              <w:top w:val="single" w:sz="4" w:space="0" w:color="999999"/>
-              <w:start w:val="single" w:sz="4" w:space="0" w:color="999999"/>
-              <w:bottom w:val="single" w:sz="4" w:space="0" w:color="999999"/>
-              <w:end w:val="single" w:sz="4" w:space="0" w:color="999999"/>
-            </w:tcBorders>
-          </w:tcPr>
-          <w:p>
-            <w:pPr>
-              <w:pStyle w:val="Normal"/>
-              <w:widowControl/>
-              <w:bidi w:val="0"/>
-              <w:spacing w:before="0" w:after="200"/>
-              <w:jc w:val="start"/>
-              <w:rPr/>
-            </w:pPr>
-            <w:r>
-              <w:rPr>
-                <w:sz w:val="18"/>
-              </w:rPr>
-              <w:t>Livro ou série de livro</w:t>
-            </w:r>
-          </w:p>
-        </w:tc>
-        <w:tc>
-          <w:tcPr>
-            <w:tcW w:w="2340" w:type="dxa"/>
-            <w:tcBorders>
-              <w:top w:val="single" w:sz="4" w:space="0" w:color="999999"/>
-              <w:start w:val="single" w:sz="4" w:space="0" w:color="999999"/>
-              <w:bottom w:val="single" w:sz="4" w:space="0" w:color="999999"/>
-              <w:end w:val="single" w:sz="4" w:space="0" w:color="999999"/>
-            </w:tcBorders>
-          </w:tcPr>
-          <w:p>
-            <w:pPr>
-              <w:pStyle w:val="Normal"/>
-              <w:widowControl/>
-              <w:bidi w:val="0"/>
-              <w:spacing w:before="0" w:after="200"/>
-              <w:jc w:val="start"/>
-              <w:rPr/>
-            </w:pPr>
-            <w:r>
-              <w:rPr>
-                <w:sz w:val="18"/>
-              </w:rPr>
-              <w:t>11</w:t>
-            </w:r>
-          </w:p>
-        </w:tc>
-        <w:tc>
-          <w:tcPr>
-            <w:tcW w:w="2340" w:type="dxa"/>
-            <w:tcBorders>
-              <w:top w:val="single" w:sz="4" w:space="0" w:color="999999"/>
-              <w:start w:val="single" w:sz="4" w:space="0" w:color="999999"/>
-              <w:bottom w:val="single" w:sz="4" w:space="0" w:color="999999"/>
-              <w:end w:val="single" w:sz="4" w:space="0" w:color="999999"/>
-            </w:tcBorders>
-          </w:tcPr>
-          <w:p>
-            <w:pPr>
-              <w:pStyle w:val="Normal"/>
-              <w:widowControl/>
-              <w:bidi w:val="0"/>
-              <w:spacing w:before="0" w:after="200"/>
-              <w:jc w:val="start"/>
-              <w:rPr/>
-            </w:pPr>
-            <w:r>
-              <w:rPr>
-                <w:sz w:val="18"/>
-              </w:rPr>
-              <w:t>9,1</w:t>
-            </w:r>
-          </w:p>
-        </w:tc>
-        <w:tc>
-          <w:tcPr>
-            <w:tcW w:w="2339" w:type="dxa"/>
-            <w:tcBorders>
-              <w:top w:val="single" w:sz="4" w:space="0" w:color="999999"/>
-              <w:start w:val="single" w:sz="4" w:space="0" w:color="999999"/>
-              <w:bottom w:val="single" w:sz="4" w:space="0" w:color="999999"/>
-              <w:end w:val="single" w:sz="4" w:space="0" w:color="999999"/>
-            </w:tcBorders>
-          </w:tcPr>
-          <w:p>
-            <w:pPr>
-              <w:pStyle w:val="Normal"/>
-              <w:widowControl/>
-              <w:bidi w:val="0"/>
-              <w:spacing w:before="0" w:after="200"/>
-              <w:jc w:val="start"/>
-              <w:rPr/>
-            </w:pPr>
-            <w:r>
-              <w:rPr>
-                <w:i/>
-                <w:sz w:val="18"/>
-              </w:rPr>
-              <w:t>Book Series</w:t>
-            </w:r>
-            <w:r>
-              <w:rPr>
-                <w:sz w:val="18"/>
-              </w:rPr>
-              <w:t xml:space="preserve"> e </w:t>
-            </w:r>
-            <w:r>
-              <w:rPr>
-                <w:i/>
-                <w:sz w:val="18"/>
-              </w:rPr>
-              <w:t>Book</w:t>
-            </w:r>
-            <w:r>
-              <w:rPr>
-                <w:sz w:val="18"/>
-              </w:rPr>
-              <w:t>.</w:t>
-            </w:r>
-          </w:p>
-        </w:tc>
-      </w:tr>
-    </w:tbl>
-    <w:p>
-      <w:pPr>
-        <w:pStyle w:val="Normal"/>
-        <w:rPr/>
-      </w:pPr>
-      <w:r>
-        <w:rPr/>
-      </w:r>
-    </w:p>
-    <w:p>
-      <w:pPr>
-        <w:pStyle w:val="BodyText"/>
-        <w:rPr/>
-      </w:pPr>
-      <w:r>
-        <w:rPr>
-          <w:i/>
-          <w:sz w:val="18"/>
-        </w:rPr>
-        <w:t>Fonte: elaborado pelo autor.</w:t>
-      </w:r>
-    </w:p>
-    <w:p>
-      <w:pPr>
-        <w:pStyle w:val="BodyText"/>
-        <w:rPr/>
-      </w:pPr>
-      <w:r>
-        <w:rPr/>
-        <w:t xml:space="preserve">A camada bibliométrica, com função analítica distinta da síntese temática (cf. Método), utilizou os 372 registros com aderência simultânea ao objeto predial, à manutenção ou gestão, à sustentabilidade e à presença de método, dados ou resultados; 329 (88,4%) continham palavras-chave, 327 (87,9%) DOI e 91 (24,5%) autores. As palavras-chave foram normalizadas quanto a caixa, acentuação, singular e variantes ortográficas, reunindo, por exemplo, </w:t>
-      </w:r>
-      <w:r>
-        <w:rPr>
-          <w:i/>
-          <w:iCs/>
-        </w:rPr>
-        <w:t>building information modeling</w:t>
-      </w:r>
-      <w:r>
-        <w:rPr/>
-        <w:t xml:space="preserve">, </w:t>
-      </w:r>
-      <w:r>
-        <w:rPr>
-          <w:i/>
-          <w:iCs/>
-        </w:rPr>
-        <w:t>building information modelling</w:t>
-      </w:r>
-      <w:r>
-        <w:rPr/>
-        <w:t xml:space="preserve"> e BIM; a rede considera a coocorrência no mesmo registro, normalizada pelo cosseno das frequências marginais, e a evolução compara 157 registros de 2010–2020 com 215 de 2021–2026.</w:t>
-      </w:r>
-    </w:p>
-    <w:p>
-      <w:pPr>
-        <w:pStyle w:val="BodyText"/>
-        <w:rPr/>
-      </w:pPr>
-      <w:r>
-        <w:rPr/>
-        <w:t xml:space="preserve">O Gráfico 2 sintetiza 208 fontes, das quais o núcleo aproximado de Bradford reuniu 13, responsáveis por cerca de um terço dos registros, entre elas </w:t>
-      </w:r>
-      <w:r>
-        <w:rPr>
-          <w:i/>
-          <w:iCs/>
-        </w:rPr>
-        <w:t>Energy and Buildings</w:t>
-      </w:r>
-      <w:r>
-        <w:rPr/>
-        <w:t xml:space="preserve"> (18), </w:t>
-      </w:r>
-      <w:r>
-        <w:rPr>
-          <w:i/>
-          <w:iCs/>
-        </w:rPr>
-        <w:t>Journal of Building Engineering</w:t>
-      </w:r>
-      <w:r>
-        <w:rPr/>
-        <w:t xml:space="preserve"> (15), </w:t>
-      </w:r>
-      <w:r>
-        <w:rPr>
-          <w:i/>
-          <w:iCs/>
-        </w:rPr>
-        <w:t>Facilities</w:t>
-      </w:r>
-      <w:r>
-        <w:rPr/>
-        <w:t xml:space="preserve"> (14), </w:t>
-      </w:r>
-      <w:r>
-        <w:rPr>
-          <w:i/>
-          <w:iCs/>
-        </w:rPr>
-        <w:t>Lecture Notes in Civil Engineering</w:t>
-      </w:r>
-      <w:r>
-        <w:rPr/>
-        <w:t xml:space="preserve"> (11), </w:t>
-      </w:r>
-      <w:r>
-        <w:rPr>
-          <w:i/>
-          <w:iCs/>
-        </w:rPr>
-        <w:t>IOP Conference Series: Earth and Environmental Science</w:t>
-      </w:r>
-      <w:r>
-        <w:rPr/>
-        <w:t xml:space="preserve"> (10) e </w:t>
-      </w:r>
-      <w:r>
-        <w:rPr>
-          <w:i/>
-          <w:iCs/>
-        </w:rPr>
-        <w:t>Sustainability</w:t>
-      </w:r>
-      <w:r>
-        <w:rPr/>
-        <w:t xml:space="preserve"> (10), confirmando a interdisciplinaridade entre energia, engenharia de edificações, gestão de facilidades e sustentabilidade.</w:t>
+        <w:t>digital twins</w:t>
+      </w:r>
+      <w:r>
+        <w:rPr/>
+        <w:t>, com centralidade e densidade acima das medianas, e gestão de facilidades, edifícios inteligentes e manutenção preditiva, com elevada centralidade e menor densidade interna. Edificações verdes, avaliação do ciclo de vida e desenvolvimento sustentável formaram grupos mais especializados, enquanto energia, emissões e operação predial permaneceram semanticamente heterogêneas.</w:t>
       </w:r>
     </w:p>
     <w:p>
@@ -8177,13 +8203,14 @@
         <w:pStyle w:val="CaptionedFigure"/>
         <w:rPr/>
       </w:pPr>
+      <w:bookmarkStart w:id="13" w:name="fig%3Amapatematico372"/>
       <w:r>
         <w:rPr/>
         <w:drawing>
           <wp:inline distT="0" distB="0" distL="0" distR="0">
-            <wp:extent cx="5334000" cy="3495040"/>
+            <wp:extent cx="5227320" cy="3595370"/>
             <wp:effectExtent l="0" t="0" r="0" b="0"/>
-            <wp:docPr id="3" name="Image2" descr="" title=""/>
+            <wp:docPr id="3" name="Figura3"/>
             <wp:cNvGraphicFramePr>
               <a:graphicFrameLocks xmlns:a="http://schemas.openxmlformats.org/drawingml/2006/main" noChangeAspect="1"/>
             </wp:cNvGraphicFramePr>
@@ -8191,7 +8218,7 @@
               <a:graphicData uri="http://schemas.openxmlformats.org/drawingml/2006/picture">
                 <pic:pic xmlns:pic="http://schemas.openxmlformats.org/drawingml/2006/picture">
                   <pic:nvPicPr>
-                    <pic:cNvPr id="3" name="Image2" descr="" title=""/>
+                    <pic:cNvPr id="3" name="Figura3"/>
                     <pic:cNvPicPr>
                       <a:picLocks noChangeAspect="1" noChangeArrowheads="1"/>
                     </pic:cNvPicPr>
@@ -8205,11 +8232,12 @@
                   <pic:spPr bwMode="auto">
                     <a:xfrm>
                       <a:off x="0" y="0"/>
-                      <a:ext cx="5334000" cy="3495040"/>
+                      <a:ext cx="5227320" cy="3595370"/>
                     </a:xfrm>
                     <a:prstGeom prst="rect">
                       <a:avLst/>
                     </a:prstGeom>
+                    <a:noFill/>
                   </pic:spPr>
                 </pic:pic>
               </a:graphicData>
@@ -8225,8 +8253,9 @@
       </w:pPr>
       <w:r>
         <w:rPr/>
-        <w:t>Gráfico 2. Fontes mais frequentes no corpus bibliométrico ampliado</w:t>
-      </w:r>
+        <w:t>Gráfico 3. Mapa temático por centralidade e densidade das palavras-chave</w:t>
+      </w:r>
+      <w:bookmarkEnd w:id="13"/>
     </w:p>
     <w:p>
       <w:pPr>
@@ -8235,7 +8264,7 @@
       </w:pPr>
       <w:r>
         <w:rPr/>
-        <w:t xml:space="preserve">O mapa temático (Gráfico 3) revelou dois eixos centrais, formados por BIM, desempenho da edificação e </w:t>
+        <w:t xml:space="preserve">A rede normalizada (Gráfico 4) reforça BIM e gestão de facilidades como conectores centrais, associados a </w:t>
       </w:r>
       <w:r>
         <w:rPr>
@@ -8246,7 +8275,7 @@
       </w:r>
       <w:r>
         <w:rPr/>
-        <w:t>, com centralidade e densidade acima das medianas, e gestão de facilidades, edifícios inteligentes e manutenção preditiva, com elevada centralidade e menor densidade interna. Edificações verdes, avaliação do ciclo de vida e desenvolvimento sustentável formaram grupos mais especializados, enquanto energia, emissões e operação predial permaneceram semanticamente heterogêneas.</w:t>
+        <w:t>, manutenção preditiva, operação, desempenho, gestão de ativos e internet das coisas; em outro agrupamento, avaliação do ciclo de vida aproxima-se de edificações residenciais e desenvolvimento sustentável.</w:t>
       </w:r>
     </w:p>
     <w:p>
@@ -8254,13 +8283,14 @@
         <w:pStyle w:val="CaptionedFigure"/>
         <w:rPr/>
       </w:pPr>
+      <w:bookmarkStart w:id="14" w:name="fig%3Aredecor372"/>
       <w:r>
         <w:rPr/>
         <w:drawing>
           <wp:inline distT="0" distB="0" distL="0" distR="0">
-            <wp:extent cx="5334000" cy="3669030"/>
+            <wp:extent cx="5227320" cy="4194810"/>
             <wp:effectExtent l="0" t="0" r="0" b="0"/>
-            <wp:docPr id="4" name="Image3" descr="" title=""/>
+            <wp:docPr id="4" name="Figura4"/>
             <wp:cNvGraphicFramePr>
               <a:graphicFrameLocks xmlns:a="http://schemas.openxmlformats.org/drawingml/2006/main" noChangeAspect="1"/>
             </wp:cNvGraphicFramePr>
@@ -8268,7 +8298,7 @@
               <a:graphicData uri="http://schemas.openxmlformats.org/drawingml/2006/picture">
                 <pic:pic xmlns:pic="http://schemas.openxmlformats.org/drawingml/2006/picture">
                   <pic:nvPicPr>
-                    <pic:cNvPr id="4" name="Image3" descr="" title=""/>
+                    <pic:cNvPr id="4" name="Figura4"/>
                     <pic:cNvPicPr>
                       <a:picLocks noChangeAspect="1" noChangeArrowheads="1"/>
                     </pic:cNvPicPr>
@@ -8282,11 +8312,12 @@
                   <pic:spPr bwMode="auto">
                     <a:xfrm>
                       <a:off x="0" y="0"/>
-                      <a:ext cx="5334000" cy="3669030"/>
+                      <a:ext cx="5227320" cy="4194810"/>
                     </a:xfrm>
                     <a:prstGeom prst="rect">
                       <a:avLst/>
                     </a:prstGeom>
+                    <a:noFill/>
                   </pic:spPr>
                 </pic:pic>
               </a:graphicData>
@@ -8302,8 +8333,9 @@
       </w:pPr>
       <w:r>
         <w:rPr/>
-        <w:t>Gráfico 3. Mapa temático por centralidade e densidade das palavras-chave</w:t>
-      </w:r>
+        <w:t>Gráfico 4. Rede normalizada de coocorrência de palavras-chave</w:t>
+      </w:r>
+      <w:bookmarkEnd w:id="14"/>
     </w:p>
     <w:p>
       <w:pPr>
@@ -8312,7 +8344,7 @@
       </w:pPr>
       <w:r>
         <w:rPr/>
-        <w:t xml:space="preserve">A rede normalizada (Gráfico 4) reforça BIM e gestão de facilidades como conectores centrais, associados a </w:t>
+        <w:t xml:space="preserve">A comparação temporal (Gráfico 5) mostrou aumento de 7,3 pontos percentuais para BIM, 4,7 para </w:t>
       </w:r>
       <w:r>
         <w:rPr>
@@ -8323,7 +8355,7 @@
       </w:r>
       <w:r>
         <w:rPr/>
-        <w:t>, manutenção preditiva, operação, desempenho, gestão de ativos e internet das coisas; em outro agrupamento, avaliação do ciclo de vida aproxima-se de edificações residenciais e desenvolvimento sustentável.</w:t>
+        <w:t>, 2,7 para emissões de carbono e 1,9 para avaliação do ciclo de vida, enquanto edificação verde, eficiência energética, manutenção predial e desempenho da edificação perderam participação relativa. Esse movimento descreve uma associação documental de transição lexical, compatível com a incorporação de temas tradicionais a vocabulários tecnológicos e de ciclo de vida mais específicos, sem implicar relação causal entre os termos.</w:t>
       </w:r>
     </w:p>
     <w:p>
@@ -8331,13 +8363,14 @@
         <w:pStyle w:val="CaptionedFigure"/>
         <w:rPr/>
       </w:pPr>
+      <w:bookmarkStart w:id="15" w:name="fig%3Aevolucaotematica372"/>
       <w:r>
         <w:rPr/>
         <w:drawing>
           <wp:inline distT="0" distB="0" distL="0" distR="0">
-            <wp:extent cx="5334000" cy="4279900"/>
+            <wp:extent cx="5227320" cy="4161790"/>
             <wp:effectExtent l="0" t="0" r="0" b="0"/>
-            <wp:docPr id="5" name="Image4" descr="" title=""/>
+            <wp:docPr id="5" name="Figura5"/>
             <wp:cNvGraphicFramePr>
               <a:graphicFrameLocks xmlns:a="http://schemas.openxmlformats.org/drawingml/2006/main" noChangeAspect="1"/>
             </wp:cNvGraphicFramePr>
@@ -8345,7 +8378,7 @@
               <a:graphicData uri="http://schemas.openxmlformats.org/drawingml/2006/picture">
                 <pic:pic xmlns:pic="http://schemas.openxmlformats.org/drawingml/2006/picture">
                   <pic:nvPicPr>
-                    <pic:cNvPr id="5" name="Image4" descr="" title=""/>
+                    <pic:cNvPr id="5" name="Figura5"/>
                     <pic:cNvPicPr>
                       <a:picLocks noChangeAspect="1" noChangeArrowheads="1"/>
                     </pic:cNvPicPr>
@@ -8359,11 +8392,12 @@
                   <pic:spPr bwMode="auto">
                     <a:xfrm>
                       <a:off x="0" y="0"/>
-                      <a:ext cx="5334000" cy="4279900"/>
+                      <a:ext cx="5227320" cy="4161790"/>
                     </a:xfrm>
                     <a:prstGeom prst="rect">
                       <a:avLst/>
                     </a:prstGeom>
+                    <a:noFill/>
                   </pic:spPr>
                 </pic:pic>
               </a:graphicData>
@@ -8379,8 +8413,9 @@
       </w:pPr>
       <w:r>
         <w:rPr/>
-        <w:t>Gráfico 4. Rede normalizada de coocorrência de palavras-chave</w:t>
-      </w:r>
+        <w:t>Gráfico 5. Evolução das palavras-chave entre 2010–2020 e 2021–2026</w:t>
+      </w:r>
+      <w:bookmarkEnd w:id="15"/>
     </w:p>
     <w:p>
       <w:pPr>
@@ -8389,7 +8424,7 @@
       </w:pPr>
       <w:r>
         <w:rPr/>
-        <w:t xml:space="preserve">A comparação temporal (Gráfico 5) mostrou aumento de 7,3 pontos percentuais para BIM, 4,7 para </w:t>
+        <w:t xml:space="preserve">Em conjunto, a bibliometria indica transição de eficiência, desempenho e edificações verdes para BIM, </w:t>
       </w:r>
       <w:r>
         <w:rPr>
@@ -8400,7 +8435,36 @@
       </w:r>
       <w:r>
         <w:rPr/>
-        <w:t>, 2,7 para emissões de carbono e 1,9 para avaliação do ciclo de vida, enquanto edificação verde, eficiência energética, manutenção predial e desempenho da edificação perderam participação relativa. Esse movimento descreve uma associação documental de transição lexical, compatível com a incorporação de temas tradicionais a vocabulários tecnológicos e de ciclo de vida mais específicos, sem implicar relação causal entre os termos.</w:t>
+        <w:t>, carbono, ciclo de vida e manutenção preditiva, embora o crescimento informacional não implique, por si, integração decisória equivalente. As subseções seguintes verificam como essa transição se converte em dimensões, critérios, métodos e regras aplicáveis à priorização pública universitária.</w:t>
+      </w:r>
+      <w:bookmarkEnd w:id="10"/>
+    </w:p>
+    <w:p>
+      <w:pPr>
+        <w:pStyle w:val="Heading2"/>
+        <w:rPr/>
+      </w:pPr>
+      <w:bookmarkStart w:id="16" w:name="sec%3Acriterios"/>
+      <w:r>
+        <w:rPr>
+          <w:rStyle w:val="SectionNumber"/>
+        </w:rPr>
+        <w:t>3.2</w:t>
+      </w:r>
+      <w:r>
+        <w:rPr/>
+        <w:tab/>
+        <w:t>Dimensões e critérios para priorização sustentável</w:t>
+      </w:r>
+    </w:p>
+    <w:p>
+      <w:pPr>
+        <w:pStyle w:val="FirstParagraph"/>
+        <w:rPr/>
+      </w:pPr>
+      <w:r>
+        <w:rPr/>
+        <w:t>Foram identificadas seis dimensões com respostas múltiplas, na ordem técnica-operacional (116 registros), institucional (97), ambiental (92), ciclo de vida (65), econômica (63) e social (59). O predomínio das duas primeiras reflete a amplitude do manual de codificação e descreve a composição documental do núcleo, convergindo com a gestão sustentável de facilidades, que articula impactos ambientais, sociais e econômicos nos níveis estratégico, tático e operacional (Nielsen; Sarasoja; Galamba, 2016; Okoro, 2023), e com avaliações educacionais que integram desempenho, energia, conforto e usuários (Alfalah et al., 2022).</w:t>
       </w:r>
     </w:p>
     <w:p>
@@ -8408,13 +8472,14 @@
         <w:pStyle w:val="CaptionedFigure"/>
         <w:rPr/>
       </w:pPr>
+      <w:bookmarkStart w:id="17" w:name="fig%3Adimensoes"/>
       <w:r>
         <w:rPr/>
         <w:drawing>
           <wp:inline distT="0" distB="0" distL="0" distR="0">
-            <wp:extent cx="5334000" cy="4246245"/>
+            <wp:extent cx="4800600" cy="2936875"/>
             <wp:effectExtent l="0" t="0" r="0" b="0"/>
-            <wp:docPr id="6" name="Image5" descr="" title=""/>
+            <wp:docPr id="6" name="Figura6"/>
             <wp:cNvGraphicFramePr>
               <a:graphicFrameLocks xmlns:a="http://schemas.openxmlformats.org/drawingml/2006/main" noChangeAspect="1"/>
             </wp:cNvGraphicFramePr>
@@ -8422,7 +8487,7 @@
               <a:graphicData uri="http://schemas.openxmlformats.org/drawingml/2006/picture">
                 <pic:pic xmlns:pic="http://schemas.openxmlformats.org/drawingml/2006/picture">
                   <pic:nvPicPr>
-                    <pic:cNvPr id="6" name="Image5" descr="" title=""/>
+                    <pic:cNvPr id="6" name="Figura6"/>
                     <pic:cNvPicPr>
                       <a:picLocks noChangeAspect="1" noChangeArrowheads="1"/>
                     </pic:cNvPicPr>
@@ -8436,11 +8501,12 @@
                   <pic:spPr bwMode="auto">
                     <a:xfrm>
                       <a:off x="0" y="0"/>
-                      <a:ext cx="5334000" cy="4246245"/>
+                      <a:ext cx="4800600" cy="2936875"/>
                     </a:xfrm>
                     <a:prstGeom prst="rect">
                       <a:avLst/>
                     </a:prstGeom>
+                    <a:noFill/>
                   </pic:spPr>
                 </pic:pic>
               </a:graphicData>
@@ -8456,8 +8522,9 @@
       </w:pPr>
       <w:r>
         <w:rPr/>
-        <w:t>Gráfico 5. Evolução das palavras-chave entre 2010–2020 e 2021–2026</w:t>
-      </w:r>
+        <w:t>Gráfico 6. Dimensões de sustentabilidade identificadas no núcleo temático vigente</w:t>
+      </w:r>
+      <w:bookmarkEnd w:id="17"/>
     </w:p>
     <w:p>
       <w:pPr>
@@ -8466,47 +8533,1531 @@
       </w:pPr>
       <w:r>
         <w:rPr/>
-        <w:t xml:space="preserve">Em conjunto, a bibliometria indica transição de eficiência, desempenho e edificações verdes para BIM, </w:t>
+        <w:t>Os ODS apareceram explicitamente em um registro, que combinou sustentabilidade, AHP, TOPSIS e otimização na alocação de prestadores de manutenção pública (Masmoudi et al., 2026); o vocabulário ESG esteve ausente dos campos auditados, embora componentes ambientais, sociais e institucionais fossem frequentes, padrão compatível com sua incorporação ainda emergente à gestão de facilidades (Ramantswana et al., 2026).</w:t>
+      </w:r>
+    </w:p>
+    <w:p>
+      <w:pPr>
+        <w:pStyle w:val="BodyText"/>
+        <w:rPr/>
+      </w:pPr>
+      <w:r>
+        <w:rPr/>
+        <w:t>Ao todo, foram identificados 15 critérios de priorização, distribuídos de forma heterogênea entre as seis dimensões. Quanto à frequência, desempenho operacional apareceu em 99 registros, informação e dados em 82, custo em 63 e energia e vida útil em 44 cada, com os demais critérios técnicos, sociais e ambientais listados na Tabela 8.</w:t>
+      </w:r>
+    </w:p>
+    <w:p>
+      <w:pPr>
+        <w:pStyle w:val="TableCaption"/>
+        <w:keepNext w:val="true"/>
+        <w:rPr/>
+      </w:pPr>
+      <w:r>
+        <w:rPr/>
+        <w:t>Tabela 8. Critérios de priorização identificados no núcleo temático vigente</w:t>
+      </w:r>
+    </w:p>
+    <w:tbl>
+      <w:tblPr>
+        <w:tblW w:w="9360" w:type="dxa"/>
+        <w:jc w:val="start"/>
+        <w:tblInd w:w="103" w:type="dxa"/>
+        <w:tblLayout w:type="fixed"/>
+        <w:tblCellMar>
+          <w:top w:w="0" w:type="dxa"/>
+          <w:start w:w="108" w:type="dxa"/>
+          <w:bottom w:w="0" w:type="dxa"/>
+          <w:end w:w="108" w:type="dxa"/>
+        </w:tblCellMar>
+        <w:tblLook w:val="04a0" w:firstRow="1" w:noVBand="1" w:lastRow="0" w:firstColumn="1" w:lastColumn="0" w:noHBand="0"/>
+      </w:tblPr>
+      <w:tblGrid>
+        <w:gridCol w:w="3120"/>
+        <w:gridCol w:w="3120"/>
+        <w:gridCol w:w="3120"/>
+      </w:tblGrid>
+      <w:tr>
+        <w:trPr>
+          <w:tblHeader w:val="true"/>
+          <w:cantSplit/>
+        </w:trPr>
+        <w:tc>
+          <w:tcPr>
+            <w:tcW w:w="3120" w:type="dxa"/>
+            <w:tcBorders>
+              <w:top w:val="single" w:sz="4" w:space="0" w:color="999999"/>
+              <w:start w:val="single" w:sz="4" w:space="0" w:color="999999"/>
+              <w:bottom w:val="single" w:sz="4" w:space="0" w:color="999999"/>
+              <w:end w:val="single" w:sz="4" w:space="0" w:color="999999"/>
+            </w:tcBorders>
+          </w:tcPr>
+          <w:p>
+            <w:pPr>
+              <w:pStyle w:val="Normal"/>
+              <w:widowControl/>
+              <w:bidi w:val="0"/>
+              <w:spacing w:before="0" w:after="200"/>
+              <w:jc w:val="start"/>
+              <w:rPr/>
+            </w:pPr>
+            <w:r>
+              <w:rPr>
+                <w:b/>
+                <w:sz w:val="18"/>
+              </w:rPr>
+              <w:t>Critério</w:t>
+            </w:r>
+          </w:p>
+        </w:tc>
+        <w:tc>
+          <w:tcPr>
+            <w:tcW w:w="3120" w:type="dxa"/>
+            <w:tcBorders>
+              <w:top w:val="single" w:sz="4" w:space="0" w:color="999999"/>
+              <w:start w:val="single" w:sz="4" w:space="0" w:color="999999"/>
+              <w:bottom w:val="single" w:sz="4" w:space="0" w:color="999999"/>
+              <w:end w:val="single" w:sz="4" w:space="0" w:color="999999"/>
+            </w:tcBorders>
+          </w:tcPr>
+          <w:p>
+            <w:pPr>
+              <w:pStyle w:val="Normal"/>
+              <w:widowControl/>
+              <w:bidi w:val="0"/>
+              <w:spacing w:before="0" w:after="200"/>
+              <w:jc w:val="start"/>
+              <w:rPr/>
+            </w:pPr>
+            <w:r>
+              <w:rPr>
+                <w:b/>
+                <w:sz w:val="18"/>
+              </w:rPr>
+              <w:t>Registros</w:t>
+            </w:r>
+          </w:p>
+        </w:tc>
+        <w:tc>
+          <w:tcPr>
+            <w:tcW w:w="3120" w:type="dxa"/>
+            <w:tcBorders>
+              <w:top w:val="single" w:sz="4" w:space="0" w:color="999999"/>
+              <w:start w:val="single" w:sz="4" w:space="0" w:color="999999"/>
+              <w:bottom w:val="single" w:sz="4" w:space="0" w:color="999999"/>
+              <w:end w:val="single" w:sz="4" w:space="0" w:color="999999"/>
+            </w:tcBorders>
+          </w:tcPr>
+          <w:p>
+            <w:pPr>
+              <w:pStyle w:val="Normal"/>
+              <w:widowControl/>
+              <w:bidi w:val="0"/>
+              <w:spacing w:before="0" w:after="200"/>
+              <w:jc w:val="start"/>
+              <w:rPr/>
+            </w:pPr>
+            <w:r>
+              <w:rPr>
+                <w:b/>
+                <w:sz w:val="18"/>
+              </w:rPr>
+              <w:t>% dos 121</w:t>
+            </w:r>
+          </w:p>
+        </w:tc>
+      </w:tr>
+      <w:tr>
+        <w:trPr>
+          <w:cantSplit/>
+        </w:trPr>
+        <w:tc>
+          <w:tcPr>
+            <w:tcW w:w="3120" w:type="dxa"/>
+            <w:tcBorders>
+              <w:top w:val="single" w:sz="4" w:space="0" w:color="999999"/>
+              <w:start w:val="single" w:sz="4" w:space="0" w:color="999999"/>
+              <w:bottom w:val="single" w:sz="4" w:space="0" w:color="999999"/>
+              <w:end w:val="single" w:sz="4" w:space="0" w:color="999999"/>
+            </w:tcBorders>
+          </w:tcPr>
+          <w:p>
+            <w:pPr>
+              <w:pStyle w:val="Normal"/>
+              <w:widowControl/>
+              <w:bidi w:val="0"/>
+              <w:spacing w:before="0" w:after="200"/>
+              <w:jc w:val="start"/>
+              <w:rPr/>
+            </w:pPr>
+            <w:r>
+              <w:rPr>
+                <w:sz w:val="18"/>
+              </w:rPr>
+              <w:t>Desempenho operacional</w:t>
+            </w:r>
+          </w:p>
+        </w:tc>
+        <w:tc>
+          <w:tcPr>
+            <w:tcW w:w="3120" w:type="dxa"/>
+            <w:tcBorders>
+              <w:top w:val="single" w:sz="4" w:space="0" w:color="999999"/>
+              <w:start w:val="single" w:sz="4" w:space="0" w:color="999999"/>
+              <w:bottom w:val="single" w:sz="4" w:space="0" w:color="999999"/>
+              <w:end w:val="single" w:sz="4" w:space="0" w:color="999999"/>
+            </w:tcBorders>
+          </w:tcPr>
+          <w:p>
+            <w:pPr>
+              <w:pStyle w:val="Normal"/>
+              <w:widowControl/>
+              <w:bidi w:val="0"/>
+              <w:spacing w:before="0" w:after="200"/>
+              <w:jc w:val="start"/>
+              <w:rPr/>
+            </w:pPr>
+            <w:r>
+              <w:rPr>
+                <w:sz w:val="18"/>
+              </w:rPr>
+              <w:t>99</w:t>
+            </w:r>
+          </w:p>
+        </w:tc>
+        <w:tc>
+          <w:tcPr>
+            <w:tcW w:w="3120" w:type="dxa"/>
+            <w:tcBorders>
+              <w:top w:val="single" w:sz="4" w:space="0" w:color="999999"/>
+              <w:start w:val="single" w:sz="4" w:space="0" w:color="999999"/>
+              <w:bottom w:val="single" w:sz="4" w:space="0" w:color="999999"/>
+              <w:end w:val="single" w:sz="4" w:space="0" w:color="999999"/>
+            </w:tcBorders>
+          </w:tcPr>
+          <w:p>
+            <w:pPr>
+              <w:pStyle w:val="Normal"/>
+              <w:widowControl/>
+              <w:bidi w:val="0"/>
+              <w:spacing w:before="0" w:after="200"/>
+              <w:jc w:val="start"/>
+              <w:rPr/>
+            </w:pPr>
+            <w:r>
+              <w:rPr>
+                <w:sz w:val="18"/>
+              </w:rPr>
+              <w:t>81,8</w:t>
+            </w:r>
+          </w:p>
+        </w:tc>
+      </w:tr>
+      <w:tr>
+        <w:trPr>
+          <w:cantSplit/>
+        </w:trPr>
+        <w:tc>
+          <w:tcPr>
+            <w:tcW w:w="3120" w:type="dxa"/>
+            <w:tcBorders>
+              <w:top w:val="single" w:sz="4" w:space="0" w:color="999999"/>
+              <w:start w:val="single" w:sz="4" w:space="0" w:color="999999"/>
+              <w:bottom w:val="single" w:sz="4" w:space="0" w:color="999999"/>
+              <w:end w:val="single" w:sz="4" w:space="0" w:color="999999"/>
+            </w:tcBorders>
+          </w:tcPr>
+          <w:p>
+            <w:pPr>
+              <w:pStyle w:val="Normal"/>
+              <w:widowControl/>
+              <w:bidi w:val="0"/>
+              <w:spacing w:before="0" w:after="200"/>
+              <w:jc w:val="start"/>
+              <w:rPr/>
+            </w:pPr>
+            <w:r>
+              <w:rPr>
+                <w:sz w:val="18"/>
+              </w:rPr>
+              <w:t>Informação e dados</w:t>
+            </w:r>
+          </w:p>
+        </w:tc>
+        <w:tc>
+          <w:tcPr>
+            <w:tcW w:w="3120" w:type="dxa"/>
+            <w:tcBorders>
+              <w:top w:val="single" w:sz="4" w:space="0" w:color="999999"/>
+              <w:start w:val="single" w:sz="4" w:space="0" w:color="999999"/>
+              <w:bottom w:val="single" w:sz="4" w:space="0" w:color="999999"/>
+              <w:end w:val="single" w:sz="4" w:space="0" w:color="999999"/>
+            </w:tcBorders>
+          </w:tcPr>
+          <w:p>
+            <w:pPr>
+              <w:pStyle w:val="Normal"/>
+              <w:widowControl/>
+              <w:bidi w:val="0"/>
+              <w:spacing w:before="0" w:after="200"/>
+              <w:jc w:val="start"/>
+              <w:rPr/>
+            </w:pPr>
+            <w:r>
+              <w:rPr>
+                <w:sz w:val="18"/>
+              </w:rPr>
+              <w:t>82</w:t>
+            </w:r>
+          </w:p>
+        </w:tc>
+        <w:tc>
+          <w:tcPr>
+            <w:tcW w:w="3120" w:type="dxa"/>
+            <w:tcBorders>
+              <w:top w:val="single" w:sz="4" w:space="0" w:color="999999"/>
+              <w:start w:val="single" w:sz="4" w:space="0" w:color="999999"/>
+              <w:bottom w:val="single" w:sz="4" w:space="0" w:color="999999"/>
+              <w:end w:val="single" w:sz="4" w:space="0" w:color="999999"/>
+            </w:tcBorders>
+          </w:tcPr>
+          <w:p>
+            <w:pPr>
+              <w:pStyle w:val="Normal"/>
+              <w:widowControl/>
+              <w:bidi w:val="0"/>
+              <w:spacing w:before="0" w:after="200"/>
+              <w:jc w:val="start"/>
+              <w:rPr/>
+            </w:pPr>
+            <w:r>
+              <w:rPr>
+                <w:sz w:val="18"/>
+              </w:rPr>
+              <w:t>67,8</w:t>
+            </w:r>
+          </w:p>
+        </w:tc>
+      </w:tr>
+      <w:tr>
+        <w:trPr>
+          <w:cantSplit/>
+        </w:trPr>
+        <w:tc>
+          <w:tcPr>
+            <w:tcW w:w="3120" w:type="dxa"/>
+            <w:tcBorders>
+              <w:top w:val="single" w:sz="4" w:space="0" w:color="999999"/>
+              <w:start w:val="single" w:sz="4" w:space="0" w:color="999999"/>
+              <w:bottom w:val="single" w:sz="4" w:space="0" w:color="999999"/>
+              <w:end w:val="single" w:sz="4" w:space="0" w:color="999999"/>
+            </w:tcBorders>
+          </w:tcPr>
+          <w:p>
+            <w:pPr>
+              <w:pStyle w:val="Normal"/>
+              <w:widowControl/>
+              <w:bidi w:val="0"/>
+              <w:spacing w:before="0" w:after="200"/>
+              <w:jc w:val="start"/>
+              <w:rPr/>
+            </w:pPr>
+            <w:r>
+              <w:rPr>
+                <w:sz w:val="18"/>
+              </w:rPr>
+              <w:t>Custo</w:t>
+            </w:r>
+          </w:p>
+        </w:tc>
+        <w:tc>
+          <w:tcPr>
+            <w:tcW w:w="3120" w:type="dxa"/>
+            <w:tcBorders>
+              <w:top w:val="single" w:sz="4" w:space="0" w:color="999999"/>
+              <w:start w:val="single" w:sz="4" w:space="0" w:color="999999"/>
+              <w:bottom w:val="single" w:sz="4" w:space="0" w:color="999999"/>
+              <w:end w:val="single" w:sz="4" w:space="0" w:color="999999"/>
+            </w:tcBorders>
+          </w:tcPr>
+          <w:p>
+            <w:pPr>
+              <w:pStyle w:val="Normal"/>
+              <w:widowControl/>
+              <w:bidi w:val="0"/>
+              <w:spacing w:before="0" w:after="200"/>
+              <w:jc w:val="start"/>
+              <w:rPr/>
+            </w:pPr>
+            <w:r>
+              <w:rPr>
+                <w:sz w:val="18"/>
+              </w:rPr>
+              <w:t>63</w:t>
+            </w:r>
+          </w:p>
+        </w:tc>
+        <w:tc>
+          <w:tcPr>
+            <w:tcW w:w="3120" w:type="dxa"/>
+            <w:tcBorders>
+              <w:top w:val="single" w:sz="4" w:space="0" w:color="999999"/>
+              <w:start w:val="single" w:sz="4" w:space="0" w:color="999999"/>
+              <w:bottom w:val="single" w:sz="4" w:space="0" w:color="999999"/>
+              <w:end w:val="single" w:sz="4" w:space="0" w:color="999999"/>
+            </w:tcBorders>
+          </w:tcPr>
+          <w:p>
+            <w:pPr>
+              <w:pStyle w:val="Normal"/>
+              <w:widowControl/>
+              <w:bidi w:val="0"/>
+              <w:spacing w:before="0" w:after="200"/>
+              <w:jc w:val="start"/>
+              <w:rPr/>
+            </w:pPr>
+            <w:r>
+              <w:rPr>
+                <w:sz w:val="18"/>
+              </w:rPr>
+              <w:t>52,1</w:t>
+            </w:r>
+          </w:p>
+        </w:tc>
+      </w:tr>
+      <w:tr>
+        <w:trPr>
+          <w:cantSplit/>
+        </w:trPr>
+        <w:tc>
+          <w:tcPr>
+            <w:tcW w:w="3120" w:type="dxa"/>
+            <w:tcBorders>
+              <w:top w:val="single" w:sz="4" w:space="0" w:color="999999"/>
+              <w:start w:val="single" w:sz="4" w:space="0" w:color="999999"/>
+              <w:bottom w:val="single" w:sz="4" w:space="0" w:color="999999"/>
+              <w:end w:val="single" w:sz="4" w:space="0" w:color="999999"/>
+            </w:tcBorders>
+          </w:tcPr>
+          <w:p>
+            <w:pPr>
+              <w:pStyle w:val="Normal"/>
+              <w:widowControl/>
+              <w:bidi w:val="0"/>
+              <w:spacing w:before="0" w:after="200"/>
+              <w:jc w:val="start"/>
+              <w:rPr/>
+            </w:pPr>
+            <w:r>
+              <w:rPr>
+                <w:sz w:val="18"/>
+              </w:rPr>
+              <w:t>Energia</w:t>
+            </w:r>
+          </w:p>
+        </w:tc>
+        <w:tc>
+          <w:tcPr>
+            <w:tcW w:w="3120" w:type="dxa"/>
+            <w:tcBorders>
+              <w:top w:val="single" w:sz="4" w:space="0" w:color="999999"/>
+              <w:start w:val="single" w:sz="4" w:space="0" w:color="999999"/>
+              <w:bottom w:val="single" w:sz="4" w:space="0" w:color="999999"/>
+              <w:end w:val="single" w:sz="4" w:space="0" w:color="999999"/>
+            </w:tcBorders>
+          </w:tcPr>
+          <w:p>
+            <w:pPr>
+              <w:pStyle w:val="Normal"/>
+              <w:widowControl/>
+              <w:bidi w:val="0"/>
+              <w:spacing w:before="0" w:after="200"/>
+              <w:jc w:val="start"/>
+              <w:rPr/>
+            </w:pPr>
+            <w:r>
+              <w:rPr>
+                <w:sz w:val="18"/>
+              </w:rPr>
+              <w:t>44</w:t>
+            </w:r>
+          </w:p>
+        </w:tc>
+        <w:tc>
+          <w:tcPr>
+            <w:tcW w:w="3120" w:type="dxa"/>
+            <w:tcBorders>
+              <w:top w:val="single" w:sz="4" w:space="0" w:color="999999"/>
+              <w:start w:val="single" w:sz="4" w:space="0" w:color="999999"/>
+              <w:bottom w:val="single" w:sz="4" w:space="0" w:color="999999"/>
+              <w:end w:val="single" w:sz="4" w:space="0" w:color="999999"/>
+            </w:tcBorders>
+          </w:tcPr>
+          <w:p>
+            <w:pPr>
+              <w:pStyle w:val="Normal"/>
+              <w:widowControl/>
+              <w:bidi w:val="0"/>
+              <w:spacing w:before="0" w:after="200"/>
+              <w:jc w:val="start"/>
+              <w:rPr/>
+            </w:pPr>
+            <w:r>
+              <w:rPr>
+                <w:sz w:val="18"/>
+              </w:rPr>
+              <w:t>36,4</w:t>
+            </w:r>
+          </w:p>
+        </w:tc>
+      </w:tr>
+      <w:tr>
+        <w:trPr>
+          <w:cantSplit/>
+        </w:trPr>
+        <w:tc>
+          <w:tcPr>
+            <w:tcW w:w="3120" w:type="dxa"/>
+            <w:tcBorders>
+              <w:top w:val="single" w:sz="4" w:space="0" w:color="999999"/>
+              <w:start w:val="single" w:sz="4" w:space="0" w:color="999999"/>
+              <w:bottom w:val="single" w:sz="4" w:space="0" w:color="999999"/>
+              <w:end w:val="single" w:sz="4" w:space="0" w:color="999999"/>
+            </w:tcBorders>
+          </w:tcPr>
+          <w:p>
+            <w:pPr>
+              <w:pStyle w:val="Normal"/>
+              <w:widowControl/>
+              <w:bidi w:val="0"/>
+              <w:spacing w:before="0" w:after="200"/>
+              <w:jc w:val="start"/>
+              <w:rPr/>
+            </w:pPr>
+            <w:r>
+              <w:rPr>
+                <w:sz w:val="18"/>
+              </w:rPr>
+              <w:t>Vida útil</w:t>
+            </w:r>
+          </w:p>
+        </w:tc>
+        <w:tc>
+          <w:tcPr>
+            <w:tcW w:w="3120" w:type="dxa"/>
+            <w:tcBorders>
+              <w:top w:val="single" w:sz="4" w:space="0" w:color="999999"/>
+              <w:start w:val="single" w:sz="4" w:space="0" w:color="999999"/>
+              <w:bottom w:val="single" w:sz="4" w:space="0" w:color="999999"/>
+              <w:end w:val="single" w:sz="4" w:space="0" w:color="999999"/>
+            </w:tcBorders>
+          </w:tcPr>
+          <w:p>
+            <w:pPr>
+              <w:pStyle w:val="Normal"/>
+              <w:widowControl/>
+              <w:bidi w:val="0"/>
+              <w:spacing w:before="0" w:after="200"/>
+              <w:jc w:val="start"/>
+              <w:rPr/>
+            </w:pPr>
+            <w:r>
+              <w:rPr>
+                <w:sz w:val="18"/>
+              </w:rPr>
+              <w:t>44</w:t>
+            </w:r>
+          </w:p>
+        </w:tc>
+        <w:tc>
+          <w:tcPr>
+            <w:tcW w:w="3120" w:type="dxa"/>
+            <w:tcBorders>
+              <w:top w:val="single" w:sz="4" w:space="0" w:color="999999"/>
+              <w:start w:val="single" w:sz="4" w:space="0" w:color="999999"/>
+              <w:bottom w:val="single" w:sz="4" w:space="0" w:color="999999"/>
+              <w:end w:val="single" w:sz="4" w:space="0" w:color="999999"/>
+            </w:tcBorders>
+          </w:tcPr>
+          <w:p>
+            <w:pPr>
+              <w:pStyle w:val="Normal"/>
+              <w:widowControl/>
+              <w:bidi w:val="0"/>
+              <w:spacing w:before="0" w:after="200"/>
+              <w:jc w:val="start"/>
+              <w:rPr/>
+            </w:pPr>
+            <w:r>
+              <w:rPr>
+                <w:sz w:val="18"/>
+              </w:rPr>
+              <w:t>36,4</w:t>
+            </w:r>
+          </w:p>
+        </w:tc>
+      </w:tr>
+      <w:tr>
+        <w:trPr>
+          <w:cantSplit/>
+        </w:trPr>
+        <w:tc>
+          <w:tcPr>
+            <w:tcW w:w="3120" w:type="dxa"/>
+            <w:tcBorders>
+              <w:top w:val="single" w:sz="4" w:space="0" w:color="999999"/>
+              <w:start w:val="single" w:sz="4" w:space="0" w:color="999999"/>
+              <w:bottom w:val="single" w:sz="4" w:space="0" w:color="999999"/>
+              <w:end w:val="single" w:sz="4" w:space="0" w:color="999999"/>
+            </w:tcBorders>
+          </w:tcPr>
+          <w:p>
+            <w:pPr>
+              <w:pStyle w:val="Normal"/>
+              <w:widowControl/>
+              <w:bidi w:val="0"/>
+              <w:spacing w:before="0" w:after="200"/>
+              <w:jc w:val="start"/>
+              <w:rPr/>
+            </w:pPr>
+            <w:r>
+              <w:rPr>
+                <w:sz w:val="18"/>
+              </w:rPr>
+              <w:t>Condição física</w:t>
+            </w:r>
+          </w:p>
+        </w:tc>
+        <w:tc>
+          <w:tcPr>
+            <w:tcW w:w="3120" w:type="dxa"/>
+            <w:tcBorders>
+              <w:top w:val="single" w:sz="4" w:space="0" w:color="999999"/>
+              <w:start w:val="single" w:sz="4" w:space="0" w:color="999999"/>
+              <w:bottom w:val="single" w:sz="4" w:space="0" w:color="999999"/>
+              <w:end w:val="single" w:sz="4" w:space="0" w:color="999999"/>
+            </w:tcBorders>
+          </w:tcPr>
+          <w:p>
+            <w:pPr>
+              <w:pStyle w:val="Normal"/>
+              <w:widowControl/>
+              <w:bidi w:val="0"/>
+              <w:spacing w:before="0" w:after="200"/>
+              <w:jc w:val="start"/>
+              <w:rPr/>
+            </w:pPr>
+            <w:r>
+              <w:rPr>
+                <w:sz w:val="18"/>
+              </w:rPr>
+              <w:t>34</w:t>
+            </w:r>
+          </w:p>
+        </w:tc>
+        <w:tc>
+          <w:tcPr>
+            <w:tcW w:w="3120" w:type="dxa"/>
+            <w:tcBorders>
+              <w:top w:val="single" w:sz="4" w:space="0" w:color="999999"/>
+              <w:start w:val="single" w:sz="4" w:space="0" w:color="999999"/>
+              <w:bottom w:val="single" w:sz="4" w:space="0" w:color="999999"/>
+              <w:end w:val="single" w:sz="4" w:space="0" w:color="999999"/>
+            </w:tcBorders>
+          </w:tcPr>
+          <w:p>
+            <w:pPr>
+              <w:pStyle w:val="Normal"/>
+              <w:widowControl/>
+              <w:bidi w:val="0"/>
+              <w:spacing w:before="0" w:after="200"/>
+              <w:jc w:val="start"/>
+              <w:rPr/>
+            </w:pPr>
+            <w:r>
+              <w:rPr>
+                <w:sz w:val="18"/>
+              </w:rPr>
+              <w:t>28,1</w:t>
+            </w:r>
+          </w:p>
+        </w:tc>
+      </w:tr>
+      <w:tr>
+        <w:trPr>
+          <w:cantSplit/>
+        </w:trPr>
+        <w:tc>
+          <w:tcPr>
+            <w:tcW w:w="3120" w:type="dxa"/>
+            <w:tcBorders>
+              <w:top w:val="single" w:sz="4" w:space="0" w:color="999999"/>
+              <w:start w:val="single" w:sz="4" w:space="0" w:color="999999"/>
+              <w:bottom w:val="single" w:sz="4" w:space="0" w:color="999999"/>
+              <w:end w:val="single" w:sz="4" w:space="0" w:color="999999"/>
+            </w:tcBorders>
+          </w:tcPr>
+          <w:p>
+            <w:pPr>
+              <w:pStyle w:val="Normal"/>
+              <w:widowControl/>
+              <w:bidi w:val="0"/>
+              <w:spacing w:before="0" w:after="200"/>
+              <w:jc w:val="start"/>
+              <w:rPr/>
+            </w:pPr>
+            <w:r>
+              <w:rPr>
+                <w:sz w:val="18"/>
+              </w:rPr>
+              <w:t>Risco</w:t>
+            </w:r>
+          </w:p>
+        </w:tc>
+        <w:tc>
+          <w:tcPr>
+            <w:tcW w:w="3120" w:type="dxa"/>
+            <w:tcBorders>
+              <w:top w:val="single" w:sz="4" w:space="0" w:color="999999"/>
+              <w:start w:val="single" w:sz="4" w:space="0" w:color="999999"/>
+              <w:bottom w:val="single" w:sz="4" w:space="0" w:color="999999"/>
+              <w:end w:val="single" w:sz="4" w:space="0" w:color="999999"/>
+            </w:tcBorders>
+          </w:tcPr>
+          <w:p>
+            <w:pPr>
+              <w:pStyle w:val="Normal"/>
+              <w:widowControl/>
+              <w:bidi w:val="0"/>
+              <w:spacing w:before="0" w:after="200"/>
+              <w:jc w:val="start"/>
+              <w:rPr/>
+            </w:pPr>
+            <w:r>
+              <w:rPr>
+                <w:sz w:val="18"/>
+              </w:rPr>
+              <w:t>33</w:t>
+            </w:r>
+          </w:p>
+        </w:tc>
+        <w:tc>
+          <w:tcPr>
+            <w:tcW w:w="3120" w:type="dxa"/>
+            <w:tcBorders>
+              <w:top w:val="single" w:sz="4" w:space="0" w:color="999999"/>
+              <w:start w:val="single" w:sz="4" w:space="0" w:color="999999"/>
+              <w:bottom w:val="single" w:sz="4" w:space="0" w:color="999999"/>
+              <w:end w:val="single" w:sz="4" w:space="0" w:color="999999"/>
+            </w:tcBorders>
+          </w:tcPr>
+          <w:p>
+            <w:pPr>
+              <w:pStyle w:val="Normal"/>
+              <w:widowControl/>
+              <w:bidi w:val="0"/>
+              <w:spacing w:before="0" w:after="200"/>
+              <w:jc w:val="start"/>
+              <w:rPr/>
+            </w:pPr>
+            <w:r>
+              <w:rPr>
+                <w:sz w:val="18"/>
+              </w:rPr>
+              <w:t>27,3</w:t>
+            </w:r>
+          </w:p>
+        </w:tc>
+      </w:tr>
+      <w:tr>
+        <w:trPr>
+          <w:cantSplit/>
+        </w:trPr>
+        <w:tc>
+          <w:tcPr>
+            <w:tcW w:w="3120" w:type="dxa"/>
+            <w:tcBorders>
+              <w:top w:val="single" w:sz="4" w:space="0" w:color="999999"/>
+              <w:start w:val="single" w:sz="4" w:space="0" w:color="999999"/>
+              <w:bottom w:val="single" w:sz="4" w:space="0" w:color="999999"/>
+              <w:end w:val="single" w:sz="4" w:space="0" w:color="999999"/>
+            </w:tcBorders>
+          </w:tcPr>
+          <w:p>
+            <w:pPr>
+              <w:pStyle w:val="Normal"/>
+              <w:widowControl/>
+              <w:bidi w:val="0"/>
+              <w:spacing w:before="0" w:after="200"/>
+              <w:jc w:val="start"/>
+              <w:rPr/>
+            </w:pPr>
+            <w:r>
+              <w:rPr>
+                <w:sz w:val="18"/>
+              </w:rPr>
+              <w:t>Manutenibilidade</w:t>
+            </w:r>
+          </w:p>
+        </w:tc>
+        <w:tc>
+          <w:tcPr>
+            <w:tcW w:w="3120" w:type="dxa"/>
+            <w:tcBorders>
+              <w:top w:val="single" w:sz="4" w:space="0" w:color="999999"/>
+              <w:start w:val="single" w:sz="4" w:space="0" w:color="999999"/>
+              <w:bottom w:val="single" w:sz="4" w:space="0" w:color="999999"/>
+              <w:end w:val="single" w:sz="4" w:space="0" w:color="999999"/>
+            </w:tcBorders>
+          </w:tcPr>
+          <w:p>
+            <w:pPr>
+              <w:pStyle w:val="Normal"/>
+              <w:widowControl/>
+              <w:bidi w:val="0"/>
+              <w:spacing w:before="0" w:after="200"/>
+              <w:jc w:val="start"/>
+              <w:rPr/>
+            </w:pPr>
+            <w:r>
+              <w:rPr>
+                <w:sz w:val="18"/>
+              </w:rPr>
+              <w:t>25</w:t>
+            </w:r>
+          </w:p>
+        </w:tc>
+        <w:tc>
+          <w:tcPr>
+            <w:tcW w:w="3120" w:type="dxa"/>
+            <w:tcBorders>
+              <w:top w:val="single" w:sz="4" w:space="0" w:color="999999"/>
+              <w:start w:val="single" w:sz="4" w:space="0" w:color="999999"/>
+              <w:bottom w:val="single" w:sz="4" w:space="0" w:color="999999"/>
+              <w:end w:val="single" w:sz="4" w:space="0" w:color="999999"/>
+            </w:tcBorders>
+          </w:tcPr>
+          <w:p>
+            <w:pPr>
+              <w:pStyle w:val="Normal"/>
+              <w:widowControl/>
+              <w:bidi w:val="0"/>
+              <w:spacing w:before="0" w:after="200"/>
+              <w:jc w:val="start"/>
+              <w:rPr/>
+            </w:pPr>
+            <w:r>
+              <w:rPr>
+                <w:sz w:val="18"/>
+              </w:rPr>
+              <w:t>20,7</w:t>
+            </w:r>
+          </w:p>
+        </w:tc>
+      </w:tr>
+      <w:tr>
+        <w:trPr>
+          <w:cantSplit/>
+        </w:trPr>
+        <w:tc>
+          <w:tcPr>
+            <w:tcW w:w="3120" w:type="dxa"/>
+            <w:tcBorders>
+              <w:top w:val="single" w:sz="4" w:space="0" w:color="999999"/>
+              <w:start w:val="single" w:sz="4" w:space="0" w:color="999999"/>
+              <w:bottom w:val="single" w:sz="4" w:space="0" w:color="999999"/>
+              <w:end w:val="single" w:sz="4" w:space="0" w:color="999999"/>
+            </w:tcBorders>
+          </w:tcPr>
+          <w:p>
+            <w:pPr>
+              <w:pStyle w:val="Normal"/>
+              <w:widowControl/>
+              <w:bidi w:val="0"/>
+              <w:spacing w:before="0" w:after="200"/>
+              <w:jc w:val="start"/>
+              <w:rPr/>
+            </w:pPr>
+            <w:r>
+              <w:rPr>
+                <w:sz w:val="18"/>
+              </w:rPr>
+              <w:t>Conforto</w:t>
+            </w:r>
+          </w:p>
+        </w:tc>
+        <w:tc>
+          <w:tcPr>
+            <w:tcW w:w="3120" w:type="dxa"/>
+            <w:tcBorders>
+              <w:top w:val="single" w:sz="4" w:space="0" w:color="999999"/>
+              <w:start w:val="single" w:sz="4" w:space="0" w:color="999999"/>
+              <w:bottom w:val="single" w:sz="4" w:space="0" w:color="999999"/>
+              <w:end w:val="single" w:sz="4" w:space="0" w:color="999999"/>
+            </w:tcBorders>
+          </w:tcPr>
+          <w:p>
+            <w:pPr>
+              <w:pStyle w:val="Normal"/>
+              <w:widowControl/>
+              <w:bidi w:val="0"/>
+              <w:spacing w:before="0" w:after="200"/>
+              <w:jc w:val="start"/>
+              <w:rPr/>
+            </w:pPr>
+            <w:r>
+              <w:rPr>
+                <w:sz w:val="18"/>
+              </w:rPr>
+              <w:t>22</w:t>
+            </w:r>
+          </w:p>
+        </w:tc>
+        <w:tc>
+          <w:tcPr>
+            <w:tcW w:w="3120" w:type="dxa"/>
+            <w:tcBorders>
+              <w:top w:val="single" w:sz="4" w:space="0" w:color="999999"/>
+              <w:start w:val="single" w:sz="4" w:space="0" w:color="999999"/>
+              <w:bottom w:val="single" w:sz="4" w:space="0" w:color="999999"/>
+              <w:end w:val="single" w:sz="4" w:space="0" w:color="999999"/>
+            </w:tcBorders>
+          </w:tcPr>
+          <w:p>
+            <w:pPr>
+              <w:pStyle w:val="Normal"/>
+              <w:widowControl/>
+              <w:bidi w:val="0"/>
+              <w:spacing w:before="0" w:after="200"/>
+              <w:jc w:val="start"/>
+              <w:rPr/>
+            </w:pPr>
+            <w:r>
+              <w:rPr>
+                <w:sz w:val="18"/>
+              </w:rPr>
+              <w:t>18,2</w:t>
+            </w:r>
+          </w:p>
+        </w:tc>
+      </w:tr>
+      <w:tr>
+        <w:trPr>
+          <w:cantSplit/>
+        </w:trPr>
+        <w:tc>
+          <w:tcPr>
+            <w:tcW w:w="3120" w:type="dxa"/>
+            <w:tcBorders>
+              <w:top w:val="single" w:sz="4" w:space="0" w:color="999999"/>
+              <w:start w:val="single" w:sz="4" w:space="0" w:color="999999"/>
+              <w:bottom w:val="single" w:sz="4" w:space="0" w:color="999999"/>
+              <w:end w:val="single" w:sz="4" w:space="0" w:color="999999"/>
+            </w:tcBorders>
+          </w:tcPr>
+          <w:p>
+            <w:pPr>
+              <w:pStyle w:val="Normal"/>
+              <w:widowControl/>
+              <w:bidi w:val="0"/>
+              <w:spacing w:before="0" w:after="200"/>
+              <w:jc w:val="start"/>
+              <w:rPr/>
+            </w:pPr>
+            <w:r>
+              <w:rPr>
+                <w:sz w:val="18"/>
+              </w:rPr>
+              <w:t>Segurança</w:t>
+            </w:r>
+          </w:p>
+        </w:tc>
+        <w:tc>
+          <w:tcPr>
+            <w:tcW w:w="3120" w:type="dxa"/>
+            <w:tcBorders>
+              <w:top w:val="single" w:sz="4" w:space="0" w:color="999999"/>
+              <w:start w:val="single" w:sz="4" w:space="0" w:color="999999"/>
+              <w:bottom w:val="single" w:sz="4" w:space="0" w:color="999999"/>
+              <w:end w:val="single" w:sz="4" w:space="0" w:color="999999"/>
+            </w:tcBorders>
+          </w:tcPr>
+          <w:p>
+            <w:pPr>
+              <w:pStyle w:val="Normal"/>
+              <w:widowControl/>
+              <w:bidi w:val="0"/>
+              <w:spacing w:before="0" w:after="200"/>
+              <w:jc w:val="start"/>
+              <w:rPr/>
+            </w:pPr>
+            <w:r>
+              <w:rPr>
+                <w:sz w:val="18"/>
+              </w:rPr>
+              <w:t>18</w:t>
+            </w:r>
+          </w:p>
+        </w:tc>
+        <w:tc>
+          <w:tcPr>
+            <w:tcW w:w="3120" w:type="dxa"/>
+            <w:tcBorders>
+              <w:top w:val="single" w:sz="4" w:space="0" w:color="999999"/>
+              <w:start w:val="single" w:sz="4" w:space="0" w:color="999999"/>
+              <w:bottom w:val="single" w:sz="4" w:space="0" w:color="999999"/>
+              <w:end w:val="single" w:sz="4" w:space="0" w:color="999999"/>
+            </w:tcBorders>
+          </w:tcPr>
+          <w:p>
+            <w:pPr>
+              <w:pStyle w:val="Normal"/>
+              <w:widowControl/>
+              <w:bidi w:val="0"/>
+              <w:spacing w:before="0" w:after="200"/>
+              <w:jc w:val="start"/>
+              <w:rPr/>
+            </w:pPr>
+            <w:r>
+              <w:rPr>
+                <w:sz w:val="18"/>
+              </w:rPr>
+              <w:t>14,9</w:t>
+            </w:r>
+          </w:p>
+        </w:tc>
+      </w:tr>
+      <w:tr>
+        <w:trPr>
+          <w:cantSplit/>
+        </w:trPr>
+        <w:tc>
+          <w:tcPr>
+            <w:tcW w:w="3120" w:type="dxa"/>
+            <w:tcBorders>
+              <w:top w:val="single" w:sz="4" w:space="0" w:color="999999"/>
+              <w:start w:val="single" w:sz="4" w:space="0" w:color="999999"/>
+              <w:bottom w:val="single" w:sz="4" w:space="0" w:color="999999"/>
+              <w:end w:val="single" w:sz="4" w:space="0" w:color="999999"/>
+            </w:tcBorders>
+          </w:tcPr>
+          <w:p>
+            <w:pPr>
+              <w:pStyle w:val="Normal"/>
+              <w:widowControl/>
+              <w:bidi w:val="0"/>
+              <w:spacing w:before="0" w:after="200"/>
+              <w:jc w:val="start"/>
+              <w:rPr/>
+            </w:pPr>
+            <w:r>
+              <w:rPr>
+                <w:sz w:val="18"/>
+              </w:rPr>
+              <w:t>Emissões de carbono</w:t>
+            </w:r>
+          </w:p>
+        </w:tc>
+        <w:tc>
+          <w:tcPr>
+            <w:tcW w:w="3120" w:type="dxa"/>
+            <w:tcBorders>
+              <w:top w:val="single" w:sz="4" w:space="0" w:color="999999"/>
+              <w:start w:val="single" w:sz="4" w:space="0" w:color="999999"/>
+              <w:bottom w:val="single" w:sz="4" w:space="0" w:color="999999"/>
+              <w:end w:val="single" w:sz="4" w:space="0" w:color="999999"/>
+            </w:tcBorders>
+          </w:tcPr>
+          <w:p>
+            <w:pPr>
+              <w:pStyle w:val="Normal"/>
+              <w:widowControl/>
+              <w:bidi w:val="0"/>
+              <w:spacing w:before="0" w:after="200"/>
+              <w:jc w:val="start"/>
+              <w:rPr/>
+            </w:pPr>
+            <w:r>
+              <w:rPr>
+                <w:sz w:val="18"/>
+              </w:rPr>
+              <w:t>15</w:t>
+            </w:r>
+          </w:p>
+        </w:tc>
+        <w:tc>
+          <w:tcPr>
+            <w:tcW w:w="3120" w:type="dxa"/>
+            <w:tcBorders>
+              <w:top w:val="single" w:sz="4" w:space="0" w:color="999999"/>
+              <w:start w:val="single" w:sz="4" w:space="0" w:color="999999"/>
+              <w:bottom w:val="single" w:sz="4" w:space="0" w:color="999999"/>
+              <w:end w:val="single" w:sz="4" w:space="0" w:color="999999"/>
+            </w:tcBorders>
+          </w:tcPr>
+          <w:p>
+            <w:pPr>
+              <w:pStyle w:val="Normal"/>
+              <w:widowControl/>
+              <w:bidi w:val="0"/>
+              <w:spacing w:before="0" w:after="200"/>
+              <w:jc w:val="start"/>
+              <w:rPr/>
+            </w:pPr>
+            <w:r>
+              <w:rPr>
+                <w:sz w:val="18"/>
+              </w:rPr>
+              <w:t>12,4</w:t>
+            </w:r>
+          </w:p>
+        </w:tc>
+      </w:tr>
+      <w:tr>
+        <w:trPr>
+          <w:cantSplit/>
+        </w:trPr>
+        <w:tc>
+          <w:tcPr>
+            <w:tcW w:w="3120" w:type="dxa"/>
+            <w:tcBorders>
+              <w:top w:val="single" w:sz="4" w:space="0" w:color="999999"/>
+              <w:start w:val="single" w:sz="4" w:space="0" w:color="999999"/>
+              <w:bottom w:val="single" w:sz="4" w:space="0" w:color="999999"/>
+              <w:end w:val="single" w:sz="4" w:space="0" w:color="999999"/>
+            </w:tcBorders>
+          </w:tcPr>
+          <w:p>
+            <w:pPr>
+              <w:pStyle w:val="Normal"/>
+              <w:widowControl/>
+              <w:bidi w:val="0"/>
+              <w:spacing w:before="0" w:after="200"/>
+              <w:jc w:val="start"/>
+              <w:rPr/>
+            </w:pPr>
+            <w:r>
+              <w:rPr>
+                <w:sz w:val="18"/>
+              </w:rPr>
+              <w:t>Resíduos</w:t>
+            </w:r>
+          </w:p>
+        </w:tc>
+        <w:tc>
+          <w:tcPr>
+            <w:tcW w:w="3120" w:type="dxa"/>
+            <w:tcBorders>
+              <w:top w:val="single" w:sz="4" w:space="0" w:color="999999"/>
+              <w:start w:val="single" w:sz="4" w:space="0" w:color="999999"/>
+              <w:bottom w:val="single" w:sz="4" w:space="0" w:color="999999"/>
+              <w:end w:val="single" w:sz="4" w:space="0" w:color="999999"/>
+            </w:tcBorders>
+          </w:tcPr>
+          <w:p>
+            <w:pPr>
+              <w:pStyle w:val="Normal"/>
+              <w:widowControl/>
+              <w:bidi w:val="0"/>
+              <w:spacing w:before="0" w:after="200"/>
+              <w:jc w:val="start"/>
+              <w:rPr/>
+            </w:pPr>
+            <w:r>
+              <w:rPr>
+                <w:sz w:val="18"/>
+              </w:rPr>
+              <w:t>13</w:t>
+            </w:r>
+          </w:p>
+        </w:tc>
+        <w:tc>
+          <w:tcPr>
+            <w:tcW w:w="3120" w:type="dxa"/>
+            <w:tcBorders>
+              <w:top w:val="single" w:sz="4" w:space="0" w:color="999999"/>
+              <w:start w:val="single" w:sz="4" w:space="0" w:color="999999"/>
+              <w:bottom w:val="single" w:sz="4" w:space="0" w:color="999999"/>
+              <w:end w:val="single" w:sz="4" w:space="0" w:color="999999"/>
+            </w:tcBorders>
+          </w:tcPr>
+          <w:p>
+            <w:pPr>
+              <w:pStyle w:val="Normal"/>
+              <w:widowControl/>
+              <w:bidi w:val="0"/>
+              <w:spacing w:before="0" w:after="200"/>
+              <w:jc w:val="start"/>
+              <w:rPr/>
+            </w:pPr>
+            <w:r>
+              <w:rPr>
+                <w:sz w:val="18"/>
+              </w:rPr>
+              <w:t>10,7</w:t>
+            </w:r>
+          </w:p>
+        </w:tc>
+      </w:tr>
+      <w:tr>
+        <w:trPr>
+          <w:cantSplit/>
+        </w:trPr>
+        <w:tc>
+          <w:tcPr>
+            <w:tcW w:w="3120" w:type="dxa"/>
+            <w:tcBorders>
+              <w:top w:val="single" w:sz="4" w:space="0" w:color="999999"/>
+              <w:start w:val="single" w:sz="4" w:space="0" w:color="999999"/>
+              <w:bottom w:val="single" w:sz="4" w:space="0" w:color="999999"/>
+              <w:end w:val="single" w:sz="4" w:space="0" w:color="999999"/>
+            </w:tcBorders>
+          </w:tcPr>
+          <w:p>
+            <w:pPr>
+              <w:pStyle w:val="Normal"/>
+              <w:widowControl/>
+              <w:bidi w:val="0"/>
+              <w:spacing w:before="0" w:after="200"/>
+              <w:jc w:val="start"/>
+              <w:rPr/>
+            </w:pPr>
+            <w:r>
+              <w:rPr>
+                <w:sz w:val="18"/>
+              </w:rPr>
+              <w:t>Satisfação do usuário</w:t>
+            </w:r>
+          </w:p>
+        </w:tc>
+        <w:tc>
+          <w:tcPr>
+            <w:tcW w:w="3120" w:type="dxa"/>
+            <w:tcBorders>
+              <w:top w:val="single" w:sz="4" w:space="0" w:color="999999"/>
+              <w:start w:val="single" w:sz="4" w:space="0" w:color="999999"/>
+              <w:bottom w:val="single" w:sz="4" w:space="0" w:color="999999"/>
+              <w:end w:val="single" w:sz="4" w:space="0" w:color="999999"/>
+            </w:tcBorders>
+          </w:tcPr>
+          <w:p>
+            <w:pPr>
+              <w:pStyle w:val="Normal"/>
+              <w:widowControl/>
+              <w:bidi w:val="0"/>
+              <w:spacing w:before="0" w:after="200"/>
+              <w:jc w:val="start"/>
+              <w:rPr/>
+            </w:pPr>
+            <w:r>
+              <w:rPr>
+                <w:sz w:val="18"/>
+              </w:rPr>
+              <w:t>9</w:t>
+            </w:r>
+          </w:p>
+        </w:tc>
+        <w:tc>
+          <w:tcPr>
+            <w:tcW w:w="3120" w:type="dxa"/>
+            <w:tcBorders>
+              <w:top w:val="single" w:sz="4" w:space="0" w:color="999999"/>
+              <w:start w:val="single" w:sz="4" w:space="0" w:color="999999"/>
+              <w:bottom w:val="single" w:sz="4" w:space="0" w:color="999999"/>
+              <w:end w:val="single" w:sz="4" w:space="0" w:color="999999"/>
+            </w:tcBorders>
+          </w:tcPr>
+          <w:p>
+            <w:pPr>
+              <w:pStyle w:val="Normal"/>
+              <w:widowControl/>
+              <w:bidi w:val="0"/>
+              <w:spacing w:before="0" w:after="200"/>
+              <w:jc w:val="start"/>
+              <w:rPr/>
+            </w:pPr>
+            <w:r>
+              <w:rPr>
+                <w:sz w:val="18"/>
+              </w:rPr>
+              <w:t>7,4</w:t>
+            </w:r>
+          </w:p>
+        </w:tc>
+      </w:tr>
+      <w:tr>
+        <w:trPr>
+          <w:cantSplit/>
+        </w:trPr>
+        <w:tc>
+          <w:tcPr>
+            <w:tcW w:w="3120" w:type="dxa"/>
+            <w:tcBorders>
+              <w:top w:val="single" w:sz="4" w:space="0" w:color="999999"/>
+              <w:start w:val="single" w:sz="4" w:space="0" w:color="999999"/>
+              <w:bottom w:val="single" w:sz="4" w:space="0" w:color="999999"/>
+              <w:end w:val="single" w:sz="4" w:space="0" w:color="999999"/>
+            </w:tcBorders>
+          </w:tcPr>
+          <w:p>
+            <w:pPr>
+              <w:pStyle w:val="Normal"/>
+              <w:widowControl/>
+              <w:bidi w:val="0"/>
+              <w:spacing w:before="0" w:after="200"/>
+              <w:jc w:val="start"/>
+              <w:rPr/>
+            </w:pPr>
+            <w:r>
+              <w:rPr>
+                <w:sz w:val="18"/>
+              </w:rPr>
+              <w:t>Água</w:t>
+            </w:r>
+          </w:p>
+        </w:tc>
+        <w:tc>
+          <w:tcPr>
+            <w:tcW w:w="3120" w:type="dxa"/>
+            <w:tcBorders>
+              <w:top w:val="single" w:sz="4" w:space="0" w:color="999999"/>
+              <w:start w:val="single" w:sz="4" w:space="0" w:color="999999"/>
+              <w:bottom w:val="single" w:sz="4" w:space="0" w:color="999999"/>
+              <w:end w:val="single" w:sz="4" w:space="0" w:color="999999"/>
+            </w:tcBorders>
+          </w:tcPr>
+          <w:p>
+            <w:pPr>
+              <w:pStyle w:val="Normal"/>
+              <w:widowControl/>
+              <w:bidi w:val="0"/>
+              <w:spacing w:before="0" w:after="200"/>
+              <w:jc w:val="start"/>
+              <w:rPr/>
+            </w:pPr>
+            <w:r>
+              <w:rPr>
+                <w:sz w:val="18"/>
+              </w:rPr>
+              <w:t>6</w:t>
+            </w:r>
+          </w:p>
+        </w:tc>
+        <w:tc>
+          <w:tcPr>
+            <w:tcW w:w="3120" w:type="dxa"/>
+            <w:tcBorders>
+              <w:top w:val="single" w:sz="4" w:space="0" w:color="999999"/>
+              <w:start w:val="single" w:sz="4" w:space="0" w:color="999999"/>
+              <w:bottom w:val="single" w:sz="4" w:space="0" w:color="999999"/>
+              <w:end w:val="single" w:sz="4" w:space="0" w:color="999999"/>
+            </w:tcBorders>
+          </w:tcPr>
+          <w:p>
+            <w:pPr>
+              <w:pStyle w:val="Normal"/>
+              <w:widowControl/>
+              <w:bidi w:val="0"/>
+              <w:spacing w:before="0" w:after="200"/>
+              <w:jc w:val="start"/>
+              <w:rPr/>
+            </w:pPr>
+            <w:r>
+              <w:rPr>
+                <w:sz w:val="18"/>
+              </w:rPr>
+              <w:t>5,0</w:t>
+            </w:r>
+          </w:p>
+        </w:tc>
+      </w:tr>
+      <w:tr>
+        <w:trPr>
+          <w:cantSplit/>
+        </w:trPr>
+        <w:tc>
+          <w:tcPr>
+            <w:tcW w:w="3120" w:type="dxa"/>
+            <w:tcBorders>
+              <w:top w:val="single" w:sz="4" w:space="0" w:color="999999"/>
+              <w:start w:val="single" w:sz="4" w:space="0" w:color="999999"/>
+              <w:bottom w:val="single" w:sz="4" w:space="0" w:color="999999"/>
+              <w:end w:val="single" w:sz="4" w:space="0" w:color="999999"/>
+            </w:tcBorders>
+          </w:tcPr>
+          <w:p>
+            <w:pPr>
+              <w:pStyle w:val="Normal"/>
+              <w:widowControl/>
+              <w:bidi w:val="0"/>
+              <w:spacing w:before="0" w:after="200"/>
+              <w:jc w:val="start"/>
+              <w:rPr/>
+            </w:pPr>
+            <w:r>
+              <w:rPr>
+                <w:sz w:val="18"/>
+              </w:rPr>
+              <w:t>Qualidade de serviço</w:t>
+            </w:r>
+          </w:p>
+        </w:tc>
+        <w:tc>
+          <w:tcPr>
+            <w:tcW w:w="3120" w:type="dxa"/>
+            <w:tcBorders>
+              <w:top w:val="single" w:sz="4" w:space="0" w:color="999999"/>
+              <w:start w:val="single" w:sz="4" w:space="0" w:color="999999"/>
+              <w:bottom w:val="single" w:sz="4" w:space="0" w:color="999999"/>
+              <w:end w:val="single" w:sz="4" w:space="0" w:color="999999"/>
+            </w:tcBorders>
+          </w:tcPr>
+          <w:p>
+            <w:pPr>
+              <w:pStyle w:val="Normal"/>
+              <w:widowControl/>
+              <w:bidi w:val="0"/>
+              <w:spacing w:before="0" w:after="200"/>
+              <w:jc w:val="start"/>
+              <w:rPr/>
+            </w:pPr>
+            <w:r>
+              <w:rPr>
+                <w:sz w:val="18"/>
+              </w:rPr>
+              <w:t>6</w:t>
+            </w:r>
+          </w:p>
+        </w:tc>
+        <w:tc>
+          <w:tcPr>
+            <w:tcW w:w="3120" w:type="dxa"/>
+            <w:tcBorders>
+              <w:top w:val="single" w:sz="4" w:space="0" w:color="999999"/>
+              <w:start w:val="single" w:sz="4" w:space="0" w:color="999999"/>
+              <w:bottom w:val="single" w:sz="4" w:space="0" w:color="999999"/>
+              <w:end w:val="single" w:sz="4" w:space="0" w:color="999999"/>
+            </w:tcBorders>
+          </w:tcPr>
+          <w:p>
+            <w:pPr>
+              <w:pStyle w:val="Normal"/>
+              <w:widowControl/>
+              <w:bidi w:val="0"/>
+              <w:spacing w:before="0" w:after="200"/>
+              <w:jc w:val="start"/>
+              <w:rPr/>
+            </w:pPr>
+            <w:r>
+              <w:rPr>
+                <w:sz w:val="18"/>
+              </w:rPr>
+              <w:t>5,0</w:t>
+            </w:r>
+          </w:p>
+        </w:tc>
+      </w:tr>
+    </w:tbl>
+    <w:p>
+      <w:pPr>
+        <w:pStyle w:val="Normal"/>
+        <w:rPr/>
+      </w:pPr>
+      <w:r>
+        <w:rPr/>
+      </w:r>
+    </w:p>
+    <w:p>
+      <w:pPr>
+        <w:pStyle w:val="BodyText"/>
+        <w:rPr/>
+      </w:pPr>
+      <w:r>
+        <w:rPr>
+          <w:i/>
+          <w:sz w:val="18"/>
+        </w:rPr>
+        <w:t>Fonte: elaborado pelo autor.</w:t>
+      </w:r>
+    </w:p>
+    <w:p>
+      <w:pPr>
+        <w:pStyle w:val="BodyText"/>
+        <w:rPr/>
+      </w:pPr>
+      <w:r>
+        <w:rPr/>
+        <w:t>Na gestão pública universitária, o desempenho sustenta indicadores relacionados à continuidade e às falhas, a informação oferece as condições necessárias à rastreabilidade e o custo permite distinguir correções emergenciais, manutenção planejada e renovação, combinação reforçada por registros de pagamento e planejamento conjunto de manutenção, renovação e energia (Kim et al., 2018; Nägeli et al., 2019). As leituras integrais qualificam relações entre critérios. Operação e manutenção podem superar 80% do custo total do ciclo de vida, e seus custos anuais podem representar de 50% a 70% dos custos operacionais, bases de cálculo que devem permanecer distintas (Aliu et al., 2025); decisões de concepção podem evitar até 50% das dificuldades de manutenção, conectando manutenibilidade a desempenho, custo e risco (Chew; Conejos, 2016; Conejos; Chew; Azril, 2019; Othman; Kamal, 2023).</w:t>
+      </w:r>
+      <w:bookmarkEnd w:id="16"/>
+    </w:p>
+    <w:p>
+      <w:pPr>
+        <w:pStyle w:val="Heading2"/>
+        <w:rPr/>
+      </w:pPr>
+      <w:bookmarkStart w:id="18" w:name="sec%3Ametodos"/>
+      <w:r>
+        <w:rPr>
+          <w:rStyle w:val="SectionNumber"/>
+        </w:rPr>
+        <w:t>3.3</w:t>
+      </w:r>
+      <w:r>
+        <w:rPr/>
+        <w:tab/>
+        <w:t>Digitalização, IA e métodos de apoio à decisão</w:t>
+      </w:r>
+    </w:p>
+    <w:p>
+      <w:pPr>
+        <w:pStyle w:val="FirstParagraph"/>
+        <w:rPr/>
+      </w:pPr>
+      <w:r>
+        <w:rPr/>
+        <w:t xml:space="preserve">Sobre os métodos de apoio à decisão, a categoria ampla </w:t>
+      </w:r>
+      <w:r>
+        <w:rPr>
+          <w:rStyle w:val="VerbatimChar"/>
+        </w:rPr>
+        <w:t>framework</w:t>
+      </w:r>
+      <w:r>
+        <w:rPr/>
+        <w:t xml:space="preserve"> reuniu 101 registros. BIM apareceu em 28 e a categoria </w:t>
+      </w:r>
+      <w:r>
+        <w:rPr>
+          <w:rStyle w:val="VerbatimChar"/>
+        </w:rPr>
+        <w:t>decision_support</w:t>
+      </w:r>
+      <w:r>
+        <w:rPr/>
+        <w:t xml:space="preserve">, definida no manual como presença de mecanismo explícito de apoio à decisão, em 29; seguiram-se aprendizado de máquina em 26, otimização em 19, pontuação em 17 e custo do ciclo de vida em 16. Entre os métodos nomeados, AHP ocorreu em cinco registros, TOPSIS em quatro, MCDM e Delphi em três cada, ANP em dois, e </w:t>
       </w:r>
       <w:r>
         <w:rPr>
           <w:i/>
           <w:iCs/>
         </w:rPr>
-        <w:t>digital twins</w:t>
-      </w:r>
-      <w:r>
-        <w:rPr/>
-        <w:t>, carbono, ciclo de vida e manutenção preditiva, embora o crescimento informacional não implique, por si, integração decisória equivalente. As subseções seguintes verificam como essa transição se converte em dimensões, critérios, métodos e regras aplicáveis à priorização pública universitária.</w:t>
-      </w:r>
-      <w:bookmarkEnd w:id="17"/>
-    </w:p>
-    <w:p>
-      <w:pPr>
-        <w:pStyle w:val="Heading2"/>
-        <w:rPr/>
-      </w:pPr>
-      <w:bookmarkStart w:id="18" w:name="sec%3Acriterios"/>
+        <w:t>Bayesian Best-Worst Method</w:t>
+      </w:r>
+      <w:r>
+        <w:rPr/>
+        <w:t xml:space="preserve">, </w:t>
+      </w:r>
       <w:r>
         <w:rPr>
-          <w:rStyle w:val="SectionNumber"/>
+          <w:i/>
+          <w:iCs/>
         </w:rPr>
-        <w:t>3.2</w:t>
-      </w:r>
-      <w:r>
-        <w:rPr/>
-        <w:tab/>
-        <w:t>Dimensões e critérios para priorização sustentável</w:t>
-      </w:r>
-    </w:p>
-    <w:p>
-      <w:pPr>
-        <w:pStyle w:val="FirstParagraph"/>
-        <w:rPr/>
-      </w:pPr>
-      <w:r>
-        <w:rPr/>
-        <w:t>Foram identificadas seis dimensões com respostas múltiplas, na ordem técnica-operacional (116 registros), institucional (97), ambiental (92), ciclo de vida (65), econômica (63) e social (59). O predomínio das duas primeiras reflete a amplitude do manual de codificação e descreve a composição documental do núcleo, convergindo com a gestão sustentável de facilidades, que articula impactos ambientais, sociais e econômicos nos níveis estratégico, tático e operacional (Nielsen; Sarasoja; Galamba, 2016; Okoro, 2023), e com avaliações educacionais que integram desempenho, energia, conforto e usuários (Alfalah et al., 2022).</w:t>
+        <w:t>balanced scorecard</w:t>
+      </w:r>
+      <w:r>
+        <w:rPr/>
+        <w:t xml:space="preserve"> e raciocínio baseado em casos em um cada. Essa predominância de estruturas genéricas sobre métodos multicritério nomeados marca a transição do campo, cujo avanço informacional é mais rápido que a integração decisória.</w:t>
       </w:r>
     </w:p>
     <w:p>
@@ -8514,13 +10065,14 @@
         <w:pStyle w:val="CaptionedFigure"/>
         <w:rPr/>
       </w:pPr>
+      <w:bookmarkStart w:id="19" w:name="fig%3Ametodos"/>
       <w:r>
         <w:rPr/>
         <w:drawing>
           <wp:inline distT="0" distB="0" distL="0" distR="0">
-            <wp:extent cx="5334000" cy="3263265"/>
+            <wp:extent cx="5067300" cy="4617085"/>
             <wp:effectExtent l="0" t="0" r="0" b="0"/>
-            <wp:docPr id="7" name="Image6" descr="" title=""/>
+            <wp:docPr id="7" name="Figura7"/>
             <wp:cNvGraphicFramePr>
               <a:graphicFrameLocks xmlns:a="http://schemas.openxmlformats.org/drawingml/2006/main" noChangeAspect="1"/>
             </wp:cNvGraphicFramePr>
@@ -8528,7 +10080,7 @@
               <a:graphicData uri="http://schemas.openxmlformats.org/drawingml/2006/picture">
                 <pic:pic xmlns:pic="http://schemas.openxmlformats.org/drawingml/2006/picture">
                   <pic:nvPicPr>
-                    <pic:cNvPr id="7" name="Image6" descr="" title=""/>
+                    <pic:cNvPr id="7" name="Figura7"/>
                     <pic:cNvPicPr>
                       <a:picLocks noChangeAspect="1" noChangeArrowheads="1"/>
                     </pic:cNvPicPr>
@@ -8542,11 +10094,12 @@
                   <pic:spPr bwMode="auto">
                     <a:xfrm>
                       <a:off x="0" y="0"/>
-                      <a:ext cx="5334000" cy="3263265"/>
+                      <a:ext cx="5067300" cy="4617085"/>
                     </a:xfrm>
                     <a:prstGeom prst="rect">
                       <a:avLst/>
                     </a:prstGeom>
+                    <a:noFill/>
                   </pic:spPr>
                 </pic:pic>
               </a:graphicData>
@@ -8562,1599 +10115,9 @@
       </w:pPr>
       <w:r>
         <w:rPr/>
-        <w:t>Gráfico 6. Dimensões de sustentabilidade identificadas no núcleo temático vigente</w:t>
-      </w:r>
-    </w:p>
-    <w:p>
-      <w:pPr>
-        <w:pStyle w:val="BodyText"/>
-        <w:rPr/>
-      </w:pPr>
-      <w:r>
-        <w:rPr/>
-        <w:t>Os ODS apareceram explicitamente em um registro, que combinou sustentabilidade, AHP, TOPSIS e otimização na alocação de prestadores de manutenção pública (Masmoudi et al., 2026); o vocabulário ESG esteve ausente dos campos auditados, embora componentes ambientais, sociais e institucionais fossem frequentes, padrão compatível com sua incorporação ainda emergente à gestão de facilidades (Ramantswana et al., 2026).</w:t>
-      </w:r>
-    </w:p>
-    <w:p>
-      <w:pPr>
-        <w:pStyle w:val="BodyText"/>
-        <w:rPr/>
-      </w:pPr>
-      <w:r>
-        <w:rPr/>
-        <w:t>Ao todo, foram identificados 15 critérios de priorização, distribuídos de forma heterogênea entre as seis dimensões. Quanto à frequência, desempenho operacional apareceu em 99 registros, informação e dados em 82, custo em 63 e energia e vida útil em 44 cada, com os demais critérios técnicos, sociais e ambientais listados na Tabela 8.</w:t>
-      </w:r>
-    </w:p>
-    <w:p>
-      <w:pPr>
-        <w:pStyle w:val="TableCaption"/>
-        <w:keepNext w:val="true"/>
-        <w:rPr/>
-      </w:pPr>
-      <w:r>
-        <w:rPr/>
-        <w:t>Tabela 8. Critérios de priorização identificados no núcleo temático vigente</w:t>
-      </w:r>
-    </w:p>
-    <w:tbl>
-      <w:tblPr>
-        <w:tblW w:w="9360" w:type="dxa"/>
-        <w:jc w:val="start"/>
-        <w:tblInd w:w="113" w:type="dxa"/>
-        <w:tblLayout w:type="fixed"/>
-        <w:tblCellMar>
-          <w:top w:w="0" w:type="dxa"/>
-          <w:start w:w="108" w:type="dxa"/>
-          <w:bottom w:w="0" w:type="dxa"/>
-          <w:end w:w="108" w:type="dxa"/>
-        </w:tblCellMar>
-        <w:tblLook w:val="04a0" w:noHBand="0" w:noVBand="1" w:firstColumn="1" w:lastRow="0" w:lastColumn="0" w:firstRow="1"/>
-      </w:tblPr>
-      <w:tblGrid>
-        <w:gridCol w:w="3120"/>
-        <w:gridCol w:w="3120"/>
-        <w:gridCol w:w="3120"/>
-      </w:tblGrid>
-      <w:tr>
-        <w:trPr>
-          <w:tblHeader w:val="true"/>
-          <w:cantSplit w:val="true"/>
-        </w:trPr>
-        <w:tc>
-          <w:tcPr>
-            <w:tcW w:w="3120" w:type="dxa"/>
-            <w:tcBorders>
-              <w:top w:val="single" w:sz="4" w:space="0" w:color="999999"/>
-              <w:start w:val="single" w:sz="4" w:space="0" w:color="999999"/>
-              <w:bottom w:val="single" w:sz="4" w:space="0" w:color="999999"/>
-              <w:end w:val="single" w:sz="4" w:space="0" w:color="999999"/>
-            </w:tcBorders>
-          </w:tcPr>
-          <w:p>
-            <w:pPr>
-              <w:pStyle w:val="Normal"/>
-              <w:widowControl/>
-              <w:bidi w:val="0"/>
-              <w:spacing w:before="0" w:after="200"/>
-              <w:jc w:val="start"/>
-              <w:rPr/>
-            </w:pPr>
-            <w:r>
-              <w:rPr>
-                <w:b/>
-                <w:sz w:val="18"/>
-              </w:rPr>
-              <w:t>Critério</w:t>
-            </w:r>
-          </w:p>
-        </w:tc>
-        <w:tc>
-          <w:tcPr>
-            <w:tcW w:w="3120" w:type="dxa"/>
-            <w:tcBorders>
-              <w:top w:val="single" w:sz="4" w:space="0" w:color="999999"/>
-              <w:start w:val="single" w:sz="4" w:space="0" w:color="999999"/>
-              <w:bottom w:val="single" w:sz="4" w:space="0" w:color="999999"/>
-              <w:end w:val="single" w:sz="4" w:space="0" w:color="999999"/>
-            </w:tcBorders>
-          </w:tcPr>
-          <w:p>
-            <w:pPr>
-              <w:pStyle w:val="Normal"/>
-              <w:widowControl/>
-              <w:bidi w:val="0"/>
-              <w:spacing w:before="0" w:after="200"/>
-              <w:jc w:val="start"/>
-              <w:rPr/>
-            </w:pPr>
-            <w:r>
-              <w:rPr>
-                <w:b/>
-                <w:sz w:val="18"/>
-              </w:rPr>
-              <w:t>Registros</w:t>
-            </w:r>
-          </w:p>
-        </w:tc>
-        <w:tc>
-          <w:tcPr>
-            <w:tcW w:w="3120" w:type="dxa"/>
-            <w:tcBorders>
-              <w:top w:val="single" w:sz="4" w:space="0" w:color="999999"/>
-              <w:start w:val="single" w:sz="4" w:space="0" w:color="999999"/>
-              <w:bottom w:val="single" w:sz="4" w:space="0" w:color="999999"/>
-              <w:end w:val="single" w:sz="4" w:space="0" w:color="999999"/>
-            </w:tcBorders>
-          </w:tcPr>
-          <w:p>
-            <w:pPr>
-              <w:pStyle w:val="Normal"/>
-              <w:widowControl/>
-              <w:bidi w:val="0"/>
-              <w:spacing w:before="0" w:after="200"/>
-              <w:jc w:val="start"/>
-              <w:rPr/>
-            </w:pPr>
-            <w:r>
-              <w:rPr>
-                <w:b/>
-                <w:sz w:val="18"/>
-              </w:rPr>
-              <w:t>% dos 121</w:t>
-            </w:r>
-          </w:p>
-        </w:tc>
-      </w:tr>
-      <w:tr>
-        <w:trPr>
-          <w:cantSplit w:val="true"/>
-        </w:trPr>
-        <w:tc>
-          <w:tcPr>
-            <w:tcW w:w="3120" w:type="dxa"/>
-            <w:tcBorders>
-              <w:top w:val="single" w:sz="4" w:space="0" w:color="999999"/>
-              <w:start w:val="single" w:sz="4" w:space="0" w:color="999999"/>
-              <w:bottom w:val="single" w:sz="4" w:space="0" w:color="999999"/>
-              <w:end w:val="single" w:sz="4" w:space="0" w:color="999999"/>
-            </w:tcBorders>
-          </w:tcPr>
-          <w:p>
-            <w:pPr>
-              <w:pStyle w:val="Normal"/>
-              <w:widowControl/>
-              <w:bidi w:val="0"/>
-              <w:spacing w:before="0" w:after="200"/>
-              <w:jc w:val="start"/>
-              <w:rPr/>
-            </w:pPr>
-            <w:r>
-              <w:rPr>
-                <w:sz w:val="18"/>
-              </w:rPr>
-              <w:t>Desempenho operacional</w:t>
-            </w:r>
-          </w:p>
-        </w:tc>
-        <w:tc>
-          <w:tcPr>
-            <w:tcW w:w="3120" w:type="dxa"/>
-            <w:tcBorders>
-              <w:top w:val="single" w:sz="4" w:space="0" w:color="999999"/>
-              <w:start w:val="single" w:sz="4" w:space="0" w:color="999999"/>
-              <w:bottom w:val="single" w:sz="4" w:space="0" w:color="999999"/>
-              <w:end w:val="single" w:sz="4" w:space="0" w:color="999999"/>
-            </w:tcBorders>
-          </w:tcPr>
-          <w:p>
-            <w:pPr>
-              <w:pStyle w:val="Normal"/>
-              <w:widowControl/>
-              <w:bidi w:val="0"/>
-              <w:spacing w:before="0" w:after="200"/>
-              <w:jc w:val="start"/>
-              <w:rPr/>
-            </w:pPr>
-            <w:r>
-              <w:rPr>
-                <w:sz w:val="18"/>
-              </w:rPr>
-              <w:t>99</w:t>
-            </w:r>
-          </w:p>
-        </w:tc>
-        <w:tc>
-          <w:tcPr>
-            <w:tcW w:w="3120" w:type="dxa"/>
-            <w:tcBorders>
-              <w:top w:val="single" w:sz="4" w:space="0" w:color="999999"/>
-              <w:start w:val="single" w:sz="4" w:space="0" w:color="999999"/>
-              <w:bottom w:val="single" w:sz="4" w:space="0" w:color="999999"/>
-              <w:end w:val="single" w:sz="4" w:space="0" w:color="999999"/>
-            </w:tcBorders>
-          </w:tcPr>
-          <w:p>
-            <w:pPr>
-              <w:pStyle w:val="Normal"/>
-              <w:widowControl/>
-              <w:bidi w:val="0"/>
-              <w:spacing w:before="0" w:after="200"/>
-              <w:jc w:val="start"/>
-              <w:rPr/>
-            </w:pPr>
-            <w:r>
-              <w:rPr>
-                <w:sz w:val="18"/>
-              </w:rPr>
-              <w:t>81,8</w:t>
-            </w:r>
-          </w:p>
-        </w:tc>
-      </w:tr>
-      <w:tr>
-        <w:trPr>
-          <w:cantSplit w:val="true"/>
-        </w:trPr>
-        <w:tc>
-          <w:tcPr>
-            <w:tcW w:w="3120" w:type="dxa"/>
-            <w:tcBorders>
-              <w:top w:val="single" w:sz="4" w:space="0" w:color="999999"/>
-              <w:start w:val="single" w:sz="4" w:space="0" w:color="999999"/>
-              <w:bottom w:val="single" w:sz="4" w:space="0" w:color="999999"/>
-              <w:end w:val="single" w:sz="4" w:space="0" w:color="999999"/>
-            </w:tcBorders>
-          </w:tcPr>
-          <w:p>
-            <w:pPr>
-              <w:pStyle w:val="Normal"/>
-              <w:widowControl/>
-              <w:bidi w:val="0"/>
-              <w:spacing w:before="0" w:after="200"/>
-              <w:jc w:val="start"/>
-              <w:rPr/>
-            </w:pPr>
-            <w:r>
-              <w:rPr>
-                <w:sz w:val="18"/>
-              </w:rPr>
-              <w:t>Informação e dados</w:t>
-            </w:r>
-          </w:p>
-        </w:tc>
-        <w:tc>
-          <w:tcPr>
-            <w:tcW w:w="3120" w:type="dxa"/>
-            <w:tcBorders>
-              <w:top w:val="single" w:sz="4" w:space="0" w:color="999999"/>
-              <w:start w:val="single" w:sz="4" w:space="0" w:color="999999"/>
-              <w:bottom w:val="single" w:sz="4" w:space="0" w:color="999999"/>
-              <w:end w:val="single" w:sz="4" w:space="0" w:color="999999"/>
-            </w:tcBorders>
-          </w:tcPr>
-          <w:p>
-            <w:pPr>
-              <w:pStyle w:val="Normal"/>
-              <w:widowControl/>
-              <w:bidi w:val="0"/>
-              <w:spacing w:before="0" w:after="200"/>
-              <w:jc w:val="start"/>
-              <w:rPr/>
-            </w:pPr>
-            <w:r>
-              <w:rPr>
-                <w:sz w:val="18"/>
-              </w:rPr>
-              <w:t>82</w:t>
-            </w:r>
-          </w:p>
-        </w:tc>
-        <w:tc>
-          <w:tcPr>
-            <w:tcW w:w="3120" w:type="dxa"/>
-            <w:tcBorders>
-              <w:top w:val="single" w:sz="4" w:space="0" w:color="999999"/>
-              <w:start w:val="single" w:sz="4" w:space="0" w:color="999999"/>
-              <w:bottom w:val="single" w:sz="4" w:space="0" w:color="999999"/>
-              <w:end w:val="single" w:sz="4" w:space="0" w:color="999999"/>
-            </w:tcBorders>
-          </w:tcPr>
-          <w:p>
-            <w:pPr>
-              <w:pStyle w:val="Normal"/>
-              <w:widowControl/>
-              <w:bidi w:val="0"/>
-              <w:spacing w:before="0" w:after="200"/>
-              <w:jc w:val="start"/>
-              <w:rPr/>
-            </w:pPr>
-            <w:r>
-              <w:rPr>
-                <w:sz w:val="18"/>
-              </w:rPr>
-              <w:t>67,8</w:t>
-            </w:r>
-          </w:p>
-        </w:tc>
-      </w:tr>
-      <w:tr>
-        <w:trPr>
-          <w:cantSplit w:val="true"/>
-        </w:trPr>
-        <w:tc>
-          <w:tcPr>
-            <w:tcW w:w="3120" w:type="dxa"/>
-            <w:tcBorders>
-              <w:top w:val="single" w:sz="4" w:space="0" w:color="999999"/>
-              <w:start w:val="single" w:sz="4" w:space="0" w:color="999999"/>
-              <w:bottom w:val="single" w:sz="4" w:space="0" w:color="999999"/>
-              <w:end w:val="single" w:sz="4" w:space="0" w:color="999999"/>
-            </w:tcBorders>
-          </w:tcPr>
-          <w:p>
-            <w:pPr>
-              <w:pStyle w:val="Normal"/>
-              <w:widowControl/>
-              <w:bidi w:val="0"/>
-              <w:spacing w:before="0" w:after="200"/>
-              <w:jc w:val="start"/>
-              <w:rPr/>
-            </w:pPr>
-            <w:r>
-              <w:rPr>
-                <w:sz w:val="18"/>
-              </w:rPr>
-              <w:t>Custo</w:t>
-            </w:r>
-          </w:p>
-        </w:tc>
-        <w:tc>
-          <w:tcPr>
-            <w:tcW w:w="3120" w:type="dxa"/>
-            <w:tcBorders>
-              <w:top w:val="single" w:sz="4" w:space="0" w:color="999999"/>
-              <w:start w:val="single" w:sz="4" w:space="0" w:color="999999"/>
-              <w:bottom w:val="single" w:sz="4" w:space="0" w:color="999999"/>
-              <w:end w:val="single" w:sz="4" w:space="0" w:color="999999"/>
-            </w:tcBorders>
-          </w:tcPr>
-          <w:p>
-            <w:pPr>
-              <w:pStyle w:val="Normal"/>
-              <w:widowControl/>
-              <w:bidi w:val="0"/>
-              <w:spacing w:before="0" w:after="200"/>
-              <w:jc w:val="start"/>
-              <w:rPr/>
-            </w:pPr>
-            <w:r>
-              <w:rPr>
-                <w:sz w:val="18"/>
-              </w:rPr>
-              <w:t>63</w:t>
-            </w:r>
-          </w:p>
-        </w:tc>
-        <w:tc>
-          <w:tcPr>
-            <w:tcW w:w="3120" w:type="dxa"/>
-            <w:tcBorders>
-              <w:top w:val="single" w:sz="4" w:space="0" w:color="999999"/>
-              <w:start w:val="single" w:sz="4" w:space="0" w:color="999999"/>
-              <w:bottom w:val="single" w:sz="4" w:space="0" w:color="999999"/>
-              <w:end w:val="single" w:sz="4" w:space="0" w:color="999999"/>
-            </w:tcBorders>
-          </w:tcPr>
-          <w:p>
-            <w:pPr>
-              <w:pStyle w:val="Normal"/>
-              <w:widowControl/>
-              <w:bidi w:val="0"/>
-              <w:spacing w:before="0" w:after="200"/>
-              <w:jc w:val="start"/>
-              <w:rPr/>
-            </w:pPr>
-            <w:r>
-              <w:rPr>
-                <w:sz w:val="18"/>
-              </w:rPr>
-              <w:t>52,1</w:t>
-            </w:r>
-          </w:p>
-        </w:tc>
-      </w:tr>
-      <w:tr>
-        <w:trPr>
-          <w:cantSplit w:val="true"/>
-        </w:trPr>
-        <w:tc>
-          <w:tcPr>
-            <w:tcW w:w="3120" w:type="dxa"/>
-            <w:tcBorders>
-              <w:top w:val="single" w:sz="4" w:space="0" w:color="999999"/>
-              <w:start w:val="single" w:sz="4" w:space="0" w:color="999999"/>
-              <w:bottom w:val="single" w:sz="4" w:space="0" w:color="999999"/>
-              <w:end w:val="single" w:sz="4" w:space="0" w:color="999999"/>
-            </w:tcBorders>
-          </w:tcPr>
-          <w:p>
-            <w:pPr>
-              <w:pStyle w:val="Normal"/>
-              <w:widowControl/>
-              <w:bidi w:val="0"/>
-              <w:spacing w:before="0" w:after="200"/>
-              <w:jc w:val="start"/>
-              <w:rPr/>
-            </w:pPr>
-            <w:r>
-              <w:rPr>
-                <w:sz w:val="18"/>
-              </w:rPr>
-              <w:t>Energia</w:t>
-            </w:r>
-          </w:p>
-        </w:tc>
-        <w:tc>
-          <w:tcPr>
-            <w:tcW w:w="3120" w:type="dxa"/>
-            <w:tcBorders>
-              <w:top w:val="single" w:sz="4" w:space="0" w:color="999999"/>
-              <w:start w:val="single" w:sz="4" w:space="0" w:color="999999"/>
-              <w:bottom w:val="single" w:sz="4" w:space="0" w:color="999999"/>
-              <w:end w:val="single" w:sz="4" w:space="0" w:color="999999"/>
-            </w:tcBorders>
-          </w:tcPr>
-          <w:p>
-            <w:pPr>
-              <w:pStyle w:val="Normal"/>
-              <w:widowControl/>
-              <w:bidi w:val="0"/>
-              <w:spacing w:before="0" w:after="200"/>
-              <w:jc w:val="start"/>
-              <w:rPr/>
-            </w:pPr>
-            <w:r>
-              <w:rPr>
-                <w:sz w:val="18"/>
-              </w:rPr>
-              <w:t>44</w:t>
-            </w:r>
-          </w:p>
-        </w:tc>
-        <w:tc>
-          <w:tcPr>
-            <w:tcW w:w="3120" w:type="dxa"/>
-            <w:tcBorders>
-              <w:top w:val="single" w:sz="4" w:space="0" w:color="999999"/>
-              <w:start w:val="single" w:sz="4" w:space="0" w:color="999999"/>
-              <w:bottom w:val="single" w:sz="4" w:space="0" w:color="999999"/>
-              <w:end w:val="single" w:sz="4" w:space="0" w:color="999999"/>
-            </w:tcBorders>
-          </w:tcPr>
-          <w:p>
-            <w:pPr>
-              <w:pStyle w:val="Normal"/>
-              <w:widowControl/>
-              <w:bidi w:val="0"/>
-              <w:spacing w:before="0" w:after="200"/>
-              <w:jc w:val="start"/>
-              <w:rPr/>
-            </w:pPr>
-            <w:r>
-              <w:rPr>
-                <w:sz w:val="18"/>
-              </w:rPr>
-              <w:t>36,4</w:t>
-            </w:r>
-          </w:p>
-        </w:tc>
-      </w:tr>
-      <w:tr>
-        <w:trPr>
-          <w:cantSplit w:val="true"/>
-        </w:trPr>
-        <w:tc>
-          <w:tcPr>
-            <w:tcW w:w="3120" w:type="dxa"/>
-            <w:tcBorders>
-              <w:top w:val="single" w:sz="4" w:space="0" w:color="999999"/>
-              <w:start w:val="single" w:sz="4" w:space="0" w:color="999999"/>
-              <w:bottom w:val="single" w:sz="4" w:space="0" w:color="999999"/>
-              <w:end w:val="single" w:sz="4" w:space="0" w:color="999999"/>
-            </w:tcBorders>
-          </w:tcPr>
-          <w:p>
-            <w:pPr>
-              <w:pStyle w:val="Normal"/>
-              <w:widowControl/>
-              <w:bidi w:val="0"/>
-              <w:spacing w:before="0" w:after="200"/>
-              <w:jc w:val="start"/>
-              <w:rPr/>
-            </w:pPr>
-            <w:r>
-              <w:rPr>
-                <w:sz w:val="18"/>
-              </w:rPr>
-              <w:t>Vida útil</w:t>
-            </w:r>
-          </w:p>
-        </w:tc>
-        <w:tc>
-          <w:tcPr>
-            <w:tcW w:w="3120" w:type="dxa"/>
-            <w:tcBorders>
-              <w:top w:val="single" w:sz="4" w:space="0" w:color="999999"/>
-              <w:start w:val="single" w:sz="4" w:space="0" w:color="999999"/>
-              <w:bottom w:val="single" w:sz="4" w:space="0" w:color="999999"/>
-              <w:end w:val="single" w:sz="4" w:space="0" w:color="999999"/>
-            </w:tcBorders>
-          </w:tcPr>
-          <w:p>
-            <w:pPr>
-              <w:pStyle w:val="Normal"/>
-              <w:widowControl/>
-              <w:bidi w:val="0"/>
-              <w:spacing w:before="0" w:after="200"/>
-              <w:jc w:val="start"/>
-              <w:rPr/>
-            </w:pPr>
-            <w:r>
-              <w:rPr>
-                <w:sz w:val="18"/>
-              </w:rPr>
-              <w:t>44</w:t>
-            </w:r>
-          </w:p>
-        </w:tc>
-        <w:tc>
-          <w:tcPr>
-            <w:tcW w:w="3120" w:type="dxa"/>
-            <w:tcBorders>
-              <w:top w:val="single" w:sz="4" w:space="0" w:color="999999"/>
-              <w:start w:val="single" w:sz="4" w:space="0" w:color="999999"/>
-              <w:bottom w:val="single" w:sz="4" w:space="0" w:color="999999"/>
-              <w:end w:val="single" w:sz="4" w:space="0" w:color="999999"/>
-            </w:tcBorders>
-          </w:tcPr>
-          <w:p>
-            <w:pPr>
-              <w:pStyle w:val="Normal"/>
-              <w:widowControl/>
-              <w:bidi w:val="0"/>
-              <w:spacing w:before="0" w:after="200"/>
-              <w:jc w:val="start"/>
-              <w:rPr/>
-            </w:pPr>
-            <w:r>
-              <w:rPr>
-                <w:sz w:val="18"/>
-              </w:rPr>
-              <w:t>36,4</w:t>
-            </w:r>
-          </w:p>
-        </w:tc>
-      </w:tr>
-      <w:tr>
-        <w:trPr>
-          <w:cantSplit w:val="true"/>
-        </w:trPr>
-        <w:tc>
-          <w:tcPr>
-            <w:tcW w:w="3120" w:type="dxa"/>
-            <w:tcBorders>
-              <w:top w:val="single" w:sz="4" w:space="0" w:color="999999"/>
-              <w:start w:val="single" w:sz="4" w:space="0" w:color="999999"/>
-              <w:bottom w:val="single" w:sz="4" w:space="0" w:color="999999"/>
-              <w:end w:val="single" w:sz="4" w:space="0" w:color="999999"/>
-            </w:tcBorders>
-          </w:tcPr>
-          <w:p>
-            <w:pPr>
-              <w:pStyle w:val="Normal"/>
-              <w:widowControl/>
-              <w:bidi w:val="0"/>
-              <w:spacing w:before="0" w:after="200"/>
-              <w:jc w:val="start"/>
-              <w:rPr/>
-            </w:pPr>
-            <w:r>
-              <w:rPr>
-                <w:sz w:val="18"/>
-              </w:rPr>
-              <w:t>Condição física</w:t>
-            </w:r>
-          </w:p>
-        </w:tc>
-        <w:tc>
-          <w:tcPr>
-            <w:tcW w:w="3120" w:type="dxa"/>
-            <w:tcBorders>
-              <w:top w:val="single" w:sz="4" w:space="0" w:color="999999"/>
-              <w:start w:val="single" w:sz="4" w:space="0" w:color="999999"/>
-              <w:bottom w:val="single" w:sz="4" w:space="0" w:color="999999"/>
-              <w:end w:val="single" w:sz="4" w:space="0" w:color="999999"/>
-            </w:tcBorders>
-          </w:tcPr>
-          <w:p>
-            <w:pPr>
-              <w:pStyle w:val="Normal"/>
-              <w:widowControl/>
-              <w:bidi w:val="0"/>
-              <w:spacing w:before="0" w:after="200"/>
-              <w:jc w:val="start"/>
-              <w:rPr/>
-            </w:pPr>
-            <w:r>
-              <w:rPr>
-                <w:sz w:val="18"/>
-              </w:rPr>
-              <w:t>34</w:t>
-            </w:r>
-          </w:p>
-        </w:tc>
-        <w:tc>
-          <w:tcPr>
-            <w:tcW w:w="3120" w:type="dxa"/>
-            <w:tcBorders>
-              <w:top w:val="single" w:sz="4" w:space="0" w:color="999999"/>
-              <w:start w:val="single" w:sz="4" w:space="0" w:color="999999"/>
-              <w:bottom w:val="single" w:sz="4" w:space="0" w:color="999999"/>
-              <w:end w:val="single" w:sz="4" w:space="0" w:color="999999"/>
-            </w:tcBorders>
-          </w:tcPr>
-          <w:p>
-            <w:pPr>
-              <w:pStyle w:val="Normal"/>
-              <w:widowControl/>
-              <w:bidi w:val="0"/>
-              <w:spacing w:before="0" w:after="200"/>
-              <w:jc w:val="start"/>
-              <w:rPr/>
-            </w:pPr>
-            <w:r>
-              <w:rPr>
-                <w:sz w:val="18"/>
-              </w:rPr>
-              <w:t>28,1</w:t>
-            </w:r>
-          </w:p>
-        </w:tc>
-      </w:tr>
-      <w:tr>
-        <w:trPr>
-          <w:cantSplit w:val="true"/>
-        </w:trPr>
-        <w:tc>
-          <w:tcPr>
-            <w:tcW w:w="3120" w:type="dxa"/>
-            <w:tcBorders>
-              <w:top w:val="single" w:sz="4" w:space="0" w:color="999999"/>
-              <w:start w:val="single" w:sz="4" w:space="0" w:color="999999"/>
-              <w:bottom w:val="single" w:sz="4" w:space="0" w:color="999999"/>
-              <w:end w:val="single" w:sz="4" w:space="0" w:color="999999"/>
-            </w:tcBorders>
-          </w:tcPr>
-          <w:p>
-            <w:pPr>
-              <w:pStyle w:val="Normal"/>
-              <w:widowControl/>
-              <w:bidi w:val="0"/>
-              <w:spacing w:before="0" w:after="200"/>
-              <w:jc w:val="start"/>
-              <w:rPr/>
-            </w:pPr>
-            <w:r>
-              <w:rPr>
-                <w:sz w:val="18"/>
-              </w:rPr>
-              <w:t>Risco</w:t>
-            </w:r>
-          </w:p>
-        </w:tc>
-        <w:tc>
-          <w:tcPr>
-            <w:tcW w:w="3120" w:type="dxa"/>
-            <w:tcBorders>
-              <w:top w:val="single" w:sz="4" w:space="0" w:color="999999"/>
-              <w:start w:val="single" w:sz="4" w:space="0" w:color="999999"/>
-              <w:bottom w:val="single" w:sz="4" w:space="0" w:color="999999"/>
-              <w:end w:val="single" w:sz="4" w:space="0" w:color="999999"/>
-            </w:tcBorders>
-          </w:tcPr>
-          <w:p>
-            <w:pPr>
-              <w:pStyle w:val="Normal"/>
-              <w:widowControl/>
-              <w:bidi w:val="0"/>
-              <w:spacing w:before="0" w:after="200"/>
-              <w:jc w:val="start"/>
-              <w:rPr/>
-            </w:pPr>
-            <w:r>
-              <w:rPr>
-                <w:sz w:val="18"/>
-              </w:rPr>
-              <w:t>33</w:t>
-            </w:r>
-          </w:p>
-        </w:tc>
-        <w:tc>
-          <w:tcPr>
-            <w:tcW w:w="3120" w:type="dxa"/>
-            <w:tcBorders>
-              <w:top w:val="single" w:sz="4" w:space="0" w:color="999999"/>
-              <w:start w:val="single" w:sz="4" w:space="0" w:color="999999"/>
-              <w:bottom w:val="single" w:sz="4" w:space="0" w:color="999999"/>
-              <w:end w:val="single" w:sz="4" w:space="0" w:color="999999"/>
-            </w:tcBorders>
-          </w:tcPr>
-          <w:p>
-            <w:pPr>
-              <w:pStyle w:val="Normal"/>
-              <w:widowControl/>
-              <w:bidi w:val="0"/>
-              <w:spacing w:before="0" w:after="200"/>
-              <w:jc w:val="start"/>
-              <w:rPr/>
-            </w:pPr>
-            <w:r>
-              <w:rPr>
-                <w:sz w:val="18"/>
-              </w:rPr>
-              <w:t>27,3</w:t>
-            </w:r>
-          </w:p>
-        </w:tc>
-      </w:tr>
-      <w:tr>
-        <w:trPr>
-          <w:cantSplit w:val="true"/>
-        </w:trPr>
-        <w:tc>
-          <w:tcPr>
-            <w:tcW w:w="3120" w:type="dxa"/>
-            <w:tcBorders>
-              <w:top w:val="single" w:sz="4" w:space="0" w:color="999999"/>
-              <w:start w:val="single" w:sz="4" w:space="0" w:color="999999"/>
-              <w:bottom w:val="single" w:sz="4" w:space="0" w:color="999999"/>
-              <w:end w:val="single" w:sz="4" w:space="0" w:color="999999"/>
-            </w:tcBorders>
-          </w:tcPr>
-          <w:p>
-            <w:pPr>
-              <w:pStyle w:val="Normal"/>
-              <w:widowControl/>
-              <w:bidi w:val="0"/>
-              <w:spacing w:before="0" w:after="200"/>
-              <w:jc w:val="start"/>
-              <w:rPr/>
-            </w:pPr>
-            <w:r>
-              <w:rPr>
-                <w:sz w:val="18"/>
-              </w:rPr>
-              <w:t>Manutenibilidade</w:t>
-            </w:r>
-          </w:p>
-        </w:tc>
-        <w:tc>
-          <w:tcPr>
-            <w:tcW w:w="3120" w:type="dxa"/>
-            <w:tcBorders>
-              <w:top w:val="single" w:sz="4" w:space="0" w:color="999999"/>
-              <w:start w:val="single" w:sz="4" w:space="0" w:color="999999"/>
-              <w:bottom w:val="single" w:sz="4" w:space="0" w:color="999999"/>
-              <w:end w:val="single" w:sz="4" w:space="0" w:color="999999"/>
-            </w:tcBorders>
-          </w:tcPr>
-          <w:p>
-            <w:pPr>
-              <w:pStyle w:val="Normal"/>
-              <w:widowControl/>
-              <w:bidi w:val="0"/>
-              <w:spacing w:before="0" w:after="200"/>
-              <w:jc w:val="start"/>
-              <w:rPr/>
-            </w:pPr>
-            <w:r>
-              <w:rPr>
-                <w:sz w:val="18"/>
-              </w:rPr>
-              <w:t>25</w:t>
-            </w:r>
-          </w:p>
-        </w:tc>
-        <w:tc>
-          <w:tcPr>
-            <w:tcW w:w="3120" w:type="dxa"/>
-            <w:tcBorders>
-              <w:top w:val="single" w:sz="4" w:space="0" w:color="999999"/>
-              <w:start w:val="single" w:sz="4" w:space="0" w:color="999999"/>
-              <w:bottom w:val="single" w:sz="4" w:space="0" w:color="999999"/>
-              <w:end w:val="single" w:sz="4" w:space="0" w:color="999999"/>
-            </w:tcBorders>
-          </w:tcPr>
-          <w:p>
-            <w:pPr>
-              <w:pStyle w:val="Normal"/>
-              <w:widowControl/>
-              <w:bidi w:val="0"/>
-              <w:spacing w:before="0" w:after="200"/>
-              <w:jc w:val="start"/>
-              <w:rPr/>
-            </w:pPr>
-            <w:r>
-              <w:rPr>
-                <w:sz w:val="18"/>
-              </w:rPr>
-              <w:t>20,7</w:t>
-            </w:r>
-          </w:p>
-        </w:tc>
-      </w:tr>
-      <w:tr>
-        <w:trPr>
-          <w:cantSplit w:val="true"/>
-        </w:trPr>
-        <w:tc>
-          <w:tcPr>
-            <w:tcW w:w="3120" w:type="dxa"/>
-            <w:tcBorders>
-              <w:top w:val="single" w:sz="4" w:space="0" w:color="999999"/>
-              <w:start w:val="single" w:sz="4" w:space="0" w:color="999999"/>
-              <w:bottom w:val="single" w:sz="4" w:space="0" w:color="999999"/>
-              <w:end w:val="single" w:sz="4" w:space="0" w:color="999999"/>
-            </w:tcBorders>
-          </w:tcPr>
-          <w:p>
-            <w:pPr>
-              <w:pStyle w:val="Normal"/>
-              <w:widowControl/>
-              <w:bidi w:val="0"/>
-              <w:spacing w:before="0" w:after="200"/>
-              <w:jc w:val="start"/>
-              <w:rPr/>
-            </w:pPr>
-            <w:r>
-              <w:rPr>
-                <w:sz w:val="18"/>
-              </w:rPr>
-              <w:t>Conforto</w:t>
-            </w:r>
-          </w:p>
-        </w:tc>
-        <w:tc>
-          <w:tcPr>
-            <w:tcW w:w="3120" w:type="dxa"/>
-            <w:tcBorders>
-              <w:top w:val="single" w:sz="4" w:space="0" w:color="999999"/>
-              <w:start w:val="single" w:sz="4" w:space="0" w:color="999999"/>
-              <w:bottom w:val="single" w:sz="4" w:space="0" w:color="999999"/>
-              <w:end w:val="single" w:sz="4" w:space="0" w:color="999999"/>
-            </w:tcBorders>
-          </w:tcPr>
-          <w:p>
-            <w:pPr>
-              <w:pStyle w:val="Normal"/>
-              <w:widowControl/>
-              <w:bidi w:val="0"/>
-              <w:spacing w:before="0" w:after="200"/>
-              <w:jc w:val="start"/>
-              <w:rPr/>
-            </w:pPr>
-            <w:r>
-              <w:rPr>
-                <w:sz w:val="18"/>
-              </w:rPr>
-              <w:t>22</w:t>
-            </w:r>
-          </w:p>
-        </w:tc>
-        <w:tc>
-          <w:tcPr>
-            <w:tcW w:w="3120" w:type="dxa"/>
-            <w:tcBorders>
-              <w:top w:val="single" w:sz="4" w:space="0" w:color="999999"/>
-              <w:start w:val="single" w:sz="4" w:space="0" w:color="999999"/>
-              <w:bottom w:val="single" w:sz="4" w:space="0" w:color="999999"/>
-              <w:end w:val="single" w:sz="4" w:space="0" w:color="999999"/>
-            </w:tcBorders>
-          </w:tcPr>
-          <w:p>
-            <w:pPr>
-              <w:pStyle w:val="Normal"/>
-              <w:widowControl/>
-              <w:bidi w:val="0"/>
-              <w:spacing w:before="0" w:after="200"/>
-              <w:jc w:val="start"/>
-              <w:rPr/>
-            </w:pPr>
-            <w:r>
-              <w:rPr>
-                <w:sz w:val="18"/>
-              </w:rPr>
-              <w:t>18,2</w:t>
-            </w:r>
-          </w:p>
-        </w:tc>
-      </w:tr>
-      <w:tr>
-        <w:trPr>
-          <w:cantSplit w:val="true"/>
-        </w:trPr>
-        <w:tc>
-          <w:tcPr>
-            <w:tcW w:w="3120" w:type="dxa"/>
-            <w:tcBorders>
-              <w:top w:val="single" w:sz="4" w:space="0" w:color="999999"/>
-              <w:start w:val="single" w:sz="4" w:space="0" w:color="999999"/>
-              <w:bottom w:val="single" w:sz="4" w:space="0" w:color="999999"/>
-              <w:end w:val="single" w:sz="4" w:space="0" w:color="999999"/>
-            </w:tcBorders>
-          </w:tcPr>
-          <w:p>
-            <w:pPr>
-              <w:pStyle w:val="Normal"/>
-              <w:widowControl/>
-              <w:bidi w:val="0"/>
-              <w:spacing w:before="0" w:after="200"/>
-              <w:jc w:val="start"/>
-              <w:rPr/>
-            </w:pPr>
-            <w:r>
-              <w:rPr>
-                <w:sz w:val="18"/>
-              </w:rPr>
-              <w:t>Segurança</w:t>
-            </w:r>
-          </w:p>
-        </w:tc>
-        <w:tc>
-          <w:tcPr>
-            <w:tcW w:w="3120" w:type="dxa"/>
-            <w:tcBorders>
-              <w:top w:val="single" w:sz="4" w:space="0" w:color="999999"/>
-              <w:start w:val="single" w:sz="4" w:space="0" w:color="999999"/>
-              <w:bottom w:val="single" w:sz="4" w:space="0" w:color="999999"/>
-              <w:end w:val="single" w:sz="4" w:space="0" w:color="999999"/>
-            </w:tcBorders>
-          </w:tcPr>
-          <w:p>
-            <w:pPr>
-              <w:pStyle w:val="Normal"/>
-              <w:widowControl/>
-              <w:bidi w:val="0"/>
-              <w:spacing w:before="0" w:after="200"/>
-              <w:jc w:val="start"/>
-              <w:rPr/>
-            </w:pPr>
-            <w:r>
-              <w:rPr>
-                <w:sz w:val="18"/>
-              </w:rPr>
-              <w:t>18</w:t>
-            </w:r>
-          </w:p>
-        </w:tc>
-        <w:tc>
-          <w:tcPr>
-            <w:tcW w:w="3120" w:type="dxa"/>
-            <w:tcBorders>
-              <w:top w:val="single" w:sz="4" w:space="0" w:color="999999"/>
-              <w:start w:val="single" w:sz="4" w:space="0" w:color="999999"/>
-              <w:bottom w:val="single" w:sz="4" w:space="0" w:color="999999"/>
-              <w:end w:val="single" w:sz="4" w:space="0" w:color="999999"/>
-            </w:tcBorders>
-          </w:tcPr>
-          <w:p>
-            <w:pPr>
-              <w:pStyle w:val="Normal"/>
-              <w:widowControl/>
-              <w:bidi w:val="0"/>
-              <w:spacing w:before="0" w:after="200"/>
-              <w:jc w:val="start"/>
-              <w:rPr/>
-            </w:pPr>
-            <w:r>
-              <w:rPr>
-                <w:sz w:val="18"/>
-              </w:rPr>
-              <w:t>14,9</w:t>
-            </w:r>
-          </w:p>
-        </w:tc>
-      </w:tr>
-      <w:tr>
-        <w:trPr>
-          <w:cantSplit w:val="true"/>
-        </w:trPr>
-        <w:tc>
-          <w:tcPr>
-            <w:tcW w:w="3120" w:type="dxa"/>
-            <w:tcBorders>
-              <w:top w:val="single" w:sz="4" w:space="0" w:color="999999"/>
-              <w:start w:val="single" w:sz="4" w:space="0" w:color="999999"/>
-              <w:bottom w:val="single" w:sz="4" w:space="0" w:color="999999"/>
-              <w:end w:val="single" w:sz="4" w:space="0" w:color="999999"/>
-            </w:tcBorders>
-          </w:tcPr>
-          <w:p>
-            <w:pPr>
-              <w:pStyle w:val="Normal"/>
-              <w:widowControl/>
-              <w:bidi w:val="0"/>
-              <w:spacing w:before="0" w:after="200"/>
-              <w:jc w:val="start"/>
-              <w:rPr/>
-            </w:pPr>
-            <w:r>
-              <w:rPr>
-                <w:sz w:val="18"/>
-              </w:rPr>
-              <w:t>Emissões de carbono</w:t>
-            </w:r>
-          </w:p>
-        </w:tc>
-        <w:tc>
-          <w:tcPr>
-            <w:tcW w:w="3120" w:type="dxa"/>
-            <w:tcBorders>
-              <w:top w:val="single" w:sz="4" w:space="0" w:color="999999"/>
-              <w:start w:val="single" w:sz="4" w:space="0" w:color="999999"/>
-              <w:bottom w:val="single" w:sz="4" w:space="0" w:color="999999"/>
-              <w:end w:val="single" w:sz="4" w:space="0" w:color="999999"/>
-            </w:tcBorders>
-          </w:tcPr>
-          <w:p>
-            <w:pPr>
-              <w:pStyle w:val="Normal"/>
-              <w:widowControl/>
-              <w:bidi w:val="0"/>
-              <w:spacing w:before="0" w:after="200"/>
-              <w:jc w:val="start"/>
-              <w:rPr/>
-            </w:pPr>
-            <w:r>
-              <w:rPr>
-                <w:sz w:val="18"/>
-              </w:rPr>
-              <w:t>15</w:t>
-            </w:r>
-          </w:p>
-        </w:tc>
-        <w:tc>
-          <w:tcPr>
-            <w:tcW w:w="3120" w:type="dxa"/>
-            <w:tcBorders>
-              <w:top w:val="single" w:sz="4" w:space="0" w:color="999999"/>
-              <w:start w:val="single" w:sz="4" w:space="0" w:color="999999"/>
-              <w:bottom w:val="single" w:sz="4" w:space="0" w:color="999999"/>
-              <w:end w:val="single" w:sz="4" w:space="0" w:color="999999"/>
-            </w:tcBorders>
-          </w:tcPr>
-          <w:p>
-            <w:pPr>
-              <w:pStyle w:val="Normal"/>
-              <w:widowControl/>
-              <w:bidi w:val="0"/>
-              <w:spacing w:before="0" w:after="200"/>
-              <w:jc w:val="start"/>
-              <w:rPr/>
-            </w:pPr>
-            <w:r>
-              <w:rPr>
-                <w:sz w:val="18"/>
-              </w:rPr>
-              <w:t>12,4</w:t>
-            </w:r>
-          </w:p>
-        </w:tc>
-      </w:tr>
-      <w:tr>
-        <w:trPr>
-          <w:cantSplit w:val="true"/>
-        </w:trPr>
-        <w:tc>
-          <w:tcPr>
-            <w:tcW w:w="3120" w:type="dxa"/>
-            <w:tcBorders>
-              <w:top w:val="single" w:sz="4" w:space="0" w:color="999999"/>
-              <w:start w:val="single" w:sz="4" w:space="0" w:color="999999"/>
-              <w:bottom w:val="single" w:sz="4" w:space="0" w:color="999999"/>
-              <w:end w:val="single" w:sz="4" w:space="0" w:color="999999"/>
-            </w:tcBorders>
-          </w:tcPr>
-          <w:p>
-            <w:pPr>
-              <w:pStyle w:val="Normal"/>
-              <w:widowControl/>
-              <w:bidi w:val="0"/>
-              <w:spacing w:before="0" w:after="200"/>
-              <w:jc w:val="start"/>
-              <w:rPr/>
-            </w:pPr>
-            <w:r>
-              <w:rPr>
-                <w:sz w:val="18"/>
-              </w:rPr>
-              <w:t>Resíduos</w:t>
-            </w:r>
-          </w:p>
-        </w:tc>
-        <w:tc>
-          <w:tcPr>
-            <w:tcW w:w="3120" w:type="dxa"/>
-            <w:tcBorders>
-              <w:top w:val="single" w:sz="4" w:space="0" w:color="999999"/>
-              <w:start w:val="single" w:sz="4" w:space="0" w:color="999999"/>
-              <w:bottom w:val="single" w:sz="4" w:space="0" w:color="999999"/>
-              <w:end w:val="single" w:sz="4" w:space="0" w:color="999999"/>
-            </w:tcBorders>
-          </w:tcPr>
-          <w:p>
-            <w:pPr>
-              <w:pStyle w:val="Normal"/>
-              <w:widowControl/>
-              <w:bidi w:val="0"/>
-              <w:spacing w:before="0" w:after="200"/>
-              <w:jc w:val="start"/>
-              <w:rPr/>
-            </w:pPr>
-            <w:r>
-              <w:rPr>
-                <w:sz w:val="18"/>
-              </w:rPr>
-              <w:t>13</w:t>
-            </w:r>
-          </w:p>
-        </w:tc>
-        <w:tc>
-          <w:tcPr>
-            <w:tcW w:w="3120" w:type="dxa"/>
-            <w:tcBorders>
-              <w:top w:val="single" w:sz="4" w:space="0" w:color="999999"/>
-              <w:start w:val="single" w:sz="4" w:space="0" w:color="999999"/>
-              <w:bottom w:val="single" w:sz="4" w:space="0" w:color="999999"/>
-              <w:end w:val="single" w:sz="4" w:space="0" w:color="999999"/>
-            </w:tcBorders>
-          </w:tcPr>
-          <w:p>
-            <w:pPr>
-              <w:pStyle w:val="Normal"/>
-              <w:widowControl/>
-              <w:bidi w:val="0"/>
-              <w:spacing w:before="0" w:after="200"/>
-              <w:jc w:val="start"/>
-              <w:rPr/>
-            </w:pPr>
-            <w:r>
-              <w:rPr>
-                <w:sz w:val="18"/>
-              </w:rPr>
-              <w:t>10,7</w:t>
-            </w:r>
-          </w:p>
-        </w:tc>
-      </w:tr>
-      <w:tr>
-        <w:trPr>
-          <w:cantSplit w:val="true"/>
-        </w:trPr>
-        <w:tc>
-          <w:tcPr>
-            <w:tcW w:w="3120" w:type="dxa"/>
-            <w:tcBorders>
-              <w:top w:val="single" w:sz="4" w:space="0" w:color="999999"/>
-              <w:start w:val="single" w:sz="4" w:space="0" w:color="999999"/>
-              <w:bottom w:val="single" w:sz="4" w:space="0" w:color="999999"/>
-              <w:end w:val="single" w:sz="4" w:space="0" w:color="999999"/>
-            </w:tcBorders>
-          </w:tcPr>
-          <w:p>
-            <w:pPr>
-              <w:pStyle w:val="Normal"/>
-              <w:widowControl/>
-              <w:bidi w:val="0"/>
-              <w:spacing w:before="0" w:after="200"/>
-              <w:jc w:val="start"/>
-              <w:rPr/>
-            </w:pPr>
-            <w:r>
-              <w:rPr>
-                <w:sz w:val="18"/>
-              </w:rPr>
-              <w:t>Satisfação do usuário</w:t>
-            </w:r>
-          </w:p>
-        </w:tc>
-        <w:tc>
-          <w:tcPr>
-            <w:tcW w:w="3120" w:type="dxa"/>
-            <w:tcBorders>
-              <w:top w:val="single" w:sz="4" w:space="0" w:color="999999"/>
-              <w:start w:val="single" w:sz="4" w:space="0" w:color="999999"/>
-              <w:bottom w:val="single" w:sz="4" w:space="0" w:color="999999"/>
-              <w:end w:val="single" w:sz="4" w:space="0" w:color="999999"/>
-            </w:tcBorders>
-          </w:tcPr>
-          <w:p>
-            <w:pPr>
-              <w:pStyle w:val="Normal"/>
-              <w:widowControl/>
-              <w:bidi w:val="0"/>
-              <w:spacing w:before="0" w:after="200"/>
-              <w:jc w:val="start"/>
-              <w:rPr/>
-            </w:pPr>
-            <w:r>
-              <w:rPr>
-                <w:sz w:val="18"/>
-              </w:rPr>
-              <w:t>9</w:t>
-            </w:r>
-          </w:p>
-        </w:tc>
-        <w:tc>
-          <w:tcPr>
-            <w:tcW w:w="3120" w:type="dxa"/>
-            <w:tcBorders>
-              <w:top w:val="single" w:sz="4" w:space="0" w:color="999999"/>
-              <w:start w:val="single" w:sz="4" w:space="0" w:color="999999"/>
-              <w:bottom w:val="single" w:sz="4" w:space="0" w:color="999999"/>
-              <w:end w:val="single" w:sz="4" w:space="0" w:color="999999"/>
-            </w:tcBorders>
-          </w:tcPr>
-          <w:p>
-            <w:pPr>
-              <w:pStyle w:val="Normal"/>
-              <w:widowControl/>
-              <w:bidi w:val="0"/>
-              <w:spacing w:before="0" w:after="200"/>
-              <w:jc w:val="start"/>
-              <w:rPr/>
-            </w:pPr>
-            <w:r>
-              <w:rPr>
-                <w:sz w:val="18"/>
-              </w:rPr>
-              <w:t>7,4</w:t>
-            </w:r>
-          </w:p>
-        </w:tc>
-      </w:tr>
-      <w:tr>
-        <w:trPr>
-          <w:cantSplit w:val="true"/>
-        </w:trPr>
-        <w:tc>
-          <w:tcPr>
-            <w:tcW w:w="3120" w:type="dxa"/>
-            <w:tcBorders>
-              <w:top w:val="single" w:sz="4" w:space="0" w:color="999999"/>
-              <w:start w:val="single" w:sz="4" w:space="0" w:color="999999"/>
-              <w:bottom w:val="single" w:sz="4" w:space="0" w:color="999999"/>
-              <w:end w:val="single" w:sz="4" w:space="0" w:color="999999"/>
-            </w:tcBorders>
-          </w:tcPr>
-          <w:p>
-            <w:pPr>
-              <w:pStyle w:val="Normal"/>
-              <w:widowControl/>
-              <w:bidi w:val="0"/>
-              <w:spacing w:before="0" w:after="200"/>
-              <w:jc w:val="start"/>
-              <w:rPr/>
-            </w:pPr>
-            <w:r>
-              <w:rPr>
-                <w:sz w:val="18"/>
-              </w:rPr>
-              <w:t>Água</w:t>
-            </w:r>
-          </w:p>
-        </w:tc>
-        <w:tc>
-          <w:tcPr>
-            <w:tcW w:w="3120" w:type="dxa"/>
-            <w:tcBorders>
-              <w:top w:val="single" w:sz="4" w:space="0" w:color="999999"/>
-              <w:start w:val="single" w:sz="4" w:space="0" w:color="999999"/>
-              <w:bottom w:val="single" w:sz="4" w:space="0" w:color="999999"/>
-              <w:end w:val="single" w:sz="4" w:space="0" w:color="999999"/>
-            </w:tcBorders>
-          </w:tcPr>
-          <w:p>
-            <w:pPr>
-              <w:pStyle w:val="Normal"/>
-              <w:widowControl/>
-              <w:bidi w:val="0"/>
-              <w:spacing w:before="0" w:after="200"/>
-              <w:jc w:val="start"/>
-              <w:rPr/>
-            </w:pPr>
-            <w:r>
-              <w:rPr>
-                <w:sz w:val="18"/>
-              </w:rPr>
-              <w:t>6</w:t>
-            </w:r>
-          </w:p>
-        </w:tc>
-        <w:tc>
-          <w:tcPr>
-            <w:tcW w:w="3120" w:type="dxa"/>
-            <w:tcBorders>
-              <w:top w:val="single" w:sz="4" w:space="0" w:color="999999"/>
-              <w:start w:val="single" w:sz="4" w:space="0" w:color="999999"/>
-              <w:bottom w:val="single" w:sz="4" w:space="0" w:color="999999"/>
-              <w:end w:val="single" w:sz="4" w:space="0" w:color="999999"/>
-            </w:tcBorders>
-          </w:tcPr>
-          <w:p>
-            <w:pPr>
-              <w:pStyle w:val="Normal"/>
-              <w:widowControl/>
-              <w:bidi w:val="0"/>
-              <w:spacing w:before="0" w:after="200"/>
-              <w:jc w:val="start"/>
-              <w:rPr/>
-            </w:pPr>
-            <w:r>
-              <w:rPr>
-                <w:sz w:val="18"/>
-              </w:rPr>
-              <w:t>5,0</w:t>
-            </w:r>
-          </w:p>
-        </w:tc>
-      </w:tr>
-      <w:tr>
-        <w:trPr>
-          <w:cantSplit w:val="true"/>
-        </w:trPr>
-        <w:tc>
-          <w:tcPr>
-            <w:tcW w:w="3120" w:type="dxa"/>
-            <w:tcBorders>
-              <w:top w:val="single" w:sz="4" w:space="0" w:color="999999"/>
-              <w:start w:val="single" w:sz="4" w:space="0" w:color="999999"/>
-              <w:bottom w:val="single" w:sz="4" w:space="0" w:color="999999"/>
-              <w:end w:val="single" w:sz="4" w:space="0" w:color="999999"/>
-            </w:tcBorders>
-          </w:tcPr>
-          <w:p>
-            <w:pPr>
-              <w:pStyle w:val="Normal"/>
-              <w:widowControl/>
-              <w:bidi w:val="0"/>
-              <w:spacing w:before="0" w:after="200"/>
-              <w:jc w:val="start"/>
-              <w:rPr/>
-            </w:pPr>
-            <w:r>
-              <w:rPr>
-                <w:sz w:val="18"/>
-              </w:rPr>
-              <w:t>Qualidade de serviço</w:t>
-            </w:r>
-          </w:p>
-        </w:tc>
-        <w:tc>
-          <w:tcPr>
-            <w:tcW w:w="3120" w:type="dxa"/>
-            <w:tcBorders>
-              <w:top w:val="single" w:sz="4" w:space="0" w:color="999999"/>
-              <w:start w:val="single" w:sz="4" w:space="0" w:color="999999"/>
-              <w:bottom w:val="single" w:sz="4" w:space="0" w:color="999999"/>
-              <w:end w:val="single" w:sz="4" w:space="0" w:color="999999"/>
-            </w:tcBorders>
-          </w:tcPr>
-          <w:p>
-            <w:pPr>
-              <w:pStyle w:val="Normal"/>
-              <w:widowControl/>
-              <w:bidi w:val="0"/>
-              <w:spacing w:before="0" w:after="200"/>
-              <w:jc w:val="start"/>
-              <w:rPr/>
-            </w:pPr>
-            <w:r>
-              <w:rPr>
-                <w:sz w:val="18"/>
-              </w:rPr>
-              <w:t>6</w:t>
-            </w:r>
-          </w:p>
-        </w:tc>
-        <w:tc>
-          <w:tcPr>
-            <w:tcW w:w="3120" w:type="dxa"/>
-            <w:tcBorders>
-              <w:top w:val="single" w:sz="4" w:space="0" w:color="999999"/>
-              <w:start w:val="single" w:sz="4" w:space="0" w:color="999999"/>
-              <w:bottom w:val="single" w:sz="4" w:space="0" w:color="999999"/>
-              <w:end w:val="single" w:sz="4" w:space="0" w:color="999999"/>
-            </w:tcBorders>
-          </w:tcPr>
-          <w:p>
-            <w:pPr>
-              <w:pStyle w:val="Normal"/>
-              <w:widowControl/>
-              <w:bidi w:val="0"/>
-              <w:spacing w:before="0" w:after="200"/>
-              <w:jc w:val="start"/>
-              <w:rPr/>
-            </w:pPr>
-            <w:r>
-              <w:rPr>
-                <w:sz w:val="18"/>
-              </w:rPr>
-              <w:t>5,0</w:t>
-            </w:r>
-          </w:p>
-        </w:tc>
-      </w:tr>
-    </w:tbl>
-    <w:p>
-      <w:pPr>
-        <w:pStyle w:val="Normal"/>
-        <w:rPr/>
-      </w:pPr>
-      <w:r>
-        <w:rPr/>
-      </w:r>
-    </w:p>
-    <w:p>
-      <w:pPr>
-        <w:pStyle w:val="BodyText"/>
-        <w:rPr/>
-      </w:pPr>
-      <w:r>
-        <w:rPr>
-          <w:i/>
-          <w:sz w:val="18"/>
-        </w:rPr>
-        <w:t>Fonte: elaborado pelo autor.</w:t>
-      </w:r>
-    </w:p>
-    <w:p>
-      <w:pPr>
-        <w:pStyle w:val="BodyText"/>
-        <w:rPr/>
-      </w:pPr>
-      <w:bookmarkStart w:id="19" w:name="sec%3Acriterios"/>
-      <w:r>
-        <w:rPr/>
-        <w:t>Na gestão pública universitária, o desempenho sustenta indicadores relacionados à continuidade e às falhas, a informação oferece as condições necessárias à rastreabilidade e o custo permite distinguir correções emergenciais, manutenção planejada e renovação, combinação reforçada por registros de pagamento e planejamento conjunto de manutenção, renovação e energia (Kim et al., 2018; Nägeli et al., 2019). As leituras integrais qualificam relações entre critérios. Operação e manutenção podem superar 80% do custo total do ciclo de vida, e seus custos anuais podem representar de 50% a 70% dos custos operacionais, bases de cálculo que devem permanecer distintas (Aliu et al., 2025); decisões de concepção podem evitar até 50% das dificuldades de manutenção, conectando manutenibilidade a desempenho, custo e risco (Chew; Conejos, 2016; Conejos; Chew; Azril, 2019; Othman; Kamal, 2023).</w:t>
+        <w:t>Gráfico 7. Abordagens e métodos de apoio à decisão identificados no núcleo temático vigente</w:t>
       </w:r>
       <w:bookmarkEnd w:id="19"/>
-    </w:p>
-    <w:p>
-      <w:pPr>
-        <w:pStyle w:val="Heading2"/>
-        <w:rPr/>
-      </w:pPr>
-      <w:bookmarkStart w:id="20" w:name="sec%3Ametodos"/>
-      <w:r>
-        <w:rPr>
-          <w:rStyle w:val="SectionNumber"/>
-        </w:rPr>
-        <w:t>3.3</w:t>
-      </w:r>
-      <w:r>
-        <w:rPr/>
-        <w:tab/>
-        <w:t>Digitalização, IA e métodos de apoio à decisão</w:t>
-      </w:r>
-    </w:p>
-    <w:p>
-      <w:pPr>
-        <w:pStyle w:val="FirstParagraph"/>
-        <w:rPr/>
-      </w:pPr>
-      <w:r>
-        <w:rPr/>
-        <w:t xml:space="preserve">Sobre os métodos de apoio à decisão, a categoria ampla </w:t>
-      </w:r>
-      <w:r>
-        <w:rPr>
-          <w:rStyle w:val="VerbatimChar"/>
-        </w:rPr>
-        <w:t>framework</w:t>
-      </w:r>
-      <w:r>
-        <w:rPr/>
-        <w:t xml:space="preserve"> reuniu 101 registros. BIM apareceu em 28 e a categoria </w:t>
-      </w:r>
-      <w:r>
-        <w:rPr>
-          <w:rStyle w:val="VerbatimChar"/>
-        </w:rPr>
-        <w:t>decision_support</w:t>
-      </w:r>
-      <w:r>
-        <w:rPr/>
-        <w:t xml:space="preserve">, definida no manual como presença de mecanismo explícito de apoio à decisão, em 29; seguiram-se aprendizado de máquina em 26, otimização em 19, pontuação em 17 e custo do ciclo de vida em 16. Entre os métodos nomeados, AHP ocorreu em cinco registros, TOPSIS em quatro, MCDM e Delphi em três cada, ANP em dois, e </w:t>
-      </w:r>
-      <w:r>
-        <w:rPr>
-          <w:i/>
-          <w:iCs/>
-        </w:rPr>
-        <w:t>Bayesian Best-Worst Method</w:t>
-      </w:r>
-      <w:r>
-        <w:rPr/>
-        <w:t xml:space="preserve">, </w:t>
-      </w:r>
-      <w:r>
-        <w:rPr>
-          <w:i/>
-          <w:iCs/>
-        </w:rPr>
-        <w:t>balanced scorecard</w:t>
-      </w:r>
-      <w:r>
-        <w:rPr/>
-        <w:t xml:space="preserve"> e raciocínio baseado em casos em um cada. Essa predominância de estruturas genéricas sobre métodos multicritério nomeados marca a transição do campo, cujo avanço informacional é mais rápido que a integração decisória.</w:t>
-      </w:r>
-    </w:p>
-    <w:p>
-      <w:pPr>
-        <w:pStyle w:val="CaptionedFigure"/>
-        <w:rPr/>
-      </w:pPr>
-      <w:r>
-        <w:rPr/>
-        <w:drawing>
-          <wp:inline distT="0" distB="0" distL="0" distR="0">
-            <wp:extent cx="5334000" cy="4860290"/>
-            <wp:effectExtent l="0" t="0" r="0" b="0"/>
-            <wp:docPr id="8" name="Image7" descr="" title=""/>
-            <wp:cNvGraphicFramePr>
-              <a:graphicFrameLocks xmlns:a="http://schemas.openxmlformats.org/drawingml/2006/main" noChangeAspect="1"/>
-            </wp:cNvGraphicFramePr>
-            <a:graphic xmlns:a="http://schemas.openxmlformats.org/drawingml/2006/main">
-              <a:graphicData uri="http://schemas.openxmlformats.org/drawingml/2006/picture">
-                <pic:pic xmlns:pic="http://schemas.openxmlformats.org/drawingml/2006/picture">
-                  <pic:nvPicPr>
-                    <pic:cNvPr id="8" name="Image7" descr="" title=""/>
-                    <pic:cNvPicPr>
-                      <a:picLocks noChangeAspect="1" noChangeArrowheads="1"/>
-                    </pic:cNvPicPr>
-                  </pic:nvPicPr>
-                  <pic:blipFill>
-                    <a:blip r:embed="rId9"/>
-                    <a:stretch>
-                      <a:fillRect/>
-                    </a:stretch>
-                  </pic:blipFill>
-                  <pic:spPr bwMode="auto">
-                    <a:xfrm>
-                      <a:off x="0" y="0"/>
-                      <a:ext cx="5334000" cy="4860290"/>
-                    </a:xfrm>
-                    <a:prstGeom prst="rect">
-                      <a:avLst/>
-                    </a:prstGeom>
-                  </pic:spPr>
-                </pic:pic>
-              </a:graphicData>
-            </a:graphic>
-          </wp:inline>
-        </w:drawing>
-      </w:r>
-    </w:p>
-    <w:p>
-      <w:pPr>
-        <w:pStyle w:val="ImageCaption"/>
-        <w:rPr/>
-      </w:pPr>
-      <w:r>
-        <w:rPr/>
-        <w:t>Gráfico 7. Abordagens e métodos de apoio à decisão identificados no núcleo temático vigente</w:t>
-      </w:r>
     </w:p>
     <w:p>
       <w:pPr>
@@ -10210,6 +10173,10 @@
           </m:sup>
         </m:sSup>
         <m:r>
+          <m:rPr>
+            <m:lit/>
+            <m:nor/>
+          </m:rPr>
           <m:t xml:space="preserve">=</m:t>
         </m:r>
         <m:r>
@@ -10267,14 +10234,14 @@
         <w:rPr/>
         <w:t xml:space="preserve"> em quase todo o núcleo, contrastada com a frequência menor de métodos multicritério nomeados, situa a lacuna central na cadeia entre evidência, variável mensurável, preferência institucional e decisão validada, padrão coerente com a fragmentação já discutida entre integração informacional e estruturação decisória (Das, 2025; Deng; Menassa; Kamat, 2021). Estruturas conceituais, indicadores, normalização, ponderação, agregação, sensibilidade e validação ocupam etapas distintas, e a transferência das aplicações de ANP, Delphi, AHP e TOPSIS à gestão universitária depende do contexto e dos dados locais. Essa leitura sugere que a barreira à adoção de métodos multicritério em universidades públicas tende a ser menos a complexidade algorítmica do que a cultura de registro, atualização cadastral e prestação de contas das escolhas, sustentada pela importância atribuída a ordens de serviço, custos, vínculo com ativos e histórico de intervenções (Martins; Espejo, 2024; Morais; Paula; Reis, 2023).</w:t>
       </w:r>
-      <w:bookmarkEnd w:id="20"/>
+      <w:bookmarkEnd w:id="18"/>
     </w:p>
     <w:p>
       <w:pPr>
         <w:pStyle w:val="Heading2"/>
         <w:rPr/>
       </w:pPr>
-      <w:bookmarkStart w:id="21" w:name="sec%3Aaplicabilidade"/>
+      <w:bookmarkStart w:id="20" w:name="sec%3Aaplicabilidade"/>
       <w:r>
         <w:rPr>
           <w:rStyle w:val="SectionNumber"/>
@@ -10323,7 +10290,7 @@
       <w:tblPr>
         <w:tblW w:w="9360" w:type="dxa"/>
         <w:jc w:val="start"/>
-        <w:tblInd w:w="113" w:type="dxa"/>
+        <w:tblInd w:w="103" w:type="dxa"/>
         <w:tblLayout w:type="fixed"/>
         <w:tblCellMar>
           <w:top w:w="0" w:type="dxa"/>
@@ -10331,7 +10298,7 @@
           <w:bottom w:w="0" w:type="dxa"/>
           <w:end w:w="108" w:type="dxa"/>
         </w:tblCellMar>
-        <w:tblLook w:val="04a0" w:noHBand="0" w:noVBand="1" w:firstColumn="1" w:lastRow="0" w:lastColumn="0" w:firstRow="1"/>
+        <w:tblLook w:val="04a0" w:firstRow="1" w:noVBand="1" w:lastRow="0" w:firstColumn="1" w:lastColumn="0" w:noHBand="0"/>
       </w:tblPr>
       <w:tblGrid>
         <w:gridCol w:w="3120"/>
@@ -10341,7 +10308,7 @@
       <w:tr>
         <w:trPr>
           <w:tblHeader w:val="true"/>
-          <w:cantSplit w:val="true"/>
+          <w:cantSplit/>
         </w:trPr>
         <w:tc>
           <w:tcPr>
@@ -10430,7 +10397,7 @@
       </w:tr>
       <w:tr>
         <w:trPr>
-          <w:cantSplit w:val="true"/>
+          <w:cantSplit/>
         </w:trPr>
         <w:tc>
           <w:tcPr>
@@ -10516,7 +10483,7 @@
       </w:tr>
       <w:tr>
         <w:trPr>
-          <w:cantSplit w:val="true"/>
+          <w:cantSplit/>
         </w:trPr>
         <w:tc>
           <w:tcPr>
@@ -10602,7 +10569,7 @@
       </w:tr>
       <w:tr>
         <w:trPr>
-          <w:cantSplit w:val="true"/>
+          <w:cantSplit/>
         </w:trPr>
         <w:tc>
           <w:tcPr>
@@ -10688,7 +10655,7 @@
       </w:tr>
       <w:tr>
         <w:trPr>
-          <w:cantSplit w:val="true"/>
+          <w:cantSplit/>
         </w:trPr>
         <w:tc>
           <w:tcPr>
@@ -10774,7 +10741,7 @@
       </w:tr>
       <w:tr>
         <w:trPr>
-          <w:cantSplit w:val="true"/>
+          <w:cantSplit/>
         </w:trPr>
         <w:tc>
           <w:tcPr>
@@ -10860,7 +10827,7 @@
       </w:tr>
       <w:tr>
         <w:trPr>
-          <w:cantSplit w:val="true"/>
+          <w:cantSplit/>
         </w:trPr>
         <w:tc>
           <w:tcPr>
@@ -10946,7 +10913,7 @@
       </w:tr>
       <w:tr>
         <w:trPr>
-          <w:cantSplit w:val="true"/>
+          <w:cantSplit/>
         </w:trPr>
         <w:tc>
           <w:tcPr>
@@ -11033,7 +11000,7 @@
       </w:tr>
       <w:tr>
         <w:trPr>
-          <w:cantSplit w:val="true"/>
+          <w:cantSplit/>
         </w:trPr>
         <w:tc>
           <w:tcPr>
@@ -11119,7 +11086,7 @@
       </w:tr>
       <w:tr>
         <w:trPr>
-          <w:cantSplit w:val="true"/>
+          <w:cantSplit/>
         </w:trPr>
         <w:tc>
           <w:tcPr>
@@ -11205,7 +11172,7 @@
       </w:tr>
       <w:tr>
         <w:trPr>
-          <w:cantSplit w:val="true"/>
+          <w:cantSplit/>
         </w:trPr>
         <w:tc>
           <w:tcPr>
@@ -11291,7 +11258,7 @@
       </w:tr>
       <w:tr>
         <w:trPr>
-          <w:cantSplit w:val="true"/>
+          <w:cantSplit/>
         </w:trPr>
         <w:tc>
           <w:tcPr>
@@ -11377,7 +11344,7 @@
       </w:tr>
       <w:tr>
         <w:trPr>
-          <w:cantSplit w:val="true"/>
+          <w:cantSplit/>
         </w:trPr>
         <w:tc>
           <w:tcPr>
@@ -11568,14 +11535,14 @@
         <w:rPr/>
         <w:t>) e à comunicação (Tan; Zaman; Sutrisna, 2018). Essas evidências sustentam governança da informação e validação contextual da especificação proposta a seguir.</w:t>
       </w:r>
-      <w:bookmarkEnd w:id="21"/>
+      <w:bookmarkEnd w:id="20"/>
     </w:p>
     <w:p>
       <w:pPr>
         <w:pStyle w:val="Heading2"/>
         <w:rPr/>
       </w:pPr>
-      <w:bookmarkStart w:id="22" w:name="sec%3Amatriz"/>
+      <w:bookmarkStart w:id="21" w:name="sec%3Amatriz"/>
       <w:r>
         <w:rPr>
           <w:rStyle w:val="SectionNumber"/>
@@ -11633,13 +11600,14 @@
         <w:pStyle w:val="CaptionedFigure"/>
         <w:rPr/>
       </w:pPr>
+      <w:bookmarkStart w:id="22" w:name="fig%3Aheatmap"/>
       <w:r>
         <w:rPr/>
         <w:drawing>
           <wp:inline distT="0" distB="0" distL="0" distR="0">
-            <wp:extent cx="5334000" cy="3657600"/>
+            <wp:extent cx="5227320" cy="3584575"/>
             <wp:effectExtent l="0" t="0" r="0" b="0"/>
-            <wp:docPr id="9" name="Image8" descr="" title=""/>
+            <wp:docPr id="8" name="Figura8"/>
             <wp:cNvGraphicFramePr>
               <a:graphicFrameLocks xmlns:a="http://schemas.openxmlformats.org/drawingml/2006/main" noChangeAspect="1"/>
             </wp:cNvGraphicFramePr>
@@ -11647,7 +11615,106 @@
               <a:graphicData uri="http://schemas.openxmlformats.org/drawingml/2006/picture">
                 <pic:pic xmlns:pic="http://schemas.openxmlformats.org/drawingml/2006/picture">
                   <pic:nvPicPr>
-                    <pic:cNvPr id="9" name="Image8" descr="" title=""/>
+                    <pic:cNvPr id="8" name="Figura8"/>
+                    <pic:cNvPicPr>
+                      <a:picLocks noChangeAspect="1" noChangeArrowheads="1"/>
+                    </pic:cNvPicPr>
+                  </pic:nvPicPr>
+                  <pic:blipFill>
+                    <a:blip r:embed="rId9"/>
+                    <a:stretch>
+                      <a:fillRect/>
+                    </a:stretch>
+                  </pic:blipFill>
+                  <pic:spPr bwMode="auto">
+                    <a:xfrm>
+                      <a:off x="0" y="0"/>
+                      <a:ext cx="5227320" cy="3584575"/>
+                    </a:xfrm>
+                    <a:prstGeom prst="rect">
+                      <a:avLst/>
+                    </a:prstGeom>
+                    <a:noFill/>
+                  </pic:spPr>
+                </pic:pic>
+              </a:graphicData>
+            </a:graphic>
+          </wp:inline>
+        </w:drawing>
+      </w:r>
+    </w:p>
+    <w:p>
+      <w:pPr>
+        <w:pStyle w:val="ImageCaption"/>
+        <w:rPr/>
+      </w:pPr>
+      <w:r>
+        <w:rPr/>
+        <w:t>Gráfico 8. Coocorrência entre critérios de priorização e instrumentos de apoio à decisão</w:t>
+      </w:r>
+      <w:bookmarkEnd w:id="22"/>
+    </w:p>
+    <w:p>
+      <w:pPr>
+        <w:pStyle w:val="BodyText"/>
+        <w:rPr/>
+      </w:pPr>
+      <w:r>
+        <w:rPr/>
+        <w:t xml:space="preserve">O Gráfico 9 reorganiza essas relações em cinco dimensões. A técnica-operacional apresenta 100 coocorrências com </w:t>
+      </w:r>
+      <w:r>
+        <w:rPr>
+          <w:rStyle w:val="VerbatimChar"/>
+        </w:rPr>
+        <w:t>framework</w:t>
+      </w:r>
+      <w:r>
+        <w:rPr/>
+        <w:t xml:space="preserve">, 28 com </w:t>
+      </w:r>
+      <w:r>
+        <w:rPr>
+          <w:rStyle w:val="VerbatimChar"/>
+        </w:rPr>
+        <w:t>decision_support</w:t>
+      </w:r>
+      <w:r>
+        <w:rPr/>
+        <w:t xml:space="preserve"> e 28 com BIM; em relação ao </w:t>
+      </w:r>
+      <w:r>
+        <w:rPr>
+          <w:rStyle w:val="VerbatimChar"/>
+        </w:rPr>
+        <w:t>framework</w:t>
+      </w:r>
+      <w:r>
+        <w:rPr/>
+        <w:t>, a institucional apresenta 88 coocorrências, a ambiental 81, a econômica 56 e a social 54; identificada em 65 registros, a dimensão ciclo de vida atua transversalmente entre desempenho, custos e impactos no tempo.</w:t>
+      </w:r>
+    </w:p>
+    <w:p>
+      <w:pPr>
+        <w:pStyle w:val="CaptionedFigure"/>
+        <w:rPr/>
+      </w:pPr>
+      <w:bookmarkStart w:id="23" w:name="fig%3Amatrizanalitica"/>
+      <w:r>
+        <w:rPr/>
+        <w:drawing>
+          <wp:inline distT="0" distB="0" distL="0" distR="0">
+            <wp:extent cx="5227320" cy="2787650"/>
+            <wp:effectExtent l="0" t="0" r="0" b="0"/>
+            <wp:docPr id="9" name="Figura9"/>
+            <wp:cNvGraphicFramePr>
+              <a:graphicFrameLocks xmlns:a="http://schemas.openxmlformats.org/drawingml/2006/main" noChangeAspect="1"/>
+            </wp:cNvGraphicFramePr>
+            <a:graphic xmlns:a="http://schemas.openxmlformats.org/drawingml/2006/main">
+              <a:graphicData uri="http://schemas.openxmlformats.org/drawingml/2006/picture">
+                <pic:pic xmlns:pic="http://schemas.openxmlformats.org/drawingml/2006/picture">
+                  <pic:nvPicPr>
+                    <pic:cNvPr id="9" name="Figura9"/>
                     <pic:cNvPicPr>
                       <a:picLocks noChangeAspect="1" noChangeArrowheads="1"/>
                     </pic:cNvPicPr>
@@ -11661,11 +11728,12 @@
                   <pic:spPr bwMode="auto">
                     <a:xfrm>
                       <a:off x="0" y="0"/>
-                      <a:ext cx="5334000" cy="3657600"/>
+                      <a:ext cx="5227320" cy="2787650"/>
                     </a:xfrm>
                     <a:prstGeom prst="rect">
                       <a:avLst/>
                     </a:prstGeom>
+                    <a:noFill/>
                   </pic:spPr>
                 </pic:pic>
               </a:graphicData>
@@ -11681,104 +11749,9 @@
       </w:pPr>
       <w:r>
         <w:rPr/>
-        <w:t>Gráfico 8. Coocorrência entre critérios de priorização e instrumentos de apoio à decisão</w:t>
-      </w:r>
-    </w:p>
-    <w:p>
-      <w:pPr>
-        <w:pStyle w:val="BodyText"/>
-        <w:rPr/>
-      </w:pPr>
-      <w:r>
-        <w:rPr/>
-        <w:t xml:space="preserve">O Gráfico 9 reorganiza essas relações em cinco dimensões. A técnica-operacional apresenta 100 coocorrências com </w:t>
-      </w:r>
-      <w:r>
-        <w:rPr>
-          <w:rStyle w:val="VerbatimChar"/>
-        </w:rPr>
-        <w:t>framework</w:t>
-      </w:r>
-      <w:r>
-        <w:rPr/>
-        <w:t xml:space="preserve">, 28 com </w:t>
-      </w:r>
-      <w:r>
-        <w:rPr>
-          <w:rStyle w:val="VerbatimChar"/>
-        </w:rPr>
-        <w:t>decision_support</w:t>
-      </w:r>
-      <w:r>
-        <w:rPr/>
-        <w:t xml:space="preserve"> e 28 com BIM; em relação ao </w:t>
-      </w:r>
-      <w:r>
-        <w:rPr>
-          <w:rStyle w:val="VerbatimChar"/>
-        </w:rPr>
-        <w:t>framework</w:t>
-      </w:r>
-      <w:r>
-        <w:rPr/>
-        <w:t>, a institucional apresenta 88 coocorrências, a ambiental 81, a econômica 56 e a social 54; identificada em 65 registros, a dimensão ciclo de vida atua transversalmente entre desempenho, custos e impactos no tempo.</w:t>
-      </w:r>
-    </w:p>
-    <w:p>
-      <w:pPr>
-        <w:pStyle w:val="CaptionedFigure"/>
-        <w:rPr/>
-      </w:pPr>
-      <w:r>
-        <w:rPr/>
-        <w:drawing>
-          <wp:inline distT="0" distB="0" distL="0" distR="0">
-            <wp:extent cx="5334000" cy="2844800"/>
-            <wp:effectExtent l="0" t="0" r="0" b="0"/>
-            <wp:docPr id="10" name="Image9" descr="" title=""/>
-            <wp:cNvGraphicFramePr>
-              <a:graphicFrameLocks xmlns:a="http://schemas.openxmlformats.org/drawingml/2006/main" noChangeAspect="1"/>
-            </wp:cNvGraphicFramePr>
-            <a:graphic xmlns:a="http://schemas.openxmlformats.org/drawingml/2006/main">
-              <a:graphicData uri="http://schemas.openxmlformats.org/drawingml/2006/picture">
-                <pic:pic xmlns:pic="http://schemas.openxmlformats.org/drawingml/2006/picture">
-                  <pic:nvPicPr>
-                    <pic:cNvPr id="10" name="Image9" descr="" title=""/>
-                    <pic:cNvPicPr>
-                      <a:picLocks noChangeAspect="1" noChangeArrowheads="1"/>
-                    </pic:cNvPicPr>
-                  </pic:nvPicPr>
-                  <pic:blipFill>
-                    <a:blip r:embed="rId11"/>
-                    <a:stretch>
-                      <a:fillRect/>
-                    </a:stretch>
-                  </pic:blipFill>
-                  <pic:spPr bwMode="auto">
-                    <a:xfrm>
-                      <a:off x="0" y="0"/>
-                      <a:ext cx="5334000" cy="2844800"/>
-                    </a:xfrm>
-                    <a:prstGeom prst="rect">
-                      <a:avLst/>
-                    </a:prstGeom>
-                  </pic:spPr>
-                </pic:pic>
-              </a:graphicData>
-            </a:graphic>
-          </wp:inline>
-        </w:drawing>
-      </w:r>
-    </w:p>
-    <w:p>
-      <w:pPr>
-        <w:pStyle w:val="ImageCaption"/>
-        <w:rPr/>
-      </w:pPr>
-      <w:r>
-        <w:rPr/>
         <w:t>Gráfico 9. Matriz de coocorrência entre dimensões de sustentabilidade e instrumentos de apoio à decisão</w:t>
       </w:r>
+      <w:bookmarkEnd w:id="23"/>
     </w:p>
     <w:p>
       <w:pPr>
@@ -11805,7 +11778,7 @@
       <w:tblPr>
         <w:tblW w:w="9360" w:type="dxa"/>
         <w:jc w:val="start"/>
-        <w:tblInd w:w="113" w:type="dxa"/>
+        <w:tblInd w:w="103" w:type="dxa"/>
         <w:tblLayout w:type="fixed"/>
         <w:tblCellMar>
           <w:top w:w="0" w:type="dxa"/>
@@ -11813,7 +11786,7 @@
           <w:bottom w:w="0" w:type="dxa"/>
           <w:end w:w="108" w:type="dxa"/>
         </w:tblCellMar>
-        <w:tblLook w:val="04a0" w:noHBand="0" w:noVBand="1" w:firstColumn="1" w:lastRow="0" w:lastColumn="0" w:firstRow="1"/>
+        <w:tblLook w:val="04a0" w:firstRow="1" w:noVBand="1" w:lastRow="0" w:firstColumn="1" w:lastColumn="0" w:noHBand="0"/>
       </w:tblPr>
       <w:tblGrid>
         <w:gridCol w:w="3120"/>
@@ -11823,7 +11796,7 @@
       <w:tr>
         <w:trPr>
           <w:tblHeader w:val="true"/>
-          <w:cantSplit w:val="true"/>
+          <w:cantSplit/>
         </w:trPr>
         <w:tc>
           <w:tcPr>
@@ -11912,7 +11885,7 @@
       </w:tr>
       <w:tr>
         <w:trPr>
-          <w:cantSplit w:val="true"/>
+          <w:cantSplit/>
         </w:trPr>
         <w:tc>
           <w:tcPr>
@@ -11998,7 +11971,7 @@
       </w:tr>
       <w:tr>
         <w:trPr>
-          <w:cantSplit w:val="true"/>
+          <w:cantSplit/>
         </w:trPr>
         <w:tc>
           <w:tcPr>
@@ -12097,7 +12070,7 @@
       </w:tr>
       <w:tr>
         <w:trPr>
-          <w:cantSplit w:val="true"/>
+          <w:cantSplit/>
         </w:trPr>
         <w:tc>
           <w:tcPr>
@@ -12183,7 +12156,7 @@
       </w:tr>
       <w:tr>
         <w:trPr>
-          <w:cantSplit w:val="true"/>
+          <w:cantSplit/>
         </w:trPr>
         <w:tc>
           <w:tcPr>
@@ -12269,7 +12242,7 @@
       </w:tr>
       <w:tr>
         <w:trPr>
-          <w:cantSplit w:val="true"/>
+          <w:cantSplit/>
         </w:trPr>
         <w:tc>
           <w:tcPr>
@@ -12355,7 +12328,7 @@
       </w:tr>
       <w:tr>
         <w:trPr>
-          <w:cantSplit w:val="true"/>
+          <w:cantSplit/>
         </w:trPr>
         <w:tc>
           <w:tcPr>
@@ -12441,7 +12414,7 @@
       </w:tr>
       <w:tr>
         <w:trPr>
-          <w:cantSplit w:val="true"/>
+          <w:cantSplit/>
         </w:trPr>
         <w:tc>
           <w:tcPr>
@@ -12563,7 +12536,7 @@
       <w:tblPr>
         <w:tblW w:w="9360" w:type="dxa"/>
         <w:jc w:val="start"/>
-        <w:tblInd w:w="113" w:type="dxa"/>
+        <w:tblInd w:w="103" w:type="dxa"/>
         <w:tblLayout w:type="fixed"/>
         <w:tblCellMar>
           <w:top w:w="0" w:type="dxa"/>
@@ -12571,7 +12544,7 @@
           <w:bottom w:w="0" w:type="dxa"/>
           <w:end w:w="108" w:type="dxa"/>
         </w:tblCellMar>
-        <w:tblLook w:val="04a0" w:noHBand="0" w:noVBand="1" w:firstColumn="1" w:lastRow="0" w:lastColumn="0" w:firstRow="1"/>
+        <w:tblLook w:val="04a0" w:firstRow="1" w:noVBand="1" w:lastRow="0" w:firstColumn="1" w:lastColumn="0" w:noHBand="0"/>
       </w:tblPr>
       <w:tblGrid>
         <w:gridCol w:w="1872"/>
@@ -12583,7 +12556,7 @@
       <w:tr>
         <w:trPr>
           <w:tblHeader w:val="true"/>
-          <w:cantSplit w:val="true"/>
+          <w:cantSplit/>
         </w:trPr>
         <w:tc>
           <w:tcPr>
@@ -12728,7 +12701,7 @@
       </w:tr>
       <w:tr>
         <w:trPr>
-          <w:cantSplit w:val="true"/>
+          <w:cantSplit/>
         </w:trPr>
         <w:tc>
           <w:tcPr>
@@ -12868,7 +12841,7 @@
       </w:tr>
       <w:tr>
         <w:trPr>
-          <w:cantSplit w:val="true"/>
+          <w:cantSplit/>
         </w:trPr>
         <w:tc>
           <w:tcPr>
@@ -13008,7 +12981,7 @@
       </w:tr>
       <w:tr>
         <w:trPr>
-          <w:cantSplit w:val="true"/>
+          <w:cantSplit/>
         </w:trPr>
         <w:tc>
           <w:tcPr>
@@ -13148,7 +13121,7 @@
       </w:tr>
       <w:tr>
         <w:trPr>
-          <w:cantSplit w:val="true"/>
+          <w:cantSplit/>
         </w:trPr>
         <w:tc>
           <w:tcPr>
@@ -13288,7 +13261,7 @@
       </w:tr>
       <w:tr>
         <w:trPr>
-          <w:cantSplit w:val="true"/>
+          <w:cantSplit/>
         </w:trPr>
         <w:tc>
           <w:tcPr>
@@ -13428,7 +13401,7 @@
       </w:tr>
       <w:tr>
         <w:trPr>
-          <w:cantSplit w:val="true"/>
+          <w:cantSplit/>
         </w:trPr>
         <w:tc>
           <w:tcPr>
@@ -13568,7 +13541,7 @@
       </w:tr>
       <w:tr>
         <w:trPr>
-          <w:cantSplit w:val="true"/>
+          <w:cantSplit/>
         </w:trPr>
         <w:tc>
           <w:tcPr>
@@ -13741,60 +13714,15 @@
     </w:p>
     <w:p>
       <w:pPr>
-        <w:pStyle w:val="Normal"/>
-        <w:jc w:val="center"/>
-        <w:rPr/>
-      </w:pPr>
-      <w:r>
-        <w:rPr/>
-        <w:drawing>
-          <wp:inline distT="0" distB="0" distL="0" distR="0">
-            <wp:extent cx="5669280" cy="1971040"/>
-            <wp:effectExtent l="0" t="0" r="0" b="0"/>
-            <wp:docPr id="11" name="Picture 60" descr="" title=""/>
-            <wp:cNvGraphicFramePr>
-              <a:graphicFrameLocks xmlns:a="http://schemas.openxmlformats.org/drawingml/2006/main" noChangeAspect="1"/>
-            </wp:cNvGraphicFramePr>
-            <a:graphic xmlns:a="http://schemas.openxmlformats.org/drawingml/2006/main">
-              <a:graphicData uri="http://schemas.openxmlformats.org/drawingml/2006/picture">
-                <pic:pic xmlns:pic="http://schemas.openxmlformats.org/drawingml/2006/picture">
-                  <pic:nvPicPr>
-                    <pic:cNvPr id="11" name="Picture 60" descr="" title=""/>
-                    <pic:cNvPicPr>
-                      <a:picLocks noChangeAspect="1" noChangeArrowheads="1"/>
-                    </pic:cNvPicPr>
-                  </pic:nvPicPr>
-                  <pic:blipFill>
-                    <a:blip r:embed="rId12"/>
-                    <a:stretch>
-                      <a:fillRect/>
-                    </a:stretch>
-                  </pic:blipFill>
-                  <pic:spPr bwMode="auto">
-                    <a:xfrm>
-                      <a:off x="0" y="0"/>
-                      <a:ext cx="5669280" cy="1971040"/>
-                    </a:xfrm>
-                    <a:prstGeom prst="rect">
-                      <a:avLst/>
-                    </a:prstGeom>
-                  </pic:spPr>
-                </pic:pic>
-              </a:graphicData>
-            </a:graphic>
-          </wp:inline>
-        </w:drawing>
-      </w:r>
-    </w:p>
-    <w:p>
-      <w:pPr>
         <w:pStyle w:val="ImageCaption"/>
         <w:rPr/>
       </w:pPr>
+      <w:bookmarkStart w:id="24" w:name="fig%3Afluxoprotocolo"/>
       <w:r>
         <w:rPr/>
         <w:t>Fluxo candidato para validação e futura parametrização multicritério</w:t>
       </w:r>
+      <w:bookmarkEnd w:id="24"/>
     </w:p>
     <w:p>
       <w:pPr>
@@ -13811,14 +13739,12 @@
         <w:pStyle w:val="BodyText"/>
         <w:rPr/>
       </w:pPr>
-      <w:bookmarkStart w:id="23" w:name="sec%3Aresultados"/>
-      <w:bookmarkStart w:id="24" w:name="sec%3Amatriz"/>
       <w:r>
         <w:rPr/>
         <w:t>A especificação proposta liga, assim, os critérios sustentados pela revisão a indicadores candidatos e a um fluxo de validação, convertendo dimensões e critérios recorrentes em etapas verificáveis e respondendo à RQ0. A baixa presença lexical de ODS e ESG, diante da recorrência de energia, emissões, segurança, conforto e governança, indica aproximação substantiva ainda pouco expressa por esses rótulos (Ramantswana et al., 2026). As coocorrências descrevem associações documentais, e a avaliação institucional determinará importância, pesos, método e robustez segundo a força e a disponibilidade dos dados, completando assim a cadeia entre a evidência da revisão e a decisão pública rastreável.</w:t>
       </w:r>
-      <w:bookmarkEnd w:id="23"/>
-      <w:bookmarkEnd w:id="24"/>
+      <w:bookmarkEnd w:id="9"/>
+      <w:bookmarkEnd w:id="21"/>
     </w:p>
     <w:p>
       <w:pPr>
@@ -13911,7 +13837,7 @@
     </w:p>
     <w:p>
       <w:pPr>
-        <w:pStyle w:val="Normal"/>
+        <w:pStyle w:val="Heading1"/>
         <w:rPr/>
       </w:pPr>
       <w:bookmarkStart w:id="26" w:name="refs"/>
@@ -13930,7 +13856,7 @@
         <w:rPr/>
         <w:t xml:space="preserve">ALDAIRI, Jasim; KHAN, M. K.; MUNIVE-HERNANDEZ, J. Eduardo. </w:t>
       </w:r>
-      <w:hyperlink r:id="rId13">
+      <w:hyperlink r:id="rId11">
         <w:r>
           <w:rPr>
             <w:rStyle w:val="Hyperlink"/>
@@ -13976,7 +13902,7 @@
         <w:rPr/>
         <w:t xml:space="preserve"> </w:t>
       </w:r>
-      <w:hyperlink r:id="rId14">
+      <w:hyperlink r:id="rId12">
         <w:r>
           <w:rPr>
             <w:rStyle w:val="Hyperlink"/>
@@ -14011,7 +13937,7 @@
         <w:rPr/>
         <w:t xml:space="preserve">ALICI, Nedim. </w:t>
       </w:r>
-      <w:hyperlink r:id="rId15">
+      <w:hyperlink r:id="rId13">
         <w:r>
           <w:rPr>
             <w:rStyle w:val="Hyperlink"/>
@@ -14057,7 +13983,7 @@
         <w:rPr/>
         <w:t xml:space="preserve"> </w:t>
       </w:r>
-      <w:hyperlink r:id="rId16">
+      <w:hyperlink r:id="rId14">
         <w:r>
           <w:rPr>
             <w:rStyle w:val="Hyperlink"/>
@@ -14092,7 +14018,7 @@
         <w:rPr/>
         <w:t xml:space="preserve">ARAÚJO NETO, Paschoal Gavazza de. </w:t>
       </w:r>
-      <w:hyperlink r:id="rId17">
+      <w:hyperlink r:id="rId15">
         <w:r>
           <w:rPr>
             <w:rStyle w:val="Hyperlink"/>
@@ -14150,7 +14076,7 @@
         <w:rPr/>
         <w:t xml:space="preserve">AWUZIE, Bankole Osita; ISA, Rasheed. </w:t>
       </w:r>
-      <w:hyperlink r:id="rId18">
+      <w:hyperlink r:id="rId16">
         <w:r>
           <w:rPr>
             <w:rStyle w:val="Hyperlink"/>
@@ -14196,7 +14122,7 @@
         <w:rPr/>
         <w:t xml:space="preserve"> </w:t>
       </w:r>
-      <w:hyperlink r:id="rId19">
+      <w:hyperlink r:id="rId17">
         <w:r>
           <w:rPr>
             <w:rStyle w:val="Hyperlink"/>
@@ -14231,7 +14157,7 @@
         <w:rPr/>
         <w:t xml:space="preserve">CHEW, Michael Yit Lin; CONEJOS, Sheila. </w:t>
       </w:r>
-      <w:hyperlink r:id="rId20">
+      <w:hyperlink r:id="rId18">
         <w:r>
           <w:rPr>
             <w:rStyle w:val="Hyperlink"/>
@@ -14266,7 +14192,7 @@
         <w:rPr/>
         <w:t xml:space="preserve">CONEJOS, Sheila; CHEW, Michael Yit Lin; AZRIL, Fikril Hakim Bin. </w:t>
       </w:r>
-      <w:hyperlink r:id="rId21">
+      <w:hyperlink r:id="rId19">
         <w:r>
           <w:rPr>
             <w:rStyle w:val="Hyperlink"/>
@@ -14312,7 +14238,7 @@
         <w:rPr/>
         <w:t>. Disponível em: &lt;</w:t>
       </w:r>
-      <w:hyperlink r:id="rId22">
+      <w:hyperlink r:id="rId20">
         <w:r>
           <w:rPr>
             <w:rStyle w:val="Hyperlink"/>
@@ -14336,7 +14262,7 @@
         <w:rPr/>
         <w:t xml:space="preserve">DAS, Dillip Kumar. </w:t>
       </w:r>
-      <w:hyperlink r:id="rId23">
+      <w:hyperlink r:id="rId21">
         <w:r>
           <w:rPr>
             <w:rStyle w:val="Hyperlink"/>
@@ -14371,7 +14297,7 @@
         <w:rPr/>
         <w:t xml:space="preserve">DENG, Min; MENASSA, Carol C.; KAMAT, Vineet R. </w:t>
       </w:r>
-      <w:hyperlink r:id="rId24">
+      <w:hyperlink r:id="rId22">
         <w:r>
           <w:rPr>
             <w:rStyle w:val="Hyperlink"/>
@@ -14417,7 +14343,7 @@
         <w:rPr/>
         <w:t xml:space="preserve"> </w:t>
       </w:r>
-      <w:hyperlink r:id="rId25">
+      <w:hyperlink r:id="rId23">
         <w:r>
           <w:rPr>
             <w:rStyle w:val="Hyperlink"/>
@@ -14463,7 +14389,7 @@
         <w:rPr/>
         <w:t xml:space="preserve"> </w:t>
       </w:r>
-      <w:hyperlink r:id="rId26">
+      <w:hyperlink r:id="rId24">
         <w:r>
           <w:rPr>
             <w:rStyle w:val="Hyperlink"/>
@@ -14509,7 +14435,7 @@
         <w:rPr/>
         <w:t xml:space="preserve"> </w:t>
       </w:r>
-      <w:hyperlink r:id="rId27">
+      <w:hyperlink r:id="rId25">
         <w:r>
           <w:rPr>
             <w:rStyle w:val="Hyperlink"/>
@@ -14544,7 +14470,7 @@
         <w:rPr/>
         <w:t xml:space="preserve">GORETTI, Hannah A.; KAMING, Peter. </w:t>
       </w:r>
-      <w:hyperlink r:id="rId28">
+      <w:hyperlink r:id="rId26">
         <w:r>
           <w:rPr>
             <w:rStyle w:val="Hyperlink"/>
@@ -14590,7 +14516,7 @@
         <w:rPr/>
         <w:t xml:space="preserve"> </w:t>
       </w:r>
-      <w:hyperlink r:id="rId29">
+      <w:hyperlink r:id="rId27">
         <w:r>
           <w:rPr>
             <w:rStyle w:val="Hyperlink"/>
@@ -14636,7 +14562,7 @@
         <w:rPr/>
         <w:t xml:space="preserve"> </w:t>
       </w:r>
-      <w:hyperlink r:id="rId30">
+      <w:hyperlink r:id="rId28">
         <w:r>
           <w:rPr>
             <w:rStyle w:val="Hyperlink"/>
@@ -14682,7 +14608,7 @@
         <w:rPr/>
         <w:t xml:space="preserve"> </w:t>
       </w:r>
-      <w:hyperlink r:id="rId31">
+      <w:hyperlink r:id="rId29">
         <w:r>
           <w:rPr>
             <w:rStyle w:val="Hyperlink"/>
@@ -14763,7 +14689,7 @@
         <w:rPr/>
         <w:t xml:space="preserve">MARTINS, Rafael Fernando Batista; ESPEJO, Márcia Maria dos Santos Bortolocci. </w:t>
       </w:r>
-      <w:hyperlink r:id="rId32">
+      <w:hyperlink r:id="rId30">
         <w:r>
           <w:rPr>
             <w:rStyle w:val="Hyperlink"/>
@@ -14809,7 +14735,7 @@
         <w:rPr/>
         <w:t xml:space="preserve"> </w:t>
       </w:r>
-      <w:hyperlink r:id="rId33">
+      <w:hyperlink r:id="rId31">
         <w:r>
           <w:rPr>
             <w:rStyle w:val="Hyperlink"/>
@@ -14844,7 +14770,7 @@
         <w:rPr/>
         <w:t xml:space="preserve">MORAIS, Lucas Salomão Rael de; PAULA, Heber Martins de; REIS, Ricardo Prado Abreu. </w:t>
       </w:r>
-      <w:hyperlink r:id="rId34">
+      <w:hyperlink r:id="rId32">
         <w:r>
           <w:rPr>
             <w:rStyle w:val="Hyperlink"/>
@@ -14890,7 +14816,7 @@
         <w:rPr/>
         <w:t xml:space="preserve"> </w:t>
       </w:r>
-      <w:hyperlink r:id="rId35">
+      <w:hyperlink r:id="rId33">
         <w:r>
           <w:rPr>
             <w:rStyle w:val="Hyperlink"/>
@@ -14936,7 +14862,7 @@
         <w:rPr/>
         <w:t xml:space="preserve"> </w:t>
       </w:r>
-      <w:hyperlink r:id="rId36">
+      <w:hyperlink r:id="rId34">
         <w:r>
           <w:rPr>
             <w:rStyle w:val="Hyperlink"/>
@@ -14971,7 +14897,7 @@
         <w:rPr/>
         <w:t xml:space="preserve">NAJI, Khalid K.; GUNDUZ, Murat; MAKI, Omar. </w:t>
       </w:r>
-      <w:hyperlink r:id="rId37">
+      <w:hyperlink r:id="rId35">
         <w:r>
           <w:rPr>
             <w:rStyle w:val="Hyperlink"/>
@@ -15006,7 +14932,7 @@
         <w:rPr/>
         <w:t xml:space="preserve">NDUKUBA, Samuel Nnadoziem. </w:t>
       </w:r>
-      <w:hyperlink r:id="rId38">
+      <w:hyperlink r:id="rId36">
         <w:r>
           <w:rPr>
             <w:rStyle w:val="Hyperlink"/>
@@ -15041,7 +14967,7 @@
         <w:rPr/>
         <w:t xml:space="preserve">NIELSEN, Susanne Balslev; SARASOJA, Anna-Liisa; GALAMBA, Kirsten Ramskov. </w:t>
       </w:r>
-      <w:hyperlink r:id="rId39">
+      <w:hyperlink r:id="rId37">
         <w:r>
           <w:rPr>
             <w:rStyle w:val="Hyperlink"/>
@@ -15076,7 +15002,7 @@
         <w:rPr/>
         <w:t xml:space="preserve">OKORO, Chioma Sylvia. </w:t>
       </w:r>
-      <w:hyperlink r:id="rId40">
+      <w:hyperlink r:id="rId38">
         <w:r>
           <w:rPr>
             <w:rStyle w:val="Hyperlink"/>
@@ -15111,7 +15037,7 @@
         <w:rPr/>
         <w:t xml:space="preserve">OPOKU, Alex; LEE, Jeoung Yul. </w:t>
       </w:r>
-      <w:hyperlink r:id="rId41">
+      <w:hyperlink r:id="rId39">
         <w:r>
           <w:rPr>
             <w:rStyle w:val="Hyperlink"/>
@@ -15146,7 +15072,7 @@
         <w:rPr/>
         <w:t xml:space="preserve">OTHMAN, Ayman Ahmed Ezzat; KAMAL, Ahmed. </w:t>
       </w:r>
-      <w:hyperlink r:id="rId42">
+      <w:hyperlink r:id="rId40">
         <w:r>
           <w:rPr>
             <w:rStyle w:val="Hyperlink"/>
@@ -15181,7 +15107,7 @@
         <w:rPr/>
         <w:t xml:space="preserve">PARK, Sojin; KWON, Nahyun; AHN, Yonghan. </w:t>
       </w:r>
-      <w:hyperlink r:id="rId43">
+      <w:hyperlink r:id="rId41">
         <w:r>
           <w:rPr>
             <w:rStyle w:val="Hyperlink"/>
@@ -15227,7 +15153,7 @@
         <w:rPr/>
         <w:t xml:space="preserve"> </w:t>
       </w:r>
-      <w:hyperlink r:id="rId44">
+      <w:hyperlink r:id="rId42">
         <w:r>
           <w:rPr>
             <w:rStyle w:val="Hyperlink"/>
@@ -15273,7 +15199,7 @@
         <w:rPr/>
         <w:t xml:space="preserve"> </w:t>
       </w:r>
-      <w:hyperlink r:id="rId45">
+      <w:hyperlink r:id="rId43">
         <w:r>
           <w:rPr>
             <w:rStyle w:val="Hyperlink"/>
@@ -15308,7 +15234,7 @@
         <w:rPr/>
         <w:t xml:space="preserve">SNYDER, Hannah. </w:t>
       </w:r>
-      <w:hyperlink r:id="rId46">
+      <w:hyperlink r:id="rId44">
         <w:r>
           <w:rPr>
             <w:rStyle w:val="Hyperlink"/>
@@ -15343,7 +15269,7 @@
         <w:rPr/>
         <w:t xml:space="preserve">SUH, Dongjun; CHANG, Seongju. </w:t>
       </w:r>
-      <w:hyperlink r:id="rId47">
+      <w:hyperlink r:id="rId45">
         <w:r>
           <w:rPr>
             <w:rStyle w:val="Hyperlink"/>
@@ -15378,7 +15304,7 @@
         <w:rPr/>
         <w:t xml:space="preserve">TALIB, Yuhainis; RAJAGOPALAN, Priyadarsini; YANG, Jay. </w:t>
       </w:r>
-      <w:hyperlink r:id="rId48">
+      <w:hyperlink r:id="rId46">
         <w:r>
           <w:rPr>
             <w:rStyle w:val="Hyperlink"/>
@@ -15413,7 +15339,7 @@
         <w:rPr/>
         <w:t xml:space="preserve">TAN, Adeline Zhu Teng; ZAMAN, Atiq Uz; SUTRISNA, Monty. </w:t>
       </w:r>
-      <w:hyperlink r:id="rId49">
+      <w:hyperlink r:id="rId47">
         <w:r>
           <w:rPr>
             <w:rStyle w:val="Hyperlink"/>
@@ -15448,7 +15374,7 @@
         <w:rPr/>
         <w:t xml:space="preserve">WHITTEMORE, Robin; KNAFL, Kathleen. </w:t>
       </w:r>
-      <w:hyperlink r:id="rId50">
+      <w:hyperlink r:id="rId48">
         <w:r>
           <w:rPr>
             <w:rStyle w:val="Hyperlink"/>
@@ -15483,7 +15409,7 @@
         <w:rPr/>
         <w:t xml:space="preserve">WU, Pei-Yu; MUNDT-PETERSEN, S. Olof. </w:t>
       </w:r>
-      <w:hyperlink r:id="rId51">
+      <w:hyperlink r:id="rId49">
         <w:r>
           <w:rPr>
             <w:rStyle w:val="Hyperlink"/>
@@ -15519,7 +15445,7 @@
         <w:rPr/>
         <w:t xml:space="preserve">YOON, Jong Han; CHA, Hee Sung. </w:t>
       </w:r>
-      <w:hyperlink r:id="rId52">
+      <w:hyperlink r:id="rId50">
         <w:r>
           <w:rPr>
             <w:rStyle w:val="Hyperlink"/>
@@ -15565,10 +15491,10 @@
   <w:docDefaults>
     <w:rPrDefault>
       <w:rPr>
-        <w:rFonts w:ascii="Times New Roman" w:hAnsi="Times New Roman" w:eastAsia="Times New Roman" w:cs="" w:asciiTheme="minorHAnsi" w:cstheme="minorBidi" w:eastAsiaTheme="minorHAnsi" w:hAnsiTheme="minorHAnsi"/>
+        <w:rFonts w:ascii="Times New Roman" w:hAnsi="Times New Roman" w:eastAsia="Times New Roman" w:cs="" w:asciiTheme="minorHAnsi" w:cstheme="minorBidi" w:eastAsiaTheme="minorEastAsia" w:hAnsiTheme="minorHAnsi"/>
         <w:sz w:val="24"/>
         <w:szCs w:val="24"/>
-        <w:lang w:val="en-US" w:eastAsia="en-US" w:bidi="ar-SA"/>
+        <w:lang w:val="en-US" w:eastAsia="zh-CN" w:bidi="ar-SA"/>
       </w:rPr>
     </w:rPrDefault>
     <w:pPrDefault>
@@ -15585,203 +15511,360 @@
       <w:widowControl/>
       <w:bidi w:val="0"/>
       <w:spacing w:before="0" w:after="200"/>
-      <w:jc w:val="start"/>
+      <w:jc w:val="both"/>
     </w:pPr>
     <w:rPr>
-      <w:rFonts w:ascii="Times New Roman" w:hAnsi="Times New Roman" w:eastAsia="Times New Roman" w:cs="" w:asciiTheme="minorHAnsi" w:cstheme="minorBidi" w:eastAsiaTheme="minorHAnsi" w:hAnsiTheme="minorHAnsi"/>
+      <w:rFonts w:ascii="Times New Roman" w:hAnsi="Times New Roman" w:eastAsia="Times New Roman" w:cs="" w:asciiTheme="minorHAnsi" w:cstheme="minorBidi" w:eastAsiaTheme="minorEastAsia" w:hAnsiTheme="minorHAnsi"/>
       <w:color w:val="auto"/>
       <w:kern w:val="0"/>
       <w:sz w:val="24"/>
       <w:szCs w:val="24"/>
-      <w:lang w:val="en-US" w:eastAsia="en-US" w:bidi="ar-SA"/>
+      <w:lang w:val="en-US" w:eastAsia="zh-CN" w:bidi="ar-SA"/>
     </w:rPr>
   </w:style>
   <w:style w:type="paragraph" w:styleId="Heading1">
-    <w:name w:val="Heading 1"/>
+    <w:name w:val="heading 1"/>
     <w:basedOn w:val="Normal"/>
     <w:next w:val="BodyText"/>
+    <w:link w:val="Heading1Char"/>
     <w:uiPriority w:val="9"/>
     <w:qFormat/>
+    <w:rsid w:val="00a10fd9"/>
     <w:pPr>
       <w:keepNext w:val="true"/>
       <w:keepLines/>
-      <w:spacing w:before="480" w:after="0"/>
+      <w:spacing w:before="360" w:after="80"/>
       <w:outlineLvl w:val="0"/>
     </w:pPr>
     <w:rPr>
+      <w:caps/>
       <w:rFonts w:ascii="Times New Roman" w:hAnsi="Times New Roman" w:eastAsia="Times New Roman" w:cs="" w:asciiTheme="majorHAnsi" w:cstheme="majorBidi" w:eastAsiaTheme="majorEastAsia" w:hAnsiTheme="majorHAnsi"/>
-      <w:b/>
-      <w:bCs/>
-      <w:color w:themeColor="accent1" w:val="4F81BD"/>
-      <w:sz w:val="32"/>
-      <w:szCs w:val="32"/>
+      <w:color w:val="000000"/>
+      <w:sz w:val="24"/>
+      <w:szCs w:val="24"/>
     </w:rPr>
   </w:style>
   <w:style w:type="paragraph" w:styleId="Heading2">
-    <w:name w:val="Heading 2"/>
+    <w:name w:val="heading 2"/>
     <w:basedOn w:val="Normal"/>
     <w:next w:val="BodyText"/>
+    <w:link w:val="Heading2Char"/>
     <w:uiPriority w:val="9"/>
+    <w:semiHidden/>
     <w:unhideWhenUsed/>
     <w:qFormat/>
+    <w:rsid w:val="00a10fd9"/>
     <w:pPr>
       <w:keepNext w:val="true"/>
       <w:keepLines/>
-      <w:spacing w:before="200" w:after="0"/>
+      <w:spacing w:before="160" w:after="80"/>
       <w:outlineLvl w:val="1"/>
     </w:pPr>
     <w:rPr>
       <w:rFonts w:ascii="Times New Roman" w:hAnsi="Times New Roman" w:eastAsia="Times New Roman" w:cs="" w:asciiTheme="majorHAnsi" w:cstheme="majorBidi" w:eastAsiaTheme="majorEastAsia" w:hAnsiTheme="majorHAnsi"/>
-      <w:b/>
-      <w:bCs/>
-      <w:color w:themeColor="accent1" w:val="4F81BD"/>
-      <w:sz w:val="28"/>
-      <w:szCs w:val="28"/>
+      <w:color w:val="000000"/>
+      <w:sz w:val="24"/>
+      <w:szCs w:val="24"/>
     </w:rPr>
   </w:style>
   <w:style w:type="paragraph" w:styleId="Heading3">
-    <w:name w:val="Heading 3"/>
+    <w:name w:val="heading 3"/>
     <w:basedOn w:val="Normal"/>
     <w:next w:val="BodyText"/>
+    <w:link w:val="Heading3Char"/>
     <w:uiPriority w:val="9"/>
+    <w:semiHidden/>
     <w:unhideWhenUsed/>
     <w:qFormat/>
+    <w:rsid w:val="00a10fd9"/>
     <w:pPr>
       <w:keepNext w:val="true"/>
       <w:keepLines/>
-      <w:spacing w:before="200" w:after="0"/>
+      <w:spacing w:before="160" w:after="80"/>
       <w:outlineLvl w:val="2"/>
     </w:pPr>
     <w:rPr>
-      <w:rFonts w:ascii="Times New Roman" w:hAnsi="Times New Roman" w:eastAsia="Times New Roman" w:cs="" w:asciiTheme="majorHAnsi" w:cstheme="majorBidi" w:eastAsiaTheme="majorEastAsia" w:hAnsiTheme="majorHAnsi"/>
-      <w:b/>
-      <w:bCs/>
-      <w:color w:themeColor="accent1" w:val="4F81BD"/>
+      <w:rFonts w:eastAsia="" w:cs="" w:cstheme="majorBidi" w:eastAsiaTheme="majorEastAsia"/>
+      <w:color w:val="000000"/>
       <w:sz w:val="24"/>
       <w:szCs w:val="24"/>
     </w:rPr>
   </w:style>
   <w:style w:type="paragraph" w:styleId="Heading4">
-    <w:name w:val="Heading 4"/>
+    <w:name w:val="heading 4"/>
     <w:basedOn w:val="Normal"/>
     <w:next w:val="BodyText"/>
+    <w:link w:val="Heading4Char"/>
     <w:uiPriority w:val="9"/>
+    <w:semiHidden/>
     <w:unhideWhenUsed/>
     <w:qFormat/>
+    <w:rsid w:val="00a10fd9"/>
     <w:pPr>
       <w:keepNext w:val="true"/>
       <w:keepLines/>
-      <w:spacing w:before="200" w:after="0"/>
+      <w:spacing w:before="80" w:after="40"/>
       <w:outlineLvl w:val="3"/>
     </w:pPr>
     <w:rPr>
-      <w:rFonts w:ascii="Times New Roman" w:hAnsi="Times New Roman" w:eastAsia="Times New Roman" w:cs="" w:asciiTheme="majorHAnsi" w:cstheme="majorBidi" w:eastAsiaTheme="majorEastAsia" w:hAnsiTheme="majorHAnsi"/>
-      <w:bCs/>
+      <w:rFonts w:eastAsia="" w:cs="" w:cstheme="majorBidi" w:eastAsiaTheme="majorEastAsia"/>
       <w:i/>
-      <w:color w:themeColor="accent1" w:val="4F81BD"/>
-      <w:sz w:val="24"/>
-      <w:szCs w:val="24"/>
+      <w:iCs/>
+      <w:color w:val="000000"/>
     </w:rPr>
   </w:style>
   <w:style w:type="paragraph" w:styleId="Heading5">
-    <w:name w:val="Heading 5"/>
+    <w:name w:val="heading 5"/>
     <w:basedOn w:val="Normal"/>
     <w:next w:val="BodyText"/>
+    <w:link w:val="Heading5Char"/>
     <w:uiPriority w:val="9"/>
+    <w:semiHidden/>
     <w:unhideWhenUsed/>
     <w:qFormat/>
+    <w:rsid w:val="00a10fd9"/>
     <w:pPr>
       <w:keepNext w:val="true"/>
       <w:keepLines/>
-      <w:spacing w:before="200" w:after="0"/>
+      <w:spacing w:before="80" w:after="40"/>
       <w:outlineLvl w:val="4"/>
     </w:pPr>
     <w:rPr>
-      <w:rFonts w:ascii="Times New Roman" w:hAnsi="Times New Roman" w:eastAsia="Times New Roman" w:cs="" w:asciiTheme="majorHAnsi" w:cstheme="majorBidi" w:eastAsiaTheme="majorEastAsia" w:hAnsiTheme="majorHAnsi"/>
-      <w:iCs/>
-      <w:color w:themeColor="accent1" w:val="4F81BD"/>
-      <w:sz w:val="24"/>
-      <w:szCs w:val="24"/>
+      <w:rFonts w:eastAsia="" w:cs="" w:cstheme="majorBidi" w:eastAsiaTheme="majorEastAsia"/>
+      <w:color w:val="000000"/>
     </w:rPr>
   </w:style>
   <w:style w:type="paragraph" w:styleId="Heading6">
-    <w:name w:val="Heading 6"/>
+    <w:name w:val="heading 6"/>
     <w:basedOn w:val="Normal"/>
     <w:next w:val="BodyText"/>
+    <w:link w:val="Heading6Char"/>
     <w:uiPriority w:val="9"/>
+    <w:semiHidden/>
     <w:unhideWhenUsed/>
     <w:qFormat/>
+    <w:rsid w:val="00a10fd9"/>
     <w:pPr>
       <w:keepNext w:val="true"/>
       <w:keepLines/>
-      <w:spacing w:before="200" w:after="0"/>
+      <w:spacing w:before="40" w:after="0"/>
       <w:outlineLvl w:val="5"/>
     </w:pPr>
     <w:rPr>
-      <w:rFonts w:ascii="Times New Roman" w:hAnsi="Times New Roman" w:eastAsia="Times New Roman" w:cs="" w:asciiTheme="majorHAnsi" w:cstheme="majorBidi" w:eastAsiaTheme="majorEastAsia" w:hAnsiTheme="majorHAnsi"/>
-      <w:color w:themeColor="accent1" w:val="4F81BD"/>
-      <w:sz w:val="24"/>
-      <w:szCs w:val="24"/>
+      <w:rFonts w:eastAsia="" w:cs="" w:cstheme="majorBidi" w:eastAsiaTheme="majorEastAsia"/>
+      <w:i/>
+      <w:iCs/>
+      <w:color w:val="000000"/>
     </w:rPr>
   </w:style>
   <w:style w:type="paragraph" w:styleId="Heading7">
-    <w:name w:val="Heading 7"/>
+    <w:name w:val="heading 7"/>
     <w:basedOn w:val="Normal"/>
     <w:next w:val="BodyText"/>
+    <w:link w:val="Heading7Char"/>
     <w:uiPriority w:val="9"/>
+    <w:semiHidden/>
     <w:unhideWhenUsed/>
     <w:qFormat/>
+    <w:rsid w:val="00a10fd9"/>
     <w:pPr>
       <w:keepNext w:val="true"/>
       <w:keepLines/>
-      <w:spacing w:before="200" w:after="0"/>
+      <w:spacing w:before="40" w:after="0"/>
       <w:outlineLvl w:val="6"/>
     </w:pPr>
     <w:rPr>
-      <w:rFonts w:ascii="Times New Roman" w:hAnsi="Times New Roman" w:eastAsia="Times New Roman" w:cs="" w:asciiTheme="majorHAnsi" w:cstheme="majorBidi" w:eastAsiaTheme="majorEastAsia" w:hAnsiTheme="majorHAnsi"/>
-      <w:color w:themeColor="accent1" w:val="4F81BD"/>
-      <w:sz w:val="24"/>
-      <w:szCs w:val="24"/>
+      <w:rFonts w:eastAsia="" w:cs="" w:cstheme="majorBidi" w:eastAsiaTheme="majorEastAsia"/>
+      <w:color w:val="000000"/>
     </w:rPr>
   </w:style>
   <w:style w:type="paragraph" w:styleId="Heading8">
-    <w:name w:val="Heading 8"/>
+    <w:name w:val="heading 8"/>
     <w:basedOn w:val="Normal"/>
     <w:next w:val="BodyText"/>
+    <w:link w:val="Heading8Char"/>
     <w:uiPriority w:val="9"/>
+    <w:semiHidden/>
     <w:unhideWhenUsed/>
     <w:qFormat/>
+    <w:rsid w:val="00a10fd9"/>
     <w:pPr>
       <w:keepNext w:val="true"/>
       <w:keepLines/>
-      <w:spacing w:before="200" w:after="0"/>
+      <w:spacing w:before="0" w:after="0"/>
       <w:outlineLvl w:val="7"/>
     </w:pPr>
     <w:rPr>
-      <w:rFonts w:ascii="Times New Roman" w:hAnsi="Times New Roman" w:eastAsia="Times New Roman" w:cs="" w:asciiTheme="majorHAnsi" w:cstheme="majorBidi" w:eastAsiaTheme="majorEastAsia" w:hAnsiTheme="majorHAnsi"/>
-      <w:color w:themeColor="accent1" w:val="4F81BD"/>
-      <w:sz w:val="24"/>
-      <w:szCs w:val="24"/>
+      <w:rFonts w:eastAsia="" w:cs="" w:cstheme="majorBidi" w:eastAsiaTheme="majorEastAsia"/>
+      <w:i/>
+      <w:iCs/>
+      <w:color w:val="000000"/>
     </w:rPr>
   </w:style>
   <w:style w:type="paragraph" w:styleId="Heading9">
-    <w:name w:val="Heading 9"/>
+    <w:name w:val="heading 9"/>
     <w:basedOn w:val="Normal"/>
     <w:next w:val="BodyText"/>
+    <w:link w:val="Heading9Char"/>
     <w:uiPriority w:val="9"/>
+    <w:semiHidden/>
     <w:unhideWhenUsed/>
     <w:qFormat/>
+    <w:rsid w:val="00a10fd9"/>
     <w:pPr>
       <w:keepNext w:val="true"/>
       <w:keepLines/>
-      <w:spacing w:before="200" w:after="0"/>
+      <w:spacing w:before="0" w:after="0"/>
       <w:outlineLvl w:val="8"/>
     </w:pPr>
     <w:rPr>
+      <w:rFonts w:eastAsia="" w:cs="" w:cstheme="majorBidi" w:eastAsiaTheme="majorEastAsia"/>
+      <w:color w:val="000000"/>
+    </w:rPr>
+  </w:style>
+  <w:style w:type="character" w:styleId="TitleChar" w:customStyle="1">
+    <w:name w:val="Title Char"/>
+    <w:basedOn w:val="DefaultParagraphFont"/>
+    <w:uiPriority w:val="10"/>
+    <w:qFormat/>
+    <w:rsid w:val="00a10fd9"/>
+    <w:rPr>
       <w:rFonts w:ascii="Times New Roman" w:hAnsi="Times New Roman" w:eastAsia="Times New Roman" w:cs="" w:asciiTheme="majorHAnsi" w:cstheme="majorBidi" w:eastAsiaTheme="majorEastAsia" w:hAnsiTheme="majorHAnsi"/>
-      <w:color w:themeColor="accent1" w:val="4F81BD"/>
-      <w:sz w:val="24"/>
-      <w:szCs w:val="24"/>
+      <w:sz w:val="56"/>
+      <w:szCs w:val="56"/>
+    </w:rPr>
+  </w:style>
+  <w:style w:type="character" w:styleId="SubtitleChar" w:customStyle="1">
+    <w:name w:val="Subtitle Char"/>
+    <w:basedOn w:val="DefaultParagraphFont"/>
+    <w:uiPriority w:val="11"/>
+    <w:qFormat/>
+    <w:rsid w:val="00a10fd9"/>
+    <w:rPr>
+      <w:rFonts w:eastAsia="" w:cs="" w:cstheme="majorBidi" w:eastAsiaTheme="majorEastAsia"/>
+      <w:color w:themeColor="text1" w:themeTint="a6" w:val="595959"/>
+      <w:spacing w:val="15"/>
+      <w:sz w:val="28"/>
+      <w:szCs w:val="28"/>
+    </w:rPr>
+  </w:style>
+  <w:style w:type="character" w:styleId="Heading1Char" w:customStyle="1">
+    <w:name w:val="Heading 1 Char"/>
+    <w:basedOn w:val="DefaultParagraphFont"/>
+    <w:uiPriority w:val="9"/>
+    <w:qFormat/>
+    <w:rsid w:val="00a10fd9"/>
+    <w:rPr>
+      <w:rFonts w:ascii="Times New Roman" w:hAnsi="Times New Roman" w:eastAsia="Times New Roman" w:cs="" w:asciiTheme="majorHAnsi" w:cstheme="majorBidi" w:eastAsiaTheme="majorEastAsia" w:hAnsiTheme="majorHAnsi"/>
+      <w:color w:themeColor="accent1" w:themeShade="bf" w:val="0F4761"/>
+      <w:sz w:val="40"/>
+      <w:szCs w:val="40"/>
+    </w:rPr>
+  </w:style>
+  <w:style w:type="character" w:styleId="Heading2Char" w:customStyle="1">
+    <w:name w:val="Heading 2 Char"/>
+    <w:basedOn w:val="DefaultParagraphFont"/>
+    <w:uiPriority w:val="9"/>
+    <w:semiHidden/>
+    <w:qFormat/>
+    <w:rsid w:val="00a10fd9"/>
+    <w:rPr>
+      <w:rFonts w:ascii="Times New Roman" w:hAnsi="Times New Roman" w:eastAsia="Times New Roman" w:cs="" w:asciiTheme="majorHAnsi" w:cstheme="majorBidi" w:eastAsiaTheme="majorEastAsia" w:hAnsiTheme="majorHAnsi"/>
+      <w:color w:themeColor="accent1" w:themeShade="bf" w:val="0F4761"/>
+      <w:sz w:val="32"/>
+      <w:szCs w:val="32"/>
+    </w:rPr>
+  </w:style>
+  <w:style w:type="character" w:styleId="Heading3Char" w:customStyle="1">
+    <w:name w:val="Heading 3 Char"/>
+    <w:basedOn w:val="DefaultParagraphFont"/>
+    <w:uiPriority w:val="9"/>
+    <w:semiHidden/>
+    <w:qFormat/>
+    <w:rsid w:val="00a10fd9"/>
+    <w:rPr>
+      <w:rFonts w:eastAsia="" w:cs="" w:cstheme="majorBidi" w:eastAsiaTheme="majorEastAsia"/>
+      <w:color w:themeColor="accent1" w:themeShade="bf" w:val="0F4761"/>
+      <w:sz w:val="28"/>
+      <w:szCs w:val="28"/>
+    </w:rPr>
+  </w:style>
+  <w:style w:type="character" w:styleId="Heading4Char" w:customStyle="1">
+    <w:name w:val="Heading 4 Char"/>
+    <w:basedOn w:val="DefaultParagraphFont"/>
+    <w:uiPriority w:val="9"/>
+    <w:semiHidden/>
+    <w:qFormat/>
+    <w:rsid w:val="00a10fd9"/>
+    <w:rPr>
+      <w:rFonts w:eastAsia="" w:cs="" w:cstheme="majorBidi" w:eastAsiaTheme="majorEastAsia"/>
+      <w:i/>
+      <w:iCs/>
+      <w:color w:themeColor="accent1" w:themeShade="bf" w:val="0F4761"/>
+    </w:rPr>
+  </w:style>
+  <w:style w:type="character" w:styleId="Heading5Char" w:customStyle="1">
+    <w:name w:val="Heading 5 Char"/>
+    <w:basedOn w:val="DefaultParagraphFont"/>
+    <w:uiPriority w:val="9"/>
+    <w:semiHidden/>
+    <w:qFormat/>
+    <w:rsid w:val="00a10fd9"/>
+    <w:rPr>
+      <w:rFonts w:eastAsia="" w:cs="" w:cstheme="majorBidi" w:eastAsiaTheme="majorEastAsia"/>
+      <w:color w:themeColor="accent1" w:themeShade="bf" w:val="0F4761"/>
+    </w:rPr>
+  </w:style>
+  <w:style w:type="character" w:styleId="Heading6Char" w:customStyle="1">
+    <w:name w:val="Heading 6 Char"/>
+    <w:basedOn w:val="DefaultParagraphFont"/>
+    <w:uiPriority w:val="9"/>
+    <w:semiHidden/>
+    <w:qFormat/>
+    <w:rsid w:val="00a10fd9"/>
+    <w:rPr>
+      <w:rFonts w:eastAsia="" w:cs="" w:cstheme="majorBidi" w:eastAsiaTheme="majorEastAsia"/>
+      <w:i/>
+      <w:iCs/>
+      <w:color w:themeColor="text1" w:themeTint="a6" w:val="595959"/>
+    </w:rPr>
+  </w:style>
+  <w:style w:type="character" w:styleId="Heading7Char" w:customStyle="1">
+    <w:name w:val="Heading 7 Char"/>
+    <w:basedOn w:val="DefaultParagraphFont"/>
+    <w:uiPriority w:val="9"/>
+    <w:semiHidden/>
+    <w:qFormat/>
+    <w:rsid w:val="00a10fd9"/>
+    <w:rPr>
+      <w:rFonts w:eastAsia="" w:cs="" w:cstheme="majorBidi" w:eastAsiaTheme="majorEastAsia"/>
+      <w:color w:themeColor="text1" w:themeTint="a6" w:val="595959"/>
+    </w:rPr>
+  </w:style>
+  <w:style w:type="character" w:styleId="Heading8Char" w:customStyle="1">
+    <w:name w:val="Heading 8 Char"/>
+    <w:basedOn w:val="DefaultParagraphFont"/>
+    <w:uiPriority w:val="9"/>
+    <w:semiHidden/>
+    <w:qFormat/>
+    <w:rsid w:val="00a10fd9"/>
+    <w:rPr>
+      <w:rFonts w:eastAsia="" w:cs="" w:cstheme="majorBidi" w:eastAsiaTheme="majorEastAsia"/>
+      <w:i/>
+      <w:iCs/>
+      <w:color w:themeColor="text1" w:themeTint="d8" w:val="272727"/>
+    </w:rPr>
+  </w:style>
+  <w:style w:type="character" w:styleId="Heading9Char" w:customStyle="1">
+    <w:name w:val="Heading 9 Char"/>
+    <w:basedOn w:val="DefaultParagraphFont"/>
+    <w:uiPriority w:val="9"/>
+    <w:semiHidden/>
+    <w:qFormat/>
+    <w:rsid w:val="00a10fd9"/>
+    <w:rPr>
+      <w:rFonts w:eastAsia="" w:cs="" w:cstheme="majorBidi" w:eastAsiaTheme="majorEastAsia"/>
+      <w:color w:themeColor="text1" w:themeTint="d8" w:val="272727"/>
     </w:rPr>
   </w:style>
   <w:style w:type="character" w:styleId="DefaultParagraphFont" w:default="1">
@@ -15812,8 +15895,8 @@
     <w:qFormat/>
     <w:rPr/>
   </w:style>
-  <w:style w:type="character" w:styleId="FootnoteCharacters">
-    <w:name w:val="Footnote Characters"/>
+  <w:style w:type="character" w:styleId="Caracteresdenotaderodap">
+    <w:name w:val="Caracteres de nota de rodapé"/>
     <w:basedOn w:val="BodyTextChar"/>
     <w:qFormat/>
     <w:rPr>
@@ -15821,7 +15904,7 @@
     </w:rPr>
   </w:style>
   <w:style w:type="character" w:styleId="FootnoteReference">
-    <w:name w:val="Footnote Reference"/>
+    <w:name w:val="footnote reference"/>
     <w:rPr>
       <w:vertAlign w:val="superscript"/>
     </w:rPr>
@@ -15830,7 +15913,7 @@
     <w:name w:val="Hyperlink"/>
     <w:basedOn w:val="BodyTextChar"/>
     <w:rPr>
-      <w:color w:themeColor="accent1" w:val="4F81BD"/>
+      <w:color w:val="000000"/>
     </w:rPr>
   </w:style>
   <w:style w:type="character" w:styleId="KeywordTok" w:customStyle="1">
@@ -16090,8 +16173,8 @@
     <w:qFormat/>
     <w:rPr/>
   </w:style>
-  <w:style w:type="paragraph" w:styleId="Heading">
-    <w:name w:val="Heading"/>
+  <w:style w:type="paragraph" w:styleId="Ttulo">
+    <w:name w:val="Título"/>
     <w:basedOn w:val="Normal"/>
     <w:next w:val="BodyText"/>
     <w:qFormat/>
@@ -16100,7 +16183,7 @@
       <w:spacing w:before="240" w:after="120"/>
     </w:pPr>
     <w:rPr>
-      <w:rFonts w:ascii="Times New Roman" w:hAnsi="Times New Roman" w:eastAsia="Times New Roman" w:cs="DejaVu Sans"/>
+      <w:rFonts w:ascii="Times New Roman" w:hAnsi="Times New Roman" w:eastAsia="Times New Roman" w:cs="Lucida Sans"/>
       <w:sz w:val="28"/>
       <w:szCs w:val="28"/>
     </w:rPr>
@@ -16119,10 +16202,12 @@
     <w:name w:val="List"/>
     <w:basedOn w:val="BodyText"/>
     <w:pPr/>
-    <w:rPr/>
+    <w:rPr>
+      <w:rFonts w:cs="Lucida Sans"/>
+    </w:rPr>
   </w:style>
   <w:style w:type="paragraph" w:styleId="Caption">
-    <w:name w:val="Caption"/>
+    <w:name w:val="caption"/>
     <w:basedOn w:val="Normal"/>
     <w:link w:val="BodyTextChar"/>
     <w:qFormat/>
@@ -16133,14 +16218,16 @@
       <w:i/>
     </w:rPr>
   </w:style>
-  <w:style w:type="paragraph" w:styleId="Index">
-    <w:name w:val="Index"/>
+  <w:style w:type="paragraph" w:styleId="ndice">
+    <w:name w:val="Índice"/>
     <w:basedOn w:val="Normal"/>
     <w:qFormat/>
     <w:pPr>
       <w:suppressLineNumbers/>
     </w:pPr>
-    <w:rPr/>
+    <w:rPr>
+      <w:rFonts w:cs="Lucida Sans"/>
+    </w:rPr>
   </w:style>
   <w:style w:type="paragraph" w:styleId="FirstParagraph" w:customStyle="1">
     <w:name w:val="First Paragraph"/>
@@ -16163,78 +16250,63 @@
     <w:name w:val="Title"/>
     <w:basedOn w:val="Normal"/>
     <w:next w:val="BodyText"/>
+    <w:link w:val="TitleChar"/>
+    <w:uiPriority w:val="10"/>
     <w:qFormat/>
+    <w:rsid w:val="00a10fd9"/>
     <w:pPr>
-      <w:keepNext w:val="true"/>
-      <w:keepLines/>
-      <w:spacing w:before="480" w:after="240"/>
+      <w:spacing w:lineRule="auto" w:line="240" w:before="0" w:after="80"/>
+      <w:contextualSpacing/>
       <w:jc w:val="center"/>
     </w:pPr>
     <w:rPr>
       <w:rFonts w:ascii="Times New Roman" w:hAnsi="Times New Roman" w:eastAsia="Times New Roman" w:cs="" w:asciiTheme="majorHAnsi" w:cstheme="majorBidi" w:eastAsiaTheme="majorEastAsia" w:hAnsiTheme="majorHAnsi"/>
-      <w:b/>
-      <w:bCs/>
-      <w:color w:themeColor="accent1" w:themeShade="b5" w:val="345A8A"/>
-      <w:sz w:val="36"/>
-      <w:szCs w:val="36"/>
+      <w:sz w:val="56"/>
+      <w:szCs w:val="56"/>
     </w:rPr>
   </w:style>
   <w:style w:type="paragraph" w:styleId="Subtitle">
     <w:name w:val="Subtitle"/>
     <w:basedOn w:val="Title"/>
     <w:next w:val="BodyText"/>
+    <w:link w:val="SubtitleChar"/>
+    <w:uiPriority w:val="11"/>
     <w:qFormat/>
-    <w:pPr>
-      <w:keepNext w:val="true"/>
-      <w:keepLines/>
-      <w:spacing w:before="240" w:after="240"/>
-      <w:jc w:val="center"/>
-    </w:pPr>
+    <w:rsid w:val="00a10fd9"/>
+    <w:pPr/>
     <w:rPr>
-      <w:sz w:val="30"/>
-      <w:szCs w:val="30"/>
+      <w:rFonts w:eastAsia="" w:cs="" w:cstheme="majorBidi" w:eastAsiaTheme="majorEastAsia"/>
+      <w:spacing w:val="15"/>
+      <w:sz w:val="28"/>
+      <w:szCs w:val="28"/>
     </w:rPr>
   </w:style>
   <w:style w:type="paragraph" w:styleId="Author" w:customStyle="1">
     <w:name w:val="Author"/>
+    <w:basedOn w:val="Title"/>
     <w:next w:val="BodyText"/>
     <w:qFormat/>
     <w:pPr>
       <w:keepNext w:val="true"/>
       <w:keepLines/>
-      <w:widowControl/>
-      <w:bidi w:val="0"/>
-      <w:spacing w:before="0" w:after="200"/>
-      <w:jc w:val="center"/>
     </w:pPr>
     <w:rPr>
-      <w:rFonts w:ascii="Times New Roman" w:hAnsi="Times New Roman" w:eastAsia="Times New Roman" w:cs="" w:asciiTheme="minorHAnsi" w:cstheme="minorBidi" w:eastAsiaTheme="minorHAnsi" w:hAnsiTheme="minorHAnsi"/>
-      <w:color w:val="auto"/>
-      <w:kern w:val="0"/>
       <w:sz w:val="24"/>
       <w:szCs w:val="24"/>
-      <w:lang w:val="en-US" w:eastAsia="en-US" w:bidi="ar-SA"/>
     </w:rPr>
   </w:style>
   <w:style w:type="paragraph" w:styleId="Date">
     <w:name w:val="Date"/>
+    <w:basedOn w:val="Title"/>
     <w:next w:val="BodyText"/>
     <w:qFormat/>
     <w:pPr>
       <w:keepNext w:val="true"/>
       <w:keepLines/>
-      <w:widowControl/>
-      <w:bidi w:val="0"/>
-      <w:spacing w:before="0" w:after="200"/>
-      <w:jc w:val="center"/>
     </w:pPr>
     <w:rPr>
-      <w:rFonts w:ascii="Times New Roman" w:hAnsi="Times New Roman" w:eastAsia="Times New Roman" w:cs="" w:asciiTheme="minorHAnsi" w:cstheme="minorBidi" w:eastAsiaTheme="minorHAnsi" w:hAnsiTheme="minorHAnsi"/>
-      <w:color w:val="auto"/>
-      <w:kern w:val="0"/>
       <w:sz w:val="24"/>
       <w:szCs w:val="24"/>
-      <w:lang w:val="en-US" w:eastAsia="en-US" w:bidi="ar-SA"/>
     </w:rPr>
   </w:style>
   <w:style w:type="paragraph" w:styleId="AbstractTitle" w:customStyle="1">
@@ -16250,7 +16322,6 @@
     </w:pPr>
     <w:rPr>
       <w:b/>
-      <w:color w:val="345A8A"/>
       <w:sz w:val="20"/>
       <w:szCs w:val="20"/>
     </w:rPr>
@@ -16291,12 +16362,25 @@
     <w:rPr/>
   </w:style>
   <w:style w:type="paragraph" w:styleId="FootnoteText">
-    <w:name w:val="Footnote Text"/>
+    <w:name w:val="footnote text"/>
     <w:basedOn w:val="Normal"/>
     <w:uiPriority w:val="9"/>
     <w:unhideWhenUsed/>
     <w:qFormat/>
     <w:pPr/>
+    <w:rPr/>
+  </w:style>
+  <w:style w:type="paragraph" w:styleId="FootnoteBlockText">
+    <w:name w:val="Footnote Block Text"/>
+    <w:basedOn w:val="FootnoteText"/>
+    <w:next w:val="FootnoteText"/>
+    <w:uiPriority w:val="9"/>
+    <w:unhideWhenUsed/>
+    <w:qFormat/>
+    <w:pPr>
+      <w:spacing w:before="100" w:after="100"/>
+      <w:ind w:hanging="0" w:start="480" w:end="480"/>
+    </w:pPr>
     <w:rPr/>
   </w:style>
   <w:style w:type="paragraph" w:styleId="DefinitionTerm" w:customStyle="1">
@@ -16336,8 +16420,8 @@
     <w:pPr/>
     <w:rPr/>
   </w:style>
-  <w:style w:type="paragraph" w:styleId="Figure" w:customStyle="1">
-    <w:name w:val="Figure"/>
+  <w:style w:type="paragraph" w:styleId="Figura" w:customStyle="1">
+    <w:name w:val="Figura"/>
     <w:basedOn w:val="Normal"/>
     <w:qFormat/>
     <w:pPr/>
@@ -16345,7 +16429,7 @@
   </w:style>
   <w:style w:type="paragraph" w:styleId="CaptionedFigure" w:customStyle="1">
     <w:name w:val="Captioned Figure"/>
-    <w:basedOn w:val="Figure"/>
+    <w:basedOn w:val="Figura"/>
     <w:qFormat/>
     <w:pPr>
       <w:keepNext w:val="true"/>
@@ -16353,8 +16437,8 @@
     <w:rPr/>
   </w:style>
   <w:style w:type="paragraph" w:styleId="IndexHeading">
-    <w:name w:val="Index Heading"/>
-    <w:basedOn w:val="Heading"/>
+    <w:name w:val="index heading"/>
+    <w:basedOn w:val="Ttulo"/>
     <w:pPr/>
     <w:rPr/>
   </w:style>
@@ -16366,14 +16450,14 @@
     <w:unhideWhenUsed/>
     <w:qFormat/>
     <w:pPr>
-      <w:spacing w:lineRule="auto" w:line="259" w:before="240" w:after="0"/>
+      <w:spacing w:lineRule="auto" w:line="259" w:before="240" w:after="80"/>
       <w:outlineLvl w:val="9"/>
     </w:pPr>
     <w:rPr>
       <w:rFonts w:ascii="Times New Roman" w:hAnsi="Times New Roman" w:eastAsia="Times New Roman" w:cs="" w:asciiTheme="majorHAnsi" w:cstheme="majorBidi" w:eastAsiaTheme="majorEastAsia" w:hAnsiTheme="majorHAnsi"/>
       <w:b w:val="false"/>
       <w:bCs w:val="false"/>
-      <w:color w:themeColor="accent1" w:themeShade="bf" w:val="365F91"/>
+      <w:color w:val="000000"/>
     </w:rPr>
   </w:style>
   <w:style w:type="paragraph" w:styleId="SourceCode" w:customStyle="1">
@@ -16419,47 +16503,47 @@
         <a:srgbClr val="000000"/>
       </a:dk1>
       <a:lt1>
-        <a:srgbClr val="ffffff"/>
+        <a:srgbClr val="FFFFFF"/>
       </a:lt1>
       <a:dk2>
-        <a:srgbClr val="1f497d"/>
+        <a:srgbClr val="0E2841"/>
       </a:dk2>
       <a:lt2>
-        <a:srgbClr val="eeece1"/>
+        <a:srgbClr val="E8E8E8"/>
       </a:lt2>
       <a:accent1>
-        <a:srgbClr val="4f81bd"/>
+        <a:srgbClr val="156082"/>
       </a:accent1>
       <a:accent2>
-        <a:srgbClr val="c0504d"/>
+        <a:srgbClr val="E97132"/>
       </a:accent2>
       <a:accent3>
-        <a:srgbClr val="9bbb59"/>
+        <a:srgbClr val="196B24"/>
       </a:accent3>
       <a:accent4>
-        <a:srgbClr val="8064a2"/>
+        <a:srgbClr val="0F9ED5"/>
       </a:accent4>
       <a:accent5>
-        <a:srgbClr val="4bacc6"/>
+        <a:srgbClr val="A02B93"/>
       </a:accent5>
       <a:accent6>
-        <a:srgbClr val="f79646"/>
+        <a:srgbClr val="4EA72E"/>
       </a:accent6>
       <a:hlink>
-        <a:srgbClr val="0000ff"/>
+        <a:srgbClr val="467886"/>
       </a:hlink>
       <a:folHlink>
-        <a:srgbClr val="800080"/>
+        <a:srgbClr val="96607D"/>
       </a:folHlink>
     </a:clrScheme>
     <a:fontScheme name="Office">
       <a:majorFont>
-        <a:latin typeface="Calibri" pitchFamily="0" charset="1"/>
+        <a:latin typeface="Aptos Display" panose="02110004020202020204" pitchFamily="0" charset="1"/>
         <a:ea typeface=""/>
         <a:cs typeface=""/>
       </a:majorFont>
       <a:minorFont>
-        <a:latin typeface="Cambria" pitchFamily="0" charset="1"/>
+        <a:latin typeface="Aptos" panose="02110004020202020204" pitchFamily="0" charset="1"/>
         <a:ea typeface=""/>
         <a:cs typeface=""/>
       </a:minorFont>
@@ -16473,51 +16557,63 @@
           <a:gsLst>
             <a:gs pos="0">
               <a:schemeClr val="phClr">
-                <a:tint val="50000"/>
+                <a:lumMod val="110000"/>
+                <a:tint val="67000"/>
               </a:schemeClr>
             </a:gs>
-            <a:gs pos="35000">
+            <a:gs pos="50000">
               <a:schemeClr val="phClr">
-                <a:tint val="37000"/>
+                <a:lumMod val="105000"/>
+                <a:tint val="73000"/>
               </a:schemeClr>
             </a:gs>
             <a:gs pos="100000">
               <a:schemeClr val="phClr">
-                <a:tint val="15000"/>
+                <a:lumMod val="105000"/>
+                <a:tint val="81000"/>
               </a:schemeClr>
             </a:gs>
           </a:gsLst>
-          <a:lin ang="16200000" scaled="1"/>
+          <a:lin ang="5400000" scaled="0"/>
           <a:tileRect l="0" t="0" r="0" b="0"/>
         </a:gradFill>
         <a:gradFill>
           <a:gsLst>
             <a:gs pos="0">
               <a:schemeClr val="phClr">
-                <a:tint val="100000"/>
+                <a:lumMod val="102000"/>
+                <a:tint val="94000"/>
+              </a:schemeClr>
+            </a:gs>
+            <a:gs pos="50000">
+              <a:schemeClr val="phClr">
+                <a:lumMod val="100000"/>
                 <a:shade val="100000"/>
               </a:schemeClr>
             </a:gs>
             <a:gs pos="100000">
               <a:schemeClr val="phClr">
-                <a:tint val="50000"/>
-                <a:shade val="100000"/>
+                <a:lumMod val="99000"/>
+                <a:shade val="78000"/>
               </a:schemeClr>
             </a:gs>
           </a:gsLst>
-          <a:lin ang="16200000" scaled="0"/>
+          <a:lin ang="5400000" scaled="0"/>
           <a:tileRect l="0" t="0" r="0" b="0"/>
         </a:gradFill>
       </a:fillStyleLst>
       <a:lnStyleLst>
-        <a:ln w="9525" cap="flat" cmpd="sng" algn="ctr">
+        <a:ln w="6350" cap="flat" cmpd="sng" algn="ctr">
           <a:prstDash val="solid"/>
+          <a:miter lim="800000"/>
         </a:ln>
-        <a:ln w="25400" cap="flat" cmpd="sng" algn="ctr">
+        <a:ln w="12700" cap="flat" cmpd="sng" algn="ctr">
           <a:prstDash val="solid"/>
+          <a:miter lim="800000"/>
         </a:ln>
-        <a:ln w="38100" cap="flat" cmpd="sng" algn="ctr">
+        <a:ln w="19050" cap="flat" cmpd="sng" algn="ctr">
           <a:prstDash val="solid"/>
+          <a:miter lim="800000"/>
         </a:ln>
       </a:lnStyleLst>
       <a:effectStyleLst>
@@ -16535,46 +16631,34 @@
         <a:solidFill>
           <a:schemeClr val="phClr"/>
         </a:solidFill>
+        <a:solidFill>
+          <a:schemeClr val="phClr">
+            <a:tint val="95000"/>
+          </a:schemeClr>
+        </a:solidFill>
         <a:gradFill>
           <a:gsLst>
             <a:gs pos="0">
               <a:schemeClr val="phClr">
-                <a:tint val="40000"/>
+                <a:tint val="93000"/>
+                <a:shade val="98000"/>
+                <a:lumMod val="102000"/>
               </a:schemeClr>
             </a:gs>
-            <a:gs pos="40000">
+            <a:gs pos="50000">
               <a:schemeClr val="phClr">
-                <a:tint val="45000"/>
-                <a:shade val="99000"/>
+                <a:tint val="98000"/>
+                <a:shade val="90000"/>
+                <a:lumMod val="103000"/>
               </a:schemeClr>
             </a:gs>
             <a:gs pos="100000">
               <a:schemeClr val="phClr">
-                <a:shade val="20000"/>
+                <a:shade val="63000"/>
               </a:schemeClr>
             </a:gs>
           </a:gsLst>
-          <a:path path="circle">
-            <a:fillToRect l="50000" t="-80000" r="50000" b="180000"/>
-          </a:path>
-          <a:tileRect l="0" t="0" r="0" b="0"/>
-        </a:gradFill>
-        <a:gradFill>
-          <a:gsLst>
-            <a:gs pos="0">
-              <a:schemeClr val="phClr">
-                <a:tint val="80000"/>
-              </a:schemeClr>
-            </a:gs>
-            <a:gs pos="100000">
-              <a:schemeClr val="phClr">
-                <a:shade val="30000"/>
-              </a:schemeClr>
-            </a:gs>
-          </a:gsLst>
-          <a:path path="circle">
-            <a:fillToRect l="50000" t="50000" r="50000" b="50000"/>
-          </a:path>
+          <a:lin ang="5400000" scaled="0"/>
           <a:tileRect l="0" t="0" r="0" b="0"/>
         </a:gradFill>
       </a:bgFillStyleLst>

--- a/artigo_anonimo.docx
+++ b/artigo_anonimo.docx
@@ -1,10 +1,14 @@
 
 <file path=word/document.xml><?xml version="1.0" encoding="utf-8"?>
-<w:document xmlns:o="urn:schemas-microsoft-com:office:office" xmlns:r="http://schemas.openxmlformats.org/officeDocument/2006/relationships" xmlns:v="urn:schemas-microsoft-com:vml" xmlns:w="http://schemas.openxmlformats.org/wordprocessingml/2006/main" xmlns:w10="urn:schemas-microsoft-com:office:word" xmlns:wp="http://schemas.openxmlformats.org/drawingml/2006/wordprocessingDrawing" xmlns:pic="http://schemas.openxmlformats.org/drawingml/2006/picture" xmlns:wps="http://schemas.microsoft.com/office/word/2010/wordprocessingShape" xmlns:wpg="http://schemas.microsoft.com/office/word/2010/wordprocessingGroup" xmlns:mc="http://schemas.openxmlformats.org/markup-compatibility/2006" xmlns:wp14="http://schemas.microsoft.com/office/word/2010/wordprocessingDrawing" xmlns:w14="http://schemas.microsoft.com/office/word/2010/wordml" xmlns:w15="http://schemas.microsoft.com/office/word/2012/wordml" mc:Ignorable="w14 wp14 w15">
+<w:document xmlns:o="urn:schemas-microsoft-com:office:office" xmlns:r="http://schemas.openxmlformats.org/officeDocument/2006/relationships" xmlns:v="urn:schemas-microsoft-com:vml" xmlns:w="http://schemas.openxmlformats.org/wordprocessingml/2006/main" xmlns:w10="urn:schemas-microsoft-com:office:word" xmlns:wp="http://schemas.openxmlformats.org/drawingml/2006/wordprocessingDrawing" xmlns:wps="http://schemas.microsoft.com/office/word/2010/wordprocessingShape" xmlns:wpg="http://schemas.microsoft.com/office/word/2010/wordprocessingGroup" xmlns:mc="http://schemas.openxmlformats.org/markup-compatibility/2006" xmlns:wp14="http://schemas.microsoft.com/office/word/2010/wordprocessingDrawing" xmlns:w14="http://schemas.microsoft.com/office/word/2010/wordml" xmlns:w15="http://schemas.microsoft.com/office/word/2012/wordml" mc:Ignorable="w14 wp14 w15">
   <w:body>
     <w:p>
       <w:pPr>
         <w:pStyle w:val="Title"/>
+        <w:keepNext w:val="true"/>
+        <w:keepLines/>
+        <w:spacing w:before="480" w:after="240"/>
+        <w:jc w:val="center"/>
         <w:rPr/>
       </w:pPr>
       <w:r>
@@ -267,7 +271,7 @@
       <w:tblPr>
         <w:tblW w:w="9360" w:type="dxa"/>
         <w:jc w:val="start"/>
-        <w:tblInd w:w="103" w:type="dxa"/>
+        <w:tblInd w:w="113" w:type="dxa"/>
         <w:tblLayout w:type="fixed"/>
         <w:tblCellMar>
           <w:top w:w="0" w:type="dxa"/>
@@ -275,18 +279,18 @@
           <w:bottom w:w="0" w:type="dxa"/>
           <w:end w:w="108" w:type="dxa"/>
         </w:tblCellMar>
-        <w:tblLook w:val="04a0" w:firstRow="1" w:noVBand="1" w:lastRow="0" w:firstColumn="1" w:lastColumn="0" w:noHBand="0"/>
+        <w:tblLook w:val="04a0" w:noHBand="0" w:noVBand="1" w:firstColumn="1" w:lastRow="0" w:lastColumn="0" w:firstRow="1"/>
       </w:tblPr>
       <w:tblGrid>
         <w:gridCol w:w="2340"/>
         <w:gridCol w:w="2340"/>
         <w:gridCol w:w="2340"/>
-        <w:gridCol w:w="2340"/>
+        <w:gridCol w:w="2339"/>
       </w:tblGrid>
       <w:tr>
         <w:trPr>
           <w:tblHeader w:val="true"/>
-          <w:cantSplit/>
+          <w:cantSplit w:val="true"/>
         </w:trPr>
         <w:tc>
           <w:tcPr>
@@ -374,7 +378,7 @@
         </w:tc>
         <w:tc>
           <w:tcPr>
-            <w:tcW w:w="2340" w:type="dxa"/>
+            <w:tcW w:w="2339" w:type="dxa"/>
             <w:tcBorders>
               <w:top w:val="single" w:sz="4" w:space="0" w:color="999999"/>
               <w:start w:val="single" w:sz="4" w:space="0" w:color="999999"/>
@@ -403,7 +407,7 @@
       </w:tr>
       <w:tr>
         <w:trPr>
-          <w:cantSplit/>
+          <w:cantSplit w:val="true"/>
         </w:trPr>
         <w:tc>
           <w:tcPr>
@@ -488,7 +492,7 @@
         </w:tc>
         <w:tc>
           <w:tcPr>
-            <w:tcW w:w="2340" w:type="dxa"/>
+            <w:tcW w:w="2339" w:type="dxa"/>
             <w:tcBorders>
               <w:top w:val="single" w:sz="4" w:space="0" w:color="999999"/>
               <w:start w:val="single" w:sz="4" w:space="0" w:color="999999"/>
@@ -516,7 +520,7 @@
       </w:tr>
       <w:tr>
         <w:trPr>
-          <w:cantSplit/>
+          <w:cantSplit w:val="true"/>
         </w:trPr>
         <w:tc>
           <w:tcPr>
@@ -601,7 +605,7 @@
         </w:tc>
         <w:tc>
           <w:tcPr>
-            <w:tcW w:w="2340" w:type="dxa"/>
+            <w:tcW w:w="2339" w:type="dxa"/>
             <w:tcBorders>
               <w:top w:val="single" w:sz="4" w:space="0" w:color="999999"/>
               <w:start w:val="single" w:sz="4" w:space="0" w:color="999999"/>
@@ -629,7 +633,7 @@
       </w:tr>
       <w:tr>
         <w:trPr>
-          <w:cantSplit/>
+          <w:cantSplit w:val="true"/>
         </w:trPr>
         <w:tc>
           <w:tcPr>
@@ -714,7 +718,7 @@
         </w:tc>
         <w:tc>
           <w:tcPr>
-            <w:tcW w:w="2340" w:type="dxa"/>
+            <w:tcW w:w="2339" w:type="dxa"/>
             <w:tcBorders>
               <w:top w:val="single" w:sz="4" w:space="0" w:color="999999"/>
               <w:start w:val="single" w:sz="4" w:space="0" w:color="999999"/>
@@ -742,7 +746,7 @@
       </w:tr>
       <w:tr>
         <w:trPr>
-          <w:cantSplit/>
+          <w:cantSplit w:val="true"/>
         </w:trPr>
         <w:tc>
           <w:tcPr>
@@ -840,7 +844,7 @@
         </w:tc>
         <w:tc>
           <w:tcPr>
-            <w:tcW w:w="2340" w:type="dxa"/>
+            <w:tcW w:w="2339" w:type="dxa"/>
             <w:tcBorders>
               <w:top w:val="single" w:sz="4" w:space="0" w:color="999999"/>
               <w:start w:val="single" w:sz="4" w:space="0" w:color="999999"/>
@@ -868,7 +872,7 @@
       </w:tr>
       <w:tr>
         <w:trPr>
-          <w:cantSplit/>
+          <w:cantSplit w:val="true"/>
         </w:trPr>
         <w:tc>
           <w:tcPr>
@@ -953,7 +957,7 @@
         </w:tc>
         <w:tc>
           <w:tcPr>
-            <w:tcW w:w="2340" w:type="dxa"/>
+            <w:tcW w:w="2339" w:type="dxa"/>
             <w:tcBorders>
               <w:top w:val="single" w:sz="4" w:space="0" w:color="999999"/>
               <w:start w:val="single" w:sz="4" w:space="0" w:color="999999"/>
@@ -1027,18 +1031,19 @@
         <w:pStyle w:val="BodyText"/>
         <w:rPr/>
       </w:pPr>
+      <w:bookmarkStart w:id="1" w:name="sec%3Aintroducao"/>
       <w:r>
         <w:rPr/>
         <w:t>A contribuição central é uma especificação operacional candidata, composta por matriz de critérios e indicadores candidatos e por um fluxo de validação institucional, que articula evidência científica, dimensão, critério, indicador observável, parametrização multicritério futura, veto não compensatório e decisão pública rastreável. O mapeamento bibliométrico, a síntese temática e a busca de sensibilidade formam camadas articuladas de evidência para orientar essa parametrização e validação futuras, deslocando o foco do artigo da gestão da informação de manutenção por BIM para a estruturação auditável da priorização sustentável.</w:t>
       </w:r>
-      <w:bookmarkEnd w:id="0"/>
+      <w:bookmarkEnd w:id="1"/>
     </w:p>
     <w:p>
       <w:pPr>
         <w:pStyle w:val="Heading1"/>
         <w:rPr/>
       </w:pPr>
-      <w:bookmarkStart w:id="1" w:name="sec%3Ametodo"/>
+      <w:bookmarkStart w:id="2" w:name="sec%3Ametodo"/>
       <w:r>
         <w:rPr>
           <w:rStyle w:val="SectionNumber"/>
@@ -1066,7 +1071,7 @@
         <w:pStyle w:val="Heading2"/>
         <w:rPr/>
       </w:pPr>
-      <w:bookmarkStart w:id="2" w:name="conjuntos-analíticos"/>
+      <w:bookmarkStart w:id="3" w:name="conjuntos-analíticos"/>
       <w:r>
         <w:rPr>
           <w:rStyle w:val="SectionNumber"/>
@@ -1114,7 +1119,7 @@
       <w:tblPr>
         <w:tblW w:w="9360" w:type="dxa"/>
         <w:jc w:val="start"/>
-        <w:tblInd w:w="103" w:type="dxa"/>
+        <w:tblInd w:w="113" w:type="dxa"/>
         <w:tblLayout w:type="fixed"/>
         <w:tblCellMar>
           <w:top w:w="0" w:type="dxa"/>
@@ -1122,7 +1127,7 @@
           <w:bottom w:w="0" w:type="dxa"/>
           <w:end w:w="108" w:type="dxa"/>
         </w:tblCellMar>
-        <w:tblLook w:val="04a0" w:firstRow="1" w:noVBand="1" w:lastRow="0" w:firstColumn="1" w:lastColumn="0" w:noHBand="0"/>
+        <w:tblLook w:val="04a0" w:noHBand="0" w:noVBand="1" w:firstColumn="1" w:lastRow="0" w:lastColumn="0" w:firstRow="1"/>
       </w:tblPr>
       <w:tblGrid>
         <w:gridCol w:w="3120"/>
@@ -1132,7 +1137,7 @@
       <w:tr>
         <w:trPr>
           <w:tblHeader w:val="true"/>
-          <w:cantSplit/>
+          <w:cantSplit w:val="true"/>
         </w:trPr>
         <w:tc>
           <w:tcPr>
@@ -1221,7 +1226,7 @@
       </w:tr>
       <w:tr>
         <w:trPr>
-          <w:cantSplit/>
+          <w:cantSplit w:val="true"/>
         </w:trPr>
         <w:tc>
           <w:tcPr>
@@ -1307,7 +1312,7 @@
       </w:tr>
       <w:tr>
         <w:trPr>
-          <w:cantSplit/>
+          <w:cantSplit w:val="true"/>
         </w:trPr>
         <w:tc>
           <w:tcPr>
@@ -1393,7 +1398,7 @@
       </w:tr>
       <w:tr>
         <w:trPr>
-          <w:cantSplit/>
+          <w:cantSplit w:val="true"/>
         </w:trPr>
         <w:tc>
           <w:tcPr>
@@ -1479,7 +1484,7 @@
       </w:tr>
       <w:tr>
         <w:trPr>
-          <w:cantSplit/>
+          <w:cantSplit w:val="true"/>
         </w:trPr>
         <w:tc>
           <w:tcPr>
@@ -1565,7 +1570,7 @@
       </w:tr>
       <w:tr>
         <w:trPr>
-          <w:cantSplit/>
+          <w:cantSplit w:val="true"/>
         </w:trPr>
         <w:tc>
           <w:tcPr>
@@ -1697,7 +1702,7 @@
       <w:tblPr>
         <w:tblW w:w="9360" w:type="dxa"/>
         <w:jc w:val="start"/>
-        <w:tblInd w:w="103" w:type="dxa"/>
+        <w:tblInd w:w="113" w:type="dxa"/>
         <w:tblLayout w:type="fixed"/>
         <w:tblCellMar>
           <w:top w:w="0" w:type="dxa"/>
@@ -1705,7 +1710,7 @@
           <w:bottom w:w="0" w:type="dxa"/>
           <w:end w:w="108" w:type="dxa"/>
         </w:tblCellMar>
-        <w:tblLook w:val="04a0" w:firstRow="1" w:noVBand="1" w:lastRow="0" w:firstColumn="1" w:lastColumn="0" w:noHBand="0"/>
+        <w:tblLook w:val="04a0" w:noHBand="0" w:noVBand="1" w:firstColumn="1" w:lastRow="0" w:lastColumn="0" w:firstRow="1"/>
       </w:tblPr>
       <w:tblGrid>
         <w:gridCol w:w="1872"/>
@@ -1717,7 +1722,7 @@
       <w:tr>
         <w:trPr>
           <w:tblHeader w:val="true"/>
-          <w:cantSplit/>
+          <w:cantSplit w:val="true"/>
         </w:trPr>
         <w:tc>
           <w:tcPr>
@@ -1862,7 +1867,7 @@
       </w:tr>
       <w:tr>
         <w:trPr>
-          <w:cantSplit/>
+          <w:cantSplit w:val="true"/>
         </w:trPr>
         <w:tc>
           <w:tcPr>
@@ -2002,7 +2007,7 @@
       </w:tr>
       <w:tr>
         <w:trPr>
-          <w:cantSplit/>
+          <w:cantSplit w:val="true"/>
         </w:trPr>
         <w:tc>
           <w:tcPr>
@@ -2142,7 +2147,7 @@
       </w:tr>
       <w:tr>
         <w:trPr>
-          <w:cantSplit/>
+          <w:cantSplit w:val="true"/>
         </w:trPr>
         <w:tc>
           <w:tcPr>
@@ -2282,7 +2287,7 @@
       </w:tr>
       <w:tr>
         <w:trPr>
-          <w:cantSplit/>
+          <w:cantSplit w:val="true"/>
         </w:trPr>
         <w:tc>
           <w:tcPr>
@@ -2422,7 +2427,7 @@
       </w:tr>
       <w:tr>
         <w:trPr>
-          <w:cantSplit/>
+          <w:cantSplit w:val="true"/>
         </w:trPr>
         <w:tc>
           <w:tcPr>
@@ -2562,7 +2567,7 @@
       </w:tr>
       <w:tr>
         <w:trPr>
-          <w:cantSplit/>
+          <w:cantSplit w:val="true"/>
         </w:trPr>
         <w:tc>
           <w:tcPr>
@@ -2702,7 +2707,7 @@
       </w:tr>
       <w:tr>
         <w:trPr>
-          <w:cantSplit/>
+          <w:cantSplit w:val="true"/>
         </w:trPr>
         <w:tc>
           <w:tcPr>
@@ -2855,6 +2860,7 @@
         <w:pStyle w:val="BodyText"/>
         <w:rPr/>
       </w:pPr>
+      <w:bookmarkStart w:id="4" w:name="conjuntos-analíticos"/>
       <w:r>
         <w:rPr>
           <w:i/>
@@ -2862,14 +2868,14 @@
         </w:rPr>
         <w:t>Fonte: elaborado pelo autor.</w:t>
       </w:r>
-      <w:bookmarkEnd w:id="2"/>
+      <w:bookmarkEnd w:id="4"/>
     </w:p>
     <w:p>
       <w:pPr>
         <w:pStyle w:val="Heading2"/>
         <w:rPr/>
       </w:pPr>
-      <w:bookmarkStart w:id="3" w:name="estratégia-de-busca"/>
+      <w:bookmarkStart w:id="5" w:name="estratégia-de-busca"/>
       <w:r>
         <w:rPr>
           <w:rStyle w:val="SectionNumber"/>
@@ -2947,7 +2953,7 @@
       <w:tblPr>
         <w:tblW w:w="9360" w:type="dxa"/>
         <w:jc w:val="start"/>
-        <w:tblInd w:w="103" w:type="dxa"/>
+        <w:tblInd w:w="113" w:type="dxa"/>
         <w:tblLayout w:type="fixed"/>
         <w:tblCellMar>
           <w:top w:w="0" w:type="dxa"/>
@@ -2955,7 +2961,7 @@
           <w:bottom w:w="0" w:type="dxa"/>
           <w:end w:w="108" w:type="dxa"/>
         </w:tblCellMar>
-        <w:tblLook w:val="04a0" w:firstRow="1" w:noVBand="1" w:lastRow="0" w:firstColumn="1" w:lastColumn="0" w:noHBand="0"/>
+        <w:tblLook w:val="04a0" w:noHBand="0" w:noVBand="1" w:firstColumn="1" w:lastRow="0" w:lastColumn="0" w:firstRow="1"/>
       </w:tblPr>
       <w:tblGrid>
         <w:gridCol w:w="1560"/>
@@ -2963,12 +2969,12 @@
         <w:gridCol w:w="1561"/>
         <w:gridCol w:w="1560"/>
         <w:gridCol w:w="1559"/>
-        <w:gridCol w:w="1561"/>
+        <w:gridCol w:w="1560"/>
       </w:tblGrid>
       <w:tr>
         <w:trPr>
           <w:tblHeader w:val="true"/>
-          <w:cantSplit/>
+          <w:cantSplit w:val="true"/>
         </w:trPr>
         <w:tc>
           <w:tcPr>
@@ -3112,7 +3118,7 @@
         </w:tc>
         <w:tc>
           <w:tcPr>
-            <w:tcW w:w="1561" w:type="dxa"/>
+            <w:tcW w:w="1560" w:type="dxa"/>
             <w:tcBorders>
               <w:top w:val="single" w:sz="4" w:space="0" w:color="999999"/>
               <w:start w:val="single" w:sz="4" w:space="0" w:color="999999"/>
@@ -3141,7 +3147,7 @@
       </w:tr>
       <w:tr>
         <w:trPr>
-          <w:cantSplit/>
+          <w:cantSplit w:val="true"/>
         </w:trPr>
         <w:tc>
           <w:tcPr>
@@ -3280,7 +3286,7 @@
         </w:tc>
         <w:tc>
           <w:tcPr>
-            <w:tcW w:w="1561" w:type="dxa"/>
+            <w:tcW w:w="1560" w:type="dxa"/>
             <w:tcBorders>
               <w:top w:val="single" w:sz="4" w:space="0" w:color="999999"/>
               <w:start w:val="single" w:sz="4" w:space="0" w:color="999999"/>
@@ -3308,7 +3314,7 @@
       </w:tr>
       <w:tr>
         <w:trPr>
-          <w:cantSplit/>
+          <w:cantSplit w:val="true"/>
         </w:trPr>
         <w:tc>
           <w:tcPr>
@@ -3447,7 +3453,7 @@
         </w:tc>
         <w:tc>
           <w:tcPr>
-            <w:tcW w:w="1561" w:type="dxa"/>
+            <w:tcW w:w="1560" w:type="dxa"/>
             <w:tcBorders>
               <w:top w:val="single" w:sz="4" w:space="0" w:color="999999"/>
               <w:start w:val="single" w:sz="4" w:space="0" w:color="999999"/>
@@ -3475,7 +3481,7 @@
       </w:tr>
       <w:tr>
         <w:trPr>
-          <w:cantSplit/>
+          <w:cantSplit w:val="true"/>
         </w:trPr>
         <w:tc>
           <w:tcPr>
@@ -3614,7 +3620,7 @@
         </w:tc>
         <w:tc>
           <w:tcPr>
-            <w:tcW w:w="1561" w:type="dxa"/>
+            <w:tcW w:w="1560" w:type="dxa"/>
             <w:tcBorders>
               <w:top w:val="single" w:sz="4" w:space="0" w:color="999999"/>
               <w:start w:val="single" w:sz="4" w:space="0" w:color="999999"/>
@@ -3642,7 +3648,7 @@
       </w:tr>
       <w:tr>
         <w:trPr>
-          <w:cantSplit/>
+          <w:cantSplit w:val="true"/>
         </w:trPr>
         <w:tc>
           <w:tcPr>
@@ -3772,7 +3778,7 @@
         </w:tc>
         <w:tc>
           <w:tcPr>
-            <w:tcW w:w="1561" w:type="dxa"/>
+            <w:tcW w:w="1560" w:type="dxa"/>
             <w:tcBorders>
               <w:top w:val="single" w:sz="4" w:space="0" w:color="999999"/>
               <w:start w:val="single" w:sz="4" w:space="0" w:color="999999"/>
@@ -3800,7 +3806,7 @@
       </w:tr>
       <w:tr>
         <w:trPr>
-          <w:cantSplit/>
+          <w:cantSplit w:val="true"/>
         </w:trPr>
         <w:tc>
           <w:tcPr>
@@ -3939,7 +3945,7 @@
         </w:tc>
         <w:tc>
           <w:tcPr>
-            <w:tcW w:w="1561" w:type="dxa"/>
+            <w:tcW w:w="1560" w:type="dxa"/>
             <w:tcBorders>
               <w:top w:val="single" w:sz="4" w:space="0" w:color="999999"/>
               <w:start w:val="single" w:sz="4" w:space="0" w:color="999999"/>
@@ -3967,7 +3973,7 @@
       </w:tr>
       <w:tr>
         <w:trPr>
-          <w:cantSplit/>
+          <w:cantSplit w:val="true"/>
         </w:trPr>
         <w:tc>
           <w:tcPr>
@@ -4106,7 +4112,7 @@
         </w:tc>
         <w:tc>
           <w:tcPr>
-            <w:tcW w:w="1561" w:type="dxa"/>
+            <w:tcW w:w="1560" w:type="dxa"/>
             <w:tcBorders>
               <w:top w:val="single" w:sz="4" w:space="0" w:color="999999"/>
               <w:start w:val="single" w:sz="4" w:space="0" w:color="999999"/>
@@ -4134,7 +4140,7 @@
       </w:tr>
       <w:tr>
         <w:trPr>
-          <w:cantSplit/>
+          <w:cantSplit w:val="true"/>
         </w:trPr>
         <w:tc>
           <w:tcPr>
@@ -4273,7 +4279,7 @@
         </w:tc>
         <w:tc>
           <w:tcPr>
-            <w:tcW w:w="1561" w:type="dxa"/>
+            <w:tcW w:w="1560" w:type="dxa"/>
             <w:tcBorders>
               <w:top w:val="single" w:sz="4" w:space="0" w:color="999999"/>
               <w:start w:val="single" w:sz="4" w:space="0" w:color="999999"/>
@@ -4301,7 +4307,7 @@
       </w:tr>
       <w:tr>
         <w:trPr>
-          <w:cantSplit/>
+          <w:cantSplit w:val="true"/>
         </w:trPr>
         <w:tc>
           <w:tcPr>
@@ -4431,7 +4437,7 @@
         </w:tc>
         <w:tc>
           <w:tcPr>
-            <w:tcW w:w="1561" w:type="dxa"/>
+            <w:tcW w:w="1560" w:type="dxa"/>
             <w:tcBorders>
               <w:top w:val="single" w:sz="4" w:space="0" w:color="999999"/>
               <w:start w:val="single" w:sz="4" w:space="0" w:color="999999"/>
@@ -4505,7 +4511,7 @@
       <w:tblPr>
         <w:tblW w:w="9360" w:type="dxa"/>
         <w:jc w:val="start"/>
-        <w:tblInd w:w="103" w:type="dxa"/>
+        <w:tblInd w:w="113" w:type="dxa"/>
         <w:tblLayout w:type="fixed"/>
         <w:tblCellMar>
           <w:top w:w="0" w:type="dxa"/>
@@ -4513,7 +4519,7 @@
           <w:bottom w:w="0" w:type="dxa"/>
           <w:end w:w="108" w:type="dxa"/>
         </w:tblCellMar>
-        <w:tblLook w:val="04a0" w:firstRow="1" w:noVBand="1" w:lastRow="0" w:firstColumn="1" w:lastColumn="0" w:noHBand="0"/>
+        <w:tblLook w:val="04a0" w:noHBand="0" w:noVBand="1" w:firstColumn="1" w:lastRow="0" w:lastColumn="0" w:firstRow="1"/>
       </w:tblPr>
       <w:tblGrid>
         <w:gridCol w:w="3120"/>
@@ -4523,7 +4529,7 @@
       <w:tr>
         <w:trPr>
           <w:tblHeader w:val="true"/>
-          <w:cantSplit/>
+          <w:cantSplit w:val="true"/>
         </w:trPr>
         <w:tc>
           <w:tcPr>
@@ -4612,7 +4618,7 @@
       </w:tr>
       <w:tr>
         <w:trPr>
-          <w:cantSplit/>
+          <w:cantSplit w:val="true"/>
         </w:trPr>
         <w:tc>
           <w:tcPr>
@@ -4698,7 +4704,7 @@
       </w:tr>
       <w:tr>
         <w:trPr>
-          <w:cantSplit/>
+          <w:cantSplit w:val="true"/>
         </w:trPr>
         <w:tc>
           <w:tcPr>
@@ -4784,7 +4790,7 @@
       </w:tr>
       <w:tr>
         <w:trPr>
-          <w:cantSplit/>
+          <w:cantSplit w:val="true"/>
         </w:trPr>
         <w:tc>
           <w:tcPr>
@@ -4870,7 +4876,7 @@
       </w:tr>
       <w:tr>
         <w:trPr>
-          <w:cantSplit/>
+          <w:cantSplit w:val="true"/>
         </w:trPr>
         <w:tc>
           <w:tcPr>
@@ -4956,7 +4962,7 @@
       </w:tr>
       <w:tr>
         <w:trPr>
-          <w:cantSplit/>
+          <w:cantSplit w:val="true"/>
         </w:trPr>
         <w:tc>
           <w:tcPr>
@@ -5055,7 +5061,7 @@
       </w:tr>
       <w:tr>
         <w:trPr>
-          <w:cantSplit/>
+          <w:cantSplit w:val="true"/>
         </w:trPr>
         <w:tc>
           <w:tcPr>
@@ -5141,7 +5147,7 @@
       </w:tr>
       <w:tr>
         <w:trPr>
-          <w:cantSplit/>
+          <w:cantSplit w:val="true"/>
         </w:trPr>
         <w:tc>
           <w:tcPr>
@@ -5240,6 +5246,7 @@
         <w:pStyle w:val="BodyText"/>
         <w:rPr/>
       </w:pPr>
+      <w:bookmarkStart w:id="6" w:name="estratégia-de-busca"/>
       <w:r>
         <w:rPr>
           <w:i/>
@@ -5247,14 +5254,14 @@
         </w:rPr>
         <w:t>Fonte: elaborado pelo autor.</w:t>
       </w:r>
-      <w:bookmarkEnd w:id="3"/>
+      <w:bookmarkEnd w:id="6"/>
     </w:p>
     <w:p>
       <w:pPr>
         <w:pStyle w:val="Heading2"/>
         <w:rPr/>
       </w:pPr>
-      <w:bookmarkStart w:id="4" w:name="X961280b3a45a67e41e71da47b94b36fd32344d7"/>
+      <w:bookmarkStart w:id="7" w:name="X961280b3a45a67e41e71da47b94b36fd32344d7"/>
       <w:r>
         <w:rPr>
           <w:rStyle w:val="SectionNumber"/>
@@ -5282,18 +5289,19 @@
         <w:pStyle w:val="BodyText"/>
         <w:rPr/>
       </w:pPr>
+      <w:bookmarkStart w:id="8" w:name="X961280b3a45a67e41e71da47b94b36fd32344d7"/>
       <w:r>
         <w:rPr/>
         <w:t>A aplicação dessas regras consolidou 12.118 ocorrências em 9.542 registros únicos, removendo 2.576 repetições. Dos 1.808 grupos com duplicidade, 1.635 foram agrupados por DOI e 173 por título normalizado, com 98 conflitos de identificadores mantidos separados. A Tabela S1 do material suplementar apresenta os indicadores completos.</w:t>
       </w:r>
-      <w:bookmarkEnd w:id="4"/>
+      <w:bookmarkEnd w:id="8"/>
     </w:p>
     <w:p>
       <w:pPr>
         <w:pStyle w:val="Heading2"/>
         <w:rPr/>
       </w:pPr>
-      <w:bookmarkStart w:id="5" w:name="triagem-e-auditoria"/>
+      <w:bookmarkStart w:id="9" w:name="triagem-e-auditoria"/>
       <w:r>
         <w:rPr>
           <w:rStyle w:val="SectionNumber"/>
@@ -5341,7 +5349,7 @@
       <w:tblPr>
         <w:tblW w:w="9360" w:type="dxa"/>
         <w:jc w:val="start"/>
-        <w:tblInd w:w="103" w:type="dxa"/>
+        <w:tblInd w:w="113" w:type="dxa"/>
         <w:tblLayout w:type="fixed"/>
         <w:tblCellMar>
           <w:top w:w="0" w:type="dxa"/>
@@ -5349,7 +5357,7 @@
           <w:bottom w:w="0" w:type="dxa"/>
           <w:end w:w="108" w:type="dxa"/>
         </w:tblCellMar>
-        <w:tblLook w:val="04a0" w:firstRow="1" w:noVBand="1" w:lastRow="0" w:firstColumn="1" w:lastColumn="0" w:noHBand="0"/>
+        <w:tblLook w:val="04a0" w:noHBand="0" w:noVBand="1" w:firstColumn="1" w:lastRow="0" w:lastColumn="0" w:firstRow="1"/>
       </w:tblPr>
       <w:tblGrid>
         <w:gridCol w:w="1170"/>
@@ -5359,12 +5367,12 @@
         <w:gridCol w:w="1170"/>
         <w:gridCol w:w="1170"/>
         <w:gridCol w:w="1170"/>
-        <w:gridCol w:w="1170"/>
+        <w:gridCol w:w="1169"/>
       </w:tblGrid>
       <w:tr>
         <w:trPr>
           <w:tblHeader w:val="true"/>
-          <w:cantSplit/>
+          <w:cantSplit w:val="true"/>
         </w:trPr>
         <w:tc>
           <w:tcPr>
@@ -5564,7 +5572,7 @@
         </w:tc>
         <w:tc>
           <w:tcPr>
-            <w:tcW w:w="1170" w:type="dxa"/>
+            <w:tcW w:w="1169" w:type="dxa"/>
             <w:tcBorders>
               <w:top w:val="single" w:sz="4" w:space="0" w:color="999999"/>
               <w:start w:val="single" w:sz="4" w:space="0" w:color="999999"/>
@@ -5593,7 +5601,7 @@
       </w:tr>
       <w:tr>
         <w:trPr>
-          <w:cantSplit/>
+          <w:cantSplit w:val="true"/>
         </w:trPr>
         <w:tc>
           <w:tcPr>
@@ -5786,7 +5794,7 @@
         </w:tc>
         <w:tc>
           <w:tcPr>
-            <w:tcW w:w="1170" w:type="dxa"/>
+            <w:tcW w:w="1169" w:type="dxa"/>
             <w:tcBorders>
               <w:top w:val="single" w:sz="4" w:space="0" w:color="999999"/>
               <w:start w:val="single" w:sz="4" w:space="0" w:color="999999"/>
@@ -5814,7 +5822,7 @@
       </w:tr>
       <w:tr>
         <w:trPr>
-          <w:cantSplit/>
+          <w:cantSplit w:val="true"/>
         </w:trPr>
         <w:tc>
           <w:tcPr>
@@ -6007,7 +6015,7 @@
         </w:tc>
         <w:tc>
           <w:tcPr>
-            <w:tcW w:w="1170" w:type="dxa"/>
+            <w:tcW w:w="1169" w:type="dxa"/>
             <w:tcBorders>
               <w:top w:val="single" w:sz="4" w:space="0" w:color="999999"/>
               <w:start w:val="single" w:sz="4" w:space="0" w:color="999999"/>
@@ -6035,7 +6043,7 @@
       </w:tr>
       <w:tr>
         <w:trPr>
-          <w:cantSplit/>
+          <w:cantSplit w:val="true"/>
         </w:trPr>
         <w:tc>
           <w:tcPr>
@@ -6228,7 +6236,7 @@
         </w:tc>
         <w:tc>
           <w:tcPr>
-            <w:tcW w:w="1170" w:type="dxa"/>
+            <w:tcW w:w="1169" w:type="dxa"/>
             <w:tcBorders>
               <w:top w:val="single" w:sz="4" w:space="0" w:color="999999"/>
               <w:start w:val="single" w:sz="4" w:space="0" w:color="999999"/>
@@ -6256,7 +6264,7 @@
       </w:tr>
       <w:tr>
         <w:trPr>
-          <w:cantSplit/>
+          <w:cantSplit w:val="true"/>
         </w:trPr>
         <w:tc>
           <w:tcPr>
@@ -6449,7 +6457,7 @@
         </w:tc>
         <w:tc>
           <w:tcPr>
-            <w:tcW w:w="1170" w:type="dxa"/>
+            <w:tcW w:w="1169" w:type="dxa"/>
             <w:tcBorders>
               <w:top w:val="single" w:sz="4" w:space="0" w:color="999999"/>
               <w:start w:val="single" w:sz="4" w:space="0" w:color="999999"/>
@@ -6500,252 +6508,17 @@
     </w:p>
     <w:p>
       <w:pPr>
-        <w:pStyle w:val="ImageCaption"/>
-        <w:rPr/>
-      </w:pPr>
-      <w:bookmarkStart w:id="6" w:name="fig%3Afunil"/>
-      <w:r>
-        <w:rPr/>
-        <w:t>Fluxo integrado da busca principal e da busca complementar de sensibilidade</w:t>
-      </w:r>
-      <w:bookmarkEnd w:id="6"/>
-    </w:p>
-    <w:p>
-      <w:pPr>
-        <w:pStyle w:val="BodyText"/>
-        <w:rPr/>
-      </w:pPr>
-      <w:r>
-        <w:rPr/>
-        <w:t>A elegibilidade e a extração do núcleo temático apoiaram-se predominantemente em título, resumo, palavras-chave e campos estruturados. Entre 37 textos completos consultados em tarefas posteriores, 19 acrescentaram evidências específicas citadas individualmente; no lote de sensibilidade, sete dos 17 textos estavam disponíveis integralmente e cinco ampliaram resultados quantitativos, desenho de validação ou limitações. A extração identificou dimensões de sustentabilidade, critérios de priorização, métodos de apoio à decisão, contexto da edificação, ODS, ESG e lacunas relacionadas a instituições públicas de ensino superior, tratando cada categoria com respostas múltiplas e um único identificador por estudo. Dimensão e critério são categorias distintas, pois a dimensão é a categoria mais ampla (técnica-operacional, institucional, ambiental, de ciclo de vida, econômica ou social) e o critério é um atributo operacional específico dentro dela, de modo que energia, risco, conforto e segurança contam como critérios sem duplicar as seis dimensões. Definições e exemplos estão no manual de codificação mantido no repositório.</w:t>
-      </w:r>
-      <w:bookmarkEnd w:id="5"/>
-    </w:p>
-    <w:p>
-      <w:pPr>
-        <w:pStyle w:val="Heading2"/>
-        <w:rPr/>
-      </w:pPr>
-      <w:bookmarkStart w:id="7" w:name="sec%3Abuscaia"/>
-      <w:r>
-        <w:rPr>
-          <w:rStyle w:val="SectionNumber"/>
-        </w:rPr>
-        <w:t>2.5</w:t>
-      </w:r>
-      <w:r>
-        <w:rPr/>
-        <w:tab/>
-        <w:t>Busca complementar de sensibilidade para inteligência artificial e aprendizado de máquina</w:t>
-      </w:r>
-    </w:p>
-    <w:p>
-      <w:pPr>
-        <w:pStyle w:val="FirstParagraph"/>
-        <w:rPr/>
-      </w:pPr>
-      <w:r>
-        <w:rPr/>
-        <w:t>As quatro expressões booleanas do núcleo original recuperaram inteligência artificial e aprendizado de máquina apenas de forma incidental, pois nenhuma das questões originalmente formuladas, de RQ0 a RQ5, continha dicionário de termos dedicado ao tema, e o método de decisão associado à RQ3 abrangia exclusivamente instrumentos multicritério como MCDM, AHP e TOPSIS. Para verificar se essa lacuna subestimava a presença do tema no campo, uma busca complementar foi conduzida nas mesmas três bases, com expressões voltadas explicitamente a IA e aprendizado de máquina aplicados a manutenção e gestão predial, recuperando 6.728 ocorrências brutas (Tabela 4). Os registros foram normalizados no mesmo esquema de campos do núcleo original e deduplicados em cascata (DOI normalizado, identificador próprio da fonte, título normalizado exato e título aproximado confirmado por ano, autor ou periódico); do total bruto, 359 registros já constavam do corpus original e 4.889 registros únicos seguiram para auditoria temática.</w:t>
-      </w:r>
-    </w:p>
-    <w:p>
-      <w:pPr>
-        <w:pStyle w:val="BodyText"/>
-        <w:rPr/>
-      </w:pPr>
-      <w:r>
-        <w:rPr/>
-        <w:t xml:space="preserve">A RQ6 recebeu manual de codificação próprio em dois níveis, com expressões que confirmam isoladamente uma técnica computacional, como </w:t>
-      </w:r>
-      <w:r>
-        <w:rPr>
-          <w:i/>
-          <w:iCs/>
-        </w:rPr>
-        <w:t>machine learning</w:t>
-      </w:r>
-      <w:r>
-        <w:rPr/>
-        <w:t xml:space="preserve">, </w:t>
-      </w:r>
-      <w:r>
-        <w:rPr>
-          <w:i/>
-          <w:iCs/>
-        </w:rPr>
-        <w:t>neural network</w:t>
-      </w:r>
-      <w:r>
-        <w:rPr/>
-        <w:t xml:space="preserve">, </w:t>
-      </w:r>
-      <w:r>
-        <w:rPr>
-          <w:i/>
-          <w:iCs/>
-        </w:rPr>
-        <w:t>random forest</w:t>
-      </w:r>
-      <w:r>
-        <w:rPr/>
-        <w:t xml:space="preserve"> e </w:t>
-      </w:r>
-      <w:r>
-        <w:rPr>
-          <w:i/>
-          <w:iCs/>
-        </w:rPr>
-        <w:t>large language model</w:t>
-      </w:r>
-      <w:r>
-        <w:rPr/>
-        <w:t xml:space="preserve">, e termos ambíguos que exigem contexto adicional, como manutenção preditiva, BIM, </w:t>
-      </w:r>
-      <w:r>
-        <w:rPr>
-          <w:i/>
-          <w:iCs/>
-        </w:rPr>
-        <w:t>digital twin</w:t>
-      </w:r>
-      <w:r>
-        <w:rPr/>
-        <w:t xml:space="preserve">, IoT e </w:t>
-      </w:r>
-      <w:r>
-        <w:rPr>
-          <w:i/>
-          <w:iCs/>
-        </w:rPr>
-        <w:t>decision tree</w:t>
-      </w:r>
-      <w:r>
-        <w:rPr/>
-        <w:t xml:space="preserve"> fora do contexto de algoritmo treinado. Essa distinção evita tratar manutenção preditiva, BIM ou </w:t>
-      </w:r>
-      <w:r>
-        <w:rPr>
-          <w:i/>
-          <w:iCs/>
-        </w:rPr>
-        <w:t>digital twin</w:t>
-      </w:r>
-      <w:r>
-        <w:rPr/>
-        <w:t xml:space="preserve"> como sinônimos de IA, pois plataformas digitais, modelos treinados e mecanismos de decisão ocupam níveis analíticos distintos (Das, 2025; Deng; Menassa; Kamat, 2021). Os 4.889 registros foram classificados, sem amostragem, em seis classes de evidência, com nível de confiança rebaixado por definição para registros sem resumo, concentrados no Crossref.</w:t>
-      </w:r>
-    </w:p>
-    <w:p>
-      <w:pPr>
-        <w:pStyle w:val="BodyText"/>
-        <w:rPr/>
-      </w:pPr>
-      <w:r>
-        <w:rPr/>
-        <w:t>A classificação produziu 20 candidatos novos; a revisão individual removeu oito cuja aplicação, tecnicamente confirmada, ocorria em domínio industrial, aeroespacial ou veicular sem relação com edificações, restando 12. Sete registros já pertencentes ao corpus original, antes secundários ou excluídos por um dicionário que não reconhecia IA, foram reavaliados sob a RQ6, e cinco foram promovidos ao núcleo principal e dois permaneceram secundários por não apresentarem relação explícita com a manutenção predial. Ao final, 17 registros passaram a integrar o núcleo temático, elevando-o de 104 para 121, sob o mesmo vocabulário fechado e os mesmos procedimentos do núcleo original, sem leitura de texto completo.</w:t>
-      </w:r>
-      <w:bookmarkEnd w:id="7"/>
-    </w:p>
-    <w:p>
-      <w:pPr>
-        <w:pStyle w:val="Heading2"/>
-        <w:rPr/>
-      </w:pPr>
-      <w:bookmarkStart w:id="8" w:name="reprodutibilidade-e-limites-da-automação"/>
-      <w:r>
-        <w:rPr>
-          <w:rStyle w:val="SectionNumber"/>
-        </w:rPr>
-        <w:t>2.6</w:t>
-      </w:r>
-      <w:r>
-        <w:rPr/>
-        <w:tab/>
-        <w:t>Reprodutibilidade e limites da automação</w:t>
-      </w:r>
-    </w:p>
-    <w:p>
-      <w:pPr>
-        <w:pStyle w:val="FirstParagraph"/>
-        <w:rPr/>
-      </w:pPr>
-      <w:r>
-        <w:rPr/>
-        <w:t>Consultas, exportações, manual de codificação, matrizes intermediárias, scripts determinísticos, figuras e verificações automatizadas foram versionados no repositório da pesquisa, preservando identificadores, proveniência e parâmetros que permitem recompilar resultados e produtos bibliométricos, contribuição de ciência aberta que não substitui pré-registro nem revisão independente. O caráter determinístico garante que a mesma entrada, processada com a mesma versão do código, produza a mesma saída, com a subjetividade explicitada no manual de codificação, nos limiares e nas decisões sobre casos duvidosos. O desenho priorizou fontes com metadados interoperáveis, o que delimita a cobertura de relatórios técnicos, normas internas e experiências institucionais da literatura cinzenta.</w:t>
-      </w:r>
-    </w:p>
-    <w:p>
-      <w:pPr>
-        <w:pStyle w:val="BodyText"/>
-        <w:rPr/>
-      </w:pPr>
-      <w:r>
-        <w:rPr/>
-        <w:t>Na preparação deste manuscrito para submissão, utilizou-se a ferramenta Claude (Claude Code, Anthropic, modelo Claude Sonnet 5) para reestruturação editorial, condensação textual, revisão linguística e adequação formal às normas editoriais do periódico; todas as alterações científicas e editoriais propostas foram revisadas e aprovadas pelo autor. A ferramenta não foi utilizada na concepção da pesquisa, na coleta de dados, na definição do corpus, na codificação, no cálculo dos resultados ou na criação de evidências.</w:t>
-      </w:r>
-      <w:bookmarkEnd w:id="1"/>
-      <w:bookmarkEnd w:id="8"/>
-    </w:p>
-    <w:p>
-      <w:pPr>
-        <w:pStyle w:val="Heading1"/>
-        <w:rPr/>
-      </w:pPr>
-      <w:bookmarkStart w:id="9" w:name="sec%3Aresultados"/>
-      <w:r>
-        <w:rPr>
-          <w:rStyle w:val="SectionNumber"/>
-        </w:rPr>
-        <w:t>3</w:t>
-      </w:r>
-      <w:r>
-        <w:rPr/>
-        <w:tab/>
-        <w:t>Resultados e discussão</w:t>
-      </w:r>
-    </w:p>
-    <w:p>
-      <w:pPr>
-        <w:pStyle w:val="Heading2"/>
-        <w:rPr/>
-      </w:pPr>
-      <w:bookmarkStart w:id="10" w:name="sec%3Apanorama"/>
-      <w:r>
-        <w:rPr>
-          <w:rStyle w:val="SectionNumber"/>
-        </w:rPr>
-        <w:t>3.1</w:t>
-      </w:r>
-      <w:r>
-        <w:rPr/>
-        <w:tab/>
-        <w:t>Estrutura bibliométrica e evolução do campo</w:t>
-      </w:r>
-    </w:p>
-    <w:p>
-      <w:pPr>
-        <w:pStyle w:val="FirstParagraph"/>
-        <w:rPr/>
-      </w:pPr>
-      <w:r>
-        <w:rPr/>
-        <w:t>O núcleo temático vigente reúne 121 registros publicados entre 2010 e 2026, dos quais 104 pertencem ao núcleo original e 17 foram incorporados pela busca de sensibilidade para inteligência artificial e aprendizado de máquina (Seção 2.5). Entre 2019 e 2026 concentram-se 101 registros (83,5%), com máximo de 29 estudos em 2025 (Gráfico 1). A deduplicação preservou a proveniência múltipla. Sessenta e sete registros vieram apenas da Scopus, 41 da Scopus e da Web of Science, sete apenas da Web of Science, três das três bases, dois da Scopus e do Crossref e um apenas do Crossref (Tabela 7). A baixa disponibilidade de resumos no Crossref reduziu sua contribuição à triagem.</w:t>
-      </w:r>
-    </w:p>
-    <w:p>
-      <w:pPr>
-        <w:pStyle w:val="CaptionedFigure"/>
-        <w:rPr/>
-      </w:pPr>
-      <w:bookmarkStart w:id="11" w:name="fig%3Atemporal"/>
+        <w:pStyle w:val="Normal"/>
+        <w:jc w:val="center"/>
+        <w:rPr/>
+      </w:pPr>
       <w:r>
         <w:rPr/>
         <w:drawing>
           <wp:inline distT="0" distB="0" distL="0" distR="0">
-            <wp:extent cx="4800600" cy="2800350"/>
+            <wp:extent cx="5669280" cy="2752725"/>
             <wp:effectExtent l="0" t="0" r="0" b="0"/>
-            <wp:docPr id="1" name="Picture"/>
+            <wp:docPr id="1" name="Picture 59" descr="" title=""/>
             <wp:cNvGraphicFramePr>
               <a:graphicFrameLocks xmlns:a="http://schemas.openxmlformats.org/drawingml/2006/main" noChangeAspect="1"/>
             </wp:cNvGraphicFramePr>
@@ -6753,7 +6526,7 @@
               <a:graphicData uri="http://schemas.openxmlformats.org/drawingml/2006/picture">
                 <pic:pic xmlns:pic="http://schemas.openxmlformats.org/drawingml/2006/picture">
                   <pic:nvPicPr>
-                    <pic:cNvPr id="1" name="Picture"/>
+                    <pic:cNvPr id="1" name="Picture 59" descr="" title=""/>
                     <pic:cNvPicPr>
                       <a:picLocks noChangeAspect="1" noChangeArrowheads="1"/>
                     </pic:cNvPicPr>
@@ -6767,12 +6540,11 @@
                   <pic:spPr bwMode="auto">
                     <a:xfrm>
                       <a:off x="0" y="0"/>
-                      <a:ext cx="4800600" cy="2800350"/>
+                      <a:ext cx="5669280" cy="2752725"/>
                     </a:xfrm>
                     <a:prstGeom prst="rect">
                       <a:avLst/>
                     </a:prstGeom>
-                    <a:noFill/>
                   </pic:spPr>
                 </pic:pic>
               </a:graphicData>
@@ -6788,25 +6560,64 @@
       </w:pPr>
       <w:r>
         <w:rPr/>
-        <w:t>Gráfico 1. Distribuição temporal do núcleo temático vigente</w:t>
-      </w:r>
-      <w:bookmarkEnd w:id="11"/>
+        <w:t>Fluxo integrado da busca principal e da busca complementar de sensibilidade</w:t>
+      </w:r>
     </w:p>
     <w:p>
       <w:pPr>
         <w:pStyle w:val="BodyText"/>
         <w:rPr/>
       </w:pPr>
-      <w:r>
-        <w:rPr/>
-        <w:t xml:space="preserve">Os tipos documentais foram harmonizados, reunindo </w:t>
+      <w:bookmarkStart w:id="10" w:name="triagem-e-auditoria"/>
+      <w:r>
+        <w:rPr/>
+        <w:t>A elegibilidade e a extração do núcleo temático apoiaram-se predominantemente em título, resumo, palavras-chave e campos estruturados. Entre 37 textos completos consultados em tarefas posteriores, 19 acrescentaram evidências específicas citadas individualmente; no lote de sensibilidade, sete dos 17 textos estavam disponíveis integralmente e cinco ampliaram resultados quantitativos, desenho de validação ou limitações. A extração identificou dimensões de sustentabilidade, critérios de priorização, métodos de apoio à decisão, contexto da edificação, ODS, ESG e lacunas relacionadas a instituições públicas de ensino superior, tratando cada categoria com respostas múltiplas e um único identificador por estudo. Dimensão e critério são categorias distintas, pois a dimensão é a categoria mais ampla (técnica-operacional, institucional, ambiental, de ciclo de vida, econômica ou social) e o critério é um atributo operacional específico dentro dela, de modo que energia, risco, conforto e segurança contam como critérios sem duplicar as seis dimensões. Definições e exemplos estão no manual de codificação mantido no repositório.</w:t>
+      </w:r>
+      <w:bookmarkEnd w:id="10"/>
+    </w:p>
+    <w:p>
+      <w:pPr>
+        <w:pStyle w:val="Heading2"/>
+        <w:rPr/>
+      </w:pPr>
+      <w:bookmarkStart w:id="11" w:name="sec%3Abuscaia"/>
+      <w:r>
+        <w:rPr>
+          <w:rStyle w:val="SectionNumber"/>
+        </w:rPr>
+        <w:t>2.5</w:t>
+      </w:r>
+      <w:r>
+        <w:rPr/>
+        <w:tab/>
+        <w:t>Busca complementar de sensibilidade para inteligência artificial e aprendizado de máquina</w:t>
+      </w:r>
+    </w:p>
+    <w:p>
+      <w:pPr>
+        <w:pStyle w:val="FirstParagraph"/>
+        <w:rPr/>
+      </w:pPr>
+      <w:r>
+        <w:rPr/>
+        <w:t>As quatro expressões booleanas do núcleo original recuperaram inteligência artificial e aprendizado de máquina apenas de forma incidental, pois nenhuma das questões originalmente formuladas, de RQ0 a RQ5, continha dicionário de termos dedicado ao tema, e o método de decisão associado à RQ3 abrangia exclusivamente instrumentos multicritério como MCDM, AHP e TOPSIS. Para verificar se essa lacuna subestimava a presença do tema no campo, uma busca complementar foi conduzida nas mesmas três bases, com expressões voltadas explicitamente a IA e aprendizado de máquina aplicados a manutenção e gestão predial, recuperando 6.728 ocorrências brutas (Tabela 4). Os registros foram normalizados no mesmo esquema de campos do núcleo original e deduplicados em cascata (DOI normalizado, identificador próprio da fonte, título normalizado exato e título aproximado confirmado por ano, autor ou periódico); do total bruto, 359 registros já constavam do corpus original e 4.889 registros únicos seguiram para auditoria temática.</w:t>
+      </w:r>
+    </w:p>
+    <w:p>
+      <w:pPr>
+        <w:pStyle w:val="BodyText"/>
+        <w:rPr/>
+      </w:pPr>
+      <w:r>
+        <w:rPr/>
+        <w:t xml:space="preserve">A RQ6 recebeu manual de codificação próprio em dois níveis, com expressões que confirmam isoladamente uma técnica computacional, como </w:t>
       </w:r>
       <w:r>
         <w:rPr>
           <w:i/>
           <w:iCs/>
         </w:rPr>
-        <w:t>Journal</w:t>
+        <w:t>machine learning</w:t>
       </w:r>
       <w:r>
         <w:rPr/>
@@ -6817,1184 +6628,66 @@
           <w:i/>
           <w:iCs/>
         </w:rPr>
-        <w:t>JOUR</w:t>
-      </w:r>
-      <w:r>
-        <w:rPr/>
-        <w:t xml:space="preserve"> e </w:t>
+        <w:t>neural network</w:t>
+      </w:r>
+      <w:r>
+        <w:rPr/>
+        <w:t xml:space="preserve">, </w:t>
       </w:r>
       <w:r>
         <w:rPr>
           <w:i/>
           <w:iCs/>
         </w:rPr>
-        <w:t>journal-article</w:t>
-      </w:r>
-      <w:r>
-        <w:rPr/>
-        <w:t xml:space="preserve"> na categoria artigo de periódico; </w:t>
+        <w:t>random forest</w:t>
+      </w:r>
+      <w:r>
+        <w:rPr/>
+        <w:t xml:space="preserve"> e </w:t>
       </w:r>
       <w:r>
         <w:rPr>
           <w:i/>
           <w:iCs/>
         </w:rPr>
-        <w:t>Conference Proceeding</w:t>
-      </w:r>
-      <w:r>
-        <w:rPr/>
-        <w:t xml:space="preserve"> e </w:t>
+        <w:t>large language model</w:t>
+      </w:r>
+      <w:r>
+        <w:rPr/>
+        <w:t xml:space="preserve">, e termos ambíguos que exigem contexto adicional, como manutenção preditiva, BIM, </w:t>
       </w:r>
       <w:r>
         <w:rPr>
           <w:i/>
           <w:iCs/>
         </w:rPr>
-        <w:t>CPAPER</w:t>
-      </w:r>
-      <w:r>
-        <w:rPr/>
-        <w:t xml:space="preserve"> em trabalhos em evento; </w:t>
+        <w:t>digital twin</w:t>
+      </w:r>
+      <w:r>
+        <w:rPr/>
+        <w:t xml:space="preserve">, IoT e </w:t>
       </w:r>
       <w:r>
         <w:rPr>
           <w:i/>
           <w:iCs/>
         </w:rPr>
-        <w:t>Book Series</w:t>
-      </w:r>
-      <w:r>
-        <w:rPr/>
-        <w:t xml:space="preserve"> e </w:t>
+        <w:t>decision tree</w:t>
+      </w:r>
+      <w:r>
+        <w:rPr/>
+        <w:t xml:space="preserve"> fora do contexto de algoritmo treinado. Essa distinção evita tratar manutenção preditiva, BIM ou </w:t>
       </w:r>
       <w:r>
         <w:rPr>
           <w:i/>
           <w:iCs/>
         </w:rPr>
-        <w:t>Book</w:t>
-      </w:r>
-      <w:r>
-        <w:rPr/>
-        <w:t xml:space="preserve"> em livro ou série de livro. A Tabela 7 apresenta proveniência e tipologia separadamente, indicando predomínio de artigos de periódico e forte presença da Scopus; a sobreposição entre bases registra caminhos de recuperação do mesmo estudo, enquanto a avaliação da evidência depende do conteúdo de cada registro.</w:t>
-      </w:r>
-    </w:p>
-    <w:p>
-      <w:pPr>
-        <w:pStyle w:val="TableCaption"/>
-        <w:keepNext w:val="true"/>
-        <w:rPr/>
-      </w:pPr>
-      <w:r>
-        <w:rPr/>
-        <w:t>Tabela 7. Distribuição do núcleo temático vigente por base de origem e tipo documental</w:t>
-      </w:r>
-    </w:p>
-    <w:tbl>
-      <w:tblPr>
-        <w:tblW w:w="9360" w:type="dxa"/>
-        <w:jc w:val="start"/>
-        <w:tblInd w:w="103" w:type="dxa"/>
-        <w:tblLayout w:type="fixed"/>
-        <w:tblCellMar>
-          <w:top w:w="0" w:type="dxa"/>
-          <w:start w:w="108" w:type="dxa"/>
-          <w:bottom w:w="0" w:type="dxa"/>
-          <w:end w:w="108" w:type="dxa"/>
-        </w:tblCellMar>
-        <w:tblLook w:val="04a0" w:firstRow="1" w:noVBand="1" w:lastRow="0" w:firstColumn="1" w:lastColumn="0" w:noHBand="0"/>
-      </w:tblPr>
-      <w:tblGrid>
-        <w:gridCol w:w="2340"/>
-        <w:gridCol w:w="2340"/>
-        <w:gridCol w:w="2340"/>
-        <w:gridCol w:w="2340"/>
-      </w:tblGrid>
-      <w:tr>
-        <w:trPr>
-          <w:tblHeader w:val="true"/>
-          <w:cantSplit/>
-        </w:trPr>
-        <w:tc>
-          <w:tcPr>
-            <w:tcW w:w="2340" w:type="dxa"/>
-            <w:tcBorders>
-              <w:top w:val="single" w:sz="4" w:space="0" w:color="999999"/>
-              <w:start w:val="single" w:sz="4" w:space="0" w:color="999999"/>
-              <w:bottom w:val="single" w:sz="4" w:space="0" w:color="999999"/>
-              <w:end w:val="single" w:sz="4" w:space="0" w:color="999999"/>
-            </w:tcBorders>
-          </w:tcPr>
-          <w:p>
-            <w:pPr>
-              <w:pStyle w:val="Normal"/>
-              <w:widowControl/>
-              <w:bidi w:val="0"/>
-              <w:spacing w:before="0" w:after="200"/>
-              <w:jc w:val="start"/>
-              <w:rPr/>
-            </w:pPr>
-            <w:r>
-              <w:rPr>
-                <w:b/>
-                <w:sz w:val="18"/>
-              </w:rPr>
-              <w:t>Categoria</w:t>
-            </w:r>
-          </w:p>
-        </w:tc>
-        <w:tc>
-          <w:tcPr>
-            <w:tcW w:w="2340" w:type="dxa"/>
-            <w:tcBorders>
-              <w:top w:val="single" w:sz="4" w:space="0" w:color="999999"/>
-              <w:start w:val="single" w:sz="4" w:space="0" w:color="999999"/>
-              <w:bottom w:val="single" w:sz="4" w:space="0" w:color="999999"/>
-              <w:end w:val="single" w:sz="4" w:space="0" w:color="999999"/>
-            </w:tcBorders>
-          </w:tcPr>
-          <w:p>
-            <w:pPr>
-              <w:pStyle w:val="Normal"/>
-              <w:widowControl/>
-              <w:bidi w:val="0"/>
-              <w:spacing w:before="0" w:after="200"/>
-              <w:jc w:val="start"/>
-              <w:rPr/>
-            </w:pPr>
-            <w:r>
-              <w:rPr>
-                <w:b/>
-                <w:sz w:val="18"/>
-              </w:rPr>
-              <w:t>Registros</w:t>
-            </w:r>
-          </w:p>
-        </w:tc>
-        <w:tc>
-          <w:tcPr>
-            <w:tcW w:w="2340" w:type="dxa"/>
-            <w:tcBorders>
-              <w:top w:val="single" w:sz="4" w:space="0" w:color="999999"/>
-              <w:start w:val="single" w:sz="4" w:space="0" w:color="999999"/>
-              <w:bottom w:val="single" w:sz="4" w:space="0" w:color="999999"/>
-              <w:end w:val="single" w:sz="4" w:space="0" w:color="999999"/>
-            </w:tcBorders>
-          </w:tcPr>
-          <w:p>
-            <w:pPr>
-              <w:pStyle w:val="Normal"/>
-              <w:widowControl/>
-              <w:bidi w:val="0"/>
-              <w:spacing w:before="0" w:after="200"/>
-              <w:jc w:val="start"/>
-              <w:rPr/>
-            </w:pPr>
-            <w:r>
-              <w:rPr>
-                <w:b/>
-                <w:sz w:val="18"/>
-              </w:rPr>
-              <w:t>% dos 121</w:t>
-            </w:r>
-          </w:p>
-        </w:tc>
-        <w:tc>
-          <w:tcPr>
-            <w:tcW w:w="2340" w:type="dxa"/>
-            <w:tcBorders>
-              <w:top w:val="single" w:sz="4" w:space="0" w:color="999999"/>
-              <w:start w:val="single" w:sz="4" w:space="0" w:color="999999"/>
-              <w:bottom w:val="single" w:sz="4" w:space="0" w:color="999999"/>
-              <w:end w:val="single" w:sz="4" w:space="0" w:color="999999"/>
-            </w:tcBorders>
-          </w:tcPr>
-          <w:p>
-            <w:pPr>
-              <w:pStyle w:val="Normal"/>
-              <w:widowControl/>
-              <w:bidi w:val="0"/>
-              <w:spacing w:before="0" w:after="200"/>
-              <w:jc w:val="start"/>
-              <w:rPr/>
-            </w:pPr>
-            <w:r>
-              <w:rPr>
-                <w:b/>
-                <w:sz w:val="18"/>
-              </w:rPr>
-              <w:t>Observação</w:t>
-            </w:r>
-          </w:p>
-        </w:tc>
-      </w:tr>
-      <w:tr>
-        <w:trPr>
-          <w:cantSplit/>
-        </w:trPr>
-        <w:tc>
-          <w:tcPr>
-            <w:tcW w:w="2340" w:type="dxa"/>
-            <w:tcBorders>
-              <w:top w:val="single" w:sz="4" w:space="0" w:color="999999"/>
-              <w:start w:val="single" w:sz="4" w:space="0" w:color="999999"/>
-              <w:bottom w:val="single" w:sz="4" w:space="0" w:color="999999"/>
-              <w:end w:val="single" w:sz="4" w:space="0" w:color="999999"/>
-            </w:tcBorders>
-          </w:tcPr>
-          <w:p>
-            <w:pPr>
-              <w:pStyle w:val="Normal"/>
-              <w:widowControl/>
-              <w:bidi w:val="0"/>
-              <w:spacing w:before="0" w:after="200"/>
-              <w:jc w:val="start"/>
-              <w:rPr/>
-            </w:pPr>
-            <w:r>
-              <w:rPr>
-                <w:sz w:val="18"/>
-              </w:rPr>
-              <w:t>A. Registros do núcleo com origem na base, respostas múltiplas</w:t>
-            </w:r>
-          </w:p>
-        </w:tc>
-        <w:tc>
-          <w:tcPr>
-            <w:tcW w:w="2340" w:type="dxa"/>
-            <w:tcBorders>
-              <w:top w:val="single" w:sz="4" w:space="0" w:color="999999"/>
-              <w:start w:val="single" w:sz="4" w:space="0" w:color="999999"/>
-              <w:bottom w:val="single" w:sz="4" w:space="0" w:color="999999"/>
-              <w:end w:val="single" w:sz="4" w:space="0" w:color="999999"/>
-            </w:tcBorders>
-          </w:tcPr>
-          <w:p>
-            <w:pPr>
-              <w:pStyle w:val="Normal"/>
-              <w:widowControl/>
-              <w:bidi w:val="0"/>
-              <w:spacing w:before="0" w:after="200"/>
-              <w:jc w:val="start"/>
-              <w:rPr/>
-            </w:pPr>
-            <w:r>
-              <w:rPr/>
-            </w:r>
-          </w:p>
-        </w:tc>
-        <w:tc>
-          <w:tcPr>
-            <w:tcW w:w="2340" w:type="dxa"/>
-            <w:tcBorders>
-              <w:top w:val="single" w:sz="4" w:space="0" w:color="999999"/>
-              <w:start w:val="single" w:sz="4" w:space="0" w:color="999999"/>
-              <w:bottom w:val="single" w:sz="4" w:space="0" w:color="999999"/>
-              <w:end w:val="single" w:sz="4" w:space="0" w:color="999999"/>
-            </w:tcBorders>
-          </w:tcPr>
-          <w:p>
-            <w:pPr>
-              <w:pStyle w:val="Normal"/>
-              <w:widowControl/>
-              <w:bidi w:val="0"/>
-              <w:spacing w:before="0" w:after="200"/>
-              <w:jc w:val="start"/>
-              <w:rPr/>
-            </w:pPr>
-            <w:r>
-              <w:rPr/>
-            </w:r>
-          </w:p>
-        </w:tc>
-        <w:tc>
-          <w:tcPr>
-            <w:tcW w:w="2340" w:type="dxa"/>
-            <w:tcBorders>
-              <w:top w:val="single" w:sz="4" w:space="0" w:color="999999"/>
-              <w:start w:val="single" w:sz="4" w:space="0" w:color="999999"/>
-              <w:bottom w:val="single" w:sz="4" w:space="0" w:color="999999"/>
-              <w:end w:val="single" w:sz="4" w:space="0" w:color="999999"/>
-            </w:tcBorders>
-          </w:tcPr>
-          <w:p>
-            <w:pPr>
-              <w:pStyle w:val="Normal"/>
-              <w:widowControl/>
-              <w:bidi w:val="0"/>
-              <w:spacing w:before="0" w:after="200"/>
-              <w:jc w:val="start"/>
-              <w:rPr/>
-            </w:pPr>
-            <w:r>
-              <w:rPr/>
-            </w:r>
-          </w:p>
-        </w:tc>
-      </w:tr>
-      <w:tr>
-        <w:trPr>
-          <w:cantSplit/>
-        </w:trPr>
-        <w:tc>
-          <w:tcPr>
-            <w:tcW w:w="2340" w:type="dxa"/>
-            <w:tcBorders>
-              <w:top w:val="single" w:sz="4" w:space="0" w:color="999999"/>
-              <w:start w:val="single" w:sz="4" w:space="0" w:color="999999"/>
-              <w:bottom w:val="single" w:sz="4" w:space="0" w:color="999999"/>
-              <w:end w:val="single" w:sz="4" w:space="0" w:color="999999"/>
-            </w:tcBorders>
-          </w:tcPr>
-          <w:p>
-            <w:pPr>
-              <w:pStyle w:val="Normal"/>
-              <w:widowControl/>
-              <w:bidi w:val="0"/>
-              <w:spacing w:before="0" w:after="200"/>
-              <w:jc w:val="start"/>
-              <w:rPr/>
-            </w:pPr>
-            <w:r>
-              <w:rPr>
-                <w:sz w:val="18"/>
-              </w:rPr>
-              <w:t>Scopus</w:t>
-            </w:r>
-          </w:p>
-        </w:tc>
-        <w:tc>
-          <w:tcPr>
-            <w:tcW w:w="2340" w:type="dxa"/>
-            <w:tcBorders>
-              <w:top w:val="single" w:sz="4" w:space="0" w:color="999999"/>
-              <w:start w:val="single" w:sz="4" w:space="0" w:color="999999"/>
-              <w:bottom w:val="single" w:sz="4" w:space="0" w:color="999999"/>
-              <w:end w:val="single" w:sz="4" w:space="0" w:color="999999"/>
-            </w:tcBorders>
-          </w:tcPr>
-          <w:p>
-            <w:pPr>
-              <w:pStyle w:val="Normal"/>
-              <w:widowControl/>
-              <w:bidi w:val="0"/>
-              <w:spacing w:before="0" w:after="200"/>
-              <w:jc w:val="start"/>
-              <w:rPr/>
-            </w:pPr>
-            <w:r>
-              <w:rPr>
-                <w:sz w:val="18"/>
-              </w:rPr>
-              <w:t>113</w:t>
-            </w:r>
-          </w:p>
-        </w:tc>
-        <w:tc>
-          <w:tcPr>
-            <w:tcW w:w="2340" w:type="dxa"/>
-            <w:tcBorders>
-              <w:top w:val="single" w:sz="4" w:space="0" w:color="999999"/>
-              <w:start w:val="single" w:sz="4" w:space="0" w:color="999999"/>
-              <w:bottom w:val="single" w:sz="4" w:space="0" w:color="999999"/>
-              <w:end w:val="single" w:sz="4" w:space="0" w:color="999999"/>
-            </w:tcBorders>
-          </w:tcPr>
-          <w:p>
-            <w:pPr>
-              <w:pStyle w:val="Normal"/>
-              <w:widowControl/>
-              <w:bidi w:val="0"/>
-              <w:spacing w:before="0" w:after="200"/>
-              <w:jc w:val="start"/>
-              <w:rPr/>
-            </w:pPr>
-            <w:r>
-              <w:rPr>
-                <w:sz w:val="18"/>
-              </w:rPr>
-              <w:t>93,4</w:t>
-            </w:r>
-          </w:p>
-        </w:tc>
-        <w:tc>
-          <w:tcPr>
-            <w:tcW w:w="2340" w:type="dxa"/>
-            <w:tcBorders>
-              <w:top w:val="single" w:sz="4" w:space="0" w:color="999999"/>
-              <w:start w:val="single" w:sz="4" w:space="0" w:color="999999"/>
-              <w:bottom w:val="single" w:sz="4" w:space="0" w:color="999999"/>
-              <w:end w:val="single" w:sz="4" w:space="0" w:color="999999"/>
-            </w:tcBorders>
-          </w:tcPr>
-          <w:p>
-            <w:pPr>
-              <w:pStyle w:val="Normal"/>
-              <w:widowControl/>
-              <w:bidi w:val="0"/>
-              <w:spacing w:before="0" w:after="200"/>
-              <w:jc w:val="start"/>
-              <w:rPr/>
-            </w:pPr>
-            <w:r>
-              <w:rPr>
-                <w:sz w:val="18"/>
-              </w:rPr>
-              <w:t>Base bibliográfica principal.</w:t>
-            </w:r>
-          </w:p>
-        </w:tc>
-      </w:tr>
-      <w:tr>
-        <w:trPr>
-          <w:cantSplit/>
-        </w:trPr>
-        <w:tc>
-          <w:tcPr>
-            <w:tcW w:w="2340" w:type="dxa"/>
-            <w:tcBorders>
-              <w:top w:val="single" w:sz="4" w:space="0" w:color="999999"/>
-              <w:start w:val="single" w:sz="4" w:space="0" w:color="999999"/>
-              <w:bottom w:val="single" w:sz="4" w:space="0" w:color="999999"/>
-              <w:end w:val="single" w:sz="4" w:space="0" w:color="999999"/>
-            </w:tcBorders>
-          </w:tcPr>
-          <w:p>
-            <w:pPr>
-              <w:pStyle w:val="Normal"/>
-              <w:widowControl/>
-              <w:bidi w:val="0"/>
-              <w:spacing w:before="0" w:after="200"/>
-              <w:jc w:val="start"/>
-              <w:rPr/>
-            </w:pPr>
-            <w:r>
-              <w:rPr>
-                <w:sz w:val="18"/>
-              </w:rPr>
-              <w:t>Web of Science</w:t>
-            </w:r>
-          </w:p>
-        </w:tc>
-        <w:tc>
-          <w:tcPr>
-            <w:tcW w:w="2340" w:type="dxa"/>
-            <w:tcBorders>
-              <w:top w:val="single" w:sz="4" w:space="0" w:color="999999"/>
-              <w:start w:val="single" w:sz="4" w:space="0" w:color="999999"/>
-              <w:bottom w:val="single" w:sz="4" w:space="0" w:color="999999"/>
-              <w:end w:val="single" w:sz="4" w:space="0" w:color="999999"/>
-            </w:tcBorders>
-          </w:tcPr>
-          <w:p>
-            <w:pPr>
-              <w:pStyle w:val="Normal"/>
-              <w:widowControl/>
-              <w:bidi w:val="0"/>
-              <w:spacing w:before="0" w:after="200"/>
-              <w:jc w:val="start"/>
-              <w:rPr/>
-            </w:pPr>
-            <w:r>
-              <w:rPr>
-                <w:sz w:val="18"/>
-              </w:rPr>
-              <w:t>51</w:t>
-            </w:r>
-          </w:p>
-        </w:tc>
-        <w:tc>
-          <w:tcPr>
-            <w:tcW w:w="2340" w:type="dxa"/>
-            <w:tcBorders>
-              <w:top w:val="single" w:sz="4" w:space="0" w:color="999999"/>
-              <w:start w:val="single" w:sz="4" w:space="0" w:color="999999"/>
-              <w:bottom w:val="single" w:sz="4" w:space="0" w:color="999999"/>
-              <w:end w:val="single" w:sz="4" w:space="0" w:color="999999"/>
-            </w:tcBorders>
-          </w:tcPr>
-          <w:p>
-            <w:pPr>
-              <w:pStyle w:val="Normal"/>
-              <w:widowControl/>
-              <w:bidi w:val="0"/>
-              <w:spacing w:before="0" w:after="200"/>
-              <w:jc w:val="start"/>
-              <w:rPr/>
-            </w:pPr>
-            <w:r>
-              <w:rPr>
-                <w:sz w:val="18"/>
-              </w:rPr>
-              <w:t>42,1</w:t>
-            </w:r>
-          </w:p>
-        </w:tc>
-        <w:tc>
-          <w:tcPr>
-            <w:tcW w:w="2340" w:type="dxa"/>
-            <w:tcBorders>
-              <w:top w:val="single" w:sz="4" w:space="0" w:color="999999"/>
-              <w:start w:val="single" w:sz="4" w:space="0" w:color="999999"/>
-              <w:bottom w:val="single" w:sz="4" w:space="0" w:color="999999"/>
-              <w:end w:val="single" w:sz="4" w:space="0" w:color="999999"/>
-            </w:tcBorders>
-          </w:tcPr>
-          <w:p>
-            <w:pPr>
-              <w:pStyle w:val="Normal"/>
-              <w:widowControl/>
-              <w:bidi w:val="0"/>
-              <w:spacing w:before="0" w:after="200"/>
-              <w:jc w:val="start"/>
-              <w:rPr/>
-            </w:pPr>
-            <w:r>
-              <w:rPr>
-                <w:sz w:val="18"/>
-              </w:rPr>
-              <w:t>Base bibliográfica independente.</w:t>
-            </w:r>
-          </w:p>
-        </w:tc>
-      </w:tr>
-      <w:tr>
-        <w:trPr>
-          <w:cantSplit/>
-        </w:trPr>
-        <w:tc>
-          <w:tcPr>
-            <w:tcW w:w="2340" w:type="dxa"/>
-            <w:tcBorders>
-              <w:top w:val="single" w:sz="4" w:space="0" w:color="999999"/>
-              <w:start w:val="single" w:sz="4" w:space="0" w:color="999999"/>
-              <w:bottom w:val="single" w:sz="4" w:space="0" w:color="999999"/>
-              <w:end w:val="single" w:sz="4" w:space="0" w:color="999999"/>
-            </w:tcBorders>
-          </w:tcPr>
-          <w:p>
-            <w:pPr>
-              <w:pStyle w:val="Normal"/>
-              <w:widowControl/>
-              <w:bidi w:val="0"/>
-              <w:spacing w:before="0" w:after="200"/>
-              <w:jc w:val="start"/>
-              <w:rPr/>
-            </w:pPr>
-            <w:r>
-              <w:rPr>
-                <w:sz w:val="18"/>
-              </w:rPr>
-              <w:t>Crossref</w:t>
-            </w:r>
-          </w:p>
-        </w:tc>
-        <w:tc>
-          <w:tcPr>
-            <w:tcW w:w="2340" w:type="dxa"/>
-            <w:tcBorders>
-              <w:top w:val="single" w:sz="4" w:space="0" w:color="999999"/>
-              <w:start w:val="single" w:sz="4" w:space="0" w:color="999999"/>
-              <w:bottom w:val="single" w:sz="4" w:space="0" w:color="999999"/>
-              <w:end w:val="single" w:sz="4" w:space="0" w:color="999999"/>
-            </w:tcBorders>
-          </w:tcPr>
-          <w:p>
-            <w:pPr>
-              <w:pStyle w:val="Normal"/>
-              <w:widowControl/>
-              <w:bidi w:val="0"/>
-              <w:spacing w:before="0" w:after="200"/>
-              <w:jc w:val="start"/>
-              <w:rPr/>
-            </w:pPr>
-            <w:r>
-              <w:rPr>
-                <w:sz w:val="18"/>
-              </w:rPr>
-              <w:t>6</w:t>
-            </w:r>
-          </w:p>
-        </w:tc>
-        <w:tc>
-          <w:tcPr>
-            <w:tcW w:w="2340" w:type="dxa"/>
-            <w:tcBorders>
-              <w:top w:val="single" w:sz="4" w:space="0" w:color="999999"/>
-              <w:start w:val="single" w:sz="4" w:space="0" w:color="999999"/>
-              <w:bottom w:val="single" w:sz="4" w:space="0" w:color="999999"/>
-              <w:end w:val="single" w:sz="4" w:space="0" w:color="999999"/>
-            </w:tcBorders>
-          </w:tcPr>
-          <w:p>
-            <w:pPr>
-              <w:pStyle w:val="Normal"/>
-              <w:widowControl/>
-              <w:bidi w:val="0"/>
-              <w:spacing w:before="0" w:after="200"/>
-              <w:jc w:val="start"/>
-              <w:rPr/>
-            </w:pPr>
-            <w:r>
-              <w:rPr>
-                <w:sz w:val="18"/>
-              </w:rPr>
-              <w:t>5,0</w:t>
-            </w:r>
-          </w:p>
-        </w:tc>
-        <w:tc>
-          <w:tcPr>
-            <w:tcW w:w="2340" w:type="dxa"/>
-            <w:tcBorders>
-              <w:top w:val="single" w:sz="4" w:space="0" w:color="999999"/>
-              <w:start w:val="single" w:sz="4" w:space="0" w:color="999999"/>
-              <w:bottom w:val="single" w:sz="4" w:space="0" w:color="999999"/>
-              <w:end w:val="single" w:sz="4" w:space="0" w:color="999999"/>
-            </w:tcBorders>
-          </w:tcPr>
-          <w:p>
-            <w:pPr>
-              <w:pStyle w:val="Normal"/>
-              <w:widowControl/>
-              <w:bidi w:val="0"/>
-              <w:spacing w:before="0" w:after="200"/>
-              <w:jc w:val="start"/>
-              <w:rPr/>
-            </w:pPr>
-            <w:r>
-              <w:rPr>
-                <w:sz w:val="18"/>
-              </w:rPr>
-              <w:t>Fonte complementar de metadados.</w:t>
-            </w:r>
-          </w:p>
-        </w:tc>
-      </w:tr>
-      <w:tr>
-        <w:trPr>
-          <w:cantSplit/>
-        </w:trPr>
-        <w:tc>
-          <w:tcPr>
-            <w:tcW w:w="2340" w:type="dxa"/>
-            <w:tcBorders>
-              <w:top w:val="single" w:sz="4" w:space="0" w:color="999999"/>
-              <w:start w:val="single" w:sz="4" w:space="0" w:color="999999"/>
-              <w:bottom w:val="single" w:sz="4" w:space="0" w:color="999999"/>
-              <w:end w:val="single" w:sz="4" w:space="0" w:color="999999"/>
-            </w:tcBorders>
-          </w:tcPr>
-          <w:p>
-            <w:pPr>
-              <w:pStyle w:val="Normal"/>
-              <w:widowControl/>
-              <w:bidi w:val="0"/>
-              <w:spacing w:before="0" w:after="200"/>
-              <w:jc w:val="start"/>
-              <w:rPr/>
-            </w:pPr>
-            <w:r>
-              <w:rPr>
-                <w:sz w:val="18"/>
-              </w:rPr>
-              <w:t>B. Tipo documental harmonizado, categorias exclusivas</w:t>
-            </w:r>
-          </w:p>
-        </w:tc>
-        <w:tc>
-          <w:tcPr>
-            <w:tcW w:w="2340" w:type="dxa"/>
-            <w:tcBorders>
-              <w:top w:val="single" w:sz="4" w:space="0" w:color="999999"/>
-              <w:start w:val="single" w:sz="4" w:space="0" w:color="999999"/>
-              <w:bottom w:val="single" w:sz="4" w:space="0" w:color="999999"/>
-              <w:end w:val="single" w:sz="4" w:space="0" w:color="999999"/>
-            </w:tcBorders>
-          </w:tcPr>
-          <w:p>
-            <w:pPr>
-              <w:pStyle w:val="Normal"/>
-              <w:widowControl/>
-              <w:bidi w:val="0"/>
-              <w:spacing w:before="0" w:after="200"/>
-              <w:jc w:val="start"/>
-              <w:rPr/>
-            </w:pPr>
-            <w:r>
-              <w:rPr/>
-            </w:r>
-          </w:p>
-        </w:tc>
-        <w:tc>
-          <w:tcPr>
-            <w:tcW w:w="2340" w:type="dxa"/>
-            <w:tcBorders>
-              <w:top w:val="single" w:sz="4" w:space="0" w:color="999999"/>
-              <w:start w:val="single" w:sz="4" w:space="0" w:color="999999"/>
-              <w:bottom w:val="single" w:sz="4" w:space="0" w:color="999999"/>
-              <w:end w:val="single" w:sz="4" w:space="0" w:color="999999"/>
-            </w:tcBorders>
-          </w:tcPr>
-          <w:p>
-            <w:pPr>
-              <w:pStyle w:val="Normal"/>
-              <w:widowControl/>
-              <w:bidi w:val="0"/>
-              <w:spacing w:before="0" w:after="200"/>
-              <w:jc w:val="start"/>
-              <w:rPr/>
-            </w:pPr>
-            <w:r>
-              <w:rPr/>
-            </w:r>
-          </w:p>
-        </w:tc>
-        <w:tc>
-          <w:tcPr>
-            <w:tcW w:w="2340" w:type="dxa"/>
-            <w:tcBorders>
-              <w:top w:val="single" w:sz="4" w:space="0" w:color="999999"/>
-              <w:start w:val="single" w:sz="4" w:space="0" w:color="999999"/>
-              <w:bottom w:val="single" w:sz="4" w:space="0" w:color="999999"/>
-              <w:end w:val="single" w:sz="4" w:space="0" w:color="999999"/>
-            </w:tcBorders>
-          </w:tcPr>
-          <w:p>
-            <w:pPr>
-              <w:pStyle w:val="Normal"/>
-              <w:widowControl/>
-              <w:bidi w:val="0"/>
-              <w:spacing w:before="0" w:after="200"/>
-              <w:jc w:val="start"/>
-              <w:rPr/>
-            </w:pPr>
-            <w:r>
-              <w:rPr/>
-            </w:r>
-          </w:p>
-        </w:tc>
-      </w:tr>
-      <w:tr>
-        <w:trPr>
-          <w:cantSplit/>
-        </w:trPr>
-        <w:tc>
-          <w:tcPr>
-            <w:tcW w:w="2340" w:type="dxa"/>
-            <w:tcBorders>
-              <w:top w:val="single" w:sz="4" w:space="0" w:color="999999"/>
-              <w:start w:val="single" w:sz="4" w:space="0" w:color="999999"/>
-              <w:bottom w:val="single" w:sz="4" w:space="0" w:color="999999"/>
-              <w:end w:val="single" w:sz="4" w:space="0" w:color="999999"/>
-            </w:tcBorders>
-          </w:tcPr>
-          <w:p>
-            <w:pPr>
-              <w:pStyle w:val="Normal"/>
-              <w:widowControl/>
-              <w:bidi w:val="0"/>
-              <w:spacing w:before="0" w:after="200"/>
-              <w:jc w:val="start"/>
-              <w:rPr/>
-            </w:pPr>
-            <w:r>
-              <w:rPr>
-                <w:sz w:val="18"/>
-              </w:rPr>
-              <w:t>Artigo de periódico</w:t>
-            </w:r>
-          </w:p>
-        </w:tc>
-        <w:tc>
-          <w:tcPr>
-            <w:tcW w:w="2340" w:type="dxa"/>
-            <w:tcBorders>
-              <w:top w:val="single" w:sz="4" w:space="0" w:color="999999"/>
-              <w:start w:val="single" w:sz="4" w:space="0" w:color="999999"/>
-              <w:bottom w:val="single" w:sz="4" w:space="0" w:color="999999"/>
-              <w:end w:val="single" w:sz="4" w:space="0" w:color="999999"/>
-            </w:tcBorders>
-          </w:tcPr>
-          <w:p>
-            <w:pPr>
-              <w:pStyle w:val="Normal"/>
-              <w:widowControl/>
-              <w:bidi w:val="0"/>
-              <w:spacing w:before="0" w:after="200"/>
-              <w:jc w:val="start"/>
-              <w:rPr/>
-            </w:pPr>
-            <w:r>
-              <w:rPr>
-                <w:sz w:val="18"/>
-              </w:rPr>
-              <w:t>90</w:t>
-            </w:r>
-          </w:p>
-        </w:tc>
-        <w:tc>
-          <w:tcPr>
-            <w:tcW w:w="2340" w:type="dxa"/>
-            <w:tcBorders>
-              <w:top w:val="single" w:sz="4" w:space="0" w:color="999999"/>
-              <w:start w:val="single" w:sz="4" w:space="0" w:color="999999"/>
-              <w:bottom w:val="single" w:sz="4" w:space="0" w:color="999999"/>
-              <w:end w:val="single" w:sz="4" w:space="0" w:color="999999"/>
-            </w:tcBorders>
-          </w:tcPr>
-          <w:p>
-            <w:pPr>
-              <w:pStyle w:val="Normal"/>
-              <w:widowControl/>
-              <w:bidi w:val="0"/>
-              <w:spacing w:before="0" w:after="200"/>
-              <w:jc w:val="start"/>
-              <w:rPr/>
-            </w:pPr>
-            <w:r>
-              <w:rPr>
-                <w:sz w:val="18"/>
-              </w:rPr>
-              <w:t>74,4</w:t>
-            </w:r>
-          </w:p>
-        </w:tc>
-        <w:tc>
-          <w:tcPr>
-            <w:tcW w:w="2340" w:type="dxa"/>
-            <w:tcBorders>
-              <w:top w:val="single" w:sz="4" w:space="0" w:color="999999"/>
-              <w:start w:val="single" w:sz="4" w:space="0" w:color="999999"/>
-              <w:bottom w:val="single" w:sz="4" w:space="0" w:color="999999"/>
-              <w:end w:val="single" w:sz="4" w:space="0" w:color="999999"/>
-            </w:tcBorders>
-          </w:tcPr>
-          <w:p>
-            <w:pPr>
-              <w:pStyle w:val="Normal"/>
-              <w:widowControl/>
-              <w:bidi w:val="0"/>
-              <w:spacing w:before="0" w:after="200"/>
-              <w:jc w:val="start"/>
-              <w:rPr/>
-            </w:pPr>
-            <w:r>
-              <w:rPr>
-                <w:i/>
-                <w:sz w:val="18"/>
-              </w:rPr>
-              <w:t>Journal</w:t>
-            </w:r>
-            <w:r>
-              <w:rPr>
-                <w:sz w:val="18"/>
-              </w:rPr>
-              <w:t xml:space="preserve">, </w:t>
-            </w:r>
-            <w:r>
-              <w:rPr>
-                <w:i/>
-                <w:sz w:val="18"/>
-              </w:rPr>
-              <w:t>JOUR</w:t>
-            </w:r>
-            <w:r>
-              <w:rPr>
-                <w:sz w:val="18"/>
-              </w:rPr>
-              <w:t xml:space="preserve"> e </w:t>
-            </w:r>
-            <w:r>
-              <w:rPr>
-                <w:i/>
-                <w:sz w:val="18"/>
-              </w:rPr>
-              <w:t>journal-article</w:t>
-            </w:r>
-            <w:r>
-              <w:rPr>
-                <w:sz w:val="18"/>
-              </w:rPr>
-              <w:t>.</w:t>
-            </w:r>
-          </w:p>
-        </w:tc>
-      </w:tr>
-      <w:tr>
-        <w:trPr>
-          <w:cantSplit/>
-        </w:trPr>
-        <w:tc>
-          <w:tcPr>
-            <w:tcW w:w="2340" w:type="dxa"/>
-            <w:tcBorders>
-              <w:top w:val="single" w:sz="4" w:space="0" w:color="999999"/>
-              <w:start w:val="single" w:sz="4" w:space="0" w:color="999999"/>
-              <w:bottom w:val="single" w:sz="4" w:space="0" w:color="999999"/>
-              <w:end w:val="single" w:sz="4" w:space="0" w:color="999999"/>
-            </w:tcBorders>
-          </w:tcPr>
-          <w:p>
-            <w:pPr>
-              <w:pStyle w:val="Normal"/>
-              <w:widowControl/>
-              <w:bidi w:val="0"/>
-              <w:spacing w:before="0" w:after="200"/>
-              <w:jc w:val="start"/>
-              <w:rPr/>
-            </w:pPr>
-            <w:r>
-              <w:rPr>
-                <w:sz w:val="18"/>
-              </w:rPr>
-              <w:t>Trabalho em evento</w:t>
-            </w:r>
-          </w:p>
-        </w:tc>
-        <w:tc>
-          <w:tcPr>
-            <w:tcW w:w="2340" w:type="dxa"/>
-            <w:tcBorders>
-              <w:top w:val="single" w:sz="4" w:space="0" w:color="999999"/>
-              <w:start w:val="single" w:sz="4" w:space="0" w:color="999999"/>
-              <w:bottom w:val="single" w:sz="4" w:space="0" w:color="999999"/>
-              <w:end w:val="single" w:sz="4" w:space="0" w:color="999999"/>
-            </w:tcBorders>
-          </w:tcPr>
-          <w:p>
-            <w:pPr>
-              <w:pStyle w:val="Normal"/>
-              <w:widowControl/>
-              <w:bidi w:val="0"/>
-              <w:spacing w:before="0" w:after="200"/>
-              <w:jc w:val="start"/>
-              <w:rPr/>
-            </w:pPr>
-            <w:r>
-              <w:rPr>
-                <w:sz w:val="18"/>
-              </w:rPr>
-              <w:t>20</w:t>
-            </w:r>
-          </w:p>
-        </w:tc>
-        <w:tc>
-          <w:tcPr>
-            <w:tcW w:w="2340" w:type="dxa"/>
-            <w:tcBorders>
-              <w:top w:val="single" w:sz="4" w:space="0" w:color="999999"/>
-              <w:start w:val="single" w:sz="4" w:space="0" w:color="999999"/>
-              <w:bottom w:val="single" w:sz="4" w:space="0" w:color="999999"/>
-              <w:end w:val="single" w:sz="4" w:space="0" w:color="999999"/>
-            </w:tcBorders>
-          </w:tcPr>
-          <w:p>
-            <w:pPr>
-              <w:pStyle w:val="Normal"/>
-              <w:widowControl/>
-              <w:bidi w:val="0"/>
-              <w:spacing w:before="0" w:after="200"/>
-              <w:jc w:val="start"/>
-              <w:rPr/>
-            </w:pPr>
-            <w:r>
-              <w:rPr>
-                <w:sz w:val="18"/>
-              </w:rPr>
-              <w:t>16,5</w:t>
-            </w:r>
-          </w:p>
-        </w:tc>
-        <w:tc>
-          <w:tcPr>
-            <w:tcW w:w="2340" w:type="dxa"/>
-            <w:tcBorders>
-              <w:top w:val="single" w:sz="4" w:space="0" w:color="999999"/>
-              <w:start w:val="single" w:sz="4" w:space="0" w:color="999999"/>
-              <w:bottom w:val="single" w:sz="4" w:space="0" w:color="999999"/>
-              <w:end w:val="single" w:sz="4" w:space="0" w:color="999999"/>
-            </w:tcBorders>
-          </w:tcPr>
-          <w:p>
-            <w:pPr>
-              <w:pStyle w:val="Normal"/>
-              <w:widowControl/>
-              <w:bidi w:val="0"/>
-              <w:spacing w:before="0" w:after="200"/>
-              <w:jc w:val="start"/>
-              <w:rPr/>
-            </w:pPr>
-            <w:r>
-              <w:rPr>
-                <w:i/>
-                <w:sz w:val="18"/>
-              </w:rPr>
-              <w:t>Conference Proceeding</w:t>
-            </w:r>
-            <w:r>
-              <w:rPr>
-                <w:sz w:val="18"/>
-              </w:rPr>
-              <w:t xml:space="preserve"> e </w:t>
-            </w:r>
-            <w:r>
-              <w:rPr>
-                <w:i/>
-                <w:sz w:val="18"/>
-              </w:rPr>
-              <w:t>CPAPER</w:t>
-            </w:r>
-            <w:r>
-              <w:rPr>
-                <w:sz w:val="18"/>
-              </w:rPr>
-              <w:t>.</w:t>
-            </w:r>
-          </w:p>
-        </w:tc>
-      </w:tr>
-      <w:tr>
-        <w:trPr>
-          <w:cantSplit/>
-        </w:trPr>
-        <w:tc>
-          <w:tcPr>
-            <w:tcW w:w="2340" w:type="dxa"/>
-            <w:tcBorders>
-              <w:top w:val="single" w:sz="4" w:space="0" w:color="999999"/>
-              <w:start w:val="single" w:sz="4" w:space="0" w:color="999999"/>
-              <w:bottom w:val="single" w:sz="4" w:space="0" w:color="999999"/>
-              <w:end w:val="single" w:sz="4" w:space="0" w:color="999999"/>
-            </w:tcBorders>
-          </w:tcPr>
-          <w:p>
-            <w:pPr>
-              <w:pStyle w:val="Normal"/>
-              <w:widowControl/>
-              <w:bidi w:val="0"/>
-              <w:spacing w:before="0" w:after="200"/>
-              <w:jc w:val="start"/>
-              <w:rPr/>
-            </w:pPr>
-            <w:r>
-              <w:rPr>
-                <w:sz w:val="18"/>
-              </w:rPr>
-              <w:t>Livro ou série de livro</w:t>
-            </w:r>
-          </w:p>
-        </w:tc>
-        <w:tc>
-          <w:tcPr>
-            <w:tcW w:w="2340" w:type="dxa"/>
-            <w:tcBorders>
-              <w:top w:val="single" w:sz="4" w:space="0" w:color="999999"/>
-              <w:start w:val="single" w:sz="4" w:space="0" w:color="999999"/>
-              <w:bottom w:val="single" w:sz="4" w:space="0" w:color="999999"/>
-              <w:end w:val="single" w:sz="4" w:space="0" w:color="999999"/>
-            </w:tcBorders>
-          </w:tcPr>
-          <w:p>
-            <w:pPr>
-              <w:pStyle w:val="Normal"/>
-              <w:widowControl/>
-              <w:bidi w:val="0"/>
-              <w:spacing w:before="0" w:after="200"/>
-              <w:jc w:val="start"/>
-              <w:rPr/>
-            </w:pPr>
-            <w:r>
-              <w:rPr>
-                <w:sz w:val="18"/>
-              </w:rPr>
-              <w:t>11</w:t>
-            </w:r>
-          </w:p>
-        </w:tc>
-        <w:tc>
-          <w:tcPr>
-            <w:tcW w:w="2340" w:type="dxa"/>
-            <w:tcBorders>
-              <w:top w:val="single" w:sz="4" w:space="0" w:color="999999"/>
-              <w:start w:val="single" w:sz="4" w:space="0" w:color="999999"/>
-              <w:bottom w:val="single" w:sz="4" w:space="0" w:color="999999"/>
-              <w:end w:val="single" w:sz="4" w:space="0" w:color="999999"/>
-            </w:tcBorders>
-          </w:tcPr>
-          <w:p>
-            <w:pPr>
-              <w:pStyle w:val="Normal"/>
-              <w:widowControl/>
-              <w:bidi w:val="0"/>
-              <w:spacing w:before="0" w:after="200"/>
-              <w:jc w:val="start"/>
-              <w:rPr/>
-            </w:pPr>
-            <w:r>
-              <w:rPr>
-                <w:sz w:val="18"/>
-              </w:rPr>
-              <w:t>9,1</w:t>
-            </w:r>
-          </w:p>
-        </w:tc>
-        <w:tc>
-          <w:tcPr>
-            <w:tcW w:w="2340" w:type="dxa"/>
-            <w:tcBorders>
-              <w:top w:val="single" w:sz="4" w:space="0" w:color="999999"/>
-              <w:start w:val="single" w:sz="4" w:space="0" w:color="999999"/>
-              <w:bottom w:val="single" w:sz="4" w:space="0" w:color="999999"/>
-              <w:end w:val="single" w:sz="4" w:space="0" w:color="999999"/>
-            </w:tcBorders>
-          </w:tcPr>
-          <w:p>
-            <w:pPr>
-              <w:pStyle w:val="Normal"/>
-              <w:widowControl/>
-              <w:bidi w:val="0"/>
-              <w:spacing w:before="0" w:after="200"/>
-              <w:jc w:val="start"/>
-              <w:rPr/>
-            </w:pPr>
-            <w:r>
-              <w:rPr>
-                <w:i/>
-                <w:sz w:val="18"/>
-              </w:rPr>
-              <w:t>Book Series</w:t>
-            </w:r>
-            <w:r>
-              <w:rPr>
-                <w:sz w:val="18"/>
-              </w:rPr>
-              <w:t xml:space="preserve"> e </w:t>
-            </w:r>
-            <w:r>
-              <w:rPr>
-                <w:i/>
-                <w:sz w:val="18"/>
-              </w:rPr>
-              <w:t>Book</w:t>
-            </w:r>
-            <w:r>
-              <w:rPr>
-                <w:sz w:val="18"/>
-              </w:rPr>
-              <w:t>.</w:t>
-            </w:r>
-          </w:p>
-        </w:tc>
-      </w:tr>
-    </w:tbl>
-    <w:p>
-      <w:pPr>
-        <w:pStyle w:val="Normal"/>
-        <w:rPr/>
-      </w:pPr>
-      <w:r>
-        <w:rPr/>
+        <w:t>digital twin</w:t>
+      </w:r>
+      <w:r>
+        <w:rPr/>
+        <w:t xml:space="preserve"> como sinônimos de IA, pois plataformas digitais, modelos treinados e mecanismos de decisão ocupam níveis analíticos distintos (Das, 2025; Deng; Menassa; Kamat, 2021). Os 4.889 registros foram classificados, sem amostragem, em seis classes de evidência, com nível de confiança rebaixado por definição para registros sem resumo, concentrados no Crossref.</w:t>
       </w:r>
     </w:p>
     <w:p>
@@ -8002,12 +6695,39 @@
         <w:pStyle w:val="BodyText"/>
         <w:rPr/>
       </w:pPr>
+      <w:bookmarkStart w:id="12" w:name="sec%3Abuscaia"/>
+      <w:r>
+        <w:rPr/>
+        <w:t>A classificação produziu 20 candidatos novos; a revisão individual removeu oito cuja aplicação, tecnicamente confirmada, ocorria em domínio industrial, aeroespacial ou veicular sem relação com edificações, restando 12. Sete registros já pertencentes ao corpus original, antes secundários ou excluídos por um dicionário que não reconhecia IA, foram reavaliados sob a RQ6, e cinco foram promovidos ao núcleo principal e dois permaneceram secundários por não apresentarem relação explícita com a manutenção predial. Ao final, 17 registros passaram a integrar o núcleo temático, elevando-o de 104 para 121, sob o mesmo vocabulário fechado e os mesmos procedimentos do núcleo original, sem leitura de texto completo.</w:t>
+      </w:r>
+      <w:bookmarkEnd w:id="12"/>
+    </w:p>
+    <w:p>
+      <w:pPr>
+        <w:pStyle w:val="Heading2"/>
+        <w:rPr/>
+      </w:pPr>
+      <w:bookmarkStart w:id="13" w:name="reprodutibilidade-e-limites-da-automação"/>
       <w:r>
         <w:rPr>
-          <w:i/>
-          <w:sz w:val="18"/>
+          <w:rStyle w:val="SectionNumber"/>
         </w:rPr>
-        <w:t>Fonte: elaborado pelo autor.</w:t>
+        <w:t>2.6</w:t>
+      </w:r>
+      <w:r>
+        <w:rPr/>
+        <w:tab/>
+        <w:t>Reprodutibilidade e limites da automação</w:t>
+      </w:r>
+    </w:p>
+    <w:p>
+      <w:pPr>
+        <w:pStyle w:val="FirstParagraph"/>
+        <w:rPr/>
+      </w:pPr>
+      <w:r>
+        <w:rPr/>
+        <w:t>Consultas, exportações, manual de codificação, matrizes intermediárias, scripts determinísticos, figuras e verificações automatizadas foram versionados no repositório da pesquisa, preservando identificadores, proveniência e parâmetros que permitem recompilar resultados e produtos bibliométricos, contribuição de ciência aberta que não substitui pré-registro nem revisão independente. O caráter determinístico garante que a mesma entrada, processada com a mesma versão do código, produza a mesma saída, com a subjetividade explicitada no manual de codificação, nos limiares e nas decisões sobre casos duvidosos. O desenho priorizou fontes com metadados interoperáveis, o que delimita a cobertura de relatórios técnicos, normas internas e experiências institucionais da literatura cinzenta.</w:t>
       </w:r>
     </w:p>
     <w:p>
@@ -8015,107 +6735,59 @@
         <w:pStyle w:val="BodyText"/>
         <w:rPr/>
       </w:pPr>
-      <w:r>
-        <w:rPr/>
-        <w:t xml:space="preserve">A camada bibliométrica, com função analítica distinta da síntese temática (cf. Método), utilizou os 372 registros com aderência simultânea ao objeto predial, à manutenção ou gestão, à sustentabilidade e à presença de método, dados ou resultados; 329 (88,4%) continham palavras-chave, 327 (87,9%) DOI e 91 (24,5%) autores. As palavras-chave foram normalizadas quanto a caixa, acentuação, singular e variantes ortográficas, reunindo, por exemplo, </w:t>
-      </w:r>
+      <w:bookmarkStart w:id="14" w:name="sec%3Ametodo"/>
+      <w:bookmarkStart w:id="15" w:name="reprodutibilidade-e-limites-da-automação"/>
+      <w:r>
+        <w:rPr/>
+        <w:t>Na preparação deste manuscrito para submissão, utilizou-se a ferramenta Claude (Claude Code, Anthropic, modelo Claude Sonnet 5) para reestruturação editorial, condensação textual, revisão linguística e adequação formal às normas editoriais do periódico; todas as alterações científicas e editoriais propostas foram revisadas e aprovadas pelo autor. A ferramenta não foi utilizada na concepção da pesquisa, na coleta de dados, na definição do corpus, na codificação, no cálculo dos resultados ou na criação de evidências.</w:t>
+      </w:r>
+      <w:bookmarkEnd w:id="14"/>
+      <w:bookmarkEnd w:id="15"/>
+    </w:p>
+    <w:p>
+      <w:pPr>
+        <w:pStyle w:val="Heading1"/>
+        <w:rPr/>
+      </w:pPr>
+      <w:bookmarkStart w:id="16" w:name="sec%3Aresultados"/>
       <w:r>
         <w:rPr>
-          <w:i/>
-          <w:iCs/>
+          <w:rStyle w:val="SectionNumber"/>
         </w:rPr>
-        <w:t>building information modeling</w:t>
-      </w:r>
-      <w:r>
-        <w:rPr/>
-        <w:t xml:space="preserve">, </w:t>
-      </w:r>
+        <w:t>3</w:t>
+      </w:r>
+      <w:r>
+        <w:rPr/>
+        <w:tab/>
+        <w:t>Resultados e discussão</w:t>
+      </w:r>
+    </w:p>
+    <w:p>
+      <w:pPr>
+        <w:pStyle w:val="Heading2"/>
+        <w:rPr/>
+      </w:pPr>
+      <w:bookmarkStart w:id="17" w:name="sec%3Apanorama"/>
       <w:r>
         <w:rPr>
-          <w:i/>
-          <w:iCs/>
+          <w:rStyle w:val="SectionNumber"/>
         </w:rPr>
-        <w:t>building information modelling</w:t>
-      </w:r>
-      <w:r>
-        <w:rPr/>
-        <w:t xml:space="preserve"> e BIM; a rede considera a coocorrência no mesmo registro, normalizada pelo cosseno das frequências marginais, e a evolução compara 157 registros de 2010–2020 com 215 de 2021–2026.</w:t>
-      </w:r>
-    </w:p>
-    <w:p>
-      <w:pPr>
-        <w:pStyle w:val="BodyText"/>
-        <w:rPr/>
-      </w:pPr>
-      <w:r>
-        <w:rPr/>
-        <w:t xml:space="preserve">O Gráfico 2 sintetiza 208 fontes, das quais o núcleo aproximado de Bradford reuniu 13, responsáveis por cerca de um terço dos registros, entre elas </w:t>
-      </w:r>
-      <w:r>
-        <w:rPr>
-          <w:i/>
-          <w:iCs/>
-        </w:rPr>
-        <w:t>Energy and Buildings</w:t>
-      </w:r>
-      <w:r>
-        <w:rPr/>
-        <w:t xml:space="preserve"> (18), </w:t>
-      </w:r>
-      <w:r>
-        <w:rPr>
-          <w:i/>
-          <w:iCs/>
-        </w:rPr>
-        <w:t>Journal of Building Engineering</w:t>
-      </w:r>
-      <w:r>
-        <w:rPr/>
-        <w:t xml:space="preserve"> (15), </w:t>
-      </w:r>
-      <w:r>
-        <w:rPr>
-          <w:i/>
-          <w:iCs/>
-        </w:rPr>
-        <w:t>Facilities</w:t>
-      </w:r>
-      <w:r>
-        <w:rPr/>
-        <w:t xml:space="preserve"> (14), </w:t>
-      </w:r>
-      <w:r>
-        <w:rPr>
-          <w:i/>
-          <w:iCs/>
-        </w:rPr>
-        <w:t>Lecture Notes in Civil Engineering</w:t>
-      </w:r>
-      <w:r>
-        <w:rPr/>
-        <w:t xml:space="preserve"> (11), </w:t>
-      </w:r>
-      <w:r>
-        <w:rPr>
-          <w:i/>
-          <w:iCs/>
-        </w:rPr>
-        <w:t>IOP Conference Series: Earth and Environmental Science</w:t>
-      </w:r>
-      <w:r>
-        <w:rPr/>
-        <w:t xml:space="preserve"> (10) e </w:t>
-      </w:r>
-      <w:r>
-        <w:rPr>
-          <w:i/>
-          <w:iCs/>
-        </w:rPr>
-        <w:t>Sustainability</w:t>
-      </w:r>
-      <w:r>
-        <w:rPr/>
-        <w:t xml:space="preserve"> (10), confirmando a interdisciplinaridade entre energia, engenharia de edificações, gestão de facilidades e sustentabilidade.</w:t>
+        <w:t>3.1</w:t>
+      </w:r>
+      <w:r>
+        <w:rPr/>
+        <w:tab/>
+        <w:t>Estrutura bibliométrica e evolução do campo</w:t>
+      </w:r>
+    </w:p>
+    <w:p>
+      <w:pPr>
+        <w:pStyle w:val="FirstParagraph"/>
+        <w:rPr/>
+      </w:pPr>
+      <w:r>
+        <w:rPr/>
+        <w:t>O núcleo temático vigente reúne 121 registros publicados entre 2010 e 2026, dos quais 104 pertencem ao núcleo original e 17 foram incorporados pela busca de sensibilidade para inteligência artificial e aprendizado de máquina (Seção 2.5). Entre 2019 e 2026 concentram-se 101 registros (83,5%), com máximo de 29 estudos em 2025 (Gráfico 1). A deduplicação preservou a proveniência múltipla. Sessenta e sete registros vieram apenas da Scopus, 41 da Scopus e da Web of Science, sete apenas da Web of Science, três das três bases, dois da Scopus e do Crossref e um apenas do Crossref (Tabela 7). A baixa disponibilidade de resumos no Crossref reduziu sua contribuição à triagem.</w:t>
       </w:r>
     </w:p>
     <w:p>
@@ -8123,14 +6795,13 @@
         <w:pStyle w:val="CaptionedFigure"/>
         <w:rPr/>
       </w:pPr>
-      <w:bookmarkStart w:id="12" w:name="fig%3Afontes372"/>
       <w:r>
         <w:rPr/>
         <w:drawing>
           <wp:inline distT="0" distB="0" distL="0" distR="0">
-            <wp:extent cx="5227320" cy="3425190"/>
+            <wp:extent cx="5334000" cy="3111500"/>
             <wp:effectExtent l="0" t="0" r="0" b="0"/>
-            <wp:docPr id="2" name="Figura2"/>
+            <wp:docPr id="2" name="Picture" descr="" title=""/>
             <wp:cNvGraphicFramePr>
               <a:graphicFrameLocks xmlns:a="http://schemas.openxmlformats.org/drawingml/2006/main" noChangeAspect="1"/>
             </wp:cNvGraphicFramePr>
@@ -8138,7 +6809,7 @@
               <a:graphicData uri="http://schemas.openxmlformats.org/drawingml/2006/picture">
                 <pic:pic xmlns:pic="http://schemas.openxmlformats.org/drawingml/2006/picture">
                   <pic:nvPicPr>
-                    <pic:cNvPr id="2" name="Figura2"/>
+                    <pic:cNvPr id="2" name="Picture" descr="" title=""/>
                     <pic:cNvPicPr>
                       <a:picLocks noChangeAspect="1" noChangeArrowheads="1"/>
                     </pic:cNvPicPr>
@@ -8152,12 +6823,11 @@
                   <pic:spPr bwMode="auto">
                     <a:xfrm>
                       <a:off x="0" y="0"/>
-                      <a:ext cx="5227320" cy="3425190"/>
+                      <a:ext cx="5334000" cy="3111500"/>
                     </a:xfrm>
                     <a:prstGeom prst="rect">
                       <a:avLst/>
                     </a:prstGeom>
-                    <a:noFill/>
                   </pic:spPr>
                 </pic:pic>
               </a:graphicData>
@@ -8173,9 +6843,8 @@
       </w:pPr>
       <w:r>
         <w:rPr/>
-        <w:t>Gráfico 2. Fontes mais frequentes no corpus bibliométrico ampliado</w:t>
-      </w:r>
-      <w:bookmarkEnd w:id="12"/>
+        <w:t>Gráfico 1. Distribuição temporal do núcleo temático vigente</w:t>
+      </w:r>
     </w:p>
     <w:p>
       <w:pPr>
@@ -8184,18 +6853,1323 @@
       </w:pPr>
       <w:r>
         <w:rPr/>
-        <w:t xml:space="preserve">O mapa temático (Gráfico 3) revelou dois eixos centrais, formados por BIM, desempenho da edificação e </w:t>
+        <w:t xml:space="preserve">Os tipos documentais foram harmonizados, reunindo </w:t>
       </w:r>
       <w:r>
         <w:rPr>
           <w:i/>
           <w:iCs/>
         </w:rPr>
-        <w:t>digital twins</w:t>
-      </w:r>
-      <w:r>
-        <w:rPr/>
-        <w:t>, com centralidade e densidade acima das medianas, e gestão de facilidades, edifícios inteligentes e manutenção preditiva, com elevada centralidade e menor densidade interna. Edificações verdes, avaliação do ciclo de vida e desenvolvimento sustentável formaram grupos mais especializados, enquanto energia, emissões e operação predial permaneceram semanticamente heterogêneas.</w:t>
+        <w:t>Journal</w:t>
+      </w:r>
+      <w:r>
+        <w:rPr/>
+        <w:t xml:space="preserve">, </w:t>
+      </w:r>
+      <w:r>
+        <w:rPr>
+          <w:i/>
+          <w:iCs/>
+        </w:rPr>
+        <w:t>JOUR</w:t>
+      </w:r>
+      <w:r>
+        <w:rPr/>
+        <w:t xml:space="preserve"> e </w:t>
+      </w:r>
+      <w:r>
+        <w:rPr>
+          <w:i/>
+          <w:iCs/>
+        </w:rPr>
+        <w:t>journal-article</w:t>
+      </w:r>
+      <w:r>
+        <w:rPr/>
+        <w:t xml:space="preserve"> na categoria artigo de periódico; </w:t>
+      </w:r>
+      <w:r>
+        <w:rPr>
+          <w:i/>
+          <w:iCs/>
+        </w:rPr>
+        <w:t>Conference Proceeding</w:t>
+      </w:r>
+      <w:r>
+        <w:rPr/>
+        <w:t xml:space="preserve"> e </w:t>
+      </w:r>
+      <w:r>
+        <w:rPr>
+          <w:i/>
+          <w:iCs/>
+        </w:rPr>
+        <w:t>CPAPER</w:t>
+      </w:r>
+      <w:r>
+        <w:rPr/>
+        <w:t xml:space="preserve"> em trabalhos em evento; </w:t>
+      </w:r>
+      <w:r>
+        <w:rPr>
+          <w:i/>
+          <w:iCs/>
+        </w:rPr>
+        <w:t>Book Series</w:t>
+      </w:r>
+      <w:r>
+        <w:rPr/>
+        <w:t xml:space="preserve"> e </w:t>
+      </w:r>
+      <w:r>
+        <w:rPr>
+          <w:i/>
+          <w:iCs/>
+        </w:rPr>
+        <w:t>Book</w:t>
+      </w:r>
+      <w:r>
+        <w:rPr/>
+        <w:t xml:space="preserve"> em livro ou série de livro. A Tabela 7 apresenta proveniência e tipologia separadamente, indicando predomínio de artigos de periódico e forte presença da Scopus; a sobreposição entre bases registra caminhos de recuperação do mesmo estudo, enquanto a avaliação da evidência depende do conteúdo de cada registro.</w:t>
+      </w:r>
+    </w:p>
+    <w:p>
+      <w:pPr>
+        <w:pStyle w:val="TableCaption"/>
+        <w:keepNext w:val="true"/>
+        <w:rPr/>
+      </w:pPr>
+      <w:r>
+        <w:rPr/>
+        <w:t>Tabela 7. Distribuição do núcleo temático vigente por base de origem e tipo documental</w:t>
+      </w:r>
+    </w:p>
+    <w:tbl>
+      <w:tblPr>
+        <w:tblW w:w="9360" w:type="dxa"/>
+        <w:jc w:val="start"/>
+        <w:tblInd w:w="113" w:type="dxa"/>
+        <w:tblLayout w:type="fixed"/>
+        <w:tblCellMar>
+          <w:top w:w="0" w:type="dxa"/>
+          <w:start w:w="108" w:type="dxa"/>
+          <w:bottom w:w="0" w:type="dxa"/>
+          <w:end w:w="108" w:type="dxa"/>
+        </w:tblCellMar>
+        <w:tblLook w:val="04a0" w:noHBand="0" w:noVBand="1" w:firstColumn="1" w:lastRow="0" w:lastColumn="0" w:firstRow="1"/>
+      </w:tblPr>
+      <w:tblGrid>
+        <w:gridCol w:w="2340"/>
+        <w:gridCol w:w="2340"/>
+        <w:gridCol w:w="2340"/>
+        <w:gridCol w:w="2339"/>
+      </w:tblGrid>
+      <w:tr>
+        <w:trPr>
+          <w:tblHeader w:val="true"/>
+          <w:cantSplit w:val="true"/>
+        </w:trPr>
+        <w:tc>
+          <w:tcPr>
+            <w:tcW w:w="2340" w:type="dxa"/>
+            <w:tcBorders>
+              <w:top w:val="single" w:sz="4" w:space="0" w:color="999999"/>
+              <w:start w:val="single" w:sz="4" w:space="0" w:color="999999"/>
+              <w:bottom w:val="single" w:sz="4" w:space="0" w:color="999999"/>
+              <w:end w:val="single" w:sz="4" w:space="0" w:color="999999"/>
+            </w:tcBorders>
+          </w:tcPr>
+          <w:p>
+            <w:pPr>
+              <w:pStyle w:val="Normal"/>
+              <w:widowControl/>
+              <w:bidi w:val="0"/>
+              <w:spacing w:before="0" w:after="200"/>
+              <w:jc w:val="start"/>
+              <w:rPr/>
+            </w:pPr>
+            <w:r>
+              <w:rPr>
+                <w:b/>
+                <w:sz w:val="18"/>
+              </w:rPr>
+              <w:t>Categoria</w:t>
+            </w:r>
+          </w:p>
+        </w:tc>
+        <w:tc>
+          <w:tcPr>
+            <w:tcW w:w="2340" w:type="dxa"/>
+            <w:tcBorders>
+              <w:top w:val="single" w:sz="4" w:space="0" w:color="999999"/>
+              <w:start w:val="single" w:sz="4" w:space="0" w:color="999999"/>
+              <w:bottom w:val="single" w:sz="4" w:space="0" w:color="999999"/>
+              <w:end w:val="single" w:sz="4" w:space="0" w:color="999999"/>
+            </w:tcBorders>
+          </w:tcPr>
+          <w:p>
+            <w:pPr>
+              <w:pStyle w:val="Normal"/>
+              <w:widowControl/>
+              <w:bidi w:val="0"/>
+              <w:spacing w:before="0" w:after="200"/>
+              <w:jc w:val="start"/>
+              <w:rPr/>
+            </w:pPr>
+            <w:r>
+              <w:rPr>
+                <w:b/>
+                <w:sz w:val="18"/>
+              </w:rPr>
+              <w:t>Registros</w:t>
+            </w:r>
+          </w:p>
+        </w:tc>
+        <w:tc>
+          <w:tcPr>
+            <w:tcW w:w="2340" w:type="dxa"/>
+            <w:tcBorders>
+              <w:top w:val="single" w:sz="4" w:space="0" w:color="999999"/>
+              <w:start w:val="single" w:sz="4" w:space="0" w:color="999999"/>
+              <w:bottom w:val="single" w:sz="4" w:space="0" w:color="999999"/>
+              <w:end w:val="single" w:sz="4" w:space="0" w:color="999999"/>
+            </w:tcBorders>
+          </w:tcPr>
+          <w:p>
+            <w:pPr>
+              <w:pStyle w:val="Normal"/>
+              <w:widowControl/>
+              <w:bidi w:val="0"/>
+              <w:spacing w:before="0" w:after="200"/>
+              <w:jc w:val="start"/>
+              <w:rPr/>
+            </w:pPr>
+            <w:r>
+              <w:rPr>
+                <w:b/>
+                <w:sz w:val="18"/>
+              </w:rPr>
+              <w:t>% dos 121</w:t>
+            </w:r>
+          </w:p>
+        </w:tc>
+        <w:tc>
+          <w:tcPr>
+            <w:tcW w:w="2339" w:type="dxa"/>
+            <w:tcBorders>
+              <w:top w:val="single" w:sz="4" w:space="0" w:color="999999"/>
+              <w:start w:val="single" w:sz="4" w:space="0" w:color="999999"/>
+              <w:bottom w:val="single" w:sz="4" w:space="0" w:color="999999"/>
+              <w:end w:val="single" w:sz="4" w:space="0" w:color="999999"/>
+            </w:tcBorders>
+          </w:tcPr>
+          <w:p>
+            <w:pPr>
+              <w:pStyle w:val="Normal"/>
+              <w:widowControl/>
+              <w:bidi w:val="0"/>
+              <w:spacing w:before="0" w:after="200"/>
+              <w:jc w:val="start"/>
+              <w:rPr/>
+            </w:pPr>
+            <w:r>
+              <w:rPr>
+                <w:b/>
+                <w:sz w:val="18"/>
+              </w:rPr>
+              <w:t>Observação</w:t>
+            </w:r>
+          </w:p>
+        </w:tc>
+      </w:tr>
+      <w:tr>
+        <w:trPr>
+          <w:cantSplit w:val="true"/>
+        </w:trPr>
+        <w:tc>
+          <w:tcPr>
+            <w:tcW w:w="2340" w:type="dxa"/>
+            <w:tcBorders>
+              <w:top w:val="single" w:sz="4" w:space="0" w:color="999999"/>
+              <w:start w:val="single" w:sz="4" w:space="0" w:color="999999"/>
+              <w:bottom w:val="single" w:sz="4" w:space="0" w:color="999999"/>
+              <w:end w:val="single" w:sz="4" w:space="0" w:color="999999"/>
+            </w:tcBorders>
+          </w:tcPr>
+          <w:p>
+            <w:pPr>
+              <w:pStyle w:val="Normal"/>
+              <w:widowControl/>
+              <w:bidi w:val="0"/>
+              <w:spacing w:before="0" w:after="200"/>
+              <w:jc w:val="start"/>
+              <w:rPr/>
+            </w:pPr>
+            <w:r>
+              <w:rPr>
+                <w:sz w:val="18"/>
+              </w:rPr>
+              <w:t>A. Registros do núcleo com origem na base, respostas múltiplas</w:t>
+            </w:r>
+          </w:p>
+        </w:tc>
+        <w:tc>
+          <w:tcPr>
+            <w:tcW w:w="2340" w:type="dxa"/>
+            <w:tcBorders>
+              <w:top w:val="single" w:sz="4" w:space="0" w:color="999999"/>
+              <w:start w:val="single" w:sz="4" w:space="0" w:color="999999"/>
+              <w:bottom w:val="single" w:sz="4" w:space="0" w:color="999999"/>
+              <w:end w:val="single" w:sz="4" w:space="0" w:color="999999"/>
+            </w:tcBorders>
+          </w:tcPr>
+          <w:p>
+            <w:pPr>
+              <w:pStyle w:val="Normal"/>
+              <w:widowControl/>
+              <w:bidi w:val="0"/>
+              <w:spacing w:before="0" w:after="200"/>
+              <w:jc w:val="start"/>
+              <w:rPr/>
+            </w:pPr>
+            <w:r>
+              <w:rPr/>
+            </w:r>
+          </w:p>
+        </w:tc>
+        <w:tc>
+          <w:tcPr>
+            <w:tcW w:w="2340" w:type="dxa"/>
+            <w:tcBorders>
+              <w:top w:val="single" w:sz="4" w:space="0" w:color="999999"/>
+              <w:start w:val="single" w:sz="4" w:space="0" w:color="999999"/>
+              <w:bottom w:val="single" w:sz="4" w:space="0" w:color="999999"/>
+              <w:end w:val="single" w:sz="4" w:space="0" w:color="999999"/>
+            </w:tcBorders>
+          </w:tcPr>
+          <w:p>
+            <w:pPr>
+              <w:pStyle w:val="Normal"/>
+              <w:widowControl/>
+              <w:bidi w:val="0"/>
+              <w:spacing w:before="0" w:after="200"/>
+              <w:jc w:val="start"/>
+              <w:rPr/>
+            </w:pPr>
+            <w:r>
+              <w:rPr/>
+            </w:r>
+          </w:p>
+        </w:tc>
+        <w:tc>
+          <w:tcPr>
+            <w:tcW w:w="2339" w:type="dxa"/>
+            <w:tcBorders>
+              <w:top w:val="single" w:sz="4" w:space="0" w:color="999999"/>
+              <w:start w:val="single" w:sz="4" w:space="0" w:color="999999"/>
+              <w:bottom w:val="single" w:sz="4" w:space="0" w:color="999999"/>
+              <w:end w:val="single" w:sz="4" w:space="0" w:color="999999"/>
+            </w:tcBorders>
+          </w:tcPr>
+          <w:p>
+            <w:pPr>
+              <w:pStyle w:val="Normal"/>
+              <w:widowControl/>
+              <w:bidi w:val="0"/>
+              <w:spacing w:before="0" w:after="200"/>
+              <w:jc w:val="start"/>
+              <w:rPr/>
+            </w:pPr>
+            <w:r>
+              <w:rPr/>
+            </w:r>
+          </w:p>
+        </w:tc>
+      </w:tr>
+      <w:tr>
+        <w:trPr>
+          <w:cantSplit w:val="true"/>
+        </w:trPr>
+        <w:tc>
+          <w:tcPr>
+            <w:tcW w:w="2340" w:type="dxa"/>
+            <w:tcBorders>
+              <w:top w:val="single" w:sz="4" w:space="0" w:color="999999"/>
+              <w:start w:val="single" w:sz="4" w:space="0" w:color="999999"/>
+              <w:bottom w:val="single" w:sz="4" w:space="0" w:color="999999"/>
+              <w:end w:val="single" w:sz="4" w:space="0" w:color="999999"/>
+            </w:tcBorders>
+          </w:tcPr>
+          <w:p>
+            <w:pPr>
+              <w:pStyle w:val="Normal"/>
+              <w:widowControl/>
+              <w:bidi w:val="0"/>
+              <w:spacing w:before="0" w:after="200"/>
+              <w:jc w:val="start"/>
+              <w:rPr/>
+            </w:pPr>
+            <w:r>
+              <w:rPr>
+                <w:sz w:val="18"/>
+              </w:rPr>
+              <w:t>Scopus</w:t>
+            </w:r>
+          </w:p>
+        </w:tc>
+        <w:tc>
+          <w:tcPr>
+            <w:tcW w:w="2340" w:type="dxa"/>
+            <w:tcBorders>
+              <w:top w:val="single" w:sz="4" w:space="0" w:color="999999"/>
+              <w:start w:val="single" w:sz="4" w:space="0" w:color="999999"/>
+              <w:bottom w:val="single" w:sz="4" w:space="0" w:color="999999"/>
+              <w:end w:val="single" w:sz="4" w:space="0" w:color="999999"/>
+            </w:tcBorders>
+          </w:tcPr>
+          <w:p>
+            <w:pPr>
+              <w:pStyle w:val="Normal"/>
+              <w:widowControl/>
+              <w:bidi w:val="0"/>
+              <w:spacing w:before="0" w:after="200"/>
+              <w:jc w:val="start"/>
+              <w:rPr/>
+            </w:pPr>
+            <w:r>
+              <w:rPr>
+                <w:sz w:val="18"/>
+              </w:rPr>
+              <w:t>113</w:t>
+            </w:r>
+          </w:p>
+        </w:tc>
+        <w:tc>
+          <w:tcPr>
+            <w:tcW w:w="2340" w:type="dxa"/>
+            <w:tcBorders>
+              <w:top w:val="single" w:sz="4" w:space="0" w:color="999999"/>
+              <w:start w:val="single" w:sz="4" w:space="0" w:color="999999"/>
+              <w:bottom w:val="single" w:sz="4" w:space="0" w:color="999999"/>
+              <w:end w:val="single" w:sz="4" w:space="0" w:color="999999"/>
+            </w:tcBorders>
+          </w:tcPr>
+          <w:p>
+            <w:pPr>
+              <w:pStyle w:val="Normal"/>
+              <w:widowControl/>
+              <w:bidi w:val="0"/>
+              <w:spacing w:before="0" w:after="200"/>
+              <w:jc w:val="start"/>
+              <w:rPr/>
+            </w:pPr>
+            <w:r>
+              <w:rPr>
+                <w:sz w:val="18"/>
+              </w:rPr>
+              <w:t>93,4</w:t>
+            </w:r>
+          </w:p>
+        </w:tc>
+        <w:tc>
+          <w:tcPr>
+            <w:tcW w:w="2339" w:type="dxa"/>
+            <w:tcBorders>
+              <w:top w:val="single" w:sz="4" w:space="0" w:color="999999"/>
+              <w:start w:val="single" w:sz="4" w:space="0" w:color="999999"/>
+              <w:bottom w:val="single" w:sz="4" w:space="0" w:color="999999"/>
+              <w:end w:val="single" w:sz="4" w:space="0" w:color="999999"/>
+            </w:tcBorders>
+          </w:tcPr>
+          <w:p>
+            <w:pPr>
+              <w:pStyle w:val="Normal"/>
+              <w:widowControl/>
+              <w:bidi w:val="0"/>
+              <w:spacing w:before="0" w:after="200"/>
+              <w:jc w:val="start"/>
+              <w:rPr/>
+            </w:pPr>
+            <w:r>
+              <w:rPr>
+                <w:sz w:val="18"/>
+              </w:rPr>
+              <w:t>Base bibliográfica principal.</w:t>
+            </w:r>
+          </w:p>
+        </w:tc>
+      </w:tr>
+      <w:tr>
+        <w:trPr>
+          <w:cantSplit w:val="true"/>
+        </w:trPr>
+        <w:tc>
+          <w:tcPr>
+            <w:tcW w:w="2340" w:type="dxa"/>
+            <w:tcBorders>
+              <w:top w:val="single" w:sz="4" w:space="0" w:color="999999"/>
+              <w:start w:val="single" w:sz="4" w:space="0" w:color="999999"/>
+              <w:bottom w:val="single" w:sz="4" w:space="0" w:color="999999"/>
+              <w:end w:val="single" w:sz="4" w:space="0" w:color="999999"/>
+            </w:tcBorders>
+          </w:tcPr>
+          <w:p>
+            <w:pPr>
+              <w:pStyle w:val="Normal"/>
+              <w:widowControl/>
+              <w:bidi w:val="0"/>
+              <w:spacing w:before="0" w:after="200"/>
+              <w:jc w:val="start"/>
+              <w:rPr/>
+            </w:pPr>
+            <w:r>
+              <w:rPr>
+                <w:sz w:val="18"/>
+              </w:rPr>
+              <w:t>Web of Science</w:t>
+            </w:r>
+          </w:p>
+        </w:tc>
+        <w:tc>
+          <w:tcPr>
+            <w:tcW w:w="2340" w:type="dxa"/>
+            <w:tcBorders>
+              <w:top w:val="single" w:sz="4" w:space="0" w:color="999999"/>
+              <w:start w:val="single" w:sz="4" w:space="0" w:color="999999"/>
+              <w:bottom w:val="single" w:sz="4" w:space="0" w:color="999999"/>
+              <w:end w:val="single" w:sz="4" w:space="0" w:color="999999"/>
+            </w:tcBorders>
+          </w:tcPr>
+          <w:p>
+            <w:pPr>
+              <w:pStyle w:val="Normal"/>
+              <w:widowControl/>
+              <w:bidi w:val="0"/>
+              <w:spacing w:before="0" w:after="200"/>
+              <w:jc w:val="start"/>
+              <w:rPr/>
+            </w:pPr>
+            <w:r>
+              <w:rPr>
+                <w:sz w:val="18"/>
+              </w:rPr>
+              <w:t>51</w:t>
+            </w:r>
+          </w:p>
+        </w:tc>
+        <w:tc>
+          <w:tcPr>
+            <w:tcW w:w="2340" w:type="dxa"/>
+            <w:tcBorders>
+              <w:top w:val="single" w:sz="4" w:space="0" w:color="999999"/>
+              <w:start w:val="single" w:sz="4" w:space="0" w:color="999999"/>
+              <w:bottom w:val="single" w:sz="4" w:space="0" w:color="999999"/>
+              <w:end w:val="single" w:sz="4" w:space="0" w:color="999999"/>
+            </w:tcBorders>
+          </w:tcPr>
+          <w:p>
+            <w:pPr>
+              <w:pStyle w:val="Normal"/>
+              <w:widowControl/>
+              <w:bidi w:val="0"/>
+              <w:spacing w:before="0" w:after="200"/>
+              <w:jc w:val="start"/>
+              <w:rPr/>
+            </w:pPr>
+            <w:r>
+              <w:rPr>
+                <w:sz w:val="18"/>
+              </w:rPr>
+              <w:t>42,1</w:t>
+            </w:r>
+          </w:p>
+        </w:tc>
+        <w:tc>
+          <w:tcPr>
+            <w:tcW w:w="2339" w:type="dxa"/>
+            <w:tcBorders>
+              <w:top w:val="single" w:sz="4" w:space="0" w:color="999999"/>
+              <w:start w:val="single" w:sz="4" w:space="0" w:color="999999"/>
+              <w:bottom w:val="single" w:sz="4" w:space="0" w:color="999999"/>
+              <w:end w:val="single" w:sz="4" w:space="0" w:color="999999"/>
+            </w:tcBorders>
+          </w:tcPr>
+          <w:p>
+            <w:pPr>
+              <w:pStyle w:val="Normal"/>
+              <w:widowControl/>
+              <w:bidi w:val="0"/>
+              <w:spacing w:before="0" w:after="200"/>
+              <w:jc w:val="start"/>
+              <w:rPr/>
+            </w:pPr>
+            <w:r>
+              <w:rPr>
+                <w:sz w:val="18"/>
+              </w:rPr>
+              <w:t>Base bibliográfica independente.</w:t>
+            </w:r>
+          </w:p>
+        </w:tc>
+      </w:tr>
+      <w:tr>
+        <w:trPr>
+          <w:cantSplit w:val="true"/>
+        </w:trPr>
+        <w:tc>
+          <w:tcPr>
+            <w:tcW w:w="2340" w:type="dxa"/>
+            <w:tcBorders>
+              <w:top w:val="single" w:sz="4" w:space="0" w:color="999999"/>
+              <w:start w:val="single" w:sz="4" w:space="0" w:color="999999"/>
+              <w:bottom w:val="single" w:sz="4" w:space="0" w:color="999999"/>
+              <w:end w:val="single" w:sz="4" w:space="0" w:color="999999"/>
+            </w:tcBorders>
+          </w:tcPr>
+          <w:p>
+            <w:pPr>
+              <w:pStyle w:val="Normal"/>
+              <w:widowControl/>
+              <w:bidi w:val="0"/>
+              <w:spacing w:before="0" w:after="200"/>
+              <w:jc w:val="start"/>
+              <w:rPr/>
+            </w:pPr>
+            <w:r>
+              <w:rPr>
+                <w:sz w:val="18"/>
+              </w:rPr>
+              <w:t>Crossref</w:t>
+            </w:r>
+          </w:p>
+        </w:tc>
+        <w:tc>
+          <w:tcPr>
+            <w:tcW w:w="2340" w:type="dxa"/>
+            <w:tcBorders>
+              <w:top w:val="single" w:sz="4" w:space="0" w:color="999999"/>
+              <w:start w:val="single" w:sz="4" w:space="0" w:color="999999"/>
+              <w:bottom w:val="single" w:sz="4" w:space="0" w:color="999999"/>
+              <w:end w:val="single" w:sz="4" w:space="0" w:color="999999"/>
+            </w:tcBorders>
+          </w:tcPr>
+          <w:p>
+            <w:pPr>
+              <w:pStyle w:val="Normal"/>
+              <w:widowControl/>
+              <w:bidi w:val="0"/>
+              <w:spacing w:before="0" w:after="200"/>
+              <w:jc w:val="start"/>
+              <w:rPr/>
+            </w:pPr>
+            <w:r>
+              <w:rPr>
+                <w:sz w:val="18"/>
+              </w:rPr>
+              <w:t>6</w:t>
+            </w:r>
+          </w:p>
+        </w:tc>
+        <w:tc>
+          <w:tcPr>
+            <w:tcW w:w="2340" w:type="dxa"/>
+            <w:tcBorders>
+              <w:top w:val="single" w:sz="4" w:space="0" w:color="999999"/>
+              <w:start w:val="single" w:sz="4" w:space="0" w:color="999999"/>
+              <w:bottom w:val="single" w:sz="4" w:space="0" w:color="999999"/>
+              <w:end w:val="single" w:sz="4" w:space="0" w:color="999999"/>
+            </w:tcBorders>
+          </w:tcPr>
+          <w:p>
+            <w:pPr>
+              <w:pStyle w:val="Normal"/>
+              <w:widowControl/>
+              <w:bidi w:val="0"/>
+              <w:spacing w:before="0" w:after="200"/>
+              <w:jc w:val="start"/>
+              <w:rPr/>
+            </w:pPr>
+            <w:r>
+              <w:rPr>
+                <w:sz w:val="18"/>
+              </w:rPr>
+              <w:t>5,0</w:t>
+            </w:r>
+          </w:p>
+        </w:tc>
+        <w:tc>
+          <w:tcPr>
+            <w:tcW w:w="2339" w:type="dxa"/>
+            <w:tcBorders>
+              <w:top w:val="single" w:sz="4" w:space="0" w:color="999999"/>
+              <w:start w:val="single" w:sz="4" w:space="0" w:color="999999"/>
+              <w:bottom w:val="single" w:sz="4" w:space="0" w:color="999999"/>
+              <w:end w:val="single" w:sz="4" w:space="0" w:color="999999"/>
+            </w:tcBorders>
+          </w:tcPr>
+          <w:p>
+            <w:pPr>
+              <w:pStyle w:val="Normal"/>
+              <w:widowControl/>
+              <w:bidi w:val="0"/>
+              <w:spacing w:before="0" w:after="200"/>
+              <w:jc w:val="start"/>
+              <w:rPr/>
+            </w:pPr>
+            <w:r>
+              <w:rPr>
+                <w:sz w:val="18"/>
+              </w:rPr>
+              <w:t>Fonte complementar de metadados.</w:t>
+            </w:r>
+          </w:p>
+        </w:tc>
+      </w:tr>
+      <w:tr>
+        <w:trPr>
+          <w:cantSplit w:val="true"/>
+        </w:trPr>
+        <w:tc>
+          <w:tcPr>
+            <w:tcW w:w="2340" w:type="dxa"/>
+            <w:tcBorders>
+              <w:top w:val="single" w:sz="4" w:space="0" w:color="999999"/>
+              <w:start w:val="single" w:sz="4" w:space="0" w:color="999999"/>
+              <w:bottom w:val="single" w:sz="4" w:space="0" w:color="999999"/>
+              <w:end w:val="single" w:sz="4" w:space="0" w:color="999999"/>
+            </w:tcBorders>
+          </w:tcPr>
+          <w:p>
+            <w:pPr>
+              <w:pStyle w:val="Normal"/>
+              <w:widowControl/>
+              <w:bidi w:val="0"/>
+              <w:spacing w:before="0" w:after="200"/>
+              <w:jc w:val="start"/>
+              <w:rPr/>
+            </w:pPr>
+            <w:r>
+              <w:rPr>
+                <w:sz w:val="18"/>
+              </w:rPr>
+              <w:t>B. Tipo documental harmonizado, categorias exclusivas</w:t>
+            </w:r>
+          </w:p>
+        </w:tc>
+        <w:tc>
+          <w:tcPr>
+            <w:tcW w:w="2340" w:type="dxa"/>
+            <w:tcBorders>
+              <w:top w:val="single" w:sz="4" w:space="0" w:color="999999"/>
+              <w:start w:val="single" w:sz="4" w:space="0" w:color="999999"/>
+              <w:bottom w:val="single" w:sz="4" w:space="0" w:color="999999"/>
+              <w:end w:val="single" w:sz="4" w:space="0" w:color="999999"/>
+            </w:tcBorders>
+          </w:tcPr>
+          <w:p>
+            <w:pPr>
+              <w:pStyle w:val="Normal"/>
+              <w:widowControl/>
+              <w:bidi w:val="0"/>
+              <w:spacing w:before="0" w:after="200"/>
+              <w:jc w:val="start"/>
+              <w:rPr/>
+            </w:pPr>
+            <w:r>
+              <w:rPr/>
+            </w:r>
+          </w:p>
+        </w:tc>
+        <w:tc>
+          <w:tcPr>
+            <w:tcW w:w="2340" w:type="dxa"/>
+            <w:tcBorders>
+              <w:top w:val="single" w:sz="4" w:space="0" w:color="999999"/>
+              <w:start w:val="single" w:sz="4" w:space="0" w:color="999999"/>
+              <w:bottom w:val="single" w:sz="4" w:space="0" w:color="999999"/>
+              <w:end w:val="single" w:sz="4" w:space="0" w:color="999999"/>
+            </w:tcBorders>
+          </w:tcPr>
+          <w:p>
+            <w:pPr>
+              <w:pStyle w:val="Normal"/>
+              <w:widowControl/>
+              <w:bidi w:val="0"/>
+              <w:spacing w:before="0" w:after="200"/>
+              <w:jc w:val="start"/>
+              <w:rPr/>
+            </w:pPr>
+            <w:r>
+              <w:rPr/>
+            </w:r>
+          </w:p>
+        </w:tc>
+        <w:tc>
+          <w:tcPr>
+            <w:tcW w:w="2339" w:type="dxa"/>
+            <w:tcBorders>
+              <w:top w:val="single" w:sz="4" w:space="0" w:color="999999"/>
+              <w:start w:val="single" w:sz="4" w:space="0" w:color="999999"/>
+              <w:bottom w:val="single" w:sz="4" w:space="0" w:color="999999"/>
+              <w:end w:val="single" w:sz="4" w:space="0" w:color="999999"/>
+            </w:tcBorders>
+          </w:tcPr>
+          <w:p>
+            <w:pPr>
+              <w:pStyle w:val="Normal"/>
+              <w:widowControl/>
+              <w:bidi w:val="0"/>
+              <w:spacing w:before="0" w:after="200"/>
+              <w:jc w:val="start"/>
+              <w:rPr/>
+            </w:pPr>
+            <w:r>
+              <w:rPr/>
+            </w:r>
+          </w:p>
+        </w:tc>
+      </w:tr>
+      <w:tr>
+        <w:trPr>
+          <w:cantSplit w:val="true"/>
+        </w:trPr>
+        <w:tc>
+          <w:tcPr>
+            <w:tcW w:w="2340" w:type="dxa"/>
+            <w:tcBorders>
+              <w:top w:val="single" w:sz="4" w:space="0" w:color="999999"/>
+              <w:start w:val="single" w:sz="4" w:space="0" w:color="999999"/>
+              <w:bottom w:val="single" w:sz="4" w:space="0" w:color="999999"/>
+              <w:end w:val="single" w:sz="4" w:space="0" w:color="999999"/>
+            </w:tcBorders>
+          </w:tcPr>
+          <w:p>
+            <w:pPr>
+              <w:pStyle w:val="Normal"/>
+              <w:widowControl/>
+              <w:bidi w:val="0"/>
+              <w:spacing w:before="0" w:after="200"/>
+              <w:jc w:val="start"/>
+              <w:rPr/>
+            </w:pPr>
+            <w:r>
+              <w:rPr>
+                <w:sz w:val="18"/>
+              </w:rPr>
+              <w:t>Artigo de periódico</w:t>
+            </w:r>
+          </w:p>
+        </w:tc>
+        <w:tc>
+          <w:tcPr>
+            <w:tcW w:w="2340" w:type="dxa"/>
+            <w:tcBorders>
+              <w:top w:val="single" w:sz="4" w:space="0" w:color="999999"/>
+              <w:start w:val="single" w:sz="4" w:space="0" w:color="999999"/>
+              <w:bottom w:val="single" w:sz="4" w:space="0" w:color="999999"/>
+              <w:end w:val="single" w:sz="4" w:space="0" w:color="999999"/>
+            </w:tcBorders>
+          </w:tcPr>
+          <w:p>
+            <w:pPr>
+              <w:pStyle w:val="Normal"/>
+              <w:widowControl/>
+              <w:bidi w:val="0"/>
+              <w:spacing w:before="0" w:after="200"/>
+              <w:jc w:val="start"/>
+              <w:rPr/>
+            </w:pPr>
+            <w:r>
+              <w:rPr>
+                <w:sz w:val="18"/>
+              </w:rPr>
+              <w:t>90</w:t>
+            </w:r>
+          </w:p>
+        </w:tc>
+        <w:tc>
+          <w:tcPr>
+            <w:tcW w:w="2340" w:type="dxa"/>
+            <w:tcBorders>
+              <w:top w:val="single" w:sz="4" w:space="0" w:color="999999"/>
+              <w:start w:val="single" w:sz="4" w:space="0" w:color="999999"/>
+              <w:bottom w:val="single" w:sz="4" w:space="0" w:color="999999"/>
+              <w:end w:val="single" w:sz="4" w:space="0" w:color="999999"/>
+            </w:tcBorders>
+          </w:tcPr>
+          <w:p>
+            <w:pPr>
+              <w:pStyle w:val="Normal"/>
+              <w:widowControl/>
+              <w:bidi w:val="0"/>
+              <w:spacing w:before="0" w:after="200"/>
+              <w:jc w:val="start"/>
+              <w:rPr/>
+            </w:pPr>
+            <w:r>
+              <w:rPr>
+                <w:sz w:val="18"/>
+              </w:rPr>
+              <w:t>74,4</w:t>
+            </w:r>
+          </w:p>
+        </w:tc>
+        <w:tc>
+          <w:tcPr>
+            <w:tcW w:w="2339" w:type="dxa"/>
+            <w:tcBorders>
+              <w:top w:val="single" w:sz="4" w:space="0" w:color="999999"/>
+              <w:start w:val="single" w:sz="4" w:space="0" w:color="999999"/>
+              <w:bottom w:val="single" w:sz="4" w:space="0" w:color="999999"/>
+              <w:end w:val="single" w:sz="4" w:space="0" w:color="999999"/>
+            </w:tcBorders>
+          </w:tcPr>
+          <w:p>
+            <w:pPr>
+              <w:pStyle w:val="Normal"/>
+              <w:widowControl/>
+              <w:bidi w:val="0"/>
+              <w:spacing w:before="0" w:after="200"/>
+              <w:jc w:val="start"/>
+              <w:rPr/>
+            </w:pPr>
+            <w:r>
+              <w:rPr>
+                <w:i/>
+                <w:sz w:val="18"/>
+              </w:rPr>
+              <w:t>Journal</w:t>
+            </w:r>
+            <w:r>
+              <w:rPr>
+                <w:sz w:val="18"/>
+              </w:rPr>
+              <w:t xml:space="preserve">, </w:t>
+            </w:r>
+            <w:r>
+              <w:rPr>
+                <w:i/>
+                <w:sz w:val="18"/>
+              </w:rPr>
+              <w:t>JOUR</w:t>
+            </w:r>
+            <w:r>
+              <w:rPr>
+                <w:sz w:val="18"/>
+              </w:rPr>
+              <w:t xml:space="preserve"> e </w:t>
+            </w:r>
+            <w:r>
+              <w:rPr>
+                <w:i/>
+                <w:sz w:val="18"/>
+              </w:rPr>
+              <w:t>journal-article</w:t>
+            </w:r>
+            <w:r>
+              <w:rPr>
+                <w:sz w:val="18"/>
+              </w:rPr>
+              <w:t>.</w:t>
+            </w:r>
+          </w:p>
+        </w:tc>
+      </w:tr>
+      <w:tr>
+        <w:trPr>
+          <w:cantSplit w:val="true"/>
+        </w:trPr>
+        <w:tc>
+          <w:tcPr>
+            <w:tcW w:w="2340" w:type="dxa"/>
+            <w:tcBorders>
+              <w:top w:val="single" w:sz="4" w:space="0" w:color="999999"/>
+              <w:start w:val="single" w:sz="4" w:space="0" w:color="999999"/>
+              <w:bottom w:val="single" w:sz="4" w:space="0" w:color="999999"/>
+              <w:end w:val="single" w:sz="4" w:space="0" w:color="999999"/>
+            </w:tcBorders>
+          </w:tcPr>
+          <w:p>
+            <w:pPr>
+              <w:pStyle w:val="Normal"/>
+              <w:widowControl/>
+              <w:bidi w:val="0"/>
+              <w:spacing w:before="0" w:after="200"/>
+              <w:jc w:val="start"/>
+              <w:rPr/>
+            </w:pPr>
+            <w:r>
+              <w:rPr>
+                <w:sz w:val="18"/>
+              </w:rPr>
+              <w:t>Trabalho em evento</w:t>
+            </w:r>
+          </w:p>
+        </w:tc>
+        <w:tc>
+          <w:tcPr>
+            <w:tcW w:w="2340" w:type="dxa"/>
+            <w:tcBorders>
+              <w:top w:val="single" w:sz="4" w:space="0" w:color="999999"/>
+              <w:start w:val="single" w:sz="4" w:space="0" w:color="999999"/>
+              <w:bottom w:val="single" w:sz="4" w:space="0" w:color="999999"/>
+              <w:end w:val="single" w:sz="4" w:space="0" w:color="999999"/>
+            </w:tcBorders>
+          </w:tcPr>
+          <w:p>
+            <w:pPr>
+              <w:pStyle w:val="Normal"/>
+              <w:widowControl/>
+              <w:bidi w:val="0"/>
+              <w:spacing w:before="0" w:after="200"/>
+              <w:jc w:val="start"/>
+              <w:rPr/>
+            </w:pPr>
+            <w:r>
+              <w:rPr>
+                <w:sz w:val="18"/>
+              </w:rPr>
+              <w:t>20</w:t>
+            </w:r>
+          </w:p>
+        </w:tc>
+        <w:tc>
+          <w:tcPr>
+            <w:tcW w:w="2340" w:type="dxa"/>
+            <w:tcBorders>
+              <w:top w:val="single" w:sz="4" w:space="0" w:color="999999"/>
+              <w:start w:val="single" w:sz="4" w:space="0" w:color="999999"/>
+              <w:bottom w:val="single" w:sz="4" w:space="0" w:color="999999"/>
+              <w:end w:val="single" w:sz="4" w:space="0" w:color="999999"/>
+            </w:tcBorders>
+          </w:tcPr>
+          <w:p>
+            <w:pPr>
+              <w:pStyle w:val="Normal"/>
+              <w:widowControl/>
+              <w:bidi w:val="0"/>
+              <w:spacing w:before="0" w:after="200"/>
+              <w:jc w:val="start"/>
+              <w:rPr/>
+            </w:pPr>
+            <w:r>
+              <w:rPr>
+                <w:sz w:val="18"/>
+              </w:rPr>
+              <w:t>16,5</w:t>
+            </w:r>
+          </w:p>
+        </w:tc>
+        <w:tc>
+          <w:tcPr>
+            <w:tcW w:w="2339" w:type="dxa"/>
+            <w:tcBorders>
+              <w:top w:val="single" w:sz="4" w:space="0" w:color="999999"/>
+              <w:start w:val="single" w:sz="4" w:space="0" w:color="999999"/>
+              <w:bottom w:val="single" w:sz="4" w:space="0" w:color="999999"/>
+              <w:end w:val="single" w:sz="4" w:space="0" w:color="999999"/>
+            </w:tcBorders>
+          </w:tcPr>
+          <w:p>
+            <w:pPr>
+              <w:pStyle w:val="Normal"/>
+              <w:widowControl/>
+              <w:bidi w:val="0"/>
+              <w:spacing w:before="0" w:after="200"/>
+              <w:jc w:val="start"/>
+              <w:rPr/>
+            </w:pPr>
+            <w:r>
+              <w:rPr>
+                <w:i/>
+                <w:sz w:val="18"/>
+              </w:rPr>
+              <w:t>Conference Proceeding</w:t>
+            </w:r>
+            <w:r>
+              <w:rPr>
+                <w:sz w:val="18"/>
+              </w:rPr>
+              <w:t xml:space="preserve"> e </w:t>
+            </w:r>
+            <w:r>
+              <w:rPr>
+                <w:i/>
+                <w:sz w:val="18"/>
+              </w:rPr>
+              <w:t>CPAPER</w:t>
+            </w:r>
+            <w:r>
+              <w:rPr>
+                <w:sz w:val="18"/>
+              </w:rPr>
+              <w:t>.</w:t>
+            </w:r>
+          </w:p>
+        </w:tc>
+      </w:tr>
+      <w:tr>
+        <w:trPr>
+          <w:cantSplit w:val="true"/>
+        </w:trPr>
+        <w:tc>
+          <w:tcPr>
+            <w:tcW w:w="2340" w:type="dxa"/>
+            <w:tcBorders>
+              <w:top w:val="single" w:sz="4" w:space="0" w:color="999999"/>
+              <w:start w:val="single" w:sz="4" w:space="0" w:color="999999"/>
+              <w:bottom w:val="single" w:sz="4" w:space="0" w:color="999999"/>
+              <w:end w:val="single" w:sz="4" w:space="0" w:color="999999"/>
+            </w:tcBorders>
+          </w:tcPr>
+          <w:p>
+            <w:pPr>
+              <w:pStyle w:val="Normal"/>
+              <w:widowControl/>
+              <w:bidi w:val="0"/>
+              <w:spacing w:before="0" w:after="200"/>
+              <w:jc w:val="start"/>
+              <w:rPr/>
+            </w:pPr>
+            <w:r>
+              <w:rPr>
+                <w:sz w:val="18"/>
+              </w:rPr>
+              <w:t>Livro ou série de livro</w:t>
+            </w:r>
+          </w:p>
+        </w:tc>
+        <w:tc>
+          <w:tcPr>
+            <w:tcW w:w="2340" w:type="dxa"/>
+            <w:tcBorders>
+              <w:top w:val="single" w:sz="4" w:space="0" w:color="999999"/>
+              <w:start w:val="single" w:sz="4" w:space="0" w:color="999999"/>
+              <w:bottom w:val="single" w:sz="4" w:space="0" w:color="999999"/>
+              <w:end w:val="single" w:sz="4" w:space="0" w:color="999999"/>
+            </w:tcBorders>
+          </w:tcPr>
+          <w:p>
+            <w:pPr>
+              <w:pStyle w:val="Normal"/>
+              <w:widowControl/>
+              <w:bidi w:val="0"/>
+              <w:spacing w:before="0" w:after="200"/>
+              <w:jc w:val="start"/>
+              <w:rPr/>
+            </w:pPr>
+            <w:r>
+              <w:rPr>
+                <w:sz w:val="18"/>
+              </w:rPr>
+              <w:t>11</w:t>
+            </w:r>
+          </w:p>
+        </w:tc>
+        <w:tc>
+          <w:tcPr>
+            <w:tcW w:w="2340" w:type="dxa"/>
+            <w:tcBorders>
+              <w:top w:val="single" w:sz="4" w:space="0" w:color="999999"/>
+              <w:start w:val="single" w:sz="4" w:space="0" w:color="999999"/>
+              <w:bottom w:val="single" w:sz="4" w:space="0" w:color="999999"/>
+              <w:end w:val="single" w:sz="4" w:space="0" w:color="999999"/>
+            </w:tcBorders>
+          </w:tcPr>
+          <w:p>
+            <w:pPr>
+              <w:pStyle w:val="Normal"/>
+              <w:widowControl/>
+              <w:bidi w:val="0"/>
+              <w:spacing w:before="0" w:after="200"/>
+              <w:jc w:val="start"/>
+              <w:rPr/>
+            </w:pPr>
+            <w:r>
+              <w:rPr>
+                <w:sz w:val="18"/>
+              </w:rPr>
+              <w:t>9,1</w:t>
+            </w:r>
+          </w:p>
+        </w:tc>
+        <w:tc>
+          <w:tcPr>
+            <w:tcW w:w="2339" w:type="dxa"/>
+            <w:tcBorders>
+              <w:top w:val="single" w:sz="4" w:space="0" w:color="999999"/>
+              <w:start w:val="single" w:sz="4" w:space="0" w:color="999999"/>
+              <w:bottom w:val="single" w:sz="4" w:space="0" w:color="999999"/>
+              <w:end w:val="single" w:sz="4" w:space="0" w:color="999999"/>
+            </w:tcBorders>
+          </w:tcPr>
+          <w:p>
+            <w:pPr>
+              <w:pStyle w:val="Normal"/>
+              <w:widowControl/>
+              <w:bidi w:val="0"/>
+              <w:spacing w:before="0" w:after="200"/>
+              <w:jc w:val="start"/>
+              <w:rPr/>
+            </w:pPr>
+            <w:r>
+              <w:rPr>
+                <w:i/>
+                <w:sz w:val="18"/>
+              </w:rPr>
+              <w:t>Book Series</w:t>
+            </w:r>
+            <w:r>
+              <w:rPr>
+                <w:sz w:val="18"/>
+              </w:rPr>
+              <w:t xml:space="preserve"> e </w:t>
+            </w:r>
+            <w:r>
+              <w:rPr>
+                <w:i/>
+                <w:sz w:val="18"/>
+              </w:rPr>
+              <w:t>Book</w:t>
+            </w:r>
+            <w:r>
+              <w:rPr>
+                <w:sz w:val="18"/>
+              </w:rPr>
+              <w:t>.</w:t>
+            </w:r>
+          </w:p>
+        </w:tc>
+      </w:tr>
+    </w:tbl>
+    <w:p>
+      <w:pPr>
+        <w:pStyle w:val="Normal"/>
+        <w:rPr/>
+      </w:pPr>
+      <w:r>
+        <w:rPr/>
+      </w:r>
+    </w:p>
+    <w:p>
+      <w:pPr>
+        <w:pStyle w:val="BodyText"/>
+        <w:rPr/>
+      </w:pPr>
+      <w:r>
+        <w:rPr>
+          <w:i/>
+          <w:sz w:val="18"/>
+        </w:rPr>
+        <w:t>Fonte: elaborado pelo autor.</w:t>
+      </w:r>
+    </w:p>
+    <w:p>
+      <w:pPr>
+        <w:pStyle w:val="BodyText"/>
+        <w:rPr/>
+      </w:pPr>
+      <w:r>
+        <w:rPr/>
+        <w:t xml:space="preserve">A camada bibliométrica, com função analítica distinta da síntese temática (cf. Método), utilizou os 372 registros com aderência simultânea ao objeto predial, à manutenção ou gestão, à sustentabilidade e à presença de método, dados ou resultados; 329 (88,4%) continham palavras-chave, 327 (87,9%) DOI e 91 (24,5%) autores. As palavras-chave foram normalizadas quanto a caixa, acentuação, singular e variantes ortográficas, reunindo, por exemplo, </w:t>
+      </w:r>
+      <w:r>
+        <w:rPr>
+          <w:i/>
+          <w:iCs/>
+        </w:rPr>
+        <w:t>building information modeling</w:t>
+      </w:r>
+      <w:r>
+        <w:rPr/>
+        <w:t xml:space="preserve">, </w:t>
+      </w:r>
+      <w:r>
+        <w:rPr>
+          <w:i/>
+          <w:iCs/>
+        </w:rPr>
+        <w:t>building information modelling</w:t>
+      </w:r>
+      <w:r>
+        <w:rPr/>
+        <w:t xml:space="preserve"> e BIM; a rede considera a coocorrência no mesmo registro, normalizada pelo cosseno das frequências marginais, e a evolução compara 157 registros de 2010–2020 com 215 de 2021–2026.</w:t>
+      </w:r>
+    </w:p>
+    <w:p>
+      <w:pPr>
+        <w:pStyle w:val="BodyText"/>
+        <w:rPr/>
+      </w:pPr>
+      <w:r>
+        <w:rPr/>
+        <w:t xml:space="preserve">O Gráfico 2 sintetiza 208 fontes, das quais o núcleo aproximado de Bradford reuniu 13, responsáveis por cerca de um terço dos registros, entre elas </w:t>
+      </w:r>
+      <w:r>
+        <w:rPr>
+          <w:i/>
+          <w:iCs/>
+        </w:rPr>
+        <w:t>Energy and Buildings</w:t>
+      </w:r>
+      <w:r>
+        <w:rPr/>
+        <w:t xml:space="preserve"> (18), </w:t>
+      </w:r>
+      <w:r>
+        <w:rPr>
+          <w:i/>
+          <w:iCs/>
+        </w:rPr>
+        <w:t>Journal of Building Engineering</w:t>
+      </w:r>
+      <w:r>
+        <w:rPr/>
+        <w:t xml:space="preserve"> (15), </w:t>
+      </w:r>
+      <w:r>
+        <w:rPr>
+          <w:i/>
+          <w:iCs/>
+        </w:rPr>
+        <w:t>Facilities</w:t>
+      </w:r>
+      <w:r>
+        <w:rPr/>
+        <w:t xml:space="preserve"> (14), </w:t>
+      </w:r>
+      <w:r>
+        <w:rPr>
+          <w:i/>
+          <w:iCs/>
+        </w:rPr>
+        <w:t>Lecture Notes in Civil Engineering</w:t>
+      </w:r>
+      <w:r>
+        <w:rPr/>
+        <w:t xml:space="preserve"> (11), </w:t>
+      </w:r>
+      <w:r>
+        <w:rPr>
+          <w:i/>
+          <w:iCs/>
+        </w:rPr>
+        <w:t>IOP Conference Series: Earth and Environmental Science</w:t>
+      </w:r>
+      <w:r>
+        <w:rPr/>
+        <w:t xml:space="preserve"> (10) e </w:t>
+      </w:r>
+      <w:r>
+        <w:rPr>
+          <w:i/>
+          <w:iCs/>
+        </w:rPr>
+        <w:t>Sustainability</w:t>
+      </w:r>
+      <w:r>
+        <w:rPr/>
+        <w:t xml:space="preserve"> (10), confirmando a interdisciplinaridade entre energia, engenharia de edificações, gestão de facilidades e sustentabilidade.</w:t>
       </w:r>
     </w:p>
     <w:p>
@@ -8203,14 +8177,13 @@
         <w:pStyle w:val="CaptionedFigure"/>
         <w:rPr/>
       </w:pPr>
-      <w:bookmarkStart w:id="13" w:name="fig%3Amapatematico372"/>
       <w:r>
         <w:rPr/>
         <w:drawing>
           <wp:inline distT="0" distB="0" distL="0" distR="0">
-            <wp:extent cx="5227320" cy="3595370"/>
+            <wp:extent cx="5334000" cy="3495040"/>
             <wp:effectExtent l="0" t="0" r="0" b="0"/>
-            <wp:docPr id="3" name="Figura3"/>
+            <wp:docPr id="3" name="Image2" descr="" title=""/>
             <wp:cNvGraphicFramePr>
               <a:graphicFrameLocks xmlns:a="http://schemas.openxmlformats.org/drawingml/2006/main" noChangeAspect="1"/>
             </wp:cNvGraphicFramePr>
@@ -8218,7 +8191,7 @@
               <a:graphicData uri="http://schemas.openxmlformats.org/drawingml/2006/picture">
                 <pic:pic xmlns:pic="http://schemas.openxmlformats.org/drawingml/2006/picture">
                   <pic:nvPicPr>
-                    <pic:cNvPr id="3" name="Figura3"/>
+                    <pic:cNvPr id="3" name="Image2" descr="" title=""/>
                     <pic:cNvPicPr>
                       <a:picLocks noChangeAspect="1" noChangeArrowheads="1"/>
                     </pic:cNvPicPr>
@@ -8232,12 +8205,11 @@
                   <pic:spPr bwMode="auto">
                     <a:xfrm>
                       <a:off x="0" y="0"/>
-                      <a:ext cx="5227320" cy="3595370"/>
+                      <a:ext cx="5334000" cy="3495040"/>
                     </a:xfrm>
                     <a:prstGeom prst="rect">
                       <a:avLst/>
                     </a:prstGeom>
-                    <a:noFill/>
                   </pic:spPr>
                 </pic:pic>
               </a:graphicData>
@@ -8253,9 +8225,8 @@
       </w:pPr>
       <w:r>
         <w:rPr/>
-        <w:t>Gráfico 3. Mapa temático por centralidade e densidade das palavras-chave</w:t>
-      </w:r>
-      <w:bookmarkEnd w:id="13"/>
+        <w:t>Gráfico 2. Fontes mais frequentes no corpus bibliométrico ampliado</w:t>
+      </w:r>
     </w:p>
     <w:p>
       <w:pPr>
@@ -8264,7 +8235,7 @@
       </w:pPr>
       <w:r>
         <w:rPr/>
-        <w:t xml:space="preserve">A rede normalizada (Gráfico 4) reforça BIM e gestão de facilidades como conectores centrais, associados a </w:t>
+        <w:t xml:space="preserve">O mapa temático (Gráfico 3) revelou dois eixos centrais, formados por BIM, desempenho da edificação e </w:t>
       </w:r>
       <w:r>
         <w:rPr>
@@ -8275,7 +8246,7 @@
       </w:r>
       <w:r>
         <w:rPr/>
-        <w:t>, manutenção preditiva, operação, desempenho, gestão de ativos e internet das coisas; em outro agrupamento, avaliação do ciclo de vida aproxima-se de edificações residenciais e desenvolvimento sustentável.</w:t>
+        <w:t>, com centralidade e densidade acima das medianas, e gestão de facilidades, edifícios inteligentes e manutenção preditiva, com elevada centralidade e menor densidade interna. Edificações verdes, avaliação do ciclo de vida e desenvolvimento sustentável formaram grupos mais especializados, enquanto energia, emissões e operação predial permaneceram semanticamente heterogêneas.</w:t>
       </w:r>
     </w:p>
     <w:p>
@@ -8283,14 +8254,13 @@
         <w:pStyle w:val="CaptionedFigure"/>
         <w:rPr/>
       </w:pPr>
-      <w:bookmarkStart w:id="14" w:name="fig%3Aredecor372"/>
       <w:r>
         <w:rPr/>
         <w:drawing>
           <wp:inline distT="0" distB="0" distL="0" distR="0">
-            <wp:extent cx="5227320" cy="4194810"/>
+            <wp:extent cx="5334000" cy="3669030"/>
             <wp:effectExtent l="0" t="0" r="0" b="0"/>
-            <wp:docPr id="4" name="Figura4"/>
+            <wp:docPr id="4" name="Image3" descr="" title=""/>
             <wp:cNvGraphicFramePr>
               <a:graphicFrameLocks xmlns:a="http://schemas.openxmlformats.org/drawingml/2006/main" noChangeAspect="1"/>
             </wp:cNvGraphicFramePr>
@@ -8298,7 +8268,7 @@
               <a:graphicData uri="http://schemas.openxmlformats.org/drawingml/2006/picture">
                 <pic:pic xmlns:pic="http://schemas.openxmlformats.org/drawingml/2006/picture">
                   <pic:nvPicPr>
-                    <pic:cNvPr id="4" name="Figura4"/>
+                    <pic:cNvPr id="4" name="Image3" descr="" title=""/>
                     <pic:cNvPicPr>
                       <a:picLocks noChangeAspect="1" noChangeArrowheads="1"/>
                     </pic:cNvPicPr>
@@ -8312,12 +8282,11 @@
                   <pic:spPr bwMode="auto">
                     <a:xfrm>
                       <a:off x="0" y="0"/>
-                      <a:ext cx="5227320" cy="4194810"/>
+                      <a:ext cx="5334000" cy="3669030"/>
                     </a:xfrm>
                     <a:prstGeom prst="rect">
                       <a:avLst/>
                     </a:prstGeom>
-                    <a:noFill/>
                   </pic:spPr>
                 </pic:pic>
               </a:graphicData>
@@ -8333,9 +8302,8 @@
       </w:pPr>
       <w:r>
         <w:rPr/>
-        <w:t>Gráfico 4. Rede normalizada de coocorrência de palavras-chave</w:t>
-      </w:r>
-      <w:bookmarkEnd w:id="14"/>
+        <w:t>Gráfico 3. Mapa temático por centralidade e densidade das palavras-chave</w:t>
+      </w:r>
     </w:p>
     <w:p>
       <w:pPr>
@@ -8344,7 +8312,7 @@
       </w:pPr>
       <w:r>
         <w:rPr/>
-        <w:t xml:space="preserve">A comparação temporal (Gráfico 5) mostrou aumento de 7,3 pontos percentuais para BIM, 4,7 para </w:t>
+        <w:t xml:space="preserve">A rede normalizada (Gráfico 4) reforça BIM e gestão de facilidades como conectores centrais, associados a </w:t>
       </w:r>
       <w:r>
         <w:rPr>
@@ -8355,7 +8323,7 @@
       </w:r>
       <w:r>
         <w:rPr/>
-        <w:t>, 2,7 para emissões de carbono e 1,9 para avaliação do ciclo de vida, enquanto edificação verde, eficiência energética, manutenção predial e desempenho da edificação perderam participação relativa. Esse movimento descreve uma associação documental de transição lexical, compatível com a incorporação de temas tradicionais a vocabulários tecnológicos e de ciclo de vida mais específicos, sem implicar relação causal entre os termos.</w:t>
+        <w:t>, manutenção preditiva, operação, desempenho, gestão de ativos e internet das coisas; em outro agrupamento, avaliação do ciclo de vida aproxima-se de edificações residenciais e desenvolvimento sustentável.</w:t>
       </w:r>
     </w:p>
     <w:p>
@@ -8363,14 +8331,13 @@
         <w:pStyle w:val="CaptionedFigure"/>
         <w:rPr/>
       </w:pPr>
-      <w:bookmarkStart w:id="15" w:name="fig%3Aevolucaotematica372"/>
       <w:r>
         <w:rPr/>
         <w:drawing>
           <wp:inline distT="0" distB="0" distL="0" distR="0">
-            <wp:extent cx="5227320" cy="4161790"/>
+            <wp:extent cx="5334000" cy="4279900"/>
             <wp:effectExtent l="0" t="0" r="0" b="0"/>
-            <wp:docPr id="5" name="Figura5"/>
+            <wp:docPr id="5" name="Image4" descr="" title=""/>
             <wp:cNvGraphicFramePr>
               <a:graphicFrameLocks xmlns:a="http://schemas.openxmlformats.org/drawingml/2006/main" noChangeAspect="1"/>
             </wp:cNvGraphicFramePr>
@@ -8378,7 +8345,7 @@
               <a:graphicData uri="http://schemas.openxmlformats.org/drawingml/2006/picture">
                 <pic:pic xmlns:pic="http://schemas.openxmlformats.org/drawingml/2006/picture">
                   <pic:nvPicPr>
-                    <pic:cNvPr id="5" name="Figura5"/>
+                    <pic:cNvPr id="5" name="Image4" descr="" title=""/>
                     <pic:cNvPicPr>
                       <a:picLocks noChangeAspect="1" noChangeArrowheads="1"/>
                     </pic:cNvPicPr>
@@ -8392,12 +8359,11 @@
                   <pic:spPr bwMode="auto">
                     <a:xfrm>
                       <a:off x="0" y="0"/>
-                      <a:ext cx="5227320" cy="4161790"/>
+                      <a:ext cx="5334000" cy="4279900"/>
                     </a:xfrm>
                     <a:prstGeom prst="rect">
                       <a:avLst/>
                     </a:prstGeom>
-                    <a:noFill/>
                   </pic:spPr>
                 </pic:pic>
               </a:graphicData>
@@ -8413,9 +8379,8 @@
       </w:pPr>
       <w:r>
         <w:rPr/>
-        <w:t>Gráfico 5. Evolução das palavras-chave entre 2010–2020 e 2021–2026</w:t>
-      </w:r>
-      <w:bookmarkEnd w:id="15"/>
+        <w:t>Gráfico 4. Rede normalizada de coocorrência de palavras-chave</w:t>
+      </w:r>
     </w:p>
     <w:p>
       <w:pPr>
@@ -8424,7 +8389,7 @@
       </w:pPr>
       <w:r>
         <w:rPr/>
-        <w:t xml:space="preserve">Em conjunto, a bibliometria indica transição de eficiência, desempenho e edificações verdes para BIM, </w:t>
+        <w:t xml:space="preserve">A comparação temporal (Gráfico 5) mostrou aumento de 7,3 pontos percentuais para BIM, 4,7 para </w:t>
       </w:r>
       <w:r>
         <w:rPr>
@@ -8435,36 +8400,7 @@
       </w:r>
       <w:r>
         <w:rPr/>
-        <w:t>, carbono, ciclo de vida e manutenção preditiva, embora o crescimento informacional não implique, por si, integração decisória equivalente. As subseções seguintes verificam como essa transição se converte em dimensões, critérios, métodos e regras aplicáveis à priorização pública universitária.</w:t>
-      </w:r>
-      <w:bookmarkEnd w:id="10"/>
-    </w:p>
-    <w:p>
-      <w:pPr>
-        <w:pStyle w:val="Heading2"/>
-        <w:rPr/>
-      </w:pPr>
-      <w:bookmarkStart w:id="16" w:name="sec%3Acriterios"/>
-      <w:r>
-        <w:rPr>
-          <w:rStyle w:val="SectionNumber"/>
-        </w:rPr>
-        <w:t>3.2</w:t>
-      </w:r>
-      <w:r>
-        <w:rPr/>
-        <w:tab/>
-        <w:t>Dimensões e critérios para priorização sustentável</w:t>
-      </w:r>
-    </w:p>
-    <w:p>
-      <w:pPr>
-        <w:pStyle w:val="FirstParagraph"/>
-        <w:rPr/>
-      </w:pPr>
-      <w:r>
-        <w:rPr/>
-        <w:t>Foram identificadas seis dimensões com respostas múltiplas, na ordem técnica-operacional (116 registros), institucional (97), ambiental (92), ciclo de vida (65), econômica (63) e social (59). O predomínio das duas primeiras reflete a amplitude do manual de codificação e descreve a composição documental do núcleo, convergindo com a gestão sustentável de facilidades, que articula impactos ambientais, sociais e econômicos nos níveis estratégico, tático e operacional (Nielsen; Sarasoja; Galamba, 2016; Okoro, 2023), e com avaliações educacionais que integram desempenho, energia, conforto e usuários (Alfalah et al., 2022).</w:t>
+        <w:t>, 2,7 para emissões de carbono e 1,9 para avaliação do ciclo de vida, enquanto edificação verde, eficiência energética, manutenção predial e desempenho da edificação perderam participação relativa. Esse movimento descreve uma associação documental de transição lexical, compatível com a incorporação de temas tradicionais a vocabulários tecnológicos e de ciclo de vida mais específicos, sem implicar relação causal entre os termos.</w:t>
       </w:r>
     </w:p>
     <w:p>
@@ -8472,14 +8408,13 @@
         <w:pStyle w:val="CaptionedFigure"/>
         <w:rPr/>
       </w:pPr>
-      <w:bookmarkStart w:id="17" w:name="fig%3Adimensoes"/>
       <w:r>
         <w:rPr/>
         <w:drawing>
           <wp:inline distT="0" distB="0" distL="0" distR="0">
-            <wp:extent cx="4800600" cy="2936875"/>
+            <wp:extent cx="5334000" cy="4246245"/>
             <wp:effectExtent l="0" t="0" r="0" b="0"/>
-            <wp:docPr id="6" name="Figura6"/>
+            <wp:docPr id="6" name="Image5" descr="" title=""/>
             <wp:cNvGraphicFramePr>
               <a:graphicFrameLocks xmlns:a="http://schemas.openxmlformats.org/drawingml/2006/main" noChangeAspect="1"/>
             </wp:cNvGraphicFramePr>
@@ -8487,7 +8422,7 @@
               <a:graphicData uri="http://schemas.openxmlformats.org/drawingml/2006/picture">
                 <pic:pic xmlns:pic="http://schemas.openxmlformats.org/drawingml/2006/picture">
                   <pic:nvPicPr>
-                    <pic:cNvPr id="6" name="Figura6"/>
+                    <pic:cNvPr id="6" name="Image5" descr="" title=""/>
                     <pic:cNvPicPr>
                       <a:picLocks noChangeAspect="1" noChangeArrowheads="1"/>
                     </pic:cNvPicPr>
@@ -8501,12 +8436,11 @@
                   <pic:spPr bwMode="auto">
                     <a:xfrm>
                       <a:off x="0" y="0"/>
-                      <a:ext cx="4800600" cy="2936875"/>
+                      <a:ext cx="5334000" cy="4246245"/>
                     </a:xfrm>
                     <a:prstGeom prst="rect">
                       <a:avLst/>
                     </a:prstGeom>
-                    <a:noFill/>
                   </pic:spPr>
                 </pic:pic>
               </a:graphicData>
@@ -8522,9 +8456,8 @@
       </w:pPr>
       <w:r>
         <w:rPr/>
-        <w:t>Gráfico 6. Dimensões de sustentabilidade identificadas no núcleo temático vigente</w:t>
-      </w:r>
-      <w:bookmarkEnd w:id="17"/>
+        <w:t>Gráfico 5. Evolução das palavras-chave entre 2010–2020 e 2021–2026</w:t>
+      </w:r>
     </w:p>
     <w:p>
       <w:pPr>
@@ -8533,1531 +8466,47 @@
       </w:pPr>
       <w:r>
         <w:rPr/>
-        <w:t>Os ODS apareceram explicitamente em um registro, que combinou sustentabilidade, AHP, TOPSIS e otimização na alocação de prestadores de manutenção pública (Masmoudi et al., 2026); o vocabulário ESG esteve ausente dos campos auditados, embora componentes ambientais, sociais e institucionais fossem frequentes, padrão compatível com sua incorporação ainda emergente à gestão de facilidades (Ramantswana et al., 2026).</w:t>
-      </w:r>
-    </w:p>
-    <w:p>
-      <w:pPr>
-        <w:pStyle w:val="BodyText"/>
-        <w:rPr/>
-      </w:pPr>
-      <w:r>
-        <w:rPr/>
-        <w:t>Ao todo, foram identificados 15 critérios de priorização, distribuídos de forma heterogênea entre as seis dimensões. Quanto à frequência, desempenho operacional apareceu em 99 registros, informação e dados em 82, custo em 63 e energia e vida útil em 44 cada, com os demais critérios técnicos, sociais e ambientais listados na Tabela 8.</w:t>
-      </w:r>
-    </w:p>
-    <w:p>
-      <w:pPr>
-        <w:pStyle w:val="TableCaption"/>
-        <w:keepNext w:val="true"/>
-        <w:rPr/>
-      </w:pPr>
-      <w:r>
-        <w:rPr/>
-        <w:t>Tabela 8. Critérios de priorização identificados no núcleo temático vigente</w:t>
-      </w:r>
-    </w:p>
-    <w:tbl>
-      <w:tblPr>
-        <w:tblW w:w="9360" w:type="dxa"/>
-        <w:jc w:val="start"/>
-        <w:tblInd w:w="103" w:type="dxa"/>
-        <w:tblLayout w:type="fixed"/>
-        <w:tblCellMar>
-          <w:top w:w="0" w:type="dxa"/>
-          <w:start w:w="108" w:type="dxa"/>
-          <w:bottom w:w="0" w:type="dxa"/>
-          <w:end w:w="108" w:type="dxa"/>
-        </w:tblCellMar>
-        <w:tblLook w:val="04a0" w:firstRow="1" w:noVBand="1" w:lastRow="0" w:firstColumn="1" w:lastColumn="0" w:noHBand="0"/>
-      </w:tblPr>
-      <w:tblGrid>
-        <w:gridCol w:w="3120"/>
-        <w:gridCol w:w="3120"/>
-        <w:gridCol w:w="3120"/>
-      </w:tblGrid>
-      <w:tr>
-        <w:trPr>
-          <w:tblHeader w:val="true"/>
-          <w:cantSplit/>
-        </w:trPr>
-        <w:tc>
-          <w:tcPr>
-            <w:tcW w:w="3120" w:type="dxa"/>
-            <w:tcBorders>
-              <w:top w:val="single" w:sz="4" w:space="0" w:color="999999"/>
-              <w:start w:val="single" w:sz="4" w:space="0" w:color="999999"/>
-              <w:bottom w:val="single" w:sz="4" w:space="0" w:color="999999"/>
-              <w:end w:val="single" w:sz="4" w:space="0" w:color="999999"/>
-            </w:tcBorders>
-          </w:tcPr>
-          <w:p>
-            <w:pPr>
-              <w:pStyle w:val="Normal"/>
-              <w:widowControl/>
-              <w:bidi w:val="0"/>
-              <w:spacing w:before="0" w:after="200"/>
-              <w:jc w:val="start"/>
-              <w:rPr/>
-            </w:pPr>
-            <w:r>
-              <w:rPr>
-                <w:b/>
-                <w:sz w:val="18"/>
-              </w:rPr>
-              <w:t>Critério</w:t>
-            </w:r>
-          </w:p>
-        </w:tc>
-        <w:tc>
-          <w:tcPr>
-            <w:tcW w:w="3120" w:type="dxa"/>
-            <w:tcBorders>
-              <w:top w:val="single" w:sz="4" w:space="0" w:color="999999"/>
-              <w:start w:val="single" w:sz="4" w:space="0" w:color="999999"/>
-              <w:bottom w:val="single" w:sz="4" w:space="0" w:color="999999"/>
-              <w:end w:val="single" w:sz="4" w:space="0" w:color="999999"/>
-            </w:tcBorders>
-          </w:tcPr>
-          <w:p>
-            <w:pPr>
-              <w:pStyle w:val="Normal"/>
-              <w:widowControl/>
-              <w:bidi w:val="0"/>
-              <w:spacing w:before="0" w:after="200"/>
-              <w:jc w:val="start"/>
-              <w:rPr/>
-            </w:pPr>
-            <w:r>
-              <w:rPr>
-                <w:b/>
-                <w:sz w:val="18"/>
-              </w:rPr>
-              <w:t>Registros</w:t>
-            </w:r>
-          </w:p>
-        </w:tc>
-        <w:tc>
-          <w:tcPr>
-            <w:tcW w:w="3120" w:type="dxa"/>
-            <w:tcBorders>
-              <w:top w:val="single" w:sz="4" w:space="0" w:color="999999"/>
-              <w:start w:val="single" w:sz="4" w:space="0" w:color="999999"/>
-              <w:bottom w:val="single" w:sz="4" w:space="0" w:color="999999"/>
-              <w:end w:val="single" w:sz="4" w:space="0" w:color="999999"/>
-            </w:tcBorders>
-          </w:tcPr>
-          <w:p>
-            <w:pPr>
-              <w:pStyle w:val="Normal"/>
-              <w:widowControl/>
-              <w:bidi w:val="0"/>
-              <w:spacing w:before="0" w:after="200"/>
-              <w:jc w:val="start"/>
-              <w:rPr/>
-            </w:pPr>
-            <w:r>
-              <w:rPr>
-                <w:b/>
-                <w:sz w:val="18"/>
-              </w:rPr>
-              <w:t>% dos 121</w:t>
-            </w:r>
-          </w:p>
-        </w:tc>
-      </w:tr>
-      <w:tr>
-        <w:trPr>
-          <w:cantSplit/>
-        </w:trPr>
-        <w:tc>
-          <w:tcPr>
-            <w:tcW w:w="3120" w:type="dxa"/>
-            <w:tcBorders>
-              <w:top w:val="single" w:sz="4" w:space="0" w:color="999999"/>
-              <w:start w:val="single" w:sz="4" w:space="0" w:color="999999"/>
-              <w:bottom w:val="single" w:sz="4" w:space="0" w:color="999999"/>
-              <w:end w:val="single" w:sz="4" w:space="0" w:color="999999"/>
-            </w:tcBorders>
-          </w:tcPr>
-          <w:p>
-            <w:pPr>
-              <w:pStyle w:val="Normal"/>
-              <w:widowControl/>
-              <w:bidi w:val="0"/>
-              <w:spacing w:before="0" w:after="200"/>
-              <w:jc w:val="start"/>
-              <w:rPr/>
-            </w:pPr>
-            <w:r>
-              <w:rPr>
-                <w:sz w:val="18"/>
-              </w:rPr>
-              <w:t>Desempenho operacional</w:t>
-            </w:r>
-          </w:p>
-        </w:tc>
-        <w:tc>
-          <w:tcPr>
-            <w:tcW w:w="3120" w:type="dxa"/>
-            <w:tcBorders>
-              <w:top w:val="single" w:sz="4" w:space="0" w:color="999999"/>
-              <w:start w:val="single" w:sz="4" w:space="0" w:color="999999"/>
-              <w:bottom w:val="single" w:sz="4" w:space="0" w:color="999999"/>
-              <w:end w:val="single" w:sz="4" w:space="0" w:color="999999"/>
-            </w:tcBorders>
-          </w:tcPr>
-          <w:p>
-            <w:pPr>
-              <w:pStyle w:val="Normal"/>
-              <w:widowControl/>
-              <w:bidi w:val="0"/>
-              <w:spacing w:before="0" w:after="200"/>
-              <w:jc w:val="start"/>
-              <w:rPr/>
-            </w:pPr>
-            <w:r>
-              <w:rPr>
-                <w:sz w:val="18"/>
-              </w:rPr>
-              <w:t>99</w:t>
-            </w:r>
-          </w:p>
-        </w:tc>
-        <w:tc>
-          <w:tcPr>
-            <w:tcW w:w="3120" w:type="dxa"/>
-            <w:tcBorders>
-              <w:top w:val="single" w:sz="4" w:space="0" w:color="999999"/>
-              <w:start w:val="single" w:sz="4" w:space="0" w:color="999999"/>
-              <w:bottom w:val="single" w:sz="4" w:space="0" w:color="999999"/>
-              <w:end w:val="single" w:sz="4" w:space="0" w:color="999999"/>
-            </w:tcBorders>
-          </w:tcPr>
-          <w:p>
-            <w:pPr>
-              <w:pStyle w:val="Normal"/>
-              <w:widowControl/>
-              <w:bidi w:val="0"/>
-              <w:spacing w:before="0" w:after="200"/>
-              <w:jc w:val="start"/>
-              <w:rPr/>
-            </w:pPr>
-            <w:r>
-              <w:rPr>
-                <w:sz w:val="18"/>
-              </w:rPr>
-              <w:t>81,8</w:t>
-            </w:r>
-          </w:p>
-        </w:tc>
-      </w:tr>
-      <w:tr>
-        <w:trPr>
-          <w:cantSplit/>
-        </w:trPr>
-        <w:tc>
-          <w:tcPr>
-            <w:tcW w:w="3120" w:type="dxa"/>
-            <w:tcBorders>
-              <w:top w:val="single" w:sz="4" w:space="0" w:color="999999"/>
-              <w:start w:val="single" w:sz="4" w:space="0" w:color="999999"/>
-              <w:bottom w:val="single" w:sz="4" w:space="0" w:color="999999"/>
-              <w:end w:val="single" w:sz="4" w:space="0" w:color="999999"/>
-            </w:tcBorders>
-          </w:tcPr>
-          <w:p>
-            <w:pPr>
-              <w:pStyle w:val="Normal"/>
-              <w:widowControl/>
-              <w:bidi w:val="0"/>
-              <w:spacing w:before="0" w:after="200"/>
-              <w:jc w:val="start"/>
-              <w:rPr/>
-            </w:pPr>
-            <w:r>
-              <w:rPr>
-                <w:sz w:val="18"/>
-              </w:rPr>
-              <w:t>Informação e dados</w:t>
-            </w:r>
-          </w:p>
-        </w:tc>
-        <w:tc>
-          <w:tcPr>
-            <w:tcW w:w="3120" w:type="dxa"/>
-            <w:tcBorders>
-              <w:top w:val="single" w:sz="4" w:space="0" w:color="999999"/>
-              <w:start w:val="single" w:sz="4" w:space="0" w:color="999999"/>
-              <w:bottom w:val="single" w:sz="4" w:space="0" w:color="999999"/>
-              <w:end w:val="single" w:sz="4" w:space="0" w:color="999999"/>
-            </w:tcBorders>
-          </w:tcPr>
-          <w:p>
-            <w:pPr>
-              <w:pStyle w:val="Normal"/>
-              <w:widowControl/>
-              <w:bidi w:val="0"/>
-              <w:spacing w:before="0" w:after="200"/>
-              <w:jc w:val="start"/>
-              <w:rPr/>
-            </w:pPr>
-            <w:r>
-              <w:rPr>
-                <w:sz w:val="18"/>
-              </w:rPr>
-              <w:t>82</w:t>
-            </w:r>
-          </w:p>
-        </w:tc>
-        <w:tc>
-          <w:tcPr>
-            <w:tcW w:w="3120" w:type="dxa"/>
-            <w:tcBorders>
-              <w:top w:val="single" w:sz="4" w:space="0" w:color="999999"/>
-              <w:start w:val="single" w:sz="4" w:space="0" w:color="999999"/>
-              <w:bottom w:val="single" w:sz="4" w:space="0" w:color="999999"/>
-              <w:end w:val="single" w:sz="4" w:space="0" w:color="999999"/>
-            </w:tcBorders>
-          </w:tcPr>
-          <w:p>
-            <w:pPr>
-              <w:pStyle w:val="Normal"/>
-              <w:widowControl/>
-              <w:bidi w:val="0"/>
-              <w:spacing w:before="0" w:after="200"/>
-              <w:jc w:val="start"/>
-              <w:rPr/>
-            </w:pPr>
-            <w:r>
-              <w:rPr>
-                <w:sz w:val="18"/>
-              </w:rPr>
-              <w:t>67,8</w:t>
-            </w:r>
-          </w:p>
-        </w:tc>
-      </w:tr>
-      <w:tr>
-        <w:trPr>
-          <w:cantSplit/>
-        </w:trPr>
-        <w:tc>
-          <w:tcPr>
-            <w:tcW w:w="3120" w:type="dxa"/>
-            <w:tcBorders>
-              <w:top w:val="single" w:sz="4" w:space="0" w:color="999999"/>
-              <w:start w:val="single" w:sz="4" w:space="0" w:color="999999"/>
-              <w:bottom w:val="single" w:sz="4" w:space="0" w:color="999999"/>
-              <w:end w:val="single" w:sz="4" w:space="0" w:color="999999"/>
-            </w:tcBorders>
-          </w:tcPr>
-          <w:p>
-            <w:pPr>
-              <w:pStyle w:val="Normal"/>
-              <w:widowControl/>
-              <w:bidi w:val="0"/>
-              <w:spacing w:before="0" w:after="200"/>
-              <w:jc w:val="start"/>
-              <w:rPr/>
-            </w:pPr>
-            <w:r>
-              <w:rPr>
-                <w:sz w:val="18"/>
-              </w:rPr>
-              <w:t>Custo</w:t>
-            </w:r>
-          </w:p>
-        </w:tc>
-        <w:tc>
-          <w:tcPr>
-            <w:tcW w:w="3120" w:type="dxa"/>
-            <w:tcBorders>
-              <w:top w:val="single" w:sz="4" w:space="0" w:color="999999"/>
-              <w:start w:val="single" w:sz="4" w:space="0" w:color="999999"/>
-              <w:bottom w:val="single" w:sz="4" w:space="0" w:color="999999"/>
-              <w:end w:val="single" w:sz="4" w:space="0" w:color="999999"/>
-            </w:tcBorders>
-          </w:tcPr>
-          <w:p>
-            <w:pPr>
-              <w:pStyle w:val="Normal"/>
-              <w:widowControl/>
-              <w:bidi w:val="0"/>
-              <w:spacing w:before="0" w:after="200"/>
-              <w:jc w:val="start"/>
-              <w:rPr/>
-            </w:pPr>
-            <w:r>
-              <w:rPr>
-                <w:sz w:val="18"/>
-              </w:rPr>
-              <w:t>63</w:t>
-            </w:r>
-          </w:p>
-        </w:tc>
-        <w:tc>
-          <w:tcPr>
-            <w:tcW w:w="3120" w:type="dxa"/>
-            <w:tcBorders>
-              <w:top w:val="single" w:sz="4" w:space="0" w:color="999999"/>
-              <w:start w:val="single" w:sz="4" w:space="0" w:color="999999"/>
-              <w:bottom w:val="single" w:sz="4" w:space="0" w:color="999999"/>
-              <w:end w:val="single" w:sz="4" w:space="0" w:color="999999"/>
-            </w:tcBorders>
-          </w:tcPr>
-          <w:p>
-            <w:pPr>
-              <w:pStyle w:val="Normal"/>
-              <w:widowControl/>
-              <w:bidi w:val="0"/>
-              <w:spacing w:before="0" w:after="200"/>
-              <w:jc w:val="start"/>
-              <w:rPr/>
-            </w:pPr>
-            <w:r>
-              <w:rPr>
-                <w:sz w:val="18"/>
-              </w:rPr>
-              <w:t>52,1</w:t>
-            </w:r>
-          </w:p>
-        </w:tc>
-      </w:tr>
-      <w:tr>
-        <w:trPr>
-          <w:cantSplit/>
-        </w:trPr>
-        <w:tc>
-          <w:tcPr>
-            <w:tcW w:w="3120" w:type="dxa"/>
-            <w:tcBorders>
-              <w:top w:val="single" w:sz="4" w:space="0" w:color="999999"/>
-              <w:start w:val="single" w:sz="4" w:space="0" w:color="999999"/>
-              <w:bottom w:val="single" w:sz="4" w:space="0" w:color="999999"/>
-              <w:end w:val="single" w:sz="4" w:space="0" w:color="999999"/>
-            </w:tcBorders>
-          </w:tcPr>
-          <w:p>
-            <w:pPr>
-              <w:pStyle w:val="Normal"/>
-              <w:widowControl/>
-              <w:bidi w:val="0"/>
-              <w:spacing w:before="0" w:after="200"/>
-              <w:jc w:val="start"/>
-              <w:rPr/>
-            </w:pPr>
-            <w:r>
-              <w:rPr>
-                <w:sz w:val="18"/>
-              </w:rPr>
-              <w:t>Energia</w:t>
-            </w:r>
-          </w:p>
-        </w:tc>
-        <w:tc>
-          <w:tcPr>
-            <w:tcW w:w="3120" w:type="dxa"/>
-            <w:tcBorders>
-              <w:top w:val="single" w:sz="4" w:space="0" w:color="999999"/>
-              <w:start w:val="single" w:sz="4" w:space="0" w:color="999999"/>
-              <w:bottom w:val="single" w:sz="4" w:space="0" w:color="999999"/>
-              <w:end w:val="single" w:sz="4" w:space="0" w:color="999999"/>
-            </w:tcBorders>
-          </w:tcPr>
-          <w:p>
-            <w:pPr>
-              <w:pStyle w:val="Normal"/>
-              <w:widowControl/>
-              <w:bidi w:val="0"/>
-              <w:spacing w:before="0" w:after="200"/>
-              <w:jc w:val="start"/>
-              <w:rPr/>
-            </w:pPr>
-            <w:r>
-              <w:rPr>
-                <w:sz w:val="18"/>
-              </w:rPr>
-              <w:t>44</w:t>
-            </w:r>
-          </w:p>
-        </w:tc>
-        <w:tc>
-          <w:tcPr>
-            <w:tcW w:w="3120" w:type="dxa"/>
-            <w:tcBorders>
-              <w:top w:val="single" w:sz="4" w:space="0" w:color="999999"/>
-              <w:start w:val="single" w:sz="4" w:space="0" w:color="999999"/>
-              <w:bottom w:val="single" w:sz="4" w:space="0" w:color="999999"/>
-              <w:end w:val="single" w:sz="4" w:space="0" w:color="999999"/>
-            </w:tcBorders>
-          </w:tcPr>
-          <w:p>
-            <w:pPr>
-              <w:pStyle w:val="Normal"/>
-              <w:widowControl/>
-              <w:bidi w:val="0"/>
-              <w:spacing w:before="0" w:after="200"/>
-              <w:jc w:val="start"/>
-              <w:rPr/>
-            </w:pPr>
-            <w:r>
-              <w:rPr>
-                <w:sz w:val="18"/>
-              </w:rPr>
-              <w:t>36,4</w:t>
-            </w:r>
-          </w:p>
-        </w:tc>
-      </w:tr>
-      <w:tr>
-        <w:trPr>
-          <w:cantSplit/>
-        </w:trPr>
-        <w:tc>
-          <w:tcPr>
-            <w:tcW w:w="3120" w:type="dxa"/>
-            <w:tcBorders>
-              <w:top w:val="single" w:sz="4" w:space="0" w:color="999999"/>
-              <w:start w:val="single" w:sz="4" w:space="0" w:color="999999"/>
-              <w:bottom w:val="single" w:sz="4" w:space="0" w:color="999999"/>
-              <w:end w:val="single" w:sz="4" w:space="0" w:color="999999"/>
-            </w:tcBorders>
-          </w:tcPr>
-          <w:p>
-            <w:pPr>
-              <w:pStyle w:val="Normal"/>
-              <w:widowControl/>
-              <w:bidi w:val="0"/>
-              <w:spacing w:before="0" w:after="200"/>
-              <w:jc w:val="start"/>
-              <w:rPr/>
-            </w:pPr>
-            <w:r>
-              <w:rPr>
-                <w:sz w:val="18"/>
-              </w:rPr>
-              <w:t>Vida útil</w:t>
-            </w:r>
-          </w:p>
-        </w:tc>
-        <w:tc>
-          <w:tcPr>
-            <w:tcW w:w="3120" w:type="dxa"/>
-            <w:tcBorders>
-              <w:top w:val="single" w:sz="4" w:space="0" w:color="999999"/>
-              <w:start w:val="single" w:sz="4" w:space="0" w:color="999999"/>
-              <w:bottom w:val="single" w:sz="4" w:space="0" w:color="999999"/>
-              <w:end w:val="single" w:sz="4" w:space="0" w:color="999999"/>
-            </w:tcBorders>
-          </w:tcPr>
-          <w:p>
-            <w:pPr>
-              <w:pStyle w:val="Normal"/>
-              <w:widowControl/>
-              <w:bidi w:val="0"/>
-              <w:spacing w:before="0" w:after="200"/>
-              <w:jc w:val="start"/>
-              <w:rPr/>
-            </w:pPr>
-            <w:r>
-              <w:rPr>
-                <w:sz w:val="18"/>
-              </w:rPr>
-              <w:t>44</w:t>
-            </w:r>
-          </w:p>
-        </w:tc>
-        <w:tc>
-          <w:tcPr>
-            <w:tcW w:w="3120" w:type="dxa"/>
-            <w:tcBorders>
-              <w:top w:val="single" w:sz="4" w:space="0" w:color="999999"/>
-              <w:start w:val="single" w:sz="4" w:space="0" w:color="999999"/>
-              <w:bottom w:val="single" w:sz="4" w:space="0" w:color="999999"/>
-              <w:end w:val="single" w:sz="4" w:space="0" w:color="999999"/>
-            </w:tcBorders>
-          </w:tcPr>
-          <w:p>
-            <w:pPr>
-              <w:pStyle w:val="Normal"/>
-              <w:widowControl/>
-              <w:bidi w:val="0"/>
-              <w:spacing w:before="0" w:after="200"/>
-              <w:jc w:val="start"/>
-              <w:rPr/>
-            </w:pPr>
-            <w:r>
-              <w:rPr>
-                <w:sz w:val="18"/>
-              </w:rPr>
-              <w:t>36,4</w:t>
-            </w:r>
-          </w:p>
-        </w:tc>
-      </w:tr>
-      <w:tr>
-        <w:trPr>
-          <w:cantSplit/>
-        </w:trPr>
-        <w:tc>
-          <w:tcPr>
-            <w:tcW w:w="3120" w:type="dxa"/>
-            <w:tcBorders>
-              <w:top w:val="single" w:sz="4" w:space="0" w:color="999999"/>
-              <w:start w:val="single" w:sz="4" w:space="0" w:color="999999"/>
-              <w:bottom w:val="single" w:sz="4" w:space="0" w:color="999999"/>
-              <w:end w:val="single" w:sz="4" w:space="0" w:color="999999"/>
-            </w:tcBorders>
-          </w:tcPr>
-          <w:p>
-            <w:pPr>
-              <w:pStyle w:val="Normal"/>
-              <w:widowControl/>
-              <w:bidi w:val="0"/>
-              <w:spacing w:before="0" w:after="200"/>
-              <w:jc w:val="start"/>
-              <w:rPr/>
-            </w:pPr>
-            <w:r>
-              <w:rPr>
-                <w:sz w:val="18"/>
-              </w:rPr>
-              <w:t>Condição física</w:t>
-            </w:r>
-          </w:p>
-        </w:tc>
-        <w:tc>
-          <w:tcPr>
-            <w:tcW w:w="3120" w:type="dxa"/>
-            <w:tcBorders>
-              <w:top w:val="single" w:sz="4" w:space="0" w:color="999999"/>
-              <w:start w:val="single" w:sz="4" w:space="0" w:color="999999"/>
-              <w:bottom w:val="single" w:sz="4" w:space="0" w:color="999999"/>
-              <w:end w:val="single" w:sz="4" w:space="0" w:color="999999"/>
-            </w:tcBorders>
-          </w:tcPr>
-          <w:p>
-            <w:pPr>
-              <w:pStyle w:val="Normal"/>
-              <w:widowControl/>
-              <w:bidi w:val="0"/>
-              <w:spacing w:before="0" w:after="200"/>
-              <w:jc w:val="start"/>
-              <w:rPr/>
-            </w:pPr>
-            <w:r>
-              <w:rPr>
-                <w:sz w:val="18"/>
-              </w:rPr>
-              <w:t>34</w:t>
-            </w:r>
-          </w:p>
-        </w:tc>
-        <w:tc>
-          <w:tcPr>
-            <w:tcW w:w="3120" w:type="dxa"/>
-            <w:tcBorders>
-              <w:top w:val="single" w:sz="4" w:space="0" w:color="999999"/>
-              <w:start w:val="single" w:sz="4" w:space="0" w:color="999999"/>
-              <w:bottom w:val="single" w:sz="4" w:space="0" w:color="999999"/>
-              <w:end w:val="single" w:sz="4" w:space="0" w:color="999999"/>
-            </w:tcBorders>
-          </w:tcPr>
-          <w:p>
-            <w:pPr>
-              <w:pStyle w:val="Normal"/>
-              <w:widowControl/>
-              <w:bidi w:val="0"/>
-              <w:spacing w:before="0" w:after="200"/>
-              <w:jc w:val="start"/>
-              <w:rPr/>
-            </w:pPr>
-            <w:r>
-              <w:rPr>
-                <w:sz w:val="18"/>
-              </w:rPr>
-              <w:t>28,1</w:t>
-            </w:r>
-          </w:p>
-        </w:tc>
-      </w:tr>
-      <w:tr>
-        <w:trPr>
-          <w:cantSplit/>
-        </w:trPr>
-        <w:tc>
-          <w:tcPr>
-            <w:tcW w:w="3120" w:type="dxa"/>
-            <w:tcBorders>
-              <w:top w:val="single" w:sz="4" w:space="0" w:color="999999"/>
-              <w:start w:val="single" w:sz="4" w:space="0" w:color="999999"/>
-              <w:bottom w:val="single" w:sz="4" w:space="0" w:color="999999"/>
-              <w:end w:val="single" w:sz="4" w:space="0" w:color="999999"/>
-            </w:tcBorders>
-          </w:tcPr>
-          <w:p>
-            <w:pPr>
-              <w:pStyle w:val="Normal"/>
-              <w:widowControl/>
-              <w:bidi w:val="0"/>
-              <w:spacing w:before="0" w:after="200"/>
-              <w:jc w:val="start"/>
-              <w:rPr/>
-            </w:pPr>
-            <w:r>
-              <w:rPr>
-                <w:sz w:val="18"/>
-              </w:rPr>
-              <w:t>Risco</w:t>
-            </w:r>
-          </w:p>
-        </w:tc>
-        <w:tc>
-          <w:tcPr>
-            <w:tcW w:w="3120" w:type="dxa"/>
-            <w:tcBorders>
-              <w:top w:val="single" w:sz="4" w:space="0" w:color="999999"/>
-              <w:start w:val="single" w:sz="4" w:space="0" w:color="999999"/>
-              <w:bottom w:val="single" w:sz="4" w:space="0" w:color="999999"/>
-              <w:end w:val="single" w:sz="4" w:space="0" w:color="999999"/>
-            </w:tcBorders>
-          </w:tcPr>
-          <w:p>
-            <w:pPr>
-              <w:pStyle w:val="Normal"/>
-              <w:widowControl/>
-              <w:bidi w:val="0"/>
-              <w:spacing w:before="0" w:after="200"/>
-              <w:jc w:val="start"/>
-              <w:rPr/>
-            </w:pPr>
-            <w:r>
-              <w:rPr>
-                <w:sz w:val="18"/>
-              </w:rPr>
-              <w:t>33</w:t>
-            </w:r>
-          </w:p>
-        </w:tc>
-        <w:tc>
-          <w:tcPr>
-            <w:tcW w:w="3120" w:type="dxa"/>
-            <w:tcBorders>
-              <w:top w:val="single" w:sz="4" w:space="0" w:color="999999"/>
-              <w:start w:val="single" w:sz="4" w:space="0" w:color="999999"/>
-              <w:bottom w:val="single" w:sz="4" w:space="0" w:color="999999"/>
-              <w:end w:val="single" w:sz="4" w:space="0" w:color="999999"/>
-            </w:tcBorders>
-          </w:tcPr>
-          <w:p>
-            <w:pPr>
-              <w:pStyle w:val="Normal"/>
-              <w:widowControl/>
-              <w:bidi w:val="0"/>
-              <w:spacing w:before="0" w:after="200"/>
-              <w:jc w:val="start"/>
-              <w:rPr/>
-            </w:pPr>
-            <w:r>
-              <w:rPr>
-                <w:sz w:val="18"/>
-              </w:rPr>
-              <w:t>27,3</w:t>
-            </w:r>
-          </w:p>
-        </w:tc>
-      </w:tr>
-      <w:tr>
-        <w:trPr>
-          <w:cantSplit/>
-        </w:trPr>
-        <w:tc>
-          <w:tcPr>
-            <w:tcW w:w="3120" w:type="dxa"/>
-            <w:tcBorders>
-              <w:top w:val="single" w:sz="4" w:space="0" w:color="999999"/>
-              <w:start w:val="single" w:sz="4" w:space="0" w:color="999999"/>
-              <w:bottom w:val="single" w:sz="4" w:space="0" w:color="999999"/>
-              <w:end w:val="single" w:sz="4" w:space="0" w:color="999999"/>
-            </w:tcBorders>
-          </w:tcPr>
-          <w:p>
-            <w:pPr>
-              <w:pStyle w:val="Normal"/>
-              <w:widowControl/>
-              <w:bidi w:val="0"/>
-              <w:spacing w:before="0" w:after="200"/>
-              <w:jc w:val="start"/>
-              <w:rPr/>
-            </w:pPr>
-            <w:r>
-              <w:rPr>
-                <w:sz w:val="18"/>
-              </w:rPr>
-              <w:t>Manutenibilidade</w:t>
-            </w:r>
-          </w:p>
-        </w:tc>
-        <w:tc>
-          <w:tcPr>
-            <w:tcW w:w="3120" w:type="dxa"/>
-            <w:tcBorders>
-              <w:top w:val="single" w:sz="4" w:space="0" w:color="999999"/>
-              <w:start w:val="single" w:sz="4" w:space="0" w:color="999999"/>
-              <w:bottom w:val="single" w:sz="4" w:space="0" w:color="999999"/>
-              <w:end w:val="single" w:sz="4" w:space="0" w:color="999999"/>
-            </w:tcBorders>
-          </w:tcPr>
-          <w:p>
-            <w:pPr>
-              <w:pStyle w:val="Normal"/>
-              <w:widowControl/>
-              <w:bidi w:val="0"/>
-              <w:spacing w:before="0" w:after="200"/>
-              <w:jc w:val="start"/>
-              <w:rPr/>
-            </w:pPr>
-            <w:r>
-              <w:rPr>
-                <w:sz w:val="18"/>
-              </w:rPr>
-              <w:t>25</w:t>
-            </w:r>
-          </w:p>
-        </w:tc>
-        <w:tc>
-          <w:tcPr>
-            <w:tcW w:w="3120" w:type="dxa"/>
-            <w:tcBorders>
-              <w:top w:val="single" w:sz="4" w:space="0" w:color="999999"/>
-              <w:start w:val="single" w:sz="4" w:space="0" w:color="999999"/>
-              <w:bottom w:val="single" w:sz="4" w:space="0" w:color="999999"/>
-              <w:end w:val="single" w:sz="4" w:space="0" w:color="999999"/>
-            </w:tcBorders>
-          </w:tcPr>
-          <w:p>
-            <w:pPr>
-              <w:pStyle w:val="Normal"/>
-              <w:widowControl/>
-              <w:bidi w:val="0"/>
-              <w:spacing w:before="0" w:after="200"/>
-              <w:jc w:val="start"/>
-              <w:rPr/>
-            </w:pPr>
-            <w:r>
-              <w:rPr>
-                <w:sz w:val="18"/>
-              </w:rPr>
-              <w:t>20,7</w:t>
-            </w:r>
-          </w:p>
-        </w:tc>
-      </w:tr>
-      <w:tr>
-        <w:trPr>
-          <w:cantSplit/>
-        </w:trPr>
-        <w:tc>
-          <w:tcPr>
-            <w:tcW w:w="3120" w:type="dxa"/>
-            <w:tcBorders>
-              <w:top w:val="single" w:sz="4" w:space="0" w:color="999999"/>
-              <w:start w:val="single" w:sz="4" w:space="0" w:color="999999"/>
-              <w:bottom w:val="single" w:sz="4" w:space="0" w:color="999999"/>
-              <w:end w:val="single" w:sz="4" w:space="0" w:color="999999"/>
-            </w:tcBorders>
-          </w:tcPr>
-          <w:p>
-            <w:pPr>
-              <w:pStyle w:val="Normal"/>
-              <w:widowControl/>
-              <w:bidi w:val="0"/>
-              <w:spacing w:before="0" w:after="200"/>
-              <w:jc w:val="start"/>
-              <w:rPr/>
-            </w:pPr>
-            <w:r>
-              <w:rPr>
-                <w:sz w:val="18"/>
-              </w:rPr>
-              <w:t>Conforto</w:t>
-            </w:r>
-          </w:p>
-        </w:tc>
-        <w:tc>
-          <w:tcPr>
-            <w:tcW w:w="3120" w:type="dxa"/>
-            <w:tcBorders>
-              <w:top w:val="single" w:sz="4" w:space="0" w:color="999999"/>
-              <w:start w:val="single" w:sz="4" w:space="0" w:color="999999"/>
-              <w:bottom w:val="single" w:sz="4" w:space="0" w:color="999999"/>
-              <w:end w:val="single" w:sz="4" w:space="0" w:color="999999"/>
-            </w:tcBorders>
-          </w:tcPr>
-          <w:p>
-            <w:pPr>
-              <w:pStyle w:val="Normal"/>
-              <w:widowControl/>
-              <w:bidi w:val="0"/>
-              <w:spacing w:before="0" w:after="200"/>
-              <w:jc w:val="start"/>
-              <w:rPr/>
-            </w:pPr>
-            <w:r>
-              <w:rPr>
-                <w:sz w:val="18"/>
-              </w:rPr>
-              <w:t>22</w:t>
-            </w:r>
-          </w:p>
-        </w:tc>
-        <w:tc>
-          <w:tcPr>
-            <w:tcW w:w="3120" w:type="dxa"/>
-            <w:tcBorders>
-              <w:top w:val="single" w:sz="4" w:space="0" w:color="999999"/>
-              <w:start w:val="single" w:sz="4" w:space="0" w:color="999999"/>
-              <w:bottom w:val="single" w:sz="4" w:space="0" w:color="999999"/>
-              <w:end w:val="single" w:sz="4" w:space="0" w:color="999999"/>
-            </w:tcBorders>
-          </w:tcPr>
-          <w:p>
-            <w:pPr>
-              <w:pStyle w:val="Normal"/>
-              <w:widowControl/>
-              <w:bidi w:val="0"/>
-              <w:spacing w:before="0" w:after="200"/>
-              <w:jc w:val="start"/>
-              <w:rPr/>
-            </w:pPr>
-            <w:r>
-              <w:rPr>
-                <w:sz w:val="18"/>
-              </w:rPr>
-              <w:t>18,2</w:t>
-            </w:r>
-          </w:p>
-        </w:tc>
-      </w:tr>
-      <w:tr>
-        <w:trPr>
-          <w:cantSplit/>
-        </w:trPr>
-        <w:tc>
-          <w:tcPr>
-            <w:tcW w:w="3120" w:type="dxa"/>
-            <w:tcBorders>
-              <w:top w:val="single" w:sz="4" w:space="0" w:color="999999"/>
-              <w:start w:val="single" w:sz="4" w:space="0" w:color="999999"/>
-              <w:bottom w:val="single" w:sz="4" w:space="0" w:color="999999"/>
-              <w:end w:val="single" w:sz="4" w:space="0" w:color="999999"/>
-            </w:tcBorders>
-          </w:tcPr>
-          <w:p>
-            <w:pPr>
-              <w:pStyle w:val="Normal"/>
-              <w:widowControl/>
-              <w:bidi w:val="0"/>
-              <w:spacing w:before="0" w:after="200"/>
-              <w:jc w:val="start"/>
-              <w:rPr/>
-            </w:pPr>
-            <w:r>
-              <w:rPr>
-                <w:sz w:val="18"/>
-              </w:rPr>
-              <w:t>Segurança</w:t>
-            </w:r>
-          </w:p>
-        </w:tc>
-        <w:tc>
-          <w:tcPr>
-            <w:tcW w:w="3120" w:type="dxa"/>
-            <w:tcBorders>
-              <w:top w:val="single" w:sz="4" w:space="0" w:color="999999"/>
-              <w:start w:val="single" w:sz="4" w:space="0" w:color="999999"/>
-              <w:bottom w:val="single" w:sz="4" w:space="0" w:color="999999"/>
-              <w:end w:val="single" w:sz="4" w:space="0" w:color="999999"/>
-            </w:tcBorders>
-          </w:tcPr>
-          <w:p>
-            <w:pPr>
-              <w:pStyle w:val="Normal"/>
-              <w:widowControl/>
-              <w:bidi w:val="0"/>
-              <w:spacing w:before="0" w:after="200"/>
-              <w:jc w:val="start"/>
-              <w:rPr/>
-            </w:pPr>
-            <w:r>
-              <w:rPr>
-                <w:sz w:val="18"/>
-              </w:rPr>
-              <w:t>18</w:t>
-            </w:r>
-          </w:p>
-        </w:tc>
-        <w:tc>
-          <w:tcPr>
-            <w:tcW w:w="3120" w:type="dxa"/>
-            <w:tcBorders>
-              <w:top w:val="single" w:sz="4" w:space="0" w:color="999999"/>
-              <w:start w:val="single" w:sz="4" w:space="0" w:color="999999"/>
-              <w:bottom w:val="single" w:sz="4" w:space="0" w:color="999999"/>
-              <w:end w:val="single" w:sz="4" w:space="0" w:color="999999"/>
-            </w:tcBorders>
-          </w:tcPr>
-          <w:p>
-            <w:pPr>
-              <w:pStyle w:val="Normal"/>
-              <w:widowControl/>
-              <w:bidi w:val="0"/>
-              <w:spacing w:before="0" w:after="200"/>
-              <w:jc w:val="start"/>
-              <w:rPr/>
-            </w:pPr>
-            <w:r>
-              <w:rPr>
-                <w:sz w:val="18"/>
-              </w:rPr>
-              <w:t>14,9</w:t>
-            </w:r>
-          </w:p>
-        </w:tc>
-      </w:tr>
-      <w:tr>
-        <w:trPr>
-          <w:cantSplit/>
-        </w:trPr>
-        <w:tc>
-          <w:tcPr>
-            <w:tcW w:w="3120" w:type="dxa"/>
-            <w:tcBorders>
-              <w:top w:val="single" w:sz="4" w:space="0" w:color="999999"/>
-              <w:start w:val="single" w:sz="4" w:space="0" w:color="999999"/>
-              <w:bottom w:val="single" w:sz="4" w:space="0" w:color="999999"/>
-              <w:end w:val="single" w:sz="4" w:space="0" w:color="999999"/>
-            </w:tcBorders>
-          </w:tcPr>
-          <w:p>
-            <w:pPr>
-              <w:pStyle w:val="Normal"/>
-              <w:widowControl/>
-              <w:bidi w:val="0"/>
-              <w:spacing w:before="0" w:after="200"/>
-              <w:jc w:val="start"/>
-              <w:rPr/>
-            </w:pPr>
-            <w:r>
-              <w:rPr>
-                <w:sz w:val="18"/>
-              </w:rPr>
-              <w:t>Emissões de carbono</w:t>
-            </w:r>
-          </w:p>
-        </w:tc>
-        <w:tc>
-          <w:tcPr>
-            <w:tcW w:w="3120" w:type="dxa"/>
-            <w:tcBorders>
-              <w:top w:val="single" w:sz="4" w:space="0" w:color="999999"/>
-              <w:start w:val="single" w:sz="4" w:space="0" w:color="999999"/>
-              <w:bottom w:val="single" w:sz="4" w:space="0" w:color="999999"/>
-              <w:end w:val="single" w:sz="4" w:space="0" w:color="999999"/>
-            </w:tcBorders>
-          </w:tcPr>
-          <w:p>
-            <w:pPr>
-              <w:pStyle w:val="Normal"/>
-              <w:widowControl/>
-              <w:bidi w:val="0"/>
-              <w:spacing w:before="0" w:after="200"/>
-              <w:jc w:val="start"/>
-              <w:rPr/>
-            </w:pPr>
-            <w:r>
-              <w:rPr>
-                <w:sz w:val="18"/>
-              </w:rPr>
-              <w:t>15</w:t>
-            </w:r>
-          </w:p>
-        </w:tc>
-        <w:tc>
-          <w:tcPr>
-            <w:tcW w:w="3120" w:type="dxa"/>
-            <w:tcBorders>
-              <w:top w:val="single" w:sz="4" w:space="0" w:color="999999"/>
-              <w:start w:val="single" w:sz="4" w:space="0" w:color="999999"/>
-              <w:bottom w:val="single" w:sz="4" w:space="0" w:color="999999"/>
-              <w:end w:val="single" w:sz="4" w:space="0" w:color="999999"/>
-            </w:tcBorders>
-          </w:tcPr>
-          <w:p>
-            <w:pPr>
-              <w:pStyle w:val="Normal"/>
-              <w:widowControl/>
-              <w:bidi w:val="0"/>
-              <w:spacing w:before="0" w:after="200"/>
-              <w:jc w:val="start"/>
-              <w:rPr/>
-            </w:pPr>
-            <w:r>
-              <w:rPr>
-                <w:sz w:val="18"/>
-              </w:rPr>
-              <w:t>12,4</w:t>
-            </w:r>
-          </w:p>
-        </w:tc>
-      </w:tr>
-      <w:tr>
-        <w:trPr>
-          <w:cantSplit/>
-        </w:trPr>
-        <w:tc>
-          <w:tcPr>
-            <w:tcW w:w="3120" w:type="dxa"/>
-            <w:tcBorders>
-              <w:top w:val="single" w:sz="4" w:space="0" w:color="999999"/>
-              <w:start w:val="single" w:sz="4" w:space="0" w:color="999999"/>
-              <w:bottom w:val="single" w:sz="4" w:space="0" w:color="999999"/>
-              <w:end w:val="single" w:sz="4" w:space="0" w:color="999999"/>
-            </w:tcBorders>
-          </w:tcPr>
-          <w:p>
-            <w:pPr>
-              <w:pStyle w:val="Normal"/>
-              <w:widowControl/>
-              <w:bidi w:val="0"/>
-              <w:spacing w:before="0" w:after="200"/>
-              <w:jc w:val="start"/>
-              <w:rPr/>
-            </w:pPr>
-            <w:r>
-              <w:rPr>
-                <w:sz w:val="18"/>
-              </w:rPr>
-              <w:t>Resíduos</w:t>
-            </w:r>
-          </w:p>
-        </w:tc>
-        <w:tc>
-          <w:tcPr>
-            <w:tcW w:w="3120" w:type="dxa"/>
-            <w:tcBorders>
-              <w:top w:val="single" w:sz="4" w:space="0" w:color="999999"/>
-              <w:start w:val="single" w:sz="4" w:space="0" w:color="999999"/>
-              <w:bottom w:val="single" w:sz="4" w:space="0" w:color="999999"/>
-              <w:end w:val="single" w:sz="4" w:space="0" w:color="999999"/>
-            </w:tcBorders>
-          </w:tcPr>
-          <w:p>
-            <w:pPr>
-              <w:pStyle w:val="Normal"/>
-              <w:widowControl/>
-              <w:bidi w:val="0"/>
-              <w:spacing w:before="0" w:after="200"/>
-              <w:jc w:val="start"/>
-              <w:rPr/>
-            </w:pPr>
-            <w:r>
-              <w:rPr>
-                <w:sz w:val="18"/>
-              </w:rPr>
-              <w:t>13</w:t>
-            </w:r>
-          </w:p>
-        </w:tc>
-        <w:tc>
-          <w:tcPr>
-            <w:tcW w:w="3120" w:type="dxa"/>
-            <w:tcBorders>
-              <w:top w:val="single" w:sz="4" w:space="0" w:color="999999"/>
-              <w:start w:val="single" w:sz="4" w:space="0" w:color="999999"/>
-              <w:bottom w:val="single" w:sz="4" w:space="0" w:color="999999"/>
-              <w:end w:val="single" w:sz="4" w:space="0" w:color="999999"/>
-            </w:tcBorders>
-          </w:tcPr>
-          <w:p>
-            <w:pPr>
-              <w:pStyle w:val="Normal"/>
-              <w:widowControl/>
-              <w:bidi w:val="0"/>
-              <w:spacing w:before="0" w:after="200"/>
-              <w:jc w:val="start"/>
-              <w:rPr/>
-            </w:pPr>
-            <w:r>
-              <w:rPr>
-                <w:sz w:val="18"/>
-              </w:rPr>
-              <w:t>10,7</w:t>
-            </w:r>
-          </w:p>
-        </w:tc>
-      </w:tr>
-      <w:tr>
-        <w:trPr>
-          <w:cantSplit/>
-        </w:trPr>
-        <w:tc>
-          <w:tcPr>
-            <w:tcW w:w="3120" w:type="dxa"/>
-            <w:tcBorders>
-              <w:top w:val="single" w:sz="4" w:space="0" w:color="999999"/>
-              <w:start w:val="single" w:sz="4" w:space="0" w:color="999999"/>
-              <w:bottom w:val="single" w:sz="4" w:space="0" w:color="999999"/>
-              <w:end w:val="single" w:sz="4" w:space="0" w:color="999999"/>
-            </w:tcBorders>
-          </w:tcPr>
-          <w:p>
-            <w:pPr>
-              <w:pStyle w:val="Normal"/>
-              <w:widowControl/>
-              <w:bidi w:val="0"/>
-              <w:spacing w:before="0" w:after="200"/>
-              <w:jc w:val="start"/>
-              <w:rPr/>
-            </w:pPr>
-            <w:r>
-              <w:rPr>
-                <w:sz w:val="18"/>
-              </w:rPr>
-              <w:t>Satisfação do usuário</w:t>
-            </w:r>
-          </w:p>
-        </w:tc>
-        <w:tc>
-          <w:tcPr>
-            <w:tcW w:w="3120" w:type="dxa"/>
-            <w:tcBorders>
-              <w:top w:val="single" w:sz="4" w:space="0" w:color="999999"/>
-              <w:start w:val="single" w:sz="4" w:space="0" w:color="999999"/>
-              <w:bottom w:val="single" w:sz="4" w:space="0" w:color="999999"/>
-              <w:end w:val="single" w:sz="4" w:space="0" w:color="999999"/>
-            </w:tcBorders>
-          </w:tcPr>
-          <w:p>
-            <w:pPr>
-              <w:pStyle w:val="Normal"/>
-              <w:widowControl/>
-              <w:bidi w:val="0"/>
-              <w:spacing w:before="0" w:after="200"/>
-              <w:jc w:val="start"/>
-              <w:rPr/>
-            </w:pPr>
-            <w:r>
-              <w:rPr>
-                <w:sz w:val="18"/>
-              </w:rPr>
-              <w:t>9</w:t>
-            </w:r>
-          </w:p>
-        </w:tc>
-        <w:tc>
-          <w:tcPr>
-            <w:tcW w:w="3120" w:type="dxa"/>
-            <w:tcBorders>
-              <w:top w:val="single" w:sz="4" w:space="0" w:color="999999"/>
-              <w:start w:val="single" w:sz="4" w:space="0" w:color="999999"/>
-              <w:bottom w:val="single" w:sz="4" w:space="0" w:color="999999"/>
-              <w:end w:val="single" w:sz="4" w:space="0" w:color="999999"/>
-            </w:tcBorders>
-          </w:tcPr>
-          <w:p>
-            <w:pPr>
-              <w:pStyle w:val="Normal"/>
-              <w:widowControl/>
-              <w:bidi w:val="0"/>
-              <w:spacing w:before="0" w:after="200"/>
-              <w:jc w:val="start"/>
-              <w:rPr/>
-            </w:pPr>
-            <w:r>
-              <w:rPr>
-                <w:sz w:val="18"/>
-              </w:rPr>
-              <w:t>7,4</w:t>
-            </w:r>
-          </w:p>
-        </w:tc>
-      </w:tr>
-      <w:tr>
-        <w:trPr>
-          <w:cantSplit/>
-        </w:trPr>
-        <w:tc>
-          <w:tcPr>
-            <w:tcW w:w="3120" w:type="dxa"/>
-            <w:tcBorders>
-              <w:top w:val="single" w:sz="4" w:space="0" w:color="999999"/>
-              <w:start w:val="single" w:sz="4" w:space="0" w:color="999999"/>
-              <w:bottom w:val="single" w:sz="4" w:space="0" w:color="999999"/>
-              <w:end w:val="single" w:sz="4" w:space="0" w:color="999999"/>
-            </w:tcBorders>
-          </w:tcPr>
-          <w:p>
-            <w:pPr>
-              <w:pStyle w:val="Normal"/>
-              <w:widowControl/>
-              <w:bidi w:val="0"/>
-              <w:spacing w:before="0" w:after="200"/>
-              <w:jc w:val="start"/>
-              <w:rPr/>
-            </w:pPr>
-            <w:r>
-              <w:rPr>
-                <w:sz w:val="18"/>
-              </w:rPr>
-              <w:t>Água</w:t>
-            </w:r>
-          </w:p>
-        </w:tc>
-        <w:tc>
-          <w:tcPr>
-            <w:tcW w:w="3120" w:type="dxa"/>
-            <w:tcBorders>
-              <w:top w:val="single" w:sz="4" w:space="0" w:color="999999"/>
-              <w:start w:val="single" w:sz="4" w:space="0" w:color="999999"/>
-              <w:bottom w:val="single" w:sz="4" w:space="0" w:color="999999"/>
-              <w:end w:val="single" w:sz="4" w:space="0" w:color="999999"/>
-            </w:tcBorders>
-          </w:tcPr>
-          <w:p>
-            <w:pPr>
-              <w:pStyle w:val="Normal"/>
-              <w:widowControl/>
-              <w:bidi w:val="0"/>
-              <w:spacing w:before="0" w:after="200"/>
-              <w:jc w:val="start"/>
-              <w:rPr/>
-            </w:pPr>
-            <w:r>
-              <w:rPr>
-                <w:sz w:val="18"/>
-              </w:rPr>
-              <w:t>6</w:t>
-            </w:r>
-          </w:p>
-        </w:tc>
-        <w:tc>
-          <w:tcPr>
-            <w:tcW w:w="3120" w:type="dxa"/>
-            <w:tcBorders>
-              <w:top w:val="single" w:sz="4" w:space="0" w:color="999999"/>
-              <w:start w:val="single" w:sz="4" w:space="0" w:color="999999"/>
-              <w:bottom w:val="single" w:sz="4" w:space="0" w:color="999999"/>
-              <w:end w:val="single" w:sz="4" w:space="0" w:color="999999"/>
-            </w:tcBorders>
-          </w:tcPr>
-          <w:p>
-            <w:pPr>
-              <w:pStyle w:val="Normal"/>
-              <w:widowControl/>
-              <w:bidi w:val="0"/>
-              <w:spacing w:before="0" w:after="200"/>
-              <w:jc w:val="start"/>
-              <w:rPr/>
-            </w:pPr>
-            <w:r>
-              <w:rPr>
-                <w:sz w:val="18"/>
-              </w:rPr>
-              <w:t>5,0</w:t>
-            </w:r>
-          </w:p>
-        </w:tc>
-      </w:tr>
-      <w:tr>
-        <w:trPr>
-          <w:cantSplit/>
-        </w:trPr>
-        <w:tc>
-          <w:tcPr>
-            <w:tcW w:w="3120" w:type="dxa"/>
-            <w:tcBorders>
-              <w:top w:val="single" w:sz="4" w:space="0" w:color="999999"/>
-              <w:start w:val="single" w:sz="4" w:space="0" w:color="999999"/>
-              <w:bottom w:val="single" w:sz="4" w:space="0" w:color="999999"/>
-              <w:end w:val="single" w:sz="4" w:space="0" w:color="999999"/>
-            </w:tcBorders>
-          </w:tcPr>
-          <w:p>
-            <w:pPr>
-              <w:pStyle w:val="Normal"/>
-              <w:widowControl/>
-              <w:bidi w:val="0"/>
-              <w:spacing w:before="0" w:after="200"/>
-              <w:jc w:val="start"/>
-              <w:rPr/>
-            </w:pPr>
-            <w:r>
-              <w:rPr>
-                <w:sz w:val="18"/>
-              </w:rPr>
-              <w:t>Qualidade de serviço</w:t>
-            </w:r>
-          </w:p>
-        </w:tc>
-        <w:tc>
-          <w:tcPr>
-            <w:tcW w:w="3120" w:type="dxa"/>
-            <w:tcBorders>
-              <w:top w:val="single" w:sz="4" w:space="0" w:color="999999"/>
-              <w:start w:val="single" w:sz="4" w:space="0" w:color="999999"/>
-              <w:bottom w:val="single" w:sz="4" w:space="0" w:color="999999"/>
-              <w:end w:val="single" w:sz="4" w:space="0" w:color="999999"/>
-            </w:tcBorders>
-          </w:tcPr>
-          <w:p>
-            <w:pPr>
-              <w:pStyle w:val="Normal"/>
-              <w:widowControl/>
-              <w:bidi w:val="0"/>
-              <w:spacing w:before="0" w:after="200"/>
-              <w:jc w:val="start"/>
-              <w:rPr/>
-            </w:pPr>
-            <w:r>
-              <w:rPr>
-                <w:sz w:val="18"/>
-              </w:rPr>
-              <w:t>6</w:t>
-            </w:r>
-          </w:p>
-        </w:tc>
-        <w:tc>
-          <w:tcPr>
-            <w:tcW w:w="3120" w:type="dxa"/>
-            <w:tcBorders>
-              <w:top w:val="single" w:sz="4" w:space="0" w:color="999999"/>
-              <w:start w:val="single" w:sz="4" w:space="0" w:color="999999"/>
-              <w:bottom w:val="single" w:sz="4" w:space="0" w:color="999999"/>
-              <w:end w:val="single" w:sz="4" w:space="0" w:color="999999"/>
-            </w:tcBorders>
-          </w:tcPr>
-          <w:p>
-            <w:pPr>
-              <w:pStyle w:val="Normal"/>
-              <w:widowControl/>
-              <w:bidi w:val="0"/>
-              <w:spacing w:before="0" w:after="200"/>
-              <w:jc w:val="start"/>
-              <w:rPr/>
-            </w:pPr>
-            <w:r>
-              <w:rPr>
-                <w:sz w:val="18"/>
-              </w:rPr>
-              <w:t>5,0</w:t>
-            </w:r>
-          </w:p>
-        </w:tc>
-      </w:tr>
-    </w:tbl>
-    <w:p>
-      <w:pPr>
-        <w:pStyle w:val="Normal"/>
-        <w:rPr/>
-      </w:pPr>
-      <w:r>
-        <w:rPr/>
-      </w:r>
-    </w:p>
-    <w:p>
-      <w:pPr>
-        <w:pStyle w:val="BodyText"/>
-        <w:rPr/>
-      </w:pPr>
-      <w:r>
-        <w:rPr>
-          <w:i/>
-          <w:sz w:val="18"/>
-        </w:rPr>
-        <w:t>Fonte: elaborado pelo autor.</w:t>
-      </w:r>
-    </w:p>
-    <w:p>
-      <w:pPr>
-        <w:pStyle w:val="BodyText"/>
-        <w:rPr/>
-      </w:pPr>
-      <w:r>
-        <w:rPr/>
-        <w:t>Na gestão pública universitária, o desempenho sustenta indicadores relacionados à continuidade e às falhas, a informação oferece as condições necessárias à rastreabilidade e o custo permite distinguir correções emergenciais, manutenção planejada e renovação, combinação reforçada por registros de pagamento e planejamento conjunto de manutenção, renovação e energia (Kim et al., 2018; Nägeli et al., 2019). As leituras integrais qualificam relações entre critérios. Operação e manutenção podem superar 80% do custo total do ciclo de vida, e seus custos anuais podem representar de 50% a 70% dos custos operacionais, bases de cálculo que devem permanecer distintas (Aliu et al., 2025); decisões de concepção podem evitar até 50% das dificuldades de manutenção, conectando manutenibilidade a desempenho, custo e risco (Chew; Conejos, 2016; Conejos; Chew; Azril, 2019; Othman; Kamal, 2023).</w:t>
-      </w:r>
-      <w:bookmarkEnd w:id="16"/>
-    </w:p>
-    <w:p>
-      <w:pPr>
-        <w:pStyle w:val="Heading2"/>
-        <w:rPr/>
-      </w:pPr>
-      <w:bookmarkStart w:id="18" w:name="sec%3Ametodos"/>
-      <w:r>
-        <w:rPr>
-          <w:rStyle w:val="SectionNumber"/>
-        </w:rPr>
-        <w:t>3.3</w:t>
-      </w:r>
-      <w:r>
-        <w:rPr/>
-        <w:tab/>
-        <w:t>Digitalização, IA e métodos de apoio à decisão</w:t>
-      </w:r>
-    </w:p>
-    <w:p>
-      <w:pPr>
-        <w:pStyle w:val="FirstParagraph"/>
-        <w:rPr/>
-      </w:pPr>
-      <w:r>
-        <w:rPr/>
-        <w:t xml:space="preserve">Sobre os métodos de apoio à decisão, a categoria ampla </w:t>
-      </w:r>
-      <w:r>
-        <w:rPr>
-          <w:rStyle w:val="VerbatimChar"/>
-        </w:rPr>
-        <w:t>framework</w:t>
-      </w:r>
-      <w:r>
-        <w:rPr/>
-        <w:t xml:space="preserve"> reuniu 101 registros. BIM apareceu em 28 e a categoria </w:t>
-      </w:r>
-      <w:r>
-        <w:rPr>
-          <w:rStyle w:val="VerbatimChar"/>
-        </w:rPr>
-        <w:t>decision_support</w:t>
-      </w:r>
-      <w:r>
-        <w:rPr/>
-        <w:t xml:space="preserve">, definida no manual como presença de mecanismo explícito de apoio à decisão, em 29; seguiram-se aprendizado de máquina em 26, otimização em 19, pontuação em 17 e custo do ciclo de vida em 16. Entre os métodos nomeados, AHP ocorreu em cinco registros, TOPSIS em quatro, MCDM e Delphi em três cada, ANP em dois, e </w:t>
+        <w:t xml:space="preserve">Em conjunto, a bibliometria indica transição de eficiência, desempenho e edificações verdes para BIM, </w:t>
       </w:r>
       <w:r>
         <w:rPr>
           <w:i/>
           <w:iCs/>
         </w:rPr>
-        <w:t>Bayesian Best-Worst Method</w:t>
-      </w:r>
-      <w:r>
-        <w:rPr/>
-        <w:t xml:space="preserve">, </w:t>
-      </w:r>
+        <w:t>digital twins</w:t>
+      </w:r>
+      <w:r>
+        <w:rPr/>
+        <w:t>, carbono, ciclo de vida e manutenção preditiva, embora o crescimento informacional não implique, por si, integração decisória equivalente. As subseções seguintes verificam como essa transição se converte em dimensões, critérios, métodos e regras aplicáveis à priorização pública universitária.</w:t>
+      </w:r>
+      <w:bookmarkEnd w:id="17"/>
+    </w:p>
+    <w:p>
+      <w:pPr>
+        <w:pStyle w:val="Heading2"/>
+        <w:rPr/>
+      </w:pPr>
+      <w:bookmarkStart w:id="18" w:name="sec%3Acriterios"/>
       <w:r>
         <w:rPr>
-          <w:i/>
-          <w:iCs/>
+          <w:rStyle w:val="SectionNumber"/>
         </w:rPr>
-        <w:t>balanced scorecard</w:t>
-      </w:r>
-      <w:r>
-        <w:rPr/>
-        <w:t xml:space="preserve"> e raciocínio baseado em casos em um cada. Essa predominância de estruturas genéricas sobre métodos multicritério nomeados marca a transição do campo, cujo avanço informacional é mais rápido que a integração decisória.</w:t>
+        <w:t>3.2</w:t>
+      </w:r>
+      <w:r>
+        <w:rPr/>
+        <w:tab/>
+        <w:t>Dimensões e critérios para priorização sustentável</w:t>
+      </w:r>
+    </w:p>
+    <w:p>
+      <w:pPr>
+        <w:pStyle w:val="FirstParagraph"/>
+        <w:rPr/>
+      </w:pPr>
+      <w:r>
+        <w:rPr/>
+        <w:t>Foram identificadas seis dimensões com respostas múltiplas, na ordem técnica-operacional (116 registros), institucional (97), ambiental (92), ciclo de vida (65), econômica (63) e social (59). O predomínio das duas primeiras reflete a amplitude do manual de codificação e descreve a composição documental do núcleo, convergindo com a gestão sustentável de facilidades, que articula impactos ambientais, sociais e econômicos nos níveis estratégico, tático e operacional (Nielsen; Sarasoja; Galamba, 2016; Okoro, 2023), e com avaliações educacionais que integram desempenho, energia, conforto e usuários (Alfalah et al., 2022).</w:t>
       </w:r>
     </w:p>
     <w:p>
@@ -10065,14 +8514,13 @@
         <w:pStyle w:val="CaptionedFigure"/>
         <w:rPr/>
       </w:pPr>
-      <w:bookmarkStart w:id="19" w:name="fig%3Ametodos"/>
       <w:r>
         <w:rPr/>
         <w:drawing>
           <wp:inline distT="0" distB="0" distL="0" distR="0">
-            <wp:extent cx="5067300" cy="4617085"/>
+            <wp:extent cx="5334000" cy="3263265"/>
             <wp:effectExtent l="0" t="0" r="0" b="0"/>
-            <wp:docPr id="7" name="Figura7"/>
+            <wp:docPr id="7" name="Image6" descr="" title=""/>
             <wp:cNvGraphicFramePr>
               <a:graphicFrameLocks xmlns:a="http://schemas.openxmlformats.org/drawingml/2006/main" noChangeAspect="1"/>
             </wp:cNvGraphicFramePr>
@@ -10080,7 +8528,7 @@
               <a:graphicData uri="http://schemas.openxmlformats.org/drawingml/2006/picture">
                 <pic:pic xmlns:pic="http://schemas.openxmlformats.org/drawingml/2006/picture">
                   <pic:nvPicPr>
-                    <pic:cNvPr id="7" name="Figura7"/>
+                    <pic:cNvPr id="7" name="Image6" descr="" title=""/>
                     <pic:cNvPicPr>
                       <a:picLocks noChangeAspect="1" noChangeArrowheads="1"/>
                     </pic:cNvPicPr>
@@ -10094,12 +8542,11 @@
                   <pic:spPr bwMode="auto">
                     <a:xfrm>
                       <a:off x="0" y="0"/>
-                      <a:ext cx="5067300" cy="4617085"/>
+                      <a:ext cx="5334000" cy="3263265"/>
                     </a:xfrm>
                     <a:prstGeom prst="rect">
                       <a:avLst/>
                     </a:prstGeom>
-                    <a:noFill/>
                   </pic:spPr>
                 </pic:pic>
               </a:graphicData>
@@ -10115,9 +8562,1599 @@
       </w:pPr>
       <w:r>
         <w:rPr/>
+        <w:t>Gráfico 6. Dimensões de sustentabilidade identificadas no núcleo temático vigente</w:t>
+      </w:r>
+    </w:p>
+    <w:p>
+      <w:pPr>
+        <w:pStyle w:val="BodyText"/>
+        <w:rPr/>
+      </w:pPr>
+      <w:r>
+        <w:rPr/>
+        <w:t>Os ODS apareceram explicitamente em um registro, que combinou sustentabilidade, AHP, TOPSIS e otimização na alocação de prestadores de manutenção pública (Masmoudi et al., 2026); o vocabulário ESG esteve ausente dos campos auditados, embora componentes ambientais, sociais e institucionais fossem frequentes, padrão compatível com sua incorporação ainda emergente à gestão de facilidades (Ramantswana et al., 2026).</w:t>
+      </w:r>
+    </w:p>
+    <w:p>
+      <w:pPr>
+        <w:pStyle w:val="BodyText"/>
+        <w:rPr/>
+      </w:pPr>
+      <w:r>
+        <w:rPr/>
+        <w:t>Ao todo, foram identificados 15 critérios de priorização, distribuídos de forma heterogênea entre as seis dimensões. Quanto à frequência, desempenho operacional apareceu em 99 registros, informação e dados em 82, custo em 63 e energia e vida útil em 44 cada, com os demais critérios técnicos, sociais e ambientais listados na Tabela 8.</w:t>
+      </w:r>
+    </w:p>
+    <w:p>
+      <w:pPr>
+        <w:pStyle w:val="TableCaption"/>
+        <w:keepNext w:val="true"/>
+        <w:rPr/>
+      </w:pPr>
+      <w:r>
+        <w:rPr/>
+        <w:t>Tabela 8. Critérios de priorização identificados no núcleo temático vigente</w:t>
+      </w:r>
+    </w:p>
+    <w:tbl>
+      <w:tblPr>
+        <w:tblW w:w="9360" w:type="dxa"/>
+        <w:jc w:val="start"/>
+        <w:tblInd w:w="113" w:type="dxa"/>
+        <w:tblLayout w:type="fixed"/>
+        <w:tblCellMar>
+          <w:top w:w="0" w:type="dxa"/>
+          <w:start w:w="108" w:type="dxa"/>
+          <w:bottom w:w="0" w:type="dxa"/>
+          <w:end w:w="108" w:type="dxa"/>
+        </w:tblCellMar>
+        <w:tblLook w:val="04a0" w:noHBand="0" w:noVBand="1" w:firstColumn="1" w:lastRow="0" w:lastColumn="0" w:firstRow="1"/>
+      </w:tblPr>
+      <w:tblGrid>
+        <w:gridCol w:w="3120"/>
+        <w:gridCol w:w="3120"/>
+        <w:gridCol w:w="3120"/>
+      </w:tblGrid>
+      <w:tr>
+        <w:trPr>
+          <w:tblHeader w:val="true"/>
+          <w:cantSplit w:val="true"/>
+        </w:trPr>
+        <w:tc>
+          <w:tcPr>
+            <w:tcW w:w="3120" w:type="dxa"/>
+            <w:tcBorders>
+              <w:top w:val="single" w:sz="4" w:space="0" w:color="999999"/>
+              <w:start w:val="single" w:sz="4" w:space="0" w:color="999999"/>
+              <w:bottom w:val="single" w:sz="4" w:space="0" w:color="999999"/>
+              <w:end w:val="single" w:sz="4" w:space="0" w:color="999999"/>
+            </w:tcBorders>
+          </w:tcPr>
+          <w:p>
+            <w:pPr>
+              <w:pStyle w:val="Normal"/>
+              <w:widowControl/>
+              <w:bidi w:val="0"/>
+              <w:spacing w:before="0" w:after="200"/>
+              <w:jc w:val="start"/>
+              <w:rPr/>
+            </w:pPr>
+            <w:r>
+              <w:rPr>
+                <w:b/>
+                <w:sz w:val="18"/>
+              </w:rPr>
+              <w:t>Critério</w:t>
+            </w:r>
+          </w:p>
+        </w:tc>
+        <w:tc>
+          <w:tcPr>
+            <w:tcW w:w="3120" w:type="dxa"/>
+            <w:tcBorders>
+              <w:top w:val="single" w:sz="4" w:space="0" w:color="999999"/>
+              <w:start w:val="single" w:sz="4" w:space="0" w:color="999999"/>
+              <w:bottom w:val="single" w:sz="4" w:space="0" w:color="999999"/>
+              <w:end w:val="single" w:sz="4" w:space="0" w:color="999999"/>
+            </w:tcBorders>
+          </w:tcPr>
+          <w:p>
+            <w:pPr>
+              <w:pStyle w:val="Normal"/>
+              <w:widowControl/>
+              <w:bidi w:val="0"/>
+              <w:spacing w:before="0" w:after="200"/>
+              <w:jc w:val="start"/>
+              <w:rPr/>
+            </w:pPr>
+            <w:r>
+              <w:rPr>
+                <w:b/>
+                <w:sz w:val="18"/>
+              </w:rPr>
+              <w:t>Registros</w:t>
+            </w:r>
+          </w:p>
+        </w:tc>
+        <w:tc>
+          <w:tcPr>
+            <w:tcW w:w="3120" w:type="dxa"/>
+            <w:tcBorders>
+              <w:top w:val="single" w:sz="4" w:space="0" w:color="999999"/>
+              <w:start w:val="single" w:sz="4" w:space="0" w:color="999999"/>
+              <w:bottom w:val="single" w:sz="4" w:space="0" w:color="999999"/>
+              <w:end w:val="single" w:sz="4" w:space="0" w:color="999999"/>
+            </w:tcBorders>
+          </w:tcPr>
+          <w:p>
+            <w:pPr>
+              <w:pStyle w:val="Normal"/>
+              <w:widowControl/>
+              <w:bidi w:val="0"/>
+              <w:spacing w:before="0" w:after="200"/>
+              <w:jc w:val="start"/>
+              <w:rPr/>
+            </w:pPr>
+            <w:r>
+              <w:rPr>
+                <w:b/>
+                <w:sz w:val="18"/>
+              </w:rPr>
+              <w:t>% dos 121</w:t>
+            </w:r>
+          </w:p>
+        </w:tc>
+      </w:tr>
+      <w:tr>
+        <w:trPr>
+          <w:cantSplit w:val="true"/>
+        </w:trPr>
+        <w:tc>
+          <w:tcPr>
+            <w:tcW w:w="3120" w:type="dxa"/>
+            <w:tcBorders>
+              <w:top w:val="single" w:sz="4" w:space="0" w:color="999999"/>
+              <w:start w:val="single" w:sz="4" w:space="0" w:color="999999"/>
+              <w:bottom w:val="single" w:sz="4" w:space="0" w:color="999999"/>
+              <w:end w:val="single" w:sz="4" w:space="0" w:color="999999"/>
+            </w:tcBorders>
+          </w:tcPr>
+          <w:p>
+            <w:pPr>
+              <w:pStyle w:val="Normal"/>
+              <w:widowControl/>
+              <w:bidi w:val="0"/>
+              <w:spacing w:before="0" w:after="200"/>
+              <w:jc w:val="start"/>
+              <w:rPr/>
+            </w:pPr>
+            <w:r>
+              <w:rPr>
+                <w:sz w:val="18"/>
+              </w:rPr>
+              <w:t>Desempenho operacional</w:t>
+            </w:r>
+          </w:p>
+        </w:tc>
+        <w:tc>
+          <w:tcPr>
+            <w:tcW w:w="3120" w:type="dxa"/>
+            <w:tcBorders>
+              <w:top w:val="single" w:sz="4" w:space="0" w:color="999999"/>
+              <w:start w:val="single" w:sz="4" w:space="0" w:color="999999"/>
+              <w:bottom w:val="single" w:sz="4" w:space="0" w:color="999999"/>
+              <w:end w:val="single" w:sz="4" w:space="0" w:color="999999"/>
+            </w:tcBorders>
+          </w:tcPr>
+          <w:p>
+            <w:pPr>
+              <w:pStyle w:val="Normal"/>
+              <w:widowControl/>
+              <w:bidi w:val="0"/>
+              <w:spacing w:before="0" w:after="200"/>
+              <w:jc w:val="start"/>
+              <w:rPr/>
+            </w:pPr>
+            <w:r>
+              <w:rPr>
+                <w:sz w:val="18"/>
+              </w:rPr>
+              <w:t>99</w:t>
+            </w:r>
+          </w:p>
+        </w:tc>
+        <w:tc>
+          <w:tcPr>
+            <w:tcW w:w="3120" w:type="dxa"/>
+            <w:tcBorders>
+              <w:top w:val="single" w:sz="4" w:space="0" w:color="999999"/>
+              <w:start w:val="single" w:sz="4" w:space="0" w:color="999999"/>
+              <w:bottom w:val="single" w:sz="4" w:space="0" w:color="999999"/>
+              <w:end w:val="single" w:sz="4" w:space="0" w:color="999999"/>
+            </w:tcBorders>
+          </w:tcPr>
+          <w:p>
+            <w:pPr>
+              <w:pStyle w:val="Normal"/>
+              <w:widowControl/>
+              <w:bidi w:val="0"/>
+              <w:spacing w:before="0" w:after="200"/>
+              <w:jc w:val="start"/>
+              <w:rPr/>
+            </w:pPr>
+            <w:r>
+              <w:rPr>
+                <w:sz w:val="18"/>
+              </w:rPr>
+              <w:t>81,8</w:t>
+            </w:r>
+          </w:p>
+        </w:tc>
+      </w:tr>
+      <w:tr>
+        <w:trPr>
+          <w:cantSplit w:val="true"/>
+        </w:trPr>
+        <w:tc>
+          <w:tcPr>
+            <w:tcW w:w="3120" w:type="dxa"/>
+            <w:tcBorders>
+              <w:top w:val="single" w:sz="4" w:space="0" w:color="999999"/>
+              <w:start w:val="single" w:sz="4" w:space="0" w:color="999999"/>
+              <w:bottom w:val="single" w:sz="4" w:space="0" w:color="999999"/>
+              <w:end w:val="single" w:sz="4" w:space="0" w:color="999999"/>
+            </w:tcBorders>
+          </w:tcPr>
+          <w:p>
+            <w:pPr>
+              <w:pStyle w:val="Normal"/>
+              <w:widowControl/>
+              <w:bidi w:val="0"/>
+              <w:spacing w:before="0" w:after="200"/>
+              <w:jc w:val="start"/>
+              <w:rPr/>
+            </w:pPr>
+            <w:r>
+              <w:rPr>
+                <w:sz w:val="18"/>
+              </w:rPr>
+              <w:t>Informação e dados</w:t>
+            </w:r>
+          </w:p>
+        </w:tc>
+        <w:tc>
+          <w:tcPr>
+            <w:tcW w:w="3120" w:type="dxa"/>
+            <w:tcBorders>
+              <w:top w:val="single" w:sz="4" w:space="0" w:color="999999"/>
+              <w:start w:val="single" w:sz="4" w:space="0" w:color="999999"/>
+              <w:bottom w:val="single" w:sz="4" w:space="0" w:color="999999"/>
+              <w:end w:val="single" w:sz="4" w:space="0" w:color="999999"/>
+            </w:tcBorders>
+          </w:tcPr>
+          <w:p>
+            <w:pPr>
+              <w:pStyle w:val="Normal"/>
+              <w:widowControl/>
+              <w:bidi w:val="0"/>
+              <w:spacing w:before="0" w:after="200"/>
+              <w:jc w:val="start"/>
+              <w:rPr/>
+            </w:pPr>
+            <w:r>
+              <w:rPr>
+                <w:sz w:val="18"/>
+              </w:rPr>
+              <w:t>82</w:t>
+            </w:r>
+          </w:p>
+        </w:tc>
+        <w:tc>
+          <w:tcPr>
+            <w:tcW w:w="3120" w:type="dxa"/>
+            <w:tcBorders>
+              <w:top w:val="single" w:sz="4" w:space="0" w:color="999999"/>
+              <w:start w:val="single" w:sz="4" w:space="0" w:color="999999"/>
+              <w:bottom w:val="single" w:sz="4" w:space="0" w:color="999999"/>
+              <w:end w:val="single" w:sz="4" w:space="0" w:color="999999"/>
+            </w:tcBorders>
+          </w:tcPr>
+          <w:p>
+            <w:pPr>
+              <w:pStyle w:val="Normal"/>
+              <w:widowControl/>
+              <w:bidi w:val="0"/>
+              <w:spacing w:before="0" w:after="200"/>
+              <w:jc w:val="start"/>
+              <w:rPr/>
+            </w:pPr>
+            <w:r>
+              <w:rPr>
+                <w:sz w:val="18"/>
+              </w:rPr>
+              <w:t>67,8</w:t>
+            </w:r>
+          </w:p>
+        </w:tc>
+      </w:tr>
+      <w:tr>
+        <w:trPr>
+          <w:cantSplit w:val="true"/>
+        </w:trPr>
+        <w:tc>
+          <w:tcPr>
+            <w:tcW w:w="3120" w:type="dxa"/>
+            <w:tcBorders>
+              <w:top w:val="single" w:sz="4" w:space="0" w:color="999999"/>
+              <w:start w:val="single" w:sz="4" w:space="0" w:color="999999"/>
+              <w:bottom w:val="single" w:sz="4" w:space="0" w:color="999999"/>
+              <w:end w:val="single" w:sz="4" w:space="0" w:color="999999"/>
+            </w:tcBorders>
+          </w:tcPr>
+          <w:p>
+            <w:pPr>
+              <w:pStyle w:val="Normal"/>
+              <w:widowControl/>
+              <w:bidi w:val="0"/>
+              <w:spacing w:before="0" w:after="200"/>
+              <w:jc w:val="start"/>
+              <w:rPr/>
+            </w:pPr>
+            <w:r>
+              <w:rPr>
+                <w:sz w:val="18"/>
+              </w:rPr>
+              <w:t>Custo</w:t>
+            </w:r>
+          </w:p>
+        </w:tc>
+        <w:tc>
+          <w:tcPr>
+            <w:tcW w:w="3120" w:type="dxa"/>
+            <w:tcBorders>
+              <w:top w:val="single" w:sz="4" w:space="0" w:color="999999"/>
+              <w:start w:val="single" w:sz="4" w:space="0" w:color="999999"/>
+              <w:bottom w:val="single" w:sz="4" w:space="0" w:color="999999"/>
+              <w:end w:val="single" w:sz="4" w:space="0" w:color="999999"/>
+            </w:tcBorders>
+          </w:tcPr>
+          <w:p>
+            <w:pPr>
+              <w:pStyle w:val="Normal"/>
+              <w:widowControl/>
+              <w:bidi w:val="0"/>
+              <w:spacing w:before="0" w:after="200"/>
+              <w:jc w:val="start"/>
+              <w:rPr/>
+            </w:pPr>
+            <w:r>
+              <w:rPr>
+                <w:sz w:val="18"/>
+              </w:rPr>
+              <w:t>63</w:t>
+            </w:r>
+          </w:p>
+        </w:tc>
+        <w:tc>
+          <w:tcPr>
+            <w:tcW w:w="3120" w:type="dxa"/>
+            <w:tcBorders>
+              <w:top w:val="single" w:sz="4" w:space="0" w:color="999999"/>
+              <w:start w:val="single" w:sz="4" w:space="0" w:color="999999"/>
+              <w:bottom w:val="single" w:sz="4" w:space="0" w:color="999999"/>
+              <w:end w:val="single" w:sz="4" w:space="0" w:color="999999"/>
+            </w:tcBorders>
+          </w:tcPr>
+          <w:p>
+            <w:pPr>
+              <w:pStyle w:val="Normal"/>
+              <w:widowControl/>
+              <w:bidi w:val="0"/>
+              <w:spacing w:before="0" w:after="200"/>
+              <w:jc w:val="start"/>
+              <w:rPr/>
+            </w:pPr>
+            <w:r>
+              <w:rPr>
+                <w:sz w:val="18"/>
+              </w:rPr>
+              <w:t>52,1</w:t>
+            </w:r>
+          </w:p>
+        </w:tc>
+      </w:tr>
+      <w:tr>
+        <w:trPr>
+          <w:cantSplit w:val="true"/>
+        </w:trPr>
+        <w:tc>
+          <w:tcPr>
+            <w:tcW w:w="3120" w:type="dxa"/>
+            <w:tcBorders>
+              <w:top w:val="single" w:sz="4" w:space="0" w:color="999999"/>
+              <w:start w:val="single" w:sz="4" w:space="0" w:color="999999"/>
+              <w:bottom w:val="single" w:sz="4" w:space="0" w:color="999999"/>
+              <w:end w:val="single" w:sz="4" w:space="0" w:color="999999"/>
+            </w:tcBorders>
+          </w:tcPr>
+          <w:p>
+            <w:pPr>
+              <w:pStyle w:val="Normal"/>
+              <w:widowControl/>
+              <w:bidi w:val="0"/>
+              <w:spacing w:before="0" w:after="200"/>
+              <w:jc w:val="start"/>
+              <w:rPr/>
+            </w:pPr>
+            <w:r>
+              <w:rPr>
+                <w:sz w:val="18"/>
+              </w:rPr>
+              <w:t>Energia</w:t>
+            </w:r>
+          </w:p>
+        </w:tc>
+        <w:tc>
+          <w:tcPr>
+            <w:tcW w:w="3120" w:type="dxa"/>
+            <w:tcBorders>
+              <w:top w:val="single" w:sz="4" w:space="0" w:color="999999"/>
+              <w:start w:val="single" w:sz="4" w:space="0" w:color="999999"/>
+              <w:bottom w:val="single" w:sz="4" w:space="0" w:color="999999"/>
+              <w:end w:val="single" w:sz="4" w:space="0" w:color="999999"/>
+            </w:tcBorders>
+          </w:tcPr>
+          <w:p>
+            <w:pPr>
+              <w:pStyle w:val="Normal"/>
+              <w:widowControl/>
+              <w:bidi w:val="0"/>
+              <w:spacing w:before="0" w:after="200"/>
+              <w:jc w:val="start"/>
+              <w:rPr/>
+            </w:pPr>
+            <w:r>
+              <w:rPr>
+                <w:sz w:val="18"/>
+              </w:rPr>
+              <w:t>44</w:t>
+            </w:r>
+          </w:p>
+        </w:tc>
+        <w:tc>
+          <w:tcPr>
+            <w:tcW w:w="3120" w:type="dxa"/>
+            <w:tcBorders>
+              <w:top w:val="single" w:sz="4" w:space="0" w:color="999999"/>
+              <w:start w:val="single" w:sz="4" w:space="0" w:color="999999"/>
+              <w:bottom w:val="single" w:sz="4" w:space="0" w:color="999999"/>
+              <w:end w:val="single" w:sz="4" w:space="0" w:color="999999"/>
+            </w:tcBorders>
+          </w:tcPr>
+          <w:p>
+            <w:pPr>
+              <w:pStyle w:val="Normal"/>
+              <w:widowControl/>
+              <w:bidi w:val="0"/>
+              <w:spacing w:before="0" w:after="200"/>
+              <w:jc w:val="start"/>
+              <w:rPr/>
+            </w:pPr>
+            <w:r>
+              <w:rPr>
+                <w:sz w:val="18"/>
+              </w:rPr>
+              <w:t>36,4</w:t>
+            </w:r>
+          </w:p>
+        </w:tc>
+      </w:tr>
+      <w:tr>
+        <w:trPr>
+          <w:cantSplit w:val="true"/>
+        </w:trPr>
+        <w:tc>
+          <w:tcPr>
+            <w:tcW w:w="3120" w:type="dxa"/>
+            <w:tcBorders>
+              <w:top w:val="single" w:sz="4" w:space="0" w:color="999999"/>
+              <w:start w:val="single" w:sz="4" w:space="0" w:color="999999"/>
+              <w:bottom w:val="single" w:sz="4" w:space="0" w:color="999999"/>
+              <w:end w:val="single" w:sz="4" w:space="0" w:color="999999"/>
+            </w:tcBorders>
+          </w:tcPr>
+          <w:p>
+            <w:pPr>
+              <w:pStyle w:val="Normal"/>
+              <w:widowControl/>
+              <w:bidi w:val="0"/>
+              <w:spacing w:before="0" w:after="200"/>
+              <w:jc w:val="start"/>
+              <w:rPr/>
+            </w:pPr>
+            <w:r>
+              <w:rPr>
+                <w:sz w:val="18"/>
+              </w:rPr>
+              <w:t>Vida útil</w:t>
+            </w:r>
+          </w:p>
+        </w:tc>
+        <w:tc>
+          <w:tcPr>
+            <w:tcW w:w="3120" w:type="dxa"/>
+            <w:tcBorders>
+              <w:top w:val="single" w:sz="4" w:space="0" w:color="999999"/>
+              <w:start w:val="single" w:sz="4" w:space="0" w:color="999999"/>
+              <w:bottom w:val="single" w:sz="4" w:space="0" w:color="999999"/>
+              <w:end w:val="single" w:sz="4" w:space="0" w:color="999999"/>
+            </w:tcBorders>
+          </w:tcPr>
+          <w:p>
+            <w:pPr>
+              <w:pStyle w:val="Normal"/>
+              <w:widowControl/>
+              <w:bidi w:val="0"/>
+              <w:spacing w:before="0" w:after="200"/>
+              <w:jc w:val="start"/>
+              <w:rPr/>
+            </w:pPr>
+            <w:r>
+              <w:rPr>
+                <w:sz w:val="18"/>
+              </w:rPr>
+              <w:t>44</w:t>
+            </w:r>
+          </w:p>
+        </w:tc>
+        <w:tc>
+          <w:tcPr>
+            <w:tcW w:w="3120" w:type="dxa"/>
+            <w:tcBorders>
+              <w:top w:val="single" w:sz="4" w:space="0" w:color="999999"/>
+              <w:start w:val="single" w:sz="4" w:space="0" w:color="999999"/>
+              <w:bottom w:val="single" w:sz="4" w:space="0" w:color="999999"/>
+              <w:end w:val="single" w:sz="4" w:space="0" w:color="999999"/>
+            </w:tcBorders>
+          </w:tcPr>
+          <w:p>
+            <w:pPr>
+              <w:pStyle w:val="Normal"/>
+              <w:widowControl/>
+              <w:bidi w:val="0"/>
+              <w:spacing w:before="0" w:after="200"/>
+              <w:jc w:val="start"/>
+              <w:rPr/>
+            </w:pPr>
+            <w:r>
+              <w:rPr>
+                <w:sz w:val="18"/>
+              </w:rPr>
+              <w:t>36,4</w:t>
+            </w:r>
+          </w:p>
+        </w:tc>
+      </w:tr>
+      <w:tr>
+        <w:trPr>
+          <w:cantSplit w:val="true"/>
+        </w:trPr>
+        <w:tc>
+          <w:tcPr>
+            <w:tcW w:w="3120" w:type="dxa"/>
+            <w:tcBorders>
+              <w:top w:val="single" w:sz="4" w:space="0" w:color="999999"/>
+              <w:start w:val="single" w:sz="4" w:space="0" w:color="999999"/>
+              <w:bottom w:val="single" w:sz="4" w:space="0" w:color="999999"/>
+              <w:end w:val="single" w:sz="4" w:space="0" w:color="999999"/>
+            </w:tcBorders>
+          </w:tcPr>
+          <w:p>
+            <w:pPr>
+              <w:pStyle w:val="Normal"/>
+              <w:widowControl/>
+              <w:bidi w:val="0"/>
+              <w:spacing w:before="0" w:after="200"/>
+              <w:jc w:val="start"/>
+              <w:rPr/>
+            </w:pPr>
+            <w:r>
+              <w:rPr>
+                <w:sz w:val="18"/>
+              </w:rPr>
+              <w:t>Condição física</w:t>
+            </w:r>
+          </w:p>
+        </w:tc>
+        <w:tc>
+          <w:tcPr>
+            <w:tcW w:w="3120" w:type="dxa"/>
+            <w:tcBorders>
+              <w:top w:val="single" w:sz="4" w:space="0" w:color="999999"/>
+              <w:start w:val="single" w:sz="4" w:space="0" w:color="999999"/>
+              <w:bottom w:val="single" w:sz="4" w:space="0" w:color="999999"/>
+              <w:end w:val="single" w:sz="4" w:space="0" w:color="999999"/>
+            </w:tcBorders>
+          </w:tcPr>
+          <w:p>
+            <w:pPr>
+              <w:pStyle w:val="Normal"/>
+              <w:widowControl/>
+              <w:bidi w:val="0"/>
+              <w:spacing w:before="0" w:after="200"/>
+              <w:jc w:val="start"/>
+              <w:rPr/>
+            </w:pPr>
+            <w:r>
+              <w:rPr>
+                <w:sz w:val="18"/>
+              </w:rPr>
+              <w:t>34</w:t>
+            </w:r>
+          </w:p>
+        </w:tc>
+        <w:tc>
+          <w:tcPr>
+            <w:tcW w:w="3120" w:type="dxa"/>
+            <w:tcBorders>
+              <w:top w:val="single" w:sz="4" w:space="0" w:color="999999"/>
+              <w:start w:val="single" w:sz="4" w:space="0" w:color="999999"/>
+              <w:bottom w:val="single" w:sz="4" w:space="0" w:color="999999"/>
+              <w:end w:val="single" w:sz="4" w:space="0" w:color="999999"/>
+            </w:tcBorders>
+          </w:tcPr>
+          <w:p>
+            <w:pPr>
+              <w:pStyle w:val="Normal"/>
+              <w:widowControl/>
+              <w:bidi w:val="0"/>
+              <w:spacing w:before="0" w:after="200"/>
+              <w:jc w:val="start"/>
+              <w:rPr/>
+            </w:pPr>
+            <w:r>
+              <w:rPr>
+                <w:sz w:val="18"/>
+              </w:rPr>
+              <w:t>28,1</w:t>
+            </w:r>
+          </w:p>
+        </w:tc>
+      </w:tr>
+      <w:tr>
+        <w:trPr>
+          <w:cantSplit w:val="true"/>
+        </w:trPr>
+        <w:tc>
+          <w:tcPr>
+            <w:tcW w:w="3120" w:type="dxa"/>
+            <w:tcBorders>
+              <w:top w:val="single" w:sz="4" w:space="0" w:color="999999"/>
+              <w:start w:val="single" w:sz="4" w:space="0" w:color="999999"/>
+              <w:bottom w:val="single" w:sz="4" w:space="0" w:color="999999"/>
+              <w:end w:val="single" w:sz="4" w:space="0" w:color="999999"/>
+            </w:tcBorders>
+          </w:tcPr>
+          <w:p>
+            <w:pPr>
+              <w:pStyle w:val="Normal"/>
+              <w:widowControl/>
+              <w:bidi w:val="0"/>
+              <w:spacing w:before="0" w:after="200"/>
+              <w:jc w:val="start"/>
+              <w:rPr/>
+            </w:pPr>
+            <w:r>
+              <w:rPr>
+                <w:sz w:val="18"/>
+              </w:rPr>
+              <w:t>Risco</w:t>
+            </w:r>
+          </w:p>
+        </w:tc>
+        <w:tc>
+          <w:tcPr>
+            <w:tcW w:w="3120" w:type="dxa"/>
+            <w:tcBorders>
+              <w:top w:val="single" w:sz="4" w:space="0" w:color="999999"/>
+              <w:start w:val="single" w:sz="4" w:space="0" w:color="999999"/>
+              <w:bottom w:val="single" w:sz="4" w:space="0" w:color="999999"/>
+              <w:end w:val="single" w:sz="4" w:space="0" w:color="999999"/>
+            </w:tcBorders>
+          </w:tcPr>
+          <w:p>
+            <w:pPr>
+              <w:pStyle w:val="Normal"/>
+              <w:widowControl/>
+              <w:bidi w:val="0"/>
+              <w:spacing w:before="0" w:after="200"/>
+              <w:jc w:val="start"/>
+              <w:rPr/>
+            </w:pPr>
+            <w:r>
+              <w:rPr>
+                <w:sz w:val="18"/>
+              </w:rPr>
+              <w:t>33</w:t>
+            </w:r>
+          </w:p>
+        </w:tc>
+        <w:tc>
+          <w:tcPr>
+            <w:tcW w:w="3120" w:type="dxa"/>
+            <w:tcBorders>
+              <w:top w:val="single" w:sz="4" w:space="0" w:color="999999"/>
+              <w:start w:val="single" w:sz="4" w:space="0" w:color="999999"/>
+              <w:bottom w:val="single" w:sz="4" w:space="0" w:color="999999"/>
+              <w:end w:val="single" w:sz="4" w:space="0" w:color="999999"/>
+            </w:tcBorders>
+          </w:tcPr>
+          <w:p>
+            <w:pPr>
+              <w:pStyle w:val="Normal"/>
+              <w:widowControl/>
+              <w:bidi w:val="0"/>
+              <w:spacing w:before="0" w:after="200"/>
+              <w:jc w:val="start"/>
+              <w:rPr/>
+            </w:pPr>
+            <w:r>
+              <w:rPr>
+                <w:sz w:val="18"/>
+              </w:rPr>
+              <w:t>27,3</w:t>
+            </w:r>
+          </w:p>
+        </w:tc>
+      </w:tr>
+      <w:tr>
+        <w:trPr>
+          <w:cantSplit w:val="true"/>
+        </w:trPr>
+        <w:tc>
+          <w:tcPr>
+            <w:tcW w:w="3120" w:type="dxa"/>
+            <w:tcBorders>
+              <w:top w:val="single" w:sz="4" w:space="0" w:color="999999"/>
+              <w:start w:val="single" w:sz="4" w:space="0" w:color="999999"/>
+              <w:bottom w:val="single" w:sz="4" w:space="0" w:color="999999"/>
+              <w:end w:val="single" w:sz="4" w:space="0" w:color="999999"/>
+            </w:tcBorders>
+          </w:tcPr>
+          <w:p>
+            <w:pPr>
+              <w:pStyle w:val="Normal"/>
+              <w:widowControl/>
+              <w:bidi w:val="0"/>
+              <w:spacing w:before="0" w:after="200"/>
+              <w:jc w:val="start"/>
+              <w:rPr/>
+            </w:pPr>
+            <w:r>
+              <w:rPr>
+                <w:sz w:val="18"/>
+              </w:rPr>
+              <w:t>Manutenibilidade</w:t>
+            </w:r>
+          </w:p>
+        </w:tc>
+        <w:tc>
+          <w:tcPr>
+            <w:tcW w:w="3120" w:type="dxa"/>
+            <w:tcBorders>
+              <w:top w:val="single" w:sz="4" w:space="0" w:color="999999"/>
+              <w:start w:val="single" w:sz="4" w:space="0" w:color="999999"/>
+              <w:bottom w:val="single" w:sz="4" w:space="0" w:color="999999"/>
+              <w:end w:val="single" w:sz="4" w:space="0" w:color="999999"/>
+            </w:tcBorders>
+          </w:tcPr>
+          <w:p>
+            <w:pPr>
+              <w:pStyle w:val="Normal"/>
+              <w:widowControl/>
+              <w:bidi w:val="0"/>
+              <w:spacing w:before="0" w:after="200"/>
+              <w:jc w:val="start"/>
+              <w:rPr/>
+            </w:pPr>
+            <w:r>
+              <w:rPr>
+                <w:sz w:val="18"/>
+              </w:rPr>
+              <w:t>25</w:t>
+            </w:r>
+          </w:p>
+        </w:tc>
+        <w:tc>
+          <w:tcPr>
+            <w:tcW w:w="3120" w:type="dxa"/>
+            <w:tcBorders>
+              <w:top w:val="single" w:sz="4" w:space="0" w:color="999999"/>
+              <w:start w:val="single" w:sz="4" w:space="0" w:color="999999"/>
+              <w:bottom w:val="single" w:sz="4" w:space="0" w:color="999999"/>
+              <w:end w:val="single" w:sz="4" w:space="0" w:color="999999"/>
+            </w:tcBorders>
+          </w:tcPr>
+          <w:p>
+            <w:pPr>
+              <w:pStyle w:val="Normal"/>
+              <w:widowControl/>
+              <w:bidi w:val="0"/>
+              <w:spacing w:before="0" w:after="200"/>
+              <w:jc w:val="start"/>
+              <w:rPr/>
+            </w:pPr>
+            <w:r>
+              <w:rPr>
+                <w:sz w:val="18"/>
+              </w:rPr>
+              <w:t>20,7</w:t>
+            </w:r>
+          </w:p>
+        </w:tc>
+      </w:tr>
+      <w:tr>
+        <w:trPr>
+          <w:cantSplit w:val="true"/>
+        </w:trPr>
+        <w:tc>
+          <w:tcPr>
+            <w:tcW w:w="3120" w:type="dxa"/>
+            <w:tcBorders>
+              <w:top w:val="single" w:sz="4" w:space="0" w:color="999999"/>
+              <w:start w:val="single" w:sz="4" w:space="0" w:color="999999"/>
+              <w:bottom w:val="single" w:sz="4" w:space="0" w:color="999999"/>
+              <w:end w:val="single" w:sz="4" w:space="0" w:color="999999"/>
+            </w:tcBorders>
+          </w:tcPr>
+          <w:p>
+            <w:pPr>
+              <w:pStyle w:val="Normal"/>
+              <w:widowControl/>
+              <w:bidi w:val="0"/>
+              <w:spacing w:before="0" w:after="200"/>
+              <w:jc w:val="start"/>
+              <w:rPr/>
+            </w:pPr>
+            <w:r>
+              <w:rPr>
+                <w:sz w:val="18"/>
+              </w:rPr>
+              <w:t>Conforto</w:t>
+            </w:r>
+          </w:p>
+        </w:tc>
+        <w:tc>
+          <w:tcPr>
+            <w:tcW w:w="3120" w:type="dxa"/>
+            <w:tcBorders>
+              <w:top w:val="single" w:sz="4" w:space="0" w:color="999999"/>
+              <w:start w:val="single" w:sz="4" w:space="0" w:color="999999"/>
+              <w:bottom w:val="single" w:sz="4" w:space="0" w:color="999999"/>
+              <w:end w:val="single" w:sz="4" w:space="0" w:color="999999"/>
+            </w:tcBorders>
+          </w:tcPr>
+          <w:p>
+            <w:pPr>
+              <w:pStyle w:val="Normal"/>
+              <w:widowControl/>
+              <w:bidi w:val="0"/>
+              <w:spacing w:before="0" w:after="200"/>
+              <w:jc w:val="start"/>
+              <w:rPr/>
+            </w:pPr>
+            <w:r>
+              <w:rPr>
+                <w:sz w:val="18"/>
+              </w:rPr>
+              <w:t>22</w:t>
+            </w:r>
+          </w:p>
+        </w:tc>
+        <w:tc>
+          <w:tcPr>
+            <w:tcW w:w="3120" w:type="dxa"/>
+            <w:tcBorders>
+              <w:top w:val="single" w:sz="4" w:space="0" w:color="999999"/>
+              <w:start w:val="single" w:sz="4" w:space="0" w:color="999999"/>
+              <w:bottom w:val="single" w:sz="4" w:space="0" w:color="999999"/>
+              <w:end w:val="single" w:sz="4" w:space="0" w:color="999999"/>
+            </w:tcBorders>
+          </w:tcPr>
+          <w:p>
+            <w:pPr>
+              <w:pStyle w:val="Normal"/>
+              <w:widowControl/>
+              <w:bidi w:val="0"/>
+              <w:spacing w:before="0" w:after="200"/>
+              <w:jc w:val="start"/>
+              <w:rPr/>
+            </w:pPr>
+            <w:r>
+              <w:rPr>
+                <w:sz w:val="18"/>
+              </w:rPr>
+              <w:t>18,2</w:t>
+            </w:r>
+          </w:p>
+        </w:tc>
+      </w:tr>
+      <w:tr>
+        <w:trPr>
+          <w:cantSplit w:val="true"/>
+        </w:trPr>
+        <w:tc>
+          <w:tcPr>
+            <w:tcW w:w="3120" w:type="dxa"/>
+            <w:tcBorders>
+              <w:top w:val="single" w:sz="4" w:space="0" w:color="999999"/>
+              <w:start w:val="single" w:sz="4" w:space="0" w:color="999999"/>
+              <w:bottom w:val="single" w:sz="4" w:space="0" w:color="999999"/>
+              <w:end w:val="single" w:sz="4" w:space="0" w:color="999999"/>
+            </w:tcBorders>
+          </w:tcPr>
+          <w:p>
+            <w:pPr>
+              <w:pStyle w:val="Normal"/>
+              <w:widowControl/>
+              <w:bidi w:val="0"/>
+              <w:spacing w:before="0" w:after="200"/>
+              <w:jc w:val="start"/>
+              <w:rPr/>
+            </w:pPr>
+            <w:r>
+              <w:rPr>
+                <w:sz w:val="18"/>
+              </w:rPr>
+              <w:t>Segurança</w:t>
+            </w:r>
+          </w:p>
+        </w:tc>
+        <w:tc>
+          <w:tcPr>
+            <w:tcW w:w="3120" w:type="dxa"/>
+            <w:tcBorders>
+              <w:top w:val="single" w:sz="4" w:space="0" w:color="999999"/>
+              <w:start w:val="single" w:sz="4" w:space="0" w:color="999999"/>
+              <w:bottom w:val="single" w:sz="4" w:space="0" w:color="999999"/>
+              <w:end w:val="single" w:sz="4" w:space="0" w:color="999999"/>
+            </w:tcBorders>
+          </w:tcPr>
+          <w:p>
+            <w:pPr>
+              <w:pStyle w:val="Normal"/>
+              <w:widowControl/>
+              <w:bidi w:val="0"/>
+              <w:spacing w:before="0" w:after="200"/>
+              <w:jc w:val="start"/>
+              <w:rPr/>
+            </w:pPr>
+            <w:r>
+              <w:rPr>
+                <w:sz w:val="18"/>
+              </w:rPr>
+              <w:t>18</w:t>
+            </w:r>
+          </w:p>
+        </w:tc>
+        <w:tc>
+          <w:tcPr>
+            <w:tcW w:w="3120" w:type="dxa"/>
+            <w:tcBorders>
+              <w:top w:val="single" w:sz="4" w:space="0" w:color="999999"/>
+              <w:start w:val="single" w:sz="4" w:space="0" w:color="999999"/>
+              <w:bottom w:val="single" w:sz="4" w:space="0" w:color="999999"/>
+              <w:end w:val="single" w:sz="4" w:space="0" w:color="999999"/>
+            </w:tcBorders>
+          </w:tcPr>
+          <w:p>
+            <w:pPr>
+              <w:pStyle w:val="Normal"/>
+              <w:widowControl/>
+              <w:bidi w:val="0"/>
+              <w:spacing w:before="0" w:after="200"/>
+              <w:jc w:val="start"/>
+              <w:rPr/>
+            </w:pPr>
+            <w:r>
+              <w:rPr>
+                <w:sz w:val="18"/>
+              </w:rPr>
+              <w:t>14,9</w:t>
+            </w:r>
+          </w:p>
+        </w:tc>
+      </w:tr>
+      <w:tr>
+        <w:trPr>
+          <w:cantSplit w:val="true"/>
+        </w:trPr>
+        <w:tc>
+          <w:tcPr>
+            <w:tcW w:w="3120" w:type="dxa"/>
+            <w:tcBorders>
+              <w:top w:val="single" w:sz="4" w:space="0" w:color="999999"/>
+              <w:start w:val="single" w:sz="4" w:space="0" w:color="999999"/>
+              <w:bottom w:val="single" w:sz="4" w:space="0" w:color="999999"/>
+              <w:end w:val="single" w:sz="4" w:space="0" w:color="999999"/>
+            </w:tcBorders>
+          </w:tcPr>
+          <w:p>
+            <w:pPr>
+              <w:pStyle w:val="Normal"/>
+              <w:widowControl/>
+              <w:bidi w:val="0"/>
+              <w:spacing w:before="0" w:after="200"/>
+              <w:jc w:val="start"/>
+              <w:rPr/>
+            </w:pPr>
+            <w:r>
+              <w:rPr>
+                <w:sz w:val="18"/>
+              </w:rPr>
+              <w:t>Emissões de carbono</w:t>
+            </w:r>
+          </w:p>
+        </w:tc>
+        <w:tc>
+          <w:tcPr>
+            <w:tcW w:w="3120" w:type="dxa"/>
+            <w:tcBorders>
+              <w:top w:val="single" w:sz="4" w:space="0" w:color="999999"/>
+              <w:start w:val="single" w:sz="4" w:space="0" w:color="999999"/>
+              <w:bottom w:val="single" w:sz="4" w:space="0" w:color="999999"/>
+              <w:end w:val="single" w:sz="4" w:space="0" w:color="999999"/>
+            </w:tcBorders>
+          </w:tcPr>
+          <w:p>
+            <w:pPr>
+              <w:pStyle w:val="Normal"/>
+              <w:widowControl/>
+              <w:bidi w:val="0"/>
+              <w:spacing w:before="0" w:after="200"/>
+              <w:jc w:val="start"/>
+              <w:rPr/>
+            </w:pPr>
+            <w:r>
+              <w:rPr>
+                <w:sz w:val="18"/>
+              </w:rPr>
+              <w:t>15</w:t>
+            </w:r>
+          </w:p>
+        </w:tc>
+        <w:tc>
+          <w:tcPr>
+            <w:tcW w:w="3120" w:type="dxa"/>
+            <w:tcBorders>
+              <w:top w:val="single" w:sz="4" w:space="0" w:color="999999"/>
+              <w:start w:val="single" w:sz="4" w:space="0" w:color="999999"/>
+              <w:bottom w:val="single" w:sz="4" w:space="0" w:color="999999"/>
+              <w:end w:val="single" w:sz="4" w:space="0" w:color="999999"/>
+            </w:tcBorders>
+          </w:tcPr>
+          <w:p>
+            <w:pPr>
+              <w:pStyle w:val="Normal"/>
+              <w:widowControl/>
+              <w:bidi w:val="0"/>
+              <w:spacing w:before="0" w:after="200"/>
+              <w:jc w:val="start"/>
+              <w:rPr/>
+            </w:pPr>
+            <w:r>
+              <w:rPr>
+                <w:sz w:val="18"/>
+              </w:rPr>
+              <w:t>12,4</w:t>
+            </w:r>
+          </w:p>
+        </w:tc>
+      </w:tr>
+      <w:tr>
+        <w:trPr>
+          <w:cantSplit w:val="true"/>
+        </w:trPr>
+        <w:tc>
+          <w:tcPr>
+            <w:tcW w:w="3120" w:type="dxa"/>
+            <w:tcBorders>
+              <w:top w:val="single" w:sz="4" w:space="0" w:color="999999"/>
+              <w:start w:val="single" w:sz="4" w:space="0" w:color="999999"/>
+              <w:bottom w:val="single" w:sz="4" w:space="0" w:color="999999"/>
+              <w:end w:val="single" w:sz="4" w:space="0" w:color="999999"/>
+            </w:tcBorders>
+          </w:tcPr>
+          <w:p>
+            <w:pPr>
+              <w:pStyle w:val="Normal"/>
+              <w:widowControl/>
+              <w:bidi w:val="0"/>
+              <w:spacing w:before="0" w:after="200"/>
+              <w:jc w:val="start"/>
+              <w:rPr/>
+            </w:pPr>
+            <w:r>
+              <w:rPr>
+                <w:sz w:val="18"/>
+              </w:rPr>
+              <w:t>Resíduos</w:t>
+            </w:r>
+          </w:p>
+        </w:tc>
+        <w:tc>
+          <w:tcPr>
+            <w:tcW w:w="3120" w:type="dxa"/>
+            <w:tcBorders>
+              <w:top w:val="single" w:sz="4" w:space="0" w:color="999999"/>
+              <w:start w:val="single" w:sz="4" w:space="0" w:color="999999"/>
+              <w:bottom w:val="single" w:sz="4" w:space="0" w:color="999999"/>
+              <w:end w:val="single" w:sz="4" w:space="0" w:color="999999"/>
+            </w:tcBorders>
+          </w:tcPr>
+          <w:p>
+            <w:pPr>
+              <w:pStyle w:val="Normal"/>
+              <w:widowControl/>
+              <w:bidi w:val="0"/>
+              <w:spacing w:before="0" w:after="200"/>
+              <w:jc w:val="start"/>
+              <w:rPr/>
+            </w:pPr>
+            <w:r>
+              <w:rPr>
+                <w:sz w:val="18"/>
+              </w:rPr>
+              <w:t>13</w:t>
+            </w:r>
+          </w:p>
+        </w:tc>
+        <w:tc>
+          <w:tcPr>
+            <w:tcW w:w="3120" w:type="dxa"/>
+            <w:tcBorders>
+              <w:top w:val="single" w:sz="4" w:space="0" w:color="999999"/>
+              <w:start w:val="single" w:sz="4" w:space="0" w:color="999999"/>
+              <w:bottom w:val="single" w:sz="4" w:space="0" w:color="999999"/>
+              <w:end w:val="single" w:sz="4" w:space="0" w:color="999999"/>
+            </w:tcBorders>
+          </w:tcPr>
+          <w:p>
+            <w:pPr>
+              <w:pStyle w:val="Normal"/>
+              <w:widowControl/>
+              <w:bidi w:val="0"/>
+              <w:spacing w:before="0" w:after="200"/>
+              <w:jc w:val="start"/>
+              <w:rPr/>
+            </w:pPr>
+            <w:r>
+              <w:rPr>
+                <w:sz w:val="18"/>
+              </w:rPr>
+              <w:t>10,7</w:t>
+            </w:r>
+          </w:p>
+        </w:tc>
+      </w:tr>
+      <w:tr>
+        <w:trPr>
+          <w:cantSplit w:val="true"/>
+        </w:trPr>
+        <w:tc>
+          <w:tcPr>
+            <w:tcW w:w="3120" w:type="dxa"/>
+            <w:tcBorders>
+              <w:top w:val="single" w:sz="4" w:space="0" w:color="999999"/>
+              <w:start w:val="single" w:sz="4" w:space="0" w:color="999999"/>
+              <w:bottom w:val="single" w:sz="4" w:space="0" w:color="999999"/>
+              <w:end w:val="single" w:sz="4" w:space="0" w:color="999999"/>
+            </w:tcBorders>
+          </w:tcPr>
+          <w:p>
+            <w:pPr>
+              <w:pStyle w:val="Normal"/>
+              <w:widowControl/>
+              <w:bidi w:val="0"/>
+              <w:spacing w:before="0" w:after="200"/>
+              <w:jc w:val="start"/>
+              <w:rPr/>
+            </w:pPr>
+            <w:r>
+              <w:rPr>
+                <w:sz w:val="18"/>
+              </w:rPr>
+              <w:t>Satisfação do usuário</w:t>
+            </w:r>
+          </w:p>
+        </w:tc>
+        <w:tc>
+          <w:tcPr>
+            <w:tcW w:w="3120" w:type="dxa"/>
+            <w:tcBorders>
+              <w:top w:val="single" w:sz="4" w:space="0" w:color="999999"/>
+              <w:start w:val="single" w:sz="4" w:space="0" w:color="999999"/>
+              <w:bottom w:val="single" w:sz="4" w:space="0" w:color="999999"/>
+              <w:end w:val="single" w:sz="4" w:space="0" w:color="999999"/>
+            </w:tcBorders>
+          </w:tcPr>
+          <w:p>
+            <w:pPr>
+              <w:pStyle w:val="Normal"/>
+              <w:widowControl/>
+              <w:bidi w:val="0"/>
+              <w:spacing w:before="0" w:after="200"/>
+              <w:jc w:val="start"/>
+              <w:rPr/>
+            </w:pPr>
+            <w:r>
+              <w:rPr>
+                <w:sz w:val="18"/>
+              </w:rPr>
+              <w:t>9</w:t>
+            </w:r>
+          </w:p>
+        </w:tc>
+        <w:tc>
+          <w:tcPr>
+            <w:tcW w:w="3120" w:type="dxa"/>
+            <w:tcBorders>
+              <w:top w:val="single" w:sz="4" w:space="0" w:color="999999"/>
+              <w:start w:val="single" w:sz="4" w:space="0" w:color="999999"/>
+              <w:bottom w:val="single" w:sz="4" w:space="0" w:color="999999"/>
+              <w:end w:val="single" w:sz="4" w:space="0" w:color="999999"/>
+            </w:tcBorders>
+          </w:tcPr>
+          <w:p>
+            <w:pPr>
+              <w:pStyle w:val="Normal"/>
+              <w:widowControl/>
+              <w:bidi w:val="0"/>
+              <w:spacing w:before="0" w:after="200"/>
+              <w:jc w:val="start"/>
+              <w:rPr/>
+            </w:pPr>
+            <w:r>
+              <w:rPr>
+                <w:sz w:val="18"/>
+              </w:rPr>
+              <w:t>7,4</w:t>
+            </w:r>
+          </w:p>
+        </w:tc>
+      </w:tr>
+      <w:tr>
+        <w:trPr>
+          <w:cantSplit w:val="true"/>
+        </w:trPr>
+        <w:tc>
+          <w:tcPr>
+            <w:tcW w:w="3120" w:type="dxa"/>
+            <w:tcBorders>
+              <w:top w:val="single" w:sz="4" w:space="0" w:color="999999"/>
+              <w:start w:val="single" w:sz="4" w:space="0" w:color="999999"/>
+              <w:bottom w:val="single" w:sz="4" w:space="0" w:color="999999"/>
+              <w:end w:val="single" w:sz="4" w:space="0" w:color="999999"/>
+            </w:tcBorders>
+          </w:tcPr>
+          <w:p>
+            <w:pPr>
+              <w:pStyle w:val="Normal"/>
+              <w:widowControl/>
+              <w:bidi w:val="0"/>
+              <w:spacing w:before="0" w:after="200"/>
+              <w:jc w:val="start"/>
+              <w:rPr/>
+            </w:pPr>
+            <w:r>
+              <w:rPr>
+                <w:sz w:val="18"/>
+              </w:rPr>
+              <w:t>Água</w:t>
+            </w:r>
+          </w:p>
+        </w:tc>
+        <w:tc>
+          <w:tcPr>
+            <w:tcW w:w="3120" w:type="dxa"/>
+            <w:tcBorders>
+              <w:top w:val="single" w:sz="4" w:space="0" w:color="999999"/>
+              <w:start w:val="single" w:sz="4" w:space="0" w:color="999999"/>
+              <w:bottom w:val="single" w:sz="4" w:space="0" w:color="999999"/>
+              <w:end w:val="single" w:sz="4" w:space="0" w:color="999999"/>
+            </w:tcBorders>
+          </w:tcPr>
+          <w:p>
+            <w:pPr>
+              <w:pStyle w:val="Normal"/>
+              <w:widowControl/>
+              <w:bidi w:val="0"/>
+              <w:spacing w:before="0" w:after="200"/>
+              <w:jc w:val="start"/>
+              <w:rPr/>
+            </w:pPr>
+            <w:r>
+              <w:rPr>
+                <w:sz w:val="18"/>
+              </w:rPr>
+              <w:t>6</w:t>
+            </w:r>
+          </w:p>
+        </w:tc>
+        <w:tc>
+          <w:tcPr>
+            <w:tcW w:w="3120" w:type="dxa"/>
+            <w:tcBorders>
+              <w:top w:val="single" w:sz="4" w:space="0" w:color="999999"/>
+              <w:start w:val="single" w:sz="4" w:space="0" w:color="999999"/>
+              <w:bottom w:val="single" w:sz="4" w:space="0" w:color="999999"/>
+              <w:end w:val="single" w:sz="4" w:space="0" w:color="999999"/>
+            </w:tcBorders>
+          </w:tcPr>
+          <w:p>
+            <w:pPr>
+              <w:pStyle w:val="Normal"/>
+              <w:widowControl/>
+              <w:bidi w:val="0"/>
+              <w:spacing w:before="0" w:after="200"/>
+              <w:jc w:val="start"/>
+              <w:rPr/>
+            </w:pPr>
+            <w:r>
+              <w:rPr>
+                <w:sz w:val="18"/>
+              </w:rPr>
+              <w:t>5,0</w:t>
+            </w:r>
+          </w:p>
+        </w:tc>
+      </w:tr>
+      <w:tr>
+        <w:trPr>
+          <w:cantSplit w:val="true"/>
+        </w:trPr>
+        <w:tc>
+          <w:tcPr>
+            <w:tcW w:w="3120" w:type="dxa"/>
+            <w:tcBorders>
+              <w:top w:val="single" w:sz="4" w:space="0" w:color="999999"/>
+              <w:start w:val="single" w:sz="4" w:space="0" w:color="999999"/>
+              <w:bottom w:val="single" w:sz="4" w:space="0" w:color="999999"/>
+              <w:end w:val="single" w:sz="4" w:space="0" w:color="999999"/>
+            </w:tcBorders>
+          </w:tcPr>
+          <w:p>
+            <w:pPr>
+              <w:pStyle w:val="Normal"/>
+              <w:widowControl/>
+              <w:bidi w:val="0"/>
+              <w:spacing w:before="0" w:after="200"/>
+              <w:jc w:val="start"/>
+              <w:rPr/>
+            </w:pPr>
+            <w:r>
+              <w:rPr>
+                <w:sz w:val="18"/>
+              </w:rPr>
+              <w:t>Qualidade de serviço</w:t>
+            </w:r>
+          </w:p>
+        </w:tc>
+        <w:tc>
+          <w:tcPr>
+            <w:tcW w:w="3120" w:type="dxa"/>
+            <w:tcBorders>
+              <w:top w:val="single" w:sz="4" w:space="0" w:color="999999"/>
+              <w:start w:val="single" w:sz="4" w:space="0" w:color="999999"/>
+              <w:bottom w:val="single" w:sz="4" w:space="0" w:color="999999"/>
+              <w:end w:val="single" w:sz="4" w:space="0" w:color="999999"/>
+            </w:tcBorders>
+          </w:tcPr>
+          <w:p>
+            <w:pPr>
+              <w:pStyle w:val="Normal"/>
+              <w:widowControl/>
+              <w:bidi w:val="0"/>
+              <w:spacing w:before="0" w:after="200"/>
+              <w:jc w:val="start"/>
+              <w:rPr/>
+            </w:pPr>
+            <w:r>
+              <w:rPr>
+                <w:sz w:val="18"/>
+              </w:rPr>
+              <w:t>6</w:t>
+            </w:r>
+          </w:p>
+        </w:tc>
+        <w:tc>
+          <w:tcPr>
+            <w:tcW w:w="3120" w:type="dxa"/>
+            <w:tcBorders>
+              <w:top w:val="single" w:sz="4" w:space="0" w:color="999999"/>
+              <w:start w:val="single" w:sz="4" w:space="0" w:color="999999"/>
+              <w:bottom w:val="single" w:sz="4" w:space="0" w:color="999999"/>
+              <w:end w:val="single" w:sz="4" w:space="0" w:color="999999"/>
+            </w:tcBorders>
+          </w:tcPr>
+          <w:p>
+            <w:pPr>
+              <w:pStyle w:val="Normal"/>
+              <w:widowControl/>
+              <w:bidi w:val="0"/>
+              <w:spacing w:before="0" w:after="200"/>
+              <w:jc w:val="start"/>
+              <w:rPr/>
+            </w:pPr>
+            <w:r>
+              <w:rPr>
+                <w:sz w:val="18"/>
+              </w:rPr>
+              <w:t>5,0</w:t>
+            </w:r>
+          </w:p>
+        </w:tc>
+      </w:tr>
+    </w:tbl>
+    <w:p>
+      <w:pPr>
+        <w:pStyle w:val="Normal"/>
+        <w:rPr/>
+      </w:pPr>
+      <w:r>
+        <w:rPr/>
+      </w:r>
+    </w:p>
+    <w:p>
+      <w:pPr>
+        <w:pStyle w:val="BodyText"/>
+        <w:rPr/>
+      </w:pPr>
+      <w:r>
+        <w:rPr>
+          <w:i/>
+          <w:sz w:val="18"/>
+        </w:rPr>
+        <w:t>Fonte: elaborado pelo autor.</w:t>
+      </w:r>
+    </w:p>
+    <w:p>
+      <w:pPr>
+        <w:pStyle w:val="BodyText"/>
+        <w:rPr/>
+      </w:pPr>
+      <w:bookmarkStart w:id="19" w:name="sec%3Acriterios"/>
+      <w:r>
+        <w:rPr/>
+        <w:t>Na gestão pública universitária, o desempenho sustenta indicadores relacionados à continuidade e às falhas, a informação oferece as condições necessárias à rastreabilidade e o custo permite distinguir correções emergenciais, manutenção planejada e renovação, combinação reforçada por registros de pagamento e planejamento conjunto de manutenção, renovação e energia (Kim et al., 2018; Nägeli et al., 2019). As leituras integrais qualificam relações entre critérios. Operação e manutenção podem superar 80% do custo total do ciclo de vida, e seus custos anuais podem representar de 50% a 70% dos custos operacionais, bases de cálculo que devem permanecer distintas (Aliu et al., 2025); decisões de concepção podem evitar até 50% das dificuldades de manutenção, conectando manutenibilidade a desempenho, custo e risco (Chew; Conejos, 2016; Conejos; Chew; Azril, 2019; Othman; Kamal, 2023).</w:t>
+      </w:r>
+      <w:bookmarkEnd w:id="19"/>
+    </w:p>
+    <w:p>
+      <w:pPr>
+        <w:pStyle w:val="Heading2"/>
+        <w:rPr/>
+      </w:pPr>
+      <w:bookmarkStart w:id="20" w:name="sec%3Ametodos"/>
+      <w:r>
+        <w:rPr>
+          <w:rStyle w:val="SectionNumber"/>
+        </w:rPr>
+        <w:t>3.3</w:t>
+      </w:r>
+      <w:r>
+        <w:rPr/>
+        <w:tab/>
+        <w:t>Digitalização, IA e métodos de apoio à decisão</w:t>
+      </w:r>
+    </w:p>
+    <w:p>
+      <w:pPr>
+        <w:pStyle w:val="FirstParagraph"/>
+        <w:rPr/>
+      </w:pPr>
+      <w:r>
+        <w:rPr/>
+        <w:t xml:space="preserve">Sobre os métodos de apoio à decisão, a categoria ampla </w:t>
+      </w:r>
+      <w:r>
+        <w:rPr>
+          <w:rStyle w:val="VerbatimChar"/>
+        </w:rPr>
+        <w:t>framework</w:t>
+      </w:r>
+      <w:r>
+        <w:rPr/>
+        <w:t xml:space="preserve"> reuniu 101 registros. BIM apareceu em 28 e a categoria </w:t>
+      </w:r>
+      <w:r>
+        <w:rPr>
+          <w:rStyle w:val="VerbatimChar"/>
+        </w:rPr>
+        <w:t>decision_support</w:t>
+      </w:r>
+      <w:r>
+        <w:rPr/>
+        <w:t xml:space="preserve">, definida no manual como presença de mecanismo explícito de apoio à decisão, em 29; seguiram-se aprendizado de máquina em 26, otimização em 19, pontuação em 17 e custo do ciclo de vida em 16. Entre os métodos nomeados, AHP ocorreu em cinco registros, TOPSIS em quatro, MCDM e Delphi em três cada, ANP em dois, e </w:t>
+      </w:r>
+      <w:r>
+        <w:rPr>
+          <w:i/>
+          <w:iCs/>
+        </w:rPr>
+        <w:t>Bayesian Best-Worst Method</w:t>
+      </w:r>
+      <w:r>
+        <w:rPr/>
+        <w:t xml:space="preserve">, </w:t>
+      </w:r>
+      <w:r>
+        <w:rPr>
+          <w:i/>
+          <w:iCs/>
+        </w:rPr>
+        <w:t>balanced scorecard</w:t>
+      </w:r>
+      <w:r>
+        <w:rPr/>
+        <w:t xml:space="preserve"> e raciocínio baseado em casos em um cada. Essa predominância de estruturas genéricas sobre métodos multicritério nomeados marca a transição do campo, cujo avanço informacional é mais rápido que a integração decisória.</w:t>
+      </w:r>
+    </w:p>
+    <w:p>
+      <w:pPr>
+        <w:pStyle w:val="CaptionedFigure"/>
+        <w:rPr/>
+      </w:pPr>
+      <w:r>
+        <w:rPr/>
+        <w:drawing>
+          <wp:inline distT="0" distB="0" distL="0" distR="0">
+            <wp:extent cx="5334000" cy="4860290"/>
+            <wp:effectExtent l="0" t="0" r="0" b="0"/>
+            <wp:docPr id="8" name="Image7" descr="" title=""/>
+            <wp:cNvGraphicFramePr>
+              <a:graphicFrameLocks xmlns:a="http://schemas.openxmlformats.org/drawingml/2006/main" noChangeAspect="1"/>
+            </wp:cNvGraphicFramePr>
+            <a:graphic xmlns:a="http://schemas.openxmlformats.org/drawingml/2006/main">
+              <a:graphicData uri="http://schemas.openxmlformats.org/drawingml/2006/picture">
+                <pic:pic xmlns:pic="http://schemas.openxmlformats.org/drawingml/2006/picture">
+                  <pic:nvPicPr>
+                    <pic:cNvPr id="8" name="Image7" descr="" title=""/>
+                    <pic:cNvPicPr>
+                      <a:picLocks noChangeAspect="1" noChangeArrowheads="1"/>
+                    </pic:cNvPicPr>
+                  </pic:nvPicPr>
+                  <pic:blipFill>
+                    <a:blip r:embed="rId9"/>
+                    <a:stretch>
+                      <a:fillRect/>
+                    </a:stretch>
+                  </pic:blipFill>
+                  <pic:spPr bwMode="auto">
+                    <a:xfrm>
+                      <a:off x="0" y="0"/>
+                      <a:ext cx="5334000" cy="4860290"/>
+                    </a:xfrm>
+                    <a:prstGeom prst="rect">
+                      <a:avLst/>
+                    </a:prstGeom>
+                  </pic:spPr>
+                </pic:pic>
+              </a:graphicData>
+            </a:graphic>
+          </wp:inline>
+        </w:drawing>
+      </w:r>
+    </w:p>
+    <w:p>
+      <w:pPr>
+        <w:pStyle w:val="ImageCaption"/>
+        <w:rPr/>
+      </w:pPr>
+      <w:r>
+        <w:rPr/>
         <w:t>Gráfico 7. Abordagens e métodos de apoio à decisão identificados no núcleo temático vigente</w:t>
       </w:r>
-      <w:bookmarkEnd w:id="19"/>
     </w:p>
     <w:p>
       <w:pPr>
@@ -10173,10 +10210,6 @@
           </m:sup>
         </m:sSup>
         <m:r>
-          <m:rPr>
-            <m:lit/>
-            <m:nor/>
-          </m:rPr>
           <m:t xml:space="preserve">=</m:t>
         </m:r>
         <m:r>
@@ -10234,14 +10267,14 @@
         <w:rPr/>
         <w:t xml:space="preserve"> em quase todo o núcleo, contrastada com a frequência menor de métodos multicritério nomeados, situa a lacuna central na cadeia entre evidência, variável mensurável, preferência institucional e decisão validada, padrão coerente com a fragmentação já discutida entre integração informacional e estruturação decisória (Das, 2025; Deng; Menassa; Kamat, 2021). Estruturas conceituais, indicadores, normalização, ponderação, agregação, sensibilidade e validação ocupam etapas distintas, e a transferência das aplicações de ANP, Delphi, AHP e TOPSIS à gestão universitária depende do contexto e dos dados locais. Essa leitura sugere que a barreira à adoção de métodos multicritério em universidades públicas tende a ser menos a complexidade algorítmica do que a cultura de registro, atualização cadastral e prestação de contas das escolhas, sustentada pela importância atribuída a ordens de serviço, custos, vínculo com ativos e histórico de intervenções (Martins; Espejo, 2024; Morais; Paula; Reis, 2023).</w:t>
       </w:r>
-      <w:bookmarkEnd w:id="18"/>
+      <w:bookmarkEnd w:id="20"/>
     </w:p>
     <w:p>
       <w:pPr>
         <w:pStyle w:val="Heading2"/>
         <w:rPr/>
       </w:pPr>
-      <w:bookmarkStart w:id="20" w:name="sec%3Aaplicabilidade"/>
+      <w:bookmarkStart w:id="21" w:name="sec%3Aaplicabilidade"/>
       <w:r>
         <w:rPr>
           <w:rStyle w:val="SectionNumber"/>
@@ -10290,7 +10323,7 @@
       <w:tblPr>
         <w:tblW w:w="9360" w:type="dxa"/>
         <w:jc w:val="start"/>
-        <w:tblInd w:w="103" w:type="dxa"/>
+        <w:tblInd w:w="113" w:type="dxa"/>
         <w:tblLayout w:type="fixed"/>
         <w:tblCellMar>
           <w:top w:w="0" w:type="dxa"/>
@@ -10298,7 +10331,7 @@
           <w:bottom w:w="0" w:type="dxa"/>
           <w:end w:w="108" w:type="dxa"/>
         </w:tblCellMar>
-        <w:tblLook w:val="04a0" w:firstRow="1" w:noVBand="1" w:lastRow="0" w:firstColumn="1" w:lastColumn="0" w:noHBand="0"/>
+        <w:tblLook w:val="04a0" w:noHBand="0" w:noVBand="1" w:firstColumn="1" w:lastRow="0" w:lastColumn="0" w:firstRow="1"/>
       </w:tblPr>
       <w:tblGrid>
         <w:gridCol w:w="3120"/>
@@ -10308,7 +10341,7 @@
       <w:tr>
         <w:trPr>
           <w:tblHeader w:val="true"/>
-          <w:cantSplit/>
+          <w:cantSplit w:val="true"/>
         </w:trPr>
         <w:tc>
           <w:tcPr>
@@ -10397,7 +10430,7 @@
       </w:tr>
       <w:tr>
         <w:trPr>
-          <w:cantSplit/>
+          <w:cantSplit w:val="true"/>
         </w:trPr>
         <w:tc>
           <w:tcPr>
@@ -10483,7 +10516,7 @@
       </w:tr>
       <w:tr>
         <w:trPr>
-          <w:cantSplit/>
+          <w:cantSplit w:val="true"/>
         </w:trPr>
         <w:tc>
           <w:tcPr>
@@ -10569,7 +10602,7 @@
       </w:tr>
       <w:tr>
         <w:trPr>
-          <w:cantSplit/>
+          <w:cantSplit w:val="true"/>
         </w:trPr>
         <w:tc>
           <w:tcPr>
@@ -10655,7 +10688,7 @@
       </w:tr>
       <w:tr>
         <w:trPr>
-          <w:cantSplit/>
+          <w:cantSplit w:val="true"/>
         </w:trPr>
         <w:tc>
           <w:tcPr>
@@ -10741,7 +10774,7 @@
       </w:tr>
       <w:tr>
         <w:trPr>
-          <w:cantSplit/>
+          <w:cantSplit w:val="true"/>
         </w:trPr>
         <w:tc>
           <w:tcPr>
@@ -10827,7 +10860,7 @@
       </w:tr>
       <w:tr>
         <w:trPr>
-          <w:cantSplit/>
+          <w:cantSplit w:val="true"/>
         </w:trPr>
         <w:tc>
           <w:tcPr>
@@ -10913,7 +10946,7 @@
       </w:tr>
       <w:tr>
         <w:trPr>
-          <w:cantSplit/>
+          <w:cantSplit w:val="true"/>
         </w:trPr>
         <w:tc>
           <w:tcPr>
@@ -11000,7 +11033,7 @@
       </w:tr>
       <w:tr>
         <w:trPr>
-          <w:cantSplit/>
+          <w:cantSplit w:val="true"/>
         </w:trPr>
         <w:tc>
           <w:tcPr>
@@ -11086,7 +11119,7 @@
       </w:tr>
       <w:tr>
         <w:trPr>
-          <w:cantSplit/>
+          <w:cantSplit w:val="true"/>
         </w:trPr>
         <w:tc>
           <w:tcPr>
@@ -11172,7 +11205,7 @@
       </w:tr>
       <w:tr>
         <w:trPr>
-          <w:cantSplit/>
+          <w:cantSplit w:val="true"/>
         </w:trPr>
         <w:tc>
           <w:tcPr>
@@ -11258,7 +11291,7 @@
       </w:tr>
       <w:tr>
         <w:trPr>
-          <w:cantSplit/>
+          <w:cantSplit w:val="true"/>
         </w:trPr>
         <w:tc>
           <w:tcPr>
@@ -11344,7 +11377,7 @@
       </w:tr>
       <w:tr>
         <w:trPr>
-          <w:cantSplit/>
+          <w:cantSplit w:val="true"/>
         </w:trPr>
         <w:tc>
           <w:tcPr>
@@ -11535,14 +11568,14 @@
         <w:rPr/>
         <w:t>) e à comunicação (Tan; Zaman; Sutrisna, 2018). Essas evidências sustentam governança da informação e validação contextual da especificação proposta a seguir.</w:t>
       </w:r>
-      <w:bookmarkEnd w:id="20"/>
+      <w:bookmarkEnd w:id="21"/>
     </w:p>
     <w:p>
       <w:pPr>
         <w:pStyle w:val="Heading2"/>
         <w:rPr/>
       </w:pPr>
-      <w:bookmarkStart w:id="21" w:name="sec%3Amatriz"/>
+      <w:bookmarkStart w:id="22" w:name="sec%3Amatriz"/>
       <w:r>
         <w:rPr>
           <w:rStyle w:val="SectionNumber"/>
@@ -11600,14 +11633,13 @@
         <w:pStyle w:val="CaptionedFigure"/>
         <w:rPr/>
       </w:pPr>
-      <w:bookmarkStart w:id="22" w:name="fig%3Aheatmap"/>
       <w:r>
         <w:rPr/>
         <w:drawing>
           <wp:inline distT="0" distB="0" distL="0" distR="0">
-            <wp:extent cx="5227320" cy="3584575"/>
+            <wp:extent cx="5334000" cy="3657600"/>
             <wp:effectExtent l="0" t="0" r="0" b="0"/>
-            <wp:docPr id="8" name="Figura8"/>
+            <wp:docPr id="9" name="Image8" descr="" title=""/>
             <wp:cNvGraphicFramePr>
               <a:graphicFrameLocks xmlns:a="http://schemas.openxmlformats.org/drawingml/2006/main" noChangeAspect="1"/>
             </wp:cNvGraphicFramePr>
@@ -11615,106 +11647,7 @@
               <a:graphicData uri="http://schemas.openxmlformats.org/drawingml/2006/picture">
                 <pic:pic xmlns:pic="http://schemas.openxmlformats.org/drawingml/2006/picture">
                   <pic:nvPicPr>
-                    <pic:cNvPr id="8" name="Figura8"/>
-                    <pic:cNvPicPr>
-                      <a:picLocks noChangeAspect="1" noChangeArrowheads="1"/>
-                    </pic:cNvPicPr>
-                  </pic:nvPicPr>
-                  <pic:blipFill>
-                    <a:blip r:embed="rId9"/>
-                    <a:stretch>
-                      <a:fillRect/>
-                    </a:stretch>
-                  </pic:blipFill>
-                  <pic:spPr bwMode="auto">
-                    <a:xfrm>
-                      <a:off x="0" y="0"/>
-                      <a:ext cx="5227320" cy="3584575"/>
-                    </a:xfrm>
-                    <a:prstGeom prst="rect">
-                      <a:avLst/>
-                    </a:prstGeom>
-                    <a:noFill/>
-                  </pic:spPr>
-                </pic:pic>
-              </a:graphicData>
-            </a:graphic>
-          </wp:inline>
-        </w:drawing>
-      </w:r>
-    </w:p>
-    <w:p>
-      <w:pPr>
-        <w:pStyle w:val="ImageCaption"/>
-        <w:rPr/>
-      </w:pPr>
-      <w:r>
-        <w:rPr/>
-        <w:t>Gráfico 8. Coocorrência entre critérios de priorização e instrumentos de apoio à decisão</w:t>
-      </w:r>
-      <w:bookmarkEnd w:id="22"/>
-    </w:p>
-    <w:p>
-      <w:pPr>
-        <w:pStyle w:val="BodyText"/>
-        <w:rPr/>
-      </w:pPr>
-      <w:r>
-        <w:rPr/>
-        <w:t xml:space="preserve">O Gráfico 9 reorganiza essas relações em cinco dimensões. A técnica-operacional apresenta 100 coocorrências com </w:t>
-      </w:r>
-      <w:r>
-        <w:rPr>
-          <w:rStyle w:val="VerbatimChar"/>
-        </w:rPr>
-        <w:t>framework</w:t>
-      </w:r>
-      <w:r>
-        <w:rPr/>
-        <w:t xml:space="preserve">, 28 com </w:t>
-      </w:r>
-      <w:r>
-        <w:rPr>
-          <w:rStyle w:val="VerbatimChar"/>
-        </w:rPr>
-        <w:t>decision_support</w:t>
-      </w:r>
-      <w:r>
-        <w:rPr/>
-        <w:t xml:space="preserve"> e 28 com BIM; em relação ao </w:t>
-      </w:r>
-      <w:r>
-        <w:rPr>
-          <w:rStyle w:val="VerbatimChar"/>
-        </w:rPr>
-        <w:t>framework</w:t>
-      </w:r>
-      <w:r>
-        <w:rPr/>
-        <w:t>, a institucional apresenta 88 coocorrências, a ambiental 81, a econômica 56 e a social 54; identificada em 65 registros, a dimensão ciclo de vida atua transversalmente entre desempenho, custos e impactos no tempo.</w:t>
-      </w:r>
-    </w:p>
-    <w:p>
-      <w:pPr>
-        <w:pStyle w:val="CaptionedFigure"/>
-        <w:rPr/>
-      </w:pPr>
-      <w:bookmarkStart w:id="23" w:name="fig%3Amatrizanalitica"/>
-      <w:r>
-        <w:rPr/>
-        <w:drawing>
-          <wp:inline distT="0" distB="0" distL="0" distR="0">
-            <wp:extent cx="5227320" cy="2787650"/>
-            <wp:effectExtent l="0" t="0" r="0" b="0"/>
-            <wp:docPr id="9" name="Figura9"/>
-            <wp:cNvGraphicFramePr>
-              <a:graphicFrameLocks xmlns:a="http://schemas.openxmlformats.org/drawingml/2006/main" noChangeAspect="1"/>
-            </wp:cNvGraphicFramePr>
-            <a:graphic xmlns:a="http://schemas.openxmlformats.org/drawingml/2006/main">
-              <a:graphicData uri="http://schemas.openxmlformats.org/drawingml/2006/picture">
-                <pic:pic xmlns:pic="http://schemas.openxmlformats.org/drawingml/2006/picture">
-                  <pic:nvPicPr>
-                    <pic:cNvPr id="9" name="Figura9"/>
+                    <pic:cNvPr id="9" name="Image8" descr="" title=""/>
                     <pic:cNvPicPr>
                       <a:picLocks noChangeAspect="1" noChangeArrowheads="1"/>
                     </pic:cNvPicPr>
@@ -11728,12 +11661,11 @@
                   <pic:spPr bwMode="auto">
                     <a:xfrm>
                       <a:off x="0" y="0"/>
-                      <a:ext cx="5227320" cy="2787650"/>
+                      <a:ext cx="5334000" cy="3657600"/>
                     </a:xfrm>
                     <a:prstGeom prst="rect">
                       <a:avLst/>
                     </a:prstGeom>
-                    <a:noFill/>
                   </pic:spPr>
                 </pic:pic>
               </a:graphicData>
@@ -11749,9 +11681,104 @@
       </w:pPr>
       <w:r>
         <w:rPr/>
+        <w:t>Gráfico 8. Coocorrência entre critérios de priorização e instrumentos de apoio à decisão</w:t>
+      </w:r>
+    </w:p>
+    <w:p>
+      <w:pPr>
+        <w:pStyle w:val="BodyText"/>
+        <w:rPr/>
+      </w:pPr>
+      <w:r>
+        <w:rPr/>
+        <w:t xml:space="preserve">O Gráfico 9 reorganiza essas relações em cinco dimensões. A técnica-operacional apresenta 100 coocorrências com </w:t>
+      </w:r>
+      <w:r>
+        <w:rPr>
+          <w:rStyle w:val="VerbatimChar"/>
+        </w:rPr>
+        <w:t>framework</w:t>
+      </w:r>
+      <w:r>
+        <w:rPr/>
+        <w:t xml:space="preserve">, 28 com </w:t>
+      </w:r>
+      <w:r>
+        <w:rPr>
+          <w:rStyle w:val="VerbatimChar"/>
+        </w:rPr>
+        <w:t>decision_support</w:t>
+      </w:r>
+      <w:r>
+        <w:rPr/>
+        <w:t xml:space="preserve"> e 28 com BIM; em relação ao </w:t>
+      </w:r>
+      <w:r>
+        <w:rPr>
+          <w:rStyle w:val="VerbatimChar"/>
+        </w:rPr>
+        <w:t>framework</w:t>
+      </w:r>
+      <w:r>
+        <w:rPr/>
+        <w:t>, a institucional apresenta 88 coocorrências, a ambiental 81, a econômica 56 e a social 54; identificada em 65 registros, a dimensão ciclo de vida atua transversalmente entre desempenho, custos e impactos no tempo.</w:t>
+      </w:r>
+    </w:p>
+    <w:p>
+      <w:pPr>
+        <w:pStyle w:val="CaptionedFigure"/>
+        <w:rPr/>
+      </w:pPr>
+      <w:r>
+        <w:rPr/>
+        <w:drawing>
+          <wp:inline distT="0" distB="0" distL="0" distR="0">
+            <wp:extent cx="5334000" cy="2844800"/>
+            <wp:effectExtent l="0" t="0" r="0" b="0"/>
+            <wp:docPr id="10" name="Image9" descr="" title=""/>
+            <wp:cNvGraphicFramePr>
+              <a:graphicFrameLocks xmlns:a="http://schemas.openxmlformats.org/drawingml/2006/main" noChangeAspect="1"/>
+            </wp:cNvGraphicFramePr>
+            <a:graphic xmlns:a="http://schemas.openxmlformats.org/drawingml/2006/main">
+              <a:graphicData uri="http://schemas.openxmlformats.org/drawingml/2006/picture">
+                <pic:pic xmlns:pic="http://schemas.openxmlformats.org/drawingml/2006/picture">
+                  <pic:nvPicPr>
+                    <pic:cNvPr id="10" name="Image9" descr="" title=""/>
+                    <pic:cNvPicPr>
+                      <a:picLocks noChangeAspect="1" noChangeArrowheads="1"/>
+                    </pic:cNvPicPr>
+                  </pic:nvPicPr>
+                  <pic:blipFill>
+                    <a:blip r:embed="rId11"/>
+                    <a:stretch>
+                      <a:fillRect/>
+                    </a:stretch>
+                  </pic:blipFill>
+                  <pic:spPr bwMode="auto">
+                    <a:xfrm>
+                      <a:off x="0" y="0"/>
+                      <a:ext cx="5334000" cy="2844800"/>
+                    </a:xfrm>
+                    <a:prstGeom prst="rect">
+                      <a:avLst/>
+                    </a:prstGeom>
+                  </pic:spPr>
+                </pic:pic>
+              </a:graphicData>
+            </a:graphic>
+          </wp:inline>
+        </w:drawing>
+      </w:r>
+    </w:p>
+    <w:p>
+      <w:pPr>
+        <w:pStyle w:val="ImageCaption"/>
+        <w:rPr/>
+      </w:pPr>
+      <w:r>
+        <w:rPr/>
         <w:t>Gráfico 9. Matriz de coocorrência entre dimensões de sustentabilidade e instrumentos de apoio à decisão</w:t>
       </w:r>
-      <w:bookmarkEnd w:id="23"/>
     </w:p>
     <w:p>
       <w:pPr>
@@ -11778,7 +11805,7 @@
       <w:tblPr>
         <w:tblW w:w="9360" w:type="dxa"/>
         <w:jc w:val="start"/>
-        <w:tblInd w:w="103" w:type="dxa"/>
+        <w:tblInd w:w="113" w:type="dxa"/>
         <w:tblLayout w:type="fixed"/>
         <w:tblCellMar>
           <w:top w:w="0" w:type="dxa"/>
@@ -11786,7 +11813,7 @@
           <w:bottom w:w="0" w:type="dxa"/>
           <w:end w:w="108" w:type="dxa"/>
         </w:tblCellMar>
-        <w:tblLook w:val="04a0" w:firstRow="1" w:noVBand="1" w:lastRow="0" w:firstColumn="1" w:lastColumn="0" w:noHBand="0"/>
+        <w:tblLook w:val="04a0" w:noHBand="0" w:noVBand="1" w:firstColumn="1" w:lastRow="0" w:lastColumn="0" w:firstRow="1"/>
       </w:tblPr>
       <w:tblGrid>
         <w:gridCol w:w="3120"/>
@@ -11796,7 +11823,7 @@
       <w:tr>
         <w:trPr>
           <w:tblHeader w:val="true"/>
-          <w:cantSplit/>
+          <w:cantSplit w:val="true"/>
         </w:trPr>
         <w:tc>
           <w:tcPr>
@@ -11885,7 +11912,7 @@
       </w:tr>
       <w:tr>
         <w:trPr>
-          <w:cantSplit/>
+          <w:cantSplit w:val="true"/>
         </w:trPr>
         <w:tc>
           <w:tcPr>
@@ -11971,7 +11998,7 @@
       </w:tr>
       <w:tr>
         <w:trPr>
-          <w:cantSplit/>
+          <w:cantSplit w:val="true"/>
         </w:trPr>
         <w:tc>
           <w:tcPr>
@@ -12070,7 +12097,7 @@
       </w:tr>
       <w:tr>
         <w:trPr>
-          <w:cantSplit/>
+          <w:cantSplit w:val="true"/>
         </w:trPr>
         <w:tc>
           <w:tcPr>
@@ -12156,7 +12183,7 @@
       </w:tr>
       <w:tr>
         <w:trPr>
-          <w:cantSplit/>
+          <w:cantSplit w:val="true"/>
         </w:trPr>
         <w:tc>
           <w:tcPr>
@@ -12242,7 +12269,7 @@
       </w:tr>
       <w:tr>
         <w:trPr>
-          <w:cantSplit/>
+          <w:cantSplit w:val="true"/>
         </w:trPr>
         <w:tc>
           <w:tcPr>
@@ -12328,7 +12355,7 @@
       </w:tr>
       <w:tr>
         <w:trPr>
-          <w:cantSplit/>
+          <w:cantSplit w:val="true"/>
         </w:trPr>
         <w:tc>
           <w:tcPr>
@@ -12414,7 +12441,7 @@
       </w:tr>
       <w:tr>
         <w:trPr>
-          <w:cantSplit/>
+          <w:cantSplit w:val="true"/>
         </w:trPr>
         <w:tc>
           <w:tcPr>
@@ -12536,7 +12563,7 @@
       <w:tblPr>
         <w:tblW w:w="9360" w:type="dxa"/>
         <w:jc w:val="start"/>
-        <w:tblInd w:w="103" w:type="dxa"/>
+        <w:tblInd w:w="113" w:type="dxa"/>
         <w:tblLayout w:type="fixed"/>
         <w:tblCellMar>
           <w:top w:w="0" w:type="dxa"/>
@@ -12544,7 +12571,7 @@
           <w:bottom w:w="0" w:type="dxa"/>
           <w:end w:w="108" w:type="dxa"/>
         </w:tblCellMar>
-        <w:tblLook w:val="04a0" w:firstRow="1" w:noVBand="1" w:lastRow="0" w:firstColumn="1" w:lastColumn="0" w:noHBand="0"/>
+        <w:tblLook w:val="04a0" w:noHBand="0" w:noVBand="1" w:firstColumn="1" w:lastRow="0" w:lastColumn="0" w:firstRow="1"/>
       </w:tblPr>
       <w:tblGrid>
         <w:gridCol w:w="1872"/>
@@ -12556,7 +12583,7 @@
       <w:tr>
         <w:trPr>
           <w:tblHeader w:val="true"/>
-          <w:cantSplit/>
+          <w:cantSplit w:val="true"/>
         </w:trPr>
         <w:tc>
           <w:tcPr>
@@ -12701,7 +12728,7 @@
       </w:tr>
       <w:tr>
         <w:trPr>
-          <w:cantSplit/>
+          <w:cantSplit w:val="true"/>
         </w:trPr>
         <w:tc>
           <w:tcPr>
@@ -12841,7 +12868,7 @@
       </w:tr>
       <w:tr>
         <w:trPr>
-          <w:cantSplit/>
+          <w:cantSplit w:val="true"/>
         </w:trPr>
         <w:tc>
           <w:tcPr>
@@ -12981,7 +13008,7 @@
       </w:tr>
       <w:tr>
         <w:trPr>
-          <w:cantSplit/>
+          <w:cantSplit w:val="true"/>
         </w:trPr>
         <w:tc>
           <w:tcPr>
@@ -13121,7 +13148,7 @@
       </w:tr>
       <w:tr>
         <w:trPr>
-          <w:cantSplit/>
+          <w:cantSplit w:val="true"/>
         </w:trPr>
         <w:tc>
           <w:tcPr>
@@ -13261,7 +13288,7 @@
       </w:tr>
       <w:tr>
         <w:trPr>
-          <w:cantSplit/>
+          <w:cantSplit w:val="true"/>
         </w:trPr>
         <w:tc>
           <w:tcPr>
@@ -13401,7 +13428,7 @@
       </w:tr>
       <w:tr>
         <w:trPr>
-          <w:cantSplit/>
+          <w:cantSplit w:val="true"/>
         </w:trPr>
         <w:tc>
           <w:tcPr>
@@ -13541,7 +13568,7 @@
       </w:tr>
       <w:tr>
         <w:trPr>
-          <w:cantSplit/>
+          <w:cantSplit w:val="true"/>
         </w:trPr>
         <w:tc>
           <w:tcPr>
@@ -13714,37 +13741,84 @@
     </w:p>
     <w:p>
       <w:pPr>
+        <w:pStyle w:val="Normal"/>
+        <w:jc w:val="center"/>
+        <w:rPr/>
+      </w:pPr>
+      <w:r>
+        <w:rPr/>
+        <w:drawing>
+          <wp:inline distT="0" distB="0" distL="0" distR="0">
+            <wp:extent cx="5669280" cy="1971040"/>
+            <wp:effectExtent l="0" t="0" r="0" b="0"/>
+            <wp:docPr id="11" name="Picture 60" descr="" title=""/>
+            <wp:cNvGraphicFramePr>
+              <a:graphicFrameLocks xmlns:a="http://schemas.openxmlformats.org/drawingml/2006/main" noChangeAspect="1"/>
+            </wp:cNvGraphicFramePr>
+            <a:graphic xmlns:a="http://schemas.openxmlformats.org/drawingml/2006/main">
+              <a:graphicData uri="http://schemas.openxmlformats.org/drawingml/2006/picture">
+                <pic:pic xmlns:pic="http://schemas.openxmlformats.org/drawingml/2006/picture">
+                  <pic:nvPicPr>
+                    <pic:cNvPr id="11" name="Picture 60" descr="" title=""/>
+                    <pic:cNvPicPr>
+                      <a:picLocks noChangeAspect="1" noChangeArrowheads="1"/>
+                    </pic:cNvPicPr>
+                  </pic:nvPicPr>
+                  <pic:blipFill>
+                    <a:blip r:embed="rId12"/>
+                    <a:stretch>
+                      <a:fillRect/>
+                    </a:stretch>
+                  </pic:blipFill>
+                  <pic:spPr bwMode="auto">
+                    <a:xfrm>
+                      <a:off x="0" y="0"/>
+                      <a:ext cx="5669280" cy="1971040"/>
+                    </a:xfrm>
+                    <a:prstGeom prst="rect">
+                      <a:avLst/>
+                    </a:prstGeom>
+                  </pic:spPr>
+                </pic:pic>
+              </a:graphicData>
+            </a:graphic>
+          </wp:inline>
+        </w:drawing>
+      </w:r>
+    </w:p>
+    <w:p>
+      <w:pPr>
         <w:pStyle w:val="ImageCaption"/>
         <w:rPr/>
       </w:pPr>
-      <w:bookmarkStart w:id="24" w:name="fig%3Afluxoprotocolo"/>
       <w:r>
         <w:rPr/>
         <w:t>Fluxo candidato para validação e futura parametrização multicritério</w:t>
       </w:r>
+    </w:p>
+    <w:p>
+      <w:pPr>
+        <w:pStyle w:val="BodyText"/>
+        <w:rPr/>
+      </w:pPr>
+      <w:r>
+        <w:rPr/>
+        <w:t>Na etapa 4, método, pesos e função de agregação serão definidos conforme o problema decisório, a participação institucional, a qualidade dos dados e o grau de compensação admissível. A análise de sensibilidade varia pesos, limiares e tratamento de ausências. Risco estrutural, risco à vida, incêndio e descumprimento legal formam vetos candidatos, com limiares estabelecidos por norma, laudo ou autoridade competente (Araújo Neto, 2015; Associação Brasileira de Normas Técnicas, 2012); o ciclo de vida permanece transversal para evitar dupla contagem.</w:t>
+      </w:r>
+    </w:p>
+    <w:p>
+      <w:pPr>
+        <w:pStyle w:val="BodyText"/>
+        <w:rPr/>
+      </w:pPr>
+      <w:bookmarkStart w:id="23" w:name="sec%3Aresultados"/>
+      <w:bookmarkStart w:id="24" w:name="sec%3Amatriz"/>
+      <w:r>
+        <w:rPr/>
+        <w:t>A especificação proposta liga, assim, os critérios sustentados pela revisão a indicadores candidatos e a um fluxo de validação, convertendo dimensões e critérios recorrentes em etapas verificáveis e respondendo à RQ0. A baixa presença lexical de ODS e ESG, diante da recorrência de energia, emissões, segurança, conforto e governança, indica aproximação substantiva ainda pouco expressa por esses rótulos (Ramantswana et al., 2026). As coocorrências descrevem associações documentais, e a avaliação institucional determinará importância, pesos, método e robustez segundo a força e a disponibilidade dos dados, completando assim a cadeia entre a evidência da revisão e a decisão pública rastreável.</w:t>
+      </w:r>
+      <w:bookmarkEnd w:id="23"/>
       <w:bookmarkEnd w:id="24"/>
-    </w:p>
-    <w:p>
-      <w:pPr>
-        <w:pStyle w:val="BodyText"/>
-        <w:rPr/>
-      </w:pPr>
-      <w:r>
-        <w:rPr/>
-        <w:t>Na etapa 4, método, pesos e função de agregação serão definidos conforme o problema decisório, a participação institucional, a qualidade dos dados e o grau de compensação admissível. A análise de sensibilidade varia pesos, limiares e tratamento de ausências. Risco estrutural, risco à vida, incêndio e descumprimento legal formam vetos candidatos, com limiares estabelecidos por norma, laudo ou autoridade competente (Araújo Neto, 2015; Associação Brasileira de Normas Técnicas, 2012); o ciclo de vida permanece transversal para evitar dupla contagem.</w:t>
-      </w:r>
-    </w:p>
-    <w:p>
-      <w:pPr>
-        <w:pStyle w:val="BodyText"/>
-        <w:rPr/>
-      </w:pPr>
-      <w:r>
-        <w:rPr/>
-        <w:t>A especificação proposta liga, assim, os critérios sustentados pela revisão a indicadores candidatos e a um fluxo de validação, convertendo dimensões e critérios recorrentes em etapas verificáveis e respondendo à RQ0. A baixa presença lexical de ODS e ESG, diante da recorrência de energia, emissões, segurança, conforto e governança, indica aproximação substantiva ainda pouco expressa por esses rótulos (Ramantswana et al., 2026). As coocorrências descrevem associações documentais, e a avaliação institucional determinará importância, pesos, método e robustez segundo a força e a disponibilidade dos dados, completando assim a cadeia entre a evidência da revisão e a decisão pública rastreável.</w:t>
-      </w:r>
-      <w:bookmarkEnd w:id="9"/>
-      <w:bookmarkEnd w:id="21"/>
     </w:p>
     <w:p>
       <w:pPr>
@@ -13837,7 +13911,7 @@
     </w:p>
     <w:p>
       <w:pPr>
-        <w:pStyle w:val="Heading1"/>
+        <w:pStyle w:val="Normal"/>
         <w:rPr/>
       </w:pPr>
       <w:bookmarkStart w:id="26" w:name="refs"/>
@@ -13856,7 +13930,7 @@
         <w:rPr/>
         <w:t xml:space="preserve">ALDAIRI, Jasim; KHAN, M. K.; MUNIVE-HERNANDEZ, J. Eduardo. </w:t>
       </w:r>
-      <w:hyperlink r:id="rId11">
+      <w:hyperlink r:id="rId13">
         <w:r>
           <w:rPr>
             <w:rStyle w:val="Hyperlink"/>
@@ -13902,7 +13976,7 @@
         <w:rPr/>
         <w:t xml:space="preserve"> </w:t>
       </w:r>
-      <w:hyperlink r:id="rId12">
+      <w:hyperlink r:id="rId14">
         <w:r>
           <w:rPr>
             <w:rStyle w:val="Hyperlink"/>
@@ -13937,7 +14011,7 @@
         <w:rPr/>
         <w:t xml:space="preserve">ALICI, Nedim. </w:t>
       </w:r>
-      <w:hyperlink r:id="rId13">
+      <w:hyperlink r:id="rId15">
         <w:r>
           <w:rPr>
             <w:rStyle w:val="Hyperlink"/>
@@ -13983,7 +14057,7 @@
         <w:rPr/>
         <w:t xml:space="preserve"> </w:t>
       </w:r>
-      <w:hyperlink r:id="rId14">
+      <w:hyperlink r:id="rId16">
         <w:r>
           <w:rPr>
             <w:rStyle w:val="Hyperlink"/>
@@ -14018,7 +14092,7 @@
         <w:rPr/>
         <w:t xml:space="preserve">ARAÚJO NETO, Paschoal Gavazza de. </w:t>
       </w:r>
-      <w:hyperlink r:id="rId15">
+      <w:hyperlink r:id="rId17">
         <w:r>
           <w:rPr>
             <w:rStyle w:val="Hyperlink"/>
@@ -14076,7 +14150,7 @@
         <w:rPr/>
         <w:t xml:space="preserve">AWUZIE, Bankole Osita; ISA, Rasheed. </w:t>
       </w:r>
-      <w:hyperlink r:id="rId16">
+      <w:hyperlink r:id="rId18">
         <w:r>
           <w:rPr>
             <w:rStyle w:val="Hyperlink"/>
@@ -14122,7 +14196,7 @@
         <w:rPr/>
         <w:t xml:space="preserve"> </w:t>
       </w:r>
-      <w:hyperlink r:id="rId17">
+      <w:hyperlink r:id="rId19">
         <w:r>
           <w:rPr>
             <w:rStyle w:val="Hyperlink"/>
@@ -14157,7 +14231,7 @@
         <w:rPr/>
         <w:t xml:space="preserve">CHEW, Michael Yit Lin; CONEJOS, Sheila. </w:t>
       </w:r>
-      <w:hyperlink r:id="rId18">
+      <w:hyperlink r:id="rId20">
         <w:r>
           <w:rPr>
             <w:rStyle w:val="Hyperlink"/>
@@ -14192,7 +14266,7 @@
         <w:rPr/>
         <w:t xml:space="preserve">CONEJOS, Sheila; CHEW, Michael Yit Lin; AZRIL, Fikril Hakim Bin. </w:t>
       </w:r>
-      <w:hyperlink r:id="rId19">
+      <w:hyperlink r:id="rId21">
         <w:r>
           <w:rPr>
             <w:rStyle w:val="Hyperlink"/>
@@ -14238,7 +14312,7 @@
         <w:rPr/>
         <w:t>. Disponível em: &lt;</w:t>
       </w:r>
-      <w:hyperlink r:id="rId20">
+      <w:hyperlink r:id="rId22">
         <w:r>
           <w:rPr>
             <w:rStyle w:val="Hyperlink"/>
@@ -14262,7 +14336,7 @@
         <w:rPr/>
         <w:t xml:space="preserve">DAS, Dillip Kumar. </w:t>
       </w:r>
-      <w:hyperlink r:id="rId21">
+      <w:hyperlink r:id="rId23">
         <w:r>
           <w:rPr>
             <w:rStyle w:val="Hyperlink"/>
@@ -14297,7 +14371,7 @@
         <w:rPr/>
         <w:t xml:space="preserve">DENG, Min; MENASSA, Carol C.; KAMAT, Vineet R. </w:t>
       </w:r>
-      <w:hyperlink r:id="rId22">
+      <w:hyperlink r:id="rId24">
         <w:r>
           <w:rPr>
             <w:rStyle w:val="Hyperlink"/>
@@ -14343,7 +14417,7 @@
         <w:rPr/>
         <w:t xml:space="preserve"> </w:t>
       </w:r>
-      <w:hyperlink r:id="rId23">
+      <w:hyperlink r:id="rId25">
         <w:r>
           <w:rPr>
             <w:rStyle w:val="Hyperlink"/>
@@ -14389,7 +14463,7 @@
         <w:rPr/>
         <w:t xml:space="preserve"> </w:t>
       </w:r>
-      <w:hyperlink r:id="rId24">
+      <w:hyperlink r:id="rId26">
         <w:r>
           <w:rPr>
             <w:rStyle w:val="Hyperlink"/>
@@ -14435,7 +14509,7 @@
         <w:rPr/>
         <w:t xml:space="preserve"> </w:t>
       </w:r>
-      <w:hyperlink r:id="rId25">
+      <w:hyperlink r:id="rId27">
         <w:r>
           <w:rPr>
             <w:rStyle w:val="Hyperlink"/>
@@ -14470,7 +14544,7 @@
         <w:rPr/>
         <w:t xml:space="preserve">GORETTI, Hannah A.; KAMING, Peter. </w:t>
       </w:r>
-      <w:hyperlink r:id="rId26">
+      <w:hyperlink r:id="rId28">
         <w:r>
           <w:rPr>
             <w:rStyle w:val="Hyperlink"/>
@@ -14516,7 +14590,7 @@
         <w:rPr/>
         <w:t xml:space="preserve"> </w:t>
       </w:r>
-      <w:hyperlink r:id="rId27">
+      <w:hyperlink r:id="rId29">
         <w:r>
           <w:rPr>
             <w:rStyle w:val="Hyperlink"/>
@@ -14562,7 +14636,7 @@
         <w:rPr/>
         <w:t xml:space="preserve"> </w:t>
       </w:r>
-      <w:hyperlink r:id="rId28">
+      <w:hyperlink r:id="rId30">
         <w:r>
           <w:rPr>
             <w:rStyle w:val="Hyperlink"/>
@@ -14608,7 +14682,7 @@
         <w:rPr/>
         <w:t xml:space="preserve"> </w:t>
       </w:r>
-      <w:hyperlink r:id="rId29">
+      <w:hyperlink r:id="rId31">
         <w:r>
           <w:rPr>
             <w:rStyle w:val="Hyperlink"/>
@@ -14689,7 +14763,7 @@
         <w:rPr/>
         <w:t xml:space="preserve">MARTINS, Rafael Fernando Batista; ESPEJO, Márcia Maria dos Santos Bortolocci. </w:t>
       </w:r>
-      <w:hyperlink r:id="rId30">
+      <w:hyperlink r:id="rId32">
         <w:r>
           <w:rPr>
             <w:rStyle w:val="Hyperlink"/>
@@ -14735,7 +14809,7 @@
         <w:rPr/>
         <w:t xml:space="preserve"> </w:t>
       </w:r>
-      <w:hyperlink r:id="rId31">
+      <w:hyperlink r:id="rId33">
         <w:r>
           <w:rPr>
             <w:rStyle w:val="Hyperlink"/>
@@ -14770,7 +14844,7 @@
         <w:rPr/>
         <w:t xml:space="preserve">MORAIS, Lucas Salomão Rael de; PAULA, Heber Martins de; REIS, Ricardo Prado Abreu. </w:t>
       </w:r>
-      <w:hyperlink r:id="rId32">
+      <w:hyperlink r:id="rId34">
         <w:r>
           <w:rPr>
             <w:rStyle w:val="Hyperlink"/>
@@ -14816,7 +14890,7 @@
         <w:rPr/>
         <w:t xml:space="preserve"> </w:t>
       </w:r>
-      <w:hyperlink r:id="rId33">
+      <w:hyperlink r:id="rId35">
         <w:r>
           <w:rPr>
             <w:rStyle w:val="Hyperlink"/>
@@ -14862,7 +14936,7 @@
         <w:rPr/>
         <w:t xml:space="preserve"> </w:t>
       </w:r>
-      <w:hyperlink r:id="rId34">
+      <w:hyperlink r:id="rId36">
         <w:r>
           <w:rPr>
             <w:rStyle w:val="Hyperlink"/>
@@ -14897,7 +14971,7 @@
         <w:rPr/>
         <w:t xml:space="preserve">NAJI, Khalid K.; GUNDUZ, Murat; MAKI, Omar. </w:t>
       </w:r>
-      <w:hyperlink r:id="rId35">
+      <w:hyperlink r:id="rId37">
         <w:r>
           <w:rPr>
             <w:rStyle w:val="Hyperlink"/>
@@ -14932,7 +15006,7 @@
         <w:rPr/>
         <w:t xml:space="preserve">NDUKUBA, Samuel Nnadoziem. </w:t>
       </w:r>
-      <w:hyperlink r:id="rId36">
+      <w:hyperlink r:id="rId38">
         <w:r>
           <w:rPr>
             <w:rStyle w:val="Hyperlink"/>
@@ -14967,7 +15041,7 @@
         <w:rPr/>
         <w:t xml:space="preserve">NIELSEN, Susanne Balslev; SARASOJA, Anna-Liisa; GALAMBA, Kirsten Ramskov. </w:t>
       </w:r>
-      <w:hyperlink r:id="rId37">
+      <w:hyperlink r:id="rId39">
         <w:r>
           <w:rPr>
             <w:rStyle w:val="Hyperlink"/>
@@ -15002,7 +15076,7 @@
         <w:rPr/>
         <w:t xml:space="preserve">OKORO, Chioma Sylvia. </w:t>
       </w:r>
-      <w:hyperlink r:id="rId38">
+      <w:hyperlink r:id="rId40">
         <w:r>
           <w:rPr>
             <w:rStyle w:val="Hyperlink"/>
@@ -15037,7 +15111,7 @@
         <w:rPr/>
         <w:t xml:space="preserve">OPOKU, Alex; LEE, Jeoung Yul. </w:t>
       </w:r>
-      <w:hyperlink r:id="rId39">
+      <w:hyperlink r:id="rId41">
         <w:r>
           <w:rPr>
             <w:rStyle w:val="Hyperlink"/>
@@ -15072,7 +15146,7 @@
         <w:rPr/>
         <w:t xml:space="preserve">OTHMAN, Ayman Ahmed Ezzat; KAMAL, Ahmed. </w:t>
       </w:r>
-      <w:hyperlink r:id="rId40">
+      <w:hyperlink r:id="rId42">
         <w:r>
           <w:rPr>
             <w:rStyle w:val="Hyperlink"/>
@@ -15107,7 +15181,7 @@
         <w:rPr/>
         <w:t xml:space="preserve">PARK, Sojin; KWON, Nahyun; AHN, Yonghan. </w:t>
       </w:r>
-      <w:hyperlink r:id="rId41">
+      <w:hyperlink r:id="rId43">
         <w:r>
           <w:rPr>
             <w:rStyle w:val="Hyperlink"/>
@@ -15153,7 +15227,7 @@
         <w:rPr/>
         <w:t xml:space="preserve"> </w:t>
       </w:r>
-      <w:hyperlink r:id="rId42">
+      <w:hyperlink r:id="rId44">
         <w:r>
           <w:rPr>
             <w:rStyle w:val="Hyperlink"/>
@@ -15199,7 +15273,7 @@
         <w:rPr/>
         <w:t xml:space="preserve"> </w:t>
       </w:r>
-      <w:hyperlink r:id="rId43">
+      <w:hyperlink r:id="rId45">
         <w:r>
           <w:rPr>
             <w:rStyle w:val="Hyperlink"/>
@@ -15234,7 +15308,7 @@
         <w:rPr/>
         <w:t xml:space="preserve">SNYDER, Hannah. </w:t>
       </w:r>
-      <w:hyperlink r:id="rId44">
+      <w:hyperlink r:id="rId46">
         <w:r>
           <w:rPr>
             <w:rStyle w:val="Hyperlink"/>
@@ -15269,7 +15343,7 @@
         <w:rPr/>
         <w:t xml:space="preserve">SUH, Dongjun; CHANG, Seongju. </w:t>
       </w:r>
-      <w:hyperlink r:id="rId45">
+      <w:hyperlink r:id="rId47">
         <w:r>
           <w:rPr>
             <w:rStyle w:val="Hyperlink"/>
@@ -15304,7 +15378,7 @@
         <w:rPr/>
         <w:t xml:space="preserve">TALIB, Yuhainis; RAJAGOPALAN, Priyadarsini; YANG, Jay. </w:t>
       </w:r>
-      <w:hyperlink r:id="rId46">
+      <w:hyperlink r:id="rId48">
         <w:r>
           <w:rPr>
             <w:rStyle w:val="Hyperlink"/>
@@ -15339,7 +15413,7 @@
         <w:rPr/>
         <w:t xml:space="preserve">TAN, Adeline Zhu Teng; ZAMAN, Atiq Uz; SUTRISNA, Monty. </w:t>
       </w:r>
-      <w:hyperlink r:id="rId47">
+      <w:hyperlink r:id="rId49">
         <w:r>
           <w:rPr>
             <w:rStyle w:val="Hyperlink"/>
@@ -15374,7 +15448,7 @@
         <w:rPr/>
         <w:t xml:space="preserve">WHITTEMORE, Robin; KNAFL, Kathleen. </w:t>
       </w:r>
-      <w:hyperlink r:id="rId48">
+      <w:hyperlink r:id="rId50">
         <w:r>
           <w:rPr>
             <w:rStyle w:val="Hyperlink"/>
@@ -15409,7 +15483,7 @@
         <w:rPr/>
         <w:t xml:space="preserve">WU, Pei-Yu; MUNDT-PETERSEN, S. Olof. </w:t>
       </w:r>
-      <w:hyperlink r:id="rId49">
+      <w:hyperlink r:id="rId51">
         <w:r>
           <w:rPr>
             <w:rStyle w:val="Hyperlink"/>
@@ -15445,7 +15519,7 @@
         <w:rPr/>
         <w:t xml:space="preserve">YOON, Jong Han; CHA, Hee Sung. </w:t>
       </w:r>
-      <w:hyperlink r:id="rId50">
+      <w:hyperlink r:id="rId52">
         <w:r>
           <w:rPr>
             <w:rStyle w:val="Hyperlink"/>
@@ -15491,10 +15565,10 @@
   <w:docDefaults>
     <w:rPrDefault>
       <w:rPr>
-        <w:rFonts w:ascii="Times New Roman" w:hAnsi="Times New Roman" w:eastAsia="Times New Roman" w:cs="" w:asciiTheme="minorHAnsi" w:cstheme="minorBidi" w:eastAsiaTheme="minorEastAsia" w:hAnsiTheme="minorHAnsi"/>
+        <w:rFonts w:ascii="Times New Roman" w:hAnsi="Times New Roman" w:eastAsia="Times New Roman" w:cs="" w:asciiTheme="minorHAnsi" w:cstheme="minorBidi" w:eastAsiaTheme="minorHAnsi" w:hAnsiTheme="minorHAnsi"/>
         <w:sz w:val="24"/>
         <w:szCs w:val="24"/>
-        <w:lang w:val="en-US" w:eastAsia="zh-CN" w:bidi="ar-SA"/>
+        <w:lang w:val="en-US" w:eastAsia="en-US" w:bidi="ar-SA"/>
       </w:rPr>
     </w:rPrDefault>
     <w:pPrDefault>
@@ -15514,51 +15588,135 @@
       <w:jc w:val="both"/>
     </w:pPr>
     <w:rPr>
-      <w:rFonts w:ascii="Times New Roman" w:hAnsi="Times New Roman" w:eastAsia="Times New Roman" w:cs="" w:asciiTheme="minorHAnsi" w:cstheme="minorBidi" w:eastAsiaTheme="minorEastAsia" w:hAnsiTheme="minorHAnsi"/>
+      <w:rFonts w:ascii="Times New Roman" w:hAnsi="Times New Roman" w:eastAsia="Times New Roman" w:cs="" w:asciiTheme="minorHAnsi" w:cstheme="minorBidi" w:eastAsiaTheme="minorHAnsi" w:hAnsiTheme="minorHAnsi"/>
       <w:color w:val="auto"/>
       <w:kern w:val="0"/>
       <w:sz w:val="24"/>
       <w:szCs w:val="24"/>
-      <w:lang w:val="en-US" w:eastAsia="zh-CN" w:bidi="ar-SA"/>
+      <w:lang w:val="en-US" w:eastAsia="en-US" w:bidi="ar-SA"/>
     </w:rPr>
   </w:style>
   <w:style w:type="paragraph" w:styleId="Heading1">
-    <w:name w:val="heading 1"/>
+    <w:name w:val="Heading 1"/>
     <w:basedOn w:val="Normal"/>
     <w:next w:val="BodyText"/>
-    <w:link w:val="Heading1Char"/>
     <w:uiPriority w:val="9"/>
     <w:qFormat/>
-    <w:rsid w:val="00a10fd9"/>
     <w:pPr>
       <w:keepNext w:val="true"/>
       <w:keepLines/>
-      <w:spacing w:before="360" w:after="80"/>
+      <w:spacing w:before="480" w:after="0"/>
       <w:outlineLvl w:val="0"/>
     </w:pPr>
     <w:rPr>
       <w:caps/>
       <w:rFonts w:ascii="Times New Roman" w:hAnsi="Times New Roman" w:eastAsia="Times New Roman" w:cs="" w:asciiTheme="majorHAnsi" w:cstheme="majorBidi" w:eastAsiaTheme="majorEastAsia" w:hAnsiTheme="majorHAnsi"/>
+      <w:b/>
+      <w:bCs/>
       <w:color w:val="000000"/>
       <w:sz w:val="24"/>
       <w:szCs w:val="24"/>
     </w:rPr>
   </w:style>
   <w:style w:type="paragraph" w:styleId="Heading2">
-    <w:name w:val="heading 2"/>
+    <w:name w:val="Heading 2"/>
     <w:basedOn w:val="Normal"/>
     <w:next w:val="BodyText"/>
-    <w:link w:val="Heading2Char"/>
     <w:uiPriority w:val="9"/>
-    <w:semiHidden/>
     <w:unhideWhenUsed/>
     <w:qFormat/>
-    <w:rsid w:val="00a10fd9"/>
     <w:pPr>
       <w:keepNext w:val="true"/>
       <w:keepLines/>
-      <w:spacing w:before="160" w:after="80"/>
+      <w:spacing w:before="200" w:after="0"/>
       <w:outlineLvl w:val="1"/>
+    </w:pPr>
+    <w:rPr>
+      <w:rFonts w:ascii="Times New Roman" w:hAnsi="Times New Roman" w:eastAsia="Times New Roman" w:cs="" w:asciiTheme="majorHAnsi" w:cstheme="majorBidi" w:eastAsiaTheme="majorEastAsia" w:hAnsiTheme="majorHAnsi"/>
+      <w:b/>
+      <w:bCs/>
+      <w:color w:val="000000"/>
+      <w:sz w:val="24"/>
+      <w:szCs w:val="24"/>
+    </w:rPr>
+  </w:style>
+  <w:style w:type="paragraph" w:styleId="Heading3">
+    <w:name w:val="Heading 3"/>
+    <w:basedOn w:val="Normal"/>
+    <w:next w:val="BodyText"/>
+    <w:uiPriority w:val="9"/>
+    <w:unhideWhenUsed/>
+    <w:qFormat/>
+    <w:pPr>
+      <w:keepNext w:val="true"/>
+      <w:keepLines/>
+      <w:spacing w:before="200" w:after="0"/>
+      <w:outlineLvl w:val="2"/>
+    </w:pPr>
+    <w:rPr>
+      <w:rFonts w:ascii="Times New Roman" w:hAnsi="Times New Roman" w:eastAsia="Times New Roman" w:cs="" w:asciiTheme="majorHAnsi" w:cstheme="majorBidi" w:eastAsiaTheme="majorEastAsia" w:hAnsiTheme="majorHAnsi"/>
+      <w:b/>
+      <w:bCs/>
+      <w:color w:val="000000"/>
+      <w:sz w:val="24"/>
+      <w:szCs w:val="24"/>
+    </w:rPr>
+  </w:style>
+  <w:style w:type="paragraph" w:styleId="Heading4">
+    <w:name w:val="Heading 4"/>
+    <w:basedOn w:val="Normal"/>
+    <w:next w:val="BodyText"/>
+    <w:uiPriority w:val="9"/>
+    <w:unhideWhenUsed/>
+    <w:qFormat/>
+    <w:pPr>
+      <w:keepNext w:val="true"/>
+      <w:keepLines/>
+      <w:spacing w:before="200" w:after="0"/>
+      <w:outlineLvl w:val="3"/>
+    </w:pPr>
+    <w:rPr>
+      <w:rFonts w:ascii="Times New Roman" w:hAnsi="Times New Roman" w:eastAsia="Times New Roman" w:cs="" w:asciiTheme="majorHAnsi" w:cstheme="majorBidi" w:eastAsiaTheme="majorEastAsia" w:hAnsiTheme="majorHAnsi"/>
+      <w:bCs/>
+      <w:i/>
+      <w:color w:val="000000"/>
+      <w:sz w:val="24"/>
+      <w:szCs w:val="24"/>
+    </w:rPr>
+  </w:style>
+  <w:style w:type="paragraph" w:styleId="Heading5">
+    <w:name w:val="Heading 5"/>
+    <w:basedOn w:val="Normal"/>
+    <w:next w:val="BodyText"/>
+    <w:uiPriority w:val="9"/>
+    <w:unhideWhenUsed/>
+    <w:qFormat/>
+    <w:pPr>
+      <w:keepNext w:val="true"/>
+      <w:keepLines/>
+      <w:spacing w:before="200" w:after="0"/>
+      <w:outlineLvl w:val="4"/>
+    </w:pPr>
+    <w:rPr>
+      <w:rFonts w:ascii="Times New Roman" w:hAnsi="Times New Roman" w:eastAsia="Times New Roman" w:cs="" w:asciiTheme="majorHAnsi" w:cstheme="majorBidi" w:eastAsiaTheme="majorEastAsia" w:hAnsiTheme="majorHAnsi"/>
+      <w:iCs/>
+      <w:color w:val="000000"/>
+      <w:sz w:val="24"/>
+      <w:szCs w:val="24"/>
+    </w:rPr>
+  </w:style>
+  <w:style w:type="paragraph" w:styleId="Heading6">
+    <w:name w:val="Heading 6"/>
+    <w:basedOn w:val="Normal"/>
+    <w:next w:val="BodyText"/>
+    <w:uiPriority w:val="9"/>
+    <w:unhideWhenUsed/>
+    <w:qFormat/>
+    <w:pPr>
+      <w:keepNext w:val="true"/>
+      <w:keepLines/>
+      <w:spacing w:before="200" w:after="0"/>
+      <w:outlineLvl w:val="5"/>
     </w:pPr>
     <w:rPr>
       <w:rFonts w:ascii="Times New Roman" w:hAnsi="Times New Roman" w:eastAsia="Times New Roman" w:cs="" w:asciiTheme="majorHAnsi" w:cstheme="majorBidi" w:eastAsiaTheme="majorEastAsia" w:hAnsiTheme="majorHAnsi"/>
@@ -15567,304 +15725,64 @@
       <w:szCs w:val="24"/>
     </w:rPr>
   </w:style>
-  <w:style w:type="paragraph" w:styleId="Heading3">
-    <w:name w:val="heading 3"/>
+  <w:style w:type="paragraph" w:styleId="Heading7">
+    <w:name w:val="Heading 7"/>
     <w:basedOn w:val="Normal"/>
     <w:next w:val="BodyText"/>
-    <w:link w:val="Heading3Char"/>
     <w:uiPriority w:val="9"/>
-    <w:semiHidden/>
     <w:unhideWhenUsed/>
     <w:qFormat/>
-    <w:rsid w:val="00a10fd9"/>
     <w:pPr>
       <w:keepNext w:val="true"/>
       <w:keepLines/>
-      <w:spacing w:before="160" w:after="80"/>
-      <w:outlineLvl w:val="2"/>
+      <w:spacing w:before="200" w:after="0"/>
+      <w:outlineLvl w:val="6"/>
     </w:pPr>
     <w:rPr>
-      <w:rFonts w:eastAsia="" w:cs="" w:cstheme="majorBidi" w:eastAsiaTheme="majorEastAsia"/>
+      <w:rFonts w:ascii="Times New Roman" w:hAnsi="Times New Roman" w:eastAsia="Times New Roman" w:cs="" w:asciiTheme="majorHAnsi" w:cstheme="majorBidi" w:eastAsiaTheme="majorEastAsia" w:hAnsiTheme="majorHAnsi"/>
       <w:color w:val="000000"/>
       <w:sz w:val="24"/>
       <w:szCs w:val="24"/>
     </w:rPr>
   </w:style>
-  <w:style w:type="paragraph" w:styleId="Heading4">
-    <w:name w:val="heading 4"/>
+  <w:style w:type="paragraph" w:styleId="Heading8">
+    <w:name w:val="Heading 8"/>
     <w:basedOn w:val="Normal"/>
     <w:next w:val="BodyText"/>
-    <w:link w:val="Heading4Char"/>
     <w:uiPriority w:val="9"/>
-    <w:semiHidden/>
     <w:unhideWhenUsed/>
     <w:qFormat/>
-    <w:rsid w:val="00a10fd9"/>
     <w:pPr>
       <w:keepNext w:val="true"/>
       <w:keepLines/>
-      <w:spacing w:before="80" w:after="40"/>
-      <w:outlineLvl w:val="3"/>
+      <w:spacing w:before="200" w:after="0"/>
+      <w:outlineLvl w:val="7"/>
     </w:pPr>
     <w:rPr>
-      <w:rFonts w:eastAsia="" w:cs="" w:cstheme="majorBidi" w:eastAsiaTheme="majorEastAsia"/>
-      <w:i/>
-      <w:iCs/>
+      <w:rFonts w:ascii="Times New Roman" w:hAnsi="Times New Roman" w:eastAsia="Times New Roman" w:cs="" w:asciiTheme="majorHAnsi" w:cstheme="majorBidi" w:eastAsiaTheme="majorEastAsia" w:hAnsiTheme="majorHAnsi"/>
       <w:color w:val="000000"/>
+      <w:sz w:val="24"/>
+      <w:szCs w:val="24"/>
     </w:rPr>
   </w:style>
-  <w:style w:type="paragraph" w:styleId="Heading5">
-    <w:name w:val="heading 5"/>
+  <w:style w:type="paragraph" w:styleId="Heading9">
+    <w:name w:val="Heading 9"/>
     <w:basedOn w:val="Normal"/>
     <w:next w:val="BodyText"/>
-    <w:link w:val="Heading5Char"/>
     <w:uiPriority w:val="9"/>
-    <w:semiHidden/>
     <w:unhideWhenUsed/>
     <w:qFormat/>
-    <w:rsid w:val="00a10fd9"/>
     <w:pPr>
       <w:keepNext w:val="true"/>
       <w:keepLines/>
-      <w:spacing w:before="80" w:after="40"/>
-      <w:outlineLvl w:val="4"/>
-    </w:pPr>
-    <w:rPr>
-      <w:rFonts w:eastAsia="" w:cs="" w:cstheme="majorBidi" w:eastAsiaTheme="majorEastAsia"/>
-      <w:color w:val="000000"/>
-    </w:rPr>
-  </w:style>
-  <w:style w:type="paragraph" w:styleId="Heading6">
-    <w:name w:val="heading 6"/>
-    <w:basedOn w:val="Normal"/>
-    <w:next w:val="BodyText"/>
-    <w:link w:val="Heading6Char"/>
-    <w:uiPriority w:val="9"/>
-    <w:semiHidden/>
-    <w:unhideWhenUsed/>
-    <w:qFormat/>
-    <w:rsid w:val="00a10fd9"/>
-    <w:pPr>
-      <w:keepNext w:val="true"/>
-      <w:keepLines/>
-      <w:spacing w:before="40" w:after="0"/>
-      <w:outlineLvl w:val="5"/>
-    </w:pPr>
-    <w:rPr>
-      <w:rFonts w:eastAsia="" w:cs="" w:cstheme="majorBidi" w:eastAsiaTheme="majorEastAsia"/>
-      <w:i/>
-      <w:iCs/>
-      <w:color w:val="000000"/>
-    </w:rPr>
-  </w:style>
-  <w:style w:type="paragraph" w:styleId="Heading7">
-    <w:name w:val="heading 7"/>
-    <w:basedOn w:val="Normal"/>
-    <w:next w:val="BodyText"/>
-    <w:link w:val="Heading7Char"/>
-    <w:uiPriority w:val="9"/>
-    <w:semiHidden/>
-    <w:unhideWhenUsed/>
-    <w:qFormat/>
-    <w:rsid w:val="00a10fd9"/>
-    <w:pPr>
-      <w:keepNext w:val="true"/>
-      <w:keepLines/>
-      <w:spacing w:before="40" w:after="0"/>
-      <w:outlineLvl w:val="6"/>
-    </w:pPr>
-    <w:rPr>
-      <w:rFonts w:eastAsia="" w:cs="" w:cstheme="majorBidi" w:eastAsiaTheme="majorEastAsia"/>
-      <w:color w:val="000000"/>
-    </w:rPr>
-  </w:style>
-  <w:style w:type="paragraph" w:styleId="Heading8">
-    <w:name w:val="heading 8"/>
-    <w:basedOn w:val="Normal"/>
-    <w:next w:val="BodyText"/>
-    <w:link w:val="Heading8Char"/>
-    <w:uiPriority w:val="9"/>
-    <w:semiHidden/>
-    <w:unhideWhenUsed/>
-    <w:qFormat/>
-    <w:rsid w:val="00a10fd9"/>
-    <w:pPr>
-      <w:keepNext w:val="true"/>
-      <w:keepLines/>
-      <w:spacing w:before="0" w:after="0"/>
-      <w:outlineLvl w:val="7"/>
-    </w:pPr>
-    <w:rPr>
-      <w:rFonts w:eastAsia="" w:cs="" w:cstheme="majorBidi" w:eastAsiaTheme="majorEastAsia"/>
-      <w:i/>
-      <w:iCs/>
-      <w:color w:val="000000"/>
-    </w:rPr>
-  </w:style>
-  <w:style w:type="paragraph" w:styleId="Heading9">
-    <w:name w:val="heading 9"/>
-    <w:basedOn w:val="Normal"/>
-    <w:next w:val="BodyText"/>
-    <w:link w:val="Heading9Char"/>
-    <w:uiPriority w:val="9"/>
-    <w:semiHidden/>
-    <w:unhideWhenUsed/>
-    <w:qFormat/>
-    <w:rsid w:val="00a10fd9"/>
-    <w:pPr>
-      <w:keepNext w:val="true"/>
-      <w:keepLines/>
-      <w:spacing w:before="0" w:after="0"/>
+      <w:spacing w:before="200" w:after="0"/>
       <w:outlineLvl w:val="8"/>
     </w:pPr>
     <w:rPr>
-      <w:rFonts w:eastAsia="" w:cs="" w:cstheme="majorBidi" w:eastAsiaTheme="majorEastAsia"/>
+      <w:rFonts w:ascii="Times New Roman" w:hAnsi="Times New Roman" w:eastAsia="Times New Roman" w:cs="" w:asciiTheme="majorHAnsi" w:cstheme="majorBidi" w:eastAsiaTheme="majorEastAsia" w:hAnsiTheme="majorHAnsi"/>
       <w:color w:val="000000"/>
-    </w:rPr>
-  </w:style>
-  <w:style w:type="character" w:styleId="TitleChar" w:customStyle="1">
-    <w:name w:val="Title Char"/>
-    <w:basedOn w:val="DefaultParagraphFont"/>
-    <w:uiPriority w:val="10"/>
-    <w:qFormat/>
-    <w:rsid w:val="00a10fd9"/>
-    <w:rPr>
-      <w:rFonts w:ascii="Times New Roman" w:hAnsi="Times New Roman" w:eastAsia="Times New Roman" w:cs="" w:asciiTheme="majorHAnsi" w:cstheme="majorBidi" w:eastAsiaTheme="majorEastAsia" w:hAnsiTheme="majorHAnsi"/>
-      <w:sz w:val="56"/>
-      <w:szCs w:val="56"/>
-    </w:rPr>
-  </w:style>
-  <w:style w:type="character" w:styleId="SubtitleChar" w:customStyle="1">
-    <w:name w:val="Subtitle Char"/>
-    <w:basedOn w:val="DefaultParagraphFont"/>
-    <w:uiPriority w:val="11"/>
-    <w:qFormat/>
-    <w:rsid w:val="00a10fd9"/>
-    <w:rPr>
-      <w:rFonts w:eastAsia="" w:cs="" w:cstheme="majorBidi" w:eastAsiaTheme="majorEastAsia"/>
-      <w:color w:themeColor="text1" w:themeTint="a6" w:val="595959"/>
-      <w:spacing w:val="15"/>
-      <w:sz w:val="28"/>
-      <w:szCs w:val="28"/>
-    </w:rPr>
-  </w:style>
-  <w:style w:type="character" w:styleId="Heading1Char" w:customStyle="1">
-    <w:name w:val="Heading 1 Char"/>
-    <w:basedOn w:val="DefaultParagraphFont"/>
-    <w:uiPriority w:val="9"/>
-    <w:qFormat/>
-    <w:rsid w:val="00a10fd9"/>
-    <w:rPr>
-      <w:rFonts w:ascii="Times New Roman" w:hAnsi="Times New Roman" w:eastAsia="Times New Roman" w:cs="" w:asciiTheme="majorHAnsi" w:cstheme="majorBidi" w:eastAsiaTheme="majorEastAsia" w:hAnsiTheme="majorHAnsi"/>
-      <w:color w:themeColor="accent1" w:themeShade="bf" w:val="0F4761"/>
-      <w:sz w:val="40"/>
-      <w:szCs w:val="40"/>
-    </w:rPr>
-  </w:style>
-  <w:style w:type="character" w:styleId="Heading2Char" w:customStyle="1">
-    <w:name w:val="Heading 2 Char"/>
-    <w:basedOn w:val="DefaultParagraphFont"/>
-    <w:uiPriority w:val="9"/>
-    <w:semiHidden/>
-    <w:qFormat/>
-    <w:rsid w:val="00a10fd9"/>
-    <w:rPr>
-      <w:rFonts w:ascii="Times New Roman" w:hAnsi="Times New Roman" w:eastAsia="Times New Roman" w:cs="" w:asciiTheme="majorHAnsi" w:cstheme="majorBidi" w:eastAsiaTheme="majorEastAsia" w:hAnsiTheme="majorHAnsi"/>
-      <w:color w:themeColor="accent1" w:themeShade="bf" w:val="0F4761"/>
-      <w:sz w:val="32"/>
-      <w:szCs w:val="32"/>
-    </w:rPr>
-  </w:style>
-  <w:style w:type="character" w:styleId="Heading3Char" w:customStyle="1">
-    <w:name w:val="Heading 3 Char"/>
-    <w:basedOn w:val="DefaultParagraphFont"/>
-    <w:uiPriority w:val="9"/>
-    <w:semiHidden/>
-    <w:qFormat/>
-    <w:rsid w:val="00a10fd9"/>
-    <w:rPr>
-      <w:rFonts w:eastAsia="" w:cs="" w:cstheme="majorBidi" w:eastAsiaTheme="majorEastAsia"/>
-      <w:color w:themeColor="accent1" w:themeShade="bf" w:val="0F4761"/>
-      <w:sz w:val="28"/>
-      <w:szCs w:val="28"/>
-    </w:rPr>
-  </w:style>
-  <w:style w:type="character" w:styleId="Heading4Char" w:customStyle="1">
-    <w:name w:val="Heading 4 Char"/>
-    <w:basedOn w:val="DefaultParagraphFont"/>
-    <w:uiPriority w:val="9"/>
-    <w:semiHidden/>
-    <w:qFormat/>
-    <w:rsid w:val="00a10fd9"/>
-    <w:rPr>
-      <w:rFonts w:eastAsia="" w:cs="" w:cstheme="majorBidi" w:eastAsiaTheme="majorEastAsia"/>
-      <w:i/>
-      <w:iCs/>
-      <w:color w:themeColor="accent1" w:themeShade="bf" w:val="0F4761"/>
-    </w:rPr>
-  </w:style>
-  <w:style w:type="character" w:styleId="Heading5Char" w:customStyle="1">
-    <w:name w:val="Heading 5 Char"/>
-    <w:basedOn w:val="DefaultParagraphFont"/>
-    <w:uiPriority w:val="9"/>
-    <w:semiHidden/>
-    <w:qFormat/>
-    <w:rsid w:val="00a10fd9"/>
-    <w:rPr>
-      <w:rFonts w:eastAsia="" w:cs="" w:cstheme="majorBidi" w:eastAsiaTheme="majorEastAsia"/>
-      <w:color w:themeColor="accent1" w:themeShade="bf" w:val="0F4761"/>
-    </w:rPr>
-  </w:style>
-  <w:style w:type="character" w:styleId="Heading6Char" w:customStyle="1">
-    <w:name w:val="Heading 6 Char"/>
-    <w:basedOn w:val="DefaultParagraphFont"/>
-    <w:uiPriority w:val="9"/>
-    <w:semiHidden/>
-    <w:qFormat/>
-    <w:rsid w:val="00a10fd9"/>
-    <w:rPr>
-      <w:rFonts w:eastAsia="" w:cs="" w:cstheme="majorBidi" w:eastAsiaTheme="majorEastAsia"/>
-      <w:i/>
-      <w:iCs/>
-      <w:color w:themeColor="text1" w:themeTint="a6" w:val="595959"/>
-    </w:rPr>
-  </w:style>
-  <w:style w:type="character" w:styleId="Heading7Char" w:customStyle="1">
-    <w:name w:val="Heading 7 Char"/>
-    <w:basedOn w:val="DefaultParagraphFont"/>
-    <w:uiPriority w:val="9"/>
-    <w:semiHidden/>
-    <w:qFormat/>
-    <w:rsid w:val="00a10fd9"/>
-    <w:rPr>
-      <w:rFonts w:eastAsia="" w:cs="" w:cstheme="majorBidi" w:eastAsiaTheme="majorEastAsia"/>
-      <w:color w:themeColor="text1" w:themeTint="a6" w:val="595959"/>
-    </w:rPr>
-  </w:style>
-  <w:style w:type="character" w:styleId="Heading8Char" w:customStyle="1">
-    <w:name w:val="Heading 8 Char"/>
-    <w:basedOn w:val="DefaultParagraphFont"/>
-    <w:uiPriority w:val="9"/>
-    <w:semiHidden/>
-    <w:qFormat/>
-    <w:rsid w:val="00a10fd9"/>
-    <w:rPr>
-      <w:rFonts w:eastAsia="" w:cs="" w:cstheme="majorBidi" w:eastAsiaTheme="majorEastAsia"/>
-      <w:i/>
-      <w:iCs/>
-      <w:color w:themeColor="text1" w:themeTint="d8" w:val="272727"/>
-    </w:rPr>
-  </w:style>
-  <w:style w:type="character" w:styleId="Heading9Char" w:customStyle="1">
-    <w:name w:val="Heading 9 Char"/>
-    <w:basedOn w:val="DefaultParagraphFont"/>
-    <w:uiPriority w:val="9"/>
-    <w:semiHidden/>
-    <w:qFormat/>
-    <w:rsid w:val="00a10fd9"/>
-    <w:rPr>
-      <w:rFonts w:eastAsia="" w:cs="" w:cstheme="majorBidi" w:eastAsiaTheme="majorEastAsia"/>
-      <w:color w:themeColor="text1" w:themeTint="d8" w:val="272727"/>
+      <w:sz w:val="24"/>
+      <w:szCs w:val="24"/>
     </w:rPr>
   </w:style>
   <w:style w:type="character" w:styleId="DefaultParagraphFont" w:default="1">
@@ -15895,8 +15813,8 @@
     <w:qFormat/>
     <w:rPr/>
   </w:style>
-  <w:style w:type="character" w:styleId="Caracteresdenotaderodap">
-    <w:name w:val="Caracteres de nota de rodapé"/>
+  <w:style w:type="character" w:styleId="FootnoteCharacters">
+    <w:name w:val="Footnote Characters"/>
     <w:basedOn w:val="BodyTextChar"/>
     <w:qFormat/>
     <w:rPr>
@@ -15904,7 +15822,7 @@
     </w:rPr>
   </w:style>
   <w:style w:type="character" w:styleId="FootnoteReference">
-    <w:name w:val="footnote reference"/>
+    <w:name w:val="Footnote Reference"/>
     <w:rPr>
       <w:vertAlign w:val="superscript"/>
     </w:rPr>
@@ -16173,8 +16091,8 @@
     <w:qFormat/>
     <w:rPr/>
   </w:style>
-  <w:style w:type="paragraph" w:styleId="Ttulo">
-    <w:name w:val="Título"/>
+  <w:style w:type="paragraph" w:styleId="Heading">
+    <w:name w:val="Heading"/>
     <w:basedOn w:val="Normal"/>
     <w:next w:val="BodyText"/>
     <w:qFormat/>
@@ -16183,7 +16101,7 @@
       <w:spacing w:before="240" w:after="120"/>
     </w:pPr>
     <w:rPr>
-      <w:rFonts w:ascii="Times New Roman" w:hAnsi="Times New Roman" w:eastAsia="Times New Roman" w:cs="Lucida Sans"/>
+      <w:rFonts w:ascii="Times New Roman" w:hAnsi="Times New Roman" w:eastAsia="Times New Roman" w:cs="DejaVu Sans"/>
       <w:sz w:val="28"/>
       <w:szCs w:val="28"/>
     </w:rPr>
@@ -16202,12 +16120,10 @@
     <w:name w:val="List"/>
     <w:basedOn w:val="BodyText"/>
     <w:pPr/>
-    <w:rPr>
-      <w:rFonts w:cs="Lucida Sans"/>
-    </w:rPr>
+    <w:rPr/>
   </w:style>
   <w:style w:type="paragraph" w:styleId="Caption">
-    <w:name w:val="caption"/>
+    <w:name w:val="Caption"/>
     <w:basedOn w:val="Normal"/>
     <w:link w:val="BodyTextChar"/>
     <w:qFormat/>
@@ -16218,16 +16134,14 @@
       <w:i/>
     </w:rPr>
   </w:style>
-  <w:style w:type="paragraph" w:styleId="ndice">
-    <w:name w:val="Índice"/>
+  <w:style w:type="paragraph" w:styleId="Index">
+    <w:name w:val="Index"/>
     <w:basedOn w:val="Normal"/>
     <w:qFormat/>
     <w:pPr>
       <w:suppressLineNumbers/>
     </w:pPr>
-    <w:rPr>
-      <w:rFonts w:cs="Lucida Sans"/>
-    </w:rPr>
+    <w:rPr/>
   </w:style>
   <w:style w:type="paragraph" w:styleId="FirstParagraph" w:customStyle="1">
     <w:name w:val="First Paragraph"/>
@@ -16250,63 +16164,78 @@
     <w:name w:val="Title"/>
     <w:basedOn w:val="Normal"/>
     <w:next w:val="BodyText"/>
-    <w:link w:val="TitleChar"/>
-    <w:uiPriority w:val="10"/>
     <w:qFormat/>
-    <w:rsid w:val="00a10fd9"/>
     <w:pPr>
-      <w:spacing w:lineRule="auto" w:line="240" w:before="0" w:after="80"/>
-      <w:contextualSpacing/>
+      <w:keepNext w:val="true"/>
+      <w:keepLines/>
+      <w:spacing w:before="480" w:after="240"/>
       <w:jc w:val="center"/>
     </w:pPr>
     <w:rPr>
       <w:rFonts w:ascii="Times New Roman" w:hAnsi="Times New Roman" w:eastAsia="Times New Roman" w:cs="" w:asciiTheme="majorHAnsi" w:cstheme="majorBidi" w:eastAsiaTheme="majorEastAsia" w:hAnsiTheme="majorHAnsi"/>
-      <w:sz w:val="56"/>
-      <w:szCs w:val="56"/>
+      <w:b/>
+      <w:bCs/>
+      <w:color w:val="000000"/>
+      <w:sz w:val="36"/>
+      <w:szCs w:val="36"/>
     </w:rPr>
   </w:style>
   <w:style w:type="paragraph" w:styleId="Subtitle">
     <w:name w:val="Subtitle"/>
     <w:basedOn w:val="Title"/>
     <w:next w:val="BodyText"/>
-    <w:link w:val="SubtitleChar"/>
-    <w:uiPriority w:val="11"/>
     <w:qFormat/>
-    <w:rsid w:val="00a10fd9"/>
-    <w:pPr/>
+    <w:pPr>
+      <w:keepNext w:val="true"/>
+      <w:keepLines/>
+      <w:spacing w:before="240" w:after="240"/>
+      <w:jc w:val="center"/>
+    </w:pPr>
     <w:rPr>
-      <w:rFonts w:eastAsia="" w:cs="" w:cstheme="majorBidi" w:eastAsiaTheme="majorEastAsia"/>
-      <w:spacing w:val="15"/>
-      <w:sz w:val="28"/>
-      <w:szCs w:val="28"/>
+      <w:sz w:val="30"/>
+      <w:szCs w:val="30"/>
     </w:rPr>
   </w:style>
   <w:style w:type="paragraph" w:styleId="Author" w:customStyle="1">
     <w:name w:val="Author"/>
-    <w:basedOn w:val="Title"/>
     <w:next w:val="BodyText"/>
     <w:qFormat/>
     <w:pPr>
       <w:keepNext w:val="true"/>
       <w:keepLines/>
+      <w:widowControl/>
+      <w:bidi w:val="0"/>
+      <w:spacing w:before="0" w:after="200"/>
+      <w:jc w:val="center"/>
     </w:pPr>
     <w:rPr>
+      <w:rFonts w:ascii="Times New Roman" w:hAnsi="Times New Roman" w:eastAsia="Times New Roman" w:cs="" w:asciiTheme="minorHAnsi" w:cstheme="minorBidi" w:eastAsiaTheme="minorHAnsi" w:hAnsiTheme="minorHAnsi"/>
+      <w:color w:val="auto"/>
+      <w:kern w:val="0"/>
       <w:sz w:val="24"/>
       <w:szCs w:val="24"/>
+      <w:lang w:val="en-US" w:eastAsia="en-US" w:bidi="ar-SA"/>
     </w:rPr>
   </w:style>
   <w:style w:type="paragraph" w:styleId="Date">
     <w:name w:val="Date"/>
-    <w:basedOn w:val="Title"/>
     <w:next w:val="BodyText"/>
     <w:qFormat/>
     <w:pPr>
       <w:keepNext w:val="true"/>
       <w:keepLines/>
+      <w:widowControl/>
+      <w:bidi w:val="0"/>
+      <w:spacing w:before="0" w:after="200"/>
+      <w:jc w:val="center"/>
     </w:pPr>
     <w:rPr>
+      <w:rFonts w:ascii="Times New Roman" w:hAnsi="Times New Roman" w:eastAsia="Times New Roman" w:cs="" w:asciiTheme="minorHAnsi" w:cstheme="minorBidi" w:eastAsiaTheme="minorHAnsi" w:hAnsiTheme="minorHAnsi"/>
+      <w:color w:val="auto"/>
+      <w:kern w:val="0"/>
       <w:sz w:val="24"/>
       <w:szCs w:val="24"/>
+      <w:lang w:val="en-US" w:eastAsia="en-US" w:bidi="ar-SA"/>
     </w:rPr>
   </w:style>
   <w:style w:type="paragraph" w:styleId="AbstractTitle" w:customStyle="1">
@@ -16322,6 +16251,7 @@
     </w:pPr>
     <w:rPr>
       <w:b/>
+      <w:color w:val="000000"/>
       <w:sz w:val="20"/>
       <w:szCs w:val="20"/>
     </w:rPr>
@@ -16362,25 +16292,12 @@
     <w:rPr/>
   </w:style>
   <w:style w:type="paragraph" w:styleId="FootnoteText">
-    <w:name w:val="footnote text"/>
+    <w:name w:val="Footnote Text"/>
     <w:basedOn w:val="Normal"/>
     <w:uiPriority w:val="9"/>
     <w:unhideWhenUsed/>
     <w:qFormat/>
     <w:pPr/>
-    <w:rPr/>
-  </w:style>
-  <w:style w:type="paragraph" w:styleId="FootnoteBlockText">
-    <w:name w:val="Footnote Block Text"/>
-    <w:basedOn w:val="FootnoteText"/>
-    <w:next w:val="FootnoteText"/>
-    <w:uiPriority w:val="9"/>
-    <w:unhideWhenUsed/>
-    <w:qFormat/>
-    <w:pPr>
-      <w:spacing w:before="100" w:after="100"/>
-      <w:ind w:hanging="0" w:start="480" w:end="480"/>
-    </w:pPr>
     <w:rPr/>
   </w:style>
   <w:style w:type="paragraph" w:styleId="DefinitionTerm" w:customStyle="1">
@@ -16420,8 +16337,8 @@
     <w:pPr/>
     <w:rPr/>
   </w:style>
-  <w:style w:type="paragraph" w:styleId="Figura" w:customStyle="1">
-    <w:name w:val="Figura"/>
+  <w:style w:type="paragraph" w:styleId="Figure" w:customStyle="1">
+    <w:name w:val="Figure"/>
     <w:basedOn w:val="Normal"/>
     <w:qFormat/>
     <w:pPr/>
@@ -16429,7 +16346,7 @@
   </w:style>
   <w:style w:type="paragraph" w:styleId="CaptionedFigure" w:customStyle="1">
     <w:name w:val="Captioned Figure"/>
-    <w:basedOn w:val="Figura"/>
+    <w:basedOn w:val="Figure"/>
     <w:qFormat/>
     <w:pPr>
       <w:keepNext w:val="true"/>
@@ -16437,8 +16354,8 @@
     <w:rPr/>
   </w:style>
   <w:style w:type="paragraph" w:styleId="IndexHeading">
-    <w:name w:val="index heading"/>
-    <w:basedOn w:val="Ttulo"/>
+    <w:name w:val="Index Heading"/>
+    <w:basedOn w:val="Heading"/>
     <w:pPr/>
     <w:rPr/>
   </w:style>
@@ -16450,7 +16367,7 @@
     <w:unhideWhenUsed/>
     <w:qFormat/>
     <w:pPr>
-      <w:spacing w:lineRule="auto" w:line="259" w:before="240" w:after="80"/>
+      <w:spacing w:lineRule="auto" w:line="259" w:before="240" w:after="0"/>
       <w:outlineLvl w:val="9"/>
     </w:pPr>
     <w:rPr>
@@ -16503,47 +16420,47 @@
         <a:srgbClr val="000000"/>
       </a:dk1>
       <a:lt1>
-        <a:srgbClr val="FFFFFF"/>
+        <a:srgbClr val="ffffff"/>
       </a:lt1>
       <a:dk2>
-        <a:srgbClr val="0E2841"/>
+        <a:srgbClr val="1f497d"/>
       </a:dk2>
       <a:lt2>
-        <a:srgbClr val="E8E8E8"/>
+        <a:srgbClr val="eeece1"/>
       </a:lt2>
       <a:accent1>
-        <a:srgbClr val="156082"/>
+        <a:srgbClr val="4f81bd"/>
       </a:accent1>
       <a:accent2>
-        <a:srgbClr val="E97132"/>
+        <a:srgbClr val="c0504d"/>
       </a:accent2>
       <a:accent3>
-        <a:srgbClr val="196B24"/>
+        <a:srgbClr val="9bbb59"/>
       </a:accent3>
       <a:accent4>
-        <a:srgbClr val="0F9ED5"/>
+        <a:srgbClr val="8064a2"/>
       </a:accent4>
       <a:accent5>
-        <a:srgbClr val="A02B93"/>
+        <a:srgbClr val="4bacc6"/>
       </a:accent5>
       <a:accent6>
-        <a:srgbClr val="4EA72E"/>
+        <a:srgbClr val="f79646"/>
       </a:accent6>
       <a:hlink>
-        <a:srgbClr val="467886"/>
+        <a:srgbClr val="0000ff"/>
       </a:hlink>
       <a:folHlink>
-        <a:srgbClr val="96607D"/>
+        <a:srgbClr val="800080"/>
       </a:folHlink>
     </a:clrScheme>
     <a:fontScheme name="Office">
       <a:majorFont>
-        <a:latin typeface="Aptos Display" panose="02110004020202020204" pitchFamily="0" charset="1"/>
+        <a:latin typeface="Calibri" pitchFamily="0" charset="1"/>
         <a:ea typeface=""/>
         <a:cs typeface=""/>
       </a:majorFont>
       <a:minorFont>
-        <a:latin typeface="Aptos" panose="02110004020202020204" pitchFamily="0" charset="1"/>
+        <a:latin typeface="Cambria" pitchFamily="0" charset="1"/>
         <a:ea typeface=""/>
         <a:cs typeface=""/>
       </a:minorFont>
@@ -16557,63 +16474,51 @@
           <a:gsLst>
             <a:gs pos="0">
               <a:schemeClr val="phClr">
-                <a:lumMod val="110000"/>
-                <a:tint val="67000"/>
+                <a:tint val="50000"/>
               </a:schemeClr>
             </a:gs>
-            <a:gs pos="50000">
+            <a:gs pos="35000">
               <a:schemeClr val="phClr">
-                <a:lumMod val="105000"/>
-                <a:tint val="73000"/>
+                <a:tint val="37000"/>
               </a:schemeClr>
             </a:gs>
             <a:gs pos="100000">
               <a:schemeClr val="phClr">
-                <a:lumMod val="105000"/>
-                <a:tint val="81000"/>
+                <a:tint val="15000"/>
               </a:schemeClr>
             </a:gs>
           </a:gsLst>
-          <a:lin ang="5400000" scaled="0"/>
+          <a:lin ang="16200000" scaled="1"/>
           <a:tileRect l="0" t="0" r="0" b="0"/>
         </a:gradFill>
         <a:gradFill>
           <a:gsLst>
             <a:gs pos="0">
               <a:schemeClr val="phClr">
-                <a:lumMod val="102000"/>
-                <a:tint val="94000"/>
-              </a:schemeClr>
-            </a:gs>
-            <a:gs pos="50000">
-              <a:schemeClr val="phClr">
-                <a:lumMod val="100000"/>
+                <a:tint val="100000"/>
                 <a:shade val="100000"/>
               </a:schemeClr>
             </a:gs>
             <a:gs pos="100000">
               <a:schemeClr val="phClr">
-                <a:lumMod val="99000"/>
-                <a:shade val="78000"/>
+                <a:tint val="50000"/>
+                <a:shade val="100000"/>
               </a:schemeClr>
             </a:gs>
           </a:gsLst>
-          <a:lin ang="5400000" scaled="0"/>
+          <a:lin ang="16200000" scaled="0"/>
           <a:tileRect l="0" t="0" r="0" b="0"/>
         </a:gradFill>
       </a:fillStyleLst>
       <a:lnStyleLst>
-        <a:ln w="6350" cap="flat" cmpd="sng" algn="ctr">
+        <a:ln w="9525" cap="flat" cmpd="sng" algn="ctr">
           <a:prstDash val="solid"/>
-          <a:miter lim="800000"/>
         </a:ln>
-        <a:ln w="12700" cap="flat" cmpd="sng" algn="ctr">
+        <a:ln w="25400" cap="flat" cmpd="sng" algn="ctr">
           <a:prstDash val="solid"/>
-          <a:miter lim="800000"/>
         </a:ln>
-        <a:ln w="19050" cap="flat" cmpd="sng" algn="ctr">
+        <a:ln w="38100" cap="flat" cmpd="sng" algn="ctr">
           <a:prstDash val="solid"/>
-          <a:miter lim="800000"/>
         </a:ln>
       </a:lnStyleLst>
       <a:effectStyleLst>
@@ -16631,34 +16536,46 @@
         <a:solidFill>
           <a:schemeClr val="phClr"/>
         </a:solidFill>
-        <a:solidFill>
-          <a:schemeClr val="phClr">
-            <a:tint val="95000"/>
-          </a:schemeClr>
-        </a:solidFill>
         <a:gradFill>
           <a:gsLst>
             <a:gs pos="0">
               <a:schemeClr val="phClr">
-                <a:tint val="93000"/>
-                <a:shade val="98000"/>
-                <a:lumMod val="102000"/>
+                <a:tint val="40000"/>
               </a:schemeClr>
             </a:gs>
-            <a:gs pos="50000">
+            <a:gs pos="40000">
               <a:schemeClr val="phClr">
-                <a:tint val="98000"/>
-                <a:shade val="90000"/>
-                <a:lumMod val="103000"/>
+                <a:tint val="45000"/>
+                <a:shade val="99000"/>
               </a:schemeClr>
             </a:gs>
             <a:gs pos="100000">
               <a:schemeClr val="phClr">
-                <a:shade val="63000"/>
+                <a:shade val="20000"/>
               </a:schemeClr>
             </a:gs>
           </a:gsLst>
-          <a:lin ang="5400000" scaled="0"/>
+          <a:path path="circle">
+            <a:fillToRect l="50000" t="-80000" r="50000" b="180000"/>
+          </a:path>
+          <a:tileRect l="0" t="0" r="0" b="0"/>
+        </a:gradFill>
+        <a:gradFill>
+          <a:gsLst>
+            <a:gs pos="0">
+              <a:schemeClr val="phClr">
+                <a:tint val="80000"/>
+              </a:schemeClr>
+            </a:gs>
+            <a:gs pos="100000">
+              <a:schemeClr val="phClr">
+                <a:shade val="30000"/>
+              </a:schemeClr>
+            </a:gs>
+          </a:gsLst>
+          <a:path path="circle">
+            <a:fillToRect l="50000" t="50000" r="50000" b="50000"/>
+          </a:path>
           <a:tileRect l="0" t="0" r="0" b="0"/>
         </a:gradFill>
       </a:bgFillStyleLst>

--- a/artigo_anonimo.docx
+++ b/artigo_anonimo.docx
@@ -13911,11 +13911,39 @@
     </w:p>
     <w:p>
       <w:pPr>
+        <w:pStyle w:val="Heading2"/>
+        <w:rPr/>
+      </w:pPr>
+      <w:bookmarkStart w:id="26" w:name="sec%3Adisponibilidadedados"/>
+      <w:r>
+        <w:rPr>
+          <w:rStyle w:val="SectionNumber"/>
+        </w:rPr>
+        <w:t>4.1</w:t>
+      </w:r>
+      <w:r>
+        <w:rPr/>
+        <w:tab/>
+        <w:t>Disponibilidade de dados</w:t>
+      </w:r>
+    </w:p>
+    <w:p>
+      <w:pPr>
+        <w:pStyle w:val="FirstParagraph"/>
+        <w:rPr/>
+      </w:pPr>
+      <w:r>
+        <w:rPr/>
+        <w:t>Os dados brutos, intermediários e finais que sustentam esta revisão (protocolo de busca, matrizes de triagem e deduplicação, síntese temática e listas de referências em cada estágio) estão depositados em repositório aberto (Oliveira; Zanchi, 2026).</w:t>
+      </w:r>
+    </w:p>
+    <w:p>
+      <w:pPr>
         <w:pStyle w:val="Normal"/>
         <w:rPr/>
       </w:pPr>
-      <w:bookmarkStart w:id="26" w:name="refs"/>
-      <w:bookmarkStart w:id="27" w:name="ref-aldairi_lean6sbm_2017"/>
+      <w:bookmarkStart w:id="27" w:name="refs"/>
+      <w:bookmarkStart w:id="28" w:name="ref-aldairi_lean6sbm_2017"/>
       <w:r>
         <w:rPr/>
         <w:t>Referências</w:t>
@@ -13953,14 +13981,14 @@
         <w:rPr/>
         <w:t>, v. 8, n. 1, p. 109–130, 2017.</w:t>
       </w:r>
-      <w:bookmarkEnd w:id="27"/>
+      <w:bookmarkEnd w:id="28"/>
     </w:p>
     <w:p>
       <w:pPr>
         <w:pStyle w:val="Bibliography"/>
         <w:rPr/>
       </w:pPr>
-      <w:bookmarkStart w:id="28" w:name="ref-alfalah_frameworkeducacional_2022"/>
+      <w:bookmarkStart w:id="29" w:name="ref-alfalah_frameworkeducacional_2022"/>
       <w:r>
         <w:rPr/>
         <w:t xml:space="preserve">ALFALAH, Ghasan </w:t>
@@ -13999,14 +14027,14 @@
         <w:rPr/>
         <w:t>, v. 14, n. 16, p. 9955, 2022.</w:t>
       </w:r>
-      <w:bookmarkEnd w:id="28"/>
+      <w:bookmarkEnd w:id="29"/>
     </w:p>
     <w:p>
       <w:pPr>
         <w:pStyle w:val="Bibliography"/>
         <w:rPr/>
       </w:pPr>
-      <w:bookmarkStart w:id="29" w:name="ref-alici_iotambientes_2026"/>
+      <w:bookmarkStart w:id="30" w:name="ref-alici_iotambientes_2026"/>
       <w:r>
         <w:rPr/>
         <w:t xml:space="preserve">ALICI, Nedim. </w:t>
@@ -14034,14 +14062,14 @@
         <w:rPr/>
         <w:t>, v. 7, p. 1751337, 2026.</w:t>
       </w:r>
-      <w:bookmarkEnd w:id="29"/>
+      <w:bookmarkEnd w:id="30"/>
     </w:p>
     <w:p>
       <w:pPr>
         <w:pStyle w:val="Bibliography"/>
         <w:rPr/>
       </w:pPr>
-      <w:bookmarkStart w:id="30" w:name="ref-aliu_barreirasdt_2025"/>
+      <w:bookmarkStart w:id="31" w:name="ref-aliu_barreirasdt_2025"/>
       <w:r>
         <w:rPr/>
         <w:t xml:space="preserve">ALIU, Abdulmalik Adozuka </w:t>
@@ -14080,14 +14108,14 @@
         <w:rPr/>
         <w:t>, v. 30, n. 2, p. 137–168, 2025.</w:t>
       </w:r>
-      <w:bookmarkEnd w:id="30"/>
+      <w:bookmarkEnd w:id="31"/>
     </w:p>
     <w:p>
       <w:pPr>
         <w:pStyle w:val="Bibliography"/>
         <w:rPr/>
       </w:pPr>
-      <w:bookmarkStart w:id="31" w:name="ref-araujoneto_manutencaolegislacao_2015"/>
+      <w:bookmarkStart w:id="32" w:name="ref-araujoneto_manutencaolegislacao_2015"/>
       <w:r>
         <w:rPr/>
         <w:t xml:space="preserve">ARAÚJO NETO, Paschoal Gavazza de. </w:t>
@@ -14115,14 +14143,14 @@
         <w:rPr/>
         <w:t>, v. 3, n. 1, p. 85–93, 2015.</w:t>
       </w:r>
-      <w:bookmarkEnd w:id="31"/>
+      <w:bookmarkEnd w:id="32"/>
     </w:p>
     <w:p>
       <w:pPr>
         <w:pStyle w:val="Bibliography"/>
         <w:rPr/>
       </w:pPr>
-      <w:bookmarkStart w:id="32" w:name="ref-abnt_nbr5674_2012"/>
+      <w:bookmarkStart w:id="33" w:name="ref-abnt_nbr5674_2012"/>
       <w:r>
         <w:rPr/>
         <w:t xml:space="preserve">ASSOCIAÇÃO BRASILEIRA DE NORMAS TÉCNICAS. </w:t>
@@ -14138,14 +14166,14 @@
         <w:rPr/>
         <w:t>. Rio de Janeiro: ABNT, 2012.</w:t>
       </w:r>
-      <w:bookmarkEnd w:id="32"/>
+      <w:bookmarkEnd w:id="33"/>
     </w:p>
     <w:p>
       <w:pPr>
         <w:pStyle w:val="Bibliography"/>
         <w:rPr/>
       </w:pPr>
-      <w:bookmarkStart w:id="33" w:name="ref-awuzie_fmuniversidades_2017"/>
+      <w:bookmarkStart w:id="34" w:name="ref-awuzie_fmuniversidades_2017"/>
       <w:r>
         <w:rPr/>
         <w:t xml:space="preserve">AWUZIE, Bankole Osita; ISA, Rasheed. </w:t>
@@ -14173,14 +14201,14 @@
         <w:rPr/>
         <w:t>, v. 24, n. 2, p. 106–127, 2017.</w:t>
       </w:r>
-      <w:bookmarkEnd w:id="33"/>
+      <w:bookmarkEnd w:id="34"/>
     </w:p>
     <w:p>
       <w:pPr>
         <w:pStyle w:val="Bibliography"/>
         <w:rPr/>
       </w:pPr>
-      <w:bookmarkStart w:id="34" w:name="X8197757cb75e327dcc86b36afee00a28411c12b"/>
+      <w:bookmarkStart w:id="35" w:name="X8197757cb75e327dcc86b36afee00a28411c12b"/>
       <w:r>
         <w:rPr/>
         <w:t xml:space="preserve">BARBOSA, Ana Maria da Silva </w:t>
@@ -14219,14 +14247,14 @@
         <w:rPr/>
         <w:t>, v. 16, n. 3, p. 129–146, 2020.</w:t>
       </w:r>
-      <w:bookmarkEnd w:id="34"/>
+      <w:bookmarkEnd w:id="35"/>
     </w:p>
     <w:p>
       <w:pPr>
         <w:pStyle w:val="Bibliography"/>
         <w:rPr/>
       </w:pPr>
-      <w:bookmarkStart w:id="35" w:name="ref-chew_manutenibilidadeverde_2016"/>
+      <w:bookmarkStart w:id="36" w:name="ref-chew_manutenibilidadeverde_2016"/>
       <w:r>
         <w:rPr/>
         <w:t xml:space="preserve">CHEW, Michael Yit Lin; CONEJOS, Sheila. </w:t>
@@ -14254,14 +14282,14 @@
         <w:rPr/>
         <w:t>, v. 34, n. 4/5, p. 379–406, 2016.</w:t>
       </w:r>
-      <w:bookmarkEnd w:id="35"/>
+      <w:bookmarkEnd w:id="36"/>
     </w:p>
     <w:p>
       <w:pPr>
         <w:pStyle w:val="Bibliography"/>
         <w:rPr/>
       </w:pPr>
-      <w:bookmarkStart w:id="36" w:name="ref-conejos_verticalgreenery_2019"/>
+      <w:bookmarkStart w:id="37" w:name="ref-conejos_verticalgreenery_2019"/>
       <w:r>
         <w:rPr/>
         <w:t xml:space="preserve">CONEJOS, Sheila; CHEW, Michael Yit Lin; AZRIL, Fikril Hakim Bin. </w:t>
@@ -14289,14 +14317,14 @@
         <w:rPr/>
         <w:t>, v. 37, n. 13/14, p. 1008–1047, 2019.</w:t>
       </w:r>
-      <w:bookmarkEnd w:id="36"/>
+      <w:bookmarkEnd w:id="37"/>
     </w:p>
     <w:p>
       <w:pPr>
         <w:pStyle w:val="Bibliography"/>
         <w:rPr/>
       </w:pPr>
-      <w:bookmarkStart w:id="37" w:name="ref-crossref_restapi_2026"/>
+      <w:bookmarkStart w:id="38" w:name="ref-crossref_restapi_2026"/>
       <w:r>
         <w:rPr/>
         <w:t xml:space="preserve">CROSSREF. </w:t>
@@ -14324,14 +14352,14 @@
         <w:rPr/>
         <w:t>&gt;. Acesso em: 10 jul. 2026.</w:t>
       </w:r>
-      <w:bookmarkEnd w:id="37"/>
+      <w:bookmarkEnd w:id="38"/>
     </w:p>
     <w:p>
       <w:pPr>
         <w:pStyle w:val="Bibliography"/>
         <w:rPr/>
       </w:pPr>
-      <w:bookmarkStart w:id="38" w:name="ref-das_iotai_2025"/>
+      <w:bookmarkStart w:id="39" w:name="ref-das_iotai_2025"/>
       <w:r>
         <w:rPr/>
         <w:t xml:space="preserve">DAS, Dillip Kumar. </w:t>
@@ -14359,14 +14387,14 @@
         <w:rPr/>
         <w:t>, v. 17, n. 22, p. 10313, 2025.</w:t>
       </w:r>
-      <w:bookmarkEnd w:id="38"/>
+      <w:bookmarkEnd w:id="39"/>
     </w:p>
     <w:p>
       <w:pPr>
         <w:pStyle w:val="Bibliography"/>
         <w:rPr/>
       </w:pPr>
-      <w:bookmarkStart w:id="39" w:name="ref-deng_bimdigitaltwins_2021"/>
+      <w:bookmarkStart w:id="40" w:name="ref-deng_bimdigitaltwins_2021"/>
       <w:r>
         <w:rPr/>
         <w:t xml:space="preserve">DENG, Min; MENASSA, Carol C.; KAMAT, Vineet R. </w:t>
@@ -14394,14 +14422,14 @@
         <w:rPr/>
         <w:t>, v. 26, p. 58–83, 2021.</w:t>
       </w:r>
-      <w:bookmarkEnd w:id="39"/>
+      <w:bookmarkEnd w:id="40"/>
     </w:p>
     <w:p>
       <w:pPr>
         <w:pStyle w:val="Bibliography"/>
         <w:rPr/>
       </w:pPr>
-      <w:bookmarkStart w:id="40" w:name="ref-donthu_bibliometria_2021"/>
+      <w:bookmarkStart w:id="41" w:name="ref-donthu_bibliometria_2021"/>
       <w:r>
         <w:rPr/>
         <w:t xml:space="preserve">DONTHU, Naveen </w:t>
@@ -14440,14 +14468,14 @@
         <w:rPr/>
         <w:t>, v. 133, p. 285–296, 2021.</w:t>
       </w:r>
-      <w:bookmarkEnd w:id="40"/>
+      <w:bookmarkEnd w:id="41"/>
     </w:p>
     <w:p>
       <w:pPr>
         <w:pStyle w:val="Bibliography"/>
         <w:rPr/>
       </w:pPr>
-      <w:bookmarkStart w:id="41" w:name="ref-gispert_ontologiaativos_2025"/>
+      <w:bookmarkStart w:id="42" w:name="ref-gispert_ontologiaativos_2025"/>
       <w:r>
         <w:rPr/>
         <w:t xml:space="preserve">ESPINOSA GISPERT, Diego </w:t>
@@ -14486,14 +14514,14 @@
         <w:rPr/>
         <w:t>, v. 14, n. 3, p. 740–757, 2025.</w:t>
       </w:r>
-      <w:bookmarkEnd w:id="41"/>
+      <w:bookmarkEnd w:id="42"/>
     </w:p>
     <w:p>
       <w:pPr>
         <w:pStyle w:val="Bibliography"/>
         <w:rPr/>
       </w:pPr>
-      <w:bookmarkStart w:id="42" w:name="ref-ferreira_manutencaoceramica_2020"/>
+      <w:bookmarkStart w:id="43" w:name="ref-ferreira_manutencaoceramica_2020"/>
       <w:r>
         <w:rPr/>
         <w:t xml:space="preserve">FERREIRA, Cláudia </w:t>
@@ -14532,14 +14560,14 @@
         <w:rPr/>
         <w:t>, v. 16, n. 2, p. 247–265, 2020.</w:t>
       </w:r>
-      <w:bookmarkEnd w:id="42"/>
+      <w:bookmarkEnd w:id="43"/>
     </w:p>
     <w:p>
       <w:pPr>
         <w:pStyle w:val="Bibliography"/>
         <w:rPr/>
       </w:pPr>
-      <w:bookmarkStart w:id="43" w:name="ref-goretti_bimoem_2023"/>
+      <w:bookmarkStart w:id="44" w:name="ref-goretti_bimoem_2023"/>
       <w:r>
         <w:rPr/>
         <w:t xml:space="preserve">GORETTI, Hannah A.; KAMING, Peter. </w:t>
@@ -14567,14 +14595,14 @@
         <w:rPr/>
         <w:t>, v. 429, p. 01002, 2023.</w:t>
       </w:r>
-      <w:bookmarkEnd w:id="43"/>
+      <w:bookmarkEnd w:id="44"/>
     </w:p>
     <w:p>
       <w:pPr>
         <w:pStyle w:val="Bibliography"/>
         <w:rPr/>
       </w:pPr>
-      <w:bookmarkStart w:id="44" w:name="ref-hu_revisao_sintese_2026"/>
+      <w:bookmarkStart w:id="45" w:name="ref-hu_revisao_sintese_2026"/>
       <w:r>
         <w:rPr/>
         <w:t xml:space="preserve">HU, Meilan </w:t>
@@ -14613,14 +14641,14 @@
         <w:rPr/>
         <w:t>, v. 58, n. 7, p. 197, 2026.</w:t>
       </w:r>
-      <w:bookmarkEnd w:id="44"/>
+      <w:bookmarkEnd w:id="45"/>
     </w:p>
     <w:p>
       <w:pPr>
         <w:pStyle w:val="Bibliography"/>
         <w:rPr/>
       </w:pPr>
-      <w:bookmarkStart w:id="45" w:name="ref-jiang_deduplicacao_regras_2014"/>
+      <w:bookmarkStart w:id="46" w:name="ref-jiang_deduplicacao_regras_2014"/>
       <w:r>
         <w:rPr/>
         <w:t xml:space="preserve">JIANG, Yu </w:t>
@@ -14659,14 +14687,14 @@
         <w:rPr/>
         <w:t>, v. 2014, p. bat086, 2014.</w:t>
       </w:r>
-      <w:bookmarkEnd w:id="45"/>
+      <w:bookmarkEnd w:id="46"/>
     </w:p>
     <w:p>
       <w:pPr>
         <w:pStyle w:val="Bibliography"/>
         <w:rPr/>
       </w:pPr>
-      <w:bookmarkStart w:id="46" w:name="ref-kim_estimativacustoseducacional_2018"/>
+      <w:bookmarkStart w:id="47" w:name="ref-kim_estimativacustoseducacional_2018"/>
       <w:r>
         <w:rPr/>
         <w:t xml:space="preserve">KIM, Ji-Myong </w:t>
@@ -14705,14 +14733,14 @@
         <w:rPr/>
         <w:t>, v. 17, n. 2, p. 307–312, 2018.</w:t>
       </w:r>
-      <w:bookmarkEnd w:id="46"/>
+      <w:bookmarkEnd w:id="47"/>
     </w:p>
     <w:p>
       <w:pPr>
         <w:pStyle w:val="Bibliography"/>
         <w:rPr/>
       </w:pPr>
-      <w:bookmarkStart w:id="47" w:name="ref-lateef_manutencaouniversidade_2010"/>
+      <w:bookmarkStart w:id="48" w:name="ref-lateef_manutencaouniversidade_2010"/>
       <w:r>
         <w:rPr/>
         <w:t xml:space="preserve">LATEEF, Olanrewaju Abdul; KHAMIDI, Mohd Faris; IDRUS, Arazi. Building maintenance management in a Malaysian university campuses: a case study. </w:t>
@@ -14728,14 +14756,14 @@
         <w:rPr/>
         <w:t>, v. 10, n. 1/2, p. 76–89, 2010.</w:t>
       </w:r>
-      <w:bookmarkEnd w:id="47"/>
+      <w:bookmarkEnd w:id="48"/>
     </w:p>
     <w:p>
       <w:pPr>
         <w:pStyle w:val="Bibliography"/>
         <w:rPr/>
       </w:pPr>
-      <w:bookmarkStart w:id="48" w:name="ref-maia_gestaoinformacaomanutencao_2016"/>
+      <w:bookmarkStart w:id="49" w:name="ref-maia_gestaoinformacaomanutencao_2016"/>
       <w:r>
         <w:rPr/>
         <w:t xml:space="preserve">MAIA, Barbara Lepca; SCHEER, Sérgio; FREITAS, Maria do Carmo Duarte. Manutenção predial: a prospecta de decisões a partir da gestão da informação. </w:t>
@@ -14751,14 +14779,14 @@
         <w:rPr/>
         <w:t>, v. 8, n. 3, p. 37–55, 2016.</w:t>
       </w:r>
-      <w:bookmarkEnd w:id="48"/>
+      <w:bookmarkEnd w:id="49"/>
     </w:p>
     <w:p>
       <w:pPr>
         <w:pStyle w:val="Bibliography"/>
         <w:rPr/>
       </w:pPr>
-      <w:bookmarkStart w:id="49" w:name="ref-martins_custosmanutencaoses_2024"/>
+      <w:bookmarkStart w:id="50" w:name="ref-martins_custosmanutencaoses_2024"/>
       <w:r>
         <w:rPr/>
         <w:t xml:space="preserve">MARTINS, Rafael Fernando Batista; ESPEJO, Márcia Maria dos Santos Bortolocci. </w:t>
@@ -14786,14 +14814,14 @@
         <w:rPr/>
         <w:t>, v. 19, n. 1, p. 79–98, 2024.</w:t>
       </w:r>
-      <w:bookmarkEnd w:id="49"/>
+      <w:bookmarkEnd w:id="50"/>
     </w:p>
     <w:p>
       <w:pPr>
         <w:pStyle w:val="Bibliography"/>
         <w:rPr/>
       </w:pPr>
-      <w:bookmarkStart w:id="50" w:name="ref-masmoudi_ahptopsis_2026"/>
+      <w:bookmarkStart w:id="51" w:name="ref-masmoudi_ahptopsis_2026"/>
       <w:r>
         <w:rPr/>
         <w:t xml:space="preserve">MASMOUDI, Malek </w:t>
@@ -14832,14 +14860,14 @@
         <w:rPr/>
         <w:t>, v. 33, n. 4, p. 2535–2576, 2026.</w:t>
       </w:r>
-      <w:bookmarkEnd w:id="50"/>
+      <w:bookmarkEnd w:id="51"/>
     </w:p>
     <w:p>
       <w:pPr>
         <w:pStyle w:val="Bibliography"/>
         <w:rPr/>
       </w:pPr>
-      <w:bookmarkStart w:id="51" w:name="ref-morais_eficienciamanutencao_2023"/>
+      <w:bookmarkStart w:id="52" w:name="ref-morais_eficienciamanutencao_2023"/>
       <w:r>
         <w:rPr/>
         <w:t xml:space="preserve">MORAIS, Lucas Salomão Rael de; PAULA, Heber Martins de; REIS, Ricardo Prado Abreu. </w:t>
@@ -14867,14 +14895,14 @@
         <w:rPr/>
         <w:t>, v. 16, n. 34, p. 1–27, 2023.</w:t>
       </w:r>
-      <w:bookmarkEnd w:id="51"/>
+      <w:bookmarkEnd w:id="52"/>
     </w:p>
     <w:p>
       <w:pPr>
         <w:pStyle w:val="Bibliography"/>
         <w:rPr/>
       </w:pPr>
-      <w:bookmarkStart w:id="52" w:name="ref-motuziene_ventilacaoia_2025"/>
+      <w:bookmarkStart w:id="53" w:name="ref-motuziene_ventilacaoia_2025"/>
       <w:r>
         <w:rPr/>
         <w:t xml:space="preserve">MOTUZIENĖ, Violeta </w:t>
@@ -14913,14 +14941,14 @@
         <w:rPr/>
         <w:t>, v. 17, n. 9, p. 4140, 2025.</w:t>
       </w:r>
-      <w:bookmarkEnd w:id="52"/>
+      <w:bookmarkEnd w:id="53"/>
     </w:p>
     <w:p>
       <w:pPr>
         <w:pStyle w:val="Bibliography"/>
         <w:rPr/>
       </w:pPr>
-      <w:bookmarkStart w:id="53" w:name="ref-nageli_ciclovida_2019"/>
+      <w:bookmarkStart w:id="54" w:name="ref-nageli_ciclovida_2019"/>
       <w:r>
         <w:rPr/>
         <w:t xml:space="preserve">NÄGELI, Claudio </w:t>
@@ -14959,14 +14987,14 @@
         <w:rPr/>
         <w:t>, v. 160, p. 106212, 2019.</w:t>
       </w:r>
-      <w:bookmarkEnd w:id="53"/>
+      <w:bookmarkEnd w:id="54"/>
     </w:p>
     <w:p>
       <w:pPr>
         <w:pStyle w:val="Bibliography"/>
         <w:rPr/>
       </w:pPr>
-      <w:bookmarkStart w:id="54" w:name="ref-naji_campusdelphi_2023"/>
+      <w:bookmarkStart w:id="55" w:name="ref-naji_campusdelphi_2023"/>
       <w:r>
         <w:rPr/>
         <w:t xml:space="preserve">NAJI, Khalid K.; GUNDUZ, Murat; MAKI, Omar. </w:t>
@@ -14994,14 +15022,14 @@
         <w:rPr/>
         <w:t>, v. 149, n. 7, p. 04023052, 2023.</w:t>
       </w:r>
-      <w:bookmarkEnd w:id="54"/>
+      <w:bookmarkEnd w:id="55"/>
     </w:p>
     <w:p>
       <w:pPr>
         <w:pStyle w:val="Bibliography"/>
         <w:rPr/>
       </w:pPr>
-      <w:bookmarkStart w:id="55" w:name="X29a0b815a0fa8c82998c6fb0764f2ef94fd929e"/>
+      <w:bookmarkStart w:id="56" w:name="X29a0b815a0fa8c82998c6fb0764f2ef94fd929e"/>
       <w:r>
         <w:rPr/>
         <w:t xml:space="preserve">NDUKUBA, Samuel Nnadoziem. </w:t>
@@ -15029,14 +15057,14 @@
         <w:rPr/>
         <w:t>, v. 2, n. 2, p. 110–123, 2025.</w:t>
       </w:r>
-      <w:bookmarkEnd w:id="55"/>
+      <w:bookmarkEnd w:id="56"/>
     </w:p>
     <w:p>
       <w:pPr>
         <w:pStyle w:val="Bibliography"/>
         <w:rPr/>
       </w:pPr>
-      <w:bookmarkStart w:id="56" w:name="ref-nielsen_sustentabilidadefm_2016"/>
+      <w:bookmarkStart w:id="57" w:name="ref-nielsen_sustentabilidadefm_2016"/>
       <w:r>
         <w:rPr/>
         <w:t xml:space="preserve">NIELSEN, Susanne Balslev; SARASOJA, Anna-Liisa; GALAMBA, Kirsten Ramskov. </w:t>
@@ -15064,14 +15092,14 @@
         <w:rPr/>
         <w:t>, v. 34, n. 9-10, p. 535–563, 2016.</w:t>
       </w:r>
-      <w:bookmarkEnd w:id="56"/>
+      <w:bookmarkEnd w:id="57"/>
     </w:p>
     <w:p>
       <w:pPr>
         <w:pStyle w:val="Bibliography"/>
         <w:rPr/>
       </w:pPr>
-      <w:bookmarkStart w:id="57" w:name="ref-okoro_sustainablefm_2023"/>
+      <w:bookmarkStart w:id="58" w:name="ref-okoro_sustainablefm_2023"/>
       <w:r>
         <w:rPr/>
         <w:t xml:space="preserve">OKORO, Chioma Sylvia. </w:t>
@@ -15099,19 +15127,19 @@
         <w:rPr/>
         <w:t>, v. 15, n. 4, p. 3174, 2023.</w:t>
       </w:r>
-      <w:bookmarkEnd w:id="57"/>
+      <w:bookmarkEnd w:id="58"/>
     </w:p>
     <w:p>
       <w:pPr>
         <w:pStyle w:val="Bibliography"/>
         <w:rPr/>
       </w:pPr>
-      <w:bookmarkStart w:id="58" w:name="ref-opoku_futurofm_2022"/>
+      <w:bookmarkStart w:id="60" w:name="ref-opoku_futurofm_2022"/>
       <w:r>
         <w:rPr/>
         <w:t xml:space="preserve">OPOKU, Alex; LEE, Jeoung Yul. </w:t>
       </w:r>
-      <w:hyperlink r:id="rId41">
+      <w:hyperlink r:id="rId42">
         <w:r>
           <w:rPr>
             <w:rStyle w:val="Hyperlink"/>
@@ -15134,19 +15162,19 @@
         <w:rPr/>
         <w:t>, v. 14, n. 3, p. 1705, 2022.</w:t>
       </w:r>
-      <w:bookmarkEnd w:id="58"/>
+      <w:bookmarkEnd w:id="60"/>
     </w:p>
     <w:p>
       <w:pPr>
         <w:pStyle w:val="Bibliography"/>
         <w:rPr/>
       </w:pPr>
-      <w:bookmarkStart w:id="59" w:name="ref-othman_manutenibilidadeesi_2023"/>
+      <w:bookmarkStart w:id="61" w:name="ref-othman_manutenibilidadeesi_2023"/>
       <w:r>
         <w:rPr/>
         <w:t xml:space="preserve">OTHMAN, Ayman Ahmed Ezzat; KAMAL, Ahmed. </w:t>
       </w:r>
-      <w:hyperlink r:id="rId42">
+      <w:hyperlink r:id="rId43">
         <w:r>
           <w:rPr>
             <w:rStyle w:val="Hyperlink"/>
@@ -15169,19 +15197,19 @@
         <w:rPr/>
         <w:t>, v. 15, p. 34–49, 2023.</w:t>
       </w:r>
-      <w:bookmarkEnd w:id="59"/>
+      <w:bookmarkEnd w:id="61"/>
     </w:p>
     <w:p>
       <w:pPr>
         <w:pStyle w:val="Bibliography"/>
         <w:rPr/>
       </w:pPr>
-      <w:bookmarkStart w:id="60" w:name="ref-park_cbrfuzzyahp_2019"/>
+      <w:bookmarkStart w:id="62" w:name="ref-park_cbrfuzzyahp_2019"/>
       <w:r>
         <w:rPr/>
         <w:t xml:space="preserve">PARK, Sojin; KWON, Nahyun; AHN, Yonghan. </w:t>
       </w:r>
-      <w:hyperlink r:id="rId43">
+      <w:hyperlink r:id="rId44">
         <w:r>
           <w:rPr>
             <w:rStyle w:val="Hyperlink"/>
@@ -15204,14 +15232,14 @@
         <w:rPr/>
         <w:t>, v. 11, n. 24, p. 7181, 2019.</w:t>
       </w:r>
-      <w:bookmarkEnd w:id="60"/>
+      <w:bookmarkEnd w:id="62"/>
     </w:p>
     <w:p>
       <w:pPr>
         <w:pStyle w:val="Bibliography"/>
         <w:rPr/>
       </w:pPr>
-      <w:bookmarkStart w:id="61" w:name="ref-ramantswana_esgfm_2026"/>
+      <w:bookmarkStart w:id="63" w:name="ref-ramantswana_esgfm_2026"/>
       <w:r>
         <w:rPr/>
         <w:t xml:space="preserve">RAMANTSWANA, Thabelo </w:t>
@@ -15227,7 +15255,7 @@
         <w:rPr/>
         <w:t xml:space="preserve"> </w:t>
       </w:r>
-      <w:hyperlink r:id="rId44">
+      <w:hyperlink r:id="rId45">
         <w:r>
           <w:rPr>
             <w:rStyle w:val="Hyperlink"/>
@@ -15250,14 +15278,14 @@
         <w:rPr/>
         <w:t>, v. 44, n. 5, p. 1246–1266, 2026.</w:t>
       </w:r>
-      <w:bookmarkEnd w:id="61"/>
+      <w:bookmarkEnd w:id="63"/>
     </w:p>
     <w:p>
       <w:pPr>
         <w:pStyle w:val="Bibliography"/>
         <w:rPr/>
       </w:pPr>
-      <w:bookmarkStart w:id="62" w:name="ref-rathbone_deduplicacao_2015"/>
+      <w:bookmarkStart w:id="64" w:name="ref-rathbone_deduplicacao_2015"/>
       <w:r>
         <w:rPr/>
         <w:t xml:space="preserve">RATHBONE, John </w:t>
@@ -15273,7 +15301,7 @@
         <w:rPr/>
         <w:t xml:space="preserve"> </w:t>
       </w:r>
-      <w:hyperlink r:id="rId45">
+      <w:hyperlink r:id="rId46">
         <w:r>
           <w:rPr>
             <w:rStyle w:val="Hyperlink"/>
@@ -15296,19 +15324,19 @@
         <w:rPr/>
         <w:t>, v. 4, p. 6, 2015.</w:t>
       </w:r>
-      <w:bookmarkEnd w:id="62"/>
+      <w:bookmarkEnd w:id="64"/>
     </w:p>
     <w:p>
       <w:pPr>
         <w:pStyle w:val="Bibliography"/>
         <w:rPr/>
       </w:pPr>
-      <w:bookmarkStart w:id="63" w:name="ref-snyder_revisaometodologia_2019"/>
+      <w:bookmarkStart w:id="65" w:name="ref-snyder_revisaometodologia_2019"/>
       <w:r>
         <w:rPr/>
         <w:t xml:space="preserve">SNYDER, Hannah. </w:t>
       </w:r>
-      <w:hyperlink r:id="rId46">
+      <w:hyperlink r:id="rId47">
         <w:r>
           <w:rPr>
             <w:rStyle w:val="Hyperlink"/>
@@ -15331,19 +15359,19 @@
         <w:rPr/>
         <w:t>, v. 104, p. 333–339, 2019.</w:t>
       </w:r>
-      <w:bookmarkEnd w:id="63"/>
+      <w:bookmarkEnd w:id="65"/>
     </w:p>
     <w:p>
       <w:pPr>
         <w:pStyle w:val="Bibliography"/>
         <w:rPr/>
       </w:pPr>
-      <w:bookmarkStart w:id="64" w:name="ref-suh_demandaenergiaagua_2012"/>
+      <w:bookmarkStart w:id="66" w:name="ref-suh_demandaenergiaagua_2012"/>
       <w:r>
         <w:rPr/>
         <w:t xml:space="preserve">SUH, Dongjun; CHANG, Seongju. </w:t>
       </w:r>
-      <w:hyperlink r:id="rId47">
+      <w:hyperlink r:id="rId48">
         <w:r>
           <w:rPr>
             <w:rStyle w:val="Hyperlink"/>
@@ -15366,19 +15394,19 @@
         <w:rPr/>
         <w:t>, v. 5, n. 11, p. 4497–4516, 2012.</w:t>
       </w:r>
-      <w:bookmarkEnd w:id="64"/>
+      <w:bookmarkEnd w:id="66"/>
     </w:p>
     <w:p>
       <w:pPr>
         <w:pStyle w:val="Bibliography"/>
         <w:rPr/>
       </w:pPr>
-      <w:bookmarkStart w:id="65" w:name="ref-talib_hospitalfm_2013"/>
+      <w:bookmarkStart w:id="67" w:name="ref-talib_hospitalfm_2013"/>
       <w:r>
         <w:rPr/>
         <w:t xml:space="preserve">TALIB, Yuhainis; RAJAGOPALAN, Priyadarsini; YANG, Jay. </w:t>
       </w:r>
-      <w:hyperlink r:id="rId48">
+      <w:hyperlink r:id="rId49">
         <w:r>
           <w:rPr>
             <w:rStyle w:val="Hyperlink"/>
@@ -15401,19 +15429,19 @@
         <w:rPr/>
         <w:t>, v. 31, n. 13/14, p. 681–701, 2013.</w:t>
       </w:r>
-      <w:bookmarkEnd w:id="65"/>
+      <w:bookmarkEnd w:id="67"/>
     </w:p>
     <w:p>
       <w:pPr>
         <w:pStyle w:val="Bibliography"/>
         <w:rPr/>
       </w:pPr>
-      <w:bookmarkStart w:id="66" w:name="ref-tan_fluxoinformacao_2018"/>
+      <w:bookmarkStart w:id="68" w:name="ref-tan_fluxoinformacao_2018"/>
       <w:r>
         <w:rPr/>
         <w:t xml:space="preserve">TAN, Adeline Zhu Teng; ZAMAN, Atiq Uz; SUTRISNA, Monty. </w:t>
       </w:r>
-      <w:hyperlink r:id="rId49">
+      <w:hyperlink r:id="rId50">
         <w:r>
           <w:rPr>
             <w:rStyle w:val="Hyperlink"/>
@@ -15436,19 +15464,19 @@
         <w:rPr/>
         <w:t>, v. 36, n. 3/4, p. 151–170, 2018.</w:t>
       </w:r>
-      <w:bookmarkEnd w:id="66"/>
+      <w:bookmarkEnd w:id="68"/>
     </w:p>
     <w:p>
       <w:pPr>
         <w:pStyle w:val="Bibliography"/>
         <w:rPr/>
       </w:pPr>
-      <w:bookmarkStart w:id="67" w:name="ref-whittemore_revisaointegrativa_2005"/>
+      <w:bookmarkStart w:id="69" w:name="ref-whittemore_revisaointegrativa_2005"/>
       <w:r>
         <w:rPr/>
         <w:t xml:space="preserve">WHITTEMORE, Robin; KNAFL, Kathleen. </w:t>
       </w:r>
-      <w:hyperlink r:id="rId50">
+      <w:hyperlink r:id="rId51">
         <w:r>
           <w:rPr>
             <w:rStyle w:val="Hyperlink"/>
@@ -15471,19 +15499,19 @@
         <w:rPr/>
         <w:t>, v. 52, n. 5, p. 546–553, 2005.</w:t>
       </w:r>
-      <w:bookmarkEnd w:id="67"/>
+      <w:bookmarkEnd w:id="69"/>
     </w:p>
     <w:p>
       <w:pPr>
         <w:pStyle w:val="Bibliography"/>
         <w:rPr/>
       </w:pPr>
-      <w:bookmarkStart w:id="68" w:name="ref-wu_gnnvidautil_2025"/>
+      <w:bookmarkStart w:id="70" w:name="ref-wu_gnnvidautil_2025"/>
       <w:r>
         <w:rPr/>
         <w:t xml:space="preserve">WU, Pei-Yu; MUNDT-PETERSEN, S. Olof. </w:t>
       </w:r>
-      <w:hyperlink r:id="rId51">
+      <w:hyperlink r:id="rId52">
         <w:r>
           <w:rPr>
             <w:rStyle w:val="Hyperlink"/>
@@ -15506,7 +15534,7 @@
         <w:rPr/>
         <w:t>, v. 1554, p. 012036, 2025.</w:t>
       </w:r>
-      <w:bookmarkEnd w:id="68"/>
+      <w:bookmarkEnd w:id="70"/>
     </w:p>
     <w:p>
       <w:pPr>
@@ -15514,12 +15542,12 @@
         <w:spacing w:before="0" w:after="200"/>
         <w:rPr/>
       </w:pPr>
-      <w:bookmarkStart w:id="69" w:name="ref-yoon_fuzzyfm_2018"/>
+      <w:bookmarkStart w:id="71" w:name="ref-yoon_fuzzyfm_2018"/>
       <w:r>
         <w:rPr/>
         <w:t xml:space="preserve">YOON, Jong Han; CHA, Hee Sung. </w:t>
       </w:r>
-      <w:hyperlink r:id="rId52">
+      <w:hyperlink r:id="rId53">
         <w:r>
           <w:rPr>
             <w:rStyle w:val="Hyperlink"/>
@@ -15544,7 +15572,8 @@
       </w:r>
       <w:bookmarkEnd w:id="25"/>
       <w:bookmarkEnd w:id="26"/>
-      <w:bookmarkEnd w:id="69"/>
+      <w:bookmarkEnd w:id="27"/>
+      <w:bookmarkEnd w:id="71"/>
     </w:p>
     <w:sectPr>
       <w:type w:val="nextPage"/>
